--- a/output/procedures/ALP-EPC-00000-GE-PLN-0001.docx
+++ b/output/procedures/ALP-EPC-00000-GE-PLN-0001.docx
@@ -211,7 +211,7 @@
               <w:rPr>
                 <w:sz w:val="16"/>
               </w:rPr>
-              <w:t>IFR 2027-03-12, IFA 2027-04-09, IFC 2027-04-16</w:t>
+              <w:t>IFR 2027-03-03, IFA 2027-03-31, IFC 2027-04-07</w:t>
             </w:r>
           </w:p>
         </w:tc>
@@ -773,7 +773,7 @@
               <w:rPr>
                 <w:sz w:val="15"/>
               </w:rPr>
-              <w:t>29,928</w:t>
+              <w:t>29,888</w:t>
             </w:r>
           </w:p>
         </w:tc>
@@ -805,7 +805,7 @@
               <w:rPr>
                 <w:sz w:val="15"/>
               </w:rPr>
-              <w:t>2027-09-15</w:t>
+              <w:t>2027-09-16</w:t>
             </w:r>
           </w:p>
         </w:tc>
@@ -954,7 +954,7 @@
               <w:rPr>
                 <w:sz w:val="15"/>
               </w:rPr>
-              <w:t>2028-06-02</w:t>
+              <w:t>2028-05-31</w:t>
             </w:r>
           </w:p>
         </w:tc>
@@ -1071,7 +1071,7 @@
               <w:rPr>
                 <w:sz w:val="15"/>
               </w:rPr>
-              <w:t>16,546</w:t>
+              <w:t>16,506</w:t>
             </w:r>
           </w:p>
         </w:tc>
@@ -1103,7 +1103,7 @@
               <w:rPr>
                 <w:sz w:val="15"/>
               </w:rPr>
-              <w:t>2027-12-14</w:t>
+              <w:t>2027-12-13</w:t>
             </w:r>
           </w:p>
         </w:tc>
@@ -1220,7 +1220,7 @@
               <w:rPr>
                 <w:sz w:val="15"/>
               </w:rPr>
-              <w:t>6,152</w:t>
+              <w:t>6,112</w:t>
             </w:r>
           </w:p>
         </w:tc>
@@ -1252,7 +1252,7 @@
               <w:rPr>
                 <w:sz w:val="15"/>
               </w:rPr>
-              <w:t>2028-01-03</w:t>
+              <w:t>2027-12-28</w:t>
             </w:r>
           </w:p>
         </w:tc>
@@ -1289,12 +1289,44 @@
               <w:rPr>
                 <w:sz w:val="15"/>
               </w:rPr>
+              <w:t>38</w:t>
+            </w:r>
+          </w:p>
+        </w:tc>
+        <w:tc>
+          <w:tcPr>
+            <w:tcW w:type="dxa" w:w="680"/>
+          </w:tcPr>
+          <w:p>
+            <w:pPr>
+              <w:spacing w:after="0"/>
+            </w:pPr>
+            <w:r>
+              <w:rPr>
+                <w:sz w:val="15"/>
+              </w:rPr>
               <w:t>37</w:t>
             </w:r>
           </w:p>
         </w:tc>
         <w:tc>
           <w:tcPr>
+            <w:tcW w:type="dxa" w:w="794"/>
+          </w:tcPr>
+          <w:p>
+            <w:pPr>
+              <w:spacing w:after="0"/>
+            </w:pPr>
+            <w:r>
+              <w:rPr>
+                <w:sz w:val="15"/>
+              </w:rPr>
+              <w:t>1</w:t>
+            </w:r>
+          </w:p>
+        </w:tc>
+        <w:tc>
+          <w:tcPr>
             <w:tcW w:type="dxa" w:w="680"/>
           </w:tcPr>
           <w:p>
@@ -1305,7 +1337,7 @@
               <w:rPr>
                 <w:sz w:val="15"/>
               </w:rPr>
-              <w:t>36</w:t>
+              <w:t>1</w:t>
             </w:r>
           </w:p>
         </w:tc>
@@ -1321,13 +1353,13 @@
               <w:rPr>
                 <w:sz w:val="15"/>
               </w:rPr>
-              <w:t>1</w:t>
-            </w:r>
-          </w:p>
-        </w:tc>
-        <w:tc>
-          <w:tcPr>
-            <w:tcW w:type="dxa" w:w="680"/>
+              <w:t>11</w:t>
+            </w:r>
+          </w:p>
+        </w:tc>
+        <w:tc>
+          <w:tcPr>
+            <w:tcW w:type="dxa" w:w="907"/>
           </w:tcPr>
           <w:p>
             <w:pPr>
@@ -1337,13 +1369,13 @@
               <w:rPr>
                 <w:sz w:val="15"/>
               </w:rPr>
-              <w:t>0</w:t>
-            </w:r>
-          </w:p>
-        </w:tc>
-        <w:tc>
-          <w:tcPr>
-            <w:tcW w:type="dxa" w:w="794"/>
+              <w:t>3,924</w:t>
+            </w:r>
+          </w:p>
+        </w:tc>
+        <w:tc>
+          <w:tcPr>
+            <w:tcW w:type="dxa" w:w="1247"/>
           </w:tcPr>
           <w:p>
             <w:pPr>
@@ -1353,13 +1385,13 @@
               <w:rPr>
                 <w:sz w:val="15"/>
               </w:rPr>
-              <w:t>11</w:t>
-            </w:r>
-          </w:p>
-        </w:tc>
-        <w:tc>
-          <w:tcPr>
-            <w:tcW w:type="dxa" w:w="907"/>
+              <w:t>2026-12-07</w:t>
+            </w:r>
+          </w:p>
+        </w:tc>
+        <w:tc>
+          <w:tcPr>
+            <w:tcW w:type="dxa" w:w="1247"/>
           </w:tcPr>
           <w:p>
             <w:pPr>
@@ -1369,39 +1401,7 @@
               <w:rPr>
                 <w:sz w:val="15"/>
               </w:rPr>
-              <w:t>3,724</w:t>
-            </w:r>
-          </w:p>
-        </w:tc>
-        <w:tc>
-          <w:tcPr>
-            <w:tcW w:type="dxa" w:w="1247"/>
-          </w:tcPr>
-          <w:p>
-            <w:pPr>
-              <w:spacing w:after="0"/>
-            </w:pPr>
-            <w:r>
-              <w:rPr>
-                <w:sz w:val="15"/>
-              </w:rPr>
-              <w:t>2026-12-07</w:t>
-            </w:r>
-          </w:p>
-        </w:tc>
-        <w:tc>
-          <w:tcPr>
-            <w:tcW w:type="dxa" w:w="1247"/>
-          </w:tcPr>
-          <w:p>
-            <w:pPr>
-              <w:spacing w:after="0"/>
-            </w:pPr>
-            <w:r>
-              <w:rPr>
-                <w:sz w:val="15"/>
-              </w:rPr>
-              <w:t>2027-10-12</w:t>
+              <w:t>2027-10-19</w:t>
             </w:r>
           </w:p>
         </w:tc>
@@ -1518,7 +1518,7 @@
               <w:rPr>
                 <w:sz w:val="15"/>
               </w:rPr>
-              <w:t>4,890</w:t>
+              <w:t>4,850</w:t>
             </w:r>
           </w:p>
         </w:tc>
@@ -1550,7 +1550,7 @@
               <w:rPr>
                 <w:sz w:val="15"/>
               </w:rPr>
-              <w:t>2027-07-21</w:t>
+              <w:t>2027-07-12</w:t>
             </w:r>
           </w:p>
         </w:tc>
@@ -1667,7 +1667,7 @@
               <w:rPr>
                 <w:sz w:val="15"/>
               </w:rPr>
-              <w:t>28,520</w:t>
+              <w:t>28,480</w:t>
             </w:r>
           </w:p>
         </w:tc>
@@ -1699,7 +1699,7 @@
               <w:rPr>
                 <w:sz w:val="15"/>
               </w:rPr>
-              <w:t>2028-02-02</w:t>
+              <w:t>2028-01-26</w:t>
             </w:r>
           </w:p>
         </w:tc>
@@ -1736,7 +1736,7 @@
               <w:rPr>
                 <w:sz w:val="15"/>
               </w:rPr>
-              <w:t>655</w:t>
+              <w:t>656</w:t>
             </w:r>
           </w:p>
         </w:tc>
@@ -1752,7 +1752,7 @@
               <w:rPr>
                 <w:sz w:val="15"/>
               </w:rPr>
-              <w:t>195</w:t>
+              <w:t>196</w:t>
             </w:r>
           </w:p>
         </w:tc>
@@ -1784,7 +1784,7 @@
               <w:rPr>
                 <w:sz w:val="15"/>
               </w:rPr>
-              <w:t>0</w:t>
+              <w:t>1</w:t>
             </w:r>
           </w:p>
         </w:tc>
@@ -1816,7 +1816,7 @@
               <w:rPr>
                 <w:sz w:val="15"/>
               </w:rPr>
-              <w:t>13,218</w:t>
+              <w:t>13,418</w:t>
             </w:r>
           </w:p>
         </w:tc>
@@ -1997,7 +1997,7 @@
               <w:rPr>
                 <w:sz w:val="15"/>
               </w:rPr>
-              <w:t>2028-07-07</w:t>
+              <w:t>2028-07-06</w:t>
             </w:r>
           </w:p>
         </w:tc>
@@ -2034,7 +2034,7 @@
               <w:rPr>
                 <w:sz w:val="15"/>
               </w:rPr>
-              <w:t>152</w:t>
+              <w:t>153</w:t>
             </w:r>
           </w:p>
         </w:tc>
@@ -2050,7 +2050,7 @@
               <w:rPr>
                 <w:sz w:val="15"/>
               </w:rPr>
-              <w:t>125</w:t>
+              <w:t>126</w:t>
             </w:r>
           </w:p>
         </w:tc>
@@ -2082,7 +2082,7 @@
               <w:rPr>
                 <w:sz w:val="15"/>
               </w:rPr>
-              <w:t>12</w:t>
+              <w:t>13</w:t>
             </w:r>
           </w:p>
         </w:tc>
@@ -2114,7 +2114,7 @@
               <w:rPr>
                 <w:sz w:val="15"/>
               </w:rPr>
-              <w:t>17,807</w:t>
+              <w:t>18,007</w:t>
             </w:r>
           </w:p>
         </w:tc>
@@ -2146,7 +2146,7 @@
               <w:rPr>
                 <w:sz w:val="15"/>
               </w:rPr>
-              <w:t>2027-08-30</w:t>
+              <w:t>2027-08-13</w:t>
             </w:r>
           </w:p>
         </w:tc>
@@ -2279,7 +2279,7 @@
               <w:rPr>
                 <w:sz w:val="15"/>
               </w:rPr>
-              <w:t>2027-03-05</w:t>
+              <w:t>2027-02-24</w:t>
             </w:r>
           </w:p>
         </w:tc>
@@ -2295,7 +2295,7 @@
               <w:rPr>
                 <w:sz w:val="15"/>
               </w:rPr>
-              <w:t>2027-05-21</w:t>
+              <w:t>2027-05-12</w:t>
             </w:r>
           </w:p>
         </w:tc>
@@ -2444,7 +2444,7 @@
               <w:rPr>
                 <w:sz w:val="15"/>
               </w:rPr>
-              <w:t>2027-07-27</w:t>
+              <w:t>2027-07-28</w:t>
             </w:r>
           </w:p>
         </w:tc>
@@ -2457,7 +2457,7 @@
     </w:p>
     <w:p>
       <w:r>
-        <w:t>Total 2205 documents, 211,445 hours: EPC document preparation incl. checking and the plant 3D model; for supplier documents the EPC review. Site support, expediting and management are budgeted separately.</w:t>
+        <w:t>Total 2208 documents, 211,845 hours: EPC document preparation incl. checking and the plant 3D model; for supplier documents the EPC review. Site support, expediting and management are budgeted separately.</w:t>
       </w:r>
     </w:p>
     <w:p>
@@ -2471,7 +2471,7 @@
     </w:p>
     <w:p>
       <w:r>
-        <w:t>72 MDL rules (records mdl_rule) define the documents per plant, system, structure, construction area, procurement package and equipment group: type, quantity basis (sheets per P&amp;ID sheet, instrument, loop, line, isometric, consumer, structure ...), hours, inputs, EWP / MR links and, for supplier documents, the timing after the purchase order. Quantities are system estimates (basis DEC-EPCE-0008) until the equipment, instrument and line registers are larger; python -m engine mdl sync keeps the documents in line with the rules and registers. Single deliverables (studies, plans, permit dossiers, test reports) are individual records citing their requirement, permit or clause.</w:t>
+        <w:t>80 MDL rules (records mdl_rule) define the documents per plant, system, structure, construction area, procurement package and equipment group: type, quantity basis (sheets per P&amp;ID sheet, instrument, loop, line, isometric, consumer, structure ...), hours, inputs, EWP / MR links and, for supplier documents, the timing after the purchase order. Quantities are system estimates (basis DEC-EPCE-0008) until the equipment, instrument and line registers are larger; python -m engine mdl sync keeps the documents in line with the rules and registers. Single deliverables (studies, plans, permit dossiers, test reports) are individual records citing their requirement, permit or clause.</w:t>
       </w:r>
     </w:p>
     <w:tbl>
@@ -2665,7 +2665,7 @@
               <w:rPr>
                 <w:sz w:val="15"/>
               </w:rPr>
-              <w:t>3</w:t>
+              <w:t>11</w:t>
             </w:r>
           </w:p>
         </w:tc>
@@ -2927,7 +2927,7 @@
               <w:rPr>
                 <w:sz w:val="15"/>
               </w:rPr>
-              <w:t>13,379</w:t>
+              <w:t>13,382</w:t>
             </w:r>
           </w:p>
         </w:tc>
@@ -3012,7 +3012,7 @@
               <w:rPr>
                 <w:sz w:val="15"/>
               </w:rPr>
-              <w:t>200,900</w:t>
+              <w:t>201,300</w:t>
             </w:r>
           </w:p>
         </w:tc>
@@ -3522,7 +3522,7 @@
               <w:rPr>
                 <w:sz w:val="15"/>
               </w:rPr>
-              <w:t>36</w:t>
+              <w:t>37</w:t>
             </w:r>
           </w:p>
         </w:tc>
@@ -3777,7 +3777,7 @@
               <w:rPr>
                 <w:sz w:val="15"/>
               </w:rPr>
-              <w:t>468</w:t>
+              <w:t>469</w:t>
             </w:r>
           </w:p>
         </w:tc>
@@ -3947,7 +3947,7 @@
               <w:rPr>
                 <w:sz w:val="15"/>
               </w:rPr>
-              <w:t>247</w:t>
+              <w:t>248</w:t>
             </w:r>
           </w:p>
         </w:tc>
@@ -4061,7 +4061,7 @@
     </w:p>
     <w:p>
       <w:r>
-        <w:t>Coverage is checked at every engine run: every KKS system has the document types its category requires, every Employer's Requirement and every EPC / IEC scope item is answered by at least one document, every equipment item has a datasheet, an MR and a CWP, every MR a specification and a requisition, every CWP an EWP.</w:t>
+        <w:t>Coverage is checked at every engine run: every design discipline has its design criteria, every KKS system has the document types its category requires, every Employer's Requirement and every EPC / IEC scope item is answered by at least one document, every equipment item has a datasheet, an MR and a CWP, every MR a specification and a requisition, every CWP an EWP.</w:t>
       </w:r>
     </w:p>
     <w:p>
@@ -4410,7 +4410,7 @@
               <w:rPr>
                 <w:sz w:val="14"/>
               </w:rPr>
-              <w:t>240</w:t>
+              <w:t>213</w:t>
             </w:r>
           </w:p>
         </w:tc>
@@ -4426,7 +4426,6 @@
               <w:rPr>
                 <w:sz w:val="14"/>
               </w:rPr>
-              <w:t>5</w:t>
             </w:r>
           </w:p>
         </w:tc>
@@ -4442,7 +4441,7 @@
               <w:rPr>
                 <w:sz w:val="14"/>
               </w:rPr>
-              <w:t>43</w:t>
+              <w:t>24</w:t>
             </w:r>
           </w:p>
         </w:tc>
@@ -4506,7 +4505,7 @@
               <w:rPr>
                 <w:sz w:val="14"/>
               </w:rPr>
-              <w:t>29</w:t>
+              <w:t>11</w:t>
             </w:r>
           </w:p>
         </w:tc>
@@ -4522,7 +4521,6 @@
               <w:rPr>
                 <w:sz w:val="14"/>
               </w:rPr>
-              <w:t>47</w:t>
             </w:r>
           </w:p>
         </w:tc>
@@ -4554,7 +4552,6 @@
               <w:rPr>
                 <w:sz w:val="14"/>
               </w:rPr>
-              <w:t>3</w:t>
             </w:r>
           </w:p>
         </w:tc>
@@ -4824,6 +4821,22 @@
               <w:rPr>
                 <w:sz w:val="14"/>
               </w:rPr>
+              <w:t>4</w:t>
+            </w:r>
+          </w:p>
+        </w:tc>
+        <w:tc>
+          <w:tcPr>
+            <w:tcW w:type="dxa" w:w="680"/>
+          </w:tcPr>
+          <w:p>
+            <w:pPr>
+              <w:spacing w:after="0"/>
+            </w:pPr>
+            <w:r>
+              <w:rPr>
+                <w:sz w:val="14"/>
+              </w:rPr>
               <w:t>12</w:t>
             </w:r>
           </w:p>
@@ -4840,7 +4853,7 @@
               <w:rPr>
                 <w:sz w:val="14"/>
               </w:rPr>
-              <w:t>22</w:t>
+              <w:t>236</w:t>
             </w:r>
           </w:p>
         </w:tc>
@@ -4856,7 +4869,7 @@
               <w:rPr>
                 <w:sz w:val="14"/>
               </w:rPr>
-              <w:t>263</w:t>
+              <w:t>12</w:t>
             </w:r>
           </w:p>
         </w:tc>
@@ -4872,7 +4885,6 @@
               <w:rPr>
                 <w:sz w:val="14"/>
               </w:rPr>
-              <w:t>13</w:t>
             </w:r>
           </w:p>
         </w:tc>
@@ -4903,6 +4915,7 @@
               <w:rPr>
                 <w:sz w:val="14"/>
               </w:rPr>
+              <w:t>10</w:t>
             </w:r>
           </w:p>
         </w:tc>
@@ -4918,7 +4931,7 @@
               <w:rPr>
                 <w:sz w:val="14"/>
               </w:rPr>
-              <w:t>46</w:t>
+              <w:t>77</w:t>
             </w:r>
           </w:p>
         </w:tc>
@@ -4934,7 +4947,6 @@
               <w:rPr>
                 <w:sz w:val="14"/>
               </w:rPr>
-              <w:t>171</w:t>
             </w:r>
           </w:p>
         </w:tc>
@@ -4950,22 +4962,6 @@
               <w:rPr>
                 <w:sz w:val="14"/>
               </w:rPr>
-            </w:r>
-          </w:p>
-        </w:tc>
-        <w:tc>
-          <w:tcPr>
-            <w:tcW w:type="dxa" w:w="680"/>
-          </w:tcPr>
-          <w:p>
-            <w:pPr>
-              <w:spacing w:after="0"/>
-            </w:pPr>
-            <w:r>
-              <w:rPr>
-                <w:sz w:val="14"/>
-              </w:rPr>
-              <w:t>6</w:t>
             </w:r>
           </w:p>
         </w:tc>
@@ -5032,7 +5028,7 @@
               <w:rPr>
                 <w:sz w:val="14"/>
               </w:rPr>
-              <w:t>29</w:t>
+              <w:t>1</w:t>
             </w:r>
           </w:p>
         </w:tc>
@@ -5048,7 +5044,6 @@
               <w:rPr>
                 <w:sz w:val="14"/>
               </w:rPr>
-              <w:t>35</w:t>
             </w:r>
           </w:p>
         </w:tc>
@@ -5064,7 +5059,7 @@
               <w:rPr>
                 <w:sz w:val="14"/>
               </w:rPr>
-              <w:t>68</w:t>
+              <w:t>5</w:t>
             </w:r>
           </w:p>
         </w:tc>
@@ -5096,6 +5091,22 @@
               <w:rPr>
                 <w:sz w:val="14"/>
               </w:rPr>
+              <w:t>3</w:t>
+            </w:r>
+          </w:p>
+        </w:tc>
+        <w:tc>
+          <w:tcPr>
+            <w:tcW w:type="dxa" w:w="680"/>
+          </w:tcPr>
+          <w:p>
+            <w:pPr>
+              <w:spacing w:after="0"/>
+            </w:pPr>
+            <w:r>
+              <w:rPr>
+                <w:sz w:val="14"/>
+              </w:rPr>
               <w:t>2</w:t>
             </w:r>
           </w:p>
@@ -5112,7 +5123,7 @@
               <w:rPr>
                 <w:sz w:val="14"/>
               </w:rPr>
-              <w:t>2</w:t>
+              <w:t>12</w:t>
             </w:r>
           </w:p>
         </w:tc>
@@ -5128,7 +5139,7 @@
               <w:rPr>
                 <w:sz w:val="14"/>
               </w:rPr>
-              <w:t>138</w:t>
+              <w:t>71</w:t>
             </w:r>
           </w:p>
         </w:tc>
@@ -5144,7 +5155,7 @@
               <w:rPr>
                 <w:sz w:val="14"/>
               </w:rPr>
-              <w:t>399</w:t>
+              <w:t>3</w:t>
             </w:r>
           </w:p>
         </w:tc>
@@ -5160,23 +5171,7 @@
               <w:rPr>
                 <w:sz w:val="14"/>
               </w:rPr>
-              <w:t>3</w:t>
-            </w:r>
-          </w:p>
-        </w:tc>
-        <w:tc>
-          <w:tcPr>
-            <w:tcW w:type="dxa" w:w="680"/>
-          </w:tcPr>
-          <w:p>
-            <w:pPr>
-              <w:spacing w:after="0"/>
-            </w:pPr>
-            <w:r>
-              <w:rPr>
-                <w:sz w:val="14"/>
-              </w:rPr>
-              <w:t>63</w:t>
+              <w:t>43</w:t>
             </w:r>
           </w:p>
         </w:tc>
@@ -5307,7 +5302,7 @@
               <w:rPr>
                 <w:sz w:val="14"/>
               </w:rPr>
-              <w:t>31</w:t>
+              <w:t>45</w:t>
             </w:r>
           </w:p>
         </w:tc>
@@ -5467,7 +5462,7 @@
               <w:rPr>
                 <w:sz w:val="14"/>
               </w:rPr>
-              <w:t>11</w:t>
+              <w:t>4</w:t>
             </w:r>
           </w:p>
         </w:tc>
@@ -5530,7 +5525,7 @@
               <w:rPr>
                 <w:sz w:val="14"/>
               </w:rPr>
-              <w:t>24</w:t>
+              <w:t>22</w:t>
             </w:r>
           </w:p>
         </w:tc>
@@ -5546,7 +5541,7 @@
               <w:rPr>
                 <w:sz w:val="14"/>
               </w:rPr>
-              <w:t>14</w:t>
+              <w:t>9</w:t>
             </w:r>
           </w:p>
         </w:tc>
@@ -5661,7 +5656,6 @@
               <w:rPr>
                 <w:sz w:val="14"/>
               </w:rPr>
-              <w:t>16</w:t>
             </w:r>
           </w:p>
         </w:tc>
@@ -5677,7 +5671,7 @@
               <w:rPr>
                 <w:sz w:val="14"/>
               </w:rPr>
-              <w:t>118</w:t>
+              <w:t>47</w:t>
             </w:r>
           </w:p>
         </w:tc>
@@ -5693,7 +5687,7 @@
               <w:rPr>
                 <w:sz w:val="14"/>
               </w:rPr>
-              <w:t>41</w:t>
+              <w:t>5</w:t>
             </w:r>
           </w:p>
         </w:tc>
@@ -5709,7 +5703,7 @@
               <w:rPr>
                 <w:sz w:val="14"/>
               </w:rPr>
-              <w:t>18</w:t>
+              <w:t>15</w:t>
             </w:r>
           </w:p>
         </w:tc>
@@ -5755,7 +5749,7 @@
               <w:rPr>
                 <w:sz w:val="14"/>
               </w:rPr>
-              <w:t>530</w:t>
+              <w:t>407</w:t>
             </w:r>
           </w:p>
         </w:tc>
@@ -5771,7 +5765,7 @@
               <w:rPr>
                 <w:sz w:val="14"/>
               </w:rPr>
-              <w:t>226</w:t>
+              <w:t>38</w:t>
             </w:r>
           </w:p>
         </w:tc>
@@ -5802,7 +5796,7 @@
               <w:rPr>
                 <w:sz w:val="14"/>
               </w:rPr>
-              <w:t>13</w:t>
+              <w:t>1</w:t>
             </w:r>
           </w:p>
         </w:tc>
@@ -5869,7 +5863,7 @@
               <w:rPr>
                 <w:sz w:val="14"/>
               </w:rPr>
-              <w:t>29</w:t>
+              <w:t>19</w:t>
             </w:r>
           </w:p>
         </w:tc>
@@ -5885,7 +5879,7 @@
               <w:rPr>
                 <w:sz w:val="14"/>
               </w:rPr>
-              <w:t>48</w:t>
+              <w:t>36</w:t>
             </w:r>
           </w:p>
         </w:tc>
@@ -5901,7 +5895,7 @@
               <w:rPr>
                 <w:sz w:val="14"/>
               </w:rPr>
-              <w:t>42</w:t>
+              <w:t>22</w:t>
             </w:r>
           </w:p>
         </w:tc>
@@ -5949,7 +5943,7 @@
               <w:rPr>
                 <w:sz w:val="14"/>
               </w:rPr>
-              <w:t>3</w:t>
+              <w:t>4</w:t>
             </w:r>
           </w:p>
         </w:tc>
@@ -5965,7 +5959,7 @@
               <w:rPr>
                 <w:sz w:val="14"/>
               </w:rPr>
-              <w:t>88</w:t>
+              <w:t>46</w:t>
             </w:r>
           </w:p>
         </w:tc>
@@ -5981,7 +5975,7 @@
               <w:rPr>
                 <w:sz w:val="14"/>
               </w:rPr>
-              <w:t>612</w:t>
+              <w:t>581</w:t>
             </w:r>
           </w:p>
         </w:tc>
@@ -6013,7 +6007,7 @@
               <w:rPr>
                 <w:sz w:val="14"/>
               </w:rPr>
-              <w:t>30</w:t>
+              <w:t>22</w:t>
             </w:r>
           </w:p>
         </w:tc>
@@ -6081,7 +6075,7 @@
               <w:rPr>
                 <w:sz w:val="14"/>
               </w:rPr>
-              <w:t>49</w:t>
+              <w:t>41</w:t>
             </w:r>
           </w:p>
         </w:tc>
@@ -6097,7 +6091,6 @@
               <w:rPr>
                 <w:sz w:val="14"/>
               </w:rPr>
-              <w:t>10</w:t>
             </w:r>
           </w:p>
         </w:tc>
@@ -6113,7 +6106,7 @@
               <w:rPr>
                 <w:sz w:val="14"/>
               </w:rPr>
-              <w:t>44</w:t>
+              <w:t>26</w:t>
             </w:r>
           </w:p>
         </w:tc>
@@ -6177,7 +6170,7 @@
               <w:rPr>
                 <w:sz w:val="14"/>
               </w:rPr>
-              <w:t>47</w:t>
+              <w:t>11</w:t>
             </w:r>
           </w:p>
         </w:tc>
@@ -6193,7 +6186,7 @@
               <w:rPr>
                 <w:sz w:val="14"/>
               </w:rPr>
-              <w:t>109</w:t>
+              <w:t>15</w:t>
             </w:r>
           </w:p>
         </w:tc>
@@ -6209,7 +6202,7 @@
               <w:rPr>
                 <w:sz w:val="14"/>
               </w:rPr>
-              <w:t>462</w:t>
+              <w:t>357</w:t>
             </w:r>
           </w:p>
         </w:tc>
@@ -6225,7 +6218,7 @@
               <w:rPr>
                 <w:sz w:val="14"/>
               </w:rPr>
-              <w:t>47</w:t>
+              <w:t>41</w:t>
             </w:r>
           </w:p>
         </w:tc>
@@ -6293,7 +6286,7 @@
               <w:rPr>
                 <w:sz w:val="14"/>
               </w:rPr>
-              <w:t>12</w:t>
+              <w:t>11</w:t>
             </w:r>
           </w:p>
         </w:tc>
@@ -6309,7 +6302,7 @@
               <w:rPr>
                 <w:sz w:val="14"/>
               </w:rPr>
-              <w:t>188</w:t>
+              <w:t>144</w:t>
             </w:r>
           </w:p>
         </w:tc>
@@ -6372,7 +6365,7 @@
               <w:rPr>
                 <w:sz w:val="14"/>
               </w:rPr>
-              <w:t>1</w:t>
+              <w:t>3</w:t>
             </w:r>
           </w:p>
         </w:tc>
@@ -6388,7 +6381,7 @@
               <w:rPr>
                 <w:sz w:val="14"/>
               </w:rPr>
-              <w:t>296</w:t>
+              <w:t>249</w:t>
             </w:r>
           </w:p>
         </w:tc>
@@ -6404,7 +6397,7 @@
               <w:rPr>
                 <w:sz w:val="14"/>
               </w:rPr>
-              <w:t>70</w:t>
+              <w:t>112</w:t>
             </w:r>
           </w:p>
         </w:tc>
@@ -6436,7 +6429,7 @@
               <w:rPr>
                 <w:sz w:val="14"/>
               </w:rPr>
-              <w:t>160</w:t>
+              <w:t>226</w:t>
             </w:r>
           </w:p>
         </w:tc>
@@ -6704,7 +6697,7 @@
               <w:rPr>
                 <w:sz w:val="14"/>
               </w:rPr>
-              <w:t>9</w:t>
+              <w:t>1</w:t>
             </w:r>
           </w:p>
         </w:tc>
@@ -6720,7 +6713,6 @@
               <w:rPr>
                 <w:sz w:val="14"/>
               </w:rPr>
-              <w:t>10</w:t>
             </w:r>
           </w:p>
         </w:tc>
@@ -6736,7 +6728,6 @@
               <w:rPr>
                 <w:sz w:val="14"/>
               </w:rPr>
-              <w:t>18</w:t>
             </w:r>
           </w:p>
         </w:tc>
@@ -6798,7 +6789,6 @@
               <w:rPr>
                 <w:sz w:val="14"/>
               </w:rPr>
-              <w:t>36</w:t>
             </w:r>
           </w:p>
         </w:tc>
@@ -6814,7 +6804,7 @@
               <w:rPr>
                 <w:sz w:val="14"/>
               </w:rPr>
-              <w:t>95</w:t>
+              <w:t>1</w:t>
             </w:r>
           </w:p>
         </w:tc>
@@ -6845,7 +6835,6 @@
               <w:rPr>
                 <w:sz w:val="14"/>
               </w:rPr>
-              <w:t>6</w:t>
             </w:r>
           </w:p>
         </w:tc>
@@ -10362,6 +10351,37 @@
               <w:rPr>
                 <w:sz w:val="14"/>
               </w:rPr>
+              <w:t>7</w:t>
+            </w:r>
+          </w:p>
+        </w:tc>
+        <w:tc>
+          <w:tcPr>
+            <w:tcW w:type="dxa" w:w="652"/>
+          </w:tcPr>
+          <w:p>
+            <w:pPr>
+              <w:spacing w:after="0"/>
+            </w:pPr>
+            <w:r>
+              <w:rPr>
+                <w:sz w:val="14"/>
+              </w:rPr>
+            </w:r>
+          </w:p>
+        </w:tc>
+        <w:tc>
+          <w:tcPr>
+            <w:tcW w:type="dxa" w:w="652"/>
+          </w:tcPr>
+          <w:p>
+            <w:pPr>
+              <w:spacing w:after="0"/>
+            </w:pPr>
+            <w:r>
+              <w:rPr>
+                <w:sz w:val="14"/>
+              </w:rPr>
               <w:t>6</w:t>
             </w:r>
           </w:p>
@@ -10378,6 +10398,7 @@
               <w:rPr>
                 <w:sz w:val="14"/>
               </w:rPr>
+              <w:t>14</w:t>
             </w:r>
           </w:p>
         </w:tc>
@@ -10393,107 +10414,75 @@
               <w:rPr>
                 <w:sz w:val="14"/>
               </w:rPr>
+              <w:t>97</w:t>
+            </w:r>
+          </w:p>
+        </w:tc>
+        <w:tc>
+          <w:tcPr>
+            <w:tcW w:type="dxa" w:w="652"/>
+          </w:tcPr>
+          <w:p>
+            <w:pPr>
+              <w:spacing w:after="0"/>
+            </w:pPr>
+            <w:r>
+              <w:rPr>
+                <w:sz w:val="14"/>
+              </w:rPr>
+              <w:t>6</w:t>
+            </w:r>
+          </w:p>
+        </w:tc>
+        <w:tc>
+          <w:tcPr>
+            <w:tcW w:type="dxa" w:w="652"/>
+          </w:tcPr>
+          <w:p>
+            <w:pPr>
+              <w:spacing w:after="0"/>
+            </w:pPr>
+            <w:r>
+              <w:rPr>
+                <w:sz w:val="14"/>
+              </w:rPr>
+              <w:t>49</w:t>
+            </w:r>
+          </w:p>
+        </w:tc>
+        <w:tc>
+          <w:tcPr>
+            <w:tcW w:type="dxa" w:w="652"/>
+          </w:tcPr>
+          <w:p>
+            <w:pPr>
+              <w:spacing w:after="0"/>
+            </w:pPr>
+            <w:r>
+              <w:rPr>
+                <w:sz w:val="14"/>
+              </w:rPr>
+            </w:r>
+          </w:p>
+        </w:tc>
+        <w:tc>
+          <w:tcPr>
+            <w:tcW w:type="dxa" w:w="652"/>
+          </w:tcPr>
+          <w:p>
+            <w:pPr>
+              <w:spacing w:after="0"/>
+            </w:pPr>
+            <w:r>
+              <w:rPr>
+                <w:sz w:val="14"/>
+              </w:rPr>
               <w:t>5</w:t>
             </w:r>
           </w:p>
         </w:tc>
         <w:tc>
           <w:tcPr>
-            <w:tcW w:type="dxa" w:w="652"/>
-          </w:tcPr>
-          <w:p>
-            <w:pPr>
-              <w:spacing w:after="0"/>
-            </w:pPr>
-            <w:r>
-              <w:rPr>
-                <w:sz w:val="14"/>
-              </w:rPr>
-              <w:t>15</w:t>
-            </w:r>
-          </w:p>
-        </w:tc>
-        <w:tc>
-          <w:tcPr>
-            <w:tcW w:type="dxa" w:w="652"/>
-          </w:tcPr>
-          <w:p>
-            <w:pPr>
-              <w:spacing w:after="0"/>
-            </w:pPr>
-            <w:r>
-              <w:rPr>
-                <w:sz w:val="14"/>
-              </w:rPr>
-              <w:t>90</w:t>
-            </w:r>
-          </w:p>
-        </w:tc>
-        <w:tc>
-          <w:tcPr>
-            <w:tcW w:type="dxa" w:w="652"/>
-          </w:tcPr>
-          <w:p>
-            <w:pPr>
-              <w:spacing w:after="0"/>
-            </w:pPr>
-            <w:r>
-              <w:rPr>
-                <w:sz w:val="14"/>
-              </w:rPr>
-              <w:t>6</w:t>
-            </w:r>
-          </w:p>
-        </w:tc>
-        <w:tc>
-          <w:tcPr>
-            <w:tcW w:type="dxa" w:w="652"/>
-          </w:tcPr>
-          <w:p>
-            <w:pPr>
-              <w:spacing w:after="0"/>
-            </w:pPr>
-            <w:r>
-              <w:rPr>
-                <w:sz w:val="14"/>
-              </w:rPr>
-              <w:t>46</w:t>
-            </w:r>
-          </w:p>
-        </w:tc>
-        <w:tc>
-          <w:tcPr>
-            <w:tcW w:type="dxa" w:w="652"/>
-          </w:tcPr>
-          <w:p>
-            <w:pPr>
-              <w:spacing w:after="0"/>
-            </w:pPr>
-            <w:r>
-              <w:rPr>
-                <w:sz w:val="14"/>
-              </w:rPr>
-            </w:r>
-          </w:p>
-        </w:tc>
-        <w:tc>
-          <w:tcPr>
-            <w:tcW w:type="dxa" w:w="652"/>
-          </w:tcPr>
-          <w:p>
-            <w:pPr>
-              <w:spacing w:after="0"/>
-            </w:pPr>
-            <w:r>
-              <w:rPr>
-                <w:sz w:val="14"/>
-              </w:rPr>
-              <w:t>5</w:t>
-            </w:r>
-          </w:p>
-        </w:tc>
-        <w:tc>
-          <w:tcPr>
             <w:tcW w:type="dxa" w:w="737"/>
           </w:tcPr>
           <w:p>
@@ -10504,7 +10493,7 @@
               <w:rPr>
                 <w:sz w:val="14"/>
               </w:rPr>
-              <w:t>216</w:t>
+              <w:t>227</w:t>
             </w:r>
           </w:p>
         </w:tc>
@@ -10541,7 +10530,7 @@
               <w:rPr>
                 <w:sz w:val="14"/>
               </w:rPr>
-              <w:t>58</w:t>
+              <w:t>59</w:t>
             </w:r>
           </w:p>
         </w:tc>
@@ -10557,7 +10546,7 @@
               <w:rPr>
                 <w:sz w:val="14"/>
               </w:rPr>
-              <w:t>16</w:t>
+              <w:t>15</w:t>
             </w:r>
           </w:p>
         </w:tc>
@@ -10573,7 +10562,7 @@
               <w:rPr>
                 <w:sz w:val="14"/>
               </w:rPr>
-              <w:t>35</w:t>
+              <w:t>32</w:t>
             </w:r>
           </w:p>
         </w:tc>
@@ -10589,7 +10578,7 @@
               <w:rPr>
                 <w:sz w:val="14"/>
               </w:rPr>
-              <w:t>75</w:t>
+              <w:t>82</w:t>
             </w:r>
           </w:p>
         </w:tc>
@@ -10605,7 +10594,7 @@
               <w:rPr>
                 <w:sz w:val="14"/>
               </w:rPr>
-              <w:t>11</w:t>
+              <w:t>13</w:t>
             </w:r>
           </w:p>
         </w:tc>
@@ -10621,7 +10610,7 @@
               <w:rPr>
                 <w:sz w:val="14"/>
               </w:rPr>
-              <w:t>4</w:t>
+              <w:t>3</w:t>
             </w:r>
           </w:p>
         </w:tc>
@@ -10653,7 +10642,7 @@
               <w:rPr>
                 <w:sz w:val="14"/>
               </w:rPr>
-              <w:t>166</w:t>
+              <w:t>198</w:t>
             </w:r>
           </w:p>
         </w:tc>
@@ -10669,7 +10658,7 @@
               <w:rPr>
                 <w:sz w:val="14"/>
               </w:rPr>
-              <w:t>24</w:t>
+              <w:t>22</w:t>
             </w:r>
           </w:p>
         </w:tc>
@@ -10685,7 +10674,7 @@
               <w:rPr>
                 <w:sz w:val="14"/>
               </w:rPr>
-              <w:t>12</w:t>
+              <w:t>10</w:t>
             </w:r>
           </w:p>
         </w:tc>
@@ -10701,6 +10690,7 @@
               <w:rPr>
                 <w:sz w:val="14"/>
               </w:rPr>
+              <w:t>1</w:t>
             </w:r>
           </w:p>
         </w:tc>
@@ -10731,7 +10721,7 @@
               <w:rPr>
                 <w:sz w:val="14"/>
               </w:rPr>
-              <w:t>474</w:t>
+              <w:t>508</w:t>
             </w:r>
           </w:p>
         </w:tc>
@@ -10784,7 +10774,7 @@
               <w:rPr>
                 <w:sz w:val="14"/>
               </w:rPr>
-              <w:t>38</w:t>
+              <w:t>42</w:t>
             </w:r>
           </w:p>
         </w:tc>
@@ -10800,7 +10790,7 @@
               <w:rPr>
                 <w:sz w:val="14"/>
               </w:rPr>
-              <w:t>51</w:t>
+              <w:t>53</w:t>
             </w:r>
           </w:p>
         </w:tc>
@@ -10816,7 +10806,7 @@
               <w:rPr>
                 <w:sz w:val="14"/>
               </w:rPr>
-              <w:t>89</w:t>
+              <w:t>70</w:t>
             </w:r>
           </w:p>
         </w:tc>
@@ -10832,7 +10822,7 @@
               <w:rPr>
                 <w:sz w:val="14"/>
               </w:rPr>
-              <w:t>15</w:t>
+              <w:t>12</w:t>
             </w:r>
           </w:p>
         </w:tc>
@@ -10880,7 +10870,7 @@
               <w:rPr>
                 <w:sz w:val="14"/>
               </w:rPr>
-              <w:t>161</w:t>
+              <w:t>130</w:t>
             </w:r>
           </w:p>
         </w:tc>
@@ -10896,7 +10886,7 @@
               <w:rPr>
                 <w:sz w:val="14"/>
               </w:rPr>
-              <w:t>7</w:t>
+              <w:t>9</w:t>
             </w:r>
           </w:p>
         </w:tc>
@@ -10912,7 +10902,7 @@
               <w:rPr>
                 <w:sz w:val="14"/>
               </w:rPr>
-              <w:t>61</w:t>
+              <w:t>54</w:t>
             </w:r>
           </w:p>
         </w:tc>
@@ -10928,7 +10918,7 @@
               <w:rPr>
                 <w:sz w:val="14"/>
               </w:rPr>
-              <w:t>2</w:t>
+              <w:t>1</w:t>
             </w:r>
           </w:p>
         </w:tc>
@@ -10960,7 +10950,7 @@
               <w:rPr>
                 <w:sz w:val="14"/>
               </w:rPr>
-              <w:t>675</w:t>
+              <w:t>622</w:t>
             </w:r>
           </w:p>
         </w:tc>
@@ -10997,7 +10987,7 @@
               <w:rPr>
                 <w:sz w:val="14"/>
               </w:rPr>
-              <w:t>9</w:t>
+              <w:t>8</w:t>
             </w:r>
           </w:p>
         </w:tc>
@@ -11013,6 +11003,134 @@
               <w:rPr>
                 <w:sz w:val="14"/>
               </w:rPr>
+              <w:t>43</w:t>
+            </w:r>
+          </w:p>
+        </w:tc>
+        <w:tc>
+          <w:tcPr>
+            <w:tcW w:type="dxa" w:w="652"/>
+          </w:tcPr>
+          <w:p>
+            <w:pPr>
+              <w:spacing w:after="0"/>
+            </w:pPr>
+            <w:r>
+              <w:rPr>
+                <w:sz w:val="14"/>
+              </w:rPr>
+              <w:t>33</w:t>
+            </w:r>
+          </w:p>
+        </w:tc>
+        <w:tc>
+          <w:tcPr>
+            <w:tcW w:type="dxa" w:w="652"/>
+          </w:tcPr>
+          <w:p>
+            <w:pPr>
+              <w:spacing w:after="0"/>
+            </w:pPr>
+            <w:r>
+              <w:rPr>
+                <w:sz w:val="14"/>
+              </w:rPr>
+              <w:t>4</w:t>
+            </w:r>
+          </w:p>
+        </w:tc>
+        <w:tc>
+          <w:tcPr>
+            <w:tcW w:type="dxa" w:w="652"/>
+          </w:tcPr>
+          <w:p>
+            <w:pPr>
+              <w:spacing w:after="0"/>
+            </w:pPr>
+            <w:r>
+              <w:rPr>
+                <w:sz w:val="14"/>
+              </w:rPr>
+              <w:t>11</w:t>
+            </w:r>
+          </w:p>
+        </w:tc>
+        <w:tc>
+          <w:tcPr>
+            <w:tcW w:type="dxa" w:w="652"/>
+          </w:tcPr>
+          <w:p>
+            <w:pPr>
+              <w:spacing w:after="0"/>
+            </w:pPr>
+            <w:r>
+              <w:rPr>
+                <w:sz w:val="14"/>
+              </w:rPr>
+              <w:t>1</w:t>
+            </w:r>
+          </w:p>
+        </w:tc>
+        <w:tc>
+          <w:tcPr>
+            <w:tcW w:type="dxa" w:w="652"/>
+          </w:tcPr>
+          <w:p>
+            <w:pPr>
+              <w:spacing w:after="0"/>
+            </w:pPr>
+            <w:r>
+              <w:rPr>
+                <w:sz w:val="14"/>
+              </w:rPr>
+              <w:t>93</w:t>
+            </w:r>
+          </w:p>
+        </w:tc>
+        <w:tc>
+          <w:tcPr>
+            <w:tcW w:type="dxa" w:w="652"/>
+          </w:tcPr>
+          <w:p>
+            <w:pPr>
+              <w:spacing w:after="0"/>
+            </w:pPr>
+            <w:r>
+              <w:rPr>
+                <w:sz w:val="14"/>
+              </w:rPr>
+              <w:t>108</w:t>
+            </w:r>
+          </w:p>
+        </w:tc>
+        <w:tc>
+          <w:tcPr>
+            <w:tcW w:type="dxa" w:w="652"/>
+          </w:tcPr>
+          <w:p>
+            <w:pPr>
+              <w:spacing w:after="0"/>
+            </w:pPr>
+            <w:r>
+              <w:rPr>
+                <w:sz w:val="14"/>
+              </w:rPr>
+              <w:t>35</w:t>
+            </w:r>
+          </w:p>
+        </w:tc>
+        <w:tc>
+          <w:tcPr>
+            <w:tcW w:type="dxa" w:w="652"/>
+          </w:tcPr>
+          <w:p>
+            <w:pPr>
+              <w:spacing w:after="0"/>
+            </w:pPr>
+            <w:r>
+              <w:rPr>
+                <w:sz w:val="14"/>
+              </w:rPr>
               <w:t>40</w:t>
             </w:r>
           </w:p>
@@ -11029,7 +11147,6 @@
               <w:rPr>
                 <w:sz w:val="14"/>
               </w:rPr>
-              <w:t>33</w:t>
             </w:r>
           </w:p>
         </w:tc>
@@ -11045,133 +11162,6 @@
               <w:rPr>
                 <w:sz w:val="14"/>
               </w:rPr>
-              <w:t>7</w:t>
-            </w:r>
-          </w:p>
-        </w:tc>
-        <w:tc>
-          <w:tcPr>
-            <w:tcW w:type="dxa" w:w="652"/>
-          </w:tcPr>
-          <w:p>
-            <w:pPr>
-              <w:spacing w:after="0"/>
-            </w:pPr>
-            <w:r>
-              <w:rPr>
-                <w:sz w:val="14"/>
-              </w:rPr>
-              <w:t>10</w:t>
-            </w:r>
-          </w:p>
-        </w:tc>
-        <w:tc>
-          <w:tcPr>
-            <w:tcW w:type="dxa" w:w="652"/>
-          </w:tcPr>
-          <w:p>
-            <w:pPr>
-              <w:spacing w:after="0"/>
-            </w:pPr>
-            <w:r>
-              <w:rPr>
-                <w:sz w:val="14"/>
-              </w:rPr>
-              <w:t>1</w:t>
-            </w:r>
-          </w:p>
-        </w:tc>
-        <w:tc>
-          <w:tcPr>
-            <w:tcW w:type="dxa" w:w="652"/>
-          </w:tcPr>
-          <w:p>
-            <w:pPr>
-              <w:spacing w:after="0"/>
-            </w:pPr>
-            <w:r>
-              <w:rPr>
-                <w:sz w:val="14"/>
-              </w:rPr>
-              <w:t>87</w:t>
-            </w:r>
-          </w:p>
-        </w:tc>
-        <w:tc>
-          <w:tcPr>
-            <w:tcW w:type="dxa" w:w="652"/>
-          </w:tcPr>
-          <w:p>
-            <w:pPr>
-              <w:spacing w:after="0"/>
-            </w:pPr>
-            <w:r>
-              <w:rPr>
-                <w:sz w:val="14"/>
-              </w:rPr>
-              <w:t>108</w:t>
-            </w:r>
-          </w:p>
-        </w:tc>
-        <w:tc>
-          <w:tcPr>
-            <w:tcW w:type="dxa" w:w="652"/>
-          </w:tcPr>
-          <w:p>
-            <w:pPr>
-              <w:spacing w:after="0"/>
-            </w:pPr>
-            <w:r>
-              <w:rPr>
-                <w:sz w:val="14"/>
-              </w:rPr>
-              <w:t>38</w:t>
-            </w:r>
-          </w:p>
-        </w:tc>
-        <w:tc>
-          <w:tcPr>
-            <w:tcW w:type="dxa" w:w="652"/>
-          </w:tcPr>
-          <w:p>
-            <w:pPr>
-              <w:spacing w:after="0"/>
-            </w:pPr>
-            <w:r>
-              <w:rPr>
-                <w:sz w:val="14"/>
-              </w:rPr>
-              <w:t>33</w:t>
-            </w:r>
-          </w:p>
-        </w:tc>
-        <w:tc>
-          <w:tcPr>
-            <w:tcW w:type="dxa" w:w="652"/>
-          </w:tcPr>
-          <w:p>
-            <w:pPr>
-              <w:spacing w:after="0"/>
-            </w:pPr>
-            <w:r>
-              <w:rPr>
-                <w:sz w:val="14"/>
-              </w:rPr>
-            </w:r>
-          </w:p>
-        </w:tc>
-        <w:tc>
-          <w:tcPr>
-            <w:tcW w:type="dxa" w:w="652"/>
-          </w:tcPr>
-          <w:p>
-            <w:pPr>
-              <w:spacing w:after="0"/>
-            </w:pPr>
-            <w:r>
-              <w:rPr>
-                <w:sz w:val="14"/>
-              </w:rPr>
               <w:t>5</w:t>
             </w:r>
           </w:p>
@@ -11188,7 +11178,7 @@
               <w:rPr>
                 <w:sz w:val="14"/>
               </w:rPr>
-              <w:t>371</w:t>
+              <w:t>381</w:t>
             </w:r>
           </w:p>
         </w:tc>
@@ -11240,7 +11230,7 @@
               <w:rPr>
                 <w:sz w:val="14"/>
               </w:rPr>
-              <w:t>53</w:t>
+              <w:t>47</w:t>
             </w:r>
           </w:p>
         </w:tc>
@@ -11256,7 +11246,7 @@
               <w:rPr>
                 <w:sz w:val="14"/>
               </w:rPr>
-              <w:t>34</w:t>
+              <w:t>35</w:t>
             </w:r>
           </w:p>
         </w:tc>
@@ -11272,7 +11262,7 @@
               <w:rPr>
                 <w:sz w:val="14"/>
               </w:rPr>
-              <w:t>3</w:t>
+              <w:t>18</w:t>
             </w:r>
           </w:p>
         </w:tc>
@@ -11288,7 +11278,7 @@
               <w:rPr>
                 <w:sz w:val="14"/>
               </w:rPr>
-              <w:t>1</w:t>
+              <w:t>2</w:t>
             </w:r>
           </w:p>
         </w:tc>
@@ -11319,7 +11309,7 @@
               <w:rPr>
                 <w:sz w:val="14"/>
               </w:rPr>
-              <w:t>98</w:t>
+              <w:t>97</w:t>
             </w:r>
           </w:p>
         </w:tc>
@@ -11335,7 +11325,7 @@
               <w:rPr>
                 <w:sz w:val="14"/>
               </w:rPr>
-              <w:t>95</w:t>
+              <w:t>89</w:t>
             </w:r>
           </w:p>
         </w:tc>
@@ -11351,7 +11341,7 @@
               <w:rPr>
                 <w:sz w:val="14"/>
               </w:rPr>
-              <w:t>26</w:t>
+              <w:t>28</w:t>
             </w:r>
           </w:p>
         </w:tc>
@@ -11412,7 +11402,7 @@
               <w:rPr>
                 <w:sz w:val="14"/>
               </w:rPr>
-              <w:t>310</w:t>
+              <w:t>316</w:t>
             </w:r>
           </w:p>
         </w:tc>
@@ -11464,7 +11454,7 @@
               <w:rPr>
                 <w:sz w:val="14"/>
               </w:rPr>
-              <w:t>48</w:t>
+              <w:t>50</w:t>
             </w:r>
           </w:p>
         </w:tc>
@@ -11495,7 +11485,6 @@
               <w:rPr>
                 <w:sz w:val="14"/>
               </w:rPr>
-              <w:t>1</w:t>
             </w:r>
           </w:p>
         </w:tc>
@@ -11541,7 +11530,7 @@
               <w:rPr>
                 <w:sz w:val="14"/>
               </w:rPr>
-              <w:t>8</w:t>
+              <w:t>4</w:t>
             </w:r>
           </w:p>
         </w:tc>
@@ -11557,7 +11546,7 @@
               <w:rPr>
                 <w:sz w:val="14"/>
               </w:rPr>
-              <w:t>30</w:t>
+              <w:t>29</w:t>
             </w:r>
           </w:p>
         </w:tc>
@@ -11573,7 +11562,7 @@
               <w:rPr>
                 <w:sz w:val="14"/>
               </w:rPr>
-              <w:t>45</w:t>
+              <w:t>47</w:t>
             </w:r>
           </w:p>
         </w:tc>
@@ -11634,7 +11623,7 @@
               <w:rPr>
                 <w:sz w:val="14"/>
               </w:rPr>
-              <w:t>132</w:t>
+              <w:t>130</w:t>
             </w:r>
           </w:p>
         </w:tc>
@@ -11686,7 +11675,7 @@
               <w:rPr>
                 <w:sz w:val="14"/>
               </w:rPr>
-              <w:t>16</w:t>
+              <w:t>14</w:t>
             </w:r>
           </w:p>
         </w:tc>
@@ -11793,7 +11782,7 @@
               <w:rPr>
                 <w:sz w:val="14"/>
               </w:rPr>
-              <w:t>5</w:t>
+              <w:t>4</w:t>
             </w:r>
           </w:p>
         </w:tc>
@@ -11854,7 +11843,7 @@
               <w:rPr>
                 <w:sz w:val="14"/>
               </w:rPr>
-              <w:t>25</w:t>
+              <w:t>22</w:t>
             </w:r>
           </w:p>
         </w:tc>
@@ -12086,12 +12075,12 @@
     </w:p>
     <w:p>
       <w:r>
-        <w:t>Document preparation capacity at full mobilisation (eng_resource, levelled timeline): CV 30 FTE, CM 3 FTE, EL 8 FTE, GE 5 FTE, HS 3 FTE, HV 7 FTE, IC 14 FTE, ME 9 FTE, PI 32 FTE, PR 12 FTE, PC 1 FTE, SS 18 FTE - total 142 FTE. Documents are scheduled in the order of their latest start (backwards from the EWP and PWP need dates) within these capacities.</w:t>
+        <w:t>Document preparation capacity at full mobilisation (eng_resource, levelled timeline): CV 30 FTE, CM 3 FTE, EL 8 FTE, GE 5 FTE, HS 3 FTE, HV 7 FTE, IC 14 FTE, ME 12 FTE, PI 32 FTE, PR 12 FTE, PC 1 FTE, SS 18 FTE - total 145 FTE. Documents are scheduled in the order of their latest start (backwards from the EWP and PWP need dates) within these capacities.</w:t>
       </w:r>
     </w:p>
     <w:p>
       <w:r>
-        <w:t>Engineering load per month: hours of each EPC document as booked by the levelled timeline (spread over its preparation when not levelled); 173 tender-stage documents (10,589 h) were prepared in the bid and are excluded; FTE at 150 h / month.</w:t>
+        <w:t>Engineering load per month: hours of each EPC document as booked by the levelled timeline (spread over its preparation when not levelled); 174 tender-stage documents (10,413 h) were prepared in the bid and are excluded; FTE at 150 h / month.</w:t>
       </w:r>
     </w:p>
     <w:tbl>
@@ -12411,7 +12400,7 @@
               <w:rPr>
                 <w:sz w:val="14"/>
               </w:rPr>
-              <w:t>152</w:t>
+              <w:t>170</w:t>
             </w:r>
           </w:p>
         </w:tc>
@@ -12443,7 +12432,7 @@
               <w:rPr>
                 <w:sz w:val="14"/>
               </w:rPr>
-              <w:t>310</w:t>
+              <w:t>308</w:t>
             </w:r>
           </w:p>
         </w:tc>
@@ -12459,7 +12448,7 @@
               <w:rPr>
                 <w:sz w:val="14"/>
               </w:rPr>
-              <w:t>166</w:t>
+              <w:t>172</w:t>
             </w:r>
           </w:p>
         </w:tc>
@@ -12475,7 +12464,7 @@
               <w:rPr>
                 <w:sz w:val="14"/>
               </w:rPr>
-              <w:t>459</w:t>
+              <w:t>44</w:t>
             </w:r>
           </w:p>
         </w:tc>
@@ -12491,7 +12480,7 @@
               <w:rPr>
                 <w:sz w:val="14"/>
               </w:rPr>
-              <w:t>906</w:t>
+              <w:t>907</w:t>
             </w:r>
           </w:p>
         </w:tc>
@@ -12507,7 +12496,7 @@
               <w:rPr>
                 <w:sz w:val="14"/>
               </w:rPr>
-              <w:t>579</w:t>
+              <w:t>758</w:t>
             </w:r>
           </w:p>
         </w:tc>
@@ -12539,7 +12528,7 @@
               <w:rPr>
                 <w:sz w:val="14"/>
               </w:rPr>
-              <w:t>784</w:t>
+              <w:t>762</w:t>
             </w:r>
           </w:p>
         </w:tc>
@@ -12586,7 +12575,7 @@
               <w:rPr>
                 <w:sz w:val="14"/>
               </w:rPr>
-              <w:t>6,670</w:t>
+              <w:t>6,434</w:t>
             </w:r>
           </w:p>
         </w:tc>
@@ -12602,7 +12591,7 @@
               <w:rPr>
                 <w:sz w:val="14"/>
               </w:rPr>
-              <w:t>44</w:t>
+              <w:t>43</w:t>
             </w:r>
           </w:p>
         </w:tc>
@@ -12639,7 +12628,7 @@
               <w:rPr>
                 <w:sz w:val="14"/>
               </w:rPr>
-              <w:t>3,315</w:t>
+              <w:t>3,205</w:t>
             </w:r>
           </w:p>
         </w:tc>
@@ -12655,7 +12644,7 @@
               <w:rPr>
                 <w:sz w:val="14"/>
               </w:rPr>
-              <w:t>274</w:t>
+              <w:t>313</w:t>
             </w:r>
           </w:p>
         </w:tc>
@@ -12671,7 +12660,7 @@
               <w:rPr>
                 <w:sz w:val="14"/>
               </w:rPr>
-              <w:t>918</w:t>
+              <w:t>919</w:t>
             </w:r>
           </w:p>
         </w:tc>
@@ -12687,7 +12676,7 @@
               <w:rPr>
                 <w:sz w:val="14"/>
               </w:rPr>
-              <w:t>559</w:t>
+              <w:t>567</w:t>
             </w:r>
           </w:p>
         </w:tc>
@@ -12703,7 +12692,7 @@
               <w:rPr>
                 <w:sz w:val="14"/>
               </w:rPr>
-              <w:t>334</w:t>
+              <w:t>325</w:t>
             </w:r>
           </w:p>
         </w:tc>
@@ -12719,7 +12708,7 @@
               <w:rPr>
                 <w:sz w:val="14"/>
               </w:rPr>
-              <w:t>656</w:t>
+              <w:t>731</w:t>
             </w:r>
           </w:p>
         </w:tc>
@@ -12735,7 +12724,7 @@
               <w:rPr>
                 <w:sz w:val="14"/>
               </w:rPr>
-              <w:t>1,230</w:t>
+              <w:t>1,607</w:t>
             </w:r>
           </w:p>
         </w:tc>
@@ -12751,7 +12740,7 @@
               <w:rPr>
                 <w:sz w:val="14"/>
               </w:rPr>
-              <w:t>1,032</w:t>
+              <w:t>1,382</w:t>
             </w:r>
           </w:p>
         </w:tc>
@@ -12767,7 +12756,7 @@
               <w:rPr>
                 <w:sz w:val="14"/>
               </w:rPr>
-              <w:t>3,111</w:t>
+              <w:t>2,970</w:t>
             </w:r>
           </w:p>
         </w:tc>
@@ -12783,7 +12772,7 @@
               <w:rPr>
                 <w:sz w:val="14"/>
               </w:rPr>
-              <w:t>1,389</w:t>
+              <w:t>1,387</w:t>
             </w:r>
           </w:p>
         </w:tc>
@@ -12829,7 +12818,7 @@
               <w:rPr>
                 <w:sz w:val="14"/>
               </w:rPr>
-              <w:t>12,819</w:t>
+              <w:t>13,404</w:t>
             </w:r>
           </w:p>
         </w:tc>
@@ -12845,7 +12834,7 @@
               <w:rPr>
                 <w:sz w:val="14"/>
               </w:rPr>
-              <w:t>85</w:t>
+              <w:t>89</w:t>
             </w:r>
           </w:p>
         </w:tc>
@@ -12882,7 +12871,7 @@
               <w:rPr>
                 <w:sz w:val="14"/>
               </w:rPr>
-              <w:t>4,365</w:t>
+              <w:t>4,355</w:t>
             </w:r>
           </w:p>
         </w:tc>
@@ -12898,7 +12887,7 @@
               <w:rPr>
                 <w:sz w:val="14"/>
               </w:rPr>
-              <w:t>412</w:t>
+              <w:t>426</w:t>
             </w:r>
           </w:p>
         </w:tc>
@@ -12914,7 +12903,7 @@
               <w:rPr>
                 <w:sz w:val="14"/>
               </w:rPr>
-              <w:t>1,160</w:t>
+              <w:t>1,164</w:t>
             </w:r>
           </w:p>
         </w:tc>
@@ -12930,7 +12919,7 @@
               <w:rPr>
                 <w:sz w:val="14"/>
               </w:rPr>
-              <w:t>713</w:t>
+              <w:t>718</w:t>
             </w:r>
           </w:p>
         </w:tc>
@@ -12946,7 +12935,7 @@
               <w:rPr>
                 <w:sz w:val="14"/>
               </w:rPr>
-              <w:t>424</w:t>
+              <w:t>417</w:t>
             </w:r>
           </w:p>
         </w:tc>
@@ -12962,7 +12951,7 @@
               <w:rPr>
                 <w:sz w:val="14"/>
               </w:rPr>
-              <w:t>585</w:t>
+              <w:t>926</w:t>
             </w:r>
           </w:p>
         </w:tc>
@@ -12978,7 +12967,7 @@
               <w:rPr>
                 <w:sz w:val="14"/>
               </w:rPr>
-              <w:t>1,922</w:t>
+              <w:t>1,971</w:t>
             </w:r>
           </w:p>
         </w:tc>
@@ -12994,7 +12983,7 @@
               <w:rPr>
                 <w:sz w:val="14"/>
               </w:rPr>
-              <w:t>1,300</w:t>
+              <w:t>1,736</w:t>
             </w:r>
           </w:p>
         </w:tc>
@@ -13026,7 +13015,7 @@
               <w:rPr>
                 <w:sz w:val="14"/>
               </w:rPr>
-              <w:t>1,742</w:t>
+              <w:t>1,737</w:t>
             </w:r>
           </w:p>
         </w:tc>
@@ -13072,7 +13061,7 @@
               <w:rPr>
                 <w:sz w:val="14"/>
               </w:rPr>
-              <w:t>17,280</w:t>
+              <w:t>18,107</w:t>
             </w:r>
           </w:p>
         </w:tc>
@@ -13088,7 +13077,7 @@
               <w:rPr>
                 <w:sz w:val="14"/>
               </w:rPr>
-              <w:t>115</w:t>
+              <w:t>121</w:t>
             </w:r>
           </w:p>
         </w:tc>
@@ -13125,7 +13114,7 @@
               <w:rPr>
                 <w:sz w:val="14"/>
               </w:rPr>
-              <w:t>4,493</w:t>
+              <w:t>4,484</w:t>
             </w:r>
           </w:p>
         </w:tc>
@@ -13141,7 +13130,7 @@
               <w:rPr>
                 <w:sz w:val="14"/>
               </w:rPr>
-              <w:t>430</w:t>
+              <w:t>433</w:t>
             </w:r>
           </w:p>
         </w:tc>
@@ -13157,7 +13146,7 @@
               <w:rPr>
                 <w:sz w:val="14"/>
               </w:rPr>
-              <w:t>1,190</w:t>
+              <w:t>1,194</w:t>
             </w:r>
           </w:p>
         </w:tc>
@@ -13173,7 +13162,7 @@
               <w:rPr>
                 <w:sz w:val="14"/>
               </w:rPr>
-              <w:t>736</w:t>
+              <w:t>735</w:t>
             </w:r>
           </w:p>
         </w:tc>
@@ -13189,7 +13178,7 @@
               <w:rPr>
                 <w:sz w:val="14"/>
               </w:rPr>
-              <w:t>425</w:t>
+              <w:t>435</w:t>
             </w:r>
           </w:p>
         </w:tc>
@@ -13205,7 +13194,7 @@
               <w:rPr>
                 <w:sz w:val="14"/>
               </w:rPr>
-              <w:t>1,048</w:t>
+              <w:t>1,046</w:t>
             </w:r>
           </w:p>
         </w:tc>
@@ -13221,7 +13210,7 @@
               <w:rPr>
                 <w:sz w:val="14"/>
               </w:rPr>
-              <w:t>2,088</w:t>
+              <w:t>2,091</w:t>
             </w:r>
           </w:p>
         </w:tc>
@@ -13237,7 +13226,7 @@
               <w:rPr>
                 <w:sz w:val="14"/>
               </w:rPr>
-              <w:t>1,339</w:t>
+              <w:t>1,628</w:t>
             </w:r>
           </w:p>
         </w:tc>
@@ -13269,7 +13258,7 @@
               <w:rPr>
                 <w:sz w:val="14"/>
               </w:rPr>
-              <w:t>1,797</w:t>
+              <w:t>1,800</w:t>
             </w:r>
           </w:p>
         </w:tc>
@@ -13285,7 +13274,7 @@
               <w:rPr>
                 <w:sz w:val="14"/>
               </w:rPr>
-              <w:t>59</w:t>
+              <w:t>80</w:t>
             </w:r>
           </w:p>
         </w:tc>
@@ -13301,7 +13290,7 @@
               <w:rPr>
                 <w:sz w:val="14"/>
               </w:rPr>
-              <w:t>851</w:t>
+              <w:t>1,061</w:t>
             </w:r>
           </w:p>
         </w:tc>
@@ -13317,7 +13306,7 @@
               <w:rPr>
                 <w:sz w:val="14"/>
               </w:rPr>
-              <w:t>19,256</w:t>
+              <w:t>19,787</w:t>
             </w:r>
           </w:p>
         </w:tc>
@@ -13333,7 +13322,7 @@
               <w:rPr>
                 <w:sz w:val="14"/>
               </w:rPr>
-              <w:t>128</w:t>
+              <w:t>132</w:t>
             </w:r>
           </w:p>
         </w:tc>
@@ -13386,7 +13375,7 @@
               <w:rPr>
                 <w:sz w:val="14"/>
               </w:rPr>
-              <w:t>494</w:t>
+              <w:t>492</w:t>
             </w:r>
           </w:p>
         </w:tc>
@@ -13402,7 +13391,7 @@
               <w:rPr>
                 <w:sz w:val="14"/>
               </w:rPr>
-              <w:t>1,373</w:t>
+              <w:t>1,375</w:t>
             </w:r>
           </w:p>
         </w:tc>
@@ -13418,7 +13407,7 @@
               <w:rPr>
                 <w:sz w:val="14"/>
               </w:rPr>
-              <w:t>845</w:t>
+              <w:t>843</w:t>
             </w:r>
           </w:p>
         </w:tc>
@@ -13434,7 +13423,7 @@
               <w:rPr>
                 <w:sz w:val="14"/>
               </w:rPr>
-              <w:t>487</w:t>
+              <w:t>511</w:t>
             </w:r>
           </w:p>
         </w:tc>
@@ -13450,7 +13439,7 @@
               <w:rPr>
                 <w:sz w:val="14"/>
               </w:rPr>
-              <w:t>1,194</w:t>
+              <w:t>1,163</w:t>
             </w:r>
           </w:p>
         </w:tc>
@@ -13466,7 +13455,7 @@
               <w:rPr>
                 <w:sz w:val="14"/>
               </w:rPr>
-              <w:t>2,393</w:t>
+              <w:t>2,410</w:t>
             </w:r>
           </w:p>
         </w:tc>
@@ -13482,7 +13471,7 @@
               <w:rPr>
                 <w:sz w:val="14"/>
               </w:rPr>
-              <w:t>1,222</w:t>
+              <w:t>204</w:t>
             </w:r>
           </w:p>
         </w:tc>
@@ -13514,7 +13503,7 @@
               <w:rPr>
                 <w:sz w:val="14"/>
               </w:rPr>
-              <w:t>2,067</w:t>
+              <w:t>2,065</w:t>
             </w:r>
           </w:p>
         </w:tc>
@@ -13530,7 +13519,7 @@
               <w:rPr>
                 <w:sz w:val="14"/>
               </w:rPr>
-              <w:t>21</w:t>
+              <w:t>5</w:t>
             </w:r>
           </w:p>
         </w:tc>
@@ -13546,7 +13535,7 @@
               <w:rPr>
                 <w:sz w:val="14"/>
               </w:rPr>
-              <w:t>1,995</w:t>
+              <w:t>2,018</w:t>
             </w:r>
           </w:p>
         </w:tc>
@@ -13562,7 +13551,7 @@
               <w:rPr>
                 <w:sz w:val="14"/>
               </w:rPr>
-              <w:t>22,785</w:t>
+              <w:t>21,779</w:t>
             </w:r>
           </w:p>
         </w:tc>
@@ -13578,7 +13567,7 @@
               <w:rPr>
                 <w:sz w:val="14"/>
               </w:rPr>
-              <w:t>152</w:t>
+              <w:t>145</w:t>
             </w:r>
           </w:p>
         </w:tc>
@@ -13615,7 +13604,7 @@
               <w:rPr>
                 <w:sz w:val="14"/>
               </w:rPr>
-              <w:t>4,943</w:t>
+              <w:t>4,946</w:t>
             </w:r>
           </w:p>
         </w:tc>
@@ -13631,7 +13620,7 @@
               <w:rPr>
                 <w:sz w:val="14"/>
               </w:rPr>
-              <w:t>466</w:t>
+              <w:t>471</w:t>
             </w:r>
           </w:p>
         </w:tc>
@@ -13647,7 +13636,7 @@
               <w:rPr>
                 <w:sz w:val="14"/>
               </w:rPr>
-              <w:t>1,315</w:t>
+              <w:t>1,319</w:t>
             </w:r>
           </w:p>
         </w:tc>
@@ -13663,7 +13652,7 @@
               <w:rPr>
                 <w:sz w:val="14"/>
               </w:rPr>
-              <w:t>812</w:t>
+              <w:t>813</w:t>
             </w:r>
           </w:p>
         </w:tc>
@@ -13679,7 +13668,7 @@
               <w:rPr>
                 <w:sz w:val="14"/>
               </w:rPr>
-              <w:t>241</w:t>
+              <w:t>272</w:t>
             </w:r>
           </w:p>
         </w:tc>
@@ -13695,7 +13684,7 @@
               <w:rPr>
                 <w:sz w:val="14"/>
               </w:rPr>
-              <w:t>483</w:t>
+              <w:t>523</w:t>
             </w:r>
           </w:p>
         </w:tc>
@@ -13711,7 +13700,7 @@
               <w:rPr>
                 <w:sz w:val="14"/>
               </w:rPr>
-              <w:t>2,296</w:t>
+              <w:t>2,294</w:t>
             </w:r>
           </w:p>
         </w:tc>
@@ -13727,7 +13716,6 @@
               <w:rPr>
                 <w:sz w:val="14"/>
               </w:rPr>
-              <w:t>60</w:t>
             </w:r>
           </w:p>
         </w:tc>
@@ -13759,7 +13747,7 @@
               <w:rPr>
                 <w:sz w:val="14"/>
               </w:rPr>
-              <w:t>1,973</w:t>
+              <w:t>1,977</w:t>
             </w:r>
           </w:p>
         </w:tc>
@@ -13775,7 +13763,7 @@
               <w:rPr>
                 <w:sz w:val="14"/>
               </w:rPr>
-              <w:t>80</w:t>
+              <w:t>75</w:t>
             </w:r>
           </w:p>
         </w:tc>
@@ -13791,7 +13779,7 @@
               <w:rPr>
                 <w:sz w:val="14"/>
               </w:rPr>
-              <w:t>2,821</w:t>
+              <w:t>2,709</w:t>
             </w:r>
           </w:p>
         </w:tc>
@@ -13807,7 +13795,7 @@
               <w:rPr>
                 <w:sz w:val="14"/>
               </w:rPr>
-              <w:t>20,769</w:t>
+              <w:t>20,679</w:t>
             </w:r>
           </w:p>
         </w:tc>
@@ -13860,7 +13848,7 @@
               <w:rPr>
                 <w:sz w:val="14"/>
               </w:rPr>
-              <w:t>3,795</w:t>
+              <w:t>4,186</w:t>
             </w:r>
           </w:p>
         </w:tc>
@@ -13876,7 +13864,7 @@
               <w:rPr>
                 <w:sz w:val="14"/>
               </w:rPr>
-              <w:t>454</w:t>
+              <w:t>450</w:t>
             </w:r>
           </w:p>
         </w:tc>
@@ -13892,7 +13880,7 @@
               <w:rPr>
                 <w:sz w:val="14"/>
               </w:rPr>
-              <w:t>1,260</w:t>
+              <w:t>1,259</w:t>
             </w:r>
           </w:p>
         </w:tc>
@@ -13908,7 +13896,7 @@
               <w:rPr>
                 <w:sz w:val="14"/>
               </w:rPr>
-              <w:t>767</w:t>
+              <w:t>750</w:t>
             </w:r>
           </w:p>
         </w:tc>
@@ -13940,7 +13928,7 @@
               <w:rPr>
                 <w:sz w:val="14"/>
               </w:rPr>
-              <w:t>27</w:t>
+              <w:t>36</w:t>
             </w:r>
           </w:p>
         </w:tc>
@@ -13956,7 +13944,7 @@
               <w:rPr>
                 <w:sz w:val="14"/>
               </w:rPr>
-              <w:t>2,201</w:t>
+              <w:t>2,196</w:t>
             </w:r>
           </w:p>
         </w:tc>
@@ -13987,7 +13975,7 @@
               <w:rPr>
                 <w:sz w:val="14"/>
               </w:rPr>
-              <w:t>5,033</w:t>
+              <w:t>5,020</w:t>
             </w:r>
           </w:p>
         </w:tc>
@@ -14003,7 +13991,7 @@
               <w:rPr>
                 <w:sz w:val="14"/>
               </w:rPr>
-              <w:t>1,883</w:t>
+              <w:t>1,878</w:t>
             </w:r>
           </w:p>
         </w:tc>
@@ -14034,7 +14022,7 @@
               <w:rPr>
                 <w:sz w:val="14"/>
               </w:rPr>
-              <w:t>1,852</w:t>
+              <w:t>1,719</w:t>
             </w:r>
           </w:p>
         </w:tc>
@@ -14050,7 +14038,7 @@
               <w:rPr>
                 <w:sz w:val="14"/>
               </w:rPr>
-              <w:t>17,599</w:t>
+              <w:t>17,821</w:t>
             </w:r>
           </w:p>
         </w:tc>
@@ -14066,7 +14054,7 @@
               <w:rPr>
                 <w:sz w:val="14"/>
               </w:rPr>
-              <w:t>117</w:t>
+              <w:t>119</w:t>
             </w:r>
           </w:p>
         </w:tc>
@@ -14103,7 +14091,7 @@
               <w:rPr>
                 <w:sz w:val="14"/>
               </w:rPr>
-              <w:t>1,380</w:t>
+              <w:t>1,142</w:t>
             </w:r>
           </w:p>
         </w:tc>
@@ -14119,7 +14107,7 @@
               <w:rPr>
                 <w:sz w:val="14"/>
               </w:rPr>
-              <w:t>491</w:t>
+              <w:t>484</w:t>
             </w:r>
           </w:p>
         </w:tc>
@@ -14135,7 +14123,7 @@
               <w:rPr>
                 <w:sz w:val="14"/>
               </w:rPr>
-              <w:t>1,319</w:t>
+              <w:t>1,318</w:t>
             </w:r>
           </w:p>
         </w:tc>
@@ -14151,7 +14139,7 @@
               <w:rPr>
                 <w:sz w:val="14"/>
               </w:rPr>
-              <w:t>269</w:t>
+              <w:t>224</w:t>
             </w:r>
           </w:p>
         </w:tc>
@@ -14167,7 +14155,7 @@
               <w:rPr>
                 <w:sz w:val="14"/>
               </w:rPr>
-              <w:t>494</w:t>
+              <w:t>471</w:t>
             </w:r>
           </w:p>
         </w:tc>
@@ -14183,7 +14171,7 @@
               <w:rPr>
                 <w:sz w:val="14"/>
               </w:rPr>
-              <w:t>38</w:t>
+              <w:t>21</w:t>
             </w:r>
           </w:p>
         </w:tc>
@@ -14199,7 +14187,7 @@
               <w:rPr>
                 <w:sz w:val="14"/>
               </w:rPr>
-              <w:t>2,298</w:t>
+              <w:t>2,300</w:t>
             </w:r>
           </w:p>
         </w:tc>
@@ -14230,7 +14218,7 @@
               <w:rPr>
                 <w:sz w:val="14"/>
               </w:rPr>
-              <w:t>5,251</w:t>
+              <w:t>5,243</w:t>
             </w:r>
           </w:p>
         </w:tc>
@@ -14246,7 +14234,7 @@
               <w:rPr>
                 <w:sz w:val="14"/>
               </w:rPr>
-              <w:t>1,027</w:t>
+              <w:t>1,276</w:t>
             </w:r>
           </w:p>
         </w:tc>
@@ -14277,7 +14265,7 @@
               <w:rPr>
                 <w:sz w:val="14"/>
               </w:rPr>
-              <w:t>111</w:t>
+              <w:t>124</w:t>
             </w:r>
           </w:p>
         </w:tc>
@@ -14293,7 +14281,7 @@
               <w:rPr>
                 <w:sz w:val="14"/>
               </w:rPr>
-              <w:t>12,680</w:t>
+              <w:t>12,602</w:t>
             </w:r>
           </w:p>
         </w:tc>
@@ -14309,7 +14297,7 @@
               <w:rPr>
                 <w:sz w:val="14"/>
               </w:rPr>
-              <w:t>85</w:t>
+              <w:t>84</w:t>
             </w:r>
           </w:p>
         </w:tc>
@@ -14346,7 +14334,7 @@
               <w:rPr>
                 <w:sz w:val="14"/>
               </w:rPr>
-              <w:t>538</w:t>
+              <w:t>642</w:t>
             </w:r>
           </w:p>
         </w:tc>
@@ -14378,7 +14366,7 @@
               <w:rPr>
                 <w:sz w:val="14"/>
               </w:rPr>
-              <w:t>1,313</w:t>
+              <w:t>1,316</w:t>
             </w:r>
           </w:p>
         </w:tc>
@@ -14394,6 +14382,7 @@
               <w:rPr>
                 <w:sz w:val="14"/>
               </w:rPr>
+              <w:t>53</w:t>
             </w:r>
           </w:p>
         </w:tc>
@@ -14409,7 +14398,7 @@
               <w:rPr>
                 <w:sz w:val="14"/>
               </w:rPr>
-              <w:t>483</w:t>
+              <w:t>494</w:t>
             </w:r>
           </w:p>
         </w:tc>
@@ -14440,7 +14429,7 @@
               <w:rPr>
                 <w:sz w:val="14"/>
               </w:rPr>
-              <w:t>2,304</w:t>
+              <w:t>2,303</w:t>
             </w:r>
           </w:p>
         </w:tc>
@@ -14471,7 +14460,7 @@
               <w:rPr>
                 <w:sz w:val="14"/>
               </w:rPr>
-              <w:t>5,265</w:t>
+              <w:t>5,275</w:t>
             </w:r>
           </w:p>
         </w:tc>
@@ -14487,7 +14476,7 @@
               <w:rPr>
                 <w:sz w:val="14"/>
               </w:rPr>
-              <w:t>28</w:t>
+              <w:t>9</w:t>
             </w:r>
           </w:p>
         </w:tc>
@@ -14533,7 +14522,7 @@
               <w:rPr>
                 <w:sz w:val="14"/>
               </w:rPr>
-              <w:t>10,409</w:t>
+              <w:t>10,569</w:t>
             </w:r>
           </w:p>
         </w:tc>
@@ -14549,7 +14538,7 @@
               <w:rPr>
                 <w:sz w:val="14"/>
               </w:rPr>
-              <w:t>69</w:t>
+              <w:t>70</w:t>
             </w:r>
           </w:p>
         </w:tc>
@@ -14586,7 +14575,7 @@
               <w:rPr>
                 <w:sz w:val="14"/>
               </w:rPr>
-              <w:t>465</w:t>
+              <w:t>334</w:t>
             </w:r>
           </w:p>
         </w:tc>
@@ -14602,7 +14591,7 @@
               <w:rPr>
                 <w:sz w:val="14"/>
               </w:rPr>
-              <w:t>469</w:t>
+              <w:t>474</w:t>
             </w:r>
           </w:p>
         </w:tc>
@@ -14618,7 +14607,7 @@
               <w:rPr>
                 <w:sz w:val="14"/>
               </w:rPr>
-              <w:t>1,309</w:t>
+              <w:t>1,315</w:t>
             </w:r>
           </w:p>
         </w:tc>
@@ -14649,7 +14638,7 @@
               <w:rPr>
                 <w:sz w:val="14"/>
               </w:rPr>
-              <w:t>268</w:t>
+              <w:t>364</w:t>
             </w:r>
           </w:p>
         </w:tc>
@@ -14680,7 +14669,7 @@
               <w:rPr>
                 <w:sz w:val="14"/>
               </w:rPr>
-              <w:t>2,299</w:t>
+              <w:t>2,298</w:t>
             </w:r>
           </w:p>
         </w:tc>
@@ -14711,7 +14700,7 @@
               <w:rPr>
                 <w:sz w:val="14"/>
               </w:rPr>
-              <w:t>5,260</w:t>
+              <w:t>5,254</w:t>
             </w:r>
           </w:p>
         </w:tc>
@@ -14772,7 +14761,7 @@
               <w:rPr>
                 <w:sz w:val="14"/>
               </w:rPr>
-              <w:t>10,070</w:t>
+              <w:t>10,040</w:t>
             </w:r>
           </w:p>
         </w:tc>
@@ -14840,7 +14829,7 @@
               <w:rPr>
                 <w:sz w:val="14"/>
               </w:rPr>
-              <w:t>480</w:t>
+              <w:t>466</w:t>
             </w:r>
           </w:p>
         </w:tc>
@@ -14856,7 +14845,7 @@
               <w:rPr>
                 <w:sz w:val="14"/>
               </w:rPr>
-              <w:t>1,309</w:t>
+              <w:t>1,313</w:t>
             </w:r>
           </w:p>
         </w:tc>
@@ -14887,7 +14876,7 @@
               <w:rPr>
                 <w:sz w:val="14"/>
               </w:rPr>
-              <w:t>16</w:t>
+              <w:t>75</w:t>
             </w:r>
           </w:p>
         </w:tc>
@@ -14918,7 +14907,7 @@
               <w:rPr>
                 <w:sz w:val="14"/>
               </w:rPr>
-              <w:t>2,301</w:t>
+              <w:t>2,297</w:t>
             </w:r>
           </w:p>
         </w:tc>
@@ -14949,7 +14938,7 @@
               <w:rPr>
                 <w:sz w:val="14"/>
               </w:rPr>
-              <w:t>5,277</w:t>
+              <w:t>5,274</w:t>
             </w:r>
           </w:p>
         </w:tc>
@@ -15010,7 +14999,7 @@
               <w:rPr>
                 <w:sz w:val="14"/>
               </w:rPr>
-              <w:t>9,383</w:t>
+              <w:t>9,426</w:t>
             </w:r>
           </w:p>
         </w:tc>
@@ -15078,7 +15067,7 @@
               <w:rPr>
                 <w:sz w:val="14"/>
               </w:rPr>
-              <w:t>456</w:t>
+              <w:t>446</w:t>
             </w:r>
           </w:p>
         </w:tc>
@@ -15094,7 +15083,7 @@
               <w:rPr>
                 <w:sz w:val="14"/>
               </w:rPr>
-              <w:t>1,136</w:t>
+              <w:t>1,076</w:t>
             </w:r>
           </w:p>
         </w:tc>
@@ -15110,7 +15099,7 @@
               <w:rPr>
                 <w:sz w:val="14"/>
               </w:rPr>
-              <w:t>20</w:t>
+              <w:t>36</w:t>
             </w:r>
           </w:p>
         </w:tc>
@@ -15156,7 +15145,7 @@
               <w:rPr>
                 <w:sz w:val="14"/>
               </w:rPr>
-              <w:t>2,130</w:t>
+              <w:t>2,095</w:t>
             </w:r>
           </w:p>
         </w:tc>
@@ -15187,7 +15176,7 @@
               <w:rPr>
                 <w:sz w:val="14"/>
               </w:rPr>
-              <w:t>5,040</w:t>
+              <w:t>5,021</w:t>
             </w:r>
           </w:p>
         </w:tc>
@@ -15248,7 +15237,7 @@
               <w:rPr>
                 <w:sz w:val="14"/>
               </w:rPr>
-              <w:t>8,781</w:t>
+              <w:t>8,674</w:t>
             </w:r>
           </w:p>
         </w:tc>
@@ -15264,7 +15253,7 @@
               <w:rPr>
                 <w:sz w:val="14"/>
               </w:rPr>
-              <w:t>59</w:t>
+              <w:t>58</w:t>
             </w:r>
           </w:p>
         </w:tc>
@@ -15316,7 +15305,7 @@
               <w:rPr>
                 <w:sz w:val="14"/>
               </w:rPr>
-              <w:t>478</w:t>
+              <w:t>473</w:t>
             </w:r>
           </w:p>
         </w:tc>
@@ -15332,7 +15321,7 @@
               <w:rPr>
                 <w:sz w:val="14"/>
               </w:rPr>
-              <w:t>109</w:t>
+              <w:t>145</w:t>
             </w:r>
           </w:p>
         </w:tc>
@@ -15348,7 +15337,7 @@
               <w:rPr>
                 <w:sz w:val="14"/>
               </w:rPr>
-              <w:t>101</w:t>
+              <w:t>100</w:t>
             </w:r>
           </w:p>
         </w:tc>
@@ -15394,7 +15383,7 @@
               <w:rPr>
                 <w:sz w:val="14"/>
               </w:rPr>
-              <w:t>1,306</w:t>
+              <w:t>997</w:t>
             </w:r>
           </w:p>
         </w:tc>
@@ -15425,7 +15414,7 @@
               <w:rPr>
                 <w:sz w:val="14"/>
               </w:rPr>
-              <w:t>5,272</w:t>
+              <w:t>5,268</w:t>
             </w:r>
           </w:p>
         </w:tc>
@@ -15486,7 +15475,7 @@
               <w:rPr>
                 <w:sz w:val="14"/>
               </w:rPr>
-              <w:t>7,266</w:t>
+              <w:t>6,983</w:t>
             </w:r>
           </w:p>
         </w:tc>
@@ -15502,7 +15491,7 @@
               <w:rPr>
                 <w:sz w:val="14"/>
               </w:rPr>
-              <w:t>48</w:t>
+              <w:t>47</w:t>
             </w:r>
           </w:p>
         </w:tc>
@@ -15554,7 +15543,7 @@
               <w:rPr>
                 <w:sz w:val="14"/>
               </w:rPr>
-              <w:t>486</w:t>
+              <w:t>493</w:t>
             </w:r>
           </w:p>
         </w:tc>
@@ -15585,7 +15574,7 @@
               <w:rPr>
                 <w:sz w:val="14"/>
               </w:rPr>
-              <w:t>39</w:t>
+              <w:t>24</w:t>
             </w:r>
           </w:p>
         </w:tc>
@@ -15631,7 +15620,7 @@
               <w:rPr>
                 <w:sz w:val="14"/>
               </w:rPr>
-              <w:t>236</w:t>
+              <w:t>147</w:t>
             </w:r>
           </w:p>
         </w:tc>
@@ -15662,7 +15651,7 @@
               <w:rPr>
                 <w:sz w:val="14"/>
               </w:rPr>
-              <w:t>5,070</w:t>
+              <w:t>5,318</w:t>
             </w:r>
           </w:p>
         </w:tc>
@@ -15723,7 +15712,7 @@
               <w:rPr>
                 <w:sz w:val="14"/>
               </w:rPr>
-              <w:t>5,832</w:t>
+              <w:t>5,981</w:t>
             </w:r>
           </w:p>
         </w:tc>
@@ -15739,7 +15728,7 @@
               <w:rPr>
                 <w:sz w:val="14"/>
               </w:rPr>
-              <w:t>39</w:t>
+              <w:t>40</w:t>
             </w:r>
           </w:p>
         </w:tc>
@@ -15791,7 +15780,7 @@
               <w:rPr>
                 <w:sz w:val="14"/>
               </w:rPr>
-              <w:t>443</w:t>
+              <w:t>449</w:t>
             </w:r>
           </w:p>
         </w:tc>
@@ -15897,7 +15886,7 @@
               <w:rPr>
                 <w:sz w:val="14"/>
               </w:rPr>
-              <w:t>3,512</w:t>
+              <w:t>3,609</w:t>
             </w:r>
           </w:p>
         </w:tc>
@@ -15958,7 +15947,7 @@
               <w:rPr>
                 <w:sz w:val="14"/>
               </w:rPr>
-              <w:t>3,955</w:t>
+              <w:t>4,058</w:t>
             </w:r>
           </w:p>
         </w:tc>
@@ -15974,7 +15963,7 @@
               <w:rPr>
                 <w:sz w:val="14"/>
               </w:rPr>
-              <w:t>26</w:t>
+              <w:t>27</w:t>
             </w:r>
           </w:p>
         </w:tc>
@@ -16026,7 +16015,7 @@
               <w:rPr>
                 <w:sz w:val="14"/>
               </w:rPr>
-              <w:t>449</w:t>
+              <w:t>446</w:t>
             </w:r>
           </w:p>
         </w:tc>
@@ -16132,7 +16121,7 @@
               <w:rPr>
                 <w:sz w:val="14"/>
               </w:rPr>
-              <w:t>1,801</w:t>
+              <w:t>1,728</w:t>
             </w:r>
           </w:p>
         </w:tc>
@@ -16193,7 +16182,7 @@
               <w:rPr>
                 <w:sz w:val="14"/>
               </w:rPr>
-              <w:t>2,250</w:t>
+              <w:t>2,174</w:t>
             </w:r>
           </w:p>
         </w:tc>
@@ -16209,7 +16198,7 @@
               <w:rPr>
                 <w:sz w:val="14"/>
               </w:rPr>
-              <w:t>15</w:t>
+              <w:t>14</w:t>
             </w:r>
           </w:p>
         </w:tc>
@@ -16261,7 +16250,7 @@
               <w:rPr>
                 <w:sz w:val="14"/>
               </w:rPr>
-              <w:t>319</w:t>
+              <w:t>302</w:t>
             </w:r>
           </w:p>
         </w:tc>
@@ -16367,7 +16356,7 @@
               <w:rPr>
                 <w:sz w:val="14"/>
               </w:rPr>
-              <w:t>591</w:t>
+              <w:t>549</w:t>
             </w:r>
           </w:p>
         </w:tc>
@@ -16428,7 +16417,7 @@
               <w:rPr>
                 <w:sz w:val="14"/>
               </w:rPr>
-              <w:t>911</w:t>
+              <w:t>850</w:t>
             </w:r>
           </w:p>
         </w:tc>
@@ -16496,7 +16485,7 @@
               <w:rPr>
                 <w:sz w:val="14"/>
               </w:rPr>
-              <w:t>87</w:t>
+              <w:t>58</w:t>
             </w:r>
           </w:p>
         </w:tc>
@@ -16602,7 +16591,7 @@
               <w:rPr>
                 <w:sz w:val="14"/>
               </w:rPr>
-              <w:t>655</w:t>
+              <w:t>634</w:t>
             </w:r>
           </w:p>
         </w:tc>
@@ -16663,7 +16652,7 @@
               <w:rPr>
                 <w:sz w:val="14"/>
               </w:rPr>
-              <w:t>742</w:t>
+              <w:t>692</w:t>
             </w:r>
           </w:p>
         </w:tc>
@@ -16731,7 +16720,7 @@
               <w:rPr>
                 <w:sz w:val="14"/>
               </w:rPr>
-              <w:t>4</w:t>
+              <w:t>2</w:t>
             </w:r>
           </w:p>
         </w:tc>
@@ -16898,7 +16887,7 @@
               <w:rPr>
                 <w:sz w:val="14"/>
               </w:rPr>
-              <w:t>579</w:t>
+              <w:t>577</w:t>
             </w:r>
           </w:p>
         </w:tc>
@@ -17071,7 +17060,7 @@
               <w:rPr>
                 <w:sz w:val="14"/>
               </w:rPr>
-              <w:t>275</w:t>
+              <w:t>250</w:t>
             </w:r>
           </w:p>
         </w:tc>
@@ -17132,7 +17121,7 @@
               <w:rPr>
                 <w:sz w:val="14"/>
               </w:rPr>
-              <w:t>275</w:t>
+              <w:t>250</w:t>
             </w:r>
           </w:p>
         </w:tc>
@@ -17161,7 +17150,7 @@
     </w:p>
     <w:p>
       <w:r>
-        <w:t>Peak 2027-03: 22,785 h (about 152 FTE).</w:t>
+        <w:t>Peak 2027-03: 21,779 h (about 145 FTE).</w:t>
       </w:r>
     </w:p>
     <w:p>
@@ -19125,7 +19114,7 @@
               <w:rPr>
                 <w:sz w:val="14"/>
               </w:rPr>
-              <w:t>2027-07-06</w:t>
+              <w:t>2027-04-08</w:t>
             </w:r>
           </w:p>
         </w:tc>
@@ -19141,7 +19130,7 @@
               <w:rPr>
                 <w:sz w:val="14"/>
               </w:rPr>
-              <w:t>2028-01-18</w:t>
+              <w:t>2027-10-21</w:t>
             </w:r>
           </w:p>
         </w:tc>
@@ -19327,23 +19316,23 @@
               <w:rPr>
                 <w:sz w:val="14"/>
               </w:rPr>
+              <w:t>2027-03-29</w:t>
+            </w:r>
+          </w:p>
+        </w:tc>
+        <w:tc>
+          <w:tcPr>
+            <w:tcW w:type="dxa" w:w="1361"/>
+          </w:tcPr>
+          <w:p>
+            <w:pPr>
+              <w:spacing w:after="0"/>
+            </w:pPr>
+            <w:r>
+              <w:rPr>
+                <w:sz w:val="14"/>
+              </w:rPr>
               <w:t>2027-04-26</w:t>
-            </w:r>
-          </w:p>
-        </w:tc>
-        <w:tc>
-          <w:tcPr>
-            <w:tcW w:type="dxa" w:w="1361"/>
-          </w:tcPr>
-          <w:p>
-            <w:pPr>
-              <w:spacing w:after="0"/>
-            </w:pPr>
-            <w:r>
-              <w:rPr>
-                <w:sz w:val="14"/>
-              </w:rPr>
-              <w:t>2027-05-24</w:t>
             </w:r>
           </w:p>
         </w:tc>
@@ -20236,7 +20225,7 @@
               <w:rPr>
                 <w:sz w:val="14"/>
               </w:rPr>
-              <w:t>2027-05-20</w:t>
+              <w:t>2027-06-09</w:t>
             </w:r>
           </w:p>
         </w:tc>
@@ -20252,7 +20241,7 @@
               <w:rPr>
                 <w:sz w:val="14"/>
               </w:rPr>
-              <w:t>2027-12-16</w:t>
+              <w:t>2028-01-05</w:t>
             </w:r>
           </w:p>
         </w:tc>
@@ -20337,7 +20326,7 @@
               <w:rPr>
                 <w:sz w:val="14"/>
               </w:rPr>
-              <w:t>2027-05-11</w:t>
+              <w:t>2027-04-29</w:t>
             </w:r>
           </w:p>
         </w:tc>
@@ -20353,7 +20342,7 @@
               <w:rPr>
                 <w:sz w:val="14"/>
               </w:rPr>
-              <w:t>2027-12-07</w:t>
+              <w:t>2027-11-25</w:t>
             </w:r>
           </w:p>
         </w:tc>
@@ -21751,7 +21740,7 @@
               <w:rPr>
                 <w:sz w:val="14"/>
               </w:rPr>
-              <w:t>2027-06-21</w:t>
+              <w:t>2027-06-04</w:t>
             </w:r>
           </w:p>
         </w:tc>
@@ -21767,7 +21756,7 @@
               <w:rPr>
                 <w:sz w:val="14"/>
               </w:rPr>
-              <w:t>2028-01-17</w:t>
+              <w:t>2027-12-31</w:t>
             </w:r>
           </w:p>
         </w:tc>
@@ -21852,7 +21841,7 @@
               <w:rPr>
                 <w:sz w:val="14"/>
               </w:rPr>
-              <w:t>2027-06-02</w:t>
+              <w:t>2027-06-01</w:t>
             </w:r>
           </w:p>
         </w:tc>
@@ -21868,7 +21857,7 @@
               <w:rPr>
                 <w:sz w:val="14"/>
               </w:rPr>
-              <w:t>2028-02-09</w:t>
+              <w:t>2028-02-08</w:t>
             </w:r>
           </w:p>
         </w:tc>
@@ -22458,7 +22447,7 @@
               <w:rPr>
                 <w:sz w:val="14"/>
               </w:rPr>
-              <w:t>2027-06-14</w:t>
+              <w:t>2027-02-18</w:t>
             </w:r>
           </w:p>
         </w:tc>
@@ -22474,7 +22463,7 @@
               <w:rPr>
                 <w:sz w:val="14"/>
               </w:rPr>
-              <w:t>2027-07-12</w:t>
+              <w:t>2027-03-18</w:t>
             </w:r>
           </w:p>
         </w:tc>
@@ -22660,7 +22649,7 @@
               <w:rPr>
                 <w:sz w:val="14"/>
               </w:rPr>
-              <w:t>2027-03-16</w:t>
+              <w:t>2027-01-21</w:t>
             </w:r>
           </w:p>
         </w:tc>
@@ -22676,7 +22665,7 @@
               <w:rPr>
                 <w:sz w:val="14"/>
               </w:rPr>
-              <w:t>2027-11-23</w:t>
+              <w:t>2027-09-30</w:t>
             </w:r>
           </w:p>
         </w:tc>
@@ -22963,7 +22952,7 @@
               <w:rPr>
                 <w:sz w:val="14"/>
               </w:rPr>
-              <w:t>2027-04-01</w:t>
+              <w:t>2027-04-08</w:t>
             </w:r>
           </w:p>
         </w:tc>
@@ -22979,7 +22968,7 @@
               <w:rPr>
                 <w:sz w:val="14"/>
               </w:rPr>
-              <w:t>2027-04-29</w:t>
+              <w:t>2027-05-06</w:t>
             </w:r>
           </w:p>
         </w:tc>
@@ -23064,7 +23053,7 @@
               <w:rPr>
                 <w:sz w:val="14"/>
               </w:rPr>
-              <w:t>2027-04-22</w:t>
+              <w:t>2027-10-12</w:t>
             </w:r>
           </w:p>
         </w:tc>
@@ -23080,7 +23069,7 @@
               <w:rPr>
                 <w:sz w:val="14"/>
               </w:rPr>
-              <w:t>2027-05-20</w:t>
+              <w:t>2027-11-09</w:t>
             </w:r>
           </w:p>
         </w:tc>
@@ -23165,7 +23154,7 @@
               <w:rPr>
                 <w:sz w:val="14"/>
               </w:rPr>
-              <w:t>2027-05-06</w:t>
+              <w:t>2027-09-21</w:t>
             </w:r>
           </w:p>
         </w:tc>
@@ -23181,7 +23170,7 @@
               <w:rPr>
                 <w:sz w:val="14"/>
               </w:rPr>
-              <w:t>2027-06-03</w:t>
+              <w:t>2027-10-19</w:t>
             </w:r>
           </w:p>
         </w:tc>
@@ -23771,7 +23760,7 @@
               <w:rPr>
                 <w:sz w:val="14"/>
               </w:rPr>
-              <w:t>2027-03-11</w:t>
+              <w:t>2027-03-29</w:t>
             </w:r>
           </w:p>
         </w:tc>
@@ -23787,7 +23776,7 @@
               <w:rPr>
                 <w:sz w:val="14"/>
               </w:rPr>
-              <w:t>2027-10-21</w:t>
+              <w:t>2027-11-08</w:t>
             </w:r>
           </w:p>
         </w:tc>
@@ -23973,7 +23962,7 @@
               <w:rPr>
                 <w:sz w:val="14"/>
               </w:rPr>
-              <w:t>2027-04-15</w:t>
+              <w:t>2027-05-05</w:t>
             </w:r>
           </w:p>
         </w:tc>
@@ -23989,7 +23978,7 @@
               <w:rPr>
                 <w:sz w:val="14"/>
               </w:rPr>
-              <w:t>2027-09-09</w:t>
+              <w:t>2027-09-29</w:t>
             </w:r>
           </w:p>
         </w:tc>
@@ -24175,7 +24164,7 @@
               <w:rPr>
                 <w:sz w:val="14"/>
               </w:rPr>
-              <w:t>2027-03-02</w:t>
+              <w:t>2027-02-25</w:t>
             </w:r>
           </w:p>
         </w:tc>
@@ -24191,7 +24180,7 @@
               <w:rPr>
                 <w:sz w:val="14"/>
               </w:rPr>
-              <w:t>2027-08-24</w:t>
+              <w:t>2027-08-19</w:t>
             </w:r>
           </w:p>
         </w:tc>
@@ -26843,7 +26832,7 @@
               <w:rPr>
                 <w:sz w:val="14"/>
               </w:rPr>
-              <w:t>4</w:t>
+              <w:t>1</w:t>
             </w:r>
           </w:p>
         </w:tc>
@@ -27247,7 +27236,7 @@
               <w:rPr>
                 <w:sz w:val="14"/>
               </w:rPr>
-              <w:t>4</w:t>
+              <w:t>2</w:t>
             </w:r>
           </w:p>
         </w:tc>
@@ -36946,7 +36935,7 @@
               <w:rPr>
                 <w:sz w:val="14"/>
               </w:rPr>
-              <w:t>2027-09-28</w:t>
+              <w:t>2027-09-29</w:t>
             </w:r>
           </w:p>
         </w:tc>
@@ -36978,7 +36967,7 @@
               <w:rPr>
                 <w:sz w:val="14"/>
               </w:rPr>
-              <w:t>9</w:t>
+              <w:t>8</w:t>
             </w:r>
           </w:p>
         </w:tc>
@@ -36999,7 +36988,7 @@
               <w:rPr>
                 <w:sz w:val="14"/>
               </w:rPr>
-              <w:t>EWP-08-CV-01</w:t>
+              <w:t>EWP-12-PI-01</w:t>
             </w:r>
           </w:p>
         </w:tc>
@@ -37015,7 +37004,7 @@
               <w:rPr>
                 <w:sz w:val="14"/>
               </w:rPr>
-              <w:t>CWP-08-CV-01</w:t>
+              <w:t>CWP-12-PI-01</w:t>
             </w:r>
           </w:p>
         </w:tc>
@@ -37031,7 +37020,7 @@
               <w:rPr>
                 <w:sz w:val="14"/>
               </w:rPr>
-              <w:t>ALP-EPC-00UQA-HV-GAD-0001</w:t>
+              <w:t>ALP-EPC-00SGA-PI-ISO-0001</w:t>
             </w:r>
           </w:p>
         </w:tc>
@@ -37047,7 +37036,7 @@
               <w:rPr>
                 <w:sz w:val="14"/>
               </w:rPr>
-              <w:t>2027-06-10</w:t>
+              <w:t>2027-10-20</w:t>
             </w:r>
           </w:p>
         </w:tc>
@@ -37063,7 +37052,7 @@
               <w:rPr>
                 <w:sz w:val="14"/>
               </w:rPr>
-              <w:t>2027-05-04</w:t>
+              <w:t>2027-07-12</w:t>
             </w:r>
           </w:p>
         </w:tc>
@@ -37079,7 +37068,7 @@
               <w:rPr>
                 <w:sz w:val="14"/>
               </w:rPr>
-              <w:t>9</w:t>
+              <w:t>8</w:t>
             </w:r>
           </w:p>
         </w:tc>
@@ -37201,7 +37190,7 @@
               <w:rPr>
                 <w:sz w:val="14"/>
               </w:rPr>
-              <w:t>EWP-12-PI-01</w:t>
+              <w:t>EWP-08-CV-01</w:t>
             </w:r>
           </w:p>
         </w:tc>
@@ -37217,7 +37206,7 @@
               <w:rPr>
                 <w:sz w:val="14"/>
               </w:rPr>
-              <w:t>CWP-12-PI-01</w:t>
+              <w:t>CWP-08-CV-01</w:t>
             </w:r>
           </w:p>
         </w:tc>
@@ -37233,7 +37222,7 @@
               <w:rPr>
                 <w:sz w:val="14"/>
               </w:rPr>
-              <w:t>ALP-EPC-00SGA-PI-ISO-0001</w:t>
+              <w:t>ALP-EPC-00UQA-HV-GAD-0001</w:t>
             </w:r>
           </w:p>
         </w:tc>
@@ -37249,7 +37238,7 @@
               <w:rPr>
                 <w:sz w:val="14"/>
               </w:rPr>
-              <w:t>2027-10-19</w:t>
+              <w:t>2027-06-03</w:t>
             </w:r>
           </w:p>
         </w:tc>
@@ -37265,7 +37254,7 @@
               <w:rPr>
                 <w:sz w:val="14"/>
               </w:rPr>
-              <w:t>2027-07-12</w:t>
+              <w:t>2027-05-04</w:t>
             </w:r>
           </w:p>
         </w:tc>
@@ -37281,7 +37270,7 @@
               <w:rPr>
                 <w:sz w:val="14"/>
               </w:rPr>
-              <w:t>9</w:t>
+              <w:t>10</w:t>
             </w:r>
           </w:p>
         </w:tc>
@@ -37302,7 +37291,7 @@
               <w:rPr>
                 <w:sz w:val="14"/>
               </w:rPr>
-              <w:t>EWP-02-PI-01</w:t>
+              <w:t>EWP-03-CV-01</w:t>
             </w:r>
           </w:p>
         </w:tc>
@@ -37318,7 +37307,7 @@
               <w:rPr>
                 <w:sz w:val="14"/>
               </w:rPr>
-              <w:t>CWP-02-PI-01</w:t>
+              <w:t>CWP-03-CV-01</w:t>
             </w:r>
           </w:p>
         </w:tc>
@@ -37334,7 +37323,7 @@
               <w:rPr>
                 <w:sz w:val="14"/>
               </w:rPr>
-              <w:t>ALP-EPC-20MAN-PI-SUP-0001</w:t>
+              <w:t>ALP-EPC-00UBA-CV-RBR-0001</w:t>
             </w:r>
           </w:p>
         </w:tc>
@@ -37350,7 +37339,7 @@
               <w:rPr>
                 <w:sz w:val="14"/>
               </w:rPr>
-              <w:t>2028-04-28</w:t>
+              <w:t>2027-04-23</w:t>
             </w:r>
           </w:p>
         </w:tc>
@@ -37366,7 +37355,7 @@
               <w:rPr>
                 <w:sz w:val="14"/>
               </w:rPr>
-              <w:t>2028-01-31</w:t>
+              <w:t>2027-03-29</w:t>
             </w:r>
           </w:p>
         </w:tc>
@@ -37403,7 +37392,7 @@
               <w:rPr>
                 <w:sz w:val="14"/>
               </w:rPr>
-              <w:t>EWP-03-CV-01</w:t>
+              <w:t>EWP-01-CV-02</w:t>
             </w:r>
           </w:p>
         </w:tc>
@@ -37419,7 +37408,7 @@
               <w:rPr>
                 <w:sz w:val="14"/>
               </w:rPr>
-              <w:t>CWP-03-CV-01</w:t>
+              <w:t>CWP-01-CV-02</w:t>
             </w:r>
           </w:p>
         </w:tc>
@@ -37435,7 +37424,7 @@
               <w:rPr>
                 <w:sz w:val="14"/>
               </w:rPr>
-              <w:t>ALP-EPC-00UBA-CV-RBR-0001</w:t>
+              <w:t>ALP-EPC-10UHA-CV-RBR-0001</w:t>
             </w:r>
           </w:p>
         </w:tc>
@@ -37451,7 +37440,7 @@
               <w:rPr>
                 <w:sz w:val="14"/>
               </w:rPr>
-              <w:t>2027-04-23</w:t>
+              <w:t>2027-06-18</w:t>
             </w:r>
           </w:p>
         </w:tc>
@@ -37467,7 +37456,7 @@
               <w:rPr>
                 <w:sz w:val="14"/>
               </w:rPr>
-              <w:t>2027-03-29</w:t>
+              <w:t>2027-04-19</w:t>
             </w:r>
           </w:p>
         </w:tc>
@@ -37483,7 +37472,7 @@
               <w:rPr>
                 <w:sz w:val="14"/>
               </w:rPr>
-              <w:t>11</w:t>
+              <w:t>12</w:t>
             </w:r>
           </w:p>
         </w:tc>
@@ -37504,7 +37493,7 @@
               <w:rPr>
                 <w:sz w:val="14"/>
               </w:rPr>
-              <w:t>EWP-07-CV-01</w:t>
+              <w:t>EWP-02-PI-01</w:t>
             </w:r>
           </w:p>
         </w:tc>
@@ -37520,7 +37509,7 @@
               <w:rPr>
                 <w:sz w:val="14"/>
               </w:rPr>
-              <w:t>CWP-07-CV-01</w:t>
+              <w:t>CWP-02-PI-01</w:t>
             </w:r>
           </w:p>
         </w:tc>
@@ -37536,7 +37525,7 @@
               <w:rPr>
                 <w:sz w:val="14"/>
               </w:rPr>
-              <w:t>ALP-EPC-00UGA-HV-GAD-0001</w:t>
+              <w:t>ALP-EPC-20LCA-PI-SUP-0001</w:t>
             </w:r>
           </w:p>
         </w:tc>
@@ -37552,7 +37541,7 @@
               <w:rPr>
                 <w:sz w:val="14"/>
               </w:rPr>
-              <w:t>2027-06-02</w:t>
+              <w:t>2028-04-27</w:t>
             </w:r>
           </w:p>
         </w:tc>
@@ -37568,7 +37557,7 @@
               <w:rPr>
                 <w:sz w:val="14"/>
               </w:rPr>
-              <w:t>2027-04-05</w:t>
+              <w:t>2028-01-31</w:t>
             </w:r>
           </w:p>
         </w:tc>
@@ -37605,7 +37594,7 @@
               <w:rPr>
                 <w:sz w:val="14"/>
               </w:rPr>
-              <w:t>EWP-01-CV-02</w:t>
+              <w:t>EWP-05-CV-01</w:t>
             </w:r>
           </w:p>
         </w:tc>
@@ -37621,7 +37610,7 @@
               <w:rPr>
                 <w:sz w:val="14"/>
               </w:rPr>
-              <w:t>CWP-01-CV-02</w:t>
+              <w:t>CWP-05-CV-01</w:t>
             </w:r>
           </w:p>
         </w:tc>
@@ -37637,7 +37626,7 @@
               <w:rPr>
                 <w:sz w:val="14"/>
               </w:rPr>
-              <w:t>ALP-EPC-00UBF-CV-RBR-0001</w:t>
+              <w:t>ALP-EPC-00UPC-CV-RBR-0001</w:t>
             </w:r>
           </w:p>
         </w:tc>
@@ -37653,7 +37642,7 @@
               <w:rPr>
                 <w:sz w:val="14"/>
               </w:rPr>
-              <w:t>2027-06-18</w:t>
+              <w:t>2027-06-03</w:t>
             </w:r>
           </w:p>
         </w:tc>
@@ -37669,7 +37658,7 @@
               <w:rPr>
                 <w:sz w:val="14"/>
               </w:rPr>
-              <w:t>2027-04-19</w:t>
+              <w:t>2027-03-25</w:t>
             </w:r>
           </w:p>
         </w:tc>
@@ -37685,7 +37674,7 @@
               <w:rPr>
                 <w:sz w:val="14"/>
               </w:rPr>
-              <w:t>13</w:t>
+              <w:t>14</w:t>
             </w:r>
           </w:p>
         </w:tc>
@@ -37706,7 +37695,7 @@
               <w:rPr>
                 <w:sz w:val="14"/>
               </w:rPr>
-              <w:t>EWP-05-CV-01</w:t>
+              <w:t>EWP-10-CV-01</w:t>
             </w:r>
           </w:p>
         </w:tc>
@@ -37722,7 +37711,7 @@
               <w:rPr>
                 <w:sz w:val="14"/>
               </w:rPr>
-              <w:t>CWP-05-CV-01</w:t>
+              <w:t>CWP-10-CV-01</w:t>
             </w:r>
           </w:p>
         </w:tc>
@@ -37738,7 +37727,7 @@
               <w:rPr>
                 <w:sz w:val="14"/>
               </w:rPr>
-              <w:t>ALP-EPC-00UPC-CV-RBR-0001</w:t>
+              <w:t>ALP-EPC-00UEG-CV-RBR-0001</w:t>
             </w:r>
           </w:p>
         </w:tc>
@@ -37754,7 +37743,7 @@
               <w:rPr>
                 <w:sz w:val="14"/>
               </w:rPr>
-              <w:t>2027-06-07</w:t>
+              <w:t>2027-06-28</w:t>
             </w:r>
           </w:p>
         </w:tc>
@@ -37770,7 +37759,7 @@
               <w:rPr>
                 <w:sz w:val="14"/>
               </w:rPr>
-              <w:t>2027-03-25</w:t>
+              <w:t>2027-06-03</w:t>
             </w:r>
           </w:p>
         </w:tc>
@@ -37786,7 +37775,7 @@
               <w:rPr>
                 <w:sz w:val="14"/>
               </w:rPr>
-              <w:t>13</w:t>
+              <w:t>14</w:t>
             </w:r>
           </w:p>
         </w:tc>
@@ -37807,7 +37796,7 @@
               <w:rPr>
                 <w:sz w:val="14"/>
               </w:rPr>
-              <w:t>EWP-07-PI-01</w:t>
+              <w:t>EWP-04-CV-01</w:t>
             </w:r>
           </w:p>
         </w:tc>
@@ -37823,7 +37812,7 @@
               <w:rPr>
                 <w:sz w:val="14"/>
               </w:rPr>
-              <w:t>CWP-07-PI-01</w:t>
+              <w:t>CWP-04-CV-01</w:t>
             </w:r>
           </w:p>
         </w:tc>
@@ -37839,7 +37828,7 @@
               <w:rPr>
                 <w:sz w:val="14"/>
               </w:rPr>
-              <w:t>ALP-EPC-00GHA-PI-SUP-0001</w:t>
+              <w:t>ALP-EPC-00UAC-CV-RBR-0001</w:t>
             </w:r>
           </w:p>
         </w:tc>
@@ -37855,7 +37844,7 @@
               <w:rPr>
                 <w:sz w:val="14"/>
               </w:rPr>
-              <w:t>2028-03-14</w:t>
+              <w:t>2027-04-16</w:t>
             </w:r>
           </w:p>
         </w:tc>
@@ -37871,7 +37860,7 @@
               <w:rPr>
                 <w:sz w:val="14"/>
               </w:rPr>
-              <w:t>2028-01-24</w:t>
+              <w:t>2027-04-05</w:t>
             </w:r>
           </w:p>
         </w:tc>
@@ -37887,7 +37876,7 @@
               <w:rPr>
                 <w:sz w:val="14"/>
               </w:rPr>
-              <w:t>14</w:t>
+              <w:t>15</w:t>
             </w:r>
           </w:p>
         </w:tc>
@@ -37908,7 +37897,7 @@
               <w:rPr>
                 <w:sz w:val="14"/>
               </w:rPr>
-              <w:t>EWP-04-CV-01</w:t>
+              <w:t>EWP-07-CV-01</w:t>
             </w:r>
           </w:p>
         </w:tc>
@@ -37924,7 +37913,7 @@
               <w:rPr>
                 <w:sz w:val="14"/>
               </w:rPr>
-              <w:t>CWP-04-CV-01</w:t>
+              <w:t>CWP-07-CV-01</w:t>
             </w:r>
           </w:p>
         </w:tc>
@@ -37940,7 +37929,7 @@
               <w:rPr>
                 <w:sz w:val="14"/>
               </w:rPr>
-              <w:t>ALP-EPC-00UAC-CV-RBR-0001</w:t>
+              <w:t>ALP-EPC-00UGA-CV-EFD-0001</w:t>
             </w:r>
           </w:p>
         </w:tc>
@@ -37956,7 +37945,7 @@
               <w:rPr>
                 <w:sz w:val="14"/>
               </w:rPr>
-              <w:t>2027-04-19</w:t>
+              <w:t>2027-05-31</w:t>
             </w:r>
           </w:p>
         </w:tc>
@@ -38009,7 +37998,7 @@
               <w:rPr>
                 <w:sz w:val="14"/>
               </w:rPr>
-              <w:t>EWP-01-PI-01</w:t>
+              <w:t>EWP-07-PI-01</w:t>
             </w:r>
           </w:p>
         </w:tc>
@@ -38025,7 +38014,7 @@
               <w:rPr>
                 <w:sz w:val="14"/>
               </w:rPr>
-              <w:t>CWP-01-PI-01</w:t>
+              <w:t>CWP-07-PI-01</w:t>
             </w:r>
           </w:p>
         </w:tc>
@@ -38041,7 +38030,7 @@
               <w:rPr>
                 <w:sz w:val="14"/>
               </w:rPr>
-              <w:t>ALP-EPC-10LAF-PI-SUP-0001</w:t>
+              <w:t>ALP-EPC-00GHA-PI-SUP-0001</w:t>
             </w:r>
           </w:p>
         </w:tc>
@@ -38057,7 +38046,7 @@
               <w:rPr>
                 <w:sz w:val="14"/>
               </w:rPr>
-              <w:t>2028-03-03</w:t>
+              <w:t>2028-03-13</w:t>
             </w:r>
           </w:p>
         </w:tc>
@@ -38073,7 +38062,7 @@
               <w:rPr>
                 <w:sz w:val="14"/>
               </w:rPr>
-              <w:t>2027-12-13</w:t>
+              <w:t>2028-01-24</w:t>
             </w:r>
           </w:p>
         </w:tc>
@@ -38089,7 +38078,7 @@
               <w:rPr>
                 <w:sz w:val="14"/>
               </w:rPr>
-              <w:t>16</w:t>
+              <w:t>15</w:t>
             </w:r>
           </w:p>
         </w:tc>
@@ -38110,7 +38099,7 @@
               <w:rPr>
                 <w:sz w:val="14"/>
               </w:rPr>
-              <w:t>EWP-12-CV-02</w:t>
+              <w:t>EWP-01-PI-01</w:t>
             </w:r>
           </w:p>
         </w:tc>
@@ -38126,7 +38115,7 @@
               <w:rPr>
                 <w:sz w:val="14"/>
               </w:rPr>
-              <w:t>CWP-12-CV-02</w:t>
+              <w:t>CWP-01-PI-01</w:t>
             </w:r>
           </w:p>
         </w:tc>
@@ -38142,7 +38131,7 @@
               <w:rPr>
                 <w:sz w:val="14"/>
               </w:rPr>
-              <w:t>ALP-EPC-00UZD-CV-FND-0001</w:t>
+              <w:t>ALP-EPC-10LAF-PI-SUP-0001</w:t>
             </w:r>
           </w:p>
         </w:tc>
@@ -38158,7 +38147,7 @@
               <w:rPr>
                 <w:sz w:val="14"/>
               </w:rPr>
-              <w:t>2027-06-17</w:t>
+              <w:t>2028-03-02</w:t>
             </w:r>
           </w:p>
         </w:tc>
@@ -38174,7 +38163,7 @@
               <w:rPr>
                 <w:sz w:val="14"/>
               </w:rPr>
-              <w:t>2027-03-22</w:t>
+              <w:t>2027-12-13</w:t>
             </w:r>
           </w:p>
         </w:tc>
@@ -38190,7 +38179,7 @@
               <w:rPr>
                 <w:sz w:val="14"/>
               </w:rPr>
-              <w:t>18</w:t>
+              <w:t>17</w:t>
             </w:r>
           </w:p>
         </w:tc>
@@ -38211,7 +38200,7 @@
               <w:rPr>
                 <w:sz w:val="14"/>
               </w:rPr>
-              <w:t>EWP-10-CV-01</w:t>
+              <w:t>EWP-02-CV-02</w:t>
             </w:r>
           </w:p>
         </w:tc>
@@ -38227,7 +38216,7 @@
               <w:rPr>
                 <w:sz w:val="14"/>
               </w:rPr>
-              <w:t>CWP-10-CV-01</w:t>
+              <w:t>CWP-02-CV-02</w:t>
             </w:r>
           </w:p>
         </w:tc>
@@ -38243,7 +38232,7 @@
               <w:rPr>
                 <w:sz w:val="14"/>
               </w:rPr>
-              <w:t>ALP-EPC-00UEG-CV-RBR-0001</w:t>
+              <w:t>ALP-EPC-20UMB-CV-RBR-0001</w:t>
             </w:r>
           </w:p>
         </w:tc>
@@ -38259,7 +38248,7 @@
               <w:rPr>
                 <w:sz w:val="14"/>
               </w:rPr>
-              <w:t>2027-06-24</w:t>
+              <w:t>2027-06-28</w:t>
             </w:r>
           </w:p>
         </w:tc>
@@ -38275,7 +38264,7 @@
               <w:rPr>
                 <w:sz w:val="14"/>
               </w:rPr>
-              <w:t>2027-06-03</w:t>
+              <w:t>2027-04-19</w:t>
             </w:r>
           </w:p>
         </w:tc>
@@ -38291,7 +38280,7 @@
               <w:rPr>
                 <w:sz w:val="14"/>
               </w:rPr>
-              <w:t>19</w:t>
+              <w:t>18</w:t>
             </w:r>
           </w:p>
         </w:tc>
@@ -38690,7 +38679,7 @@
               <w:rPr>
                 <w:sz w:val="14"/>
               </w:rPr>
-              <w:t>MR-EL-010</w:t>
+              <w:t>MR-EL-001</w:t>
             </w:r>
           </w:p>
         </w:tc>
@@ -38706,7 +38695,7 @@
               <w:rPr>
                 <w:sz w:val="14"/>
               </w:rPr>
-              <w:t>Cathodic protection (marine structures, buried piping and tanks)</w:t>
+              <w:t>380 kV GIS</w:t>
             </w:r>
           </w:p>
         </w:tc>
@@ -38722,7 +38711,7 @@
               <w:rPr>
                 <w:sz w:val="14"/>
               </w:rPr>
-              <w:t>2027-06-15</w:t>
+              <w:t>2026-12-15</w:t>
             </w:r>
           </w:p>
         </w:tc>
@@ -38738,7 +38727,7 @@
               <w:rPr>
                 <w:sz w:val="14"/>
               </w:rPr>
-              <w:t>2027-10-26</w:t>
+              <w:t>2028-01-25</w:t>
             </w:r>
           </w:p>
         </w:tc>
@@ -38754,7 +38743,7 @@
               <w:rPr>
                 <w:sz w:val="14"/>
               </w:rPr>
-              <w:t>2027-11-01</w:t>
+              <w:t>2028-02-01</w:t>
             </w:r>
           </w:p>
         </w:tc>
@@ -38770,7 +38759,7 @@
               <w:rPr>
                 <w:sz w:val="14"/>
               </w:rPr>
-              <w:t>CWP-12-PI-01</w:t>
+              <w:t>CWP-04-EL-01</w:t>
             </w:r>
           </w:p>
         </w:tc>
@@ -38786,7 +38775,7 @@
               <w:rPr>
                 <w:sz w:val="14"/>
               </w:rPr>
-              <w:t>4</w:t>
+              <w:t>5</w:t>
             </w:r>
           </w:p>
         </w:tc>
@@ -38807,7 +38796,7 @@
               <w:rPr>
                 <w:sz w:val="14"/>
               </w:rPr>
-              <w:t>MR-EL-001</w:t>
+              <w:t>MR-EL-011</w:t>
             </w:r>
           </w:p>
         </w:tc>
@@ -38823,7 +38812,7 @@
               <w:rPr>
                 <w:sz w:val="14"/>
               </w:rPr>
-              <w:t>380 kV GIS</w:t>
+              <w:t>Construction power supply (RMU, temporary distribution)</w:t>
             </w:r>
           </w:p>
         </w:tc>
@@ -38839,7 +38828,7 @@
               <w:rPr>
                 <w:sz w:val="14"/>
               </w:rPr>
-              <w:t>2026-12-15</w:t>
+              <w:t>2026-11-16</w:t>
             </w:r>
           </w:p>
         </w:tc>
@@ -38855,7 +38844,7 @@
               <w:rPr>
                 <w:sz w:val="14"/>
               </w:rPr>
-              <w:t>2028-01-25</w:t>
+              <w:t>2027-01-18</w:t>
             </w:r>
           </w:p>
         </w:tc>
@@ -38871,7 +38860,7 @@
               <w:rPr>
                 <w:sz w:val="14"/>
               </w:rPr>
-              <w:t>2028-02-01</w:t>
+              <w:t>2027-01-25</w:t>
             </w:r>
           </w:p>
         </w:tc>
@@ -38887,7 +38876,7 @@
               <w:rPr>
                 <w:sz w:val="14"/>
               </w:rPr>
-              <w:t>CWP-04-EL-01</w:t>
+              <w:t>CWP-12-CV-01</w:t>
             </w:r>
           </w:p>
         </w:tc>
@@ -38924,7 +38913,7 @@
               <w:rPr>
                 <w:sz w:val="14"/>
               </w:rPr>
-              <w:t>MR-EL-011</w:t>
+              <w:t>MR-EL-101</w:t>
             </w:r>
           </w:p>
         </w:tc>
@@ -38940,7 +38929,7 @@
               <w:rPr>
                 <w:sz w:val="14"/>
               </w:rPr>
-              <w:t>Construction power supply (RMU, temporary distribution)</w:t>
+              <w:t>Generators, excitation, GCB and busducts (IEC)</w:t>
             </w:r>
           </w:p>
         </w:tc>
@@ -38956,7 +38945,7 @@
               <w:rPr>
                 <w:sz w:val="14"/>
               </w:rPr>
-              <w:t>2026-11-16</w:t>
+              <w:t>2026-11-02</w:t>
             </w:r>
           </w:p>
         </w:tc>
@@ -38972,7 +38961,7 @@
               <w:rPr>
                 <w:sz w:val="14"/>
               </w:rPr>
-              <w:t>2027-01-18</w:t>
+              <w:t>2027-11-08</w:t>
             </w:r>
           </w:p>
         </w:tc>
@@ -38988,7 +38977,7 @@
               <w:rPr>
                 <w:sz w:val="14"/>
               </w:rPr>
-              <w:t>2027-01-25</w:t>
+              <w:t>2027-11-15</w:t>
             </w:r>
           </w:p>
         </w:tc>
@@ -39004,7 +38993,7 @@
               <w:rPr>
                 <w:sz w:val="14"/>
               </w:rPr>
-              <w:t>CWP-12-CV-01</w:t>
+              <w:t>CWP-01-ME-01</w:t>
             </w:r>
           </w:p>
         </w:tc>
@@ -39041,7 +39030,7 @@
               <w:rPr>
                 <w:sz w:val="14"/>
               </w:rPr>
-              <w:t>MR-EL-101</w:t>
+              <w:t>MR-ME-103</w:t>
             </w:r>
           </w:p>
         </w:tc>
@@ -39057,7 +39046,7 @@
               <w:rPr>
                 <w:sz w:val="14"/>
               </w:rPr>
-              <w:t>Generators, excitation, GCB and busducts (IEC)</w:t>
+              <w:t>Steam turbine and condenser (IEC)</w:t>
             </w:r>
           </w:p>
         </w:tc>
@@ -39089,7 +39078,7 @@
               <w:rPr>
                 <w:sz w:val="14"/>
               </w:rPr>
-              <w:t>2027-11-08</w:t>
+              <w:t>2028-01-10</w:t>
             </w:r>
           </w:p>
         </w:tc>
@@ -39105,7 +39094,7 @@
               <w:rPr>
                 <w:sz w:val="14"/>
               </w:rPr>
-              <w:t>2027-11-15</w:t>
+              <w:t>2028-01-17</w:t>
             </w:r>
           </w:p>
         </w:tc>
@@ -39121,7 +39110,7 @@
               <w:rPr>
                 <w:sz w:val="14"/>
               </w:rPr>
-              <w:t>CWP-01-ME-01</w:t>
+              <w:t>CWP-02-ME-01</w:t>
             </w:r>
           </w:p>
         </w:tc>
@@ -39158,7 +39147,7 @@
               <w:rPr>
                 <w:sz w:val="14"/>
               </w:rPr>
-              <w:t>MR-ME-103</w:t>
+              <w:t>MR-EL-009</w:t>
             </w:r>
           </w:p>
         </w:tc>
@@ -39174,7 +39163,7 @@
               <w:rPr>
                 <w:sz w:val="14"/>
               </w:rPr>
-              <w:t>Steam turbine and condenser (IEC)</w:t>
+              <w:t>Cable trays, earthing and lighting materials</w:t>
             </w:r>
           </w:p>
         </w:tc>
@@ -39190,7 +39179,7 @@
               <w:rPr>
                 <w:sz w:val="14"/>
               </w:rPr>
-              <w:t>2026-11-02</w:t>
+              <w:t>2027-01-28</w:t>
             </w:r>
           </w:p>
         </w:tc>
@@ -39206,7 +39195,7 @@
               <w:rPr>
                 <w:sz w:val="14"/>
               </w:rPr>
-              <w:t>2028-01-10</w:t>
+              <w:t>2027-06-03</w:t>
             </w:r>
           </w:p>
         </w:tc>
@@ -39222,7 +39211,7 @@
               <w:rPr>
                 <w:sz w:val="14"/>
               </w:rPr>
-              <w:t>2028-01-17</w:t>
+              <w:t>2027-06-14</w:t>
             </w:r>
           </w:p>
         </w:tc>
@@ -39238,7 +39227,7 @@
               <w:rPr>
                 <w:sz w:val="14"/>
               </w:rPr>
-              <w:t>CWP-02-ME-01</w:t>
+              <w:t>CWP-12-EL-01</w:t>
             </w:r>
           </w:p>
         </w:tc>
@@ -39254,7 +39243,7 @@
               <w:rPr>
                 <w:sz w:val="14"/>
               </w:rPr>
-              <w:t>5</w:t>
+              <w:t>7</w:t>
             </w:r>
           </w:p>
         </w:tc>
@@ -39275,7 +39264,7 @@
               <w:rPr>
                 <w:sz w:val="14"/>
               </w:rPr>
-              <w:t>MR-EL-009</w:t>
+              <w:t>MR-ME-001</w:t>
             </w:r>
           </w:p>
         </w:tc>
@@ -39291,7 +39280,7 @@
               <w:rPr>
                 <w:sz w:val="14"/>
               </w:rPr>
-              <w:t>Cable trays, earthing and lighting materials</w:t>
+              <w:t>Boiler feed pumps</w:t>
             </w:r>
           </w:p>
         </w:tc>
@@ -39307,7 +39296,7 @@
               <w:rPr>
                 <w:sz w:val="14"/>
               </w:rPr>
-              <w:t>2027-01-28</w:t>
+              <w:t>2027-01-14</w:t>
             </w:r>
           </w:p>
         </w:tc>
@@ -39323,7 +39312,7 @@
               <w:rPr>
                 <w:sz w:val="14"/>
               </w:rPr>
-              <w:t>2027-06-03</w:t>
+              <w:t>2027-11-18</w:t>
             </w:r>
           </w:p>
         </w:tc>
@@ -39339,7 +39328,7 @@
               <w:rPr>
                 <w:sz w:val="14"/>
               </w:rPr>
-              <w:t>2027-06-14</w:t>
+              <w:t>2027-11-29</w:t>
             </w:r>
           </w:p>
         </w:tc>
@@ -39355,7 +39344,7 @@
               <w:rPr>
                 <w:sz w:val="14"/>
               </w:rPr>
-              <w:t>CWP-12-EL-01</w:t>
+              <w:t>CWP-08-ME-01</w:t>
             </w:r>
           </w:p>
         </w:tc>
@@ -39392,7 +39381,7 @@
               <w:rPr>
                 <w:sz w:val="14"/>
               </w:rPr>
-              <w:t>MR-ME-001</w:t>
+              <w:t>MR-ME-009</w:t>
             </w:r>
           </w:p>
         </w:tc>
@@ -39408,7 +39397,7 @@
               <w:rPr>
                 <w:sz w:val="14"/>
               </w:rPr>
-              <w:t>Boiler feed pumps</w:t>
+              <w:t>Auxiliary boiler</w:t>
             </w:r>
           </w:p>
         </w:tc>
@@ -39509,7 +39498,7 @@
               <w:rPr>
                 <w:sz w:val="14"/>
               </w:rPr>
-              <w:t>MR-ME-009</w:t>
+              <w:t>MR-ME-012</w:t>
             </w:r>
           </w:p>
         </w:tc>
@@ -39525,7 +39514,7 @@
               <w:rPr>
                 <w:sz w:val="14"/>
               </w:rPr>
-              <w:t>Auxiliary boiler</w:t>
+              <w:t>Water treatment package (SWRO, demin, condensate polishing)</w:t>
             </w:r>
           </w:p>
         </w:tc>
@@ -39541,7 +39530,7 @@
               <w:rPr>
                 <w:sz w:val="14"/>
               </w:rPr>
-              <w:t>2027-01-14</w:t>
+              <w:t>2027-01-28</w:t>
             </w:r>
           </w:p>
         </w:tc>
@@ -39557,7 +39546,7 @@
               <w:rPr>
                 <w:sz w:val="14"/>
               </w:rPr>
-              <w:t>2027-11-18</w:t>
+              <w:t>2028-01-13</w:t>
             </w:r>
           </w:p>
         </w:tc>
@@ -39573,7 +39562,7 @@
               <w:rPr>
                 <w:sz w:val="14"/>
               </w:rPr>
-              <w:t>2027-11-29</w:t>
+              <w:t>2028-01-24</w:t>
             </w:r>
           </w:p>
         </w:tc>
@@ -39589,7 +39578,7 @@
               <w:rPr>
                 <w:sz w:val="14"/>
               </w:rPr>
-              <w:t>CWP-08-ME-01</w:t>
+              <w:t>CWP-07-ME-01</w:t>
             </w:r>
           </w:p>
         </w:tc>
@@ -39626,7 +39615,7 @@
               <w:rPr>
                 <w:sz w:val="14"/>
               </w:rPr>
-              <w:t>MR-ME-012</w:t>
+              <w:t>MR-ME-015</w:t>
             </w:r>
           </w:p>
         </w:tc>
@@ -39642,7 +39631,7 @@
               <w:rPr>
                 <w:sz w:val="14"/>
               </w:rPr>
-              <w:t>Water treatment package (SWRO, demin, condensate polishing)</w:t>
+              <w:t>Gas receiving and metering station</w:t>
             </w:r>
           </w:p>
         </w:tc>
@@ -39658,7 +39647,7 @@
               <w:rPr>
                 <w:sz w:val="14"/>
               </w:rPr>
-              <w:t>2027-01-28</w:t>
+              <w:t>2027-01-14</w:t>
             </w:r>
           </w:p>
         </w:tc>
@@ -39674,7 +39663,7 @@
               <w:rPr>
                 <w:sz w:val="14"/>
               </w:rPr>
-              <w:t>2028-01-13</w:t>
+              <w:t>2027-11-18</w:t>
             </w:r>
           </w:p>
         </w:tc>
@@ -39690,7 +39679,7 @@
               <w:rPr>
                 <w:sz w:val="14"/>
               </w:rPr>
-              <w:t>2028-01-24</w:t>
+              <w:t>2027-11-29</w:t>
             </w:r>
           </w:p>
         </w:tc>
@@ -39706,7 +39695,7 @@
               <w:rPr>
                 <w:sz w:val="14"/>
               </w:rPr>
-              <w:t>CWP-07-ME-01</w:t>
+              <w:t>CWP-09-ME-01</w:t>
             </w:r>
           </w:p>
         </w:tc>
@@ -39743,7 +39732,7 @@
               <w:rPr>
                 <w:sz w:val="14"/>
               </w:rPr>
-              <w:t>MR-ME-015</w:t>
+              <w:t>MR-ME-016</w:t>
             </w:r>
           </w:p>
         </w:tc>
@@ -39759,7 +39748,7 @@
               <w:rPr>
                 <w:sz w:val="14"/>
               </w:rPr>
-              <w:t>Gas receiving and metering station</w:t>
+              <w:t>LDO unloading and forwarding / treatment skids</w:t>
             </w:r>
           </w:p>
         </w:tc>
@@ -39791,7 +39780,7 @@
               <w:rPr>
                 <w:sz w:val="14"/>
               </w:rPr>
-              <w:t>2027-11-18</w:t>
+              <w:t>2027-10-21</w:t>
             </w:r>
           </w:p>
         </w:tc>
@@ -39807,7 +39796,7 @@
               <w:rPr>
                 <w:sz w:val="14"/>
               </w:rPr>
-              <w:t>2027-11-29</w:t>
+              <w:t>2027-11-01</w:t>
             </w:r>
           </w:p>
         </w:tc>
@@ -39823,7 +39812,7 @@
               <w:rPr>
                 <w:sz w:val="14"/>
               </w:rPr>
-              <w:t>CWP-09-ME-01</w:t>
+              <w:t>CWP-10-ME-01</w:t>
             </w:r>
           </w:p>
         </w:tc>
@@ -39860,7 +39849,7 @@
               <w:rPr>
                 <w:sz w:val="14"/>
               </w:rPr>
-              <w:t>MR-ME-016</w:t>
+              <w:t>MR-PI-002</w:t>
             </w:r>
           </w:p>
         </w:tc>
@@ -39876,7 +39865,7 @@
               <w:rPr>
                 <w:sz w:val="14"/>
               </w:rPr>
-              <w:t>LDO unloading and forwarding / treatment skids</w:t>
+              <w:t>Alloy piping P91 / P22 (main steam, reheat)</w:t>
             </w:r>
           </w:p>
         </w:tc>
@@ -39892,7 +39881,7 @@
               <w:rPr>
                 <w:sz w:val="14"/>
               </w:rPr>
-              <w:t>2027-01-14</w:t>
+              <w:t>2027-02-11</w:t>
             </w:r>
           </w:p>
         </w:tc>
@@ -39908,7 +39897,7 @@
               <w:rPr>
                 <w:sz w:val="14"/>
               </w:rPr>
-              <w:t>2027-10-21</w:t>
+              <w:t>2027-12-30</w:t>
             </w:r>
           </w:p>
         </w:tc>
@@ -39924,7 +39913,7 @@
               <w:rPr>
                 <w:sz w:val="14"/>
               </w:rPr>
-              <w:t>2027-11-01</w:t>
+              <w:t>2028-01-10</w:t>
             </w:r>
           </w:p>
         </w:tc>
@@ -39940,7 +39929,7 @@
               <w:rPr>
                 <w:sz w:val="14"/>
               </w:rPr>
-              <w:t>CWP-10-ME-01</w:t>
+              <w:t>CWP-01-PI-01</w:t>
             </w:r>
           </w:p>
         </w:tc>
@@ -39977,7 +39966,7 @@
               <w:rPr>
                 <w:sz w:val="14"/>
               </w:rPr>
-              <w:t>MR-PI-002</w:t>
+              <w:t>MR-ME-011</w:t>
             </w:r>
           </w:p>
         </w:tc>
@@ -39993,7 +39982,7 @@
               <w:rPr>
                 <w:sz w:val="14"/>
               </w:rPr>
-              <w:t>Alloy piping P91 / P22 (main steam, reheat)</w:t>
+              <w:t>Chemical dosing skid</w:t>
             </w:r>
           </w:p>
         </w:tc>
@@ -40009,7 +39998,7 @@
               <w:rPr>
                 <w:sz w:val="14"/>
               </w:rPr>
-              <w:t>2027-02-11</w:t>
+              <w:t>2027-05-04</w:t>
             </w:r>
           </w:p>
         </w:tc>
@@ -40025,7 +40014,7 @@
               <w:rPr>
                 <w:sz w:val="14"/>
               </w:rPr>
-              <w:t>2027-12-30</w:t>
+              <w:t>2027-11-16</w:t>
             </w:r>
           </w:p>
         </w:tc>
@@ -40041,7 +40030,7 @@
               <w:rPr>
                 <w:sz w:val="14"/>
               </w:rPr>
-              <w:t>2028-01-10</w:t>
+              <w:t>2027-11-29</w:t>
             </w:r>
           </w:p>
         </w:tc>
@@ -40057,7 +40046,7 @@
               <w:rPr>
                 <w:sz w:val="14"/>
               </w:rPr>
-              <w:t>CWP-01-PI-01</w:t>
+              <w:t>CWP-08-ME-01</w:t>
             </w:r>
           </w:p>
         </w:tc>
@@ -40073,124 +40062,7 @@
               <w:rPr>
                 <w:sz w:val="14"/>
               </w:rPr>
-              <w:t>7</w:t>
-            </w:r>
-          </w:p>
-        </w:tc>
-      </w:tr>
-      <w:tr>
-        <w:trPr>
-          <w:cantSplit w:val="true"/>
-        </w:trPr>
-        <w:tc>
-          <w:tcPr>
-            <w:tcW w:type="dxa" w:w="1134"/>
-          </w:tcPr>
-          <w:p>
-            <w:pPr>
-              <w:spacing w:after="0"/>
-            </w:pPr>
-            <w:r>
-              <w:rPr>
-                <w:sz w:val="14"/>
-              </w:rPr>
-              <w:t>MR-ME-011</w:t>
-            </w:r>
-          </w:p>
-        </w:tc>
-        <w:tc>
-          <w:tcPr>
-            <w:tcW w:type="dxa" w:w="3402"/>
-          </w:tcPr>
-          <w:p>
-            <w:pPr>
-              <w:spacing w:after="0"/>
-            </w:pPr>
-            <w:r>
-              <w:rPr>
-                <w:sz w:val="14"/>
-              </w:rPr>
-              <w:t>Chemical dosing skid</w:t>
-            </w:r>
-          </w:p>
-        </w:tc>
-        <w:tc>
-          <w:tcPr>
-            <w:tcW w:type="dxa" w:w="1077"/>
-          </w:tcPr>
-          <w:p>
-            <w:pPr>
-              <w:spacing w:after="0"/>
-            </w:pPr>
-            <w:r>
-              <w:rPr>
-                <w:sz w:val="14"/>
-              </w:rPr>
-              <w:t>2027-05-05</w:t>
-            </w:r>
-          </w:p>
-        </w:tc>
-        <w:tc>
-          <w:tcPr>
-            <w:tcW w:type="dxa" w:w="1077"/>
-          </w:tcPr>
-          <w:p>
-            <w:pPr>
-              <w:spacing w:after="0"/>
-            </w:pPr>
-            <w:r>
-              <w:rPr>
-                <w:sz w:val="14"/>
-              </w:rPr>
-              <w:t>2027-11-17</w:t>
-            </w:r>
-          </w:p>
-        </w:tc>
-        <w:tc>
-          <w:tcPr>
-            <w:tcW w:type="dxa" w:w="1077"/>
-          </w:tcPr>
-          <w:p>
-            <w:pPr>
-              <w:spacing w:after="0"/>
-            </w:pPr>
-            <w:r>
-              <w:rPr>
-                <w:sz w:val="14"/>
-              </w:rPr>
-              <w:t>2027-11-29</w:t>
-            </w:r>
-          </w:p>
-        </w:tc>
-        <w:tc>
-          <w:tcPr>
-            <w:tcW w:type="dxa" w:w="1304"/>
-          </w:tcPr>
-          <w:p>
-            <w:pPr>
-              <w:spacing w:after="0"/>
-            </w:pPr>
-            <w:r>
-              <w:rPr>
-                <w:sz w:val="14"/>
-              </w:rPr>
-              <w:t>CWP-08-ME-01</w:t>
-            </w:r>
-          </w:p>
-        </w:tc>
-        <w:tc>
-          <w:tcPr>
-            <w:tcW w:type="dxa" w:w="567"/>
-          </w:tcPr>
-          <w:p>
-            <w:pPr>
-              <w:spacing w:after="0"/>
-            </w:pPr>
-            <w:r>
-              <w:rPr>
-                <w:sz w:val="14"/>
-              </w:rPr>
-              <w:t>8</w:t>
+              <w:t>9</w:t>
             </w:r>
           </w:p>
         </w:tc>
@@ -40846,7 +40718,7 @@
     </w:p>
     <w:p>
       <w:r>
-        <w:t>21 OK, 3 INFO, 0 WARN (checks: MDL rules, benchmark, coverage MR, coverage equipment, coverage requirement, coverage scope, coverage system, inputs, key date). WARN must be resolved before the next issue; INFO is noted.</w:t>
+        <w:t>29 OK, 6 INFO, 0 WARN (checks: MDL rules, benchmark, coverage MR, coverage equipment, coverage requirement, coverage scope, coverage system, design criteria, inputs, key date). WARN must be resolved before the next issue; INFO is noted.</w:t>
       </w:r>
     </w:p>
     <w:tbl>
@@ -40995,7 +40867,7 @@
               <w:rPr>
                 <w:sz w:val="15"/>
               </w:rPr>
-              <w:t>72 rules: 0 required document(s) missing, 0 to update, 0 orphan(s)</w:t>
+              <w:t>80 rules: 0 required document(s) missing, 0 to update, 0 orphan(s)</w:t>
             </w:r>
           </w:p>
         </w:tc>
@@ -41203,6 +41075,213 @@
                 <w:sz w:val="15"/>
               </w:rPr>
               <w:t>none of the typical inputs ['ISO', 'LAY', 'PLT', 'PPL'] of a M3D</w:t>
+            </w:r>
+          </w:p>
+        </w:tc>
+      </w:tr>
+      <w:tr>
+        <w:trPr>
+          <w:cantSplit w:val="true"/>
+        </w:trPr>
+        <w:tc>
+          <w:tcPr>
+            <w:tcW w:type="dxa" w:w="1814"/>
+          </w:tcPr>
+          <w:p>
+            <w:pPr>
+              <w:spacing w:after="0"/>
+            </w:pPr>
+            <w:r>
+              <w:rPr>
+                <w:sz w:val="15"/>
+              </w:rPr>
+              <w:t>ALP-EPC-00UPA-CV-RBR-0001</w:t>
+            </w:r>
+          </w:p>
+        </w:tc>
+        <w:tc>
+          <w:tcPr>
+            <w:tcW w:type="dxa" w:w="1587"/>
+          </w:tcPr>
+          <w:p>
+            <w:pPr>
+              <w:spacing w:after="0"/>
+            </w:pPr>
+            <w:r>
+              <w:rPr>
+                <w:sz w:val="15"/>
+              </w:rPr>
+              <w:t>inputs</w:t>
+            </w:r>
+          </w:p>
+        </w:tc>
+        <w:tc>
+          <w:tcPr>
+            <w:tcW w:type="dxa" w:w="794"/>
+          </w:tcPr>
+          <w:p>
+            <w:pPr>
+              <w:spacing w:after="0"/>
+            </w:pPr>
+            <w:r>
+              <w:rPr>
+                <w:sz w:val="15"/>
+              </w:rPr>
+              <w:t>INFO</w:t>
+            </w:r>
+          </w:p>
+        </w:tc>
+        <w:tc>
+          <w:tcPr>
+            <w:tcW w:type="dxa" w:w="5669"/>
+          </w:tcPr>
+          <w:p>
+            <w:pPr>
+              <w:spacing w:after="0"/>
+            </w:pPr>
+            <w:r>
+              <w:rPr>
+                <w:sz w:val="15"/>
+              </w:rPr>
+              <w:t>none of the typical inputs ['FND'] of a RBR</w:t>
+            </w:r>
+          </w:p>
+        </w:tc>
+      </w:tr>
+      <w:tr>
+        <w:trPr>
+          <w:cantSplit w:val="true"/>
+        </w:trPr>
+        <w:tc>
+          <w:tcPr>
+            <w:tcW w:type="dxa" w:w="1814"/>
+          </w:tcPr>
+          <w:p>
+            <w:pPr>
+              <w:spacing w:after="0"/>
+            </w:pPr>
+            <w:r>
+              <w:rPr>
+                <w:sz w:val="15"/>
+              </w:rPr>
+              <w:t>ALP-EPC-00UZC-CV-RBR-0001</w:t>
+            </w:r>
+          </w:p>
+        </w:tc>
+        <w:tc>
+          <w:tcPr>
+            <w:tcW w:type="dxa" w:w="1587"/>
+          </w:tcPr>
+          <w:p>
+            <w:pPr>
+              <w:spacing w:after="0"/>
+            </w:pPr>
+            <w:r>
+              <w:rPr>
+                <w:sz w:val="15"/>
+              </w:rPr>
+              <w:t>inputs</w:t>
+            </w:r>
+          </w:p>
+        </w:tc>
+        <w:tc>
+          <w:tcPr>
+            <w:tcW w:type="dxa" w:w="794"/>
+          </w:tcPr>
+          <w:p>
+            <w:pPr>
+              <w:spacing w:after="0"/>
+            </w:pPr>
+            <w:r>
+              <w:rPr>
+                <w:sz w:val="15"/>
+              </w:rPr>
+              <w:t>INFO</w:t>
+            </w:r>
+          </w:p>
+        </w:tc>
+        <w:tc>
+          <w:tcPr>
+            <w:tcW w:type="dxa" w:w="5669"/>
+          </w:tcPr>
+          <w:p>
+            <w:pPr>
+              <w:spacing w:after="0"/>
+            </w:pPr>
+            <w:r>
+              <w:rPr>
+                <w:sz w:val="15"/>
+              </w:rPr>
+              <w:t>none of the typical inputs ['FND'] of a RBR</w:t>
+            </w:r>
+          </w:p>
+        </w:tc>
+      </w:tr>
+      <w:tr>
+        <w:trPr>
+          <w:cantSplit w:val="true"/>
+        </w:trPr>
+        <w:tc>
+          <w:tcPr>
+            <w:tcW w:type="dxa" w:w="1814"/>
+          </w:tcPr>
+          <w:p>
+            <w:pPr>
+              <w:spacing w:after="0"/>
+            </w:pPr>
+            <w:r>
+              <w:rPr>
+                <w:sz w:val="15"/>
+              </w:rPr>
+              <w:t>ALP-EPC-00UZE-CV-RBR-0001</w:t>
+            </w:r>
+          </w:p>
+        </w:tc>
+        <w:tc>
+          <w:tcPr>
+            <w:tcW w:type="dxa" w:w="1587"/>
+          </w:tcPr>
+          <w:p>
+            <w:pPr>
+              <w:spacing w:after="0"/>
+            </w:pPr>
+            <w:r>
+              <w:rPr>
+                <w:sz w:val="15"/>
+              </w:rPr>
+              <w:t>inputs</w:t>
+            </w:r>
+          </w:p>
+        </w:tc>
+        <w:tc>
+          <w:tcPr>
+            <w:tcW w:type="dxa" w:w="794"/>
+          </w:tcPr>
+          <w:p>
+            <w:pPr>
+              <w:spacing w:after="0"/>
+            </w:pPr>
+            <w:r>
+              <w:rPr>
+                <w:sz w:val="15"/>
+              </w:rPr>
+              <w:t>INFO</w:t>
+            </w:r>
+          </w:p>
+        </w:tc>
+        <w:tc>
+          <w:tcPr>
+            <w:tcW w:type="dxa" w:w="5669"/>
+          </w:tcPr>
+          <w:p>
+            <w:pPr>
+              <w:spacing w:after="0"/>
+            </w:pPr>
+            <w:r>
+              <w:rPr>
+                <w:sz w:val="15"/>
+              </w:rPr>
+              <w:t>none of the typical inputs ['FND'] of a RBR</w:t>
             </w:r>
           </w:p>
         </w:tc>
@@ -41373,7 +41452,7 @@
       <w:rPr>
         <w:sz w:val="14"/>
       </w:rPr>
-      <w:t>engine procedures v1.2.0 | data acdf9631a0dc2983 | generated 2026-09-28 - generated from the project database; do not edit</w:t>
+      <w:t>engine procedures v1.2.0 | data 011e000123dfa0e1 | generated 2026-09-28 - generated from the project database; do not edit</w:t>
     </w:r>
   </w:p>
 </w:ftr>

--- a/output/procedures/ALP-EPC-00000-GE-PLN-0001.docx
+++ b/output/procedures/ALP-EPC-00000-GE-PLN-0001.docx
@@ -211,7 +211,7 @@
               <w:rPr>
                 <w:sz w:val="16"/>
               </w:rPr>
-              <w:t>IFR 2027-03-03, IFA 2027-03-31, IFC 2027-04-07</w:t>
+              <w:t>IFR 2027-05-11, IFA 2027-06-08, IFC 2027-06-15</w:t>
             </w:r>
           </w:p>
         </w:tc>
@@ -842,7 +842,7 @@
               <w:rPr>
                 <w:sz w:val="15"/>
               </w:rPr>
-              <w:t>212</w:t>
+              <w:t>242</w:t>
             </w:r>
           </w:p>
         </w:tc>
@@ -858,7 +858,7 @@
               <w:rPr>
                 <w:sz w:val="15"/>
               </w:rPr>
-              <w:t>206</w:t>
+              <w:t>236</w:t>
             </w:r>
           </w:p>
         </w:tc>
@@ -922,7 +922,7 @@
               <w:rPr>
                 <w:sz w:val="15"/>
               </w:rPr>
-              <w:t>7,430</w:t>
+              <w:t>7,910</w:t>
             </w:r>
           </w:p>
         </w:tc>
@@ -938,7 +938,7 @@
               <w:rPr>
                 <w:sz w:val="15"/>
               </w:rPr>
-              <w:t>2026-11-23</w:t>
+              <w:t>2026-11-25</w:t>
             </w:r>
           </w:p>
         </w:tc>
@@ -954,7 +954,7 @@
               <w:rPr>
                 <w:sz w:val="15"/>
               </w:rPr>
-              <w:t>2028-05-31</w:t>
+              <w:t>2029-04-25</w:t>
             </w:r>
           </w:p>
         </w:tc>
@@ -1103,7 +1103,7 @@
               <w:rPr>
                 <w:sz w:val="15"/>
               </w:rPr>
-              <w:t>2027-12-13</w:t>
+              <w:t>2028-08-01</w:t>
             </w:r>
           </w:p>
         </w:tc>
@@ -1252,7 +1252,7 @@
               <w:rPr>
                 <w:sz w:val="15"/>
               </w:rPr>
-              <w:t>2027-12-28</w:t>
+              <w:t>2027-10-12</w:t>
             </w:r>
           </w:p>
         </w:tc>
@@ -1550,7 +1550,7 @@
               <w:rPr>
                 <w:sz w:val="15"/>
               </w:rPr>
-              <w:t>2027-07-12</w:t>
+              <w:t>2027-07-13</w:t>
             </w:r>
           </w:p>
         </w:tc>
@@ -1699,7 +1699,7 @@
               <w:rPr>
                 <w:sz w:val="15"/>
               </w:rPr>
-              <w:t>2028-01-26</w:t>
+              <w:t>2029-03-12</w:t>
             </w:r>
           </w:p>
         </w:tc>
@@ -2146,7 +2146,7 @@
               <w:rPr>
                 <w:sz w:val="15"/>
               </w:rPr>
-              <w:t>2027-08-13</w:t>
+              <w:t>2027-08-02</w:t>
             </w:r>
           </w:p>
         </w:tc>
@@ -2279,7 +2279,7 @@
               <w:rPr>
                 <w:sz w:val="15"/>
               </w:rPr>
-              <w:t>2027-02-24</w:t>
+              <w:t>2027-04-28</w:t>
             </w:r>
           </w:p>
         </w:tc>
@@ -2295,7 +2295,7 @@
               <w:rPr>
                 <w:sz w:val="15"/>
               </w:rPr>
-              <w:t>2027-05-12</w:t>
+              <w:t>2027-07-20</w:t>
             </w:r>
           </w:p>
         </w:tc>
@@ -2457,7 +2457,7 @@
     </w:p>
     <w:p>
       <w:r>
-        <w:t>Total 2208 documents, 211,845 hours: EPC document preparation incl. checking and the plant 3D model; for supplier documents the EPC review. Site support, expediting and management are budgeted separately.</w:t>
+        <w:t>Total 2238 documents, 212,325 hours: EPC document preparation incl. checking and the plant 3D model; for supplier documents the EPC review. Site support, expediting and management are budgeted separately.</w:t>
       </w:r>
     </w:p>
     <w:p>
@@ -2927,7 +2927,7 @@
               <w:rPr>
                 <w:sz w:val="15"/>
               </w:rPr>
-              <w:t>13,382</w:t>
+              <w:t>13,412</w:t>
             </w:r>
           </w:p>
         </w:tc>
@@ -3012,7 +3012,7 @@
               <w:rPr>
                 <w:sz w:val="15"/>
               </w:rPr>
-              <w:t>201,300</w:t>
+              <w:t>201,780</w:t>
             </w:r>
           </w:p>
         </w:tc>
@@ -3182,7 +3182,7 @@
               <w:rPr>
                 <w:sz w:val="15"/>
               </w:rPr>
-              <w:t>206</w:t>
+              <w:t>236</w:t>
             </w:r>
           </w:p>
         </w:tc>
@@ -10335,7 +10335,7 @@
               <w:rPr>
                 <w:sz w:val="14"/>
               </w:rPr>
-              <w:t>31</w:t>
+              <w:t>38</w:t>
             </w:r>
           </w:p>
         </w:tc>
@@ -10351,7 +10351,7 @@
               <w:rPr>
                 <w:sz w:val="14"/>
               </w:rPr>
-              <w:t>7</w:t>
+              <w:t>11</w:t>
             </w:r>
           </w:p>
         </w:tc>
@@ -10398,7 +10398,7 @@
               <w:rPr>
                 <w:sz w:val="14"/>
               </w:rPr>
-              <w:t>14</w:t>
+              <w:t>16</w:t>
             </w:r>
           </w:p>
         </w:tc>
@@ -10414,7 +10414,7 @@
               <w:rPr>
                 <w:sz w:val="14"/>
               </w:rPr>
-              <w:t>97</w:t>
+              <w:t>110</w:t>
             </w:r>
           </w:p>
         </w:tc>
@@ -10446,7 +10446,7 @@
               <w:rPr>
                 <w:sz w:val="14"/>
               </w:rPr>
-              <w:t>49</w:t>
+              <w:t>47</w:t>
             </w:r>
           </w:p>
         </w:tc>
@@ -10493,7 +10493,7 @@
               <w:rPr>
                 <w:sz w:val="14"/>
               </w:rPr>
-              <w:t>227</w:t>
+              <w:t>251</w:t>
             </w:r>
           </w:p>
         </w:tc>
@@ -10530,7 +10530,7 @@
               <w:rPr>
                 <w:sz w:val="14"/>
               </w:rPr>
-              <w:t>59</w:t>
+              <w:t>53</w:t>
             </w:r>
           </w:p>
         </w:tc>
@@ -10546,7 +10546,7 @@
               <w:rPr>
                 <w:sz w:val="14"/>
               </w:rPr>
-              <w:t>15</w:t>
+              <w:t>26</w:t>
             </w:r>
           </w:p>
         </w:tc>
@@ -10562,7 +10562,7 @@
               <w:rPr>
                 <w:sz w:val="14"/>
               </w:rPr>
-              <w:t>32</w:t>
+              <w:t>33</w:t>
             </w:r>
           </w:p>
         </w:tc>
@@ -10578,7 +10578,7 @@
               <w:rPr>
                 <w:sz w:val="14"/>
               </w:rPr>
-              <w:t>82</w:t>
+              <w:t>81</w:t>
             </w:r>
           </w:p>
         </w:tc>
@@ -10594,7 +10594,7 @@
               <w:rPr>
                 <w:sz w:val="14"/>
               </w:rPr>
-              <w:t>13</w:t>
+              <w:t>14</w:t>
             </w:r>
           </w:p>
         </w:tc>
@@ -10626,7 +10626,7 @@
               <w:rPr>
                 <w:sz w:val="14"/>
               </w:rPr>
-              <w:t>73</w:t>
+              <w:t>71</w:t>
             </w:r>
           </w:p>
         </w:tc>
@@ -10642,7 +10642,7 @@
               <w:rPr>
                 <w:sz w:val="14"/>
               </w:rPr>
-              <w:t>198</w:t>
+              <w:t>161</w:t>
             </w:r>
           </w:p>
         </w:tc>
@@ -10674,7 +10674,7 @@
               <w:rPr>
                 <w:sz w:val="14"/>
               </w:rPr>
-              <w:t>10</w:t>
+              <w:t>11</w:t>
             </w:r>
           </w:p>
         </w:tc>
@@ -10690,7 +10690,6 @@
               <w:rPr>
                 <w:sz w:val="14"/>
               </w:rPr>
-              <w:t>1</w:t>
             </w:r>
           </w:p>
         </w:tc>
@@ -10706,6 +10705,7 @@
               <w:rPr>
                 <w:sz w:val="14"/>
               </w:rPr>
+              <w:t>16</w:t>
             </w:r>
           </w:p>
         </w:tc>
@@ -10721,7 +10721,7 @@
               <w:rPr>
                 <w:sz w:val="14"/>
               </w:rPr>
-              <w:t>508</w:t>
+              <w:t>491</w:t>
             </w:r>
           </w:p>
         </w:tc>
@@ -10758,7 +10758,7 @@
               <w:rPr>
                 <w:sz w:val="14"/>
               </w:rPr>
-              <w:t>63</w:t>
+              <w:t>69</w:t>
             </w:r>
           </w:p>
         </w:tc>
@@ -10774,7 +10774,7 @@
               <w:rPr>
                 <w:sz w:val="14"/>
               </w:rPr>
-              <w:t>42</w:t>
+              <w:t>39</w:t>
             </w:r>
           </w:p>
         </w:tc>
@@ -10806,7 +10806,7 @@
               <w:rPr>
                 <w:sz w:val="14"/>
               </w:rPr>
-              <w:t>70</w:t>
+              <w:t>54</w:t>
             </w:r>
           </w:p>
         </w:tc>
@@ -10822,6 +10822,22 @@
               <w:rPr>
                 <w:sz w:val="14"/>
               </w:rPr>
+              <w:t>11</w:t>
+            </w:r>
+          </w:p>
+        </w:tc>
+        <w:tc>
+          <w:tcPr>
+            <w:tcW w:type="dxa" w:w="652"/>
+          </w:tcPr>
+          <w:p>
+            <w:pPr>
+              <w:spacing w:after="0"/>
+            </w:pPr>
+            <w:r>
+              <w:rPr>
+                <w:sz w:val="14"/>
+              </w:rPr>
               <w:t>12</w:t>
             </w:r>
           </w:p>
@@ -10838,7 +10854,7 @@
               <w:rPr>
                 <w:sz w:val="14"/>
               </w:rPr>
-              <w:t>12</w:t>
+              <w:t>145</w:t>
             </w:r>
           </w:p>
         </w:tc>
@@ -10854,7 +10870,7 @@
               <w:rPr>
                 <w:sz w:val="14"/>
               </w:rPr>
-              <w:t>144</w:t>
+              <w:t>148</w:t>
             </w:r>
           </w:p>
         </w:tc>
@@ -10870,7 +10886,7 @@
               <w:rPr>
                 <w:sz w:val="14"/>
               </w:rPr>
-              <w:t>130</w:t>
+              <w:t>9</w:t>
             </w:r>
           </w:p>
         </w:tc>
@@ -10886,7 +10902,7 @@
               <w:rPr>
                 <w:sz w:val="14"/>
               </w:rPr>
-              <w:t>9</w:t>
+              <w:t>56</w:t>
             </w:r>
           </w:p>
         </w:tc>
@@ -10902,7 +10918,7 @@
               <w:rPr>
                 <w:sz w:val="14"/>
               </w:rPr>
-              <w:t>54</w:t>
+              <w:t>1</w:t>
             </w:r>
           </w:p>
         </w:tc>
@@ -10918,23 +10934,7 @@
               <w:rPr>
                 <w:sz w:val="14"/>
               </w:rPr>
-              <w:t>1</w:t>
-            </w:r>
-          </w:p>
-        </w:tc>
-        <w:tc>
-          <w:tcPr>
-            <w:tcW w:type="dxa" w:w="652"/>
-          </w:tcPr>
-          <w:p>
-            <w:pPr>
-              <w:spacing w:after="0"/>
-            </w:pPr>
-            <w:r>
-              <w:rPr>
-                <w:sz w:val="14"/>
-              </w:rPr>
-              <w:t>32</w:t>
+              <w:t>16</w:t>
             </w:r>
           </w:p>
         </w:tc>
@@ -10950,7 +10950,7 @@
               <w:rPr>
                 <w:sz w:val="14"/>
               </w:rPr>
-              <w:t>622</w:t>
+              <w:t>613</w:t>
             </w:r>
           </w:p>
         </w:tc>
@@ -11035,7 +11035,7 @@
               <w:rPr>
                 <w:sz w:val="14"/>
               </w:rPr>
-              <w:t>4</w:t>
+              <w:t>28</w:t>
             </w:r>
           </w:p>
         </w:tc>
@@ -11083,7 +11083,7 @@
               <w:rPr>
                 <w:sz w:val="14"/>
               </w:rPr>
-              <w:t>93</w:t>
+              <w:t>101</w:t>
             </w:r>
           </w:p>
         </w:tc>
@@ -11099,7 +11099,7 @@
               <w:rPr>
                 <w:sz w:val="14"/>
               </w:rPr>
-              <w:t>108</w:t>
+              <w:t>119</w:t>
             </w:r>
           </w:p>
         </w:tc>
@@ -11131,7 +11131,7 @@
               <w:rPr>
                 <w:sz w:val="14"/>
               </w:rPr>
-              <w:t>40</w:t>
+              <w:t>39</w:t>
             </w:r>
           </w:p>
         </w:tc>
@@ -11147,6 +11147,7 @@
               <w:rPr>
                 <w:sz w:val="14"/>
               </w:rPr>
+              <w:t>1</w:t>
             </w:r>
           </w:p>
         </w:tc>
@@ -11178,7 +11179,7 @@
               <w:rPr>
                 <w:sz w:val="14"/>
               </w:rPr>
-              <w:t>381</w:t>
+              <w:t>424</w:t>
             </w:r>
           </w:p>
         </w:tc>
@@ -11230,7 +11231,7 @@
               <w:rPr>
                 <w:sz w:val="14"/>
               </w:rPr>
-              <w:t>47</w:t>
+              <w:t>33</w:t>
             </w:r>
           </w:p>
         </w:tc>
@@ -11246,7 +11247,7 @@
               <w:rPr>
                 <w:sz w:val="14"/>
               </w:rPr>
-              <w:t>35</w:t>
+              <w:t>26</w:t>
             </w:r>
           </w:p>
         </w:tc>
@@ -11262,7 +11263,7 @@
               <w:rPr>
                 <w:sz w:val="14"/>
               </w:rPr>
-              <w:t>18</w:t>
+              <w:t>7</w:t>
             </w:r>
           </w:p>
         </w:tc>
@@ -11309,7 +11310,7 @@
               <w:rPr>
                 <w:sz w:val="14"/>
               </w:rPr>
-              <w:t>97</w:t>
+              <w:t>87</w:t>
             </w:r>
           </w:p>
         </w:tc>
@@ -11325,7 +11326,7 @@
               <w:rPr>
                 <w:sz w:val="14"/>
               </w:rPr>
-              <w:t>89</w:t>
+              <w:t>88</w:t>
             </w:r>
           </w:p>
         </w:tc>
@@ -11402,7 +11403,7 @@
               <w:rPr>
                 <w:sz w:val="14"/>
               </w:rPr>
-              <w:t>316</w:t>
+              <w:t>271</w:t>
             </w:r>
           </w:p>
         </w:tc>
@@ -11454,7 +11455,7 @@
               <w:rPr>
                 <w:sz w:val="14"/>
               </w:rPr>
-              <w:t>50</w:t>
+              <w:t>20</w:t>
             </w:r>
           </w:p>
         </w:tc>
@@ -11530,7 +11531,7 @@
               <w:rPr>
                 <w:sz w:val="14"/>
               </w:rPr>
-              <w:t>4</w:t>
+              <w:t>3</w:t>
             </w:r>
           </w:p>
         </w:tc>
@@ -11546,7 +11547,7 @@
               <w:rPr>
                 <w:sz w:val="14"/>
               </w:rPr>
-              <w:t>29</w:t>
+              <w:t>28</w:t>
             </w:r>
           </w:p>
         </w:tc>
@@ -11623,7 +11624,7 @@
               <w:rPr>
                 <w:sz w:val="14"/>
               </w:rPr>
-              <w:t>130</w:t>
+              <w:t>98</w:t>
             </w:r>
           </w:p>
         </w:tc>
@@ -11675,7 +11676,7 @@
               <w:rPr>
                 <w:sz w:val="14"/>
               </w:rPr>
-              <w:t>14</w:t>
+              <w:t>73</w:t>
             </w:r>
           </w:p>
         </w:tc>
@@ -11766,6 +11767,22 @@
               <w:rPr>
                 <w:sz w:val="14"/>
               </w:rPr>
+              <w:t>1</w:t>
+            </w:r>
+          </w:p>
+        </w:tc>
+        <w:tc>
+          <w:tcPr>
+            <w:tcW w:type="dxa" w:w="652"/>
+          </w:tcPr>
+          <w:p>
+            <w:pPr>
+              <w:spacing w:after="0"/>
+            </w:pPr>
+            <w:r>
+              <w:rPr>
+                <w:sz w:val="14"/>
+              </w:rPr>
               <w:t>4</w:t>
             </w:r>
           </w:p>
@@ -11782,7 +11799,6 @@
               <w:rPr>
                 <w:sz w:val="14"/>
               </w:rPr>
-              <w:t>4</w:t>
             </w:r>
           </w:p>
         </w:tc>
@@ -11818,21 +11834,6 @@
         </w:tc>
         <w:tc>
           <w:tcPr>
-            <w:tcW w:type="dxa" w:w="652"/>
-          </w:tcPr>
-          <w:p>
-            <w:pPr>
-              <w:spacing w:after="0"/>
-            </w:pPr>
-            <w:r>
-              <w:rPr>
-                <w:sz w:val="14"/>
-              </w:rPr>
-            </w:r>
-          </w:p>
-        </w:tc>
-        <w:tc>
-          <w:tcPr>
             <w:tcW w:type="dxa" w:w="737"/>
           </w:tcPr>
           <w:p>
@@ -11843,7 +11844,7 @@
               <w:rPr>
                 <w:sz w:val="14"/>
               </w:rPr>
-              <w:t>22</w:t>
+              <w:t>78</w:t>
             </w:r>
           </w:p>
         </w:tc>
@@ -11895,6 +11896,7 @@
               <w:rPr>
                 <w:sz w:val="14"/>
               </w:rPr>
+              <w:t>1</w:t>
             </w:r>
           </w:p>
         </w:tc>
@@ -11910,6 +11912,7 @@
               <w:rPr>
                 <w:sz w:val="14"/>
               </w:rPr>
+              <w:t>1</w:t>
             </w:r>
           </w:p>
         </w:tc>
@@ -12062,7 +12065,663 @@
               <w:rPr>
                 <w:sz w:val="14"/>
               </w:rPr>
+              <w:t>4</w:t>
+            </w:r>
+          </w:p>
+        </w:tc>
+      </w:tr>
+      <w:tr>
+        <w:trPr>
+          <w:cantSplit w:val="true"/>
+        </w:trPr>
+        <w:tc>
+          <w:tcPr>
+            <w:tcW w:type="dxa" w:w="1077"/>
+          </w:tcPr>
+          <w:p>
+            <w:pPr>
+              <w:spacing w:after="0"/>
+            </w:pPr>
+            <w:r>
+              <w:rPr>
+                <w:sz w:val="14"/>
+              </w:rPr>
+              <w:t>2028 Q4</w:t>
+            </w:r>
+          </w:p>
+        </w:tc>
+        <w:tc>
+          <w:tcPr>
+            <w:tcW w:type="dxa" w:w="652"/>
+          </w:tcPr>
+          <w:p>
+            <w:pPr>
+              <w:spacing w:after="0"/>
+            </w:pPr>
+            <w:r>
+              <w:rPr>
+                <w:sz w:val="14"/>
+              </w:rPr>
+            </w:r>
+          </w:p>
+        </w:tc>
+        <w:tc>
+          <w:tcPr>
+            <w:tcW w:type="dxa" w:w="652"/>
+          </w:tcPr>
+          <w:p>
+            <w:pPr>
+              <w:spacing w:after="0"/>
+            </w:pPr>
+            <w:r>
+              <w:rPr>
+                <w:sz w:val="14"/>
+              </w:rPr>
+              <w:t>1</w:t>
+            </w:r>
+          </w:p>
+        </w:tc>
+        <w:tc>
+          <w:tcPr>
+            <w:tcW w:type="dxa" w:w="652"/>
+          </w:tcPr>
+          <w:p>
+            <w:pPr>
+              <w:spacing w:after="0"/>
+            </w:pPr>
+            <w:r>
+              <w:rPr>
+                <w:sz w:val="14"/>
+              </w:rPr>
+            </w:r>
+          </w:p>
+        </w:tc>
+        <w:tc>
+          <w:tcPr>
+            <w:tcW w:type="dxa" w:w="652"/>
+          </w:tcPr>
+          <w:p>
+            <w:pPr>
+              <w:spacing w:after="0"/>
+            </w:pPr>
+            <w:r>
+              <w:rPr>
+                <w:sz w:val="14"/>
+              </w:rPr>
+            </w:r>
+          </w:p>
+        </w:tc>
+        <w:tc>
+          <w:tcPr>
+            <w:tcW w:type="dxa" w:w="652"/>
+          </w:tcPr>
+          <w:p>
+            <w:pPr>
+              <w:spacing w:after="0"/>
+            </w:pPr>
+            <w:r>
+              <w:rPr>
+                <w:sz w:val="14"/>
+              </w:rPr>
+            </w:r>
+          </w:p>
+        </w:tc>
+        <w:tc>
+          <w:tcPr>
+            <w:tcW w:type="dxa" w:w="652"/>
+          </w:tcPr>
+          <w:p>
+            <w:pPr>
+              <w:spacing w:after="0"/>
+            </w:pPr>
+            <w:r>
+              <w:rPr>
+                <w:sz w:val="14"/>
+              </w:rPr>
+            </w:r>
+          </w:p>
+        </w:tc>
+        <w:tc>
+          <w:tcPr>
+            <w:tcW w:type="dxa" w:w="652"/>
+          </w:tcPr>
+          <w:p>
+            <w:pPr>
+              <w:spacing w:after="0"/>
+            </w:pPr>
+            <w:r>
+              <w:rPr>
+                <w:sz w:val="14"/>
+              </w:rPr>
+              <w:t>1</w:t>
+            </w:r>
+          </w:p>
+        </w:tc>
+        <w:tc>
+          <w:tcPr>
+            <w:tcW w:type="dxa" w:w="652"/>
+          </w:tcPr>
+          <w:p>
+            <w:pPr>
+              <w:spacing w:after="0"/>
+            </w:pPr>
+            <w:r>
+              <w:rPr>
+                <w:sz w:val="14"/>
+              </w:rPr>
+            </w:r>
+          </w:p>
+        </w:tc>
+        <w:tc>
+          <w:tcPr>
+            <w:tcW w:type="dxa" w:w="652"/>
+          </w:tcPr>
+          <w:p>
+            <w:pPr>
+              <w:spacing w:after="0"/>
+            </w:pPr>
+            <w:r>
+              <w:rPr>
+                <w:sz w:val="14"/>
+              </w:rPr>
+            </w:r>
+          </w:p>
+        </w:tc>
+        <w:tc>
+          <w:tcPr>
+            <w:tcW w:type="dxa" w:w="652"/>
+          </w:tcPr>
+          <w:p>
+            <w:pPr>
+              <w:spacing w:after="0"/>
+            </w:pPr>
+            <w:r>
+              <w:rPr>
+                <w:sz w:val="14"/>
+              </w:rPr>
+            </w:r>
+          </w:p>
+        </w:tc>
+        <w:tc>
+          <w:tcPr>
+            <w:tcW w:type="dxa" w:w="652"/>
+          </w:tcPr>
+          <w:p>
+            <w:pPr>
+              <w:spacing w:after="0"/>
+            </w:pPr>
+            <w:r>
+              <w:rPr>
+                <w:sz w:val="14"/>
+              </w:rPr>
+            </w:r>
+          </w:p>
+        </w:tc>
+        <w:tc>
+          <w:tcPr>
+            <w:tcW w:type="dxa" w:w="652"/>
+          </w:tcPr>
+          <w:p>
+            <w:pPr>
+              <w:spacing w:after="0"/>
+            </w:pPr>
+            <w:r>
+              <w:rPr>
+                <w:sz w:val="14"/>
+              </w:rPr>
+            </w:r>
+          </w:p>
+        </w:tc>
+        <w:tc>
+          <w:tcPr>
+            <w:tcW w:type="dxa" w:w="737"/>
+          </w:tcPr>
+          <w:p>
+            <w:pPr>
+              <w:spacing w:after="0"/>
+            </w:pPr>
+            <w:r>
+              <w:rPr>
+                <w:sz w:val="14"/>
+              </w:rPr>
               <w:t>2</w:t>
+            </w:r>
+          </w:p>
+        </w:tc>
+      </w:tr>
+      <w:tr>
+        <w:trPr>
+          <w:cantSplit w:val="true"/>
+        </w:trPr>
+        <w:tc>
+          <w:tcPr>
+            <w:tcW w:type="dxa" w:w="1077"/>
+          </w:tcPr>
+          <w:p>
+            <w:pPr>
+              <w:spacing w:after="0"/>
+            </w:pPr>
+            <w:r>
+              <w:rPr>
+                <w:sz w:val="14"/>
+              </w:rPr>
+              <w:t>2029 Q1</w:t>
+            </w:r>
+          </w:p>
+        </w:tc>
+        <w:tc>
+          <w:tcPr>
+            <w:tcW w:type="dxa" w:w="652"/>
+          </w:tcPr>
+          <w:p>
+            <w:pPr>
+              <w:spacing w:after="0"/>
+            </w:pPr>
+            <w:r>
+              <w:rPr>
+                <w:sz w:val="14"/>
+              </w:rPr>
+            </w:r>
+          </w:p>
+        </w:tc>
+        <w:tc>
+          <w:tcPr>
+            <w:tcW w:type="dxa" w:w="652"/>
+          </w:tcPr>
+          <w:p>
+            <w:pPr>
+              <w:spacing w:after="0"/>
+            </w:pPr>
+            <w:r>
+              <w:rPr>
+                <w:sz w:val="14"/>
+              </w:rPr>
+              <w:t>2</w:t>
+            </w:r>
+          </w:p>
+        </w:tc>
+        <w:tc>
+          <w:tcPr>
+            <w:tcW w:type="dxa" w:w="652"/>
+          </w:tcPr>
+          <w:p>
+            <w:pPr>
+              <w:spacing w:after="0"/>
+            </w:pPr>
+            <w:r>
+              <w:rPr>
+                <w:sz w:val="14"/>
+              </w:rPr>
+            </w:r>
+          </w:p>
+        </w:tc>
+        <w:tc>
+          <w:tcPr>
+            <w:tcW w:type="dxa" w:w="652"/>
+          </w:tcPr>
+          <w:p>
+            <w:pPr>
+              <w:spacing w:after="0"/>
+            </w:pPr>
+            <w:r>
+              <w:rPr>
+                <w:sz w:val="14"/>
+              </w:rPr>
+            </w:r>
+          </w:p>
+        </w:tc>
+        <w:tc>
+          <w:tcPr>
+            <w:tcW w:type="dxa" w:w="652"/>
+          </w:tcPr>
+          <w:p>
+            <w:pPr>
+              <w:spacing w:after="0"/>
+            </w:pPr>
+            <w:r>
+              <w:rPr>
+                <w:sz w:val="14"/>
+              </w:rPr>
+            </w:r>
+          </w:p>
+        </w:tc>
+        <w:tc>
+          <w:tcPr>
+            <w:tcW w:type="dxa" w:w="652"/>
+          </w:tcPr>
+          <w:p>
+            <w:pPr>
+              <w:spacing w:after="0"/>
+            </w:pPr>
+            <w:r>
+              <w:rPr>
+                <w:sz w:val="14"/>
+              </w:rPr>
+            </w:r>
+          </w:p>
+        </w:tc>
+        <w:tc>
+          <w:tcPr>
+            <w:tcW w:type="dxa" w:w="652"/>
+          </w:tcPr>
+          <w:p>
+            <w:pPr>
+              <w:spacing w:after="0"/>
+            </w:pPr>
+            <w:r>
+              <w:rPr>
+                <w:sz w:val="14"/>
+              </w:rPr>
+              <w:t>1</w:t>
+            </w:r>
+          </w:p>
+        </w:tc>
+        <w:tc>
+          <w:tcPr>
+            <w:tcW w:type="dxa" w:w="652"/>
+          </w:tcPr>
+          <w:p>
+            <w:pPr>
+              <w:spacing w:after="0"/>
+            </w:pPr>
+            <w:r>
+              <w:rPr>
+                <w:sz w:val="14"/>
+              </w:rPr>
+            </w:r>
+          </w:p>
+        </w:tc>
+        <w:tc>
+          <w:tcPr>
+            <w:tcW w:type="dxa" w:w="652"/>
+          </w:tcPr>
+          <w:p>
+            <w:pPr>
+              <w:spacing w:after="0"/>
+            </w:pPr>
+            <w:r>
+              <w:rPr>
+                <w:sz w:val="14"/>
+              </w:rPr>
+            </w:r>
+          </w:p>
+        </w:tc>
+        <w:tc>
+          <w:tcPr>
+            <w:tcW w:type="dxa" w:w="652"/>
+          </w:tcPr>
+          <w:p>
+            <w:pPr>
+              <w:spacing w:after="0"/>
+            </w:pPr>
+            <w:r>
+              <w:rPr>
+                <w:sz w:val="14"/>
+              </w:rPr>
+            </w:r>
+          </w:p>
+        </w:tc>
+        <w:tc>
+          <w:tcPr>
+            <w:tcW w:type="dxa" w:w="652"/>
+          </w:tcPr>
+          <w:p>
+            <w:pPr>
+              <w:spacing w:after="0"/>
+            </w:pPr>
+            <w:r>
+              <w:rPr>
+                <w:sz w:val="14"/>
+              </w:rPr>
+            </w:r>
+          </w:p>
+        </w:tc>
+        <w:tc>
+          <w:tcPr>
+            <w:tcW w:type="dxa" w:w="652"/>
+          </w:tcPr>
+          <w:p>
+            <w:pPr>
+              <w:spacing w:after="0"/>
+            </w:pPr>
+            <w:r>
+              <w:rPr>
+                <w:sz w:val="14"/>
+              </w:rPr>
+            </w:r>
+          </w:p>
+        </w:tc>
+        <w:tc>
+          <w:tcPr>
+            <w:tcW w:type="dxa" w:w="737"/>
+          </w:tcPr>
+          <w:p>
+            <w:pPr>
+              <w:spacing w:after="0"/>
+            </w:pPr>
+            <w:r>
+              <w:rPr>
+                <w:sz w:val="14"/>
+              </w:rPr>
+              <w:t>3</w:t>
+            </w:r>
+          </w:p>
+        </w:tc>
+      </w:tr>
+      <w:tr>
+        <w:trPr>
+          <w:cantSplit w:val="true"/>
+        </w:trPr>
+        <w:tc>
+          <w:tcPr>
+            <w:tcW w:type="dxa" w:w="1077"/>
+          </w:tcPr>
+          <w:p>
+            <w:pPr>
+              <w:spacing w:after="0"/>
+            </w:pPr>
+            <w:r>
+              <w:rPr>
+                <w:sz w:val="14"/>
+              </w:rPr>
+              <w:t>2029 Q2</w:t>
+            </w:r>
+          </w:p>
+        </w:tc>
+        <w:tc>
+          <w:tcPr>
+            <w:tcW w:type="dxa" w:w="652"/>
+          </w:tcPr>
+          <w:p>
+            <w:pPr>
+              <w:spacing w:after="0"/>
+            </w:pPr>
+            <w:r>
+              <w:rPr>
+                <w:sz w:val="14"/>
+              </w:rPr>
+            </w:r>
+          </w:p>
+        </w:tc>
+        <w:tc>
+          <w:tcPr>
+            <w:tcW w:type="dxa" w:w="652"/>
+          </w:tcPr>
+          <w:p>
+            <w:pPr>
+              <w:spacing w:after="0"/>
+            </w:pPr>
+            <w:r>
+              <w:rPr>
+                <w:sz w:val="14"/>
+              </w:rPr>
+              <w:t>3</w:t>
+            </w:r>
+          </w:p>
+        </w:tc>
+        <w:tc>
+          <w:tcPr>
+            <w:tcW w:type="dxa" w:w="652"/>
+          </w:tcPr>
+          <w:p>
+            <w:pPr>
+              <w:spacing w:after="0"/>
+            </w:pPr>
+            <w:r>
+              <w:rPr>
+                <w:sz w:val="14"/>
+              </w:rPr>
+            </w:r>
+          </w:p>
+        </w:tc>
+        <w:tc>
+          <w:tcPr>
+            <w:tcW w:type="dxa" w:w="652"/>
+          </w:tcPr>
+          <w:p>
+            <w:pPr>
+              <w:spacing w:after="0"/>
+            </w:pPr>
+            <w:r>
+              <w:rPr>
+                <w:sz w:val="14"/>
+              </w:rPr>
+            </w:r>
+          </w:p>
+        </w:tc>
+        <w:tc>
+          <w:tcPr>
+            <w:tcW w:type="dxa" w:w="652"/>
+          </w:tcPr>
+          <w:p>
+            <w:pPr>
+              <w:spacing w:after="0"/>
+            </w:pPr>
+            <w:r>
+              <w:rPr>
+                <w:sz w:val="14"/>
+              </w:rPr>
+            </w:r>
+          </w:p>
+        </w:tc>
+        <w:tc>
+          <w:tcPr>
+            <w:tcW w:type="dxa" w:w="652"/>
+          </w:tcPr>
+          <w:p>
+            <w:pPr>
+              <w:spacing w:after="0"/>
+            </w:pPr>
+            <w:r>
+              <w:rPr>
+                <w:sz w:val="14"/>
+              </w:rPr>
+            </w:r>
+          </w:p>
+        </w:tc>
+        <w:tc>
+          <w:tcPr>
+            <w:tcW w:type="dxa" w:w="652"/>
+          </w:tcPr>
+          <w:p>
+            <w:pPr>
+              <w:spacing w:after="0"/>
+            </w:pPr>
+            <w:r>
+              <w:rPr>
+                <w:sz w:val="14"/>
+              </w:rPr>
+            </w:r>
+          </w:p>
+        </w:tc>
+        <w:tc>
+          <w:tcPr>
+            <w:tcW w:type="dxa" w:w="652"/>
+          </w:tcPr>
+          <w:p>
+            <w:pPr>
+              <w:spacing w:after="0"/>
+            </w:pPr>
+            <w:r>
+              <w:rPr>
+                <w:sz w:val="14"/>
+              </w:rPr>
+            </w:r>
+          </w:p>
+        </w:tc>
+        <w:tc>
+          <w:tcPr>
+            <w:tcW w:type="dxa" w:w="652"/>
+          </w:tcPr>
+          <w:p>
+            <w:pPr>
+              <w:spacing w:after="0"/>
+            </w:pPr>
+            <w:r>
+              <w:rPr>
+                <w:sz w:val="14"/>
+              </w:rPr>
+            </w:r>
+          </w:p>
+        </w:tc>
+        <w:tc>
+          <w:tcPr>
+            <w:tcW w:type="dxa" w:w="652"/>
+          </w:tcPr>
+          <w:p>
+            <w:pPr>
+              <w:spacing w:after="0"/>
+            </w:pPr>
+            <w:r>
+              <w:rPr>
+                <w:sz w:val="14"/>
+              </w:rPr>
+            </w:r>
+          </w:p>
+        </w:tc>
+        <w:tc>
+          <w:tcPr>
+            <w:tcW w:type="dxa" w:w="652"/>
+          </w:tcPr>
+          <w:p>
+            <w:pPr>
+              <w:spacing w:after="0"/>
+            </w:pPr>
+            <w:r>
+              <w:rPr>
+                <w:sz w:val="14"/>
+              </w:rPr>
+            </w:r>
+          </w:p>
+        </w:tc>
+        <w:tc>
+          <w:tcPr>
+            <w:tcW w:type="dxa" w:w="652"/>
+          </w:tcPr>
+          <w:p>
+            <w:pPr>
+              <w:spacing w:after="0"/>
+            </w:pPr>
+            <w:r>
+              <w:rPr>
+                <w:sz w:val="14"/>
+              </w:rPr>
+            </w:r>
+          </w:p>
+        </w:tc>
+        <w:tc>
+          <w:tcPr>
+            <w:tcW w:type="dxa" w:w="737"/>
+          </w:tcPr>
+          <w:p>
+            <w:pPr>
+              <w:spacing w:after="0"/>
+            </w:pPr>
+            <w:r>
+              <w:rPr>
+                <w:sz w:val="14"/>
+              </w:rPr>
+              <w:t>3</w:t>
             </w:r>
           </w:p>
         </w:tc>
@@ -12080,7 +12739,7 @@
     </w:p>
     <w:p>
       <w:r>
-        <w:t>Engineering load per month: hours of each EPC document as booked by the levelled timeline (spread over its preparation when not levelled); 174 tender-stage documents (10,413 h) were prepared in the bid and are excluded; FTE at 150 h / month.</w:t>
+        <w:t>Engineering load per month: hours of each EPC document as booked by the levelled timeline (spread over its preparation when not levelled); 180 tender-stage documents (10,657 h) were prepared in the bid and are excluded; FTE at 150 h / month.</w:t>
       </w:r>
     </w:p>
     <w:tbl>
@@ -12400,7 +13059,7 @@
               <w:rPr>
                 <w:sz w:val="14"/>
               </w:rPr>
-              <w:t>170</w:t>
+              <w:t>175</w:t>
             </w:r>
           </w:p>
         </w:tc>
@@ -12416,7 +13075,7 @@
               <w:rPr>
                 <w:sz w:val="14"/>
               </w:rPr>
-              <w:t>514</w:t>
+              <w:t>512</w:t>
             </w:r>
           </w:p>
         </w:tc>
@@ -12432,7 +13091,7 @@
               <w:rPr>
                 <w:sz w:val="14"/>
               </w:rPr>
-              <w:t>308</w:t>
+              <w:t>306</w:t>
             </w:r>
           </w:p>
         </w:tc>
@@ -12480,7 +13139,7 @@
               <w:rPr>
                 <w:sz w:val="14"/>
               </w:rPr>
-              <w:t>907</w:t>
+              <w:t>869</w:t>
             </w:r>
           </w:p>
         </w:tc>
@@ -12496,7 +13155,7 @@
               <w:rPr>
                 <w:sz w:val="14"/>
               </w:rPr>
-              <w:t>758</w:t>
+              <w:t>699</w:t>
             </w:r>
           </w:p>
         </w:tc>
@@ -12512,7 +13171,7 @@
               <w:rPr>
                 <w:sz w:val="14"/>
               </w:rPr>
-              <w:t>2,077</w:t>
+              <w:t>2,070</w:t>
             </w:r>
           </w:p>
         </w:tc>
@@ -12528,7 +13187,7 @@
               <w:rPr>
                 <w:sz w:val="14"/>
               </w:rPr>
-              <w:t>762</w:t>
+              <w:t>751</w:t>
             </w:r>
           </w:p>
         </w:tc>
@@ -12575,7 +13234,7 @@
               <w:rPr>
                 <w:sz w:val="14"/>
               </w:rPr>
-              <w:t>6,434</w:t>
+              <w:t>6,320</w:t>
             </w:r>
           </w:p>
         </w:tc>
@@ -12591,7 +13250,7 @@
               <w:rPr>
                 <w:sz w:val="14"/>
               </w:rPr>
-              <w:t>43</w:t>
+              <w:t>42</w:t>
             </w:r>
           </w:p>
         </w:tc>
@@ -12628,7 +13287,7 @@
               <w:rPr>
                 <w:sz w:val="14"/>
               </w:rPr>
-              <w:t>3,205</w:t>
+              <w:t>3,186</w:t>
             </w:r>
           </w:p>
         </w:tc>
@@ -12644,7 +13303,7 @@
               <w:rPr>
                 <w:sz w:val="14"/>
               </w:rPr>
-              <w:t>313</w:t>
+              <w:t>328</w:t>
             </w:r>
           </w:p>
         </w:tc>
@@ -12660,7 +13319,7 @@
               <w:rPr>
                 <w:sz w:val="14"/>
               </w:rPr>
-              <w:t>919</w:t>
+              <w:t>904</w:t>
             </w:r>
           </w:p>
         </w:tc>
@@ -12676,7 +13335,7 @@
               <w:rPr>
                 <w:sz w:val="14"/>
               </w:rPr>
-              <w:t>567</w:t>
+              <w:t>547</w:t>
             </w:r>
           </w:p>
         </w:tc>
@@ -12724,7 +13383,7 @@
               <w:rPr>
                 <w:sz w:val="14"/>
               </w:rPr>
-              <w:t>1,607</w:t>
+              <w:t>1,603</w:t>
             </w:r>
           </w:p>
         </w:tc>
@@ -12740,7 +13399,7 @@
               <w:rPr>
                 <w:sz w:val="14"/>
               </w:rPr>
-              <w:t>1,382</w:t>
+              <w:t>1,374</w:t>
             </w:r>
           </w:p>
         </w:tc>
@@ -12756,7 +13415,7 @@
               <w:rPr>
                 <w:sz w:val="14"/>
               </w:rPr>
-              <w:t>2,970</w:t>
+              <w:t>2,977</w:t>
             </w:r>
           </w:p>
         </w:tc>
@@ -12772,7 +13431,7 @@
               <w:rPr>
                 <w:sz w:val="14"/>
               </w:rPr>
-              <w:t>1,387</w:t>
+              <w:t>1,391</w:t>
             </w:r>
           </w:p>
         </w:tc>
@@ -12818,7 +13477,7 @@
               <w:rPr>
                 <w:sz w:val="14"/>
               </w:rPr>
-              <w:t>13,404</w:t>
+              <w:t>13,367</w:t>
             </w:r>
           </w:p>
         </w:tc>
@@ -12871,7 +13530,7 @@
               <w:rPr>
                 <w:sz w:val="14"/>
               </w:rPr>
-              <w:t>4,355</w:t>
+              <w:t>4,340</w:t>
             </w:r>
           </w:p>
         </w:tc>
@@ -12887,7 +13546,7 @@
               <w:rPr>
                 <w:sz w:val="14"/>
               </w:rPr>
-              <w:t>426</w:t>
+              <w:t>417</w:t>
             </w:r>
           </w:p>
         </w:tc>
@@ -12903,7 +13562,7 @@
               <w:rPr>
                 <w:sz w:val="14"/>
               </w:rPr>
-              <w:t>1,164</w:t>
+              <w:t>1,157</w:t>
             </w:r>
           </w:p>
         </w:tc>
@@ -12919,7 +13578,7 @@
               <w:rPr>
                 <w:sz w:val="14"/>
               </w:rPr>
-              <w:t>718</w:t>
+              <w:t>701</w:t>
             </w:r>
           </w:p>
         </w:tc>
@@ -12935,7 +13594,7 @@
               <w:rPr>
                 <w:sz w:val="14"/>
               </w:rPr>
-              <w:t>417</w:t>
+              <w:t>412</w:t>
             </w:r>
           </w:p>
         </w:tc>
@@ -12951,7 +13610,7 @@
               <w:rPr>
                 <w:sz w:val="14"/>
               </w:rPr>
-              <w:t>926</w:t>
+              <w:t>917</w:t>
             </w:r>
           </w:p>
         </w:tc>
@@ -12967,7 +13626,7 @@
               <w:rPr>
                 <w:sz w:val="14"/>
               </w:rPr>
-              <w:t>1,971</w:t>
+              <w:t>1,952</w:t>
             </w:r>
           </w:p>
         </w:tc>
@@ -12983,7 +13642,7 @@
               <w:rPr>
                 <w:sz w:val="14"/>
               </w:rPr>
-              <w:t>1,736</w:t>
+              <w:t>1,732</w:t>
             </w:r>
           </w:p>
         </w:tc>
@@ -13061,7 +13720,7 @@
               <w:rPr>
                 <w:sz w:val="14"/>
               </w:rPr>
-              <w:t>18,107</w:t>
+              <w:t>18,023</w:t>
             </w:r>
           </w:p>
         </w:tc>
@@ -13077,7 +13736,7 @@
               <w:rPr>
                 <w:sz w:val="14"/>
               </w:rPr>
-              <w:t>121</w:t>
+              <w:t>120</w:t>
             </w:r>
           </w:p>
         </w:tc>
@@ -13114,7 +13773,7 @@
               <w:rPr>
                 <w:sz w:val="14"/>
               </w:rPr>
-              <w:t>4,484</w:t>
+              <w:t>4,481</w:t>
             </w:r>
           </w:p>
         </w:tc>
@@ -13130,7 +13789,7 @@
               <w:rPr>
                 <w:sz w:val="14"/>
               </w:rPr>
-              <w:t>433</w:t>
+              <w:t>442</w:t>
             </w:r>
           </w:p>
         </w:tc>
@@ -13146,7 +13805,7 @@
               <w:rPr>
                 <w:sz w:val="14"/>
               </w:rPr>
-              <w:t>1,194</w:t>
+              <w:t>1,188</w:t>
             </w:r>
           </w:p>
         </w:tc>
@@ -13162,7 +13821,7 @@
               <w:rPr>
                 <w:sz w:val="14"/>
               </w:rPr>
-              <w:t>735</w:t>
+              <w:t>727</w:t>
             </w:r>
           </w:p>
         </w:tc>
@@ -13178,7 +13837,7 @@
               <w:rPr>
                 <w:sz w:val="14"/>
               </w:rPr>
-              <w:t>435</w:t>
+              <w:t>418</w:t>
             </w:r>
           </w:p>
         </w:tc>
@@ -13194,7 +13853,7 @@
               <w:rPr>
                 <w:sz w:val="14"/>
               </w:rPr>
-              <w:t>1,046</w:t>
+              <w:t>1,048</w:t>
             </w:r>
           </w:p>
         </w:tc>
@@ -13210,7 +13869,7 @@
               <w:rPr>
                 <w:sz w:val="14"/>
               </w:rPr>
-              <w:t>2,091</w:t>
+              <w:t>2,090</w:t>
             </w:r>
           </w:p>
         </w:tc>
@@ -13226,7 +13885,7 @@
               <w:rPr>
                 <w:sz w:val="14"/>
               </w:rPr>
-              <w:t>1,628</w:t>
+              <w:t>1,677</w:t>
             </w:r>
           </w:p>
         </w:tc>
@@ -13274,7 +13933,6 @@
               <w:rPr>
                 <w:sz w:val="14"/>
               </w:rPr>
-              <w:t>80</w:t>
             </w:r>
           </w:p>
         </w:tc>
@@ -13290,7 +13948,7 @@
               <w:rPr>
                 <w:sz w:val="14"/>
               </w:rPr>
-              <w:t>1,061</w:t>
+              <w:t>977</w:t>
             </w:r>
           </w:p>
         </w:tc>
@@ -13306,7 +13964,7 @@
               <w:rPr>
                 <w:sz w:val="14"/>
               </w:rPr>
-              <w:t>19,787</w:t>
+              <w:t>19,648</w:t>
             </w:r>
           </w:p>
         </w:tc>
@@ -13322,7 +13980,7 @@
               <w:rPr>
                 <w:sz w:val="14"/>
               </w:rPr>
-              <w:t>132</w:t>
+              <w:t>131</w:t>
             </w:r>
           </w:p>
         </w:tc>
@@ -13359,7 +14017,7 @@
               <w:rPr>
                 <w:sz w:val="14"/>
               </w:rPr>
-              <w:t>5,173</w:t>
+              <w:t>5,174</w:t>
             </w:r>
           </w:p>
         </w:tc>
@@ -13375,7 +14033,7 @@
               <w:rPr>
                 <w:sz w:val="14"/>
               </w:rPr>
-              <w:t>492</w:t>
+              <w:t>501</w:t>
             </w:r>
           </w:p>
         </w:tc>
@@ -13391,7 +14049,7 @@
               <w:rPr>
                 <w:sz w:val="14"/>
               </w:rPr>
-              <w:t>1,375</w:t>
+              <w:t>1,377</w:t>
             </w:r>
           </w:p>
         </w:tc>
@@ -13407,7 +14065,7 @@
               <w:rPr>
                 <w:sz w:val="14"/>
               </w:rPr>
-              <w:t>843</w:t>
+              <w:t>834</w:t>
             </w:r>
           </w:p>
         </w:tc>
@@ -13423,7 +14081,7 @@
               <w:rPr>
                 <w:sz w:val="14"/>
               </w:rPr>
-              <w:t>511</w:t>
+              <w:t>486</w:t>
             </w:r>
           </w:p>
         </w:tc>
@@ -13439,7 +14097,7 @@
               <w:rPr>
                 <w:sz w:val="14"/>
               </w:rPr>
-              <w:t>1,163</w:t>
+              <w:t>1,175</w:t>
             </w:r>
           </w:p>
         </w:tc>
@@ -13455,7 +14113,7 @@
               <w:rPr>
                 <w:sz w:val="14"/>
               </w:rPr>
-              <w:t>2,410</w:t>
+              <w:t>2,409</w:t>
             </w:r>
           </w:p>
         </w:tc>
@@ -13471,7 +14129,7 @@
               <w:rPr>
                 <w:sz w:val="14"/>
               </w:rPr>
-              <w:t>204</w:t>
+              <w:t>226</w:t>
             </w:r>
           </w:p>
         </w:tc>
@@ -13519,7 +14177,6 @@
               <w:rPr>
                 <w:sz w:val="14"/>
               </w:rPr>
-              <w:t>5</w:t>
             </w:r>
           </w:p>
         </w:tc>
@@ -13535,7 +14192,7 @@
               <w:rPr>
                 <w:sz w:val="14"/>
               </w:rPr>
-              <w:t>2,018</w:t>
+              <w:t>2,029</w:t>
             </w:r>
           </w:p>
         </w:tc>
@@ -13551,7 +14208,7 @@
               <w:rPr>
                 <w:sz w:val="14"/>
               </w:rPr>
-              <w:t>21,779</w:t>
+              <w:t>21,795</w:t>
             </w:r>
           </w:p>
         </w:tc>
@@ -13604,7 +14261,7 @@
               <w:rPr>
                 <w:sz w:val="14"/>
               </w:rPr>
-              <w:t>4,946</w:t>
+              <w:t>4,949</w:t>
             </w:r>
           </w:p>
         </w:tc>
@@ -13620,7 +14277,7 @@
               <w:rPr>
                 <w:sz w:val="14"/>
               </w:rPr>
-              <w:t>471</w:t>
+              <w:t>477</w:t>
             </w:r>
           </w:p>
         </w:tc>
@@ -13636,7 +14293,7 @@
               <w:rPr>
                 <w:sz w:val="14"/>
               </w:rPr>
-              <w:t>1,319</w:t>
+              <w:t>1,318</w:t>
             </w:r>
           </w:p>
         </w:tc>
@@ -13652,7 +14309,7 @@
               <w:rPr>
                 <w:sz w:val="14"/>
               </w:rPr>
-              <w:t>813</w:t>
+              <w:t>762</w:t>
             </w:r>
           </w:p>
         </w:tc>
@@ -13668,7 +14325,7 @@
               <w:rPr>
                 <w:sz w:val="14"/>
               </w:rPr>
-              <w:t>272</w:t>
+              <w:t>319</w:t>
             </w:r>
           </w:p>
         </w:tc>
@@ -13684,7 +14341,7 @@
               <w:rPr>
                 <w:sz w:val="14"/>
               </w:rPr>
-              <w:t>523</w:t>
+              <w:t>511</w:t>
             </w:r>
           </w:p>
         </w:tc>
@@ -13700,7 +14357,7 @@
               <w:rPr>
                 <w:sz w:val="14"/>
               </w:rPr>
-              <w:t>2,294</w:t>
+              <w:t>2,290</w:t>
             </w:r>
           </w:p>
         </w:tc>
@@ -13763,7 +14420,7 @@
               <w:rPr>
                 <w:sz w:val="14"/>
               </w:rPr>
-              <w:t>75</w:t>
+              <w:t>80</w:t>
             </w:r>
           </w:p>
         </w:tc>
@@ -13779,7 +14436,7 @@
               <w:rPr>
                 <w:sz w:val="14"/>
               </w:rPr>
-              <w:t>2,709</w:t>
+              <w:t>2,669</w:t>
             </w:r>
           </w:p>
         </w:tc>
@@ -13795,7 +14452,7 @@
               <w:rPr>
                 <w:sz w:val="14"/>
               </w:rPr>
-              <w:t>20,679</w:t>
+              <w:t>20,632</w:t>
             </w:r>
           </w:p>
         </w:tc>
@@ -13848,7 +14505,7 @@
               <w:rPr>
                 <w:sz w:val="14"/>
               </w:rPr>
-              <w:t>4,186</w:t>
+              <w:t>4,144</w:t>
             </w:r>
           </w:p>
         </w:tc>
@@ -13864,7 +14521,7 @@
               <w:rPr>
                 <w:sz w:val="14"/>
               </w:rPr>
-              <w:t>450</w:t>
+              <w:t>463</w:t>
             </w:r>
           </w:p>
         </w:tc>
@@ -13880,7 +14537,7 @@
               <w:rPr>
                 <w:sz w:val="14"/>
               </w:rPr>
-              <w:t>1,259</w:t>
+              <w:t>1,260</w:t>
             </w:r>
           </w:p>
         </w:tc>
@@ -13896,7 +14553,7 @@
               <w:rPr>
                 <w:sz w:val="14"/>
               </w:rPr>
-              <w:t>750</w:t>
+              <w:t>695</w:t>
             </w:r>
           </w:p>
         </w:tc>
@@ -13928,7 +14585,7 @@
               <w:rPr>
                 <w:sz w:val="14"/>
               </w:rPr>
-              <w:t>36</w:t>
+              <w:t>41</w:t>
             </w:r>
           </w:p>
         </w:tc>
@@ -13944,7 +14601,7 @@
               <w:rPr>
                 <w:sz w:val="14"/>
               </w:rPr>
-              <w:t>2,196</w:t>
+              <w:t>2,193</w:t>
             </w:r>
           </w:p>
         </w:tc>
@@ -13991,7 +14648,7 @@
               <w:rPr>
                 <w:sz w:val="14"/>
               </w:rPr>
-              <w:t>1,878</w:t>
+              <w:t>1,877</w:t>
             </w:r>
           </w:p>
         </w:tc>
@@ -14022,7 +14679,7 @@
               <w:rPr>
                 <w:sz w:val="14"/>
               </w:rPr>
-              <w:t>1,719</w:t>
+              <w:t>1,832</w:t>
             </w:r>
           </w:p>
         </w:tc>
@@ -14038,7 +14695,7 @@
               <w:rPr>
                 <w:sz w:val="14"/>
               </w:rPr>
-              <w:t>17,821</w:t>
+              <w:t>17,851</w:t>
             </w:r>
           </w:p>
         </w:tc>
@@ -14091,7 +14748,7 @@
               <w:rPr>
                 <w:sz w:val="14"/>
               </w:rPr>
-              <w:t>1,142</w:t>
+              <w:t>1,194</w:t>
             </w:r>
           </w:p>
         </w:tc>
@@ -14107,7 +14764,7 @@
               <w:rPr>
                 <w:sz w:val="14"/>
               </w:rPr>
-              <w:t>484</w:t>
+              <w:t>479</w:t>
             </w:r>
           </w:p>
         </w:tc>
@@ -14123,7 +14780,7 @@
               <w:rPr>
                 <w:sz w:val="14"/>
               </w:rPr>
-              <w:t>1,318</w:t>
+              <w:t>1,316</w:t>
             </w:r>
           </w:p>
         </w:tc>
@@ -14139,7 +14796,7 @@
               <w:rPr>
                 <w:sz w:val="14"/>
               </w:rPr>
-              <w:t>224</w:t>
+              <w:t>360</w:t>
             </w:r>
           </w:p>
         </w:tc>
@@ -14171,7 +14828,7 @@
               <w:rPr>
                 <w:sz w:val="14"/>
               </w:rPr>
-              <w:t>21</w:t>
+              <w:t>24</w:t>
             </w:r>
           </w:p>
         </w:tc>
@@ -14187,7 +14844,7 @@
               <w:rPr>
                 <w:sz w:val="14"/>
               </w:rPr>
-              <w:t>2,300</w:t>
+              <w:t>2,304</w:t>
             </w:r>
           </w:p>
         </w:tc>
@@ -14234,7 +14891,7 @@
               <w:rPr>
                 <w:sz w:val="14"/>
               </w:rPr>
-              <w:t>1,276</w:t>
+              <w:t>1,269</w:t>
             </w:r>
           </w:p>
         </w:tc>
@@ -14250,6 +14907,7 @@
               <w:rPr>
                 <w:sz w:val="14"/>
               </w:rPr>
+              <w:t>80</w:t>
             </w:r>
           </w:p>
         </w:tc>
@@ -14281,7 +14939,7 @@
               <w:rPr>
                 <w:sz w:val="14"/>
               </w:rPr>
-              <w:t>12,602</w:t>
+              <w:t>12,863</w:t>
             </w:r>
           </w:p>
         </w:tc>
@@ -14297,7 +14955,7 @@
               <w:rPr>
                 <w:sz w:val="14"/>
               </w:rPr>
-              <w:t>84</w:t>
+              <w:t>86</w:t>
             </w:r>
           </w:p>
         </w:tc>
@@ -14334,7 +14992,7 @@
               <w:rPr>
                 <w:sz w:val="14"/>
               </w:rPr>
-              <w:t>642</w:t>
+              <w:t>664</w:t>
             </w:r>
           </w:p>
         </w:tc>
@@ -14350,7 +15008,7 @@
               <w:rPr>
                 <w:sz w:val="14"/>
               </w:rPr>
-              <w:t>477</w:t>
+              <w:t>470</w:t>
             </w:r>
           </w:p>
         </w:tc>
@@ -14366,7 +15024,7 @@
               <w:rPr>
                 <w:sz w:val="14"/>
               </w:rPr>
-              <w:t>1,316</w:t>
+              <w:t>1,318</w:t>
             </w:r>
           </w:p>
         </w:tc>
@@ -14382,7 +15040,6 @@
               <w:rPr>
                 <w:sz w:val="14"/>
               </w:rPr>
-              <w:t>53</w:t>
             </w:r>
           </w:p>
         </w:tc>
@@ -14429,7 +15086,7 @@
               <w:rPr>
                 <w:sz w:val="14"/>
               </w:rPr>
-              <w:t>2,303</w:t>
+              <w:t>2,306</w:t>
             </w:r>
           </w:p>
         </w:tc>
@@ -14476,7 +15133,7 @@
               <w:rPr>
                 <w:sz w:val="14"/>
               </w:rPr>
-              <w:t>9</w:t>
+              <w:t>23</w:t>
             </w:r>
           </w:p>
         </w:tc>
@@ -14522,7 +15179,7 @@
               <w:rPr>
                 <w:sz w:val="14"/>
               </w:rPr>
-              <w:t>10,569</w:t>
+              <w:t>10,551</w:t>
             </w:r>
           </w:p>
         </w:tc>
@@ -14591,7 +15248,7 @@
               <w:rPr>
                 <w:sz w:val="14"/>
               </w:rPr>
-              <w:t>474</w:t>
+              <w:t>479</w:t>
             </w:r>
           </w:p>
         </w:tc>
@@ -14607,7 +15264,7 @@
               <w:rPr>
                 <w:sz w:val="14"/>
               </w:rPr>
-              <w:t>1,315</w:t>
+              <w:t>1,309</w:t>
             </w:r>
           </w:p>
         </w:tc>
@@ -14623,6 +15280,7 @@
               <w:rPr>
                 <w:sz w:val="14"/>
               </w:rPr>
+              <w:t>56</w:t>
             </w:r>
           </w:p>
         </w:tc>
@@ -14638,7 +15296,7 @@
               <w:rPr>
                 <w:sz w:val="14"/>
               </w:rPr>
-              <w:t>364</w:t>
+              <w:t>365</w:t>
             </w:r>
           </w:p>
         </w:tc>
@@ -14761,7 +15419,7 @@
               <w:rPr>
                 <w:sz w:val="14"/>
               </w:rPr>
-              <w:t>10,040</w:t>
+              <w:t>10,095</w:t>
             </w:r>
           </w:p>
         </w:tc>
@@ -14829,7 +15487,7 @@
               <w:rPr>
                 <w:sz w:val="14"/>
               </w:rPr>
-              <w:t>466</w:t>
+              <w:t>491</w:t>
             </w:r>
           </w:p>
         </w:tc>
@@ -14845,7 +15503,7 @@
               <w:rPr>
                 <w:sz w:val="14"/>
               </w:rPr>
-              <w:t>1,313</w:t>
+              <w:t>1,293</w:t>
             </w:r>
           </w:p>
         </w:tc>
@@ -14861,6 +15519,7 @@
               <w:rPr>
                 <w:sz w:val="14"/>
               </w:rPr>
+              <w:t>24</w:t>
             </w:r>
           </w:p>
         </w:tc>
@@ -14907,7 +15566,7 @@
               <w:rPr>
                 <w:sz w:val="14"/>
               </w:rPr>
-              <w:t>2,297</w:t>
+              <w:t>2,304</w:t>
             </w:r>
           </w:p>
         </w:tc>
@@ -14999,7 +15658,7 @@
               <w:rPr>
                 <w:sz w:val="14"/>
               </w:rPr>
-              <w:t>9,426</w:t>
+              <w:t>9,461</w:t>
             </w:r>
           </w:p>
         </w:tc>
@@ -15067,7 +15726,7 @@
               <w:rPr>
                 <w:sz w:val="14"/>
               </w:rPr>
-              <w:t>446</w:t>
+              <w:t>451</w:t>
             </w:r>
           </w:p>
         </w:tc>
@@ -15083,7 +15742,7 @@
               <w:rPr>
                 <w:sz w:val="14"/>
               </w:rPr>
-              <w:t>1,076</w:t>
+              <w:t>1,070</w:t>
             </w:r>
           </w:p>
         </w:tc>
@@ -15099,7 +15758,6 @@
               <w:rPr>
                 <w:sz w:val="14"/>
               </w:rPr>
-              <w:t>36</w:t>
             </w:r>
           </w:p>
         </w:tc>
@@ -15145,7 +15803,7 @@
               <w:rPr>
                 <w:sz w:val="14"/>
               </w:rPr>
-              <w:t>2,095</w:t>
+              <w:t>2,187</w:t>
             </w:r>
           </w:p>
         </w:tc>
@@ -15237,7 +15895,7 @@
               <w:rPr>
                 <w:sz w:val="14"/>
               </w:rPr>
-              <w:t>8,674</w:t>
+              <w:t>8,729</w:t>
             </w:r>
           </w:p>
         </w:tc>
@@ -15305,7 +15963,7 @@
               <w:rPr>
                 <w:sz w:val="14"/>
               </w:rPr>
-              <w:t>473</w:t>
+              <w:t>358</w:t>
             </w:r>
           </w:p>
         </w:tc>
@@ -15321,7 +15979,7 @@
               <w:rPr>
                 <w:sz w:val="14"/>
               </w:rPr>
-              <w:t>145</w:t>
+              <w:t>79</w:t>
             </w:r>
           </w:p>
         </w:tc>
@@ -15337,7 +15995,6 @@
               <w:rPr>
                 <w:sz w:val="14"/>
               </w:rPr>
-              <w:t>100</w:t>
             </w:r>
           </w:p>
         </w:tc>
@@ -15383,7 +16040,7 @@
               <w:rPr>
                 <w:sz w:val="14"/>
               </w:rPr>
-              <w:t>997</w:t>
+              <w:t>946</w:t>
             </w:r>
           </w:p>
         </w:tc>
@@ -15475,7 +16132,7 @@
               <w:rPr>
                 <w:sz w:val="14"/>
               </w:rPr>
-              <w:t>6,983</w:t>
+              <w:t>6,652</w:t>
             </w:r>
           </w:p>
         </w:tc>
@@ -15491,7 +16148,7 @@
               <w:rPr>
                 <w:sz w:val="14"/>
               </w:rPr>
-              <w:t>47</w:t>
+              <w:t>44</w:t>
             </w:r>
           </w:p>
         </w:tc>
@@ -15543,7 +16200,7 @@
               <w:rPr>
                 <w:sz w:val="14"/>
               </w:rPr>
-              <w:t>493</w:t>
+              <w:t>309</w:t>
             </w:r>
           </w:p>
         </w:tc>
@@ -15574,7 +16231,6 @@
               <w:rPr>
                 <w:sz w:val="14"/>
               </w:rPr>
-              <w:t>24</w:t>
             </w:r>
           </w:p>
         </w:tc>
@@ -15620,7 +16276,7 @@
               <w:rPr>
                 <w:sz w:val="14"/>
               </w:rPr>
-              <w:t>147</w:t>
+              <w:t>81</w:t>
             </w:r>
           </w:p>
         </w:tc>
@@ -15712,7 +16368,7 @@
               <w:rPr>
                 <w:sz w:val="14"/>
               </w:rPr>
-              <w:t>5,981</w:t>
+              <w:t>5,708</w:t>
             </w:r>
           </w:p>
         </w:tc>
@@ -15728,7 +16384,7 @@
               <w:rPr>
                 <w:sz w:val="14"/>
               </w:rPr>
-              <w:t>40</w:t>
+              <w:t>38</w:t>
             </w:r>
           </w:p>
         </w:tc>
@@ -15780,7 +16436,7 @@
               <w:rPr>
                 <w:sz w:val="14"/>
               </w:rPr>
-              <w:t>449</w:t>
+              <w:t>355</w:t>
             </w:r>
           </w:p>
         </w:tc>
@@ -15947,7 +16603,7 @@
               <w:rPr>
                 <w:sz w:val="14"/>
               </w:rPr>
-              <w:t>4,058</w:t>
+              <w:t>3,964</w:t>
             </w:r>
           </w:p>
         </w:tc>
@@ -15963,7 +16619,7 @@
               <w:rPr>
                 <w:sz w:val="14"/>
               </w:rPr>
-              <w:t>27</w:t>
+              <w:t>26</w:t>
             </w:r>
           </w:p>
         </w:tc>
@@ -16015,7 +16671,6 @@
               <w:rPr>
                 <w:sz w:val="14"/>
               </w:rPr>
-              <w:t>446</w:t>
             </w:r>
           </w:p>
         </w:tc>
@@ -16182,7 +16837,7 @@
               <w:rPr>
                 <w:sz w:val="14"/>
               </w:rPr>
-              <w:t>2,174</w:t>
+              <w:t>1,728</w:t>
             </w:r>
           </w:p>
         </w:tc>
@@ -16198,7 +16853,7 @@
               <w:rPr>
                 <w:sz w:val="14"/>
               </w:rPr>
-              <w:t>14</w:t>
+              <w:t>12</w:t>
             </w:r>
           </w:p>
         </w:tc>
@@ -16250,7 +16905,7 @@
               <w:rPr>
                 <w:sz w:val="14"/>
               </w:rPr>
-              <w:t>302</w:t>
+              <w:t>224</w:t>
             </w:r>
           </w:p>
         </w:tc>
@@ -16417,7 +17072,7 @@
               <w:rPr>
                 <w:sz w:val="14"/>
               </w:rPr>
-              <w:t>850</w:t>
+              <w:t>773</w:t>
             </w:r>
           </w:p>
         </w:tc>
@@ -16433,7 +17088,7 @@
               <w:rPr>
                 <w:sz w:val="14"/>
               </w:rPr>
-              <w:t>6</w:t>
+              <w:t>5</w:t>
             </w:r>
           </w:p>
         </w:tc>
@@ -16485,7 +17140,7 @@
               <w:rPr>
                 <w:sz w:val="14"/>
               </w:rPr>
-              <w:t>58</w:t>
+              <w:t>448</w:t>
             </w:r>
           </w:p>
         </w:tc>
@@ -16652,7 +17307,7 @@
               <w:rPr>
                 <w:sz w:val="14"/>
               </w:rPr>
-              <w:t>692</w:t>
+              <w:t>1,082</w:t>
             </w:r>
           </w:p>
         </w:tc>
@@ -16668,7 +17323,7 @@
               <w:rPr>
                 <w:sz w:val="14"/>
               </w:rPr>
-              <w:t>5</w:t>
+              <w:t>7</w:t>
             </w:r>
           </w:p>
         </w:tc>
@@ -16720,7 +17375,7 @@
               <w:rPr>
                 <w:sz w:val="14"/>
               </w:rPr>
-              <w:t>2</w:t>
+              <w:t>355</w:t>
             </w:r>
           </w:p>
         </w:tc>
@@ -16887,7 +17542,7 @@
               <w:rPr>
                 <w:sz w:val="14"/>
               </w:rPr>
-              <w:t>577</w:t>
+              <w:t>930</w:t>
             </w:r>
           </w:p>
         </w:tc>
@@ -16903,7 +17558,7 @@
               <w:rPr>
                 <w:sz w:val="14"/>
               </w:rPr>
-              <w:t>4</w:t>
+              <w:t>6</w:t>
             </w:r>
           </w:p>
         </w:tc>
@@ -16955,6 +17610,7 @@
               <w:rPr>
                 <w:sz w:val="14"/>
               </w:rPr>
+              <w:t>141</w:t>
             </w:r>
           </w:p>
         </w:tc>
@@ -17121,7 +17777,7 @@
               <w:rPr>
                 <w:sz w:val="14"/>
               </w:rPr>
-              <w:t>250</w:t>
+              <w:t>391</w:t>
             </w:r>
           </w:p>
         </w:tc>
@@ -17137,7 +17793,1414 @@
               <w:rPr>
                 <w:sz w:val="14"/>
               </w:rPr>
+              <w:t>3</w:t>
+            </w:r>
+          </w:p>
+        </w:tc>
+      </w:tr>
+      <w:tr>
+        <w:trPr>
+          <w:cantSplit w:val="true"/>
+        </w:trPr>
+        <w:tc>
+          <w:tcPr>
+            <w:tcW w:type="dxa" w:w="1077"/>
+          </w:tcPr>
+          <w:p>
+            <w:pPr>
+              <w:spacing w:after="0"/>
+            </w:pPr>
+            <w:r>
+              <w:rPr>
+                <w:sz w:val="14"/>
+              </w:rPr>
+              <w:t>2028-07</w:t>
+            </w:r>
+          </w:p>
+        </w:tc>
+        <w:tc>
+          <w:tcPr>
+            <w:tcW w:type="dxa" w:w="595"/>
+          </w:tcPr>
+          <w:p>
+            <w:pPr>
+              <w:spacing w:after="0"/>
+            </w:pPr>
+            <w:r>
+              <w:rPr>
+                <w:sz w:val="14"/>
+              </w:rPr>
+            </w:r>
+          </w:p>
+        </w:tc>
+        <w:tc>
+          <w:tcPr>
+            <w:tcW w:type="dxa" w:w="595"/>
+          </w:tcPr>
+          <w:p>
+            <w:pPr>
+              <w:spacing w:after="0"/>
+            </w:pPr>
+            <w:r>
+              <w:rPr>
+                <w:sz w:val="14"/>
+              </w:rPr>
+              <w:t>40</w:t>
+            </w:r>
+          </w:p>
+        </w:tc>
+        <w:tc>
+          <w:tcPr>
+            <w:tcW w:type="dxa" w:w="595"/>
+          </w:tcPr>
+          <w:p>
+            <w:pPr>
+              <w:spacing w:after="0"/>
+            </w:pPr>
+            <w:r>
+              <w:rPr>
+                <w:sz w:val="14"/>
+              </w:rPr>
+              <w:t>40</w:t>
+            </w:r>
+          </w:p>
+        </w:tc>
+        <w:tc>
+          <w:tcPr>
+            <w:tcW w:type="dxa" w:w="595"/>
+          </w:tcPr>
+          <w:p>
+            <w:pPr>
+              <w:spacing w:after="0"/>
+            </w:pPr>
+            <w:r>
+              <w:rPr>
+                <w:sz w:val="14"/>
+              </w:rPr>
+            </w:r>
+          </w:p>
+        </w:tc>
+        <w:tc>
+          <w:tcPr>
+            <w:tcW w:type="dxa" w:w="595"/>
+          </w:tcPr>
+          <w:p>
+            <w:pPr>
+              <w:spacing w:after="0"/>
+            </w:pPr>
+            <w:r>
+              <w:rPr>
+                <w:sz w:val="14"/>
+              </w:rPr>
+            </w:r>
+          </w:p>
+        </w:tc>
+        <w:tc>
+          <w:tcPr>
+            <w:tcW w:type="dxa" w:w="595"/>
+          </w:tcPr>
+          <w:p>
+            <w:pPr>
+              <w:spacing w:after="0"/>
+            </w:pPr>
+            <w:r>
+              <w:rPr>
+                <w:sz w:val="14"/>
+              </w:rPr>
+            </w:r>
+          </w:p>
+        </w:tc>
+        <w:tc>
+          <w:tcPr>
+            <w:tcW w:type="dxa" w:w="595"/>
+          </w:tcPr>
+          <w:p>
+            <w:pPr>
+              <w:spacing w:after="0"/>
+            </w:pPr>
+            <w:r>
+              <w:rPr>
+                <w:sz w:val="14"/>
+              </w:rPr>
+            </w:r>
+          </w:p>
+        </w:tc>
+        <w:tc>
+          <w:tcPr>
+            <w:tcW w:type="dxa" w:w="595"/>
+          </w:tcPr>
+          <w:p>
+            <w:pPr>
+              <w:spacing w:after="0"/>
+            </w:pPr>
+            <w:r>
+              <w:rPr>
+                <w:sz w:val="14"/>
+              </w:rPr>
+            </w:r>
+          </w:p>
+        </w:tc>
+        <w:tc>
+          <w:tcPr>
+            <w:tcW w:type="dxa" w:w="595"/>
+          </w:tcPr>
+          <w:p>
+            <w:pPr>
+              <w:spacing w:after="0"/>
+            </w:pPr>
+            <w:r>
+              <w:rPr>
+                <w:sz w:val="14"/>
+              </w:rPr>
+            </w:r>
+          </w:p>
+        </w:tc>
+        <w:tc>
+          <w:tcPr>
+            <w:tcW w:type="dxa" w:w="595"/>
+          </w:tcPr>
+          <w:p>
+            <w:pPr>
+              <w:spacing w:after="0"/>
+            </w:pPr>
+            <w:r>
+              <w:rPr>
+                <w:sz w:val="14"/>
+              </w:rPr>
+            </w:r>
+          </w:p>
+        </w:tc>
+        <w:tc>
+          <w:tcPr>
+            <w:tcW w:type="dxa" w:w="595"/>
+          </w:tcPr>
+          <w:p>
+            <w:pPr>
+              <w:spacing w:after="0"/>
+            </w:pPr>
+            <w:r>
+              <w:rPr>
+                <w:sz w:val="14"/>
+              </w:rPr>
+            </w:r>
+          </w:p>
+        </w:tc>
+        <w:tc>
+          <w:tcPr>
+            <w:tcW w:type="dxa" w:w="595"/>
+          </w:tcPr>
+          <w:p>
+            <w:pPr>
+              <w:spacing w:after="0"/>
+            </w:pPr>
+            <w:r>
+              <w:rPr>
+                <w:sz w:val="14"/>
+              </w:rPr>
+            </w:r>
+          </w:p>
+        </w:tc>
+        <w:tc>
+          <w:tcPr>
+            <w:tcW w:type="dxa" w:w="794"/>
+          </w:tcPr>
+          <w:p>
+            <w:pPr>
+              <w:spacing w:after="0"/>
+            </w:pPr>
+            <w:r>
+              <w:rPr>
+                <w:sz w:val="14"/>
+              </w:rPr>
+              <w:t>80</w:t>
+            </w:r>
+          </w:p>
+        </w:tc>
+        <w:tc>
+          <w:tcPr>
+            <w:tcW w:type="dxa" w:w="567"/>
+          </w:tcPr>
+          <w:p>
+            <w:pPr>
+              <w:spacing w:after="0"/>
+            </w:pPr>
+            <w:r>
+              <w:rPr>
+                <w:sz w:val="14"/>
+              </w:rPr>
+              <w:t>1</w:t>
+            </w:r>
+          </w:p>
+        </w:tc>
+      </w:tr>
+      <w:tr>
+        <w:trPr>
+          <w:cantSplit w:val="true"/>
+        </w:trPr>
+        <w:tc>
+          <w:tcPr>
+            <w:tcW w:type="dxa" w:w="1077"/>
+          </w:tcPr>
+          <w:p>
+            <w:pPr>
+              <w:spacing w:after="0"/>
+            </w:pPr>
+            <w:r>
+              <w:rPr>
+                <w:sz w:val="14"/>
+              </w:rPr>
+              <w:t>2028-09</w:t>
+            </w:r>
+          </w:p>
+        </w:tc>
+        <w:tc>
+          <w:tcPr>
+            <w:tcW w:type="dxa" w:w="595"/>
+          </w:tcPr>
+          <w:p>
+            <w:pPr>
+              <w:spacing w:after="0"/>
+            </w:pPr>
+            <w:r>
+              <w:rPr>
+                <w:sz w:val="14"/>
+              </w:rPr>
+            </w:r>
+          </w:p>
+        </w:tc>
+        <w:tc>
+          <w:tcPr>
+            <w:tcW w:type="dxa" w:w="595"/>
+          </w:tcPr>
+          <w:p>
+            <w:pPr>
+              <w:spacing w:after="0"/>
+            </w:pPr>
+            <w:r>
+              <w:rPr>
+                <w:sz w:val="14"/>
+              </w:rPr>
+              <w:t>40</w:t>
+            </w:r>
+          </w:p>
+        </w:tc>
+        <w:tc>
+          <w:tcPr>
+            <w:tcW w:type="dxa" w:w="595"/>
+          </w:tcPr>
+          <w:p>
+            <w:pPr>
+              <w:spacing w:after="0"/>
+            </w:pPr>
+            <w:r>
+              <w:rPr>
+                <w:sz w:val="14"/>
+              </w:rPr>
+            </w:r>
+          </w:p>
+        </w:tc>
+        <w:tc>
+          <w:tcPr>
+            <w:tcW w:type="dxa" w:w="595"/>
+          </w:tcPr>
+          <w:p>
+            <w:pPr>
+              <w:spacing w:after="0"/>
+            </w:pPr>
+            <w:r>
+              <w:rPr>
+                <w:sz w:val="14"/>
+              </w:rPr>
+            </w:r>
+          </w:p>
+        </w:tc>
+        <w:tc>
+          <w:tcPr>
+            <w:tcW w:type="dxa" w:w="595"/>
+          </w:tcPr>
+          <w:p>
+            <w:pPr>
+              <w:spacing w:after="0"/>
+            </w:pPr>
+            <w:r>
+              <w:rPr>
+                <w:sz w:val="14"/>
+              </w:rPr>
+            </w:r>
+          </w:p>
+        </w:tc>
+        <w:tc>
+          <w:tcPr>
+            <w:tcW w:type="dxa" w:w="595"/>
+          </w:tcPr>
+          <w:p>
+            <w:pPr>
+              <w:spacing w:after="0"/>
+            </w:pPr>
+            <w:r>
+              <w:rPr>
+                <w:sz w:val="14"/>
+              </w:rPr>
+            </w:r>
+          </w:p>
+        </w:tc>
+        <w:tc>
+          <w:tcPr>
+            <w:tcW w:type="dxa" w:w="595"/>
+          </w:tcPr>
+          <w:p>
+            <w:pPr>
+              <w:spacing w:after="0"/>
+            </w:pPr>
+            <w:r>
+              <w:rPr>
+                <w:sz w:val="14"/>
+              </w:rPr>
+              <w:t>40</w:t>
+            </w:r>
+          </w:p>
+        </w:tc>
+        <w:tc>
+          <w:tcPr>
+            <w:tcW w:type="dxa" w:w="595"/>
+          </w:tcPr>
+          <w:p>
+            <w:pPr>
+              <w:spacing w:after="0"/>
+            </w:pPr>
+            <w:r>
+              <w:rPr>
+                <w:sz w:val="14"/>
+              </w:rPr>
+            </w:r>
+          </w:p>
+        </w:tc>
+        <w:tc>
+          <w:tcPr>
+            <w:tcW w:type="dxa" w:w="595"/>
+          </w:tcPr>
+          <w:p>
+            <w:pPr>
+              <w:spacing w:after="0"/>
+            </w:pPr>
+            <w:r>
+              <w:rPr>
+                <w:sz w:val="14"/>
+              </w:rPr>
+            </w:r>
+          </w:p>
+        </w:tc>
+        <w:tc>
+          <w:tcPr>
+            <w:tcW w:type="dxa" w:w="595"/>
+          </w:tcPr>
+          <w:p>
+            <w:pPr>
+              <w:spacing w:after="0"/>
+            </w:pPr>
+            <w:r>
+              <w:rPr>
+                <w:sz w:val="14"/>
+              </w:rPr>
+            </w:r>
+          </w:p>
+        </w:tc>
+        <w:tc>
+          <w:tcPr>
+            <w:tcW w:type="dxa" w:w="595"/>
+          </w:tcPr>
+          <w:p>
+            <w:pPr>
+              <w:spacing w:after="0"/>
+            </w:pPr>
+            <w:r>
+              <w:rPr>
+                <w:sz w:val="14"/>
+              </w:rPr>
+            </w:r>
+          </w:p>
+        </w:tc>
+        <w:tc>
+          <w:tcPr>
+            <w:tcW w:type="dxa" w:w="595"/>
+          </w:tcPr>
+          <w:p>
+            <w:pPr>
+              <w:spacing w:after="0"/>
+            </w:pPr>
+            <w:r>
+              <w:rPr>
+                <w:sz w:val="14"/>
+              </w:rPr>
+            </w:r>
+          </w:p>
+        </w:tc>
+        <w:tc>
+          <w:tcPr>
+            <w:tcW w:type="dxa" w:w="794"/>
+          </w:tcPr>
+          <w:p>
+            <w:pPr>
+              <w:spacing w:after="0"/>
+            </w:pPr>
+            <w:r>
+              <w:rPr>
+                <w:sz w:val="14"/>
+              </w:rPr>
+              <w:t>80</w:t>
+            </w:r>
+          </w:p>
+        </w:tc>
+        <w:tc>
+          <w:tcPr>
+            <w:tcW w:type="dxa" w:w="567"/>
+          </w:tcPr>
+          <w:p>
+            <w:pPr>
+              <w:spacing w:after="0"/>
+            </w:pPr>
+            <w:r>
+              <w:rPr>
+                <w:sz w:val="14"/>
+              </w:rPr>
+              <w:t>1</w:t>
+            </w:r>
+          </w:p>
+        </w:tc>
+      </w:tr>
+      <w:tr>
+        <w:trPr>
+          <w:cantSplit w:val="true"/>
+        </w:trPr>
+        <w:tc>
+          <w:tcPr>
+            <w:tcW w:type="dxa" w:w="1077"/>
+          </w:tcPr>
+          <w:p>
+            <w:pPr>
+              <w:spacing w:after="0"/>
+            </w:pPr>
+            <w:r>
+              <w:rPr>
+                <w:sz w:val="14"/>
+              </w:rPr>
+              <w:t>2029-01</w:t>
+            </w:r>
+          </w:p>
+        </w:tc>
+        <w:tc>
+          <w:tcPr>
+            <w:tcW w:type="dxa" w:w="595"/>
+          </w:tcPr>
+          <w:p>
+            <w:pPr>
+              <w:spacing w:after="0"/>
+            </w:pPr>
+            <w:r>
+              <w:rPr>
+                <w:sz w:val="14"/>
+              </w:rPr>
+            </w:r>
+          </w:p>
+        </w:tc>
+        <w:tc>
+          <w:tcPr>
+            <w:tcW w:type="dxa" w:w="595"/>
+          </w:tcPr>
+          <w:p>
+            <w:pPr>
+              <w:spacing w:after="0"/>
+            </w:pPr>
+            <w:r>
+              <w:rPr>
+                <w:sz w:val="14"/>
+              </w:rPr>
+              <w:t>48</w:t>
+            </w:r>
+          </w:p>
+        </w:tc>
+        <w:tc>
+          <w:tcPr>
+            <w:tcW w:type="dxa" w:w="595"/>
+          </w:tcPr>
+          <w:p>
+            <w:pPr>
+              <w:spacing w:after="0"/>
+            </w:pPr>
+            <w:r>
+              <w:rPr>
+                <w:sz w:val="14"/>
+              </w:rPr>
+            </w:r>
+          </w:p>
+        </w:tc>
+        <w:tc>
+          <w:tcPr>
+            <w:tcW w:type="dxa" w:w="595"/>
+          </w:tcPr>
+          <w:p>
+            <w:pPr>
+              <w:spacing w:after="0"/>
+            </w:pPr>
+            <w:r>
+              <w:rPr>
+                <w:sz w:val="14"/>
+              </w:rPr>
+            </w:r>
+          </w:p>
+        </w:tc>
+        <w:tc>
+          <w:tcPr>
+            <w:tcW w:type="dxa" w:w="595"/>
+          </w:tcPr>
+          <w:p>
+            <w:pPr>
+              <w:spacing w:after="0"/>
+            </w:pPr>
+            <w:r>
+              <w:rPr>
+                <w:sz w:val="14"/>
+              </w:rPr>
+            </w:r>
+          </w:p>
+        </w:tc>
+        <w:tc>
+          <w:tcPr>
+            <w:tcW w:type="dxa" w:w="595"/>
+          </w:tcPr>
+          <w:p>
+            <w:pPr>
+              <w:spacing w:after="0"/>
+            </w:pPr>
+            <w:r>
+              <w:rPr>
+                <w:sz w:val="14"/>
+              </w:rPr>
+            </w:r>
+          </w:p>
+        </w:tc>
+        <w:tc>
+          <w:tcPr>
+            <w:tcW w:type="dxa" w:w="595"/>
+          </w:tcPr>
+          <w:p>
+            <w:pPr>
+              <w:spacing w:after="0"/>
+            </w:pPr>
+            <w:r>
+              <w:rPr>
+                <w:sz w:val="14"/>
+              </w:rPr>
+            </w:r>
+          </w:p>
+        </w:tc>
+        <w:tc>
+          <w:tcPr>
+            <w:tcW w:type="dxa" w:w="595"/>
+          </w:tcPr>
+          <w:p>
+            <w:pPr>
+              <w:spacing w:after="0"/>
+            </w:pPr>
+            <w:r>
+              <w:rPr>
+                <w:sz w:val="14"/>
+              </w:rPr>
+            </w:r>
+          </w:p>
+        </w:tc>
+        <w:tc>
+          <w:tcPr>
+            <w:tcW w:type="dxa" w:w="595"/>
+          </w:tcPr>
+          <w:p>
+            <w:pPr>
+              <w:spacing w:after="0"/>
+            </w:pPr>
+            <w:r>
+              <w:rPr>
+                <w:sz w:val="14"/>
+              </w:rPr>
+            </w:r>
+          </w:p>
+        </w:tc>
+        <w:tc>
+          <w:tcPr>
+            <w:tcW w:type="dxa" w:w="595"/>
+          </w:tcPr>
+          <w:p>
+            <w:pPr>
+              <w:spacing w:after="0"/>
+            </w:pPr>
+            <w:r>
+              <w:rPr>
+                <w:sz w:val="14"/>
+              </w:rPr>
+            </w:r>
+          </w:p>
+        </w:tc>
+        <w:tc>
+          <w:tcPr>
+            <w:tcW w:type="dxa" w:w="595"/>
+          </w:tcPr>
+          <w:p>
+            <w:pPr>
+              <w:spacing w:after="0"/>
+            </w:pPr>
+            <w:r>
+              <w:rPr>
+                <w:sz w:val="14"/>
+              </w:rPr>
+            </w:r>
+          </w:p>
+        </w:tc>
+        <w:tc>
+          <w:tcPr>
+            <w:tcW w:type="dxa" w:w="595"/>
+          </w:tcPr>
+          <w:p>
+            <w:pPr>
+              <w:spacing w:after="0"/>
+            </w:pPr>
+            <w:r>
+              <w:rPr>
+                <w:sz w:val="14"/>
+              </w:rPr>
+            </w:r>
+          </w:p>
+        </w:tc>
+        <w:tc>
+          <w:tcPr>
+            <w:tcW w:type="dxa" w:w="794"/>
+          </w:tcPr>
+          <w:p>
+            <w:pPr>
+              <w:spacing w:after="0"/>
+            </w:pPr>
+            <w:r>
+              <w:rPr>
+                <w:sz w:val="14"/>
+              </w:rPr>
+              <w:t>48</w:t>
+            </w:r>
+          </w:p>
+        </w:tc>
+        <w:tc>
+          <w:tcPr>
+            <w:tcW w:type="dxa" w:w="567"/>
+          </w:tcPr>
+          <w:p>
+            <w:pPr>
+              <w:spacing w:after="0"/>
+            </w:pPr>
+            <w:r>
+              <w:rPr>
+                <w:sz w:val="14"/>
+              </w:rPr>
+              <w:t>0</w:t>
+            </w:r>
+          </w:p>
+        </w:tc>
+      </w:tr>
+      <w:tr>
+        <w:trPr>
+          <w:cantSplit w:val="true"/>
+        </w:trPr>
+        <w:tc>
+          <w:tcPr>
+            <w:tcW w:type="dxa" w:w="1077"/>
+          </w:tcPr>
+          <w:p>
+            <w:pPr>
+              <w:spacing w:after="0"/>
+            </w:pPr>
+            <w:r>
+              <w:rPr>
+                <w:sz w:val="14"/>
+              </w:rPr>
+              <w:t>2029-02</w:t>
+            </w:r>
+          </w:p>
+        </w:tc>
+        <w:tc>
+          <w:tcPr>
+            <w:tcW w:type="dxa" w:w="595"/>
+          </w:tcPr>
+          <w:p>
+            <w:pPr>
+              <w:spacing w:after="0"/>
+            </w:pPr>
+            <w:r>
+              <w:rPr>
+                <w:sz w:val="14"/>
+              </w:rPr>
+            </w:r>
+          </w:p>
+        </w:tc>
+        <w:tc>
+          <w:tcPr>
+            <w:tcW w:type="dxa" w:w="595"/>
+          </w:tcPr>
+          <w:p>
+            <w:pPr>
+              <w:spacing w:after="0"/>
+            </w:pPr>
+            <w:r>
+              <w:rPr>
+                <w:sz w:val="14"/>
+              </w:rPr>
+              <w:t>56</w:t>
+            </w:r>
+          </w:p>
+        </w:tc>
+        <w:tc>
+          <w:tcPr>
+            <w:tcW w:type="dxa" w:w="595"/>
+          </w:tcPr>
+          <w:p>
+            <w:pPr>
+              <w:spacing w:after="0"/>
+            </w:pPr>
+            <w:r>
+              <w:rPr>
+                <w:sz w:val="14"/>
+              </w:rPr>
+            </w:r>
+          </w:p>
+        </w:tc>
+        <w:tc>
+          <w:tcPr>
+            <w:tcW w:type="dxa" w:w="595"/>
+          </w:tcPr>
+          <w:p>
+            <w:pPr>
+              <w:spacing w:after="0"/>
+            </w:pPr>
+            <w:r>
+              <w:rPr>
+                <w:sz w:val="14"/>
+              </w:rPr>
+            </w:r>
+          </w:p>
+        </w:tc>
+        <w:tc>
+          <w:tcPr>
+            <w:tcW w:type="dxa" w:w="595"/>
+          </w:tcPr>
+          <w:p>
+            <w:pPr>
+              <w:spacing w:after="0"/>
+            </w:pPr>
+            <w:r>
+              <w:rPr>
+                <w:sz w:val="14"/>
+              </w:rPr>
+            </w:r>
+          </w:p>
+        </w:tc>
+        <w:tc>
+          <w:tcPr>
+            <w:tcW w:type="dxa" w:w="595"/>
+          </w:tcPr>
+          <w:p>
+            <w:pPr>
+              <w:spacing w:after="0"/>
+            </w:pPr>
+            <w:r>
+              <w:rPr>
+                <w:sz w:val="14"/>
+              </w:rPr>
+            </w:r>
+          </w:p>
+        </w:tc>
+        <w:tc>
+          <w:tcPr>
+            <w:tcW w:type="dxa" w:w="595"/>
+          </w:tcPr>
+          <w:p>
+            <w:pPr>
+              <w:spacing w:after="0"/>
+            </w:pPr>
+            <w:r>
+              <w:rPr>
+                <w:sz w:val="14"/>
+              </w:rPr>
+              <w:t>40</w:t>
+            </w:r>
+          </w:p>
+        </w:tc>
+        <w:tc>
+          <w:tcPr>
+            <w:tcW w:type="dxa" w:w="595"/>
+          </w:tcPr>
+          <w:p>
+            <w:pPr>
+              <w:spacing w:after="0"/>
+            </w:pPr>
+            <w:r>
+              <w:rPr>
+                <w:sz w:val="14"/>
+              </w:rPr>
+            </w:r>
+          </w:p>
+        </w:tc>
+        <w:tc>
+          <w:tcPr>
+            <w:tcW w:type="dxa" w:w="595"/>
+          </w:tcPr>
+          <w:p>
+            <w:pPr>
+              <w:spacing w:after="0"/>
+            </w:pPr>
+            <w:r>
+              <w:rPr>
+                <w:sz w:val="14"/>
+              </w:rPr>
+            </w:r>
+          </w:p>
+        </w:tc>
+        <w:tc>
+          <w:tcPr>
+            <w:tcW w:type="dxa" w:w="595"/>
+          </w:tcPr>
+          <w:p>
+            <w:pPr>
+              <w:spacing w:after="0"/>
+            </w:pPr>
+            <w:r>
+              <w:rPr>
+                <w:sz w:val="14"/>
+              </w:rPr>
+            </w:r>
+          </w:p>
+        </w:tc>
+        <w:tc>
+          <w:tcPr>
+            <w:tcW w:type="dxa" w:w="595"/>
+          </w:tcPr>
+          <w:p>
+            <w:pPr>
+              <w:spacing w:after="0"/>
+            </w:pPr>
+            <w:r>
+              <w:rPr>
+                <w:sz w:val="14"/>
+              </w:rPr>
+            </w:r>
+          </w:p>
+        </w:tc>
+        <w:tc>
+          <w:tcPr>
+            <w:tcW w:type="dxa" w:w="595"/>
+          </w:tcPr>
+          <w:p>
+            <w:pPr>
+              <w:spacing w:after="0"/>
+            </w:pPr>
+            <w:r>
+              <w:rPr>
+                <w:sz w:val="14"/>
+              </w:rPr>
+            </w:r>
+          </w:p>
+        </w:tc>
+        <w:tc>
+          <w:tcPr>
+            <w:tcW w:type="dxa" w:w="794"/>
+          </w:tcPr>
+          <w:p>
+            <w:pPr>
+              <w:spacing w:after="0"/>
+            </w:pPr>
+            <w:r>
+              <w:rPr>
+                <w:sz w:val="14"/>
+              </w:rPr>
+              <w:t>96</w:t>
+            </w:r>
+          </w:p>
+        </w:tc>
+        <w:tc>
+          <w:tcPr>
+            <w:tcW w:type="dxa" w:w="567"/>
+          </w:tcPr>
+          <w:p>
+            <w:pPr>
+              <w:spacing w:after="0"/>
+            </w:pPr>
+            <w:r>
+              <w:rPr>
+                <w:sz w:val="14"/>
+              </w:rPr>
+              <w:t>1</w:t>
+            </w:r>
+          </w:p>
+        </w:tc>
+      </w:tr>
+      <w:tr>
+        <w:trPr>
+          <w:cantSplit w:val="true"/>
+        </w:trPr>
+        <w:tc>
+          <w:tcPr>
+            <w:tcW w:type="dxa" w:w="1077"/>
+          </w:tcPr>
+          <w:p>
+            <w:pPr>
+              <w:spacing w:after="0"/>
+            </w:pPr>
+            <w:r>
+              <w:rPr>
+                <w:sz w:val="14"/>
+              </w:rPr>
+              <w:t>2029-03</w:t>
+            </w:r>
+          </w:p>
+        </w:tc>
+        <w:tc>
+          <w:tcPr>
+            <w:tcW w:type="dxa" w:w="595"/>
+          </w:tcPr>
+          <w:p>
+            <w:pPr>
+              <w:spacing w:after="0"/>
+            </w:pPr>
+            <w:r>
+              <w:rPr>
+                <w:sz w:val="14"/>
+              </w:rPr>
+            </w:r>
+          </w:p>
+        </w:tc>
+        <w:tc>
+          <w:tcPr>
+            <w:tcW w:type="dxa" w:w="595"/>
+          </w:tcPr>
+          <w:p>
+            <w:pPr>
+              <w:spacing w:after="0"/>
+            </w:pPr>
+            <w:r>
+              <w:rPr>
+                <w:sz w:val="14"/>
+              </w:rPr>
+              <w:t>228</w:t>
+            </w:r>
+          </w:p>
+        </w:tc>
+        <w:tc>
+          <w:tcPr>
+            <w:tcW w:type="dxa" w:w="595"/>
+          </w:tcPr>
+          <w:p>
+            <w:pPr>
+              <w:spacing w:after="0"/>
+            </w:pPr>
+            <w:r>
+              <w:rPr>
+                <w:sz w:val="14"/>
+              </w:rPr>
+            </w:r>
+          </w:p>
+        </w:tc>
+        <w:tc>
+          <w:tcPr>
+            <w:tcW w:type="dxa" w:w="595"/>
+          </w:tcPr>
+          <w:p>
+            <w:pPr>
+              <w:spacing w:after="0"/>
+            </w:pPr>
+            <w:r>
+              <w:rPr>
+                <w:sz w:val="14"/>
+              </w:rPr>
+            </w:r>
+          </w:p>
+        </w:tc>
+        <w:tc>
+          <w:tcPr>
+            <w:tcW w:type="dxa" w:w="595"/>
+          </w:tcPr>
+          <w:p>
+            <w:pPr>
+              <w:spacing w:after="0"/>
+            </w:pPr>
+            <w:r>
+              <w:rPr>
+                <w:sz w:val="14"/>
+              </w:rPr>
+            </w:r>
+          </w:p>
+        </w:tc>
+        <w:tc>
+          <w:tcPr>
+            <w:tcW w:type="dxa" w:w="595"/>
+          </w:tcPr>
+          <w:p>
+            <w:pPr>
+              <w:spacing w:after="0"/>
+            </w:pPr>
+            <w:r>
+              <w:rPr>
+                <w:sz w:val="14"/>
+              </w:rPr>
+            </w:r>
+          </w:p>
+        </w:tc>
+        <w:tc>
+          <w:tcPr>
+            <w:tcW w:type="dxa" w:w="595"/>
+          </w:tcPr>
+          <w:p>
+            <w:pPr>
+              <w:spacing w:after="0"/>
+            </w:pPr>
+            <w:r>
+              <w:rPr>
+                <w:sz w:val="14"/>
+              </w:rPr>
+            </w:r>
+          </w:p>
+        </w:tc>
+        <w:tc>
+          <w:tcPr>
+            <w:tcW w:type="dxa" w:w="595"/>
+          </w:tcPr>
+          <w:p>
+            <w:pPr>
+              <w:spacing w:after="0"/>
+            </w:pPr>
+            <w:r>
+              <w:rPr>
+                <w:sz w:val="14"/>
+              </w:rPr>
+            </w:r>
+          </w:p>
+        </w:tc>
+        <w:tc>
+          <w:tcPr>
+            <w:tcW w:type="dxa" w:w="595"/>
+          </w:tcPr>
+          <w:p>
+            <w:pPr>
+              <w:spacing w:after="0"/>
+            </w:pPr>
+            <w:r>
+              <w:rPr>
+                <w:sz w:val="14"/>
+              </w:rPr>
+            </w:r>
+          </w:p>
+        </w:tc>
+        <w:tc>
+          <w:tcPr>
+            <w:tcW w:type="dxa" w:w="595"/>
+          </w:tcPr>
+          <w:p>
+            <w:pPr>
+              <w:spacing w:after="0"/>
+            </w:pPr>
+            <w:r>
+              <w:rPr>
+                <w:sz w:val="14"/>
+              </w:rPr>
+            </w:r>
+          </w:p>
+        </w:tc>
+        <w:tc>
+          <w:tcPr>
+            <w:tcW w:type="dxa" w:w="595"/>
+          </w:tcPr>
+          <w:p>
+            <w:pPr>
+              <w:spacing w:after="0"/>
+            </w:pPr>
+            <w:r>
+              <w:rPr>
+                <w:sz w:val="14"/>
+              </w:rPr>
+            </w:r>
+          </w:p>
+        </w:tc>
+        <w:tc>
+          <w:tcPr>
+            <w:tcW w:type="dxa" w:w="595"/>
+          </w:tcPr>
+          <w:p>
+            <w:pPr>
+              <w:spacing w:after="0"/>
+            </w:pPr>
+            <w:r>
+              <w:rPr>
+                <w:sz w:val="14"/>
+              </w:rPr>
+            </w:r>
+          </w:p>
+        </w:tc>
+        <w:tc>
+          <w:tcPr>
+            <w:tcW w:type="dxa" w:w="794"/>
+          </w:tcPr>
+          <w:p>
+            <w:pPr>
+              <w:spacing w:after="0"/>
+            </w:pPr>
+            <w:r>
+              <w:rPr>
+                <w:sz w:val="14"/>
+              </w:rPr>
+              <w:t>228</w:t>
+            </w:r>
+          </w:p>
+        </w:tc>
+        <w:tc>
+          <w:tcPr>
+            <w:tcW w:type="dxa" w:w="567"/>
+          </w:tcPr>
+          <w:p>
+            <w:pPr>
+              <w:spacing w:after="0"/>
+            </w:pPr>
+            <w:r>
+              <w:rPr>
+                <w:sz w:val="14"/>
+              </w:rPr>
               <w:t>2</w:t>
+            </w:r>
+          </w:p>
+        </w:tc>
+      </w:tr>
+      <w:tr>
+        <w:trPr>
+          <w:cantSplit w:val="true"/>
+        </w:trPr>
+        <w:tc>
+          <w:tcPr>
+            <w:tcW w:type="dxa" w:w="1077"/>
+          </w:tcPr>
+          <w:p>
+            <w:pPr>
+              <w:spacing w:after="0"/>
+            </w:pPr>
+            <w:r>
+              <w:rPr>
+                <w:sz w:val="14"/>
+              </w:rPr>
+              <w:t>2029-04</w:t>
+            </w:r>
+          </w:p>
+        </w:tc>
+        <w:tc>
+          <w:tcPr>
+            <w:tcW w:type="dxa" w:w="595"/>
+          </w:tcPr>
+          <w:p>
+            <w:pPr>
+              <w:spacing w:after="0"/>
+            </w:pPr>
+            <w:r>
+              <w:rPr>
+                <w:sz w:val="14"/>
+              </w:rPr>
+            </w:r>
+          </w:p>
+        </w:tc>
+        <w:tc>
+          <w:tcPr>
+            <w:tcW w:type="dxa" w:w="595"/>
+          </w:tcPr>
+          <w:p>
+            <w:pPr>
+              <w:spacing w:after="0"/>
+            </w:pPr>
+            <w:r>
+              <w:rPr>
+                <w:sz w:val="14"/>
+              </w:rPr>
+              <w:t>28</w:t>
+            </w:r>
+          </w:p>
+        </w:tc>
+        <w:tc>
+          <w:tcPr>
+            <w:tcW w:type="dxa" w:w="595"/>
+          </w:tcPr>
+          <w:p>
+            <w:pPr>
+              <w:spacing w:after="0"/>
+            </w:pPr>
+            <w:r>
+              <w:rPr>
+                <w:sz w:val="14"/>
+              </w:rPr>
+            </w:r>
+          </w:p>
+        </w:tc>
+        <w:tc>
+          <w:tcPr>
+            <w:tcW w:type="dxa" w:w="595"/>
+          </w:tcPr>
+          <w:p>
+            <w:pPr>
+              <w:spacing w:after="0"/>
+            </w:pPr>
+            <w:r>
+              <w:rPr>
+                <w:sz w:val="14"/>
+              </w:rPr>
+            </w:r>
+          </w:p>
+        </w:tc>
+        <w:tc>
+          <w:tcPr>
+            <w:tcW w:type="dxa" w:w="595"/>
+          </w:tcPr>
+          <w:p>
+            <w:pPr>
+              <w:spacing w:after="0"/>
+            </w:pPr>
+            <w:r>
+              <w:rPr>
+                <w:sz w:val="14"/>
+              </w:rPr>
+            </w:r>
+          </w:p>
+        </w:tc>
+        <w:tc>
+          <w:tcPr>
+            <w:tcW w:type="dxa" w:w="595"/>
+          </w:tcPr>
+          <w:p>
+            <w:pPr>
+              <w:spacing w:after="0"/>
+            </w:pPr>
+            <w:r>
+              <w:rPr>
+                <w:sz w:val="14"/>
+              </w:rPr>
+            </w:r>
+          </w:p>
+        </w:tc>
+        <w:tc>
+          <w:tcPr>
+            <w:tcW w:type="dxa" w:w="595"/>
+          </w:tcPr>
+          <w:p>
+            <w:pPr>
+              <w:spacing w:after="0"/>
+            </w:pPr>
+            <w:r>
+              <w:rPr>
+                <w:sz w:val="14"/>
+              </w:rPr>
+            </w:r>
+          </w:p>
+        </w:tc>
+        <w:tc>
+          <w:tcPr>
+            <w:tcW w:type="dxa" w:w="595"/>
+          </w:tcPr>
+          <w:p>
+            <w:pPr>
+              <w:spacing w:after="0"/>
+            </w:pPr>
+            <w:r>
+              <w:rPr>
+                <w:sz w:val="14"/>
+              </w:rPr>
+            </w:r>
+          </w:p>
+        </w:tc>
+        <w:tc>
+          <w:tcPr>
+            <w:tcW w:type="dxa" w:w="595"/>
+          </w:tcPr>
+          <w:p>
+            <w:pPr>
+              <w:spacing w:after="0"/>
+            </w:pPr>
+            <w:r>
+              <w:rPr>
+                <w:sz w:val="14"/>
+              </w:rPr>
+            </w:r>
+          </w:p>
+        </w:tc>
+        <w:tc>
+          <w:tcPr>
+            <w:tcW w:type="dxa" w:w="595"/>
+          </w:tcPr>
+          <w:p>
+            <w:pPr>
+              <w:spacing w:after="0"/>
+            </w:pPr>
+            <w:r>
+              <w:rPr>
+                <w:sz w:val="14"/>
+              </w:rPr>
+            </w:r>
+          </w:p>
+        </w:tc>
+        <w:tc>
+          <w:tcPr>
+            <w:tcW w:type="dxa" w:w="595"/>
+          </w:tcPr>
+          <w:p>
+            <w:pPr>
+              <w:spacing w:after="0"/>
+            </w:pPr>
+            <w:r>
+              <w:rPr>
+                <w:sz w:val="14"/>
+              </w:rPr>
+            </w:r>
+          </w:p>
+        </w:tc>
+        <w:tc>
+          <w:tcPr>
+            <w:tcW w:type="dxa" w:w="595"/>
+          </w:tcPr>
+          <w:p>
+            <w:pPr>
+              <w:spacing w:after="0"/>
+            </w:pPr>
+            <w:r>
+              <w:rPr>
+                <w:sz w:val="14"/>
+              </w:rPr>
+            </w:r>
+          </w:p>
+        </w:tc>
+        <w:tc>
+          <w:tcPr>
+            <w:tcW w:type="dxa" w:w="794"/>
+          </w:tcPr>
+          <w:p>
+            <w:pPr>
+              <w:spacing w:after="0"/>
+            </w:pPr>
+            <w:r>
+              <w:rPr>
+                <w:sz w:val="14"/>
+              </w:rPr>
+              <w:t>28</w:t>
+            </w:r>
+          </w:p>
+        </w:tc>
+        <w:tc>
+          <w:tcPr>
+            <w:tcW w:type="dxa" w:w="567"/>
+          </w:tcPr>
+          <w:p>
+            <w:pPr>
+              <w:spacing w:after="0"/>
+            </w:pPr>
+            <w:r>
+              <w:rPr>
+                <w:sz w:val="14"/>
+              </w:rPr>
+              <w:t>0</w:t>
             </w:r>
           </w:p>
         </w:tc>
@@ -17150,7 +19213,7 @@
     </w:p>
     <w:p>
       <w:r>
-        <w:t>Peak 2027-03: 21,779 h (about 145 FTE).</w:t>
+        <w:t>Peak 2027-03: 21,795 h (about 145 FTE).</w:t>
       </w:r>
     </w:p>
     <w:p>
@@ -17564,7 +19627,7 @@
               <w:rPr>
                 <w:sz w:val="15"/>
               </w:rPr>
-              <w:t>2029-04-02</w:t>
+              <w:t>2029-04-18</w:t>
             </w:r>
           </w:p>
         </w:tc>
@@ -17580,7 +19643,7 @@
               <w:rPr>
                 <w:sz w:val="15"/>
               </w:rPr>
-              <w:t>67</w:t>
+              <w:t>55</w:t>
             </w:r>
           </w:p>
         </w:tc>
@@ -17902,7 +19965,7 @@
               <w:rPr>
                 <w:sz w:val="14"/>
               </w:rPr>
-              <w:t>2027-01-21</w:t>
+              <w:t>2027-01-28</w:t>
             </w:r>
           </w:p>
         </w:tc>
@@ -17918,7 +19981,7 @@
               <w:rPr>
                 <w:sz w:val="14"/>
               </w:rPr>
-              <w:t>2027-02-18</w:t>
+              <w:t>2027-02-11</w:t>
             </w:r>
           </w:p>
         </w:tc>
@@ -18003,23 +20066,23 @@
               <w:rPr>
                 <w:sz w:val="14"/>
               </w:rPr>
+              <w:t>2027-01-07</w:t>
+            </w:r>
+          </w:p>
+        </w:tc>
+        <w:tc>
+          <w:tcPr>
+            <w:tcW w:type="dxa" w:w="1361"/>
+          </w:tcPr>
+          <w:p>
+            <w:pPr>
+              <w:spacing w:after="0"/>
+            </w:pPr>
+            <w:r>
+              <w:rPr>
+                <w:sz w:val="14"/>
+              </w:rPr>
               <w:t>2027-01-21</w:t>
-            </w:r>
-          </w:p>
-        </w:tc>
-        <w:tc>
-          <w:tcPr>
-            <w:tcW w:type="dxa" w:w="1361"/>
-          </w:tcPr>
-          <w:p>
-            <w:pPr>
-              <w:spacing w:after="0"/>
-            </w:pPr>
-            <w:r>
-              <w:rPr>
-                <w:sz w:val="14"/>
-              </w:rPr>
-              <w:t>2027-02-18</w:t>
             </w:r>
           </w:p>
         </w:tc>
@@ -18104,7 +20167,7 @@
               <w:rPr>
                 <w:sz w:val="14"/>
               </w:rPr>
-              <w:t>2027-02-11</w:t>
+              <w:t>2027-03-25</w:t>
             </w:r>
           </w:p>
         </w:tc>
@@ -18120,7 +20183,7 @@
               <w:rPr>
                 <w:sz w:val="14"/>
               </w:rPr>
-              <w:t>2027-03-11</w:t>
+              <w:t>2027-04-08</w:t>
             </w:r>
           </w:p>
         </w:tc>
@@ -18221,7 +20284,7 @@
               <w:rPr>
                 <w:sz w:val="14"/>
               </w:rPr>
-              <w:t>2028-04-18</w:t>
+              <w:t>2028-03-07</w:t>
             </w:r>
           </w:p>
         </w:tc>
@@ -18306,7 +20369,7 @@
               <w:rPr>
                 <w:sz w:val="14"/>
               </w:rPr>
-              <w:t>2027-02-11</w:t>
+              <w:t>2027-03-18</w:t>
             </w:r>
           </w:p>
         </w:tc>
@@ -18322,7 +20385,7 @@
               <w:rPr>
                 <w:sz w:val="14"/>
               </w:rPr>
-              <w:t>2028-02-10</w:t>
+              <w:t>2028-02-17</w:t>
             </w:r>
           </w:p>
         </w:tc>
@@ -18407,7 +20470,7 @@
               <w:rPr>
                 <w:sz w:val="14"/>
               </w:rPr>
-              <w:t>2027-02-11</w:t>
+              <w:t>2027-02-09</w:t>
             </w:r>
           </w:p>
         </w:tc>
@@ -18423,7 +20486,7 @@
               <w:rPr>
                 <w:sz w:val="14"/>
               </w:rPr>
-              <w:t>2028-01-13</w:t>
+              <w:t>2027-12-16</w:t>
             </w:r>
           </w:p>
         </w:tc>
@@ -18508,7 +20571,7 @@
               <w:rPr>
                 <w:sz w:val="14"/>
               </w:rPr>
-              <w:t>2027-02-03</w:t>
+              <w:t>2027-03-19</w:t>
             </w:r>
           </w:p>
         </w:tc>
@@ -18524,7 +20587,7 @@
               <w:rPr>
                 <w:sz w:val="14"/>
               </w:rPr>
-              <w:t>2027-10-13</w:t>
+              <w:t>2027-11-23</w:t>
             </w:r>
           </w:p>
         </w:tc>
@@ -18609,7 +20672,7 @@
               <w:rPr>
                 <w:sz w:val="14"/>
               </w:rPr>
-              <w:t>2027-02-11</w:t>
+              <w:t>2027-02-25</w:t>
             </w:r>
           </w:p>
         </w:tc>
@@ -18625,7 +20688,7 @@
               <w:rPr>
                 <w:sz w:val="14"/>
               </w:rPr>
-              <w:t>2027-12-02</w:t>
+              <w:t>2027-11-25</w:t>
             </w:r>
           </w:p>
         </w:tc>
@@ -18710,7 +20773,7 @@
               <w:rPr>
                 <w:sz w:val="14"/>
               </w:rPr>
-              <w:t>2027-02-11</w:t>
+              <w:t>2027-02-09</w:t>
             </w:r>
           </w:p>
         </w:tc>
@@ -18726,7 +20789,7 @@
               <w:rPr>
                 <w:sz w:val="14"/>
               </w:rPr>
-              <w:t>2028-01-13</w:t>
+              <w:t>2027-12-16</w:t>
             </w:r>
           </w:p>
         </w:tc>
@@ -18811,7 +20874,7 @@
               <w:rPr>
                 <w:sz w:val="14"/>
               </w:rPr>
-              <w:t>2027-02-11</w:t>
+              <w:t>2027-03-29</w:t>
             </w:r>
           </w:p>
         </w:tc>
@@ -18827,7 +20890,7 @@
               <w:rPr>
                 <w:sz w:val="14"/>
               </w:rPr>
-              <w:t>2027-10-21</w:t>
+              <w:t>2027-12-01</w:t>
             </w:r>
           </w:p>
         </w:tc>
@@ -18912,7 +20975,7 @@
               <w:rPr>
                 <w:sz w:val="14"/>
               </w:rPr>
-              <w:t>2027-03-25</w:t>
+              <w:t>2027-03-30</w:t>
             </w:r>
           </w:p>
         </w:tc>
@@ -18928,7 +20991,7 @@
               <w:rPr>
                 <w:sz w:val="14"/>
               </w:rPr>
-              <w:t>2027-09-09</w:t>
+              <w:t>2027-09-14</w:t>
             </w:r>
           </w:p>
         </w:tc>
@@ -19013,7 +21076,7 @@
               <w:rPr>
                 <w:sz w:val="14"/>
               </w:rPr>
-              <w:t>2027-02-25</w:t>
+              <w:t>2027-02-11</w:t>
             </w:r>
           </w:p>
         </w:tc>
@@ -19029,7 +21092,7 @@
               <w:rPr>
                 <w:sz w:val="14"/>
               </w:rPr>
-              <w:t>2027-07-15</w:t>
+              <w:t>2027-07-01</w:t>
             </w:r>
           </w:p>
         </w:tc>
@@ -19114,7 +21177,7 @@
               <w:rPr>
                 <w:sz w:val="14"/>
               </w:rPr>
-              <w:t>2027-04-08</w:t>
+              <w:t>2027-05-06</w:t>
             </w:r>
           </w:p>
         </w:tc>
@@ -19130,7 +21193,7 @@
               <w:rPr>
                 <w:sz w:val="14"/>
               </w:rPr>
-              <w:t>2027-10-21</w:t>
+              <w:t>2027-11-18</w:t>
             </w:r>
           </w:p>
         </w:tc>
@@ -19231,7 +21294,7 @@
               <w:rPr>
                 <w:sz w:val="14"/>
               </w:rPr>
-              <w:t>2027-04-12</w:t>
+              <w:t>2027-04-05</w:t>
             </w:r>
           </w:p>
         </w:tc>
@@ -19316,7 +21379,7 @@
               <w:rPr>
                 <w:sz w:val="14"/>
               </w:rPr>
-              <w:t>2027-03-29</w:t>
+              <w:t>2027-07-01</w:t>
             </w:r>
           </w:p>
         </w:tc>
@@ -19332,7 +21395,7 @@
               <w:rPr>
                 <w:sz w:val="14"/>
               </w:rPr>
-              <w:t>2027-04-26</w:t>
+              <w:t>2027-07-15</w:t>
             </w:r>
           </w:p>
         </w:tc>
@@ -19433,7 +21496,7 @@
               <w:rPr>
                 <w:sz w:val="14"/>
               </w:rPr>
-              <w:t>2028-01-31</w:t>
+              <w:t>2028-01-03</w:t>
             </w:r>
           </w:p>
         </w:tc>
@@ -19534,7 +21597,7 @@
               <w:rPr>
                 <w:sz w:val="14"/>
               </w:rPr>
-              <w:t>2028-02-21</w:t>
+              <w:t>2028-01-10</w:t>
             </w:r>
           </w:p>
         </w:tc>
@@ -19619,7 +21682,7 @@
               <w:rPr>
                 <w:sz w:val="14"/>
               </w:rPr>
-              <w:t>2027-02-11</w:t>
+              <w:t>2027-02-18</w:t>
             </w:r>
           </w:p>
         </w:tc>
@@ -19635,7 +21698,7 @@
               <w:rPr>
                 <w:sz w:val="14"/>
               </w:rPr>
-              <w:t>2027-12-02</w:t>
+              <w:t>2027-11-18</w:t>
             </w:r>
           </w:p>
         </w:tc>
@@ -19736,7 +21799,7 @@
               <w:rPr>
                 <w:sz w:val="14"/>
               </w:rPr>
-              <w:t>2028-02-17</w:t>
+              <w:t>2028-01-20</w:t>
             </w:r>
           </w:p>
         </w:tc>
@@ -19821,7 +21884,7 @@
               <w:rPr>
                 <w:sz w:val="14"/>
               </w:rPr>
-              <w:t>2027-02-11</w:t>
+              <w:t>2027-04-12</w:t>
             </w:r>
           </w:p>
         </w:tc>
@@ -19837,7 +21900,7 @@
               <w:rPr>
                 <w:sz w:val="14"/>
               </w:rPr>
-              <w:t>2027-12-02</w:t>
+              <w:t>2028-01-10</w:t>
             </w:r>
           </w:p>
         </w:tc>
@@ -19922,7 +21985,7 @@
               <w:rPr>
                 <w:sz w:val="14"/>
               </w:rPr>
-              <w:t>2027-02-11</w:t>
+              <w:t>2027-04-12</w:t>
             </w:r>
           </w:p>
         </w:tc>
@@ -19938,7 +22001,7 @@
               <w:rPr>
                 <w:sz w:val="14"/>
               </w:rPr>
-              <w:t>2027-12-02</w:t>
+              <w:t>2028-01-10</w:t>
             </w:r>
           </w:p>
         </w:tc>
@@ -20023,7 +22086,7 @@
               <w:rPr>
                 <w:sz w:val="14"/>
               </w:rPr>
-              <w:t>2027-03-11</w:t>
+              <w:t>2027-04-12</w:t>
             </w:r>
           </w:p>
         </w:tc>
@@ -20039,7 +22102,7 @@
               <w:rPr>
                 <w:sz w:val="14"/>
               </w:rPr>
-              <w:t>2027-10-21</w:t>
+              <w:t>2027-11-03</w:t>
             </w:r>
           </w:p>
         </w:tc>
@@ -20124,7 +22187,7 @@
               <w:rPr>
                 <w:sz w:val="14"/>
               </w:rPr>
-              <w:t>2027-03-11</w:t>
+              <w:t>2027-04-05</w:t>
             </w:r>
           </w:p>
         </w:tc>
@@ -20140,7 +22203,7 @@
               <w:rPr>
                 <w:sz w:val="14"/>
               </w:rPr>
-              <w:t>2027-11-18</w:t>
+              <w:t>2027-11-22</w:t>
             </w:r>
           </w:p>
         </w:tc>
@@ -20225,7 +22288,7 @@
               <w:rPr>
                 <w:sz w:val="14"/>
               </w:rPr>
-              <w:t>2027-06-09</w:t>
+              <w:t>2027-06-14</w:t>
             </w:r>
           </w:p>
         </w:tc>
@@ -20241,7 +22304,7 @@
               <w:rPr>
                 <w:sz w:val="14"/>
               </w:rPr>
-              <w:t>2028-01-05</w:t>
+              <w:t>2028-01-10</w:t>
             </w:r>
           </w:p>
         </w:tc>
@@ -20326,7 +22389,7 @@
               <w:rPr>
                 <w:sz w:val="14"/>
               </w:rPr>
-              <w:t>2027-04-29</w:t>
+              <w:t>2027-06-10</w:t>
             </w:r>
           </w:p>
         </w:tc>
@@ -20342,7 +22405,7 @@
               <w:rPr>
                 <w:sz w:val="14"/>
               </w:rPr>
-              <w:t>2027-11-25</w:t>
+              <w:t>2028-01-06</w:t>
             </w:r>
           </w:p>
         </w:tc>
@@ -20427,7 +22490,7 @@
               <w:rPr>
                 <w:sz w:val="14"/>
               </w:rPr>
-              <w:t>2027-04-29</w:t>
+              <w:t>2027-05-18</w:t>
             </w:r>
           </w:p>
         </w:tc>
@@ -20443,7 +22506,7 @@
               <w:rPr>
                 <w:sz w:val="14"/>
               </w:rPr>
-              <w:t>2028-01-06</w:t>
+              <w:t>2028-01-20</w:t>
             </w:r>
           </w:p>
         </w:tc>
@@ -20528,7 +22591,7 @@
               <w:rPr>
                 <w:sz w:val="14"/>
               </w:rPr>
-              <w:t>2027-05-13</w:t>
+              <w:t>2027-06-10</w:t>
             </w:r>
           </w:p>
         </w:tc>
@@ -20544,7 +22607,7 @@
               <w:rPr>
                 <w:sz w:val="14"/>
               </w:rPr>
-              <w:t>2028-04-27</w:t>
+              <w:t>2028-05-11</w:t>
             </w:r>
           </w:p>
         </w:tc>
@@ -20629,7 +22692,7 @@
               <w:rPr>
                 <w:sz w:val="14"/>
               </w:rPr>
-              <w:t>2027-03-11</w:t>
+              <w:t>2027-06-24</w:t>
             </w:r>
           </w:p>
         </w:tc>
@@ -20645,7 +22708,7 @@
               <w:rPr>
                 <w:sz w:val="14"/>
               </w:rPr>
-              <w:t>2027-07-01</w:t>
+              <w:t>2027-10-14</w:t>
             </w:r>
           </w:p>
         </w:tc>
@@ -20746,7 +22809,7 @@
               <w:rPr>
                 <w:sz w:val="14"/>
               </w:rPr>
-              <w:t>2027-11-15</w:t>
+              <w:t>2027-11-01</w:t>
             </w:r>
           </w:p>
         </w:tc>
@@ -20847,7 +22910,7 @@
               <w:rPr>
                 <w:sz w:val="14"/>
               </w:rPr>
-              <w:t>2028-02-10</w:t>
+              <w:t>2028-01-13</w:t>
             </w:r>
           </w:p>
         </w:tc>
@@ -20932,7 +22995,7 @@
               <w:rPr>
                 <w:sz w:val="14"/>
               </w:rPr>
-              <w:t>2027-02-11</w:t>
+              <w:t>2027-03-18</w:t>
             </w:r>
           </w:p>
         </w:tc>
@@ -20948,7 +23011,7 @@
               <w:rPr>
                 <w:sz w:val="14"/>
               </w:rPr>
-              <w:t>2028-01-13</w:t>
+              <w:t>2028-01-24</w:t>
             </w:r>
           </w:p>
         </w:tc>
@@ -21049,7 +23112,7 @@
               <w:rPr>
                 <w:sz w:val="14"/>
               </w:rPr>
-              <w:t>2028-03-23</w:t>
+              <w:t>2028-02-10</w:t>
             </w:r>
           </w:p>
         </w:tc>
@@ -21134,7 +23197,7 @@
               <w:rPr>
                 <w:sz w:val="14"/>
               </w:rPr>
-              <w:t>2027-02-11</w:t>
+              <w:t>2027-03-10</w:t>
             </w:r>
           </w:p>
         </w:tc>
@@ -21150,7 +23213,7 @@
               <w:rPr>
                 <w:sz w:val="14"/>
               </w:rPr>
-              <w:t>2028-01-13</w:t>
+              <w:t>2028-01-14</w:t>
             </w:r>
           </w:p>
         </w:tc>
@@ -21235,7 +23298,7 @@
               <w:rPr>
                 <w:sz w:val="14"/>
               </w:rPr>
-              <w:t>2027-02-11</w:t>
+              <w:t>2027-03-11</w:t>
             </w:r>
           </w:p>
         </w:tc>
@@ -21251,7 +23314,7 @@
               <w:rPr>
                 <w:sz w:val="14"/>
               </w:rPr>
-              <w:t>2028-01-13</w:t>
+              <w:t>2028-01-17</w:t>
             </w:r>
           </w:p>
         </w:tc>
@@ -21336,7 +23399,7 @@
               <w:rPr>
                 <w:sz w:val="14"/>
               </w:rPr>
-              <w:t>2027-02-11</w:t>
+              <w:t>2027-04-12</w:t>
             </w:r>
           </w:p>
         </w:tc>
@@ -21352,7 +23415,7 @@
               <w:rPr>
                 <w:sz w:val="14"/>
               </w:rPr>
-              <w:t>2027-12-02</w:t>
+              <w:t>2028-01-10</w:t>
             </w:r>
           </w:p>
         </w:tc>
@@ -21437,7 +23500,7 @@
               <w:rPr>
                 <w:sz w:val="14"/>
               </w:rPr>
-              <w:t>2027-02-11</w:t>
+              <w:t>2027-03-11</w:t>
             </w:r>
           </w:p>
         </w:tc>
@@ -21453,7 +23516,7 @@
               <w:rPr>
                 <w:sz w:val="14"/>
               </w:rPr>
-              <w:t>2027-12-02</w:t>
+              <w:t>2027-12-09</w:t>
             </w:r>
           </w:p>
         </w:tc>
@@ -21538,7 +23601,7 @@
               <w:rPr>
                 <w:sz w:val="14"/>
               </w:rPr>
-              <w:t>2027-02-11</w:t>
+              <w:t>2027-03-12</w:t>
             </w:r>
           </w:p>
         </w:tc>
@@ -21554,7 +23617,7 @@
               <w:rPr>
                 <w:sz w:val="14"/>
               </w:rPr>
-              <w:t>2027-12-02</w:t>
+              <w:t>2027-12-10</w:t>
             </w:r>
           </w:p>
         </w:tc>
@@ -21655,7 +23718,7 @@
               <w:rPr>
                 <w:sz w:val="14"/>
               </w:rPr>
-              <w:t>2028-02-10</w:t>
+              <w:t>2028-01-13</w:t>
             </w:r>
           </w:p>
         </w:tc>
@@ -21740,7 +23803,7 @@
               <w:rPr>
                 <w:sz w:val="14"/>
               </w:rPr>
-              <w:t>2027-06-04</w:t>
+              <w:t>2027-05-24</w:t>
             </w:r>
           </w:p>
         </w:tc>
@@ -21756,7 +23819,7 @@
               <w:rPr>
                 <w:sz w:val="14"/>
               </w:rPr>
-              <w:t>2027-12-31</w:t>
+              <w:t>2027-12-20</w:t>
             </w:r>
           </w:p>
         </w:tc>
@@ -21841,7 +23904,7 @@
               <w:rPr>
                 <w:sz w:val="14"/>
               </w:rPr>
-              <w:t>2027-06-01</w:t>
+              <w:t>2027-05-17</w:t>
             </w:r>
           </w:p>
         </w:tc>
@@ -21857,7 +23920,7 @@
               <w:rPr>
                 <w:sz w:val="14"/>
               </w:rPr>
-              <w:t>2028-02-08</w:t>
+              <w:t>2028-01-19</w:t>
             </w:r>
           </w:p>
         </w:tc>
@@ -21958,7 +24021,7 @@
               <w:rPr>
                 <w:sz w:val="14"/>
               </w:rPr>
-              <w:t>2028-04-06</w:t>
+              <w:t>2028-02-24</w:t>
             </w:r>
           </w:p>
         </w:tc>
@@ -22043,7 +24106,7 @@
               <w:rPr>
                 <w:sz w:val="14"/>
               </w:rPr>
-              <w:t>2027-01-21</w:t>
+              <w:t>2027-02-10</w:t>
             </w:r>
           </w:p>
         </w:tc>
@@ -22059,7 +24122,7 @@
               <w:rPr>
                 <w:sz w:val="14"/>
               </w:rPr>
-              <w:t>2027-09-30</w:t>
+              <w:t>2027-10-15</w:t>
             </w:r>
           </w:p>
         </w:tc>
@@ -22144,7 +24207,7 @@
               <w:rPr>
                 <w:sz w:val="14"/>
               </w:rPr>
-              <w:t>2027-02-11</w:t>
+              <w:t>2027-02-18</w:t>
             </w:r>
           </w:p>
         </w:tc>
@@ -22160,7 +24223,7 @@
               <w:rPr>
                 <w:sz w:val="14"/>
               </w:rPr>
-              <w:t>2027-12-02</w:t>
+              <w:t>2027-11-18</w:t>
             </w:r>
           </w:p>
         </w:tc>
@@ -22261,7 +24324,7 @@
               <w:rPr>
                 <w:sz w:val="14"/>
               </w:rPr>
-              <w:t>2028-02-10</w:t>
+              <w:t>2028-01-13</w:t>
             </w:r>
           </w:p>
         </w:tc>
@@ -22346,7 +24409,7 @@
               <w:rPr>
                 <w:sz w:val="14"/>
               </w:rPr>
-              <w:t>2027-02-11</w:t>
+              <w:t>2027-02-09</w:t>
             </w:r>
           </w:p>
         </w:tc>
@@ -22362,7 +24425,7 @@
               <w:rPr>
                 <w:sz w:val="14"/>
               </w:rPr>
-              <w:t>2028-01-13</w:t>
+              <w:t>2027-12-16</w:t>
             </w:r>
           </w:p>
         </w:tc>
@@ -22447,7 +24510,7 @@
               <w:rPr>
                 <w:sz w:val="14"/>
               </w:rPr>
-              <w:t>2027-02-18</w:t>
+              <w:t>2027-04-13</w:t>
             </w:r>
           </w:p>
         </w:tc>
@@ -22463,7 +24526,7 @@
               <w:rPr>
                 <w:sz w:val="14"/>
               </w:rPr>
-              <w:t>2027-03-18</w:t>
+              <w:t>2027-04-27</w:t>
             </w:r>
           </w:p>
         </w:tc>
@@ -22548,7 +24611,7 @@
               <w:rPr>
                 <w:sz w:val="14"/>
               </w:rPr>
-              <w:t>2027-02-11</w:t>
+              <w:t>2027-03-15</w:t>
             </w:r>
           </w:p>
         </w:tc>
@@ -22564,7 +24627,7 @@
               <w:rPr>
                 <w:sz w:val="14"/>
               </w:rPr>
-              <w:t>2027-12-02</w:t>
+              <w:t>2027-12-13</w:t>
             </w:r>
           </w:p>
         </w:tc>
@@ -22649,7 +24712,7 @@
               <w:rPr>
                 <w:sz w:val="14"/>
               </w:rPr>
-              <w:t>2027-01-21</w:t>
+              <w:t>2027-03-03</w:t>
             </w:r>
           </w:p>
         </w:tc>
@@ -22665,7 +24728,7 @@
               <w:rPr>
                 <w:sz w:val="14"/>
               </w:rPr>
-              <w:t>2027-09-30</w:t>
+              <w:t>2027-11-05</w:t>
             </w:r>
           </w:p>
         </w:tc>
@@ -22750,7 +24813,7 @@
               <w:rPr>
                 <w:sz w:val="14"/>
               </w:rPr>
-              <w:t>2027-02-11</w:t>
+              <w:t>2027-02-19</w:t>
             </w:r>
           </w:p>
         </w:tc>
@@ -22766,7 +24829,7 @@
               <w:rPr>
                 <w:sz w:val="14"/>
               </w:rPr>
-              <w:t>2027-12-16</w:t>
+              <w:t>2027-12-02</w:t>
             </w:r>
           </w:p>
         </w:tc>
@@ -22851,7 +24914,7 @@
               <w:rPr>
                 <w:sz w:val="14"/>
               </w:rPr>
-              <w:t>2027-02-11</w:t>
+              <w:t>2027-02-09</w:t>
             </w:r>
           </w:p>
         </w:tc>
@@ -22867,7 +24930,7 @@
               <w:rPr>
                 <w:sz w:val="14"/>
               </w:rPr>
-              <w:t>2028-01-13</w:t>
+              <w:t>2027-12-16</w:t>
             </w:r>
           </w:p>
         </w:tc>
@@ -22952,7 +25015,7 @@
               <w:rPr>
                 <w:sz w:val="14"/>
               </w:rPr>
-              <w:t>2027-04-08</w:t>
+              <w:t>2027-07-15</w:t>
             </w:r>
           </w:p>
         </w:tc>
@@ -22968,7 +25031,7 @@
               <w:rPr>
                 <w:sz w:val="14"/>
               </w:rPr>
-              <w:t>2027-05-06</w:t>
+              <w:t>2027-07-29</w:t>
             </w:r>
           </w:p>
         </w:tc>
@@ -23053,23 +25116,23 @@
               <w:rPr>
                 <w:sz w:val="14"/>
               </w:rPr>
+              <w:t>2027-09-28</w:t>
+            </w:r>
+          </w:p>
+        </w:tc>
+        <w:tc>
+          <w:tcPr>
+            <w:tcW w:type="dxa" w:w="1361"/>
+          </w:tcPr>
+          <w:p>
+            <w:pPr>
+              <w:spacing w:after="0"/>
+            </w:pPr>
+            <w:r>
+              <w:rPr>
+                <w:sz w:val="14"/>
+              </w:rPr>
               <w:t>2027-10-12</w:t>
-            </w:r>
-          </w:p>
-        </w:tc>
-        <w:tc>
-          <w:tcPr>
-            <w:tcW w:type="dxa" w:w="1361"/>
-          </w:tcPr>
-          <w:p>
-            <w:pPr>
-              <w:spacing w:after="0"/>
-            </w:pPr>
-            <w:r>
-              <w:rPr>
-                <w:sz w:val="14"/>
-              </w:rPr>
-              <w:t>2027-11-09</w:t>
             </w:r>
           </w:p>
         </w:tc>
@@ -23154,7 +25217,7 @@
               <w:rPr>
                 <w:sz w:val="14"/>
               </w:rPr>
-              <w:t>2027-09-21</w:t>
+              <w:t>2027-09-15</w:t>
             </w:r>
           </w:p>
         </w:tc>
@@ -23170,7 +25233,7 @@
               <w:rPr>
                 <w:sz w:val="14"/>
               </w:rPr>
-              <w:t>2027-10-19</w:t>
+              <w:t>2027-09-29</w:t>
             </w:r>
           </w:p>
         </w:tc>
@@ -23372,7 +25435,7 @@
               <w:rPr>
                 <w:sz w:val="14"/>
               </w:rPr>
-              <w:t>2028-02-07</w:t>
+              <w:t>2027-12-27</w:t>
             </w:r>
           </w:p>
         </w:tc>
@@ -23473,7 +25536,7 @@
               <w:rPr>
                 <w:sz w:val="14"/>
               </w:rPr>
-              <w:t>2028-04-03</w:t>
+              <w:t>2028-02-21</w:t>
             </w:r>
           </w:p>
         </w:tc>
@@ -23558,7 +25621,7 @@
               <w:rPr>
                 <w:sz w:val="14"/>
               </w:rPr>
-              <w:t>2027-02-25</w:t>
+              <w:t>2027-02-12</w:t>
             </w:r>
           </w:p>
         </w:tc>
@@ -23574,7 +25637,7 @@
               <w:rPr>
                 <w:sz w:val="14"/>
               </w:rPr>
-              <w:t>2027-08-26</w:t>
+              <w:t>2027-07-30</w:t>
             </w:r>
           </w:p>
         </w:tc>
@@ -23675,7 +25738,7 @@
               <w:rPr>
                 <w:sz w:val="14"/>
               </w:rPr>
-              <w:t>2028-02-10</w:t>
+              <w:t>2027-12-30</w:t>
             </w:r>
           </w:p>
         </w:tc>
@@ -23760,7 +25823,7 @@
               <w:rPr>
                 <w:sz w:val="14"/>
               </w:rPr>
-              <w:t>2027-03-29</w:t>
+              <w:t>2027-04-01</w:t>
             </w:r>
           </w:p>
         </w:tc>
@@ -23776,7 +25839,7 @@
               <w:rPr>
                 <w:sz w:val="14"/>
               </w:rPr>
-              <w:t>2027-11-08</w:t>
+              <w:t>2027-10-25</w:t>
             </w:r>
           </w:p>
         </w:tc>
@@ -23861,7 +25924,7 @@
               <w:rPr>
                 <w:sz w:val="14"/>
               </w:rPr>
-              <w:t>2027-02-04</w:t>
+              <w:t>2027-02-03</w:t>
             </w:r>
           </w:p>
         </w:tc>
@@ -23877,7 +25940,7 @@
               <w:rPr>
                 <w:sz w:val="14"/>
               </w:rPr>
-              <w:t>2027-10-14</w:t>
+              <w:t>2027-09-22</w:t>
             </w:r>
           </w:p>
         </w:tc>
@@ -23962,7 +26025,7 @@
               <w:rPr>
                 <w:sz w:val="14"/>
               </w:rPr>
-              <w:t>2027-05-05</w:t>
+              <w:t>2027-06-10</w:t>
             </w:r>
           </w:p>
         </w:tc>
@@ -23978,7 +26041,7 @@
               <w:rPr>
                 <w:sz w:val="14"/>
               </w:rPr>
-              <w:t>2027-09-29</w:t>
+              <w:t>2027-10-28</w:t>
             </w:r>
           </w:p>
         </w:tc>
@@ -24063,7 +26126,7 @@
               <w:rPr>
                 <w:sz w:val="14"/>
               </w:rPr>
-              <w:t>2027-02-25</w:t>
+              <w:t>2027-05-21</w:t>
             </w:r>
           </w:p>
         </w:tc>
@@ -24079,7 +26142,7 @@
               <w:rPr>
                 <w:sz w:val="14"/>
               </w:rPr>
-              <w:t>2027-07-22</w:t>
+              <w:t>2027-10-08</w:t>
             </w:r>
           </w:p>
         </w:tc>
@@ -24164,7 +26227,7 @@
               <w:rPr>
                 <w:sz w:val="14"/>
               </w:rPr>
-              <w:t>2027-02-25</w:t>
+              <w:t>2027-04-14</w:t>
             </w:r>
           </w:p>
         </w:tc>
@@ -24180,7 +26243,7 @@
               <w:rPr>
                 <w:sz w:val="14"/>
               </w:rPr>
-              <w:t>2027-08-19</w:t>
+              <w:t>2027-09-29</w:t>
             </w:r>
           </w:p>
         </w:tc>
@@ -24265,7 +26328,7 @@
               <w:rPr>
                 <w:sz w:val="14"/>
               </w:rPr>
-              <w:t>2027-02-11</w:t>
+              <w:t>2027-02-17</w:t>
             </w:r>
           </w:p>
         </w:tc>
@@ -24281,7 +26344,7 @@
               <w:rPr>
                 <w:sz w:val="14"/>
               </w:rPr>
-              <w:t>2027-05-06</w:t>
+              <w:t>2027-03-31</w:t>
             </w:r>
           </w:p>
         </w:tc>
@@ -24366,7 +26429,7 @@
               <w:rPr>
                 <w:sz w:val="14"/>
               </w:rPr>
-              <w:t>2027-02-18</w:t>
+              <w:t>2027-02-22</w:t>
             </w:r>
           </w:p>
         </w:tc>
@@ -24382,7 +26445,7 @@
               <w:rPr>
                 <w:sz w:val="14"/>
               </w:rPr>
-              <w:t>2027-04-01</w:t>
+              <w:t>2027-03-25</w:t>
             </w:r>
           </w:p>
         </w:tc>
@@ -32206,7 +34269,7 @@
               <w:rPr>
                 <w:sz w:val="14"/>
               </w:rPr>
-              <w:t>ALP-IEC-10MBY-IC-LOG-0001</w:t>
+              <w:t>ALP-IEC-10MBY-CM-CMP-0001</w:t>
             </w:r>
           </w:p>
         </w:tc>
@@ -32238,7 +34301,7 @@
               <w:rPr>
                 <w:sz w:val="14"/>
               </w:rPr>
-              <w:t>Supplier logic diagrams - Turbine control system (IEC) - part 1 of 6</w:t>
+              <w:t>Supplier commissioning procedures - Turbine control system (IEC)</w:t>
             </w:r>
           </w:p>
         </w:tc>
@@ -32307,7 +34370,7 @@
               <w:rPr>
                 <w:sz w:val="14"/>
               </w:rPr>
-              <w:t>ALP-IEC-10MBY-IC-LOG-0002</w:t>
+              <w:t>ALP-IEC-10MBY-IC-LOG-0001</w:t>
             </w:r>
           </w:p>
         </w:tc>
@@ -32339,7 +34402,7 @@
               <w:rPr>
                 <w:sz w:val="14"/>
               </w:rPr>
-              <w:t>Supplier logic diagrams - Turbine control system (IEC) - part 2 of 6</w:t>
+              <w:t>Supplier logic diagrams - Turbine control system (IEC) - part 1 of 6</w:t>
             </w:r>
           </w:p>
         </w:tc>
@@ -32408,7 +34471,7 @@
               <w:rPr>
                 <w:sz w:val="14"/>
               </w:rPr>
-              <w:t>ALP-IEC-10MBY-IC-LOG-0003</w:t>
+              <w:t>ALP-IEC-10MBY-IC-LOG-0002</w:t>
             </w:r>
           </w:p>
         </w:tc>
@@ -32440,7 +34503,7 @@
               <w:rPr>
                 <w:sz w:val="14"/>
               </w:rPr>
-              <w:t>Supplier logic diagrams - Turbine control system (IEC) - part 3 of 6</w:t>
+              <w:t>Supplier logic diagrams - Turbine control system (IEC) - part 2 of 6</w:t>
             </w:r>
           </w:p>
         </w:tc>
@@ -32509,7 +34572,7 @@
               <w:rPr>
                 <w:sz w:val="14"/>
               </w:rPr>
-              <w:t>ALP-IEC-10MBY-IC-LOG-0004</w:t>
+              <w:t>ALP-IEC-10MBY-IC-LOG-0003</w:t>
             </w:r>
           </w:p>
         </w:tc>
@@ -32541,7 +34604,7 @@
               <w:rPr>
                 <w:sz w:val="14"/>
               </w:rPr>
-              <w:t>Supplier logic diagrams - Turbine control system (IEC) - part 4 of 6</w:t>
+              <w:t>Supplier logic diagrams - Turbine control system (IEC) - part 3 of 6</w:t>
             </w:r>
           </w:p>
         </w:tc>
@@ -32610,7 +34673,7 @@
               <w:rPr>
                 <w:sz w:val="14"/>
               </w:rPr>
-              <w:t>ALP-IEC-10MBY-IC-LOG-0005</w:t>
+              <w:t>ALP-IEC-10MBY-IC-LOG-0004</w:t>
             </w:r>
           </w:p>
         </w:tc>
@@ -32642,7 +34705,7 @@
               <w:rPr>
                 <w:sz w:val="14"/>
               </w:rPr>
-              <w:t>Supplier logic diagrams - Turbine control system (IEC) - part 5 of 6</w:t>
+              <w:t>Supplier logic diagrams - Turbine control system (IEC) - part 4 of 6</w:t>
             </w:r>
           </w:p>
         </w:tc>
@@ -32711,7 +34774,7 @@
               <w:rPr>
                 <w:sz w:val="14"/>
               </w:rPr>
-              <w:t>ALP-IEC-10MBY-IC-LOG-0006</w:t>
+              <w:t>ALP-IEC-10MBY-IC-LOG-0005</w:t>
             </w:r>
           </w:p>
         </w:tc>
@@ -32743,7 +34806,7 @@
               <w:rPr>
                 <w:sz w:val="14"/>
               </w:rPr>
-              <w:t>Supplier logic diagrams - Turbine control system (IEC) - part 6 of 6</w:t>
+              <w:t>Supplier logic diagrams - Turbine control system (IEC) - part 5 of 6</w:t>
             </w:r>
           </w:p>
         </w:tc>
@@ -32812,7 +34875,7 @@
               <w:rPr>
                 <w:sz w:val="14"/>
               </w:rPr>
-              <w:t>ALP-IEC-10MBY-CM-CMP-0001</w:t>
+              <w:t>ALP-IEC-10MBY-IC-LOG-0006</w:t>
             </w:r>
           </w:p>
         </w:tc>
@@ -32844,7 +34907,7 @@
               <w:rPr>
                 <w:sz w:val="14"/>
               </w:rPr>
-              <w:t>Supplier commissioning procedures - Turbine control system (IEC)</w:t>
+              <w:t>Supplier logic diagrams - Turbine control system (IEC) - part 6 of 6</w:t>
             </w:r>
           </w:p>
         </w:tc>
@@ -32860,7 +34923,7 @@
               <w:rPr>
                 <w:sz w:val="14"/>
               </w:rPr>
-              <w:t>2027-04-05</w:t>
+              <w:t>2027-03-22</w:t>
             </w:r>
           </w:p>
         </w:tc>
@@ -32876,7 +34939,7 @@
               <w:rPr>
                 <w:sz w:val="14"/>
               </w:rPr>
-              <w:t>2027-06-28</w:t>
+              <w:t>2027-06-14</w:t>
             </w:r>
           </w:p>
         </w:tc>
@@ -32961,7 +35024,7 @@
               <w:rPr>
                 <w:sz w:val="14"/>
               </w:rPr>
-              <w:t>2027-05-03</w:t>
+              <w:t>2027-04-19</w:t>
             </w:r>
           </w:p>
         </w:tc>
@@ -32977,7 +35040,7 @@
               <w:rPr>
                 <w:sz w:val="14"/>
               </w:rPr>
-              <w:t>2027-06-14</w:t>
+              <w:t>2027-05-31</w:t>
             </w:r>
           </w:p>
         </w:tc>
@@ -33014,7 +35077,7 @@
               <w:rPr>
                 <w:sz w:val="14"/>
               </w:rPr>
-              <w:t>ALP-IEC-10MBY-IC-CBL-0001</w:t>
+              <w:t>ALP-IEC-10HAA-CM-CMP-0001</w:t>
             </w:r>
           </w:p>
         </w:tc>
@@ -33030,7 +35093,7 @@
               <w:rPr>
                 <w:sz w:val="14"/>
               </w:rPr>
-              <w:t>IEC-ALP-IC-104</w:t>
+              <w:t>-</w:t>
             </w:r>
           </w:p>
         </w:tc>
@@ -33046,7 +35109,7 @@
               <w:rPr>
                 <w:sz w:val="14"/>
               </w:rPr>
-              <w:t>Power island cable list (IEC scope and interfaces)</w:t>
+              <w:t>Supplier commissioning procedures - HRSG incl. SCR (IEC)</w:t>
             </w:r>
           </w:p>
         </w:tc>
@@ -33062,7 +35125,7 @@
               <w:rPr>
                 <w:sz w:val="14"/>
               </w:rPr>
-              <w:t>2027-05-31</w:t>
+              <w:t>2027-05-17</w:t>
             </w:r>
           </w:p>
         </w:tc>
@@ -33078,7 +35141,7 @@
               <w:rPr>
                 <w:sz w:val="14"/>
               </w:rPr>
-              <w:t>2027-07-26</w:t>
+              <w:t>2027-08-09</w:t>
             </w:r>
           </w:p>
         </w:tc>
@@ -33094,7 +35157,7 @@
               <w:rPr>
                 <w:sz w:val="14"/>
               </w:rPr>
-              <w:t>2</w:t>
+              <w:t>0</w:t>
             </w:r>
           </w:p>
         </w:tc>
@@ -33163,7 +35226,7 @@
               <w:rPr>
                 <w:sz w:val="14"/>
               </w:rPr>
-              <w:t>2027-05-31</w:t>
+              <w:t>2027-05-17</w:t>
             </w:r>
           </w:p>
         </w:tc>
@@ -33179,7 +35242,7 @@
               <w:rPr>
                 <w:sz w:val="14"/>
               </w:rPr>
-              <w:t>2027-07-12</w:t>
+              <w:t>2027-06-28</w:t>
             </w:r>
           </w:p>
         </w:tc>
@@ -33264,7 +35327,7 @@
               <w:rPr>
                 <w:sz w:val="14"/>
               </w:rPr>
-              <w:t>2027-06-21</w:t>
+              <w:t>2027-05-24</w:t>
             </w:r>
           </w:p>
         </w:tc>
@@ -33280,7 +35343,7 @@
               <w:rPr>
                 <w:sz w:val="14"/>
               </w:rPr>
-              <w:t>2027-09-13</w:t>
+              <w:t>2027-08-16</w:t>
             </w:r>
           </w:p>
         </w:tc>
@@ -33317,7 +35380,7 @@
               <w:rPr>
                 <w:sz w:val="14"/>
               </w:rPr>
-              <w:t>ALP-IEC-10HAA-CM-CMP-0001</w:t>
+              <w:t>ALP-IEC-10BAT-CM-CMP-0001</w:t>
             </w:r>
           </w:p>
         </w:tc>
@@ -33349,7 +35412,7 @@
               <w:rPr>
                 <w:sz w:val="14"/>
               </w:rPr>
-              <w:t>Supplier commissioning procedures - HRSG incl. SCR (IEC)</w:t>
+              <w:t>Supplier commissioning procedures - Generator step-up transformers (IEC)</w:t>
             </w:r>
           </w:p>
         </w:tc>
@@ -33365,7 +35428,7 @@
               <w:rPr>
                 <w:sz w:val="14"/>
               </w:rPr>
-              <w:t>2027-06-28</w:t>
+              <w:t>2027-05-31</w:t>
             </w:r>
           </w:p>
         </w:tc>
@@ -33381,7 +35444,7 @@
               <w:rPr>
                 <w:sz w:val="14"/>
               </w:rPr>
-              <w:t>2027-09-20</w:t>
+              <w:t>2027-08-23</w:t>
             </w:r>
           </w:p>
         </w:tc>
@@ -33466,7 +35529,7 @@
               <w:rPr>
                 <w:sz w:val="14"/>
               </w:rPr>
-              <w:t>2027-06-28</w:t>
+              <w:t>2027-05-31</w:t>
             </w:r>
           </w:p>
         </w:tc>
@@ -33482,7 +35545,7 @@
               <w:rPr>
                 <w:sz w:val="14"/>
               </w:rPr>
-              <w:t>2027-09-20</w:t>
+              <w:t>2027-08-23</w:t>
             </w:r>
           </w:p>
         </w:tc>
@@ -33519,7 +35582,7 @@
               <w:rPr>
                 <w:sz w:val="14"/>
               </w:rPr>
-              <w:t>ALP-IEC-10MBY-ME-OMM-0001</w:t>
+              <w:t>ALP-IEC-10MBY-IC-CBL-0001</w:t>
             </w:r>
           </w:p>
         </w:tc>
@@ -33535,7 +35598,7 @@
               <w:rPr>
                 <w:sz w:val="14"/>
               </w:rPr>
-              <w:t>-</w:t>
+              <w:t>IEC-ALP-IC-104</w:t>
             </w:r>
           </w:p>
         </w:tc>
@@ -33551,7 +35614,7 @@
               <w:rPr>
                 <w:sz w:val="14"/>
               </w:rPr>
-              <w:t>Supplier operation and maintenance manual - Turbine control system (IEC)</w:t>
+              <w:t>Power island cable list (IEC scope and interfaces)</w:t>
             </w:r>
           </w:p>
         </w:tc>
@@ -33567,7 +35630,7 @@
               <w:rPr>
                 <w:sz w:val="14"/>
               </w:rPr>
-              <w:t>2027-06-28</w:t>
+              <w:t>2027-05-31</w:t>
             </w:r>
           </w:p>
         </w:tc>
@@ -33583,7 +35646,7 @@
               <w:rPr>
                 <w:sz w:val="14"/>
               </w:rPr>
-              <w:t>2027-11-15</w:t>
+              <w:t>2027-07-26</w:t>
             </w:r>
           </w:p>
         </w:tc>
@@ -33599,7 +35662,7 @@
               <w:rPr>
                 <w:sz w:val="14"/>
               </w:rPr>
-              <w:t>0</w:t>
+              <w:t>2</w:t>
             </w:r>
           </w:p>
         </w:tc>
@@ -33620,7 +35683,7 @@
               <w:rPr>
                 <w:sz w:val="14"/>
               </w:rPr>
-              <w:t>ALP-IEC-10BAT-CM-CMP-0001</w:t>
+              <w:t>ALP-IEC-10HAA-ME-TST-0001</w:t>
             </w:r>
           </w:p>
         </w:tc>
@@ -33652,7 +35715,7 @@
               <w:rPr>
                 <w:sz w:val="14"/>
               </w:rPr>
-              <w:t>Supplier commissioning procedures - Generator step-up transformers (IEC)</w:t>
+              <w:t>Factory acceptance test procedure - HRSG incl. SCR (IEC)</w:t>
             </w:r>
           </w:p>
         </w:tc>
@@ -33668,7 +35731,7 @@
               <w:rPr>
                 <w:sz w:val="14"/>
               </w:rPr>
-              <w:t>2027-07-12</w:t>
+              <w:t>2027-06-14</w:t>
             </w:r>
           </w:p>
         </w:tc>
@@ -33684,7 +35747,7 @@
               <w:rPr>
                 <w:sz w:val="14"/>
               </w:rPr>
-              <w:t>2027-10-04</w:t>
+              <w:t>2027-07-26</w:t>
             </w:r>
           </w:p>
         </w:tc>
@@ -33721,7 +35784,7 @@
               <w:rPr>
                 <w:sz w:val="14"/>
               </w:rPr>
-              <w:t>ALP-IEC-10MBA-ME-PRC-0001</w:t>
+              <w:t>ALP-IEC-10MBY-ME-OMM-0001</w:t>
             </w:r>
           </w:p>
         </w:tc>
@@ -33737,7 +35800,7 @@
               <w:rPr>
                 <w:sz w:val="14"/>
               </w:rPr>
-              <w:t>IEC-ALP-ER-101</w:t>
+              <w:t>-</w:t>
             </w:r>
           </w:p>
         </w:tc>
@@ -33753,7 +35816,7 @@
               <w:rPr>
                 <w:sz w:val="14"/>
               </w:rPr>
-              <w:t>Power island erection manuals and procedures</w:t>
+              <w:t>Supplier operation and maintenance manual - Turbine control system (IEC)</w:t>
             </w:r>
           </w:p>
         </w:tc>
@@ -33769,7 +35832,7 @@
               <w:rPr>
                 <w:sz w:val="14"/>
               </w:rPr>
-              <w:t>2027-07-12</w:t>
+              <w:t>2027-06-14</w:t>
             </w:r>
           </w:p>
         </w:tc>
@@ -33785,7 +35848,7 @@
               <w:rPr>
                 <w:sz w:val="14"/>
               </w:rPr>
-              <w:t>2027-09-06</w:t>
+              <w:t>2027-11-01</w:t>
             </w:r>
           </w:p>
         </w:tc>
@@ -33870,7 +35933,7 @@
               <w:rPr>
                 <w:sz w:val="14"/>
               </w:rPr>
-              <w:t>2027-07-19</w:t>
+              <w:t>2027-06-21</w:t>
             </w:r>
           </w:p>
         </w:tc>
@@ -33886,7 +35949,7 @@
               <w:rPr>
                 <w:sz w:val="14"/>
               </w:rPr>
-              <w:t>2027-08-30</w:t>
+              <w:t>2027-08-02</w:t>
             </w:r>
           </w:p>
         </w:tc>
@@ -33923,7 +35986,7 @@
               <w:rPr>
                 <w:sz w:val="14"/>
               </w:rPr>
-              <w:t>ALP-IEC-10HAA-ME-TST-0001</w:t>
+              <w:t>ALP-IEC-10BAT-ME-TST-0001</w:t>
             </w:r>
           </w:p>
         </w:tc>
@@ -33955,7 +36018,7 @@
               <w:rPr>
                 <w:sz w:val="14"/>
               </w:rPr>
-              <w:t>Factory acceptance test procedure - HRSG incl. SCR (IEC)</w:t>
+              <w:t>Factory acceptance test procedure - Generator step-up transformers (IEC)</w:t>
             </w:r>
           </w:p>
         </w:tc>
@@ -33971,7 +36034,7 @@
               <w:rPr>
                 <w:sz w:val="14"/>
               </w:rPr>
-              <w:t>2027-07-26</w:t>
+              <w:t>2027-06-28</w:t>
             </w:r>
           </w:p>
         </w:tc>
@@ -33987,7 +36050,7 @@
               <w:rPr>
                 <w:sz w:val="14"/>
               </w:rPr>
-              <w:t>2027-09-06</w:t>
+              <w:t>2027-08-09</w:t>
             </w:r>
           </w:p>
         </w:tc>
@@ -34072,7 +36135,7 @@
               <w:rPr>
                 <w:sz w:val="14"/>
               </w:rPr>
-              <w:t>2027-07-26</w:t>
+              <w:t>2027-06-28</w:t>
             </w:r>
           </w:p>
         </w:tc>
@@ -34088,7 +36151,7 @@
               <w:rPr>
                 <w:sz w:val="14"/>
               </w:rPr>
-              <w:t>2027-09-06</w:t>
+              <w:t>2027-08-09</w:t>
             </w:r>
           </w:p>
         </w:tc>
@@ -34125,7 +36188,7 @@
               <w:rPr>
                 <w:sz w:val="14"/>
               </w:rPr>
-              <w:t>ALP-IEC-10MBY-ME-TRP-0001</w:t>
+              <w:t>ALP-IEC-10HAA-ME-PRC-0001</w:t>
             </w:r>
           </w:p>
         </w:tc>
@@ -34157,7 +36220,7 @@
               <w:rPr>
                 <w:sz w:val="14"/>
               </w:rPr>
-              <w:t>Factory acceptance test report - Turbine control system (IEC)</w:t>
+              <w:t>Supplier installation and erection manual - HRSG incl. SCR (IEC)</w:t>
             </w:r>
           </w:p>
         </w:tc>
@@ -34173,7 +36236,7 @@
               <w:rPr>
                 <w:sz w:val="14"/>
               </w:rPr>
-              <w:t>2027-07-26</w:t>
+              <w:t>2027-07-12</w:t>
             </w:r>
           </w:p>
         </w:tc>
@@ -34189,7 +36252,7 @@
               <w:rPr>
                 <w:sz w:val="14"/>
               </w:rPr>
-              <w:t>2027-08-09</w:t>
+              <w:t>2027-08-23</w:t>
             </w:r>
           </w:p>
         </w:tc>
@@ -34226,7 +36289,7 @@
               <w:rPr>
                 <w:sz w:val="14"/>
               </w:rPr>
-              <w:t>ALP-IEC-10BAT-ME-TST-0001</w:t>
+              <w:t>ALP-IEC-10MBA-ME-PRC-0001</w:t>
             </w:r>
           </w:p>
         </w:tc>
@@ -34242,7 +36305,7 @@
               <w:rPr>
                 <w:sz w:val="14"/>
               </w:rPr>
-              <w:t>-</w:t>
+              <w:t>IEC-ALP-ER-101</w:t>
             </w:r>
           </w:p>
         </w:tc>
@@ -34258,7 +36321,7 @@
               <w:rPr>
                 <w:sz w:val="14"/>
               </w:rPr>
-              <w:t>Factory acceptance test procedure - Generator step-up transformers (IEC)</w:t>
+              <w:t>Power island erection manuals and procedures</w:t>
             </w:r>
           </w:p>
         </w:tc>
@@ -34274,7 +36337,7 @@
               <w:rPr>
                 <w:sz w:val="14"/>
               </w:rPr>
-              <w:t>2027-08-09</w:t>
+              <w:t>2027-07-12</w:t>
             </w:r>
           </w:p>
         </w:tc>
@@ -34290,7 +36353,7 @@
               <w:rPr>
                 <w:sz w:val="14"/>
               </w:rPr>
-              <w:t>2027-09-20</w:t>
+              <w:t>2027-09-06</w:t>
             </w:r>
           </w:p>
         </w:tc>
@@ -34327,7 +36390,7 @@
               <w:rPr>
                 <w:sz w:val="14"/>
               </w:rPr>
-              <w:t>ALP-IEC-10MBA-ME-RPT-0001</w:t>
+              <w:t>ALP-IEC-10MBY-ME-TRP-0001</w:t>
             </w:r>
           </w:p>
         </w:tc>
@@ -34343,7 +36406,7 @@
               <w:rPr>
                 <w:sz w:val="14"/>
               </w:rPr>
-              <w:t>IEC-ALP-OM-102</w:t>
+              <w:t>-</w:t>
             </w:r>
           </w:p>
         </w:tc>
@@ -34359,7 +36422,7 @@
               <w:rPr>
                 <w:sz w:val="14"/>
               </w:rPr>
-              <w:t>Maintenance concept and long-term service offer</w:t>
+              <w:t>Factory acceptance test report - Turbine control system (IEC)</w:t>
             </w:r>
           </w:p>
         </w:tc>
@@ -34375,7 +36438,7 @@
               <w:rPr>
                 <w:sz w:val="14"/>
               </w:rPr>
-              <w:t>2027-08-09</w:t>
+              <w:t>2027-07-12</w:t>
             </w:r>
           </w:p>
         </w:tc>
@@ -34391,7 +36454,7 @@
               <w:rPr>
                 <w:sz w:val="14"/>
               </w:rPr>
-              <w:t>2027-10-04</w:t>
+              <w:t>2027-07-26</w:t>
             </w:r>
           </w:p>
         </w:tc>
@@ -34428,7 +36491,7 @@
               <w:rPr>
                 <w:sz w:val="14"/>
               </w:rPr>
-              <w:t>ALP-IEC-10MBY-ME-MDB-0001</w:t>
+              <w:t>ALP-IEC-20MAA-CM-CMP-0001</w:t>
             </w:r>
           </w:p>
         </w:tc>
@@ -34460,7 +36523,7 @@
               <w:rPr>
                 <w:sz w:val="14"/>
               </w:rPr>
-              <w:t>Manufacturing record book and conformity certificates - Turbine control system (IEC)</w:t>
+              <w:t>Supplier commissioning procedures - Steam turbine and condenser (IEC)</w:t>
             </w:r>
           </w:p>
         </w:tc>
@@ -34476,7 +36539,7 @@
               <w:rPr>
                 <w:sz w:val="14"/>
               </w:rPr>
-              <w:t>2027-08-09</w:t>
+              <w:t>2027-07-12</w:t>
             </w:r>
           </w:p>
         </w:tc>
@@ -34577,7 +36640,7 @@
               <w:rPr>
                 <w:sz w:val="14"/>
               </w:rPr>
-              <w:t>2027-08-16</w:t>
+              <w:t>2027-07-19</w:t>
             </w:r>
           </w:p>
         </w:tc>
@@ -34593,7 +36656,7 @@
               <w:rPr>
                 <w:sz w:val="14"/>
               </w:rPr>
-              <w:t>2027-09-27</w:t>
+              <w:t>2027-08-30</w:t>
             </w:r>
           </w:p>
         </w:tc>
@@ -34630,7 +36693,7 @@
               <w:rPr>
                 <w:sz w:val="14"/>
               </w:rPr>
-              <w:t>ALP-IEC-10HAA-ME-PRC-0001</w:t>
+              <w:t>ALP-IEC-10BAT-ME-PRC-0001</w:t>
             </w:r>
           </w:p>
         </w:tc>
@@ -34662,7 +36725,7 @@
               <w:rPr>
                 <w:sz w:val="14"/>
               </w:rPr>
-              <w:t>Supplier installation and erection manual - HRSG incl. SCR (IEC)</w:t>
+              <w:t>Supplier installation and erection manual - Generator step-up transformers (IEC)</w:t>
             </w:r>
           </w:p>
         </w:tc>
@@ -34678,7 +36741,7 @@
               <w:rPr>
                 <w:sz w:val="14"/>
               </w:rPr>
-              <w:t>2027-08-23</w:t>
+              <w:t>2027-07-26</w:t>
             </w:r>
           </w:p>
         </w:tc>
@@ -34694,7 +36757,7 @@
               <w:rPr>
                 <w:sz w:val="14"/>
               </w:rPr>
-              <w:t>2027-10-04</w:t>
+              <w:t>2027-09-06</w:t>
             </w:r>
           </w:p>
         </w:tc>
@@ -34731,7 +36794,7 @@
               <w:rPr>
                 <w:sz w:val="14"/>
               </w:rPr>
-              <w:t>ALP-IEC-20MAA-CM-CMP-0001</w:t>
+              <w:t>ALP-IEC-10MBY-ME-MDB-0001</w:t>
             </w:r>
           </w:p>
         </w:tc>
@@ -34763,7 +36826,7 @@
               <w:rPr>
                 <w:sz w:val="14"/>
               </w:rPr>
-              <w:t>Supplier commissioning procedures - Steam turbine and condenser (IEC)</w:t>
+              <w:t>Manufacturing record book and conformity certificates - Turbine control system (IEC)</w:t>
             </w:r>
           </w:p>
         </w:tc>
@@ -34779,7 +36842,7 @@
               <w:rPr>
                 <w:sz w:val="14"/>
               </w:rPr>
-              <w:t>2027-08-23</w:t>
+              <w:t>2027-07-26</w:t>
             </w:r>
           </w:p>
         </w:tc>
@@ -34795,7 +36858,7 @@
               <w:rPr>
                 <w:sz w:val="14"/>
               </w:rPr>
-              <w:t>2027-11-15</w:t>
+              <w:t>2027-09-20</w:t>
             </w:r>
           </w:p>
         </w:tc>
@@ -34832,7 +36895,7 @@
               <w:rPr>
                 <w:sz w:val="14"/>
               </w:rPr>
-              <w:t>ALP-IEC-10BAT-ME-PRC-0001</w:t>
+              <w:t>ALP-IEC-10HAA-ME-OMM-0001</w:t>
             </w:r>
           </w:p>
         </w:tc>
@@ -34864,7 +36927,7 @@
               <w:rPr>
                 <w:sz w:val="14"/>
               </w:rPr>
-              <w:t>Supplier installation and erection manual - Generator step-up transformers (IEC)</w:t>
+              <w:t>Supplier operation and maintenance manual - HRSG incl. SCR (IEC)</w:t>
             </w:r>
           </w:p>
         </w:tc>
@@ -34880,7 +36943,7 @@
               <w:rPr>
                 <w:sz w:val="14"/>
               </w:rPr>
-              <w:t>2027-09-06</w:t>
+              <w:t>2027-08-09</w:t>
             </w:r>
           </w:p>
         </w:tc>
@@ -34896,7 +36959,7 @@
               <w:rPr>
                 <w:sz w:val="14"/>
               </w:rPr>
-              <w:t>2027-10-18</w:t>
+              <w:t>2027-12-27</w:t>
             </w:r>
           </w:p>
         </w:tc>
@@ -34933,7 +36996,7 @@
               <w:rPr>
                 <w:sz w:val="14"/>
               </w:rPr>
-              <w:t>ALP-IEC-10MKA-ME-OMM-0001</w:t>
+              <w:t>ALP-IEC-10MBA-ME-RPT-0001</w:t>
             </w:r>
           </w:p>
         </w:tc>
@@ -34949,7 +37012,7 @@
               <w:rPr>
                 <w:sz w:val="14"/>
               </w:rPr>
-              <w:t>-</w:t>
+              <w:t>IEC-ALP-OM-102</w:t>
             </w:r>
           </w:p>
         </w:tc>
@@ -34965,7 +37028,7 @@
               <w:rPr>
                 <w:sz w:val="14"/>
               </w:rPr>
-              <w:t>Supplier operation and maintenance manual - Generators, excitation, GCB and busducts (IEC)</w:t>
+              <w:t>Maintenance concept and long-term service offer</w:t>
             </w:r>
           </w:p>
         </w:tc>
@@ -34981,7 +37044,7 @@
               <w:rPr>
                 <w:sz w:val="14"/>
               </w:rPr>
-              <w:t>2027-09-13</w:t>
+              <w:t>2027-08-09</w:t>
             </w:r>
           </w:p>
         </w:tc>
@@ -34997,7 +37060,7 @@
               <w:rPr>
                 <w:sz w:val="14"/>
               </w:rPr>
-              <w:t>2028-01-31</w:t>
+              <w:t>2027-10-04</w:t>
             </w:r>
           </w:p>
         </w:tc>
@@ -35034,7 +37097,7 @@
               <w:rPr>
                 <w:sz w:val="14"/>
               </w:rPr>
-              <w:t>ALP-IEC-10HAA-ME-OMM-0001</w:t>
+              <w:t>ALP-IEC-20MAA-ME-TST-0001</w:t>
             </w:r>
           </w:p>
         </w:tc>
@@ -35066,7 +37129,7 @@
               <w:rPr>
                 <w:sz w:val="14"/>
               </w:rPr>
-              <w:t>Supplier operation and maintenance manual - HRSG incl. SCR (IEC)</w:t>
+              <w:t>Factory acceptance test procedure - Steam turbine and condenser (IEC)</w:t>
             </w:r>
           </w:p>
         </w:tc>
@@ -35082,23 +37145,23 @@
               <w:rPr>
                 <w:sz w:val="14"/>
               </w:rPr>
+              <w:t>2027-08-09</w:t>
+            </w:r>
+          </w:p>
+        </w:tc>
+        <w:tc>
+          <w:tcPr>
+            <w:tcW w:type="dxa" w:w="1009"/>
+          </w:tcPr>
+          <w:p>
+            <w:pPr>
+              <w:spacing w:after="0"/>
+            </w:pPr>
+            <w:r>
+              <w:rPr>
+                <w:sz w:val="14"/>
+              </w:rPr>
               <w:t>2027-09-20</w:t>
-            </w:r>
-          </w:p>
-        </w:tc>
-        <w:tc>
-          <w:tcPr>
-            <w:tcW w:type="dxa" w:w="1009"/>
-          </w:tcPr>
-          <w:p>
-            <w:pPr>
-              <w:spacing w:after="0"/>
-            </w:pPr>
-            <w:r>
-              <w:rPr>
-                <w:sz w:val="14"/>
-              </w:rPr>
-              <w:t>2028-02-07</w:t>
             </w:r>
           </w:p>
         </w:tc>
@@ -35135,7 +37198,7 @@
               <w:rPr>
                 <w:sz w:val="14"/>
               </w:rPr>
-              <w:t>ALP-IEC-20MAA-ME-TST-0001</w:t>
+              <w:t>ALP-IEC-10MKA-ME-OMM-0001</w:t>
             </w:r>
           </w:p>
         </w:tc>
@@ -35167,7 +37230,7 @@
               <w:rPr>
                 <w:sz w:val="14"/>
               </w:rPr>
-              <w:t>Factory acceptance test procedure - Steam turbine and condenser (IEC)</w:t>
+              <w:t>Supplier operation and maintenance manual - Generators, excitation, GCB and busducts (IEC)</w:t>
             </w:r>
           </w:p>
         </w:tc>
@@ -35183,7 +37246,7 @@
               <w:rPr>
                 <w:sz w:val="14"/>
               </w:rPr>
-              <w:t>2027-09-20</w:t>
+              <w:t>2027-08-16</w:t>
             </w:r>
           </w:p>
         </w:tc>
@@ -35199,7 +37262,7 @@
               <w:rPr>
                 <w:sz w:val="14"/>
               </w:rPr>
-              <w:t>2027-11-01</w:t>
+              <w:t>2028-01-03</w:t>
             </w:r>
           </w:p>
         </w:tc>
@@ -35284,7 +37347,7 @@
               <w:rPr>
                 <w:sz w:val="14"/>
               </w:rPr>
-              <w:t>2027-10-04</w:t>
+              <w:t>2027-08-23</w:t>
             </w:r>
           </w:p>
         </w:tc>
@@ -35300,7 +37363,7 @@
               <w:rPr>
                 <w:sz w:val="14"/>
               </w:rPr>
-              <w:t>2028-02-21</w:t>
+              <w:t>2028-01-10</w:t>
             </w:r>
           </w:p>
         </w:tc>
@@ -35337,7 +37400,7 @@
               <w:rPr>
                 <w:sz w:val="14"/>
               </w:rPr>
-              <w:t>ALP-IEC-10MKA-ME-TRP-0001</w:t>
+              <w:t>ALP-IEC-10HAA-ME-TRP-0001</w:t>
             </w:r>
           </w:p>
         </w:tc>
@@ -35369,7 +37432,7 @@
               <w:rPr>
                 <w:sz w:val="14"/>
               </w:rPr>
-              <w:t>Factory acceptance test report - Generators, excitation, GCB and busducts (IEC)</w:t>
+              <w:t>Factory acceptance test report - HRSG incl. SCR (IEC)</w:t>
             </w:r>
           </w:p>
         </w:tc>
@@ -35385,7 +37448,7 @@
               <w:rPr>
                 <w:sz w:val="14"/>
               </w:rPr>
-              <w:t>2027-10-11</w:t>
+              <w:t>2027-09-06</w:t>
             </w:r>
           </w:p>
         </w:tc>
@@ -35401,7 +37464,7 @@
               <w:rPr>
                 <w:sz w:val="14"/>
               </w:rPr>
-              <w:t>2027-10-25</w:t>
+              <w:t>2027-09-20</w:t>
             </w:r>
           </w:p>
         </w:tc>
@@ -35438,7 +37501,7 @@
               <w:rPr>
                 <w:sz w:val="14"/>
               </w:rPr>
-              <w:t>ALP-IEC-10HAA-ME-TRP-0001</w:t>
+              <w:t>ALP-IEC-20MAA-ME-PRC-0001</w:t>
             </w:r>
           </w:p>
         </w:tc>
@@ -35470,7 +37533,7 @@
               <w:rPr>
                 <w:sz w:val="14"/>
               </w:rPr>
-              <w:t>Factory acceptance test report - HRSG incl. SCR (IEC)</w:t>
+              <w:t>Supplier installation and erection manual - Steam turbine and condenser (IEC)</w:t>
             </w:r>
           </w:p>
         </w:tc>
@@ -35486,23 +37549,23 @@
               <w:rPr>
                 <w:sz w:val="14"/>
               </w:rPr>
+              <w:t>2027-09-06</w:t>
+            </w:r>
+          </w:p>
+        </w:tc>
+        <w:tc>
+          <w:tcPr>
+            <w:tcW w:type="dxa" w:w="1009"/>
+          </w:tcPr>
+          <w:p>
+            <w:pPr>
+              <w:spacing w:after="0"/>
+            </w:pPr>
+            <w:r>
+              <w:rPr>
+                <w:sz w:val="14"/>
+              </w:rPr>
               <w:t>2027-10-18</w:t>
-            </w:r>
-          </w:p>
-        </w:tc>
-        <w:tc>
-          <w:tcPr>
-            <w:tcW w:type="dxa" w:w="1009"/>
-          </w:tcPr>
-          <w:p>
-            <w:pPr>
-              <w:spacing w:after="0"/>
-            </w:pPr>
-            <w:r>
-              <w:rPr>
-                <w:sz w:val="14"/>
-              </w:rPr>
-              <w:t>2027-11-01</w:t>
             </w:r>
           </w:p>
         </w:tc>
@@ -35539,7 +37602,7 @@
               <w:rPr>
                 <w:sz w:val="14"/>
               </w:rPr>
-              <w:t>ALP-IEC-10MBA-ME-TRP-0001</w:t>
+              <w:t>ALP-IEC-10MKA-ME-TRP-0001</w:t>
             </w:r>
           </w:p>
         </w:tc>
@@ -35571,7 +37634,7 @@
               <w:rPr>
                 <w:sz w:val="14"/>
               </w:rPr>
-              <w:t>Factory acceptance test report - Gas turbine package incl. auxiliaries (IEC)</w:t>
+              <w:t>Factory acceptance test report - Generators, excitation, GCB and busducts (IEC)</w:t>
             </w:r>
           </w:p>
         </w:tc>
@@ -35587,7 +37650,7 @@
               <w:rPr>
                 <w:sz w:val="14"/>
               </w:rPr>
-              <w:t>2027-10-18</w:t>
+              <w:t>2027-09-13</w:t>
             </w:r>
           </w:p>
         </w:tc>
@@ -35603,7 +37666,7 @@
               <w:rPr>
                 <w:sz w:val="14"/>
               </w:rPr>
-              <w:t>2027-11-01</w:t>
+              <w:t>2027-09-27</w:t>
             </w:r>
           </w:p>
         </w:tc>
@@ -35640,7 +37703,7 @@
               <w:rPr>
                 <w:sz w:val="14"/>
               </w:rPr>
-              <w:t>ALP-IEC-20MAA-ME-PRC-0001</w:t>
+              <w:t>ALP-IEC-10BAT-ME-TRP-0001</w:t>
             </w:r>
           </w:p>
         </w:tc>
@@ -35672,7 +37735,7 @@
               <w:rPr>
                 <w:sz w:val="14"/>
               </w:rPr>
-              <w:t>Supplier installation and erection manual - Steam turbine and condenser (IEC)</w:t>
+              <w:t>Factory acceptance test report - Generator step-up transformers (IEC)</w:t>
             </w:r>
           </w:p>
         </w:tc>
@@ -35688,7 +37751,7 @@
               <w:rPr>
                 <w:sz w:val="14"/>
               </w:rPr>
-              <w:t>2027-10-18</w:t>
+              <w:t>2027-09-20</w:t>
             </w:r>
           </w:p>
         </w:tc>
@@ -35704,7 +37767,7 @@
               <w:rPr>
                 <w:sz w:val="14"/>
               </w:rPr>
-              <w:t>2027-11-29</w:t>
+              <w:t>2027-10-04</w:t>
             </w:r>
           </w:p>
         </w:tc>
@@ -35741,7 +37804,7 @@
               <w:rPr>
                 <w:sz w:val="14"/>
               </w:rPr>
-              <w:t>ALP-IEC-10MKA-ME-MDB-0001</w:t>
+              <w:t>ALP-IEC-10HAA-ME-MDB-0001</w:t>
             </w:r>
           </w:p>
         </w:tc>
@@ -35773,7 +37836,7 @@
               <w:rPr>
                 <w:sz w:val="14"/>
               </w:rPr>
-              <w:t>Manufacturing record book and conformity certificates - Generators, excitation, GCB and busducts (IEC)</w:t>
+              <w:t>Manufacturing record book and conformity certificates - HRSG incl. SCR (IEC)</w:t>
             </w:r>
           </w:p>
         </w:tc>
@@ -35789,7 +37852,7 @@
               <w:rPr>
                 <w:sz w:val="14"/>
               </w:rPr>
-              <w:t>2027-10-25</w:t>
+              <w:t>2027-09-20</w:t>
             </w:r>
           </w:p>
         </w:tc>
@@ -35805,7 +37868,7 @@
               <w:rPr>
                 <w:sz w:val="14"/>
               </w:rPr>
-              <w:t>2027-12-20</w:t>
+              <w:t>2027-11-15</w:t>
             </w:r>
           </w:p>
         </w:tc>
@@ -35842,7 +37905,7 @@
               <w:rPr>
                 <w:sz w:val="14"/>
               </w:rPr>
-              <w:t>ALP-IEC-10BAT-ME-TRP-0001</w:t>
+              <w:t>ALP-IEC-10MBA-ME-TRP-0001</w:t>
             </w:r>
           </w:p>
         </w:tc>
@@ -35874,7 +37937,7 @@
               <w:rPr>
                 <w:sz w:val="14"/>
               </w:rPr>
-              <w:t>Factory acceptance test report - Generator step-up transformers (IEC)</w:t>
+              <w:t>Factory acceptance test report - Gas turbine package incl. auxiliaries (IEC)</w:t>
             </w:r>
           </w:p>
         </w:tc>
@@ -35890,7 +37953,7 @@
               <w:rPr>
                 <w:sz w:val="14"/>
               </w:rPr>
-              <w:t>2027-11-01</w:t>
+              <w:t>2027-09-20</w:t>
             </w:r>
           </w:p>
         </w:tc>
@@ -35906,7 +37969,7 @@
               <w:rPr>
                 <w:sz w:val="14"/>
               </w:rPr>
-              <w:t>2027-11-15</w:t>
+              <w:t>2027-10-04</w:t>
             </w:r>
           </w:p>
         </w:tc>
@@ -35943,7 +38006,7 @@
               <w:rPr>
                 <w:sz w:val="14"/>
               </w:rPr>
-              <w:t>ALP-IEC-10HAA-ME-MDB-0001</w:t>
+              <w:t>ALP-IEC-10MKA-ME-MDB-0001</w:t>
             </w:r>
           </w:p>
         </w:tc>
@@ -35975,7 +38038,7 @@
               <w:rPr>
                 <w:sz w:val="14"/>
               </w:rPr>
-              <w:t>Manufacturing record book and conformity certificates - HRSG incl. SCR (IEC)</w:t>
+              <w:t>Manufacturing record book and conformity certificates - Generators, excitation, GCB and busducts (IEC)</w:t>
             </w:r>
           </w:p>
         </w:tc>
@@ -35991,7 +38054,7 @@
               <w:rPr>
                 <w:sz w:val="14"/>
               </w:rPr>
-              <w:t>2027-11-01</w:t>
+              <w:t>2027-09-27</w:t>
             </w:r>
           </w:p>
         </w:tc>
@@ -36007,7 +38070,7 @@
               <w:rPr>
                 <w:sz w:val="14"/>
               </w:rPr>
-              <w:t>2027-12-27</w:t>
+              <w:t>2027-11-22</w:t>
             </w:r>
           </w:p>
         </w:tc>
@@ -36044,7 +38107,7 @@
               <w:rPr>
                 <w:sz w:val="14"/>
               </w:rPr>
-              <w:t>ALP-IEC-10MBA-ME-MDB-0001</w:t>
+              <w:t>ALP-IEC-10BAT-ME-MDB-0001</w:t>
             </w:r>
           </w:p>
         </w:tc>
@@ -36076,7 +38139,7 @@
               <w:rPr>
                 <w:sz w:val="14"/>
               </w:rPr>
-              <w:t>Manufacturing record book and conformity certificates - Gas turbine package incl. auxiliaries (IEC)</w:t>
+              <w:t>Manufacturing record book and conformity certificates - Generator step-up transformers (IEC)</w:t>
             </w:r>
           </w:p>
         </w:tc>
@@ -36092,7 +38155,7 @@
               <w:rPr>
                 <w:sz w:val="14"/>
               </w:rPr>
-              <w:t>2027-11-01</w:t>
+              <w:t>2027-10-04</w:t>
             </w:r>
           </w:p>
         </w:tc>
@@ -36108,7 +38171,7 @@
               <w:rPr>
                 <w:sz w:val="14"/>
               </w:rPr>
-              <w:t>2027-12-27</w:t>
+              <w:t>2027-11-29</w:t>
             </w:r>
           </w:p>
         </w:tc>
@@ -36145,7 +38208,7 @@
               <w:rPr>
                 <w:sz w:val="14"/>
               </w:rPr>
-              <w:t>ALP-IEC-10BAT-ME-MDB-0001</w:t>
+              <w:t>ALP-IEC-10MBA-ME-MDB-0001</w:t>
             </w:r>
           </w:p>
         </w:tc>
@@ -36177,7 +38240,7 @@
               <w:rPr>
                 <w:sz w:val="14"/>
               </w:rPr>
-              <w:t>Manufacturing record book and conformity certificates - Generator step-up transformers (IEC)</w:t>
+              <w:t>Manufacturing record book and conformity certificates - Gas turbine package incl. auxiliaries (IEC)</w:t>
             </w:r>
           </w:p>
         </w:tc>
@@ -36193,7 +38256,7 @@
               <w:rPr>
                 <w:sz w:val="14"/>
               </w:rPr>
-              <w:t>2027-11-15</w:t>
+              <w:t>2027-10-04</w:t>
             </w:r>
           </w:p>
         </w:tc>
@@ -36209,7 +38272,7 @@
               <w:rPr>
                 <w:sz w:val="14"/>
               </w:rPr>
-              <w:t>2028-01-10</w:t>
+              <w:t>2027-11-29</w:t>
             </w:r>
           </w:p>
         </w:tc>
@@ -36294,7 +38357,7 @@
               <w:rPr>
                 <w:sz w:val="14"/>
               </w:rPr>
-              <w:t>2027-11-15</w:t>
+              <w:t>2027-10-04</w:t>
             </w:r>
           </w:p>
         </w:tc>
@@ -36310,7 +38373,7 @@
               <w:rPr>
                 <w:sz w:val="14"/>
               </w:rPr>
-              <w:t>2028-04-03</w:t>
+              <w:t>2028-02-21</w:t>
             </w:r>
           </w:p>
         </w:tc>
@@ -36395,7 +38458,7 @@
               <w:rPr>
                 <w:sz w:val="14"/>
               </w:rPr>
-              <w:t>2027-12-13</w:t>
+              <w:t>2027-11-01</w:t>
             </w:r>
           </w:p>
         </w:tc>
@@ -36411,7 +38474,7 @@
               <w:rPr>
                 <w:sz w:val="14"/>
               </w:rPr>
-              <w:t>2027-12-27</w:t>
+              <w:t>2027-11-15</w:t>
             </w:r>
           </w:p>
         </w:tc>
@@ -36496,7 +38559,7 @@
               <w:rPr>
                 <w:sz w:val="14"/>
               </w:rPr>
-              <w:t>2027-12-27</w:t>
+              <w:t>2027-11-15</w:t>
             </w:r>
           </w:p>
         </w:tc>
@@ -36512,7 +38575,7 @@
               <w:rPr>
                 <w:sz w:val="14"/>
               </w:rPr>
-              <w:t>2028-02-21</w:t>
+              <w:t>2028-01-10</w:t>
             </w:r>
           </w:p>
         </w:tc>
@@ -37089,7 +39152,7 @@
               <w:rPr>
                 <w:sz w:val="14"/>
               </w:rPr>
-              <w:t>EWP-12-CV-01</w:t>
+              <w:t>EWP-08-CV-01</w:t>
             </w:r>
           </w:p>
         </w:tc>
@@ -37105,7 +39168,7 @@
               <w:rPr>
                 <w:sz w:val="14"/>
               </w:rPr>
-              <w:t>CWP-12-CV-01</w:t>
+              <w:t>CWP-08-CV-01</w:t>
             </w:r>
           </w:p>
         </w:tc>
@@ -37121,7 +39184,7 @@
               <w:rPr>
                 <w:sz w:val="14"/>
               </w:rPr>
-              <w:t>ALP-EPC-00UZA-PI-LAY-0001</w:t>
+              <w:t>ALP-EPC-00UQA-HV-GAD-0001</w:t>
             </w:r>
           </w:p>
         </w:tc>
@@ -37137,7 +39200,7 @@
               <w:rPr>
                 <w:sz w:val="14"/>
               </w:rPr>
-              <w:t>2027-01-11</w:t>
+              <w:t>2027-06-04</w:t>
             </w:r>
           </w:p>
         </w:tc>
@@ -37153,7 +39216,7 @@
               <w:rPr>
                 <w:sz w:val="14"/>
               </w:rPr>
-              <w:t>2027-01-18</w:t>
+              <w:t>2027-05-04</w:t>
             </w:r>
           </w:p>
         </w:tc>
@@ -37190,7 +39253,7 @@
               <w:rPr>
                 <w:sz w:val="14"/>
               </w:rPr>
-              <w:t>EWP-08-CV-01</w:t>
+              <w:t>EWP-12-CV-01</w:t>
             </w:r>
           </w:p>
         </w:tc>
@@ -37206,7 +39269,7 @@
               <w:rPr>
                 <w:sz w:val="14"/>
               </w:rPr>
-              <w:t>CWP-08-CV-01</w:t>
+              <w:t>CWP-12-CV-01</w:t>
             </w:r>
           </w:p>
         </w:tc>
@@ -37222,7 +39285,7 @@
               <w:rPr>
                 <w:sz w:val="14"/>
               </w:rPr>
-              <w:t>ALP-EPC-00UQA-HV-GAD-0001</w:t>
+              <w:t>ALP-EPC-00UZA-PI-LAY-0001</w:t>
             </w:r>
           </w:p>
         </w:tc>
@@ -37238,7 +39301,7 @@
               <w:rPr>
                 <w:sz w:val="14"/>
               </w:rPr>
-              <w:t>2027-06-03</w:t>
+              <w:t>2027-01-11</w:t>
             </w:r>
           </w:p>
         </w:tc>
@@ -37254,7 +39317,7 @@
               <w:rPr>
                 <w:sz w:val="14"/>
               </w:rPr>
-              <w:t>2027-05-04</w:t>
+              <w:t>2027-01-18</w:t>
             </w:r>
           </w:p>
         </w:tc>
@@ -37270,7 +39333,7 @@
               <w:rPr>
                 <w:sz w:val="14"/>
               </w:rPr>
-              <w:t>10</w:t>
+              <w:t>9</w:t>
             </w:r>
           </w:p>
         </w:tc>
@@ -37339,7 +39402,7 @@
               <w:rPr>
                 <w:sz w:val="14"/>
               </w:rPr>
-              <w:t>2027-04-23</w:t>
+              <w:t>2027-04-20</w:t>
             </w:r>
           </w:p>
         </w:tc>
@@ -37392,7 +39455,7 @@
               <w:rPr>
                 <w:sz w:val="14"/>
               </w:rPr>
-              <w:t>EWP-01-CV-02</w:t>
+              <w:t>EWP-02-PI-01</w:t>
             </w:r>
           </w:p>
         </w:tc>
@@ -37408,7 +39471,7 @@
               <w:rPr>
                 <w:sz w:val="14"/>
               </w:rPr>
-              <w:t>CWP-01-CV-02</w:t>
+              <w:t>CWP-02-PI-01</w:t>
             </w:r>
           </w:p>
         </w:tc>
@@ -37424,7 +39487,7 @@
               <w:rPr>
                 <w:sz w:val="14"/>
               </w:rPr>
-              <w:t>ALP-EPC-10UHA-CV-RBR-0001</w:t>
+              <w:t>ALP-EPC-20LCA-PI-SUP-0001</w:t>
             </w:r>
           </w:p>
         </w:tc>
@@ -37440,7 +39503,7 @@
               <w:rPr>
                 <w:sz w:val="14"/>
               </w:rPr>
-              <w:t>2027-06-18</w:t>
+              <w:t>2028-04-27</w:t>
             </w:r>
           </w:p>
         </w:tc>
@@ -37456,7 +39519,7 @@
               <w:rPr>
                 <w:sz w:val="14"/>
               </w:rPr>
-              <w:t>2027-04-19</w:t>
+              <w:t>2028-01-31</w:t>
             </w:r>
           </w:p>
         </w:tc>
@@ -37493,7 +39556,7 @@
               <w:rPr>
                 <w:sz w:val="14"/>
               </w:rPr>
-              <w:t>EWP-02-PI-01</w:t>
+              <w:t>EWP-07-CV-01</w:t>
             </w:r>
           </w:p>
         </w:tc>
@@ -37509,7 +39572,7 @@
               <w:rPr>
                 <w:sz w:val="14"/>
               </w:rPr>
-              <w:t>CWP-02-PI-01</w:t>
+              <w:t>CWP-07-CV-01</w:t>
             </w:r>
           </w:p>
         </w:tc>
@@ -37525,7 +39588,7 @@
               <w:rPr>
                 <w:sz w:val="14"/>
               </w:rPr>
-              <w:t>ALP-EPC-20LCA-PI-SUP-0001</w:t>
+              <w:t>ALP-EPC-00UGA-CV-EFD-0001</w:t>
             </w:r>
           </w:p>
         </w:tc>
@@ -37541,7 +39604,7 @@
               <w:rPr>
                 <w:sz w:val="14"/>
               </w:rPr>
-              <w:t>2028-04-27</w:t>
+              <w:t>2027-06-03</w:t>
             </w:r>
           </w:p>
         </w:tc>
@@ -37557,7 +39620,7 @@
               <w:rPr>
                 <w:sz w:val="14"/>
               </w:rPr>
-              <w:t>2028-01-31</w:t>
+              <w:t>2027-04-05</w:t>
             </w:r>
           </w:p>
         </w:tc>
@@ -37594,7 +39657,7 @@
               <w:rPr>
                 <w:sz w:val="14"/>
               </w:rPr>
-              <w:t>EWP-05-CV-01</w:t>
+              <w:t>EWP-01-CV-02</w:t>
             </w:r>
           </w:p>
         </w:tc>
@@ -37610,7 +39673,7 @@
               <w:rPr>
                 <w:sz w:val="14"/>
               </w:rPr>
-              <w:t>CWP-05-CV-01</w:t>
+              <w:t>CWP-01-CV-02</w:t>
             </w:r>
           </w:p>
         </w:tc>
@@ -37626,7 +39689,7 @@
               <w:rPr>
                 <w:sz w:val="14"/>
               </w:rPr>
-              <w:t>ALP-EPC-00UPC-CV-RBR-0001</w:t>
+              <w:t>ALP-EPC-00UBF-CV-RBR-0001</w:t>
             </w:r>
           </w:p>
         </w:tc>
@@ -37642,7 +39705,7 @@
               <w:rPr>
                 <w:sz w:val="14"/>
               </w:rPr>
-              <w:t>2027-06-03</w:t>
+              <w:t>2027-06-21</w:t>
             </w:r>
           </w:p>
         </w:tc>
@@ -37658,7 +39721,7 @@
               <w:rPr>
                 <w:sz w:val="14"/>
               </w:rPr>
-              <w:t>2027-03-25</w:t>
+              <w:t>2027-04-19</w:t>
             </w:r>
           </w:p>
         </w:tc>
@@ -37674,7 +39737,7 @@
               <w:rPr>
                 <w:sz w:val="14"/>
               </w:rPr>
-              <w:t>14</w:t>
+              <w:t>13</w:t>
             </w:r>
           </w:p>
         </w:tc>
@@ -37695,7 +39758,7 @@
               <w:rPr>
                 <w:sz w:val="14"/>
               </w:rPr>
-              <w:t>EWP-10-CV-01</w:t>
+              <w:t>EWP-05-CV-01</w:t>
             </w:r>
           </w:p>
         </w:tc>
@@ -37711,7 +39774,7 @@
               <w:rPr>
                 <w:sz w:val="14"/>
               </w:rPr>
-              <w:t>CWP-10-CV-01</w:t>
+              <w:t>CWP-05-CV-01</w:t>
             </w:r>
           </w:p>
         </w:tc>
@@ -37727,7 +39790,7 @@
               <w:rPr>
                 <w:sz w:val="14"/>
               </w:rPr>
-              <w:t>ALP-EPC-00UEG-CV-RBR-0001</w:t>
+              <w:t>ALP-EPC-00UPC-CV-RBR-0001</w:t>
             </w:r>
           </w:p>
         </w:tc>
@@ -37743,7 +39806,7 @@
               <w:rPr>
                 <w:sz w:val="14"/>
               </w:rPr>
-              <w:t>2027-06-28</w:t>
+              <w:t>2027-06-07</w:t>
             </w:r>
           </w:p>
         </w:tc>
@@ -37759,7 +39822,7 @@
               <w:rPr>
                 <w:sz w:val="14"/>
               </w:rPr>
-              <w:t>2027-06-03</w:t>
+              <w:t>2027-03-25</w:t>
             </w:r>
           </w:p>
         </w:tc>
@@ -37775,7 +39838,7 @@
               <w:rPr>
                 <w:sz w:val="14"/>
               </w:rPr>
-              <w:t>14</w:t>
+              <w:t>13</w:t>
             </w:r>
           </w:p>
         </w:tc>
@@ -37897,7 +39960,7 @@
               <w:rPr>
                 <w:sz w:val="14"/>
               </w:rPr>
-              <w:t>EWP-07-CV-01</w:t>
+              <w:t>EWP-07-PI-01</w:t>
             </w:r>
           </w:p>
         </w:tc>
@@ -37913,7 +39976,7 @@
               <w:rPr>
                 <w:sz w:val="14"/>
               </w:rPr>
-              <w:t>CWP-07-CV-01</w:t>
+              <w:t>CWP-07-PI-01</w:t>
             </w:r>
           </w:p>
         </w:tc>
@@ -37929,7 +39992,7 @@
               <w:rPr>
                 <w:sz w:val="14"/>
               </w:rPr>
-              <w:t>ALP-EPC-00UGA-CV-EFD-0001</w:t>
+              <w:t>ALP-EPC-00GHA-PI-SUP-0001</w:t>
             </w:r>
           </w:p>
         </w:tc>
@@ -37945,7 +40008,7 @@
               <w:rPr>
                 <w:sz w:val="14"/>
               </w:rPr>
-              <w:t>2027-05-31</w:t>
+              <w:t>2028-03-13</w:t>
             </w:r>
           </w:p>
         </w:tc>
@@ -37961,7 +40024,7 @@
               <w:rPr>
                 <w:sz w:val="14"/>
               </w:rPr>
-              <w:t>2027-04-05</w:t>
+              <w:t>2028-01-24</w:t>
             </w:r>
           </w:p>
         </w:tc>
@@ -37998,7 +40061,7 @@
               <w:rPr>
                 <w:sz w:val="14"/>
               </w:rPr>
-              <w:t>EWP-07-PI-01</w:t>
+              <w:t>EWP-10-CV-01</w:t>
             </w:r>
           </w:p>
         </w:tc>
@@ -38014,7 +40077,7 @@
               <w:rPr>
                 <w:sz w:val="14"/>
               </w:rPr>
-              <w:t>CWP-07-PI-01</w:t>
+              <w:t>CWP-10-CV-01</w:t>
             </w:r>
           </w:p>
         </w:tc>
@@ -38030,7 +40093,7 @@
               <w:rPr>
                 <w:sz w:val="14"/>
               </w:rPr>
-              <w:t>ALP-EPC-00GHA-PI-SUP-0001</w:t>
+              <w:t>ALP-EPC-00UEG-CV-RBR-0001</w:t>
             </w:r>
           </w:p>
         </w:tc>
@@ -38046,7 +40109,7 @@
               <w:rPr>
                 <w:sz w:val="14"/>
               </w:rPr>
-              <w:t>2028-03-13</w:t>
+              <w:t>2027-06-25</w:t>
             </w:r>
           </w:p>
         </w:tc>
@@ -38062,7 +40125,7 @@
               <w:rPr>
                 <w:sz w:val="14"/>
               </w:rPr>
-              <w:t>2028-01-24</w:t>
+              <w:t>2027-06-03</w:t>
             </w:r>
           </w:p>
         </w:tc>
@@ -38078,7 +40141,7 @@
               <w:rPr>
                 <w:sz w:val="14"/>
               </w:rPr>
-              <w:t>15</w:t>
+              <w:t>16</w:t>
             </w:r>
           </w:p>
         </w:tc>
@@ -39966,7 +42029,7 @@
               <w:rPr>
                 <w:sz w:val="14"/>
               </w:rPr>
-              <w:t>MR-ME-011</w:t>
+              <w:t>MR-CV-002</w:t>
             </w:r>
           </w:p>
         </w:tc>
@@ -39982,7 +42045,7 @@
               <w:rPr>
                 <w:sz w:val="14"/>
               </w:rPr>
-              <w:t>Chemical dosing skid</w:t>
+              <w:t>Civil and building works</w:t>
             </w:r>
           </w:p>
         </w:tc>
@@ -39998,7 +42061,7 @@
               <w:rPr>
                 <w:sz w:val="14"/>
               </w:rPr>
-              <w:t>2027-05-04</w:t>
+              <w:t>2026-12-24</w:t>
             </w:r>
           </w:p>
         </w:tc>
@@ -40014,7 +42077,7 @@
               <w:rPr>
                 <w:sz w:val="14"/>
               </w:rPr>
-              <w:t>2027-11-16</w:t>
+              <w:t>2027-01-07</w:t>
             </w:r>
           </w:p>
         </w:tc>
@@ -40030,7 +42093,7 @@
               <w:rPr>
                 <w:sz w:val="14"/>
               </w:rPr>
-              <w:t>2027-11-29</w:t>
+              <w:t>2027-01-25</w:t>
             </w:r>
           </w:p>
         </w:tc>
@@ -40046,7 +42109,7 @@
               <w:rPr>
                 <w:sz w:val="14"/>
               </w:rPr>
-              <w:t>CWP-08-ME-01</w:t>
+              <w:t>CWP-12-CV-01</w:t>
             </w:r>
           </w:p>
         </w:tc>
@@ -40062,7 +42125,7 @@
               <w:rPr>
                 <w:sz w:val="14"/>
               </w:rPr>
-              <w:t>9</w:t>
+              <w:t>12</w:t>
             </w:r>
           </w:p>
         </w:tc>
@@ -40083,7 +42146,7 @@
               <w:rPr>
                 <w:sz w:val="14"/>
               </w:rPr>
-              <w:t>MR-CV-002</w:t>
+              <w:t>MR-ME-003</w:t>
             </w:r>
           </w:p>
         </w:tc>
@@ -40099,7 +42162,7 @@
               <w:rPr>
                 <w:sz w:val="14"/>
               </w:rPr>
-              <w:t>Civil and building works</w:t>
+              <w:t>CW pumps</w:t>
             </w:r>
           </w:p>
         </w:tc>
@@ -40115,7 +42178,7 @@
               <w:rPr>
                 <w:sz w:val="14"/>
               </w:rPr>
-              <w:t>2026-12-24</w:t>
+              <w:t>2027-01-14</w:t>
             </w:r>
           </w:p>
         </w:tc>
@@ -40131,7 +42194,7 @@
               <w:rPr>
                 <w:sz w:val="14"/>
               </w:rPr>
-              <w:t>2027-01-07</w:t>
+              <w:t>2027-12-30</w:t>
             </w:r>
           </w:p>
         </w:tc>
@@ -40147,7 +42210,7 @@
               <w:rPr>
                 <w:sz w:val="14"/>
               </w:rPr>
-              <w:t>2027-01-25</w:t>
+              <w:t>2028-01-17</w:t>
             </w:r>
           </w:p>
         </w:tc>
@@ -40163,7 +42226,7 @@
               <w:rPr>
                 <w:sz w:val="14"/>
               </w:rPr>
-              <w:t>CWP-12-CV-01</w:t>
+              <w:t>CWP-05-ME-01</w:t>
             </w:r>
           </w:p>
         </w:tc>
@@ -40200,7 +42263,7 @@
               <w:rPr>
                 <w:sz w:val="14"/>
               </w:rPr>
-              <w:t>MR-ME-003</w:t>
+              <w:t>MR-ME-011</w:t>
             </w:r>
           </w:p>
         </w:tc>
@@ -40216,7 +42279,7 @@
               <w:rPr>
                 <w:sz w:val="14"/>
               </w:rPr>
-              <w:t>CW pumps</w:t>
+              <w:t>Chemical dosing skid</w:t>
             </w:r>
           </w:p>
         </w:tc>
@@ -40232,7 +42295,7 @@
               <w:rPr>
                 <w:sz w:val="14"/>
               </w:rPr>
-              <w:t>2027-01-14</w:t>
+              <w:t>2027-04-28</w:t>
             </w:r>
           </w:p>
         </w:tc>
@@ -40248,7 +42311,7 @@
               <w:rPr>
                 <w:sz w:val="14"/>
               </w:rPr>
-              <w:t>2027-12-30</w:t>
+              <w:t>2027-11-10</w:t>
             </w:r>
           </w:p>
         </w:tc>
@@ -40264,7 +42327,7 @@
               <w:rPr>
                 <w:sz w:val="14"/>
               </w:rPr>
-              <w:t>2028-01-17</w:t>
+              <w:t>2027-11-29</w:t>
             </w:r>
           </w:p>
         </w:tc>
@@ -40280,7 +42343,7 @@
               <w:rPr>
                 <w:sz w:val="14"/>
               </w:rPr>
-              <w:t>CWP-05-ME-01</w:t>
+              <w:t>CWP-08-ME-01</w:t>
             </w:r>
           </w:p>
         </w:tc>
@@ -40296,7 +42359,7 @@
               <w:rPr>
                 <w:sz w:val="14"/>
               </w:rPr>
-              <w:t>12</w:t>
+              <w:t>13</w:t>
             </w:r>
           </w:p>
         </w:tc>
@@ -40317,7 +42380,7 @@
               <w:rPr>
                 <w:sz w:val="14"/>
               </w:rPr>
-              <w:t>MR-IC-001</w:t>
+              <w:t>MR-PI-001</w:t>
             </w:r>
           </w:p>
         </w:tc>
@@ -40333,7 +42396,7 @@
               <w:rPr>
                 <w:sz w:val="14"/>
               </w:rPr>
-              <w:t>Plant DCS</w:t>
+              <w:t>Piping bulk materials (carbon steel, stainless)</w:t>
             </w:r>
           </w:p>
         </w:tc>
@@ -40349,7 +42412,7 @@
               <w:rPr>
                 <w:sz w:val="14"/>
               </w:rPr>
-              <w:t>2027-01-21</w:t>
+              <w:t>2027-01-29</w:t>
             </w:r>
           </w:p>
         </w:tc>
@@ -40365,7 +42428,7 @@
               <w:rPr>
                 <w:sz w:val="14"/>
               </w:rPr>
-              <w:t>2027-11-25</w:t>
+              <w:t>2027-07-16</w:t>
             </w:r>
           </w:p>
         </w:tc>
@@ -40381,7 +42444,7 @@
               <w:rPr>
                 <w:sz w:val="14"/>
               </w:rPr>
-              <w:t>2027-12-20</w:t>
+              <w:t>2027-08-09</w:t>
             </w:r>
           </w:p>
         </w:tc>
@@ -40397,7 +42460,7 @@
               <w:rPr>
                 <w:sz w:val="14"/>
               </w:rPr>
-              <w:t>CWP-11-IC-01</w:t>
+              <w:t>CWP-12-PI-01</w:t>
             </w:r>
           </w:p>
         </w:tc>
@@ -40413,7 +42476,7 @@
               <w:rPr>
                 <w:sz w:val="14"/>
               </w:rPr>
-              <w:t>17</w:t>
+              <w:t>16</w:t>
             </w:r>
           </w:p>
         </w:tc>
@@ -40434,7 +42497,7 @@
               <w:rPr>
                 <w:sz w:val="14"/>
               </w:rPr>
-              <w:t>MR-ME-021</w:t>
+              <w:t>MR-IC-001</w:t>
             </w:r>
           </w:p>
         </w:tc>
@@ -40450,7 +42513,7 @@
               <w:rPr>
                 <w:sz w:val="14"/>
               </w:rPr>
-              <w:t>EOT cranes</w:t>
+              <w:t>Plant DCS</w:t>
             </w:r>
           </w:p>
         </w:tc>
@@ -40466,7 +42529,7 @@
               <w:rPr>
                 <w:sz w:val="14"/>
               </w:rPr>
-              <w:t>2027-01-14</w:t>
+              <w:t>2027-01-21</w:t>
             </w:r>
           </w:p>
         </w:tc>
@@ -40482,7 +42545,7 @@
               <w:rPr>
                 <w:sz w:val="14"/>
               </w:rPr>
-              <w:t>2027-10-21</w:t>
+              <w:t>2027-11-25</w:t>
             </w:r>
           </w:p>
         </w:tc>
@@ -40498,7 +42561,7 @@
               <w:rPr>
                 <w:sz w:val="14"/>
               </w:rPr>
-              <w:t>2027-11-15</w:t>
+              <w:t>2027-12-20</w:t>
             </w:r>
           </w:p>
         </w:tc>
@@ -40514,7 +42577,7 @@
               <w:rPr>
                 <w:sz w:val="14"/>
               </w:rPr>
-              <w:t>CWP-01-ME-01</w:t>
+              <w:t>CWP-11-IC-01</w:t>
             </w:r>
           </w:p>
         </w:tc>
@@ -40551,7 +42614,7 @@
               <w:rPr>
                 <w:sz w:val="14"/>
               </w:rPr>
-              <w:t>MR-PI-001</w:t>
+              <w:t>MR-ME-021</w:t>
             </w:r>
           </w:p>
         </w:tc>
@@ -40567,7 +42630,7 @@
               <w:rPr>
                 <w:sz w:val="14"/>
               </w:rPr>
-              <w:t>Piping bulk materials (carbon steel, stainless)</w:t>
+              <w:t>EOT cranes</w:t>
             </w:r>
           </w:p>
         </w:tc>
@@ -40583,7 +42646,7 @@
               <w:rPr>
                 <w:sz w:val="14"/>
               </w:rPr>
-              <w:t>2027-01-28</w:t>
+              <w:t>2027-01-14</w:t>
             </w:r>
           </w:p>
         </w:tc>
@@ -40599,7 +42662,7 @@
               <w:rPr>
                 <w:sz w:val="14"/>
               </w:rPr>
-              <w:t>2027-07-15</w:t>
+              <w:t>2027-10-21</w:t>
             </w:r>
           </w:p>
         </w:tc>
@@ -40615,7 +42678,7 @@
               <w:rPr>
                 <w:sz w:val="14"/>
               </w:rPr>
-              <w:t>2027-08-09</w:t>
+              <w:t>2027-11-15</w:t>
             </w:r>
           </w:p>
         </w:tc>
@@ -40631,7 +42694,7 @@
               <w:rPr>
                 <w:sz w:val="14"/>
               </w:rPr>
-              <w:t>CWP-12-PI-01</w:t>
+              <w:t>CWP-01-ME-01</w:t>
             </w:r>
           </w:p>
         </w:tc>
@@ -40718,7 +42781,7 @@
     </w:p>
     <w:p>
       <w:r>
-        <w:t>29 OK, 6 INFO, 0 WARN (checks: MDL rules, benchmark, coverage MR, coverage equipment, coverage requirement, coverage scope, coverage system, design criteria, inputs, key date). WARN must be resolved before the next issue; INFO is noted.</w:t>
+        <w:t>29 OK, 35 INFO, 0 WARN (checks: MDL rules, benchmark, coverage MR, coverage equipment, coverage requirement, coverage scope, coverage system, design criteria, inputs, key date). WARN must be resolved before the next issue; INFO is noted.</w:t>
       </w:r>
     </w:p>
     <w:tbl>
@@ -40957,7 +43020,7 @@
               <w:rPr>
                 <w:sz w:val="15"/>
               </w:rPr>
-              <w:t>ALP-EPC-00000-EL-LST-0002</w:t>
+              <w:t>ALP-EPC-00000-PI-M3D-0004</w:t>
             </w:r>
           </w:p>
         </w:tc>
@@ -41005,7 +43068,7 @@
               <w:rPr>
                 <w:sz w:val="15"/>
               </w:rPr>
-              <w:t>none of the typical inputs ['DBR', 'HAZ', 'LST', 'PFD', 'PID', 'PRC', 'RPT', 'SLD', 'STU'] of a LST</w:t>
+              <w:t>none of the typical inputs ['ISO', 'LAY', 'PLT', 'PPL'] of a M3D</w:t>
             </w:r>
           </w:p>
         </w:tc>
@@ -41026,7 +43089,7 @@
               <w:rPr>
                 <w:sz w:val="15"/>
               </w:rPr>
-              <w:t>ALP-EPC-00000-PI-M3D-0004</w:t>
+              <w:t>ALP-EPC-00GQA-CM-MDB-0001</w:t>
             </w:r>
           </w:p>
         </w:tc>
@@ -41074,7 +43137,7 @@
               <w:rPr>
                 <w:sz w:val="15"/>
               </w:rPr>
-              <w:t>none of the typical inputs ['ISO', 'LAY', 'PLT', 'PPL'] of a M3D</w:t>
+              <w:t>none of the typical inputs ['CMP', 'ITP'] of a MDB</w:t>
             </w:r>
           </w:p>
         </w:tc>
@@ -41282,6 +43345,2007 @@
                 <w:sz w:val="15"/>
               </w:rPr>
               <w:t>none of the typical inputs ['FND'] of a RBR</w:t>
+            </w:r>
+          </w:p>
+        </w:tc>
+      </w:tr>
+      <w:tr>
+        <w:trPr>
+          <w:cantSplit w:val="true"/>
+        </w:trPr>
+        <w:tc>
+          <w:tcPr>
+            <w:tcW w:type="dxa" w:w="1814"/>
+          </w:tcPr>
+          <w:p>
+            <w:pPr>
+              <w:spacing w:after="0"/>
+            </w:pPr>
+            <w:r>
+              <w:rPr>
+                <w:sz w:val="15"/>
+              </w:rPr>
+              <w:t>ALP-EPC-10BAA-CM-MDB-0001</w:t>
+            </w:r>
+          </w:p>
+        </w:tc>
+        <w:tc>
+          <w:tcPr>
+            <w:tcW w:type="dxa" w:w="1587"/>
+          </w:tcPr>
+          <w:p>
+            <w:pPr>
+              <w:spacing w:after="0"/>
+            </w:pPr>
+            <w:r>
+              <w:rPr>
+                <w:sz w:val="15"/>
+              </w:rPr>
+              <w:t>inputs</w:t>
+            </w:r>
+          </w:p>
+        </w:tc>
+        <w:tc>
+          <w:tcPr>
+            <w:tcW w:type="dxa" w:w="794"/>
+          </w:tcPr>
+          <w:p>
+            <w:pPr>
+              <w:spacing w:after="0"/>
+            </w:pPr>
+            <w:r>
+              <w:rPr>
+                <w:sz w:val="15"/>
+              </w:rPr>
+              <w:t>INFO</w:t>
+            </w:r>
+          </w:p>
+        </w:tc>
+        <w:tc>
+          <w:tcPr>
+            <w:tcW w:type="dxa" w:w="5669"/>
+          </w:tcPr>
+          <w:p>
+            <w:pPr>
+              <w:spacing w:after="0"/>
+            </w:pPr>
+            <w:r>
+              <w:rPr>
+                <w:sz w:val="15"/>
+              </w:rPr>
+              <w:t>none of the typical inputs ['CMP', 'ITP'] of a MDB</w:t>
+            </w:r>
+          </w:p>
+        </w:tc>
+      </w:tr>
+      <w:tr>
+        <w:trPr>
+          <w:cantSplit w:val="true"/>
+        </w:trPr>
+        <w:tc>
+          <w:tcPr>
+            <w:tcW w:type="dxa" w:w="1814"/>
+          </w:tcPr>
+          <w:p>
+            <w:pPr>
+              <w:spacing w:after="0"/>
+            </w:pPr>
+            <w:r>
+              <w:rPr>
+                <w:sz w:val="15"/>
+              </w:rPr>
+              <w:t>ALP-EPC-10BAC-CM-MDB-0001</w:t>
+            </w:r>
+          </w:p>
+        </w:tc>
+        <w:tc>
+          <w:tcPr>
+            <w:tcW w:type="dxa" w:w="1587"/>
+          </w:tcPr>
+          <w:p>
+            <w:pPr>
+              <w:spacing w:after="0"/>
+            </w:pPr>
+            <w:r>
+              <w:rPr>
+                <w:sz w:val="15"/>
+              </w:rPr>
+              <w:t>inputs</w:t>
+            </w:r>
+          </w:p>
+        </w:tc>
+        <w:tc>
+          <w:tcPr>
+            <w:tcW w:type="dxa" w:w="794"/>
+          </w:tcPr>
+          <w:p>
+            <w:pPr>
+              <w:spacing w:after="0"/>
+            </w:pPr>
+            <w:r>
+              <w:rPr>
+                <w:sz w:val="15"/>
+              </w:rPr>
+              <w:t>INFO</w:t>
+            </w:r>
+          </w:p>
+        </w:tc>
+        <w:tc>
+          <w:tcPr>
+            <w:tcW w:type="dxa" w:w="5669"/>
+          </w:tcPr>
+          <w:p>
+            <w:pPr>
+              <w:spacing w:after="0"/>
+            </w:pPr>
+            <w:r>
+              <w:rPr>
+                <w:sz w:val="15"/>
+              </w:rPr>
+              <w:t>none of the typical inputs ['CMP', 'ITP'] of a MDB</w:t>
+            </w:r>
+          </w:p>
+        </w:tc>
+      </w:tr>
+      <w:tr>
+        <w:trPr>
+          <w:cantSplit w:val="true"/>
+        </w:trPr>
+        <w:tc>
+          <w:tcPr>
+            <w:tcW w:type="dxa" w:w="1814"/>
+          </w:tcPr>
+          <w:p>
+            <w:pPr>
+              <w:spacing w:after="0"/>
+            </w:pPr>
+            <w:r>
+              <w:rPr>
+                <w:sz w:val="15"/>
+              </w:rPr>
+              <w:t>ALP-EPC-10BAT-CM-MDB-0001</w:t>
+            </w:r>
+          </w:p>
+        </w:tc>
+        <w:tc>
+          <w:tcPr>
+            <w:tcW w:type="dxa" w:w="1587"/>
+          </w:tcPr>
+          <w:p>
+            <w:pPr>
+              <w:spacing w:after="0"/>
+            </w:pPr>
+            <w:r>
+              <w:rPr>
+                <w:sz w:val="15"/>
+              </w:rPr>
+              <w:t>inputs</w:t>
+            </w:r>
+          </w:p>
+        </w:tc>
+        <w:tc>
+          <w:tcPr>
+            <w:tcW w:type="dxa" w:w="794"/>
+          </w:tcPr>
+          <w:p>
+            <w:pPr>
+              <w:spacing w:after="0"/>
+            </w:pPr>
+            <w:r>
+              <w:rPr>
+                <w:sz w:val="15"/>
+              </w:rPr>
+              <w:t>INFO</w:t>
+            </w:r>
+          </w:p>
+        </w:tc>
+        <w:tc>
+          <w:tcPr>
+            <w:tcW w:type="dxa" w:w="5669"/>
+          </w:tcPr>
+          <w:p>
+            <w:pPr>
+              <w:spacing w:after="0"/>
+            </w:pPr>
+            <w:r>
+              <w:rPr>
+                <w:sz w:val="15"/>
+              </w:rPr>
+              <w:t>none of the typical inputs ['CMP', 'ITP'] of a MDB</w:t>
+            </w:r>
+          </w:p>
+        </w:tc>
+      </w:tr>
+      <w:tr>
+        <w:trPr>
+          <w:cantSplit w:val="true"/>
+        </w:trPr>
+        <w:tc>
+          <w:tcPr>
+            <w:tcW w:type="dxa" w:w="1814"/>
+          </w:tcPr>
+          <w:p>
+            <w:pPr>
+              <w:spacing w:after="0"/>
+            </w:pPr>
+            <w:r>
+              <w:rPr>
+                <w:sz w:val="15"/>
+              </w:rPr>
+              <w:t>ALP-EPC-10HAA-CM-MDB-0001</w:t>
+            </w:r>
+          </w:p>
+        </w:tc>
+        <w:tc>
+          <w:tcPr>
+            <w:tcW w:type="dxa" w:w="1587"/>
+          </w:tcPr>
+          <w:p>
+            <w:pPr>
+              <w:spacing w:after="0"/>
+            </w:pPr>
+            <w:r>
+              <w:rPr>
+                <w:sz w:val="15"/>
+              </w:rPr>
+              <w:t>inputs</w:t>
+            </w:r>
+          </w:p>
+        </w:tc>
+        <w:tc>
+          <w:tcPr>
+            <w:tcW w:type="dxa" w:w="794"/>
+          </w:tcPr>
+          <w:p>
+            <w:pPr>
+              <w:spacing w:after="0"/>
+            </w:pPr>
+            <w:r>
+              <w:rPr>
+                <w:sz w:val="15"/>
+              </w:rPr>
+              <w:t>INFO</w:t>
+            </w:r>
+          </w:p>
+        </w:tc>
+        <w:tc>
+          <w:tcPr>
+            <w:tcW w:type="dxa" w:w="5669"/>
+          </w:tcPr>
+          <w:p>
+            <w:pPr>
+              <w:spacing w:after="0"/>
+            </w:pPr>
+            <w:r>
+              <w:rPr>
+                <w:sz w:val="15"/>
+              </w:rPr>
+              <w:t>none of the typical inputs ['CMP', 'ITP'] of a MDB</w:t>
+            </w:r>
+          </w:p>
+        </w:tc>
+      </w:tr>
+      <w:tr>
+        <w:trPr>
+          <w:cantSplit w:val="true"/>
+        </w:trPr>
+        <w:tc>
+          <w:tcPr>
+            <w:tcW w:type="dxa" w:w="1814"/>
+          </w:tcPr>
+          <w:p>
+            <w:pPr>
+              <w:spacing w:after="0"/>
+            </w:pPr>
+            <w:r>
+              <w:rPr>
+                <w:sz w:val="15"/>
+              </w:rPr>
+              <w:t>ALP-EPC-10HNA-CM-MDB-0001</w:t>
+            </w:r>
+          </w:p>
+        </w:tc>
+        <w:tc>
+          <w:tcPr>
+            <w:tcW w:type="dxa" w:w="1587"/>
+          </w:tcPr>
+          <w:p>
+            <w:pPr>
+              <w:spacing w:after="0"/>
+            </w:pPr>
+            <w:r>
+              <w:rPr>
+                <w:sz w:val="15"/>
+              </w:rPr>
+              <w:t>inputs</w:t>
+            </w:r>
+          </w:p>
+        </w:tc>
+        <w:tc>
+          <w:tcPr>
+            <w:tcW w:type="dxa" w:w="794"/>
+          </w:tcPr>
+          <w:p>
+            <w:pPr>
+              <w:spacing w:after="0"/>
+            </w:pPr>
+            <w:r>
+              <w:rPr>
+                <w:sz w:val="15"/>
+              </w:rPr>
+              <w:t>INFO</w:t>
+            </w:r>
+          </w:p>
+        </w:tc>
+        <w:tc>
+          <w:tcPr>
+            <w:tcW w:type="dxa" w:w="5669"/>
+          </w:tcPr>
+          <w:p>
+            <w:pPr>
+              <w:spacing w:after="0"/>
+            </w:pPr>
+            <w:r>
+              <w:rPr>
+                <w:sz w:val="15"/>
+              </w:rPr>
+              <w:t>none of the typical inputs ['CMP', 'ITP'] of a MDB</w:t>
+            </w:r>
+          </w:p>
+        </w:tc>
+      </w:tr>
+      <w:tr>
+        <w:trPr>
+          <w:cantSplit w:val="true"/>
+        </w:trPr>
+        <w:tc>
+          <w:tcPr>
+            <w:tcW w:type="dxa" w:w="1814"/>
+          </w:tcPr>
+          <w:p>
+            <w:pPr>
+              <w:spacing w:after="0"/>
+            </w:pPr>
+            <w:r>
+              <w:rPr>
+                <w:sz w:val="15"/>
+              </w:rPr>
+              <w:t>ALP-EPC-10HSA-CM-MDB-0001</w:t>
+            </w:r>
+          </w:p>
+        </w:tc>
+        <w:tc>
+          <w:tcPr>
+            <w:tcW w:type="dxa" w:w="1587"/>
+          </w:tcPr>
+          <w:p>
+            <w:pPr>
+              <w:spacing w:after="0"/>
+            </w:pPr>
+            <w:r>
+              <w:rPr>
+                <w:sz w:val="15"/>
+              </w:rPr>
+              <w:t>inputs</w:t>
+            </w:r>
+          </w:p>
+        </w:tc>
+        <w:tc>
+          <w:tcPr>
+            <w:tcW w:type="dxa" w:w="794"/>
+          </w:tcPr>
+          <w:p>
+            <w:pPr>
+              <w:spacing w:after="0"/>
+            </w:pPr>
+            <w:r>
+              <w:rPr>
+                <w:sz w:val="15"/>
+              </w:rPr>
+              <w:t>INFO</w:t>
+            </w:r>
+          </w:p>
+        </w:tc>
+        <w:tc>
+          <w:tcPr>
+            <w:tcW w:type="dxa" w:w="5669"/>
+          </w:tcPr>
+          <w:p>
+            <w:pPr>
+              <w:spacing w:after="0"/>
+            </w:pPr>
+            <w:r>
+              <w:rPr>
+                <w:sz w:val="15"/>
+              </w:rPr>
+              <w:t>none of the typical inputs ['CMP', 'ITP'] of a MDB</w:t>
+            </w:r>
+          </w:p>
+        </w:tc>
+      </w:tr>
+      <w:tr>
+        <w:trPr>
+          <w:cantSplit w:val="true"/>
+        </w:trPr>
+        <w:tc>
+          <w:tcPr>
+            <w:tcW w:type="dxa" w:w="1814"/>
+          </w:tcPr>
+          <w:p>
+            <w:pPr>
+              <w:spacing w:after="0"/>
+            </w:pPr>
+            <w:r>
+              <w:rPr>
+                <w:sz w:val="15"/>
+              </w:rPr>
+              <w:t>ALP-EPC-10MBA-CM-MDB-0001</w:t>
+            </w:r>
+          </w:p>
+        </w:tc>
+        <w:tc>
+          <w:tcPr>
+            <w:tcW w:type="dxa" w:w="1587"/>
+          </w:tcPr>
+          <w:p>
+            <w:pPr>
+              <w:spacing w:after="0"/>
+            </w:pPr>
+            <w:r>
+              <w:rPr>
+                <w:sz w:val="15"/>
+              </w:rPr>
+              <w:t>inputs</w:t>
+            </w:r>
+          </w:p>
+        </w:tc>
+        <w:tc>
+          <w:tcPr>
+            <w:tcW w:type="dxa" w:w="794"/>
+          </w:tcPr>
+          <w:p>
+            <w:pPr>
+              <w:spacing w:after="0"/>
+            </w:pPr>
+            <w:r>
+              <w:rPr>
+                <w:sz w:val="15"/>
+              </w:rPr>
+              <w:t>INFO</w:t>
+            </w:r>
+          </w:p>
+        </w:tc>
+        <w:tc>
+          <w:tcPr>
+            <w:tcW w:type="dxa" w:w="5669"/>
+          </w:tcPr>
+          <w:p>
+            <w:pPr>
+              <w:spacing w:after="0"/>
+            </w:pPr>
+            <w:r>
+              <w:rPr>
+                <w:sz w:val="15"/>
+              </w:rPr>
+              <w:t>none of the typical inputs ['CMP', 'ITP'] of a MDB</w:t>
+            </w:r>
+          </w:p>
+        </w:tc>
+      </w:tr>
+      <w:tr>
+        <w:trPr>
+          <w:cantSplit w:val="true"/>
+        </w:trPr>
+        <w:tc>
+          <w:tcPr>
+            <w:tcW w:type="dxa" w:w="1814"/>
+          </w:tcPr>
+          <w:p>
+            <w:pPr>
+              <w:spacing w:after="0"/>
+            </w:pPr>
+            <w:r>
+              <w:rPr>
+                <w:sz w:val="15"/>
+              </w:rPr>
+              <w:t>ALP-EPC-10MBL-CM-MDB-0001</w:t>
+            </w:r>
+          </w:p>
+        </w:tc>
+        <w:tc>
+          <w:tcPr>
+            <w:tcW w:type="dxa" w:w="1587"/>
+          </w:tcPr>
+          <w:p>
+            <w:pPr>
+              <w:spacing w:after="0"/>
+            </w:pPr>
+            <w:r>
+              <w:rPr>
+                <w:sz w:val="15"/>
+              </w:rPr>
+              <w:t>inputs</w:t>
+            </w:r>
+          </w:p>
+        </w:tc>
+        <w:tc>
+          <w:tcPr>
+            <w:tcW w:type="dxa" w:w="794"/>
+          </w:tcPr>
+          <w:p>
+            <w:pPr>
+              <w:spacing w:after="0"/>
+            </w:pPr>
+            <w:r>
+              <w:rPr>
+                <w:sz w:val="15"/>
+              </w:rPr>
+              <w:t>INFO</w:t>
+            </w:r>
+          </w:p>
+        </w:tc>
+        <w:tc>
+          <w:tcPr>
+            <w:tcW w:type="dxa" w:w="5669"/>
+          </w:tcPr>
+          <w:p>
+            <w:pPr>
+              <w:spacing w:after="0"/>
+            </w:pPr>
+            <w:r>
+              <w:rPr>
+                <w:sz w:val="15"/>
+              </w:rPr>
+              <w:t>none of the typical inputs ['CMP', 'ITP'] of a MDB</w:t>
+            </w:r>
+          </w:p>
+        </w:tc>
+      </w:tr>
+      <w:tr>
+        <w:trPr>
+          <w:cantSplit w:val="true"/>
+        </w:trPr>
+        <w:tc>
+          <w:tcPr>
+            <w:tcW w:type="dxa" w:w="1814"/>
+          </w:tcPr>
+          <w:p>
+            <w:pPr>
+              <w:spacing w:after="0"/>
+            </w:pPr>
+            <w:r>
+              <w:rPr>
+                <w:sz w:val="15"/>
+              </w:rPr>
+              <w:t>ALP-EPC-10MBN-CM-MDB-0001</w:t>
+            </w:r>
+          </w:p>
+        </w:tc>
+        <w:tc>
+          <w:tcPr>
+            <w:tcW w:type="dxa" w:w="1587"/>
+          </w:tcPr>
+          <w:p>
+            <w:pPr>
+              <w:spacing w:after="0"/>
+            </w:pPr>
+            <w:r>
+              <w:rPr>
+                <w:sz w:val="15"/>
+              </w:rPr>
+              <w:t>inputs</w:t>
+            </w:r>
+          </w:p>
+        </w:tc>
+        <w:tc>
+          <w:tcPr>
+            <w:tcW w:type="dxa" w:w="794"/>
+          </w:tcPr>
+          <w:p>
+            <w:pPr>
+              <w:spacing w:after="0"/>
+            </w:pPr>
+            <w:r>
+              <w:rPr>
+                <w:sz w:val="15"/>
+              </w:rPr>
+              <w:t>INFO</w:t>
+            </w:r>
+          </w:p>
+        </w:tc>
+        <w:tc>
+          <w:tcPr>
+            <w:tcW w:type="dxa" w:w="5669"/>
+          </w:tcPr>
+          <w:p>
+            <w:pPr>
+              <w:spacing w:after="0"/>
+            </w:pPr>
+            <w:r>
+              <w:rPr>
+                <w:sz w:val="15"/>
+              </w:rPr>
+              <w:t>none of the typical inputs ['CMP', 'ITP'] of a MDB</w:t>
+            </w:r>
+          </w:p>
+        </w:tc>
+      </w:tr>
+      <w:tr>
+        <w:trPr>
+          <w:cantSplit w:val="true"/>
+        </w:trPr>
+        <w:tc>
+          <w:tcPr>
+            <w:tcW w:type="dxa" w:w="1814"/>
+          </w:tcPr>
+          <w:p>
+            <w:pPr>
+              <w:spacing w:after="0"/>
+            </w:pPr>
+            <w:r>
+              <w:rPr>
+                <w:sz w:val="15"/>
+              </w:rPr>
+              <w:t>ALP-EPC-10MBP-CM-MDB-0001</w:t>
+            </w:r>
+          </w:p>
+        </w:tc>
+        <w:tc>
+          <w:tcPr>
+            <w:tcW w:type="dxa" w:w="1587"/>
+          </w:tcPr>
+          <w:p>
+            <w:pPr>
+              <w:spacing w:after="0"/>
+            </w:pPr>
+            <w:r>
+              <w:rPr>
+                <w:sz w:val="15"/>
+              </w:rPr>
+              <w:t>inputs</w:t>
+            </w:r>
+          </w:p>
+        </w:tc>
+        <w:tc>
+          <w:tcPr>
+            <w:tcW w:type="dxa" w:w="794"/>
+          </w:tcPr>
+          <w:p>
+            <w:pPr>
+              <w:spacing w:after="0"/>
+            </w:pPr>
+            <w:r>
+              <w:rPr>
+                <w:sz w:val="15"/>
+              </w:rPr>
+              <w:t>INFO</w:t>
+            </w:r>
+          </w:p>
+        </w:tc>
+        <w:tc>
+          <w:tcPr>
+            <w:tcW w:type="dxa" w:w="5669"/>
+          </w:tcPr>
+          <w:p>
+            <w:pPr>
+              <w:spacing w:after="0"/>
+            </w:pPr>
+            <w:r>
+              <w:rPr>
+                <w:sz w:val="15"/>
+              </w:rPr>
+              <w:t>none of the typical inputs ['CMP', 'ITP'] of a MDB</w:t>
+            </w:r>
+          </w:p>
+        </w:tc>
+      </w:tr>
+      <w:tr>
+        <w:trPr>
+          <w:cantSplit w:val="true"/>
+        </w:trPr>
+        <w:tc>
+          <w:tcPr>
+            <w:tcW w:type="dxa" w:w="1814"/>
+          </w:tcPr>
+          <w:p>
+            <w:pPr>
+              <w:spacing w:after="0"/>
+            </w:pPr>
+            <w:r>
+              <w:rPr>
+                <w:sz w:val="15"/>
+              </w:rPr>
+              <w:t>ALP-EPC-10MBU-CM-MDB-0001</w:t>
+            </w:r>
+          </w:p>
+        </w:tc>
+        <w:tc>
+          <w:tcPr>
+            <w:tcW w:type="dxa" w:w="1587"/>
+          </w:tcPr>
+          <w:p>
+            <w:pPr>
+              <w:spacing w:after="0"/>
+            </w:pPr>
+            <w:r>
+              <w:rPr>
+                <w:sz w:val="15"/>
+              </w:rPr>
+              <w:t>inputs</w:t>
+            </w:r>
+          </w:p>
+        </w:tc>
+        <w:tc>
+          <w:tcPr>
+            <w:tcW w:type="dxa" w:w="794"/>
+          </w:tcPr>
+          <w:p>
+            <w:pPr>
+              <w:spacing w:after="0"/>
+            </w:pPr>
+            <w:r>
+              <w:rPr>
+                <w:sz w:val="15"/>
+              </w:rPr>
+              <w:t>INFO</w:t>
+            </w:r>
+          </w:p>
+        </w:tc>
+        <w:tc>
+          <w:tcPr>
+            <w:tcW w:type="dxa" w:w="5669"/>
+          </w:tcPr>
+          <w:p>
+            <w:pPr>
+              <w:spacing w:after="0"/>
+            </w:pPr>
+            <w:r>
+              <w:rPr>
+                <w:sz w:val="15"/>
+              </w:rPr>
+              <w:t>none of the typical inputs ['CMP', 'ITP'] of a MDB</w:t>
+            </w:r>
+          </w:p>
+        </w:tc>
+      </w:tr>
+      <w:tr>
+        <w:trPr>
+          <w:cantSplit w:val="true"/>
+        </w:trPr>
+        <w:tc>
+          <w:tcPr>
+            <w:tcW w:type="dxa" w:w="1814"/>
+          </w:tcPr>
+          <w:p>
+            <w:pPr>
+              <w:spacing w:after="0"/>
+            </w:pPr>
+            <w:r>
+              <w:rPr>
+                <w:sz w:val="15"/>
+              </w:rPr>
+              <w:t>ALP-EPC-10MBV-CM-MDB-0001</w:t>
+            </w:r>
+          </w:p>
+        </w:tc>
+        <w:tc>
+          <w:tcPr>
+            <w:tcW w:type="dxa" w:w="1587"/>
+          </w:tcPr>
+          <w:p>
+            <w:pPr>
+              <w:spacing w:after="0"/>
+            </w:pPr>
+            <w:r>
+              <w:rPr>
+                <w:sz w:val="15"/>
+              </w:rPr>
+              <w:t>inputs</w:t>
+            </w:r>
+          </w:p>
+        </w:tc>
+        <w:tc>
+          <w:tcPr>
+            <w:tcW w:type="dxa" w:w="794"/>
+          </w:tcPr>
+          <w:p>
+            <w:pPr>
+              <w:spacing w:after="0"/>
+            </w:pPr>
+            <w:r>
+              <w:rPr>
+                <w:sz w:val="15"/>
+              </w:rPr>
+              <w:t>INFO</w:t>
+            </w:r>
+          </w:p>
+        </w:tc>
+        <w:tc>
+          <w:tcPr>
+            <w:tcW w:type="dxa" w:w="5669"/>
+          </w:tcPr>
+          <w:p>
+            <w:pPr>
+              <w:spacing w:after="0"/>
+            </w:pPr>
+            <w:r>
+              <w:rPr>
+                <w:sz w:val="15"/>
+              </w:rPr>
+              <w:t>none of the typical inputs ['CMP', 'ITP'] of a MDB</w:t>
+            </w:r>
+          </w:p>
+        </w:tc>
+      </w:tr>
+      <w:tr>
+        <w:trPr>
+          <w:cantSplit w:val="true"/>
+        </w:trPr>
+        <w:tc>
+          <w:tcPr>
+            <w:tcW w:type="dxa" w:w="1814"/>
+          </w:tcPr>
+          <w:p>
+            <w:pPr>
+              <w:spacing w:after="0"/>
+            </w:pPr>
+            <w:r>
+              <w:rPr>
+                <w:sz w:val="15"/>
+              </w:rPr>
+              <w:t>ALP-EPC-10MBY-CM-MDB-0001</w:t>
+            </w:r>
+          </w:p>
+        </w:tc>
+        <w:tc>
+          <w:tcPr>
+            <w:tcW w:type="dxa" w:w="1587"/>
+          </w:tcPr>
+          <w:p>
+            <w:pPr>
+              <w:spacing w:after="0"/>
+            </w:pPr>
+            <w:r>
+              <w:rPr>
+                <w:sz w:val="15"/>
+              </w:rPr>
+              <w:t>inputs</w:t>
+            </w:r>
+          </w:p>
+        </w:tc>
+        <w:tc>
+          <w:tcPr>
+            <w:tcW w:type="dxa" w:w="794"/>
+          </w:tcPr>
+          <w:p>
+            <w:pPr>
+              <w:spacing w:after="0"/>
+            </w:pPr>
+            <w:r>
+              <w:rPr>
+                <w:sz w:val="15"/>
+              </w:rPr>
+              <w:t>INFO</w:t>
+            </w:r>
+          </w:p>
+        </w:tc>
+        <w:tc>
+          <w:tcPr>
+            <w:tcW w:type="dxa" w:w="5669"/>
+          </w:tcPr>
+          <w:p>
+            <w:pPr>
+              <w:spacing w:after="0"/>
+            </w:pPr>
+            <w:r>
+              <w:rPr>
+                <w:sz w:val="15"/>
+              </w:rPr>
+              <w:t>none of the typical inputs ['CMP', 'ITP'] of a MDB</w:t>
+            </w:r>
+          </w:p>
+        </w:tc>
+      </w:tr>
+      <w:tr>
+        <w:trPr>
+          <w:cantSplit w:val="true"/>
+        </w:trPr>
+        <w:tc>
+          <w:tcPr>
+            <w:tcW w:type="dxa" w:w="1814"/>
+          </w:tcPr>
+          <w:p>
+            <w:pPr>
+              <w:spacing w:after="0"/>
+            </w:pPr>
+            <w:r>
+              <w:rPr>
+                <w:sz w:val="15"/>
+              </w:rPr>
+              <w:t>ALP-EPC-10MKA-CM-MDB-0001</w:t>
+            </w:r>
+          </w:p>
+        </w:tc>
+        <w:tc>
+          <w:tcPr>
+            <w:tcW w:type="dxa" w:w="1587"/>
+          </w:tcPr>
+          <w:p>
+            <w:pPr>
+              <w:spacing w:after="0"/>
+            </w:pPr>
+            <w:r>
+              <w:rPr>
+                <w:sz w:val="15"/>
+              </w:rPr>
+              <w:t>inputs</w:t>
+            </w:r>
+          </w:p>
+        </w:tc>
+        <w:tc>
+          <w:tcPr>
+            <w:tcW w:type="dxa" w:w="794"/>
+          </w:tcPr>
+          <w:p>
+            <w:pPr>
+              <w:spacing w:after="0"/>
+            </w:pPr>
+            <w:r>
+              <w:rPr>
+                <w:sz w:val="15"/>
+              </w:rPr>
+              <w:t>INFO</w:t>
+            </w:r>
+          </w:p>
+        </w:tc>
+        <w:tc>
+          <w:tcPr>
+            <w:tcW w:type="dxa" w:w="5669"/>
+          </w:tcPr>
+          <w:p>
+            <w:pPr>
+              <w:spacing w:after="0"/>
+            </w:pPr>
+            <w:r>
+              <w:rPr>
+                <w:sz w:val="15"/>
+              </w:rPr>
+              <w:t>none of the typical inputs ['CMP', 'ITP'] of a MDB</w:t>
+            </w:r>
+          </w:p>
+        </w:tc>
+      </w:tr>
+      <w:tr>
+        <w:trPr>
+          <w:cantSplit w:val="true"/>
+        </w:trPr>
+        <w:tc>
+          <w:tcPr>
+            <w:tcW w:type="dxa" w:w="1814"/>
+          </w:tcPr>
+          <w:p>
+            <w:pPr>
+              <w:spacing w:after="0"/>
+            </w:pPr>
+            <w:r>
+              <w:rPr>
+                <w:sz w:val="15"/>
+              </w:rPr>
+              <w:t>ALP-EPC-10MKC-CM-MDB-0001</w:t>
+            </w:r>
+          </w:p>
+        </w:tc>
+        <w:tc>
+          <w:tcPr>
+            <w:tcW w:type="dxa" w:w="1587"/>
+          </w:tcPr>
+          <w:p>
+            <w:pPr>
+              <w:spacing w:after="0"/>
+            </w:pPr>
+            <w:r>
+              <w:rPr>
+                <w:sz w:val="15"/>
+              </w:rPr>
+              <w:t>inputs</w:t>
+            </w:r>
+          </w:p>
+        </w:tc>
+        <w:tc>
+          <w:tcPr>
+            <w:tcW w:type="dxa" w:w="794"/>
+          </w:tcPr>
+          <w:p>
+            <w:pPr>
+              <w:spacing w:after="0"/>
+            </w:pPr>
+            <w:r>
+              <w:rPr>
+                <w:sz w:val="15"/>
+              </w:rPr>
+              <w:t>INFO</w:t>
+            </w:r>
+          </w:p>
+        </w:tc>
+        <w:tc>
+          <w:tcPr>
+            <w:tcW w:type="dxa" w:w="5669"/>
+          </w:tcPr>
+          <w:p>
+            <w:pPr>
+              <w:spacing w:after="0"/>
+            </w:pPr>
+            <w:r>
+              <w:rPr>
+                <w:sz w:val="15"/>
+              </w:rPr>
+              <w:t>none of the typical inputs ['CMP', 'ITP'] of a MDB</w:t>
+            </w:r>
+          </w:p>
+        </w:tc>
+      </w:tr>
+      <w:tr>
+        <w:trPr>
+          <w:cantSplit w:val="true"/>
+        </w:trPr>
+        <w:tc>
+          <w:tcPr>
+            <w:tcW w:type="dxa" w:w="1814"/>
+          </w:tcPr>
+          <w:p>
+            <w:pPr>
+              <w:spacing w:after="0"/>
+            </w:pPr>
+            <w:r>
+              <w:rPr>
+                <w:sz w:val="15"/>
+              </w:rPr>
+              <w:t>ALP-EPC-10MKG-CM-MDB-0001</w:t>
+            </w:r>
+          </w:p>
+        </w:tc>
+        <w:tc>
+          <w:tcPr>
+            <w:tcW w:type="dxa" w:w="1587"/>
+          </w:tcPr>
+          <w:p>
+            <w:pPr>
+              <w:spacing w:after="0"/>
+            </w:pPr>
+            <w:r>
+              <w:rPr>
+                <w:sz w:val="15"/>
+              </w:rPr>
+              <w:t>inputs</w:t>
+            </w:r>
+          </w:p>
+        </w:tc>
+        <w:tc>
+          <w:tcPr>
+            <w:tcW w:type="dxa" w:w="794"/>
+          </w:tcPr>
+          <w:p>
+            <w:pPr>
+              <w:spacing w:after="0"/>
+            </w:pPr>
+            <w:r>
+              <w:rPr>
+                <w:sz w:val="15"/>
+              </w:rPr>
+              <w:t>INFO</w:t>
+            </w:r>
+          </w:p>
+        </w:tc>
+        <w:tc>
+          <w:tcPr>
+            <w:tcW w:type="dxa" w:w="5669"/>
+          </w:tcPr>
+          <w:p>
+            <w:pPr>
+              <w:spacing w:after="0"/>
+            </w:pPr>
+            <w:r>
+              <w:rPr>
+                <w:sz w:val="15"/>
+              </w:rPr>
+              <w:t>none of the typical inputs ['CMP', 'ITP'] of a MDB</w:t>
+            </w:r>
+          </w:p>
+        </w:tc>
+      </w:tr>
+      <w:tr>
+        <w:trPr>
+          <w:cantSplit w:val="true"/>
+        </w:trPr>
+        <w:tc>
+          <w:tcPr>
+            <w:tcW w:type="dxa" w:w="1814"/>
+          </w:tcPr>
+          <w:p>
+            <w:pPr>
+              <w:spacing w:after="0"/>
+            </w:pPr>
+            <w:r>
+              <w:rPr>
+                <w:sz w:val="15"/>
+              </w:rPr>
+              <w:t>ALP-EPC-20BAA-CM-MDB-0001</w:t>
+            </w:r>
+          </w:p>
+        </w:tc>
+        <w:tc>
+          <w:tcPr>
+            <w:tcW w:type="dxa" w:w="1587"/>
+          </w:tcPr>
+          <w:p>
+            <w:pPr>
+              <w:spacing w:after="0"/>
+            </w:pPr>
+            <w:r>
+              <w:rPr>
+                <w:sz w:val="15"/>
+              </w:rPr>
+              <w:t>inputs</w:t>
+            </w:r>
+          </w:p>
+        </w:tc>
+        <w:tc>
+          <w:tcPr>
+            <w:tcW w:type="dxa" w:w="794"/>
+          </w:tcPr>
+          <w:p>
+            <w:pPr>
+              <w:spacing w:after="0"/>
+            </w:pPr>
+            <w:r>
+              <w:rPr>
+                <w:sz w:val="15"/>
+              </w:rPr>
+              <w:t>INFO</w:t>
+            </w:r>
+          </w:p>
+        </w:tc>
+        <w:tc>
+          <w:tcPr>
+            <w:tcW w:type="dxa" w:w="5669"/>
+          </w:tcPr>
+          <w:p>
+            <w:pPr>
+              <w:spacing w:after="0"/>
+            </w:pPr>
+            <w:r>
+              <w:rPr>
+                <w:sz w:val="15"/>
+              </w:rPr>
+              <w:t>none of the typical inputs ['CMP', 'ITP'] of a MDB</w:t>
+            </w:r>
+          </w:p>
+        </w:tc>
+      </w:tr>
+      <w:tr>
+        <w:trPr>
+          <w:cantSplit w:val="true"/>
+        </w:trPr>
+        <w:tc>
+          <w:tcPr>
+            <w:tcW w:type="dxa" w:w="1814"/>
+          </w:tcPr>
+          <w:p>
+            <w:pPr>
+              <w:spacing w:after="0"/>
+            </w:pPr>
+            <w:r>
+              <w:rPr>
+                <w:sz w:val="15"/>
+              </w:rPr>
+              <w:t>ALP-EPC-20BAC-CM-MDB-0001</w:t>
+            </w:r>
+          </w:p>
+        </w:tc>
+        <w:tc>
+          <w:tcPr>
+            <w:tcW w:type="dxa" w:w="1587"/>
+          </w:tcPr>
+          <w:p>
+            <w:pPr>
+              <w:spacing w:after="0"/>
+            </w:pPr>
+            <w:r>
+              <w:rPr>
+                <w:sz w:val="15"/>
+              </w:rPr>
+              <w:t>inputs</w:t>
+            </w:r>
+          </w:p>
+        </w:tc>
+        <w:tc>
+          <w:tcPr>
+            <w:tcW w:type="dxa" w:w="794"/>
+          </w:tcPr>
+          <w:p>
+            <w:pPr>
+              <w:spacing w:after="0"/>
+            </w:pPr>
+            <w:r>
+              <w:rPr>
+                <w:sz w:val="15"/>
+              </w:rPr>
+              <w:t>INFO</w:t>
+            </w:r>
+          </w:p>
+        </w:tc>
+        <w:tc>
+          <w:tcPr>
+            <w:tcW w:type="dxa" w:w="5669"/>
+          </w:tcPr>
+          <w:p>
+            <w:pPr>
+              <w:spacing w:after="0"/>
+            </w:pPr>
+            <w:r>
+              <w:rPr>
+                <w:sz w:val="15"/>
+              </w:rPr>
+              <w:t>none of the typical inputs ['CMP', 'ITP'] of a MDB</w:t>
+            </w:r>
+          </w:p>
+        </w:tc>
+      </w:tr>
+      <w:tr>
+        <w:trPr>
+          <w:cantSplit w:val="true"/>
+        </w:trPr>
+        <w:tc>
+          <w:tcPr>
+            <w:tcW w:type="dxa" w:w="1814"/>
+          </w:tcPr>
+          <w:p>
+            <w:pPr>
+              <w:spacing w:after="0"/>
+            </w:pPr>
+            <w:r>
+              <w:rPr>
+                <w:sz w:val="15"/>
+              </w:rPr>
+              <w:t>ALP-EPC-20BAT-CM-MDB-0001</w:t>
+            </w:r>
+          </w:p>
+        </w:tc>
+        <w:tc>
+          <w:tcPr>
+            <w:tcW w:type="dxa" w:w="1587"/>
+          </w:tcPr>
+          <w:p>
+            <w:pPr>
+              <w:spacing w:after="0"/>
+            </w:pPr>
+            <w:r>
+              <w:rPr>
+                <w:sz w:val="15"/>
+              </w:rPr>
+              <w:t>inputs</w:t>
+            </w:r>
+          </w:p>
+        </w:tc>
+        <w:tc>
+          <w:tcPr>
+            <w:tcW w:type="dxa" w:w="794"/>
+          </w:tcPr>
+          <w:p>
+            <w:pPr>
+              <w:spacing w:after="0"/>
+            </w:pPr>
+            <w:r>
+              <w:rPr>
+                <w:sz w:val="15"/>
+              </w:rPr>
+              <w:t>INFO</w:t>
+            </w:r>
+          </w:p>
+        </w:tc>
+        <w:tc>
+          <w:tcPr>
+            <w:tcW w:type="dxa" w:w="5669"/>
+          </w:tcPr>
+          <w:p>
+            <w:pPr>
+              <w:spacing w:after="0"/>
+            </w:pPr>
+            <w:r>
+              <w:rPr>
+                <w:sz w:val="15"/>
+              </w:rPr>
+              <w:t>none of the typical inputs ['CMP', 'ITP'] of a MDB</w:t>
+            </w:r>
+          </w:p>
+        </w:tc>
+      </w:tr>
+      <w:tr>
+        <w:trPr>
+          <w:cantSplit w:val="true"/>
+        </w:trPr>
+        <w:tc>
+          <w:tcPr>
+            <w:tcW w:type="dxa" w:w="1814"/>
+          </w:tcPr>
+          <w:p>
+            <w:pPr>
+              <w:spacing w:after="0"/>
+            </w:pPr>
+            <w:r>
+              <w:rPr>
+                <w:sz w:val="15"/>
+              </w:rPr>
+              <w:t>ALP-EPC-20MAA-CM-MDB-0001</w:t>
+            </w:r>
+          </w:p>
+        </w:tc>
+        <w:tc>
+          <w:tcPr>
+            <w:tcW w:type="dxa" w:w="1587"/>
+          </w:tcPr>
+          <w:p>
+            <w:pPr>
+              <w:spacing w:after="0"/>
+            </w:pPr>
+            <w:r>
+              <w:rPr>
+                <w:sz w:val="15"/>
+              </w:rPr>
+              <w:t>inputs</w:t>
+            </w:r>
+          </w:p>
+        </w:tc>
+        <w:tc>
+          <w:tcPr>
+            <w:tcW w:type="dxa" w:w="794"/>
+          </w:tcPr>
+          <w:p>
+            <w:pPr>
+              <w:spacing w:after="0"/>
+            </w:pPr>
+            <w:r>
+              <w:rPr>
+                <w:sz w:val="15"/>
+              </w:rPr>
+              <w:t>INFO</w:t>
+            </w:r>
+          </w:p>
+        </w:tc>
+        <w:tc>
+          <w:tcPr>
+            <w:tcW w:type="dxa" w:w="5669"/>
+          </w:tcPr>
+          <w:p>
+            <w:pPr>
+              <w:spacing w:after="0"/>
+            </w:pPr>
+            <w:r>
+              <w:rPr>
+                <w:sz w:val="15"/>
+              </w:rPr>
+              <w:t>none of the typical inputs ['CMP', 'ITP'] of a MDB</w:t>
+            </w:r>
+          </w:p>
+        </w:tc>
+      </w:tr>
+      <w:tr>
+        <w:trPr>
+          <w:cantSplit w:val="true"/>
+        </w:trPr>
+        <w:tc>
+          <w:tcPr>
+            <w:tcW w:type="dxa" w:w="1814"/>
+          </w:tcPr>
+          <w:p>
+            <w:pPr>
+              <w:spacing w:after="0"/>
+            </w:pPr>
+            <w:r>
+              <w:rPr>
+                <w:sz w:val="15"/>
+              </w:rPr>
+              <w:t>ALP-EPC-20MAB-CM-MDB-0001</w:t>
+            </w:r>
+          </w:p>
+        </w:tc>
+        <w:tc>
+          <w:tcPr>
+            <w:tcW w:type="dxa" w:w="1587"/>
+          </w:tcPr>
+          <w:p>
+            <w:pPr>
+              <w:spacing w:after="0"/>
+            </w:pPr>
+            <w:r>
+              <w:rPr>
+                <w:sz w:val="15"/>
+              </w:rPr>
+              <w:t>inputs</w:t>
+            </w:r>
+          </w:p>
+        </w:tc>
+        <w:tc>
+          <w:tcPr>
+            <w:tcW w:type="dxa" w:w="794"/>
+          </w:tcPr>
+          <w:p>
+            <w:pPr>
+              <w:spacing w:after="0"/>
+            </w:pPr>
+            <w:r>
+              <w:rPr>
+                <w:sz w:val="15"/>
+              </w:rPr>
+              <w:t>INFO</w:t>
+            </w:r>
+          </w:p>
+        </w:tc>
+        <w:tc>
+          <w:tcPr>
+            <w:tcW w:type="dxa" w:w="5669"/>
+          </w:tcPr>
+          <w:p>
+            <w:pPr>
+              <w:spacing w:after="0"/>
+            </w:pPr>
+            <w:r>
+              <w:rPr>
+                <w:sz w:val="15"/>
+              </w:rPr>
+              <w:t>none of the typical inputs ['CMP', 'ITP'] of a MDB</w:t>
+            </w:r>
+          </w:p>
+        </w:tc>
+      </w:tr>
+      <w:tr>
+        <w:trPr>
+          <w:cantSplit w:val="true"/>
+        </w:trPr>
+        <w:tc>
+          <w:tcPr>
+            <w:tcW w:type="dxa" w:w="1814"/>
+          </w:tcPr>
+          <w:p>
+            <w:pPr>
+              <w:spacing w:after="0"/>
+            </w:pPr>
+            <w:r>
+              <w:rPr>
+                <w:sz w:val="15"/>
+              </w:rPr>
+              <w:t>ALP-EPC-20MAG-CM-MDB-0001</w:t>
+            </w:r>
+          </w:p>
+        </w:tc>
+        <w:tc>
+          <w:tcPr>
+            <w:tcW w:type="dxa" w:w="1587"/>
+          </w:tcPr>
+          <w:p>
+            <w:pPr>
+              <w:spacing w:after="0"/>
+            </w:pPr>
+            <w:r>
+              <w:rPr>
+                <w:sz w:val="15"/>
+              </w:rPr>
+              <w:t>inputs</w:t>
+            </w:r>
+          </w:p>
+        </w:tc>
+        <w:tc>
+          <w:tcPr>
+            <w:tcW w:type="dxa" w:w="794"/>
+          </w:tcPr>
+          <w:p>
+            <w:pPr>
+              <w:spacing w:after="0"/>
+            </w:pPr>
+            <w:r>
+              <w:rPr>
+                <w:sz w:val="15"/>
+              </w:rPr>
+              <w:t>INFO</w:t>
+            </w:r>
+          </w:p>
+        </w:tc>
+        <w:tc>
+          <w:tcPr>
+            <w:tcW w:type="dxa" w:w="5669"/>
+          </w:tcPr>
+          <w:p>
+            <w:pPr>
+              <w:spacing w:after="0"/>
+            </w:pPr>
+            <w:r>
+              <w:rPr>
+                <w:sz w:val="15"/>
+              </w:rPr>
+              <w:t>none of the typical inputs ['CMP', 'ITP'] of a MDB</w:t>
+            </w:r>
+          </w:p>
+        </w:tc>
+      </w:tr>
+      <w:tr>
+        <w:trPr>
+          <w:cantSplit w:val="true"/>
+        </w:trPr>
+        <w:tc>
+          <w:tcPr>
+            <w:tcW w:type="dxa" w:w="1814"/>
+          </w:tcPr>
+          <w:p>
+            <w:pPr>
+              <w:spacing w:after="0"/>
+            </w:pPr>
+            <w:r>
+              <w:rPr>
+                <w:sz w:val="15"/>
+              </w:rPr>
+              <w:t>ALP-EPC-20MAJ-CM-MDB-0001</w:t>
+            </w:r>
+          </w:p>
+        </w:tc>
+        <w:tc>
+          <w:tcPr>
+            <w:tcW w:type="dxa" w:w="1587"/>
+          </w:tcPr>
+          <w:p>
+            <w:pPr>
+              <w:spacing w:after="0"/>
+            </w:pPr>
+            <w:r>
+              <w:rPr>
+                <w:sz w:val="15"/>
+              </w:rPr>
+              <w:t>inputs</w:t>
+            </w:r>
+          </w:p>
+        </w:tc>
+        <w:tc>
+          <w:tcPr>
+            <w:tcW w:type="dxa" w:w="794"/>
+          </w:tcPr>
+          <w:p>
+            <w:pPr>
+              <w:spacing w:after="0"/>
+            </w:pPr>
+            <w:r>
+              <w:rPr>
+                <w:sz w:val="15"/>
+              </w:rPr>
+              <w:t>INFO</w:t>
+            </w:r>
+          </w:p>
+        </w:tc>
+        <w:tc>
+          <w:tcPr>
+            <w:tcW w:type="dxa" w:w="5669"/>
+          </w:tcPr>
+          <w:p>
+            <w:pPr>
+              <w:spacing w:after="0"/>
+            </w:pPr>
+            <w:r>
+              <w:rPr>
+                <w:sz w:val="15"/>
+              </w:rPr>
+              <w:t>none of the typical inputs ['CMP', 'ITP'] of a MDB</w:t>
+            </w:r>
+          </w:p>
+        </w:tc>
+      </w:tr>
+      <w:tr>
+        <w:trPr>
+          <w:cantSplit w:val="true"/>
+        </w:trPr>
+        <w:tc>
+          <w:tcPr>
+            <w:tcW w:type="dxa" w:w="1814"/>
+          </w:tcPr>
+          <w:p>
+            <w:pPr>
+              <w:spacing w:after="0"/>
+            </w:pPr>
+            <w:r>
+              <w:rPr>
+                <w:sz w:val="15"/>
+              </w:rPr>
+              <w:t>ALP-EPC-20MAV-CM-MDB-0001</w:t>
+            </w:r>
+          </w:p>
+        </w:tc>
+        <w:tc>
+          <w:tcPr>
+            <w:tcW w:type="dxa" w:w="1587"/>
+          </w:tcPr>
+          <w:p>
+            <w:pPr>
+              <w:spacing w:after="0"/>
+            </w:pPr>
+            <w:r>
+              <w:rPr>
+                <w:sz w:val="15"/>
+              </w:rPr>
+              <w:t>inputs</w:t>
+            </w:r>
+          </w:p>
+        </w:tc>
+        <w:tc>
+          <w:tcPr>
+            <w:tcW w:type="dxa" w:w="794"/>
+          </w:tcPr>
+          <w:p>
+            <w:pPr>
+              <w:spacing w:after="0"/>
+            </w:pPr>
+            <w:r>
+              <w:rPr>
+                <w:sz w:val="15"/>
+              </w:rPr>
+              <w:t>INFO</w:t>
+            </w:r>
+          </w:p>
+        </w:tc>
+        <w:tc>
+          <w:tcPr>
+            <w:tcW w:type="dxa" w:w="5669"/>
+          </w:tcPr>
+          <w:p>
+            <w:pPr>
+              <w:spacing w:after="0"/>
+            </w:pPr>
+            <w:r>
+              <w:rPr>
+                <w:sz w:val="15"/>
+              </w:rPr>
+              <w:t>none of the typical inputs ['CMP', 'ITP'] of a MDB</w:t>
+            </w:r>
+          </w:p>
+        </w:tc>
+      </w:tr>
+      <w:tr>
+        <w:trPr>
+          <w:cantSplit w:val="true"/>
+        </w:trPr>
+        <w:tc>
+          <w:tcPr>
+            <w:tcW w:type="dxa" w:w="1814"/>
+          </w:tcPr>
+          <w:p>
+            <w:pPr>
+              <w:spacing w:after="0"/>
+            </w:pPr>
+            <w:r>
+              <w:rPr>
+                <w:sz w:val="15"/>
+              </w:rPr>
+              <w:t>ALP-EPC-20MAW-CM-MDB-0001</w:t>
+            </w:r>
+          </w:p>
+        </w:tc>
+        <w:tc>
+          <w:tcPr>
+            <w:tcW w:type="dxa" w:w="1587"/>
+          </w:tcPr>
+          <w:p>
+            <w:pPr>
+              <w:spacing w:after="0"/>
+            </w:pPr>
+            <w:r>
+              <w:rPr>
+                <w:sz w:val="15"/>
+              </w:rPr>
+              <w:t>inputs</w:t>
+            </w:r>
+          </w:p>
+        </w:tc>
+        <w:tc>
+          <w:tcPr>
+            <w:tcW w:type="dxa" w:w="794"/>
+          </w:tcPr>
+          <w:p>
+            <w:pPr>
+              <w:spacing w:after="0"/>
+            </w:pPr>
+            <w:r>
+              <w:rPr>
+                <w:sz w:val="15"/>
+              </w:rPr>
+              <w:t>INFO</w:t>
+            </w:r>
+          </w:p>
+        </w:tc>
+        <w:tc>
+          <w:tcPr>
+            <w:tcW w:type="dxa" w:w="5669"/>
+          </w:tcPr>
+          <w:p>
+            <w:pPr>
+              <w:spacing w:after="0"/>
+            </w:pPr>
+            <w:r>
+              <w:rPr>
+                <w:sz w:val="15"/>
+              </w:rPr>
+              <w:t>none of the typical inputs ['CMP', 'ITP'] of a MDB</w:t>
+            </w:r>
+          </w:p>
+        </w:tc>
+      </w:tr>
+      <w:tr>
+        <w:trPr>
+          <w:cantSplit w:val="true"/>
+        </w:trPr>
+        <w:tc>
+          <w:tcPr>
+            <w:tcW w:type="dxa" w:w="1814"/>
+          </w:tcPr>
+          <w:p>
+            <w:pPr>
+              <w:spacing w:after="0"/>
+            </w:pPr>
+            <w:r>
+              <w:rPr>
+                <w:sz w:val="15"/>
+              </w:rPr>
+              <w:t>ALP-EPC-20MAX-CM-MDB-0001</w:t>
+            </w:r>
+          </w:p>
+        </w:tc>
+        <w:tc>
+          <w:tcPr>
+            <w:tcW w:type="dxa" w:w="1587"/>
+          </w:tcPr>
+          <w:p>
+            <w:pPr>
+              <w:spacing w:after="0"/>
+            </w:pPr>
+            <w:r>
+              <w:rPr>
+                <w:sz w:val="15"/>
+              </w:rPr>
+              <w:t>inputs</w:t>
+            </w:r>
+          </w:p>
+        </w:tc>
+        <w:tc>
+          <w:tcPr>
+            <w:tcW w:type="dxa" w:w="794"/>
+          </w:tcPr>
+          <w:p>
+            <w:pPr>
+              <w:spacing w:after="0"/>
+            </w:pPr>
+            <w:r>
+              <w:rPr>
+                <w:sz w:val="15"/>
+              </w:rPr>
+              <w:t>INFO</w:t>
+            </w:r>
+          </w:p>
+        </w:tc>
+        <w:tc>
+          <w:tcPr>
+            <w:tcW w:type="dxa" w:w="5669"/>
+          </w:tcPr>
+          <w:p>
+            <w:pPr>
+              <w:spacing w:after="0"/>
+            </w:pPr>
+            <w:r>
+              <w:rPr>
+                <w:sz w:val="15"/>
+              </w:rPr>
+              <w:t>none of the typical inputs ['CMP', 'ITP'] of a MDB</w:t>
+            </w:r>
+          </w:p>
+        </w:tc>
+      </w:tr>
+      <w:tr>
+        <w:trPr>
+          <w:cantSplit w:val="true"/>
+        </w:trPr>
+        <w:tc>
+          <w:tcPr>
+            <w:tcW w:type="dxa" w:w="1814"/>
+          </w:tcPr>
+          <w:p>
+            <w:pPr>
+              <w:spacing w:after="0"/>
+            </w:pPr>
+            <w:r>
+              <w:rPr>
+                <w:sz w:val="15"/>
+              </w:rPr>
+              <w:t>ALP-EPC-20MAY-CM-MDB-0001</w:t>
+            </w:r>
+          </w:p>
+        </w:tc>
+        <w:tc>
+          <w:tcPr>
+            <w:tcW w:type="dxa" w:w="1587"/>
+          </w:tcPr>
+          <w:p>
+            <w:pPr>
+              <w:spacing w:after="0"/>
+            </w:pPr>
+            <w:r>
+              <w:rPr>
+                <w:sz w:val="15"/>
+              </w:rPr>
+              <w:t>inputs</w:t>
+            </w:r>
+          </w:p>
+        </w:tc>
+        <w:tc>
+          <w:tcPr>
+            <w:tcW w:type="dxa" w:w="794"/>
+          </w:tcPr>
+          <w:p>
+            <w:pPr>
+              <w:spacing w:after="0"/>
+            </w:pPr>
+            <w:r>
+              <w:rPr>
+                <w:sz w:val="15"/>
+              </w:rPr>
+              <w:t>INFO</w:t>
+            </w:r>
+          </w:p>
+        </w:tc>
+        <w:tc>
+          <w:tcPr>
+            <w:tcW w:type="dxa" w:w="5669"/>
+          </w:tcPr>
+          <w:p>
+            <w:pPr>
+              <w:spacing w:after="0"/>
+            </w:pPr>
+            <w:r>
+              <w:rPr>
+                <w:sz w:val="15"/>
+              </w:rPr>
+              <w:t>none of the typical inputs ['CMP', 'ITP'] of a MDB</w:t>
+            </w:r>
+          </w:p>
+        </w:tc>
+      </w:tr>
+      <w:tr>
+        <w:trPr>
+          <w:cantSplit w:val="true"/>
+        </w:trPr>
+        <w:tc>
+          <w:tcPr>
+            <w:tcW w:type="dxa" w:w="1814"/>
+          </w:tcPr>
+          <w:p>
+            <w:pPr>
+              <w:spacing w:after="0"/>
+            </w:pPr>
+            <w:r>
+              <w:rPr>
+                <w:sz w:val="15"/>
+              </w:rPr>
+              <w:t>ALP-EPC-20MKA-CM-MDB-0001</w:t>
+            </w:r>
+          </w:p>
+        </w:tc>
+        <w:tc>
+          <w:tcPr>
+            <w:tcW w:type="dxa" w:w="1587"/>
+          </w:tcPr>
+          <w:p>
+            <w:pPr>
+              <w:spacing w:after="0"/>
+            </w:pPr>
+            <w:r>
+              <w:rPr>
+                <w:sz w:val="15"/>
+              </w:rPr>
+              <w:t>inputs</w:t>
+            </w:r>
+          </w:p>
+        </w:tc>
+        <w:tc>
+          <w:tcPr>
+            <w:tcW w:type="dxa" w:w="794"/>
+          </w:tcPr>
+          <w:p>
+            <w:pPr>
+              <w:spacing w:after="0"/>
+            </w:pPr>
+            <w:r>
+              <w:rPr>
+                <w:sz w:val="15"/>
+              </w:rPr>
+              <w:t>INFO</w:t>
+            </w:r>
+          </w:p>
+        </w:tc>
+        <w:tc>
+          <w:tcPr>
+            <w:tcW w:type="dxa" w:w="5669"/>
+          </w:tcPr>
+          <w:p>
+            <w:pPr>
+              <w:spacing w:after="0"/>
+            </w:pPr>
+            <w:r>
+              <w:rPr>
+                <w:sz w:val="15"/>
+              </w:rPr>
+              <w:t>none of the typical inputs ['CMP', 'ITP'] of a MDB</w:t>
+            </w:r>
+          </w:p>
+        </w:tc>
+      </w:tr>
+      <w:tr>
+        <w:trPr>
+          <w:cantSplit w:val="true"/>
+        </w:trPr>
+        <w:tc>
+          <w:tcPr>
+            <w:tcW w:type="dxa" w:w="1814"/>
+          </w:tcPr>
+          <w:p>
+            <w:pPr>
+              <w:spacing w:after="0"/>
+            </w:pPr>
+            <w:r>
+              <w:rPr>
+                <w:sz w:val="15"/>
+              </w:rPr>
+              <w:t>ALP-EPC-20MKC-CM-MDB-0001</w:t>
+            </w:r>
+          </w:p>
+        </w:tc>
+        <w:tc>
+          <w:tcPr>
+            <w:tcW w:type="dxa" w:w="1587"/>
+          </w:tcPr>
+          <w:p>
+            <w:pPr>
+              <w:spacing w:after="0"/>
+            </w:pPr>
+            <w:r>
+              <w:rPr>
+                <w:sz w:val="15"/>
+              </w:rPr>
+              <w:t>inputs</w:t>
+            </w:r>
+          </w:p>
+        </w:tc>
+        <w:tc>
+          <w:tcPr>
+            <w:tcW w:type="dxa" w:w="794"/>
+          </w:tcPr>
+          <w:p>
+            <w:pPr>
+              <w:spacing w:after="0"/>
+            </w:pPr>
+            <w:r>
+              <w:rPr>
+                <w:sz w:val="15"/>
+              </w:rPr>
+              <w:t>INFO</w:t>
+            </w:r>
+          </w:p>
+        </w:tc>
+        <w:tc>
+          <w:tcPr>
+            <w:tcW w:type="dxa" w:w="5669"/>
+          </w:tcPr>
+          <w:p>
+            <w:pPr>
+              <w:spacing w:after="0"/>
+            </w:pPr>
+            <w:r>
+              <w:rPr>
+                <w:sz w:val="15"/>
+              </w:rPr>
+              <w:t>none of the typical inputs ['CMP', 'ITP'] of a MDB</w:t>
             </w:r>
           </w:p>
         </w:tc>
@@ -41452,7 +45516,7 @@
       <w:rPr>
         <w:sz w:val="14"/>
       </w:rPr>
-      <w:t>engine procedures v1.2.0 | data 011e000123dfa0e1 | generated 2026-09-28 - generated from the project database; do not edit</w:t>
+      <w:t>engine procedures v1.3.0 | data 62297076fe80769d | generated 2026-09-28 - generated from the project database; do not edit</w:t>
     </w:r>
   </w:p>
 </w:ftr>

--- a/output/procedures/ALP-EPC-00000-GE-PLN-0001.docx
+++ b/output/procedures/ALP-EPC-00000-GE-PLN-0001.docx
@@ -12,7 +12,7 @@
         </w:rPr>
         <w:t>Alpilla 600 MW Combined Cycle Power Plant</w:t>
         <w:br/>
-        <w:t>Engineering execution plan (workflow, interfaces, timeline)</w:t>
+        <w:t>Engineering Execution Plan</w:t>
       </w:r>
     </w:p>
     <w:tbl>
@@ -60,6 +60,44 @@
                 <w:sz w:val="16"/>
               </w:rPr>
               <w:t>ALP-EPC-00000-GE-PLN-0001</w:t>
+            </w:r>
+          </w:p>
+        </w:tc>
+      </w:tr>
+      <w:tr>
+        <w:trPr>
+          <w:cantSplit w:val="true"/>
+        </w:trPr>
+        <w:tc>
+          <w:tcPr>
+            <w:tcW w:type="dxa" w:w="2835"/>
+          </w:tcPr>
+          <w:p>
+            <w:pPr>
+              <w:spacing w:after="0"/>
+            </w:pPr>
+            <w:r>
+              <w:rPr>
+                <w:b/>
+                <w:sz w:val="16"/>
+              </w:rPr>
+              <w:t>Description</w:t>
+            </w:r>
+          </w:p>
+        </w:tc>
+        <w:tc>
+          <w:tcPr>
+            <w:tcW w:type="dxa" w:w="7030"/>
+          </w:tcPr>
+          <w:p>
+            <w:pPr>
+              <w:spacing w:after="0"/>
+            </w:pPr>
+            <w:r>
+              <w:rPr>
+                <w:sz w:val="16"/>
+              </w:rPr>
+              <w:t>workflow, interfaces, timeline</w:t>
             </w:r>
           </w:p>
         </w:tc>
@@ -773,7 +811,7 @@
               <w:rPr>
                 <w:sz w:val="15"/>
               </w:rPr>
-              <w:t>29,888</w:t>
+              <w:t>29,886</w:t>
             </w:r>
           </w:p>
         </w:tc>
@@ -1071,7 +1109,7 @@
               <w:rPr>
                 <w:sz w:val="15"/>
               </w:rPr>
-              <w:t>16,506</w:t>
+              <w:t>16,498</w:t>
             </w:r>
           </w:p>
         </w:tc>
@@ -1550,7 +1588,7 @@
               <w:rPr>
                 <w:sz w:val="15"/>
               </w:rPr>
-              <w:t>2027-07-13</w:t>
+              <w:t>2027-07-14</w:t>
             </w:r>
           </w:p>
         </w:tc>
@@ -1667,7 +1705,7 @@
               <w:rPr>
                 <w:sz w:val="15"/>
               </w:rPr>
-              <w:t>28,480</w:t>
+              <w:t>28,472</w:t>
             </w:r>
           </w:p>
         </w:tc>
@@ -1736,7 +1774,7 @@
               <w:rPr>
                 <w:sz w:val="15"/>
               </w:rPr>
-              <w:t>656</w:t>
+              <w:t>655</w:t>
             </w:r>
           </w:p>
         </w:tc>
@@ -1752,7 +1790,7 @@
               <w:rPr>
                 <w:sz w:val="15"/>
               </w:rPr>
-              <w:t>196</w:t>
+              <w:t>195</w:t>
             </w:r>
           </w:p>
         </w:tc>
@@ -1816,7 +1854,7 @@
               <w:rPr>
                 <w:sz w:val="15"/>
               </w:rPr>
-              <w:t>13,418</w:t>
+              <w:t>13,390</w:t>
             </w:r>
           </w:p>
         </w:tc>
@@ -2114,7 +2152,7 @@
               <w:rPr>
                 <w:sz w:val="15"/>
               </w:rPr>
-              <w:t>18,007</w:t>
+              <w:t>17,989</w:t>
             </w:r>
           </w:p>
         </w:tc>
@@ -2457,7 +2495,7 @@
     </w:p>
     <w:p>
       <w:r>
-        <w:t>Total 2238 documents, 212,325 hours: EPC document preparation incl. checking and the plant 3D model; for supplier documents the EPC review. Site support, expediting and management are budgeted separately.</w:t>
+        <w:t>Total 2237 documents, 212,261 hours: EPC document preparation incl. checking and the plant 3D model; for supplier documents the EPC review. Site support, expediting and management are budgeted separately.</w:t>
       </w:r>
     </w:p>
     <w:p>
@@ -3012,7 +3050,7 @@
               <w:rPr>
                 <w:sz w:val="15"/>
               </w:rPr>
-              <w:t>201,780</w:t>
+              <w:t>201,774</w:t>
             </w:r>
           </w:p>
         </w:tc>
@@ -3097,7 +3135,7 @@
               <w:rPr>
                 <w:sz w:val="15"/>
               </w:rPr>
-              <w:t>7,983</w:t>
+              <w:t>7,909</w:t>
             </w:r>
           </w:p>
         </w:tc>
@@ -4410,7 +4448,7 @@
               <w:rPr>
                 <w:sz w:val="14"/>
               </w:rPr>
-              <w:t>213</w:t>
+              <w:t>212</w:t>
             </w:r>
           </w:p>
         </w:tc>
@@ -5975,7 +6013,7 @@
               <w:rPr>
                 <w:sz w:val="14"/>
               </w:rPr>
-              <w:t>581</w:t>
+              <w:t>575</w:t>
             </w:r>
           </w:p>
         </w:tc>
@@ -10562,7 +10600,7 @@
               <w:rPr>
                 <w:sz w:val="14"/>
               </w:rPr>
-              <w:t>33</w:t>
+              <w:t>34</w:t>
             </w:r>
           </w:p>
         </w:tc>
@@ -10642,7 +10680,7 @@
               <w:rPr>
                 <w:sz w:val="14"/>
               </w:rPr>
-              <w:t>161</w:t>
+              <w:t>160</w:t>
             </w:r>
           </w:p>
         </w:tc>
@@ -10790,7 +10828,7 @@
               <w:rPr>
                 <w:sz w:val="14"/>
               </w:rPr>
-              <w:t>53</w:t>
+              <w:t>51</w:t>
             </w:r>
           </w:p>
         </w:tc>
@@ -10950,7 +10988,7 @@
               <w:rPr>
                 <w:sz w:val="14"/>
               </w:rPr>
-              <w:t>613</w:t>
+              <w:t>611</w:t>
             </w:r>
           </w:p>
         </w:tc>
@@ -11019,7 +11057,7 @@
               <w:rPr>
                 <w:sz w:val="14"/>
               </w:rPr>
-              <w:t>33</w:t>
+              <w:t>34</w:t>
             </w:r>
           </w:p>
         </w:tc>
@@ -11179,7 +11217,7 @@
               <w:rPr>
                 <w:sz w:val="14"/>
               </w:rPr>
-              <w:t>424</w:t>
+              <w:t>425</w:t>
             </w:r>
           </w:p>
         </w:tc>
@@ -12739,7 +12777,7 @@
     </w:p>
     <w:p>
       <w:r>
-        <w:t>Engineering load per month: hours of each EPC document as booked by the levelled timeline (spread over its preparation when not levelled); 180 tender-stage documents (10,657 h) were prepared in the bid and are excluded; FTE at 150 h / month.</w:t>
+        <w:t>Engineering load per month: hours of each EPC document as booked by the levelled timeline (spread over its preparation when not levelled); 180 tender-stage documents (10,667 h) were prepared in the bid and are excluded; FTE at 150 h / month.</w:t>
       </w:r>
     </w:p>
     <w:tbl>
@@ -13642,7 +13680,7 @@
               <w:rPr>
                 <w:sz w:val="14"/>
               </w:rPr>
-              <w:t>1,732</w:t>
+              <w:t>1,729</w:t>
             </w:r>
           </w:p>
         </w:tc>
@@ -13720,7 +13758,7 @@
               <w:rPr>
                 <w:sz w:val="14"/>
               </w:rPr>
-              <w:t>18,023</w:t>
+              <w:t>18,020</w:t>
             </w:r>
           </w:p>
         </w:tc>
@@ -13773,7 +13811,7 @@
               <w:rPr>
                 <w:sz w:val="14"/>
               </w:rPr>
-              <w:t>4,481</w:t>
+              <w:t>4,485</w:t>
             </w:r>
           </w:p>
         </w:tc>
@@ -13885,7 +13923,7 @@
               <w:rPr>
                 <w:sz w:val="14"/>
               </w:rPr>
-              <w:t>1,677</w:t>
+              <w:t>1,671</w:t>
             </w:r>
           </w:p>
         </w:tc>
@@ -13948,7 +13986,7 @@
               <w:rPr>
                 <w:sz w:val="14"/>
               </w:rPr>
-              <w:t>977</w:t>
+              <w:t>934</w:t>
             </w:r>
           </w:p>
         </w:tc>
@@ -13964,7 +14002,7 @@
               <w:rPr>
                 <w:sz w:val="14"/>
               </w:rPr>
-              <w:t>19,648</w:t>
+              <w:t>19,603</w:t>
             </w:r>
           </w:p>
         </w:tc>
@@ -14017,7 +14055,7 @@
               <w:rPr>
                 <w:sz w:val="14"/>
               </w:rPr>
-              <w:t>5,174</w:t>
+              <w:t>5,175</w:t>
             </w:r>
           </w:p>
         </w:tc>
@@ -14049,7 +14087,7 @@
               <w:rPr>
                 <w:sz w:val="14"/>
               </w:rPr>
-              <w:t>1,377</w:t>
+              <w:t>1,376</w:t>
             </w:r>
           </w:p>
         </w:tc>
@@ -14129,7 +14167,7 @@
               <w:rPr>
                 <w:sz w:val="14"/>
               </w:rPr>
-              <w:t>226</w:t>
+              <w:t>219</w:t>
             </w:r>
           </w:p>
         </w:tc>
@@ -14192,7 +14230,7 @@
               <w:rPr>
                 <w:sz w:val="14"/>
               </w:rPr>
-              <w:t>2,029</w:t>
+              <w:t>2,042</w:t>
             </w:r>
           </w:p>
         </w:tc>
@@ -14208,7 +14246,7 @@
               <w:rPr>
                 <w:sz w:val="14"/>
               </w:rPr>
-              <w:t>21,795</w:t>
+              <w:t>21,802</w:t>
             </w:r>
           </w:p>
         </w:tc>
@@ -14261,7 +14299,7 @@
               <w:rPr>
                 <w:sz w:val="14"/>
               </w:rPr>
-              <w:t>4,949</w:t>
+              <w:t>4,948</w:t>
             </w:r>
           </w:p>
         </w:tc>
@@ -14293,7 +14331,7 @@
               <w:rPr>
                 <w:sz w:val="14"/>
               </w:rPr>
-              <w:t>1,318</w:t>
+              <w:t>1,319</w:t>
             </w:r>
           </w:p>
         </w:tc>
@@ -14436,7 +14474,7 @@
               <w:rPr>
                 <w:sz w:val="14"/>
               </w:rPr>
-              <w:t>2,669</w:t>
+              <w:t>2,672</w:t>
             </w:r>
           </w:p>
         </w:tc>
@@ -14452,7 +14490,7 @@
               <w:rPr>
                 <w:sz w:val="14"/>
               </w:rPr>
-              <w:t>20,632</w:t>
+              <w:t>20,635</w:t>
             </w:r>
           </w:p>
         </w:tc>
@@ -14505,7 +14543,7 @@
               <w:rPr>
                 <w:sz w:val="14"/>
               </w:rPr>
-              <w:t>4,144</w:t>
+              <w:t>4,137</w:t>
             </w:r>
           </w:p>
         </w:tc>
@@ -14569,7 +14607,7 @@
               <w:rPr>
                 <w:sz w:val="14"/>
               </w:rPr>
-              <w:t>327</w:t>
+              <w:t>326</w:t>
             </w:r>
           </w:p>
         </w:tc>
@@ -14585,7 +14623,7 @@
               <w:rPr>
                 <w:sz w:val="14"/>
               </w:rPr>
-              <w:t>41</w:t>
+              <w:t>39</w:t>
             </w:r>
           </w:p>
         </w:tc>
@@ -14601,7 +14639,7 @@
               <w:rPr>
                 <w:sz w:val="14"/>
               </w:rPr>
-              <w:t>2,193</w:t>
+              <w:t>2,192</w:t>
             </w:r>
           </w:p>
         </w:tc>
@@ -14679,7 +14717,7 @@
               <w:rPr>
                 <w:sz w:val="14"/>
               </w:rPr>
-              <w:t>1,832</w:t>
+              <w:t>1,854</w:t>
             </w:r>
           </w:p>
         </w:tc>
@@ -14695,7 +14733,7 @@
               <w:rPr>
                 <w:sz w:val="14"/>
               </w:rPr>
-              <w:t>17,851</w:t>
+              <w:t>17,863</w:t>
             </w:r>
           </w:p>
         </w:tc>
@@ -14748,7 +14786,7 @@
               <w:rPr>
                 <w:sz w:val="14"/>
               </w:rPr>
-              <w:t>1,194</w:t>
+              <w:t>1,198</w:t>
             </w:r>
           </w:p>
         </w:tc>
@@ -14780,7 +14818,7 @@
               <w:rPr>
                 <w:sz w:val="14"/>
               </w:rPr>
-              <w:t>1,316</w:t>
+              <w:t>1,318</w:t>
             </w:r>
           </w:p>
         </w:tc>
@@ -14828,7 +14866,7 @@
               <w:rPr>
                 <w:sz w:val="14"/>
               </w:rPr>
-              <w:t>24</w:t>
+              <w:t>26</w:t>
             </w:r>
           </w:p>
         </w:tc>
@@ -14923,7 +14961,7 @@
               <w:rPr>
                 <w:sz w:val="14"/>
               </w:rPr>
-              <w:t>124</w:t>
+              <w:t>127</w:t>
             </w:r>
           </w:p>
         </w:tc>
@@ -14939,7 +14977,7 @@
               <w:rPr>
                 <w:sz w:val="14"/>
               </w:rPr>
-              <w:t>12,863</w:t>
+              <w:t>12,874</w:t>
             </w:r>
           </w:p>
         </w:tc>
@@ -15296,7 +15334,7 @@
               <w:rPr>
                 <w:sz w:val="14"/>
               </w:rPr>
-              <w:t>365</w:t>
+              <w:t>366</w:t>
             </w:r>
           </w:p>
         </w:tc>
@@ -15419,7 +15457,7 @@
               <w:rPr>
                 <w:sz w:val="14"/>
               </w:rPr>
-              <w:t>10,095</w:t>
+              <w:t>10,096</w:t>
             </w:r>
           </w:p>
         </w:tc>
@@ -15503,7 +15541,7 @@
               <w:rPr>
                 <w:sz w:val="14"/>
               </w:rPr>
-              <w:t>1,293</w:t>
+              <w:t>1,294</w:t>
             </w:r>
           </w:p>
         </w:tc>
@@ -15658,7 +15696,7 @@
               <w:rPr>
                 <w:sz w:val="14"/>
               </w:rPr>
-              <w:t>9,461</w:t>
+              <w:t>9,462</w:t>
             </w:r>
           </w:p>
         </w:tc>
@@ -15742,7 +15780,7 @@
               <w:rPr>
                 <w:sz w:val="14"/>
               </w:rPr>
-              <w:t>1,070</w:t>
+              <w:t>1,092</w:t>
             </w:r>
           </w:p>
         </w:tc>
@@ -15803,7 +15841,7 @@
               <w:rPr>
                 <w:sz w:val="14"/>
               </w:rPr>
-              <w:t>2,187</w:t>
+              <w:t>2,186</w:t>
             </w:r>
           </w:p>
         </w:tc>
@@ -15895,7 +15933,7 @@
               <w:rPr>
                 <w:sz w:val="14"/>
               </w:rPr>
-              <w:t>8,729</w:t>
+              <w:t>8,750</w:t>
             </w:r>
           </w:p>
         </w:tc>
@@ -15979,7 +16017,7 @@
               <w:rPr>
                 <w:sz w:val="14"/>
               </w:rPr>
-              <w:t>79</w:t>
+              <w:t>54</w:t>
             </w:r>
           </w:p>
         </w:tc>
@@ -16040,7 +16078,7 @@
               <w:rPr>
                 <w:sz w:val="14"/>
               </w:rPr>
-              <w:t>946</w:t>
+              <w:t>948</w:t>
             </w:r>
           </w:p>
         </w:tc>
@@ -16132,7 +16170,7 @@
               <w:rPr>
                 <w:sz w:val="14"/>
               </w:rPr>
-              <w:t>6,652</w:t>
+              <w:t>6,629</w:t>
             </w:r>
           </w:p>
         </w:tc>
@@ -19213,7 +19251,7 @@
     </w:p>
     <w:p>
       <w:r>
-        <w:t>Peak 2027-03: 21,795 h (about 145 FTE).</w:t>
+        <w:t>Peak 2027-03: 21,802 h (about 145 FTE).</w:t>
       </w:r>
     </w:p>
     <w:p>
@@ -24090,7 +24128,7 @@
               <w:rPr>
                 <w:sz w:val="14"/>
               </w:rPr>
-              <w:t>149</w:t>
+              <w:t>75</w:t>
             </w:r>
           </w:p>
         </w:tc>
@@ -26625,7 +26663,7 @@
               <w:rPr>
                 <w:sz w:val="14"/>
               </w:rPr>
-              <w:t>Terminal points and interface data - power island</w:t>
+              <w:t>Power Island - Terminal Points and Interface Data</w:t>
             </w:r>
           </w:p>
         </w:tc>
@@ -26726,7 +26764,7 @@
               <w:rPr>
                 <w:sz w:val="14"/>
               </w:rPr>
-              <w:t>Division of responsibility - power island and balance of plant</w:t>
+              <w:t>Power Island and Balance of Plant - Division of Responsibility</w:t>
             </w:r>
           </w:p>
         </w:tc>
@@ -26827,7 +26865,7 @@
               <w:rPr>
                 <w:sz w:val="14"/>
               </w:rPr>
-              <w:t>Power island interface requirements to the EPC</w:t>
+              <w:t>Power Island Interface Requirements to the EPC</w:t>
             </w:r>
           </w:p>
         </w:tc>
@@ -26928,7 +26966,7 @@
               <w:rPr>
                 <w:sz w:val="14"/>
               </w:rPr>
-              <w:t>Generator step-up transformers datasheet</w:t>
+              <w:t>Generator Step-Up Transformers - Supplier Certified Datasheets and Performance Curves</w:t>
             </w:r>
           </w:p>
         </w:tc>
@@ -27029,7 +27067,7 @@
               <w:rPr>
                 <w:sz w:val="14"/>
               </w:rPr>
-              <w:t>Generator step-up transformers - GA, installation and maintenance</w:t>
+              <w:t>Generator Step-Up Transformers - Supplier GA Drawings</w:t>
             </w:r>
           </w:p>
         </w:tc>
@@ -27130,7 +27168,7 @@
               <w:rPr>
                 <w:sz w:val="14"/>
               </w:rPr>
-              <w:t>HRSG IE-HR3 datasheet</w:t>
+              <w:t>HRSG incl. SCR - Supplier Certified Datasheets and Performance Curves</w:t>
             </w:r>
           </w:p>
         </w:tc>
@@ -27231,7 +27269,7 @@
               <w:rPr>
                 <w:sz w:val="14"/>
               </w:rPr>
-              <w:t>HRSG IE-HR3 - GA, erection and maintenance</w:t>
+              <w:t>HRSG incl. SCR - Supplier GA Drawings</w:t>
             </w:r>
           </w:p>
         </w:tc>
@@ -27332,7 +27370,7 @@
               <w:rPr>
                 <w:sz w:val="14"/>
               </w:rPr>
-              <w:t>Gas turbine IE-9H.02 datasheet</w:t>
+              <w:t>Gas Turbine Package incl. Auxiliaries - Supplier Certified Datasheets and Performance Curves</w:t>
             </w:r>
           </w:p>
         </w:tc>
@@ -27433,7 +27471,7 @@
               <w:rPr>
                 <w:sz w:val="14"/>
               </w:rPr>
-              <w:t>Gas turbine and generator - GA, maintenance and installation</w:t>
+              <w:t>Gas Turbine Package incl. Auxiliaries - Supplier GA Drawings</w:t>
             </w:r>
           </w:p>
         </w:tc>
@@ -27534,7 +27572,7 @@
               <w:rPr>
                 <w:sz w:val="14"/>
               </w:rPr>
-              <w:t>Power island arrangement - installation and maintenance spaces</w:t>
+              <w:t>Power Island Arrangement - Installation and Maintenance Spaces</w:t>
             </w:r>
           </w:p>
         </w:tc>
@@ -27635,7 +27673,7 @@
               <w:rPr>
                 <w:sz w:val="14"/>
               </w:rPr>
-              <w:t>Power island thermal performance data (heat balance)</w:t>
+              <w:t>Power Island Thermal Performance Data</w:t>
             </w:r>
           </w:p>
         </w:tc>
@@ -27736,7 +27774,7 @@
               <w:rPr>
                 <w:sz w:val="14"/>
               </w:rPr>
-              <w:t>Power island off-design heat balances (case book)</w:t>
+              <w:t>Power Island Off-Design Heat Balances</w:t>
             </w:r>
           </w:p>
         </w:tc>
@@ -27837,7 +27875,7 @@
               <w:rPr>
                 <w:sz w:val="14"/>
               </w:rPr>
-              <w:t>Generators, GCB and isolated phase busduct datasheet</w:t>
+              <w:t>Generators, Excitation, GCB and Busducts - Supplier Certified Datasheets and Performance Curves</w:t>
             </w:r>
           </w:p>
         </w:tc>
@@ -27938,7 +27976,7 @@
               <w:rPr>
                 <w:sz w:val="14"/>
               </w:rPr>
-              <w:t>Steam turbine IE-ST3R datasheet</w:t>
+              <w:t>Steam Turbine and Condenser - Supplier Certified Datasheets and Performance Curves</w:t>
             </w:r>
           </w:p>
         </w:tc>
@@ -28039,7 +28077,7 @@
               <w:rPr>
                 <w:sz w:val="14"/>
               </w:rPr>
-              <w:t>Steam turbine, generator and condenser - GA, maintenance</w:t>
+              <w:t>Steam Turbine and Condenser - Supplier GA Drawings</w:t>
             </w:r>
           </w:p>
         </w:tc>
@@ -28140,7 +28178,7 @@
               <w:rPr>
                 <w:sz w:val="14"/>
               </w:rPr>
-              <w:t>Seawater-cooled surface condenser datasheet</w:t>
+              <w:t>Seawater-Cooled Surface Condenser - Datasheet</w:t>
             </w:r>
           </w:p>
         </w:tc>
@@ -28241,7 +28279,7 @@
               <w:rPr>
                 <w:sz w:val="14"/>
               </w:rPr>
-              <w:t>Supplier inspection and test plan - Generator step-up transformers (IEC)</w:t>
+              <w:t>Generator Step-Up Transformers - Supplier Inspection and Test Plan</w:t>
             </w:r>
           </w:p>
         </w:tc>
@@ -28342,7 +28380,7 @@
               <w:rPr>
                 <w:sz w:val="14"/>
               </w:rPr>
-              <w:t>Supplier inspection and test plan - HRSG incl. SCR (IEC)</w:t>
+              <w:t>HRSG incl. SCR - Supplier Inspection and Test Plan</w:t>
             </w:r>
           </w:p>
         </w:tc>
@@ -28443,7 +28481,7 @@
               <w:rPr>
                 <w:sz w:val="14"/>
               </w:rPr>
-              <w:t>Supplier certified datasheets and performance curves - Turbine control system (IEC)</w:t>
+              <w:t>Turbine Control System - Supplier Certified Datasheets and Performance Curves</w:t>
             </w:r>
           </w:p>
         </w:tc>
@@ -28544,7 +28582,7 @@
               <w:rPr>
                 <w:sz w:val="14"/>
               </w:rPr>
-              <w:t>Supplier inspection and test plan - Turbine control system (IEC)</w:t>
+              <w:t>Turbine Control System - Supplier Inspection and Test Plan</w:t>
             </w:r>
           </w:p>
         </w:tc>
@@ -28645,7 +28683,7 @@
               <w:rPr>
                 <w:sz w:val="14"/>
               </w:rPr>
-              <w:t>Supplier inspection and test plan - Generators, excitation, GCB and busducts (IEC)</w:t>
+              <w:t>Generators, Excitation, GCB and Busducts - Supplier Inspection and Test Plan</w:t>
             </w:r>
           </w:p>
         </w:tc>
@@ -28746,7 +28784,7 @@
               <w:rPr>
                 <w:sz w:val="14"/>
               </w:rPr>
-              <w:t>Supplier inspection and test plan - Steam turbine and condenser (IEC)</w:t>
+              <w:t>Steam Turbine and Condenser - Supplier Inspection and Test Plan</w:t>
             </w:r>
           </w:p>
         </w:tc>
@@ -28847,7 +28885,7 @@
               <w:rPr>
                 <w:sz w:val="14"/>
               </w:rPr>
-              <w:t>Supplier foundation loads and anchor bolt drawings - Generator step-up transformers (IEC)</w:t>
+              <w:t>Generator Step-Up Transformers - Supplier Foundation Loads and Anchor Bolt Drawings</w:t>
             </w:r>
           </w:p>
         </w:tc>
@@ -28948,7 +28986,7 @@
               <w:rPr>
                 <w:sz w:val="14"/>
               </w:rPr>
-              <w:t>Foundation load data and anchor bolt drawings - HRSG</w:t>
+              <w:t>HRSG incl. SCR - Supplier Foundation Loads and Anchor Bolt Drawings</w:t>
             </w:r>
           </w:p>
         </w:tc>
@@ -29049,7 +29087,7 @@
               <w:rPr>
                 <w:sz w:val="14"/>
               </w:rPr>
-              <w:t>Foundation load data and anchor bolt drawings - GT and generator</w:t>
+              <w:t>Gas Turbine Package incl. Auxiliaries - Supplier Foundation Loads and Anchor Bolt Drawings</w:t>
             </w:r>
           </w:p>
         </w:tc>
@@ -29150,7 +29188,7 @@
               <w:rPr>
                 <w:sz w:val="14"/>
               </w:rPr>
-              <w:t>Supplier GA drawings - Turbine control system (IEC)</w:t>
+              <w:t>Turbine Control System - Supplier GA Drawings</w:t>
             </w:r>
           </w:p>
         </w:tc>
@@ -29251,7 +29289,7 @@
               <w:rPr>
                 <w:sz w:val="14"/>
               </w:rPr>
-              <w:t>Supplier foundation loads and anchor bolt drawings - Generators, excitation, GCB and busducts (IEC)</w:t>
+              <w:t>Generators, Excitation, GCB and Busducts - Supplier Foundation Loads and Anchor Bolt Drawings</w:t>
             </w:r>
           </w:p>
         </w:tc>
@@ -29352,7 +29390,7 @@
               <w:rPr>
                 <w:sz w:val="14"/>
               </w:rPr>
-              <w:t>Supplier GA drawings - Generators, excitation, GCB and busducts (IEC)</w:t>
+              <w:t>Generators, Excitation, GCB and Busducts - Supplier GA Drawings</w:t>
             </w:r>
           </w:p>
         </w:tc>
@@ -29453,7 +29491,7 @@
               <w:rPr>
                 <w:sz w:val="14"/>
               </w:rPr>
-              <w:t>Terminal point nozzle loads (IF-001 attachment A)</w:t>
+              <w:t>Terminal Point Nozzle Loads</w:t>
             </w:r>
           </w:p>
         </w:tc>
@@ -29554,7 +29592,7 @@
               <w:rPr>
                 <w:sz w:val="14"/>
               </w:rPr>
-              <w:t>Power island single line diagram (generators, GCB, GSU, UAT tap-offs, SFC)</w:t>
+              <w:t>Power Island Single Line Diagram</w:t>
             </w:r>
           </w:p>
         </w:tc>
@@ -29655,7 +29693,7 @@
               <w:rPr>
                 <w:sz w:val="14"/>
               </w:rPr>
-              <w:t>Supplier I/O list, control philosophy and interface signals - Generator step-up transformers (IEC)</w:t>
+              <w:t>Generator Step-Up Transformers - Supplier I/O List, Control Philosophy and Interface Signals</w:t>
             </w:r>
           </w:p>
         </w:tc>
@@ -29756,7 +29794,7 @@
               <w:rPr>
                 <w:sz w:val="14"/>
               </w:rPr>
-              <w:t>Supplier design calculations - Generator step-up transformers (IEC)</w:t>
+              <w:t>Generator Step-Up Transformers - Supplier Design Calculations</w:t>
             </w:r>
           </w:p>
         </w:tc>
@@ -29857,7 +29895,7 @@
               <w:rPr>
                 <w:sz w:val="14"/>
               </w:rPr>
-              <w:t>Supplier I/O list, control philosophy and interface signals - HRSG incl. SCR (IEC)</w:t>
+              <w:t>HRSG incl. SCR - Supplier I/O List, Control Philosophy and Interface Signals</w:t>
             </w:r>
           </w:p>
         </w:tc>
@@ -29958,7 +29996,7 @@
               <w:rPr>
                 <w:sz w:val="14"/>
               </w:rPr>
-              <w:t>Supplier design calculations - HRSG incl. SCR (IEC)</w:t>
+              <w:t>HRSG incl. SCR - Supplier Design Calculations</w:t>
             </w:r>
           </w:p>
         </w:tc>
@@ -30059,7 +30097,7 @@
               <w:rPr>
                 <w:sz w:val="14"/>
               </w:rPr>
-              <w:t>Power island electrical load list</w:t>
+              <w:t>Power Island Electrical Load List</w:t>
             </w:r>
           </w:p>
         </w:tc>
@@ -30160,7 +30198,7 @@
               <w:rPr>
                 <w:sz w:val="14"/>
               </w:rPr>
-              <w:t>Supplier I/O list, control philosophy and interface signals - Gas turbine package incl. auxiliaries (IEC)</w:t>
+              <w:t>Gas Turbine Package incl. Auxiliaries - Supplier I/O List, Control Philosophy and Interface Signals</w:t>
             </w:r>
           </w:p>
         </w:tc>
@@ -30261,7 +30299,7 @@
               <w:rPr>
                 <w:sz w:val="14"/>
               </w:rPr>
-              <w:t>Supplier design calculations - Gas turbine package incl. auxiliaries (IEC)</w:t>
+              <w:t>Gas Turbine Package incl. Auxiliaries - Supplier Design Calculations</w:t>
             </w:r>
           </w:p>
         </w:tc>
@@ -30362,7 +30400,7 @@
               <w:rPr>
                 <w:sz w:val="14"/>
               </w:rPr>
-              <w:t>Supplier design calculations - Turbine control system (IEC)</w:t>
+              <w:t>Turbine Control System - Supplier Design Calculations</w:t>
             </w:r>
           </w:p>
         </w:tc>
@@ -30463,7 +30501,7 @@
               <w:rPr>
                 <w:sz w:val="14"/>
               </w:rPr>
-              <w:t>Supplier I/O list, control philosophy and interface signals - Generators, excitation, GCB and busducts (IEC)</w:t>
+              <w:t>Generators, Excitation, GCB and Busducts - Supplier I/O List, Control Philosophy and Interface Signals</w:t>
             </w:r>
           </w:p>
         </w:tc>
@@ -30564,7 +30602,7 @@
               <w:rPr>
                 <w:sz w:val="14"/>
               </w:rPr>
-              <w:t>Supplier design calculations - Generators, excitation, GCB and busducts (IEC)</w:t>
+              <w:t>Generators, Excitation, GCB and Busducts - Supplier Design Calculations</w:t>
             </w:r>
           </w:p>
         </w:tc>
@@ -30665,7 +30703,7 @@
               <w:rPr>
                 <w:sz w:val="14"/>
               </w:rPr>
-              <w:t>Foundation load data - ST, generator and condenser</w:t>
+              <w:t>Steam Turbine and Condenser - Supplier Foundation Loads and Anchor Bolt Drawings</w:t>
             </w:r>
           </w:p>
         </w:tc>
@@ -30766,7 +30804,7 @@
               <w:rPr>
                 <w:sz w:val="14"/>
               </w:rPr>
-              <w:t>Supplier I/O list, control philosophy and interface signals - Steam turbine and condenser (IEC)</w:t>
+              <w:t>Steam Turbine and Condenser - Supplier I/O List, Control Philosophy and Interface Signals</w:t>
             </w:r>
           </w:p>
         </w:tc>
@@ -30867,7 +30905,7 @@
               <w:rPr>
                 <w:sz w:val="14"/>
               </w:rPr>
-              <w:t>Supplier design calculations - Steam turbine and condenser (IEC)</w:t>
+              <w:t>Steam Turbine and Condenser - Supplier Design Calculations</w:t>
             </w:r>
           </w:p>
         </w:tc>
@@ -30968,7 +31006,7 @@
               <w:rPr>
                 <w:sz w:val="14"/>
               </w:rPr>
-              <w:t>Supplier electrical schematics and wiring diagrams - Generator step-up transformers (IEC)</w:t>
+              <w:t>Generator Step-Up Transformers - Supplier Electrical Schematics and Wiring Diagrams</w:t>
             </w:r>
           </w:p>
         </w:tc>
@@ -31069,7 +31107,7 @@
               <w:rPr>
                 <w:sz w:val="14"/>
               </w:rPr>
-              <w:t>Supplier instrument list and datasheets - Generator step-up transformers (IEC)</w:t>
+              <w:t>Generator Step-Up Transformers - Supplier Instrument List and Datasheets</w:t>
             </w:r>
           </w:p>
         </w:tc>
@@ -31170,7 +31208,7 @@
               <w:rPr>
                 <w:sz w:val="14"/>
               </w:rPr>
-              <w:t>Supplier electrical schematics and wiring diagrams - HRSG incl. SCR (IEC)</w:t>
+              <w:t>HRSG incl. SCR - Supplier Electrical Schematics and Wiring Diagrams</w:t>
             </w:r>
           </w:p>
         </w:tc>
@@ -31271,7 +31309,7 @@
               <w:rPr>
                 <w:sz w:val="14"/>
               </w:rPr>
-              <w:t>Supplier instrument list and datasheets - HRSG incl. SCR (IEC) - part 1 of 2</w:t>
+              <w:t>HRSG incl. SCR - Supplier Instrument List and Datasheets, Part 1 of 2</w:t>
             </w:r>
           </w:p>
         </w:tc>
@@ -31372,7 +31410,7 @@
               <w:rPr>
                 <w:sz w:val="14"/>
               </w:rPr>
-              <w:t>Supplier instrument list and datasheets - HRSG incl. SCR (IEC) - part 2 of 2</w:t>
+              <w:t>HRSG incl. SCR - Supplier Instrument List and Datasheets, Part 2 of 2</w:t>
             </w:r>
           </w:p>
         </w:tc>
@@ -31473,7 +31511,7 @@
               <w:rPr>
                 <w:sz w:val="14"/>
               </w:rPr>
-              <w:t>HRSG P&amp;IDs incl. SCR and ammonia injection</w:t>
+              <w:t>HRSG incl. SCR - Supplier P&amp;IDs</w:t>
             </w:r>
           </w:p>
         </w:tc>
@@ -31574,7 +31612,7 @@
               <w:rPr>
                 <w:sz w:val="14"/>
               </w:rPr>
-              <w:t>Supplier electrical schematics and wiring diagrams - Gas turbine package incl. auxiliaries (IEC) - part 1 of 2</w:t>
+              <w:t>Gas Turbine Package incl. Auxiliaries - Supplier Electrical Schematics and Wiring Diagrams, Part 1 of 2</w:t>
             </w:r>
           </w:p>
         </w:tc>
@@ -31675,7 +31713,7 @@
               <w:rPr>
                 <w:sz w:val="14"/>
               </w:rPr>
-              <w:t>Supplier electrical schematics and wiring diagrams - Gas turbine package incl. auxiliaries (IEC) - part 2 of 2</w:t>
+              <w:t>Gas Turbine Package incl. Auxiliaries - Supplier Electrical Schematics and Wiring Diagrams, Part 2 of 2</w:t>
             </w:r>
           </w:p>
         </w:tc>
@@ -31776,7 +31814,7 @@
               <w:rPr>
                 <w:sz w:val="14"/>
               </w:rPr>
-              <w:t>Power island noise data (ISO 10494)</w:t>
+              <w:t>Power Island Noise Data</w:t>
             </w:r>
           </w:p>
         </w:tc>
@@ -31877,7 +31915,7 @@
               <w:rPr>
                 <w:sz w:val="14"/>
               </w:rPr>
-              <w:t>Supplier instrument list and datasheets - Gas turbine package incl. auxiliaries (IEC) - part 1 of 3</w:t>
+              <w:t>Gas Turbine Package incl. Auxiliaries - Supplier Instrument List and Datasheets, Part 1 of 3</w:t>
             </w:r>
           </w:p>
         </w:tc>
@@ -31978,7 +32016,7 @@
               <w:rPr>
                 <w:sz w:val="14"/>
               </w:rPr>
-              <w:t>Supplier instrument list and datasheets - Gas turbine package incl. auxiliaries (IEC) - part 2 of 3</w:t>
+              <w:t>Gas Turbine Package incl. Auxiliaries - Supplier Instrument List and Datasheets, Part 2 of 3</w:t>
             </w:r>
           </w:p>
         </w:tc>
@@ -32079,7 +32117,7 @@
               <w:rPr>
                 <w:sz w:val="14"/>
               </w:rPr>
-              <w:t>Supplier instrument list and datasheets - Gas turbine package incl. auxiliaries (IEC) - part 3 of 3</w:t>
+              <w:t>Gas Turbine Package incl. Auxiliaries - Supplier Instrument List and Datasheets, Part 3 of 3</w:t>
             </w:r>
           </w:p>
         </w:tc>
@@ -32180,7 +32218,7 @@
               <w:rPr>
                 <w:sz w:val="14"/>
               </w:rPr>
-              <w:t>Gas turbine P&amp;IDs (fuel gas, liquid fuel, lube oil, inlet air, washing)</w:t>
+              <w:t>Gas Turbine Package incl. Auxiliaries - Supplier P&amp;IDs</w:t>
             </w:r>
           </w:p>
         </w:tc>
@@ -32281,7 +32319,7 @@
               <w:rPr>
                 <w:sz w:val="14"/>
               </w:rPr>
-              <w:t>Supplier electrical schematics and wiring diagrams - Turbine control system (IEC)</w:t>
+              <w:t>Turbine Control System - Supplier Electrical Schematics and Wiring Diagrams</w:t>
             </w:r>
           </w:p>
         </w:tc>
@@ -32382,7 +32420,7 @@
               <w:rPr>
                 <w:sz w:val="14"/>
               </w:rPr>
-              <w:t>TCS architecture and DCS integration (OPC UA, IEC 62443 zone)</w:t>
+              <w:t>TCS Architecture and DCS Integration</w:t>
             </w:r>
           </w:p>
         </w:tc>
@@ -32483,7 +32521,7 @@
               <w:rPr>
                 <w:sz w:val="14"/>
               </w:rPr>
-              <w:t>Supplier electrical schematics and wiring diagrams - Generators, excitation, GCB and busducts (IEC)</w:t>
+              <w:t>Generators, Excitation, GCB and Busducts - Supplier Electrical Schematics and Wiring Diagrams</w:t>
             </w:r>
           </w:p>
         </w:tc>
@@ -32584,7 +32622,7 @@
               <w:rPr>
                 <w:sz w:val="14"/>
               </w:rPr>
-              <w:t>Supplier instrument list and datasheets - Generators, excitation, GCB and busducts (IEC)</w:t>
+              <w:t>Generators, Excitation, GCB and Busducts - Supplier Instrument List and Datasheets</w:t>
             </w:r>
           </w:p>
         </w:tc>
@@ -32685,7 +32723,7 @@
               <w:rPr>
                 <w:sz w:val="14"/>
               </w:rPr>
-              <w:t>Supplier electrical schematics and wiring diagrams - Steam turbine and condenser (IEC)</w:t>
+              <w:t>Steam Turbine and Condenser - Supplier Electrical Schematics and Wiring Diagrams</w:t>
             </w:r>
           </w:p>
         </w:tc>
@@ -32786,7 +32824,7 @@
               <w:rPr>
                 <w:sz w:val="14"/>
               </w:rPr>
-              <w:t>Supplier instrument list and datasheets - Steam turbine and condenser (IEC) - part 1 of 2</w:t>
+              <w:t>Steam Turbine and Condenser - Supplier Instrument List and Datasheets, Part 1 of 2</w:t>
             </w:r>
           </w:p>
         </w:tc>
@@ -32887,7 +32925,7 @@
               <w:rPr>
                 <w:sz w:val="14"/>
               </w:rPr>
-              <w:t>Supplier instrument list and datasheets - Steam turbine and condenser (IEC) - part 2 of 2</w:t>
+              <w:t>Steam Turbine and Condenser - Supplier Instrument List and Datasheets, Part 2 of 2</w:t>
             </w:r>
           </w:p>
         </w:tc>
@@ -32988,7 +33026,7 @@
               <w:rPr>
                 <w:sz w:val="14"/>
               </w:rPr>
-              <w:t>Spare parts and special tools lists - Generator step-up transformers (IEC)</w:t>
+              <w:t>Generator Step-Up Transformers - Spare Parts and Special Tools Lists</w:t>
             </w:r>
           </w:p>
         </w:tc>
@@ -33089,7 +33127,7 @@
               <w:rPr>
                 <w:sz w:val="14"/>
               </w:rPr>
-              <w:t>Spare parts and special tools lists - HRSG incl. SCR (IEC)</w:t>
+              <w:t>HRSG incl. SCR - Spare Parts and Special Tools Lists</w:t>
             </w:r>
           </w:p>
         </w:tc>
@@ -33190,7 +33228,7 @@
               <w:rPr>
                 <w:sz w:val="14"/>
               </w:rPr>
-              <w:t>Power island inspection and test plans</w:t>
+              <w:t>Gas Turbine Package incl. Auxiliaries - Supplier Inspection and Test Plan</w:t>
             </w:r>
           </w:p>
         </w:tc>
@@ -33291,7 +33329,7 @@
               <w:rPr>
                 <w:sz w:val="14"/>
               </w:rPr>
-              <w:t>Spare parts and special tools lists - Gas turbine package incl. auxiliaries (IEC)</w:t>
+              <w:t>Gas Turbine Package incl. Auxiliaries - Spare Parts and Special Tools Lists</w:t>
             </w:r>
           </w:p>
         </w:tc>
@@ -33392,7 +33430,7 @@
               <w:rPr>
                 <w:sz w:val="14"/>
               </w:rPr>
-              <w:t>Spare parts and special tools lists - Turbine control system (IEC)</w:t>
+              <w:t>Turbine Control System - Spare Parts and Special Tools Lists</w:t>
             </w:r>
           </w:p>
         </w:tc>
@@ -33493,7 +33531,7 @@
               <w:rPr>
                 <w:sz w:val="14"/>
               </w:rPr>
-              <w:t>Generator capability curves and dynamic models (Grid Code)</w:t>
+              <w:t>Generator Capability Curves and Dynamic Models</w:t>
             </w:r>
           </w:p>
         </w:tc>
@@ -33594,7 +33632,7 @@
               <w:rPr>
                 <w:sz w:val="14"/>
               </w:rPr>
-              <w:t>Spare parts and special tools lists - Generators, excitation, GCB and busducts (IEC)</w:t>
+              <w:t>Generators, Excitation, GCB and Busducts - Spare Parts and Special Tools Lists</w:t>
             </w:r>
           </w:p>
         </w:tc>
@@ -33695,7 +33733,7 @@
               <w:rPr>
                 <w:sz w:val="14"/>
               </w:rPr>
-              <w:t>Generator auxiliary P&amp;IDs (H2/CO2, seal oil, stator water)</w:t>
+              <w:t>Generators, Excitation, GCB and Busducts - Supplier P&amp;IDs</w:t>
             </w:r>
           </w:p>
         </w:tc>
@@ -33796,7 +33834,7 @@
               <w:rPr>
                 <w:sz w:val="14"/>
               </w:rPr>
-              <w:t>Spare parts and special tools lists - Steam turbine and condenser (IEC)</w:t>
+              <w:t>Steam Turbine and Condenser - Spare Parts and Special Tools Lists</w:t>
             </w:r>
           </w:p>
         </w:tc>
@@ -33897,7 +33935,7 @@
               <w:rPr>
                 <w:sz w:val="14"/>
               </w:rPr>
-              <w:t>Steam turbine and condenser P&amp;IDs (lube, gland, vacuum, EHC, bypass valves)</w:t>
+              <w:t>Steam Turbine and Condenser - Supplier P&amp;IDs</w:t>
             </w:r>
           </w:p>
         </w:tc>
@@ -33998,7 +34036,7 @@
               <w:rPr>
                 <w:sz w:val="14"/>
               </w:rPr>
-              <w:t>Power island operating and control description (start-up, load, trips)</w:t>
+              <w:t>Power Island Operating and Control Description</w:t>
             </w:r>
           </w:p>
         </w:tc>
@@ -34099,7 +34137,7 @@
               <w:rPr>
                 <w:sz w:val="14"/>
               </w:rPr>
-              <w:t>Power island 3D model export (for the plant model)</w:t>
+              <w:t>Power Island 3D Model Export</w:t>
             </w:r>
           </w:p>
         </w:tc>
@@ -34200,7 +34238,7 @@
               <w:rPr>
                 <w:sz w:val="14"/>
               </w:rPr>
-              <w:t>TCS I/O list and interface signal list</w:t>
+              <w:t>Turbine Control System - Supplier I/O List, Control Philosophy and Interface Signals</w:t>
             </w:r>
           </w:p>
         </w:tc>
@@ -34301,7 +34339,7 @@
               <w:rPr>
                 <w:sz w:val="14"/>
               </w:rPr>
-              <w:t>Supplier commissioning procedures - Turbine control system (IEC)</w:t>
+              <w:t>Turbine Control System - Supplier Commissioning Procedures</w:t>
             </w:r>
           </w:p>
         </w:tc>
@@ -34402,7 +34440,7 @@
               <w:rPr>
                 <w:sz w:val="14"/>
               </w:rPr>
-              <w:t>Supplier logic diagrams - Turbine control system (IEC) - part 1 of 6</w:t>
+              <w:t>Turbine Control System - Supplier Logic Diagrams, Part 1 of 6</w:t>
             </w:r>
           </w:p>
         </w:tc>
@@ -34503,7 +34541,7 @@
               <w:rPr>
                 <w:sz w:val="14"/>
               </w:rPr>
-              <w:t>Supplier logic diagrams - Turbine control system (IEC) - part 2 of 6</w:t>
+              <w:t>Turbine Control System - Supplier Logic Diagrams, Part 2 of 6</w:t>
             </w:r>
           </w:p>
         </w:tc>
@@ -34604,7 +34642,7 @@
               <w:rPr>
                 <w:sz w:val="14"/>
               </w:rPr>
-              <w:t>Supplier logic diagrams - Turbine control system (IEC) - part 3 of 6</w:t>
+              <w:t>Turbine Control System - Supplier Logic Diagrams, Part 3 of 6</w:t>
             </w:r>
           </w:p>
         </w:tc>
@@ -34705,7 +34743,7 @@
               <w:rPr>
                 <w:sz w:val="14"/>
               </w:rPr>
-              <w:t>Supplier logic diagrams - Turbine control system (IEC) - part 4 of 6</w:t>
+              <w:t>Turbine Control System - Supplier Logic Diagrams, Part 4 of 6</w:t>
             </w:r>
           </w:p>
         </w:tc>
@@ -34806,7 +34844,7 @@
               <w:rPr>
                 <w:sz w:val="14"/>
               </w:rPr>
-              <w:t>Supplier logic diagrams - Turbine control system (IEC) - part 5 of 6</w:t>
+              <w:t>Turbine Control System - Supplier Logic Diagrams, Part 5 of 6</w:t>
             </w:r>
           </w:p>
         </w:tc>
@@ -34907,7 +34945,7 @@
               <w:rPr>
                 <w:sz w:val="14"/>
               </w:rPr>
-              <w:t>Supplier logic diagrams - Turbine control system (IEC) - part 6 of 6</w:t>
+              <w:t>Turbine Control System - Supplier Logic Diagrams, Part 6 of 6</w:t>
             </w:r>
           </w:p>
         </w:tc>
@@ -35008,7 +35046,7 @@
               <w:rPr>
                 <w:sz w:val="14"/>
               </w:rPr>
-              <w:t>Factory acceptance test procedure - Turbine control system (IEC)</w:t>
+              <w:t>Turbine Control System - Factory Acceptance Test Procedure</w:t>
             </w:r>
           </w:p>
         </w:tc>
@@ -35109,7 +35147,7 @@
               <w:rPr>
                 <w:sz w:val="14"/>
               </w:rPr>
-              <w:t>Supplier commissioning procedures - HRSG incl. SCR (IEC)</w:t>
+              <w:t>HRSG incl. SCR - Supplier Commissioning Procedures</w:t>
             </w:r>
           </w:p>
         </w:tc>
@@ -35210,7 +35248,7 @@
               <w:rPr>
                 <w:sz w:val="14"/>
               </w:rPr>
-              <w:t>Supplier installation and erection manual - Turbine control system (IEC)</w:t>
+              <w:t>Turbine Control System - Supplier Installation and Erection Manual</w:t>
             </w:r>
           </w:p>
         </w:tc>
@@ -35311,7 +35349,7 @@
               <w:rPr>
                 <w:sz w:val="14"/>
               </w:rPr>
-              <w:t>Supplier commissioning procedures - Generators, excitation, GCB and busducts (IEC)</w:t>
+              <w:t>Generators, Excitation, GCB and Busducts - Supplier Commissioning Procedures</w:t>
             </w:r>
           </w:p>
         </w:tc>
@@ -35412,7 +35450,7 @@
               <w:rPr>
                 <w:sz w:val="14"/>
               </w:rPr>
-              <w:t>Supplier commissioning procedures - Generator step-up transformers (IEC)</w:t>
+              <w:t>Generator Step-Up Transformers - Supplier Commissioning Procedures</w:t>
             </w:r>
           </w:p>
         </w:tc>
@@ -35513,7 +35551,7 @@
               <w:rPr>
                 <w:sz w:val="14"/>
               </w:rPr>
-              <w:t>Supplier commissioning procedures - Gas turbine package incl. auxiliaries (IEC)</w:t>
+              <w:t>Gas Turbine Package incl. Auxiliaries - Supplier Commissioning Procedures</w:t>
             </w:r>
           </w:p>
         </w:tc>
@@ -35614,7 +35652,7 @@
               <w:rPr>
                 <w:sz w:val="14"/>
               </w:rPr>
-              <w:t>Power island cable list (IEC scope and interfaces)</w:t>
+              <w:t>Power Island Cable List</w:t>
             </w:r>
           </w:p>
         </w:tc>
@@ -35715,7 +35753,7 @@
               <w:rPr>
                 <w:sz w:val="14"/>
               </w:rPr>
-              <w:t>Factory acceptance test procedure - HRSG incl. SCR (IEC)</w:t>
+              <w:t>HRSG incl. SCR - Factory Acceptance Test Procedure</w:t>
             </w:r>
           </w:p>
         </w:tc>
@@ -35816,7 +35854,7 @@
               <w:rPr>
                 <w:sz w:val="14"/>
               </w:rPr>
-              <w:t>Supplier operation and maintenance manual - Turbine control system (IEC)</w:t>
+              <w:t>Turbine Control System - Supplier Operation and Maintenance Manual</w:t>
             </w:r>
           </w:p>
         </w:tc>
@@ -35917,7 +35955,7 @@
               <w:rPr>
                 <w:sz w:val="14"/>
               </w:rPr>
-              <w:t>Factory acceptance test procedure - Generators, excitation, GCB and busducts (IEC)</w:t>
+              <w:t>Generators, Excitation, GCB and Busducts - Factory Acceptance Test Procedure</w:t>
             </w:r>
           </w:p>
         </w:tc>
@@ -36018,7 +36056,7 @@
               <w:rPr>
                 <w:sz w:val="14"/>
               </w:rPr>
-              <w:t>Factory acceptance test procedure - Generator step-up transformers (IEC)</w:t>
+              <w:t>Generator Step-Up Transformers - Factory Acceptance Test Procedure</w:t>
             </w:r>
           </w:p>
         </w:tc>
@@ -36119,7 +36157,7 @@
               <w:rPr>
                 <w:sz w:val="14"/>
               </w:rPr>
-              <w:t>Factory acceptance test procedure - Gas turbine package incl. auxiliaries (IEC)</w:t>
+              <w:t>Gas Turbine Package incl. Auxiliaries - Factory Acceptance Test Procedure</w:t>
             </w:r>
           </w:p>
         </w:tc>
@@ -36220,7 +36258,7 @@
               <w:rPr>
                 <w:sz w:val="14"/>
               </w:rPr>
-              <w:t>Supplier installation and erection manual - HRSG incl. SCR (IEC)</w:t>
+              <w:t>HRSG incl. SCR - Supplier Installation and Erection Manual</w:t>
             </w:r>
           </w:p>
         </w:tc>
@@ -36321,7 +36359,7 @@
               <w:rPr>
                 <w:sz w:val="14"/>
               </w:rPr>
-              <w:t>Power island erection manuals and procedures</w:t>
+              <w:t>Gas Turbine Package incl. Auxiliaries - Supplier Installation and Erection Manual</w:t>
             </w:r>
           </w:p>
         </w:tc>
@@ -36422,7 +36460,7 @@
               <w:rPr>
                 <w:sz w:val="14"/>
               </w:rPr>
-              <w:t>Factory acceptance test report - Turbine control system (IEC)</w:t>
+              <w:t>Turbine Control System - Factory Acceptance Test Report</w:t>
             </w:r>
           </w:p>
         </w:tc>
@@ -36523,7 +36561,7 @@
               <w:rPr>
                 <w:sz w:val="14"/>
               </w:rPr>
-              <w:t>Supplier commissioning procedures - Steam turbine and condenser (IEC)</w:t>
+              <w:t>Steam Turbine and Condenser - Supplier Commissioning Procedures</w:t>
             </w:r>
           </w:p>
         </w:tc>
@@ -36624,7 +36662,7 @@
               <w:rPr>
                 <w:sz w:val="14"/>
               </w:rPr>
-              <w:t>Supplier installation and erection manual - Generators, excitation, GCB and busducts (IEC)</w:t>
+              <w:t>Generators, Excitation, GCB and Busducts - Supplier Installation and Erection Manual</w:t>
             </w:r>
           </w:p>
         </w:tc>
@@ -36725,7 +36763,7 @@
               <w:rPr>
                 <w:sz w:val="14"/>
               </w:rPr>
-              <w:t>Supplier installation and erection manual - Generator step-up transformers (IEC)</w:t>
+              <w:t>Generator Step-Up Transformers - Supplier Installation and Erection Manual</w:t>
             </w:r>
           </w:p>
         </w:tc>
@@ -36826,7 +36864,7 @@
               <w:rPr>
                 <w:sz w:val="14"/>
               </w:rPr>
-              <w:t>Manufacturing record book and conformity certificates - Turbine control system (IEC)</w:t>
+              <w:t>Turbine Control System - Manufacturing Record Book and Conformity Certificates</w:t>
             </w:r>
           </w:p>
         </w:tc>
@@ -36927,7 +36965,7 @@
               <w:rPr>
                 <w:sz w:val="14"/>
               </w:rPr>
-              <w:t>Supplier operation and maintenance manual - HRSG incl. SCR (IEC)</w:t>
+              <w:t>HRSG incl. SCR - Supplier Operation and Maintenance Manual</w:t>
             </w:r>
           </w:p>
         </w:tc>
@@ -37028,7 +37066,7 @@
               <w:rPr>
                 <w:sz w:val="14"/>
               </w:rPr>
-              <w:t>Maintenance concept and long-term service offer</w:t>
+              <w:t>Maintenance Concept and Long-Term Service Offer</w:t>
             </w:r>
           </w:p>
         </w:tc>
@@ -37129,7 +37167,7 @@
               <w:rPr>
                 <w:sz w:val="14"/>
               </w:rPr>
-              <w:t>Factory acceptance test procedure - Steam turbine and condenser (IEC)</w:t>
+              <w:t>Steam Turbine and Condenser - Factory Acceptance Test Procedure</w:t>
             </w:r>
           </w:p>
         </w:tc>
@@ -37230,7 +37268,7 @@
               <w:rPr>
                 <w:sz w:val="14"/>
               </w:rPr>
-              <w:t>Supplier operation and maintenance manual - Generators, excitation, GCB and busducts (IEC)</w:t>
+              <w:t>Generators, Excitation, GCB and Busducts - Supplier Operation and Maintenance Manual</w:t>
             </w:r>
           </w:p>
         </w:tc>
@@ -37331,7 +37369,7 @@
               <w:rPr>
                 <w:sz w:val="14"/>
               </w:rPr>
-              <w:t>Supplier operation and maintenance manual - Generator step-up transformers (IEC)</w:t>
+              <w:t>Generator Step-Up Transformers - Supplier Operation and Maintenance Manual</w:t>
             </w:r>
           </w:p>
         </w:tc>
@@ -37432,7 +37470,7 @@
               <w:rPr>
                 <w:sz w:val="14"/>
               </w:rPr>
-              <w:t>Factory acceptance test report - HRSG incl. SCR (IEC)</w:t>
+              <w:t>HRSG incl. SCR - Factory Acceptance Test Report</w:t>
             </w:r>
           </w:p>
         </w:tc>
@@ -37533,7 +37571,7 @@
               <w:rPr>
                 <w:sz w:val="14"/>
               </w:rPr>
-              <w:t>Supplier installation and erection manual - Steam turbine and condenser (IEC)</w:t>
+              <w:t>Steam Turbine and Condenser - Supplier Installation and Erection Manual</w:t>
             </w:r>
           </w:p>
         </w:tc>
@@ -37634,7 +37672,7 @@
               <w:rPr>
                 <w:sz w:val="14"/>
               </w:rPr>
-              <w:t>Factory acceptance test report - Generators, excitation, GCB and busducts (IEC)</w:t>
+              <w:t>Generators, Excitation, GCB and Busducts - Factory Acceptance Test Report</w:t>
             </w:r>
           </w:p>
         </w:tc>
@@ -37735,7 +37773,7 @@
               <w:rPr>
                 <w:sz w:val="14"/>
               </w:rPr>
-              <w:t>Factory acceptance test report - Generator step-up transformers (IEC)</w:t>
+              <w:t>Generator Step-Up Transformers - Factory Acceptance Test Report</w:t>
             </w:r>
           </w:p>
         </w:tc>
@@ -37836,7 +37874,7 @@
               <w:rPr>
                 <w:sz w:val="14"/>
               </w:rPr>
-              <w:t>Manufacturing record book and conformity certificates - HRSG incl. SCR (IEC)</w:t>
+              <w:t>HRSG incl. SCR - Manufacturing Record Book and Conformity Certificates</w:t>
             </w:r>
           </w:p>
         </w:tc>
@@ -37937,7 +37975,7 @@
               <w:rPr>
                 <w:sz w:val="14"/>
               </w:rPr>
-              <w:t>Factory acceptance test report - Gas turbine package incl. auxiliaries (IEC)</w:t>
+              <w:t>Gas Turbine Package incl. Auxiliaries - Factory Acceptance Test Report</w:t>
             </w:r>
           </w:p>
         </w:tc>
@@ -38038,7 +38076,7 @@
               <w:rPr>
                 <w:sz w:val="14"/>
               </w:rPr>
-              <w:t>Manufacturing record book and conformity certificates - Generators, excitation, GCB and busducts (IEC)</w:t>
+              <w:t>Generators, Excitation, GCB and Busducts - Manufacturing Record Book and Conformity Certificates</w:t>
             </w:r>
           </w:p>
         </w:tc>
@@ -38139,7 +38177,7 @@
               <w:rPr>
                 <w:sz w:val="14"/>
               </w:rPr>
-              <w:t>Manufacturing record book and conformity certificates - Generator step-up transformers (IEC)</w:t>
+              <w:t>Generator Step-Up Transformers - Manufacturing Record Book and Conformity Certificates</w:t>
             </w:r>
           </w:p>
         </w:tc>
@@ -38240,7 +38278,7 @@
               <w:rPr>
                 <w:sz w:val="14"/>
               </w:rPr>
-              <w:t>Manufacturing record book and conformity certificates - Gas turbine package incl. auxiliaries (IEC)</w:t>
+              <w:t>Gas Turbine Package incl. Auxiliaries - Manufacturing Record Book and Conformity Certificates</w:t>
             </w:r>
           </w:p>
         </w:tc>
@@ -38341,7 +38379,7 @@
               <w:rPr>
                 <w:sz w:val="14"/>
               </w:rPr>
-              <w:t>Supplier operation and maintenance manual - Steam turbine and condenser (IEC)</w:t>
+              <w:t>Steam Turbine and Condenser - Supplier Operation and Maintenance Manual</w:t>
             </w:r>
           </w:p>
         </w:tc>
@@ -38442,7 +38480,7 @@
               <w:rPr>
                 <w:sz w:val="14"/>
               </w:rPr>
-              <w:t>Factory acceptance test report - Steam turbine and condenser (IEC)</w:t>
+              <w:t>Steam Turbine and Condenser - Factory Acceptance Test Report</w:t>
             </w:r>
           </w:p>
         </w:tc>
@@ -38543,7 +38581,7 @@
               <w:rPr>
                 <w:sz w:val="14"/>
               </w:rPr>
-              <w:t>Manufacturing record book and conformity certificates - Steam turbine and condenser (IEC)</w:t>
+              <w:t>Steam Turbine and Condenser - Manufacturing Record Book and Conformity Certificates</w:t>
             </w:r>
           </w:p>
         </w:tc>
@@ -38644,7 +38682,7 @@
               <w:rPr>
                 <w:sz w:val="14"/>
               </w:rPr>
-              <w:t>Power island operation and maintenance manuals</w:t>
+              <w:t>Gas Turbine Package incl. Auxiliaries - Supplier Operation and Maintenance Manual</w:t>
             </w:r>
           </w:p>
         </w:tc>
@@ -39200,7 +39238,7 @@
               <w:rPr>
                 <w:sz w:val="14"/>
               </w:rPr>
-              <w:t>2027-06-04</w:t>
+              <w:t>2027-06-08</w:t>
             </w:r>
           </w:p>
         </w:tc>
@@ -39455,7 +39493,7 @@
               <w:rPr>
                 <w:sz w:val="14"/>
               </w:rPr>
-              <w:t>EWP-02-PI-01</w:t>
+              <w:t>EWP-01-CV-02</w:t>
             </w:r>
           </w:p>
         </w:tc>
@@ -39471,7 +39509,7 @@
               <w:rPr>
                 <w:sz w:val="14"/>
               </w:rPr>
-              <w:t>CWP-02-PI-01</w:t>
+              <w:t>CWP-01-CV-02</w:t>
             </w:r>
           </w:p>
         </w:tc>
@@ -39487,7 +39525,7 @@
               <w:rPr>
                 <w:sz w:val="14"/>
               </w:rPr>
-              <w:t>ALP-EPC-20LCA-PI-SUP-0001</w:t>
+              <w:t>ALP-EPC-00UBF-CV-RBR-0001</w:t>
             </w:r>
           </w:p>
         </w:tc>
@@ -39503,7 +39541,7 @@
               <w:rPr>
                 <w:sz w:val="14"/>
               </w:rPr>
-              <w:t>2028-04-27</w:t>
+              <w:t>2027-06-21</w:t>
             </w:r>
           </w:p>
         </w:tc>
@@ -39519,7 +39557,7 @@
               <w:rPr>
                 <w:sz w:val="14"/>
               </w:rPr>
-              <w:t>2028-01-31</w:t>
+              <w:t>2027-04-19</w:t>
             </w:r>
           </w:p>
         </w:tc>
@@ -39556,7 +39594,7 @@
               <w:rPr>
                 <w:sz w:val="14"/>
               </w:rPr>
-              <w:t>EWP-07-CV-01</w:t>
+              <w:t>EWP-02-PI-01</w:t>
             </w:r>
           </w:p>
         </w:tc>
@@ -39572,7 +39610,7 @@
               <w:rPr>
                 <w:sz w:val="14"/>
               </w:rPr>
-              <w:t>CWP-07-CV-01</w:t>
+              <w:t>CWP-02-PI-01</w:t>
             </w:r>
           </w:p>
         </w:tc>
@@ -39588,7 +39626,7 @@
               <w:rPr>
                 <w:sz w:val="14"/>
               </w:rPr>
-              <w:t>ALP-EPC-00UGA-CV-EFD-0001</w:t>
+              <w:t>ALP-EPC-20LCA-PI-SUP-0001</w:t>
             </w:r>
           </w:p>
         </w:tc>
@@ -39604,7 +39642,7 @@
               <w:rPr>
                 <w:sz w:val="14"/>
               </w:rPr>
-              <w:t>2027-06-03</w:t>
+              <w:t>2028-04-27</w:t>
             </w:r>
           </w:p>
         </w:tc>
@@ -39620,7 +39658,7 @@
               <w:rPr>
                 <w:sz w:val="14"/>
               </w:rPr>
-              <w:t>2027-04-05</w:t>
+              <w:t>2028-01-31</w:t>
             </w:r>
           </w:p>
         </w:tc>
@@ -39657,7 +39695,7 @@
               <w:rPr>
                 <w:sz w:val="14"/>
               </w:rPr>
-              <w:t>EWP-01-CV-02</w:t>
+              <w:t>EWP-07-CV-01</w:t>
             </w:r>
           </w:p>
         </w:tc>
@@ -39673,7 +39711,7 @@
               <w:rPr>
                 <w:sz w:val="14"/>
               </w:rPr>
-              <w:t>CWP-01-CV-02</w:t>
+              <w:t>CWP-07-CV-01</w:t>
             </w:r>
           </w:p>
         </w:tc>
@@ -39689,7 +39727,7 @@
               <w:rPr>
                 <w:sz w:val="14"/>
               </w:rPr>
-              <w:t>ALP-EPC-00UBF-CV-RBR-0001</w:t>
+              <w:t>ALP-EPC-00UGA-CV-EFD-0001</w:t>
             </w:r>
           </w:p>
         </w:tc>
@@ -39705,7 +39743,7 @@
               <w:rPr>
                 <w:sz w:val="14"/>
               </w:rPr>
-              <w:t>2027-06-21</w:t>
+              <w:t>2027-06-03</w:t>
             </w:r>
           </w:p>
         </w:tc>
@@ -39721,7 +39759,7 @@
               <w:rPr>
                 <w:sz w:val="14"/>
               </w:rPr>
-              <w:t>2027-04-19</w:t>
+              <w:t>2027-04-05</w:t>
             </w:r>
           </w:p>
         </w:tc>
@@ -39737,7 +39775,7 @@
               <w:rPr>
                 <w:sz w:val="14"/>
               </w:rPr>
-              <w:t>13</w:t>
+              <w:t>12</w:t>
             </w:r>
           </w:p>
         </w:tc>
@@ -40061,7 +40099,7 @@
               <w:rPr>
                 <w:sz w:val="14"/>
               </w:rPr>
-              <w:t>EWP-10-CV-01</w:t>
+              <w:t>EWP-01-PI-01</w:t>
             </w:r>
           </w:p>
         </w:tc>
@@ -40077,7 +40115,7 @@
               <w:rPr>
                 <w:sz w:val="14"/>
               </w:rPr>
-              <w:t>CWP-10-CV-01</w:t>
+              <w:t>CWP-01-PI-01</w:t>
             </w:r>
           </w:p>
         </w:tc>
@@ -40093,7 +40131,7 @@
               <w:rPr>
                 <w:sz w:val="14"/>
               </w:rPr>
-              <w:t>ALP-EPC-00UEG-CV-RBR-0001</w:t>
+              <w:t>ALP-EPC-10LAF-PI-SUP-0001</w:t>
             </w:r>
           </w:p>
         </w:tc>
@@ -40109,7 +40147,7 @@
               <w:rPr>
                 <w:sz w:val="14"/>
               </w:rPr>
-              <w:t>2027-06-25</w:t>
+              <w:t>2028-03-02</w:t>
             </w:r>
           </w:p>
         </w:tc>
@@ -40125,7 +40163,7 @@
               <w:rPr>
                 <w:sz w:val="14"/>
               </w:rPr>
-              <w:t>2027-06-03</w:t>
+              <w:t>2027-12-13</w:t>
             </w:r>
           </w:p>
         </w:tc>
@@ -40141,7 +40179,7 @@
               <w:rPr>
                 <w:sz w:val="14"/>
               </w:rPr>
-              <w:t>16</w:t>
+              <w:t>17</w:t>
             </w:r>
           </w:p>
         </w:tc>
@@ -40162,7 +40200,7 @@
               <w:rPr>
                 <w:sz w:val="14"/>
               </w:rPr>
-              <w:t>EWP-01-PI-01</w:t>
+              <w:t>EWP-02-CV-02</w:t>
             </w:r>
           </w:p>
         </w:tc>
@@ -40178,7 +40216,7 @@
               <w:rPr>
                 <w:sz w:val="14"/>
               </w:rPr>
-              <w:t>CWP-01-PI-01</w:t>
+              <w:t>CWP-02-CV-02</w:t>
             </w:r>
           </w:p>
         </w:tc>
@@ -40194,7 +40232,7 @@
               <w:rPr>
                 <w:sz w:val="14"/>
               </w:rPr>
-              <w:t>ALP-EPC-10LAF-PI-SUP-0001</w:t>
+              <w:t>ALP-EPC-20UMB-CV-RBR-0001</w:t>
             </w:r>
           </w:p>
         </w:tc>
@@ -40210,7 +40248,7 @@
               <w:rPr>
                 <w:sz w:val="14"/>
               </w:rPr>
-              <w:t>2028-03-02</w:t>
+              <w:t>2027-06-28</w:t>
             </w:r>
           </w:p>
         </w:tc>
@@ -40226,7 +40264,7 @@
               <w:rPr>
                 <w:sz w:val="14"/>
               </w:rPr>
-              <w:t>2027-12-13</w:t>
+              <w:t>2027-04-19</w:t>
             </w:r>
           </w:p>
         </w:tc>
@@ -40242,7 +40280,7 @@
               <w:rPr>
                 <w:sz w:val="14"/>
               </w:rPr>
-              <w:t>17</w:t>
+              <w:t>18</w:t>
             </w:r>
           </w:p>
         </w:tc>
@@ -40263,7 +40301,7 @@
               <w:rPr>
                 <w:sz w:val="14"/>
               </w:rPr>
-              <w:t>EWP-02-CV-02</w:t>
+              <w:t>EWP-10-CV-01</w:t>
             </w:r>
           </w:p>
         </w:tc>
@@ -40279,7 +40317,7 @@
               <w:rPr>
                 <w:sz w:val="14"/>
               </w:rPr>
-              <w:t>CWP-02-CV-02</w:t>
+              <w:t>CWP-10-CV-01</w:t>
             </w:r>
           </w:p>
         </w:tc>
@@ -40295,7 +40333,7 @@
               <w:rPr>
                 <w:sz w:val="14"/>
               </w:rPr>
-              <w:t>ALP-EPC-20UMB-CV-RBR-0001</w:t>
+              <w:t>ALP-EPC-00UEG-CV-RBR-0001</w:t>
             </w:r>
           </w:p>
         </w:tc>
@@ -40311,7 +40349,7 @@
               <w:rPr>
                 <w:sz w:val="14"/>
               </w:rPr>
-              <w:t>2027-06-28</w:t>
+              <w:t>2027-06-25</w:t>
             </w:r>
           </w:p>
         </w:tc>
@@ -40327,7 +40365,7 @@
               <w:rPr>
                 <w:sz w:val="14"/>
               </w:rPr>
-              <w:t>2027-04-19</w:t>
+              <w:t>2027-06-03</w:t>
             </w:r>
           </w:p>
         </w:tc>
@@ -45516,7 +45554,7 @@
       <w:rPr>
         <w:sz w:val="14"/>
       </w:rPr>
-      <w:t>engine procedures v1.3.0 | data 62297076fe80769d | generated 2026-09-28 - generated from the project database; do not edit</w:t>
+      <w:t>engine procedures v1.4.0 | data 13dbdbeca1a87ab1 | generated 2026-09-28 - generated from the project database; do not edit</w:t>
     </w:r>
   </w:p>
 </w:ftr>

--- a/output/procedures/ALP-EPC-00000-GE-PLN-0001.docx
+++ b/output/procedures/ALP-EPC-00000-GE-PLN-0001.docx
@@ -23,8 +23,8 @@
         <w:tblLook w:firstColumn="1" w:firstRow="1" w:lastColumn="0" w:lastRow="0" w:noHBand="0" w:noVBand="1" w:val="04A0"/>
       </w:tblPr>
       <w:tblGrid>
-        <w:gridCol w:w="2835"/>
-        <w:gridCol w:w="7030"/>
+        <w:gridCol w:w="2551"/>
+        <w:gridCol w:w="7314"/>
       </w:tblGrid>
       <w:tr>
         <w:trPr>
@@ -32,7 +32,7 @@
         </w:trPr>
         <w:tc>
           <w:tcPr>
-            <w:tcW w:type="dxa" w:w="2835"/>
+            <w:tcW w:type="dxa" w:w="2551"/>
           </w:tcPr>
           <w:p>
             <w:pPr>
@@ -49,7 +49,7 @@
         </w:tc>
         <w:tc>
           <w:tcPr>
-            <w:tcW w:type="dxa" w:w="7030"/>
+            <w:tcW w:type="dxa" w:w="7313"/>
           </w:tcPr>
           <w:p>
             <w:pPr>
@@ -70,7 +70,7 @@
         </w:trPr>
         <w:tc>
           <w:tcPr>
-            <w:tcW w:type="dxa" w:w="2835"/>
+            <w:tcW w:type="dxa" w:w="2551"/>
           </w:tcPr>
           <w:p>
             <w:pPr>
@@ -87,7 +87,7 @@
         </w:tc>
         <w:tc>
           <w:tcPr>
-            <w:tcW w:type="dxa" w:w="7030"/>
+            <w:tcW w:type="dxa" w:w="7313"/>
           </w:tcPr>
           <w:p>
             <w:pPr>
@@ -108,7 +108,7 @@
         </w:trPr>
         <w:tc>
           <w:tcPr>
-            <w:tcW w:type="dxa" w:w="2835"/>
+            <w:tcW w:type="dxa" w:w="2551"/>
           </w:tcPr>
           <w:p>
             <w:pPr>
@@ -119,13 +119,13 @@
                 <w:b/>
                 <w:sz w:val="16"/>
               </w:rPr>
-              <w:t>Revision</w:t>
-            </w:r>
-          </w:p>
-        </w:tc>
-        <w:tc>
-          <w:tcPr>
-            <w:tcW w:type="dxa" w:w="7030"/>
+              <w:t>Revision / status</w:t>
+            </w:r>
+          </w:p>
+        </w:tc>
+        <w:tc>
+          <w:tcPr>
+            <w:tcW w:type="dxa" w:w="7313"/>
           </w:tcPr>
           <w:p>
             <w:pPr>
@@ -135,7 +135,7 @@
               <w:rPr>
                 <w:sz w:val="16"/>
               </w:rPr>
-              <w:t>draft - not yet issued (next issue: IFR rev A)</w:t>
+              <w:t>Rev A - IFR, draft (not issued)</w:t>
             </w:r>
           </w:p>
         </w:tc>
@@ -146,7 +146,7 @@
         </w:trPr>
         <w:tc>
           <w:tcPr>
-            <w:tcW w:type="dxa" w:w="2835"/>
+            <w:tcW w:type="dxa" w:w="2551"/>
           </w:tcPr>
           <w:p>
             <w:pPr>
@@ -163,7 +163,7 @@
         </w:tc>
         <w:tc>
           <w:tcPr>
-            <w:tcW w:type="dxa" w:w="7030"/>
+            <w:tcW w:type="dxa" w:w="7313"/>
           </w:tcPr>
           <w:p>
             <w:pPr>
@@ -173,7 +173,7 @@
               <w:rPr>
                 <w:sz w:val="16"/>
               </w:rPr>
-              <w:t>Istanbul EPC</w:t>
+              <w:t>Istanbul EPC Mühendislik ve Taahhüt A.Ş.</w:t>
             </w:r>
           </w:p>
         </w:tc>
@@ -184,7 +184,7 @@
         </w:trPr>
         <w:tc>
           <w:tcPr>
-            <w:tcW w:type="dxa" w:w="2835"/>
+            <w:tcW w:type="dxa" w:w="2551"/>
           </w:tcPr>
           <w:p>
             <w:pPr>
@@ -195,13 +195,13 @@
                 <w:b/>
                 <w:sz w:val="16"/>
               </w:rPr>
-              <w:t>Review class</w:t>
-            </w:r>
-          </w:p>
-        </w:tc>
-        <w:tc>
-          <w:tcPr>
-            <w:tcW w:type="dxa" w:w="7030"/>
+              <w:t>Discipline / type</w:t>
+            </w:r>
+          </w:p>
+        </w:tc>
+        <w:tc>
+          <w:tcPr>
+            <w:tcW w:type="dxa" w:w="7313"/>
           </w:tcPr>
           <w:p>
             <w:pPr>
@@ -211,7 +211,7 @@
               <w:rPr>
                 <w:sz w:val="16"/>
               </w:rPr>
-              <w:t>approval</w:t>
+              <w:t>general / PLN Plan (execution, quality, HSE, commissioning, training)</w:t>
             </w:r>
           </w:p>
         </w:tc>
@@ -222,7 +222,7 @@
         </w:trPr>
         <w:tc>
           <w:tcPr>
-            <w:tcW w:type="dxa" w:w="2835"/>
+            <w:tcW w:type="dxa" w:w="2551"/>
           </w:tcPr>
           <w:p>
             <w:pPr>
@@ -233,13 +233,13 @@
                 <w:b/>
                 <w:sz w:val="16"/>
               </w:rPr>
-              <w:t>Planned issue (workflow timeline)</w:t>
-            </w:r>
-          </w:p>
-        </w:tc>
-        <w:tc>
-          <w:tcPr>
-            <w:tcW w:type="dxa" w:w="7030"/>
+              <w:t>Review class</w:t>
+            </w:r>
+          </w:p>
+        </w:tc>
+        <w:tc>
+          <w:tcPr>
+            <w:tcW w:type="dxa" w:w="7313"/>
           </w:tcPr>
           <w:p>
             <w:pPr>
@@ -249,7 +249,7 @@
               <w:rPr>
                 <w:sz w:val="16"/>
               </w:rPr>
-              <w:t>IFR 2027-05-11, IFA 2027-06-08, IFC 2027-06-15</w:t>
+              <w:t>approval</w:t>
             </w:r>
           </w:p>
         </w:tc>
@@ -260,7 +260,7 @@
         </w:trPr>
         <w:tc>
           <w:tcPr>
-            <w:tcW w:type="dxa" w:w="2835"/>
+            <w:tcW w:type="dxa" w:w="2551"/>
           </w:tcPr>
           <w:p>
             <w:pPr>
@@ -277,7 +277,7 @@
         </w:tc>
         <w:tc>
           <w:tcPr>
-            <w:tcW w:type="dxa" w:w="7030"/>
+            <w:tcW w:type="dxa" w:w="7313"/>
           </w:tcPr>
           <w:p>
             <w:pPr>
@@ -297,6 +297,17 @@
       <w:pPr>
         <w:spacing w:after="40"/>
       </w:pPr>
+    </w:p>
+    <w:p>
+      <w:r>
+        <w:rPr>
+          <w:b/>
+        </w:rPr>
+        <w:t xml:space="preserve">Planned issues (workflow timeline): </w:t>
+      </w:r>
+      <w:r>
+        <w:t>IFR 2027-05-03, IFA 2027-05-31, IFC 2027-06-07</w:t>
+      </w:r>
     </w:p>
     <w:p>
       <w:pPr>
@@ -843,7 +854,7 @@
               <w:rPr>
                 <w:sz w:val="15"/>
               </w:rPr>
-              <w:t>2027-09-16</w:t>
+              <w:t>2027-08-26</w:t>
             </w:r>
           </w:p>
         </w:tc>
@@ -1588,7 +1599,7 @@
               <w:rPr>
                 <w:sz w:val="15"/>
               </w:rPr>
-              <w:t>2027-07-14</w:t>
+              <w:t>2027-07-20</w:t>
             </w:r>
           </w:p>
         </w:tc>
@@ -2184,7 +2195,7 @@
               <w:rPr>
                 <w:sz w:val="15"/>
               </w:rPr>
-              <w:t>2027-08-02</w:t>
+              <w:t>2027-07-28</w:t>
             </w:r>
           </w:p>
         </w:tc>
@@ -2317,7 +2328,7 @@
               <w:rPr>
                 <w:sz w:val="15"/>
               </w:rPr>
-              <w:t>2027-04-28</w:t>
+              <w:t>2026-12-22</w:t>
             </w:r>
           </w:p>
         </w:tc>
@@ -2333,7 +2344,7 @@
               <w:rPr>
                 <w:sz w:val="15"/>
               </w:rPr>
-              <w:t>2027-07-20</w:t>
+              <w:t>2027-07-12</w:t>
             </w:r>
           </w:p>
         </w:tc>
@@ -4448,7 +4459,7 @@
               <w:rPr>
                 <w:sz w:val="14"/>
               </w:rPr>
-              <w:t>212</w:t>
+              <w:t>215</w:t>
             </w:r>
           </w:p>
         </w:tc>
@@ -4891,7 +4902,7 @@
               <w:rPr>
                 <w:sz w:val="14"/>
               </w:rPr>
-              <w:t>236</w:t>
+              <w:t>257</w:t>
             </w:r>
           </w:p>
         </w:tc>
@@ -4907,7 +4918,7 @@
               <w:rPr>
                 <w:sz w:val="14"/>
               </w:rPr>
-              <w:t>12</w:t>
+              <w:t>15</w:t>
             </w:r>
           </w:p>
         </w:tc>
@@ -5563,7 +5574,7 @@
               <w:rPr>
                 <w:sz w:val="14"/>
               </w:rPr>
-              <w:t>22</w:t>
+              <w:t>23</w:t>
             </w:r>
           </w:p>
         </w:tc>
@@ -5741,7 +5752,7 @@
               <w:rPr>
                 <w:sz w:val="14"/>
               </w:rPr>
-              <w:t>15</w:t>
+              <w:t>20</w:t>
             </w:r>
           </w:p>
         </w:tc>
@@ -5787,7 +5798,7 @@
               <w:rPr>
                 <w:sz w:val="14"/>
               </w:rPr>
-              <w:t>407</w:t>
+              <w:t>412</w:t>
             </w:r>
           </w:p>
         </w:tc>
@@ -5949,7 +5960,7 @@
               <w:rPr>
                 <w:sz w:val="14"/>
               </w:rPr>
-              <w:t>33</w:t>
+              <w:t>36</w:t>
             </w:r>
           </w:p>
         </w:tc>
@@ -6013,7 +6024,7 @@
               <w:rPr>
                 <w:sz w:val="14"/>
               </w:rPr>
-              <w:t>575</w:t>
+              <w:t>596</w:t>
             </w:r>
           </w:p>
         </w:tc>
@@ -6467,7 +6478,7 @@
               <w:rPr>
                 <w:sz w:val="14"/>
               </w:rPr>
-              <w:t>226</w:t>
+              <w:t>229</w:t>
             </w:r>
           </w:p>
         </w:tc>
@@ -10389,7 +10400,7 @@
               <w:rPr>
                 <w:sz w:val="14"/>
               </w:rPr>
-              <w:t>11</w:t>
+              <w:t>13</w:t>
             </w:r>
           </w:p>
         </w:tc>
@@ -10452,7 +10463,7 @@
               <w:rPr>
                 <w:sz w:val="14"/>
               </w:rPr>
-              <w:t>110</w:t>
+              <w:t>111</w:t>
             </w:r>
           </w:p>
         </w:tc>
@@ -10484,7 +10495,7 @@
               <w:rPr>
                 <w:sz w:val="14"/>
               </w:rPr>
-              <w:t>47</w:t>
+              <w:t>50</w:t>
             </w:r>
           </w:p>
         </w:tc>
@@ -10531,7 +10542,7 @@
               <w:rPr>
                 <w:sz w:val="14"/>
               </w:rPr>
-              <w:t>251</w:t>
+              <w:t>257</w:t>
             </w:r>
           </w:p>
         </w:tc>
@@ -10568,7 +10579,7 @@
               <w:rPr>
                 <w:sz w:val="14"/>
               </w:rPr>
-              <w:t>53</w:t>
+              <w:t>51</w:t>
             </w:r>
           </w:p>
         </w:tc>
@@ -10600,7 +10611,7 @@
               <w:rPr>
                 <w:sz w:val="14"/>
               </w:rPr>
-              <w:t>34</w:t>
+              <w:t>35</w:t>
             </w:r>
           </w:p>
         </w:tc>
@@ -10616,7 +10627,7 @@
               <w:rPr>
                 <w:sz w:val="14"/>
               </w:rPr>
-              <w:t>81</w:t>
+              <w:t>82</w:t>
             </w:r>
           </w:p>
         </w:tc>
@@ -10664,7 +10675,7 @@
               <w:rPr>
                 <w:sz w:val="14"/>
               </w:rPr>
-              <w:t>71</w:t>
+              <w:t>73</w:t>
             </w:r>
           </w:p>
         </w:tc>
@@ -10680,7 +10691,7 @@
               <w:rPr>
                 <w:sz w:val="14"/>
               </w:rPr>
-              <w:t>160</w:t>
+              <w:t>157</w:t>
             </w:r>
           </w:p>
         </w:tc>
@@ -10712,7 +10723,7 @@
               <w:rPr>
                 <w:sz w:val="14"/>
               </w:rPr>
-              <w:t>11</w:t>
+              <w:t>15</w:t>
             </w:r>
           </w:p>
         </w:tc>
@@ -10728,6 +10739,7 @@
               <w:rPr>
                 <w:sz w:val="14"/>
               </w:rPr>
+              <w:t>1</w:t>
             </w:r>
           </w:p>
         </w:tc>
@@ -10759,7 +10771,7 @@
               <w:rPr>
                 <w:sz w:val="14"/>
               </w:rPr>
-              <w:t>491</w:t>
+              <w:t>495</w:t>
             </w:r>
           </w:p>
         </w:tc>
@@ -10796,7 +10808,7 @@
               <w:rPr>
                 <w:sz w:val="14"/>
               </w:rPr>
-              <w:t>69</w:t>
+              <w:t>70</w:t>
             </w:r>
           </w:p>
         </w:tc>
@@ -10812,7 +10824,7 @@
               <w:rPr>
                 <w:sz w:val="14"/>
               </w:rPr>
-              <w:t>39</w:t>
+              <w:t>31</w:t>
             </w:r>
           </w:p>
         </w:tc>
@@ -10828,6 +10840,22 @@
               <w:rPr>
                 <w:sz w:val="14"/>
               </w:rPr>
+              <w:t>50</w:t>
+            </w:r>
+          </w:p>
+        </w:tc>
+        <w:tc>
+          <w:tcPr>
+            <w:tcW w:type="dxa" w:w="652"/>
+          </w:tcPr>
+          <w:p>
+            <w:pPr>
+              <w:spacing w:after="0"/>
+            </w:pPr>
+            <w:r>
+              <w:rPr>
+                <w:sz w:val="14"/>
+              </w:rPr>
               <w:t>51</w:t>
             </w:r>
           </w:p>
@@ -10844,7 +10872,7 @@
               <w:rPr>
                 <w:sz w:val="14"/>
               </w:rPr>
-              <w:t>54</w:t>
+              <w:t>11</w:t>
             </w:r>
           </w:p>
         </w:tc>
@@ -10860,7 +10888,7 @@
               <w:rPr>
                 <w:sz w:val="14"/>
               </w:rPr>
-              <w:t>11</w:t>
+              <w:t>12</w:t>
             </w:r>
           </w:p>
         </w:tc>
@@ -10876,7 +10904,7 @@
               <w:rPr>
                 <w:sz w:val="14"/>
               </w:rPr>
-              <w:t>12</w:t>
+              <w:t>138</w:t>
             </w:r>
           </w:p>
         </w:tc>
@@ -10892,7 +10920,7 @@
               <w:rPr>
                 <w:sz w:val="14"/>
               </w:rPr>
-              <w:t>145</w:t>
+              <w:t>152</w:t>
             </w:r>
           </w:p>
         </w:tc>
@@ -10908,7 +10936,7 @@
               <w:rPr>
                 <w:sz w:val="14"/>
               </w:rPr>
-              <w:t>148</w:t>
+              <w:t>9</w:t>
             </w:r>
           </w:p>
         </w:tc>
@@ -10924,7 +10952,7 @@
               <w:rPr>
                 <w:sz w:val="14"/>
               </w:rPr>
-              <w:t>9</w:t>
+              <w:t>63</w:t>
             </w:r>
           </w:p>
         </w:tc>
@@ -10940,7 +10968,6 @@
               <w:rPr>
                 <w:sz w:val="14"/>
               </w:rPr>
-              <w:t>56</w:t>
             </w:r>
           </w:p>
         </w:tc>
@@ -10956,22 +10983,6 @@
               <w:rPr>
                 <w:sz w:val="14"/>
               </w:rPr>
-              <w:t>1</w:t>
-            </w:r>
-          </w:p>
-        </w:tc>
-        <w:tc>
-          <w:tcPr>
-            <w:tcW w:type="dxa" w:w="652"/>
-          </w:tcPr>
-          <w:p>
-            <w:pPr>
-              <w:spacing w:after="0"/>
-            </w:pPr>
-            <w:r>
-              <w:rPr>
-                <w:sz w:val="14"/>
-              </w:rPr>
               <w:t>16</w:t>
             </w:r>
           </w:p>
@@ -10988,7 +10999,7 @@
               <w:rPr>
                 <w:sz w:val="14"/>
               </w:rPr>
-              <w:t>611</w:t>
+              <w:t>603</w:t>
             </w:r>
           </w:p>
         </w:tc>
@@ -11025,7 +11036,7 @@
               <w:rPr>
                 <w:sz w:val="14"/>
               </w:rPr>
-              <w:t>8</w:t>
+              <w:t>9</w:t>
             </w:r>
           </w:p>
         </w:tc>
@@ -11041,7 +11052,7 @@
               <w:rPr>
                 <w:sz w:val="14"/>
               </w:rPr>
-              <w:t>43</w:t>
+              <w:t>50</w:t>
             </w:r>
           </w:p>
         </w:tc>
@@ -11057,7 +11068,7 @@
               <w:rPr>
                 <w:sz w:val="14"/>
               </w:rPr>
-              <w:t>34</w:t>
+              <w:t>33</w:t>
             </w:r>
           </w:p>
         </w:tc>
@@ -11121,7 +11132,7 @@
               <w:rPr>
                 <w:sz w:val="14"/>
               </w:rPr>
-              <w:t>101</w:t>
+              <w:t>108</w:t>
             </w:r>
           </w:p>
         </w:tc>
@@ -11153,7 +11164,7 @@
               <w:rPr>
                 <w:sz w:val="14"/>
               </w:rPr>
-              <w:t>35</w:t>
+              <w:t>36</w:t>
             </w:r>
           </w:p>
         </w:tc>
@@ -11169,7 +11180,7 @@
               <w:rPr>
                 <w:sz w:val="14"/>
               </w:rPr>
-              <w:t>39</w:t>
+              <w:t>25</w:t>
             </w:r>
           </w:p>
         </w:tc>
@@ -11217,7 +11228,7 @@
               <w:rPr>
                 <w:sz w:val="14"/>
               </w:rPr>
-              <w:t>425</w:t>
+              <w:t>426</w:t>
             </w:r>
           </w:p>
         </w:tc>
@@ -11269,7 +11280,7 @@
               <w:rPr>
                 <w:sz w:val="14"/>
               </w:rPr>
-              <w:t>33</w:t>
+              <w:t>35</w:t>
             </w:r>
           </w:p>
         </w:tc>
@@ -11285,6 +11296,101 @@
               <w:rPr>
                 <w:sz w:val="14"/>
               </w:rPr>
+              <w:t>27</w:t>
+            </w:r>
+          </w:p>
+        </w:tc>
+        <w:tc>
+          <w:tcPr>
+            <w:tcW w:type="dxa" w:w="652"/>
+          </w:tcPr>
+          <w:p>
+            <w:pPr>
+              <w:spacing w:after="0"/>
+            </w:pPr>
+            <w:r>
+              <w:rPr>
+                <w:sz w:val="14"/>
+              </w:rPr>
+              <w:t>7</w:t>
+            </w:r>
+          </w:p>
+        </w:tc>
+        <w:tc>
+          <w:tcPr>
+            <w:tcW w:type="dxa" w:w="652"/>
+          </w:tcPr>
+          <w:p>
+            <w:pPr>
+              <w:spacing w:after="0"/>
+            </w:pPr>
+            <w:r>
+              <w:rPr>
+                <w:sz w:val="14"/>
+              </w:rPr>
+              <w:t>2</w:t>
+            </w:r>
+          </w:p>
+        </w:tc>
+        <w:tc>
+          <w:tcPr>
+            <w:tcW w:type="dxa" w:w="652"/>
+          </w:tcPr>
+          <w:p>
+            <w:pPr>
+              <w:spacing w:after="0"/>
+            </w:pPr>
+            <w:r>
+              <w:rPr>
+                <w:sz w:val="14"/>
+              </w:rPr>
+            </w:r>
+          </w:p>
+        </w:tc>
+        <w:tc>
+          <w:tcPr>
+            <w:tcW w:type="dxa" w:w="652"/>
+          </w:tcPr>
+          <w:p>
+            <w:pPr>
+              <w:spacing w:after="0"/>
+            </w:pPr>
+            <w:r>
+              <w:rPr>
+                <w:sz w:val="14"/>
+              </w:rPr>
+              <w:t>85</w:t>
+            </w:r>
+          </w:p>
+        </w:tc>
+        <w:tc>
+          <w:tcPr>
+            <w:tcW w:type="dxa" w:w="652"/>
+          </w:tcPr>
+          <w:p>
+            <w:pPr>
+              <w:spacing w:after="0"/>
+            </w:pPr>
+            <w:r>
+              <w:rPr>
+                <w:sz w:val="14"/>
+              </w:rPr>
+              <w:t>86</w:t>
+            </w:r>
+          </w:p>
+        </w:tc>
+        <w:tc>
+          <w:tcPr>
+            <w:tcW w:type="dxa" w:w="652"/>
+          </w:tcPr>
+          <w:p>
+            <w:pPr>
+              <w:spacing w:after="0"/>
+            </w:pPr>
+            <w:r>
+              <w:rPr>
+                <w:sz w:val="14"/>
+              </w:rPr>
               <w:t>26</w:t>
             </w:r>
           </w:p>
@@ -11301,7 +11407,6 @@
               <w:rPr>
                 <w:sz w:val="14"/>
               </w:rPr>
-              <w:t>7</w:t>
             </w:r>
           </w:p>
         </w:tc>
@@ -11317,7 +11422,6 @@
               <w:rPr>
                 <w:sz w:val="14"/>
               </w:rPr>
-              <w:t>2</w:t>
             </w:r>
           </w:p>
         </w:tc>
@@ -11338,99 +11442,6 @@
         </w:tc>
         <w:tc>
           <w:tcPr>
-            <w:tcW w:type="dxa" w:w="652"/>
-          </w:tcPr>
-          <w:p>
-            <w:pPr>
-              <w:spacing w:after="0"/>
-            </w:pPr>
-            <w:r>
-              <w:rPr>
-                <w:sz w:val="14"/>
-              </w:rPr>
-              <w:t>87</w:t>
-            </w:r>
-          </w:p>
-        </w:tc>
-        <w:tc>
-          <w:tcPr>
-            <w:tcW w:type="dxa" w:w="652"/>
-          </w:tcPr>
-          <w:p>
-            <w:pPr>
-              <w:spacing w:after="0"/>
-            </w:pPr>
-            <w:r>
-              <w:rPr>
-                <w:sz w:val="14"/>
-              </w:rPr>
-              <w:t>88</w:t>
-            </w:r>
-          </w:p>
-        </w:tc>
-        <w:tc>
-          <w:tcPr>
-            <w:tcW w:type="dxa" w:w="652"/>
-          </w:tcPr>
-          <w:p>
-            <w:pPr>
-              <w:spacing w:after="0"/>
-            </w:pPr>
-            <w:r>
-              <w:rPr>
-                <w:sz w:val="14"/>
-              </w:rPr>
-              <w:t>28</w:t>
-            </w:r>
-          </w:p>
-        </w:tc>
-        <w:tc>
-          <w:tcPr>
-            <w:tcW w:type="dxa" w:w="652"/>
-          </w:tcPr>
-          <w:p>
-            <w:pPr>
-              <w:spacing w:after="0"/>
-            </w:pPr>
-            <w:r>
-              <w:rPr>
-                <w:sz w:val="14"/>
-              </w:rPr>
-            </w:r>
-          </w:p>
-        </w:tc>
-        <w:tc>
-          <w:tcPr>
-            <w:tcW w:type="dxa" w:w="652"/>
-          </w:tcPr>
-          <w:p>
-            <w:pPr>
-              <w:spacing w:after="0"/>
-            </w:pPr>
-            <w:r>
-              <w:rPr>
-                <w:sz w:val="14"/>
-              </w:rPr>
-            </w:r>
-          </w:p>
-        </w:tc>
-        <w:tc>
-          <w:tcPr>
-            <w:tcW w:type="dxa" w:w="652"/>
-          </w:tcPr>
-          <w:p>
-            <w:pPr>
-              <w:spacing w:after="0"/>
-            </w:pPr>
-            <w:r>
-              <w:rPr>
-                <w:sz w:val="14"/>
-              </w:rPr>
-            </w:r>
-          </w:p>
-        </w:tc>
-        <w:tc>
-          <w:tcPr>
             <w:tcW w:type="dxa" w:w="737"/>
           </w:tcPr>
           <w:p>
@@ -11441,7 +11452,7 @@
               <w:rPr>
                 <w:sz w:val="14"/>
               </w:rPr>
-              <w:t>271</w:t>
+              <w:t>268</w:t>
             </w:r>
           </w:p>
         </w:tc>
@@ -11493,7 +11504,7 @@
               <w:rPr>
                 <w:sz w:val="14"/>
               </w:rPr>
-              <w:t>20</w:t>
+              <w:t>19</w:t>
             </w:r>
           </w:p>
         </w:tc>
@@ -11601,7 +11612,7 @@
               <w:rPr>
                 <w:sz w:val="14"/>
               </w:rPr>
-              <w:t>47</w:t>
+              <w:t>48</w:t>
             </w:r>
           </w:p>
         </w:tc>
@@ -12772,7 +12783,7 @@
     </w:p>
     <w:p>
       <w:r>
-        <w:t>Document preparation capacity at full mobilisation (eng_resource, levelled timeline): CV 30 FTE, CM 3 FTE, EL 8 FTE, GE 5 FTE, HS 3 FTE, HV 7 FTE, IC 14 FTE, ME 12 FTE, PI 32 FTE, PR 12 FTE, PC 1 FTE, SS 18 FTE - total 145 FTE. Documents are scheduled in the order of their latest start (backwards from the EWP and PWP need dates) within these capacities.</w:t>
+        <w:t>Document preparation capacity at full mobilisation (eng_resource, levelled timeline): CV 30 FTE, CM 3 FTE, EL 8 FTE, GE 5 FTE, HS 3 FTE, HV 7 FTE, IC 14 FTE, ME 12 FTE, PI 32 FTE, PR 13 FTE, PC 1 FTE, SS 18 FTE - total 146 FTE. Documents are scheduled in the order of their latest start (backwards from the EWP and PWP need dates) within these capacities.</w:t>
       </w:r>
     </w:p>
     <w:p>
@@ -13081,7 +13092,7 @@
               <w:rPr>
                 <w:sz w:val="14"/>
               </w:rPr>
-              <w:t>673</w:t>
+              <w:t>613</w:t>
             </w:r>
           </w:p>
         </w:tc>
@@ -13113,7 +13124,7 @@
               <w:rPr>
                 <w:sz w:val="14"/>
               </w:rPr>
-              <w:t>512</w:t>
+              <w:t>511</w:t>
             </w:r>
           </w:p>
         </w:tc>
@@ -13129,7 +13140,7 @@
               <w:rPr>
                 <w:sz w:val="14"/>
               </w:rPr>
-              <w:t>306</w:t>
+              <w:t>292</w:t>
             </w:r>
           </w:p>
         </w:tc>
@@ -13161,7 +13172,7 @@
               <w:rPr>
                 <w:sz w:val="14"/>
               </w:rPr>
-              <w:t>44</w:t>
+              <w:t>16</w:t>
             </w:r>
           </w:p>
         </w:tc>
@@ -13193,7 +13204,7 @@
               <w:rPr>
                 <w:sz w:val="14"/>
               </w:rPr>
-              <w:t>699</w:t>
+              <w:t>676</w:t>
             </w:r>
           </w:p>
         </w:tc>
@@ -13225,7 +13236,7 @@
               <w:rPr>
                 <w:sz w:val="14"/>
               </w:rPr>
-              <w:t>751</w:t>
+              <w:t>821</w:t>
             </w:r>
           </w:p>
         </w:tc>
@@ -13241,6 +13252,7 @@
               <w:rPr>
                 <w:sz w:val="14"/>
               </w:rPr>
+              <w:t>12</w:t>
             </w:r>
           </w:p>
         </w:tc>
@@ -13272,7 +13284,7 @@
               <w:rPr>
                 <w:sz w:val="14"/>
               </w:rPr>
-              <w:t>6,320</w:t>
+              <w:t>6,275</w:t>
             </w:r>
           </w:p>
         </w:tc>
@@ -13325,7 +13337,7 @@
               <w:rPr>
                 <w:sz w:val="14"/>
               </w:rPr>
-              <w:t>3,186</w:t>
+              <w:t>3,322</w:t>
             </w:r>
           </w:p>
         </w:tc>
@@ -13357,7 +13369,7 @@
               <w:rPr>
                 <w:sz w:val="14"/>
               </w:rPr>
-              <w:t>904</w:t>
+              <w:t>899</w:t>
             </w:r>
           </w:p>
         </w:tc>
@@ -13373,7 +13385,7 @@
               <w:rPr>
                 <w:sz w:val="14"/>
               </w:rPr>
-              <w:t>547</w:t>
+              <w:t>550</w:t>
             </w:r>
           </w:p>
         </w:tc>
@@ -13405,7 +13417,7 @@
               <w:rPr>
                 <w:sz w:val="14"/>
               </w:rPr>
-              <w:t>731</w:t>
+              <w:t>462</w:t>
             </w:r>
           </w:p>
         </w:tc>
@@ -13437,7 +13449,7 @@
               <w:rPr>
                 <w:sz w:val="14"/>
               </w:rPr>
-              <w:t>1,374</w:t>
+              <w:t>1,123</w:t>
             </w:r>
           </w:p>
         </w:tc>
@@ -13469,7 +13481,7 @@
               <w:rPr>
                 <w:sz w:val="14"/>
               </w:rPr>
-              <w:t>1,391</w:t>
+              <w:t>1,382</w:t>
             </w:r>
           </w:p>
         </w:tc>
@@ -13485,6 +13497,7 @@
               <w:rPr>
                 <w:sz w:val="14"/>
               </w:rPr>
+              <w:t>68</w:t>
             </w:r>
           </w:p>
         </w:tc>
@@ -13515,7 +13528,7 @@
               <w:rPr>
                 <w:sz w:val="14"/>
               </w:rPr>
-              <w:t>13,367</w:t>
+              <w:t>13,040</w:t>
             </w:r>
           </w:p>
         </w:tc>
@@ -13531,7 +13544,7 @@
               <w:rPr>
                 <w:sz w:val="14"/>
               </w:rPr>
-              <w:t>89</w:t>
+              <w:t>87</w:t>
             </w:r>
           </w:p>
         </w:tc>
@@ -13568,7 +13581,7 @@
               <w:rPr>
                 <w:sz w:val="14"/>
               </w:rPr>
-              <w:t>4,340</w:t>
+              <w:t>4,365</w:t>
             </w:r>
           </w:p>
         </w:tc>
@@ -13600,7 +13613,7 @@
               <w:rPr>
                 <w:sz w:val="14"/>
               </w:rPr>
-              <w:t>1,157</w:t>
+              <w:t>1,165</w:t>
             </w:r>
           </w:p>
         </w:tc>
@@ -13648,7 +13661,7 @@
               <w:rPr>
                 <w:sz w:val="14"/>
               </w:rPr>
-              <w:t>917</w:t>
+              <w:t>945</w:t>
             </w:r>
           </w:p>
         </w:tc>
@@ -13664,7 +13677,7 @@
               <w:rPr>
                 <w:sz w:val="14"/>
               </w:rPr>
-              <w:t>1,952</w:t>
+              <w:t>1,699</w:t>
             </w:r>
           </w:p>
         </w:tc>
@@ -13680,7 +13693,7 @@
               <w:rPr>
                 <w:sz w:val="14"/>
               </w:rPr>
-              <w:t>1,729</w:t>
+              <w:t>1,737</w:t>
             </w:r>
           </w:p>
         </w:tc>
@@ -13712,7 +13725,7 @@
               <w:rPr>
                 <w:sz w:val="14"/>
               </w:rPr>
-              <w:t>1,737</w:t>
+              <w:t>1,885</w:t>
             </w:r>
           </w:p>
         </w:tc>
@@ -13758,7 +13771,7 @@
               <w:rPr>
                 <w:sz w:val="14"/>
               </w:rPr>
-              <w:t>18,020</w:t>
+              <w:t>17,984</w:t>
             </w:r>
           </w:p>
         </w:tc>
@@ -13811,7 +13824,7 @@
               <w:rPr>
                 <w:sz w:val="14"/>
               </w:rPr>
-              <w:t>4,485</w:t>
+              <w:t>4,496</w:t>
             </w:r>
           </w:p>
         </w:tc>
@@ -13827,7 +13840,7 @@
               <w:rPr>
                 <w:sz w:val="14"/>
               </w:rPr>
-              <w:t>442</w:t>
+              <w:t>435</w:t>
             </w:r>
           </w:p>
         </w:tc>
@@ -13843,7 +13856,7 @@
               <w:rPr>
                 <w:sz w:val="14"/>
               </w:rPr>
-              <w:t>1,188</w:t>
+              <w:t>1,182</w:t>
             </w:r>
           </w:p>
         </w:tc>
@@ -13859,7 +13872,7 @@
               <w:rPr>
                 <w:sz w:val="14"/>
               </w:rPr>
-              <w:t>727</w:t>
+              <w:t>725</w:t>
             </w:r>
           </w:p>
         </w:tc>
@@ -13891,7 +13904,7 @@
               <w:rPr>
                 <w:sz w:val="14"/>
               </w:rPr>
-              <w:t>1,048</w:t>
+              <w:t>1,050</w:t>
             </w:r>
           </w:p>
         </w:tc>
@@ -13907,7 +13920,7 @@
               <w:rPr>
                 <w:sz w:val="14"/>
               </w:rPr>
-              <w:t>2,090</w:t>
+              <w:t>2,079</w:t>
             </w:r>
           </w:p>
         </w:tc>
@@ -13923,7 +13936,7 @@
               <w:rPr>
                 <w:sz w:val="14"/>
               </w:rPr>
-              <w:t>1,671</w:t>
+              <w:t>1,691</w:t>
             </w:r>
           </w:p>
         </w:tc>
@@ -13955,7 +13968,7 @@
               <w:rPr>
                 <w:sz w:val="14"/>
               </w:rPr>
-              <w:t>1,800</w:t>
+              <w:t>1,947</w:t>
             </w:r>
           </w:p>
         </w:tc>
@@ -13986,7 +13999,7 @@
               <w:rPr>
                 <w:sz w:val="14"/>
               </w:rPr>
-              <w:t>934</w:t>
+              <w:t>857</w:t>
             </w:r>
           </w:p>
         </w:tc>
@@ -14002,7 +14015,7 @@
               <w:rPr>
                 <w:sz w:val="14"/>
               </w:rPr>
-              <w:t>19,603</w:t>
+              <w:t>19,679</w:t>
             </w:r>
           </w:p>
         </w:tc>
@@ -14055,7 +14068,7 @@
               <w:rPr>
                 <w:sz w:val="14"/>
               </w:rPr>
-              <w:t>5,175</w:t>
+              <w:t>5,172</w:t>
             </w:r>
           </w:p>
         </w:tc>
@@ -14071,7 +14084,7 @@
               <w:rPr>
                 <w:sz w:val="14"/>
               </w:rPr>
-              <w:t>501</w:t>
+              <w:t>496</w:t>
             </w:r>
           </w:p>
         </w:tc>
@@ -14087,7 +14100,7 @@
               <w:rPr>
                 <w:sz w:val="14"/>
               </w:rPr>
-              <w:t>1,376</w:t>
+              <w:t>1,377</w:t>
             </w:r>
           </w:p>
         </w:tc>
@@ -14103,7 +14116,7 @@
               <w:rPr>
                 <w:sz w:val="14"/>
               </w:rPr>
-              <w:t>834</w:t>
+              <w:t>838</w:t>
             </w:r>
           </w:p>
         </w:tc>
@@ -14119,7 +14132,7 @@
               <w:rPr>
                 <w:sz w:val="14"/>
               </w:rPr>
-              <w:t>486</w:t>
+              <w:t>490</w:t>
             </w:r>
           </w:p>
         </w:tc>
@@ -14135,7 +14148,7 @@
               <w:rPr>
                 <w:sz w:val="14"/>
               </w:rPr>
-              <w:t>1,175</w:t>
+              <w:t>1,194</w:t>
             </w:r>
           </w:p>
         </w:tc>
@@ -14151,7 +14164,7 @@
               <w:rPr>
                 <w:sz w:val="14"/>
               </w:rPr>
-              <w:t>2,409</w:t>
+              <w:t>2,391</w:t>
             </w:r>
           </w:p>
         </w:tc>
@@ -14167,7 +14180,7 @@
               <w:rPr>
                 <w:sz w:val="14"/>
               </w:rPr>
-              <w:t>219</w:t>
+              <w:t>465</w:t>
             </w:r>
           </w:p>
         </w:tc>
@@ -14199,7 +14212,7 @@
               <w:rPr>
                 <w:sz w:val="14"/>
               </w:rPr>
-              <w:t>2,065</w:t>
+              <w:t>2,223</w:t>
             </w:r>
           </w:p>
         </w:tc>
@@ -14230,7 +14243,7 @@
               <w:rPr>
                 <w:sz w:val="14"/>
               </w:rPr>
-              <w:t>2,042</w:t>
+              <w:t>2,113</w:t>
             </w:r>
           </w:p>
         </w:tc>
@@ -14246,7 +14259,7 @@
               <w:rPr>
                 <w:sz w:val="14"/>
               </w:rPr>
-              <w:t>21,802</w:t>
+              <w:t>22,280</w:t>
             </w:r>
           </w:p>
         </w:tc>
@@ -14262,7 +14275,7 @@
               <w:rPr>
                 <w:sz w:val="14"/>
               </w:rPr>
-              <w:t>145</w:t>
+              <w:t>149</w:t>
             </w:r>
           </w:p>
         </w:tc>
@@ -14299,7 +14312,7 @@
               <w:rPr>
                 <w:sz w:val="14"/>
               </w:rPr>
-              <w:t>4,948</w:t>
+              <w:t>4,945</w:t>
             </w:r>
           </w:p>
         </w:tc>
@@ -14315,7 +14328,7 @@
               <w:rPr>
                 <w:sz w:val="14"/>
               </w:rPr>
-              <w:t>477</w:t>
+              <w:t>475</w:t>
             </w:r>
           </w:p>
         </w:tc>
@@ -14347,7 +14360,7 @@
               <w:rPr>
                 <w:sz w:val="14"/>
               </w:rPr>
-              <w:t>762</w:t>
+              <w:t>712</w:t>
             </w:r>
           </w:p>
         </w:tc>
@@ -14363,7 +14376,7 @@
               <w:rPr>
                 <w:sz w:val="14"/>
               </w:rPr>
-              <w:t>319</w:t>
+              <w:t>291</w:t>
             </w:r>
           </w:p>
         </w:tc>
@@ -14379,7 +14392,7 @@
               <w:rPr>
                 <w:sz w:val="14"/>
               </w:rPr>
-              <w:t>511</w:t>
+              <w:t>758</w:t>
             </w:r>
           </w:p>
         </w:tc>
@@ -14395,7 +14408,7 @@
               <w:rPr>
                 <w:sz w:val="14"/>
               </w:rPr>
-              <w:t>2,290</w:t>
+              <w:t>2,294</w:t>
             </w:r>
           </w:p>
         </w:tc>
@@ -14442,7 +14455,7 @@
               <w:rPr>
                 <w:sz w:val="14"/>
               </w:rPr>
-              <w:t>1,977</w:t>
+              <w:t>2,142</w:t>
             </w:r>
           </w:p>
         </w:tc>
@@ -14458,7 +14471,6 @@
               <w:rPr>
                 <w:sz w:val="14"/>
               </w:rPr>
-              <w:t>80</w:t>
             </w:r>
           </w:p>
         </w:tc>
@@ -14474,7 +14486,7 @@
               <w:rPr>
                 <w:sz w:val="14"/>
               </w:rPr>
-              <w:t>2,672</w:t>
+              <w:t>2,821</w:t>
             </w:r>
           </w:p>
         </w:tc>
@@ -14490,7 +14502,7 @@
               <w:rPr>
                 <w:sz w:val="14"/>
               </w:rPr>
-              <w:t>20,635</w:t>
+              <w:t>21,036</w:t>
             </w:r>
           </w:p>
         </w:tc>
@@ -14506,7 +14518,7 @@
               <w:rPr>
                 <w:sz w:val="14"/>
               </w:rPr>
-              <w:t>138</w:t>
+              <w:t>140</w:t>
             </w:r>
           </w:p>
         </w:tc>
@@ -14543,7 +14555,7 @@
               <w:rPr>
                 <w:sz w:val="14"/>
               </w:rPr>
-              <w:t>4,137</w:t>
+              <w:t>4,103</w:t>
             </w:r>
           </w:p>
         </w:tc>
@@ -14559,7 +14571,7 @@
               <w:rPr>
                 <w:sz w:val="14"/>
               </w:rPr>
-              <w:t>463</w:t>
+              <w:t>467</w:t>
             </w:r>
           </w:p>
         </w:tc>
@@ -14575,7 +14587,7 @@
               <w:rPr>
                 <w:sz w:val="14"/>
               </w:rPr>
-              <w:t>1,260</w:t>
+              <w:t>1,259</w:t>
             </w:r>
           </w:p>
         </w:tc>
@@ -14607,7 +14619,7 @@
               <w:rPr>
                 <w:sz w:val="14"/>
               </w:rPr>
-              <w:t>326</w:t>
+              <w:t>360</w:t>
             </w:r>
           </w:p>
         </w:tc>
@@ -14623,7 +14635,7 @@
               <w:rPr>
                 <w:sz w:val="14"/>
               </w:rPr>
-              <w:t>39</w:t>
+              <w:t>29</w:t>
             </w:r>
           </w:p>
         </w:tc>
@@ -14639,7 +14651,7 @@
               <w:rPr>
                 <w:sz w:val="14"/>
               </w:rPr>
-              <w:t>2,192</w:t>
+              <w:t>2,193</w:t>
             </w:r>
           </w:p>
         </w:tc>
@@ -14670,7 +14682,7 @@
               <w:rPr>
                 <w:sz w:val="14"/>
               </w:rPr>
-              <w:t>5,020</w:t>
+              <w:t>5,033</w:t>
             </w:r>
           </w:p>
         </w:tc>
@@ -14686,7 +14698,7 @@
               <w:rPr>
                 <w:sz w:val="14"/>
               </w:rPr>
-              <w:t>1,877</w:t>
+              <w:t>2,026</w:t>
             </w:r>
           </w:p>
         </w:tc>
@@ -14702,6 +14714,7 @@
               <w:rPr>
                 <w:sz w:val="14"/>
               </w:rPr>
+              <w:t>5</w:t>
             </w:r>
           </w:p>
         </w:tc>
@@ -14717,7 +14730,7 @@
               <w:rPr>
                 <w:sz w:val="14"/>
               </w:rPr>
-              <w:t>1,854</w:t>
+              <w:t>1,741</w:t>
             </w:r>
           </w:p>
         </w:tc>
@@ -14733,7 +14746,7 @@
               <w:rPr>
                 <w:sz w:val="14"/>
               </w:rPr>
-              <w:t>17,863</w:t>
+              <w:t>17,910</w:t>
             </w:r>
           </w:p>
         </w:tc>
@@ -14786,7 +14799,7 @@
               <w:rPr>
                 <w:sz w:val="14"/>
               </w:rPr>
-              <w:t>1,198</w:t>
+              <w:t>1,348</w:t>
             </w:r>
           </w:p>
         </w:tc>
@@ -14802,7 +14815,7 @@
               <w:rPr>
                 <w:sz w:val="14"/>
               </w:rPr>
-              <w:t>479</w:t>
+              <w:t>480</w:t>
             </w:r>
           </w:p>
         </w:tc>
@@ -14818,7 +14831,7 @@
               <w:rPr>
                 <w:sz w:val="14"/>
               </w:rPr>
-              <w:t>1,318</w:t>
+              <w:t>1,317</w:t>
             </w:r>
           </w:p>
         </w:tc>
@@ -14834,7 +14847,7 @@
               <w:rPr>
                 <w:sz w:val="14"/>
               </w:rPr>
-              <w:t>360</w:t>
+              <w:t>258</w:t>
             </w:r>
           </w:p>
         </w:tc>
@@ -14850,7 +14863,7 @@
               <w:rPr>
                 <w:sz w:val="14"/>
               </w:rPr>
-              <w:t>471</w:t>
+              <w:t>473</w:t>
             </w:r>
           </w:p>
         </w:tc>
@@ -14866,7 +14879,7 @@
               <w:rPr>
                 <w:sz w:val="14"/>
               </w:rPr>
-              <w:t>26</w:t>
+              <w:t>36</w:t>
             </w:r>
           </w:p>
         </w:tc>
@@ -14913,7 +14926,7 @@
               <w:rPr>
                 <w:sz w:val="14"/>
               </w:rPr>
-              <w:t>5,243</w:t>
+              <w:t>5,247</w:t>
             </w:r>
           </w:p>
         </w:tc>
@@ -14929,7 +14942,7 @@
               <w:rPr>
                 <w:sz w:val="14"/>
               </w:rPr>
-              <w:t>1,269</w:t>
+              <w:t>464</w:t>
             </w:r>
           </w:p>
         </w:tc>
@@ -14945,7 +14958,7 @@
               <w:rPr>
                 <w:sz w:val="14"/>
               </w:rPr>
-              <w:t>80</w:t>
+              <w:t>75</w:t>
             </w:r>
           </w:p>
         </w:tc>
@@ -14961,7 +14974,7 @@
               <w:rPr>
                 <w:sz w:val="14"/>
               </w:rPr>
-              <w:t>127</w:t>
+              <w:t>97</w:t>
             </w:r>
           </w:p>
         </w:tc>
@@ -14977,7 +14990,7 @@
               <w:rPr>
                 <w:sz w:val="14"/>
               </w:rPr>
-              <w:t>12,874</w:t>
+              <w:t>12,100</w:t>
             </w:r>
           </w:p>
         </w:tc>
@@ -14993,7 +15006,7 @@
               <w:rPr>
                 <w:sz w:val="14"/>
               </w:rPr>
-              <w:t>86</w:t>
+              <w:t>81</w:t>
             </w:r>
           </w:p>
         </w:tc>
@@ -15030,7 +15043,7 @@
               <w:rPr>
                 <w:sz w:val="14"/>
               </w:rPr>
-              <w:t>664</w:t>
+              <w:t>669</w:t>
             </w:r>
           </w:p>
         </w:tc>
@@ -15046,7 +15059,7 @@
               <w:rPr>
                 <w:sz w:val="14"/>
               </w:rPr>
-              <w:t>470</w:t>
+              <w:t>479</w:t>
             </w:r>
           </w:p>
         </w:tc>
@@ -15062,7 +15075,7 @@
               <w:rPr>
                 <w:sz w:val="14"/>
               </w:rPr>
-              <w:t>1,318</w:t>
+              <w:t>1,316</w:t>
             </w:r>
           </w:p>
         </w:tc>
@@ -15124,7 +15137,7 @@
               <w:rPr>
                 <w:sz w:val="14"/>
               </w:rPr>
-              <w:t>2,306</w:t>
+              <w:t>2,299</w:t>
             </w:r>
           </w:p>
         </w:tc>
@@ -15155,7 +15168,7 @@
               <w:rPr>
                 <w:sz w:val="14"/>
               </w:rPr>
-              <w:t>5,275</w:t>
+              <w:t>5,279</w:t>
             </w:r>
           </w:p>
         </w:tc>
@@ -15171,7 +15184,6 @@
               <w:rPr>
                 <w:sz w:val="14"/>
               </w:rPr>
-              <w:t>23</w:t>
             </w:r>
           </w:p>
         </w:tc>
@@ -15217,7 +15229,7 @@
               <w:rPr>
                 <w:sz w:val="14"/>
               </w:rPr>
-              <w:t>10,551</w:t>
+              <w:t>10,535</w:t>
             </w:r>
           </w:p>
         </w:tc>
@@ -15270,7 +15282,7 @@
               <w:rPr>
                 <w:sz w:val="14"/>
               </w:rPr>
-              <w:t>334</w:t>
+              <w:t>48</w:t>
             </w:r>
           </w:p>
         </w:tc>
@@ -15286,7 +15298,7 @@
               <w:rPr>
                 <w:sz w:val="14"/>
               </w:rPr>
-              <w:t>479</w:t>
+              <w:t>478</w:t>
             </w:r>
           </w:p>
         </w:tc>
@@ -15302,7 +15314,7 @@
               <w:rPr>
                 <w:sz w:val="14"/>
               </w:rPr>
-              <w:t>1,309</w:t>
+              <w:t>1,312</w:t>
             </w:r>
           </w:p>
         </w:tc>
@@ -15334,7 +15346,7 @@
               <w:rPr>
                 <w:sz w:val="14"/>
               </w:rPr>
-              <w:t>366</w:t>
+              <w:t>350</w:t>
             </w:r>
           </w:p>
         </w:tc>
@@ -15396,7 +15408,7 @@
               <w:rPr>
                 <w:sz w:val="14"/>
               </w:rPr>
-              <w:t>5,254</w:t>
+              <w:t>5,264</w:t>
             </w:r>
           </w:p>
         </w:tc>
@@ -15457,7 +15469,7 @@
               <w:rPr>
                 <w:sz w:val="14"/>
               </w:rPr>
-              <w:t>10,096</w:t>
+              <w:t>9,805</w:t>
             </w:r>
           </w:p>
         </w:tc>
@@ -15473,7 +15485,7 @@
               <w:rPr>
                 <w:sz w:val="14"/>
               </w:rPr>
-              <w:t>67</w:t>
+              <w:t>65</w:t>
             </w:r>
           </w:p>
         </w:tc>
@@ -15525,7 +15537,7 @@
               <w:rPr>
                 <w:sz w:val="14"/>
               </w:rPr>
-              <w:t>491</w:t>
+              <w:t>475</w:t>
             </w:r>
           </w:p>
         </w:tc>
@@ -15541,7 +15553,7 @@
               <w:rPr>
                 <w:sz w:val="14"/>
               </w:rPr>
-              <w:t>1,294</w:t>
+              <w:t>1,298</w:t>
             </w:r>
           </w:p>
         </w:tc>
@@ -15573,7 +15585,7 @@
               <w:rPr>
                 <w:sz w:val="14"/>
               </w:rPr>
-              <w:t>75</w:t>
+              <w:t>80</w:t>
             </w:r>
           </w:p>
         </w:tc>
@@ -15604,7 +15616,7 @@
               <w:rPr>
                 <w:sz w:val="14"/>
               </w:rPr>
-              <w:t>2,304</w:t>
+              <w:t>2,305</w:t>
             </w:r>
           </w:p>
         </w:tc>
@@ -15635,7 +15647,7 @@
               <w:rPr>
                 <w:sz w:val="14"/>
               </w:rPr>
-              <w:t>5,274</w:t>
+              <w:t>5,275</w:t>
             </w:r>
           </w:p>
         </w:tc>
@@ -15696,7 +15708,7 @@
               <w:rPr>
                 <w:sz w:val="14"/>
               </w:rPr>
-              <w:t>9,462</w:t>
+              <w:t>9,456</w:t>
             </w:r>
           </w:p>
         </w:tc>
@@ -15764,7 +15776,7 @@
               <w:rPr>
                 <w:sz w:val="14"/>
               </w:rPr>
-              <w:t>451</w:t>
+              <w:t>463</w:t>
             </w:r>
           </w:p>
         </w:tc>
@@ -15780,7 +15792,7 @@
               <w:rPr>
                 <w:sz w:val="14"/>
               </w:rPr>
-              <w:t>1,092</w:t>
+              <w:t>1,042</w:t>
             </w:r>
           </w:p>
         </w:tc>
@@ -15841,7 +15853,7 @@
               <w:rPr>
                 <w:sz w:val="14"/>
               </w:rPr>
-              <w:t>2,186</w:t>
+              <w:t>2,190</w:t>
             </w:r>
           </w:p>
         </w:tc>
@@ -15933,7 +15945,7 @@
               <w:rPr>
                 <w:sz w:val="14"/>
               </w:rPr>
-              <w:t>8,750</w:t>
+              <w:t>8,717</w:t>
             </w:r>
           </w:p>
         </w:tc>
@@ -16001,7 +16013,7 @@
               <w:rPr>
                 <w:sz w:val="14"/>
               </w:rPr>
-              <w:t>358</w:t>
+              <w:t>391</w:t>
             </w:r>
           </w:p>
         </w:tc>
@@ -16017,7 +16029,7 @@
               <w:rPr>
                 <w:sz w:val="14"/>
               </w:rPr>
-              <w:t>54</w:t>
+              <w:t>105</w:t>
             </w:r>
           </w:p>
         </w:tc>
@@ -16078,7 +16090,7 @@
               <w:rPr>
                 <w:sz w:val="14"/>
               </w:rPr>
-              <w:t>948</w:t>
+              <w:t>1,184</w:t>
             </w:r>
           </w:p>
         </w:tc>
@@ -16109,7 +16121,7 @@
               <w:rPr>
                 <w:sz w:val="14"/>
               </w:rPr>
-              <w:t>5,268</w:t>
+              <w:t>5,276</w:t>
             </w:r>
           </w:p>
         </w:tc>
@@ -16170,7 +16182,7 @@
               <w:rPr>
                 <w:sz w:val="14"/>
               </w:rPr>
-              <w:t>6,629</w:t>
+              <w:t>6,955</w:t>
             </w:r>
           </w:p>
         </w:tc>
@@ -16186,7 +16198,7 @@
               <w:rPr>
                 <w:sz w:val="14"/>
               </w:rPr>
-              <w:t>44</w:t>
+              <w:t>46</w:t>
             </w:r>
           </w:p>
         </w:tc>
@@ -16314,7 +16326,7 @@
               <w:rPr>
                 <w:sz w:val="14"/>
               </w:rPr>
-              <w:t>81</w:t>
+              <w:t>126</w:t>
             </w:r>
           </w:p>
         </w:tc>
@@ -16345,7 +16357,7 @@
               <w:rPr>
                 <w:sz w:val="14"/>
               </w:rPr>
-              <w:t>5,318</w:t>
+              <w:t>5,345</w:t>
             </w:r>
           </w:p>
         </w:tc>
@@ -16406,7 +16418,7 @@
               <w:rPr>
                 <w:sz w:val="14"/>
               </w:rPr>
-              <w:t>5,708</w:t>
+              <w:t>5,780</w:t>
             </w:r>
           </w:p>
         </w:tc>
@@ -16422,7 +16434,7 @@
               <w:rPr>
                 <w:sz w:val="14"/>
               </w:rPr>
-              <w:t>38</w:t>
+              <w:t>39</w:t>
             </w:r>
           </w:p>
         </w:tc>
@@ -16474,7 +16486,7 @@
               <w:rPr>
                 <w:sz w:val="14"/>
               </w:rPr>
-              <w:t>355</w:t>
+              <w:t>328</w:t>
             </w:r>
           </w:p>
         </w:tc>
@@ -16580,7 +16592,7 @@
               <w:rPr>
                 <w:sz w:val="14"/>
               </w:rPr>
-              <w:t>3,609</w:t>
+              <w:t>3,574</w:t>
             </w:r>
           </w:p>
         </w:tc>
@@ -16641,7 +16653,7 @@
               <w:rPr>
                 <w:sz w:val="14"/>
               </w:rPr>
-              <w:t>3,964</w:t>
+              <w:t>3,902</w:t>
             </w:r>
           </w:p>
         </w:tc>
@@ -16814,7 +16826,7 @@
               <w:rPr>
                 <w:sz w:val="14"/>
               </w:rPr>
-              <w:t>1,728</w:t>
+              <w:t>1,705</w:t>
             </w:r>
           </w:p>
         </w:tc>
@@ -16875,7 +16887,7 @@
               <w:rPr>
                 <w:sz w:val="14"/>
               </w:rPr>
-              <w:t>1,728</w:t>
+              <w:t>1,705</w:t>
             </w:r>
           </w:p>
         </w:tc>
@@ -16891,7 +16903,7 @@
               <w:rPr>
                 <w:sz w:val="14"/>
               </w:rPr>
-              <w:t>12</w:t>
+              <w:t>11</w:t>
             </w:r>
           </w:p>
         </w:tc>
@@ -17049,7 +17061,7 @@
               <w:rPr>
                 <w:sz w:val="14"/>
               </w:rPr>
-              <w:t>549</w:t>
+              <w:t>547</w:t>
             </w:r>
           </w:p>
         </w:tc>
@@ -17110,7 +17122,7 @@
               <w:rPr>
                 <w:sz w:val="14"/>
               </w:rPr>
-              <w:t>773</w:t>
+              <w:t>771</w:t>
             </w:r>
           </w:p>
         </w:tc>
@@ -17284,7 +17296,7 @@
               <w:rPr>
                 <w:sz w:val="14"/>
               </w:rPr>
-              <w:t>634</w:t>
+              <w:t>630</w:t>
             </w:r>
           </w:p>
         </w:tc>
@@ -17345,7 +17357,7 @@
               <w:rPr>
                 <w:sz w:val="14"/>
               </w:rPr>
-              <w:t>1,082</w:t>
+              <w:t>1,078</w:t>
             </w:r>
           </w:p>
         </w:tc>
@@ -19251,7 +19263,7 @@
     </w:p>
     <w:p>
       <w:r>
-        <w:t>Peak 2027-03: 21,802 h (about 145 FTE).</w:t>
+        <w:t>Peak 2027-03: 22,280 h (about 149 FTE).</w:t>
       </w:r>
     </w:p>
     <w:p>
@@ -21013,7 +21025,7 @@
               <w:rPr>
                 <w:sz w:val="14"/>
               </w:rPr>
-              <w:t>2027-03-30</w:t>
+              <w:t>2027-03-29</w:t>
             </w:r>
           </w:p>
         </w:tc>
@@ -21029,7 +21041,7 @@
               <w:rPr>
                 <w:sz w:val="14"/>
               </w:rPr>
-              <w:t>2027-09-14</w:t>
+              <w:t>2027-09-13</w:t>
             </w:r>
           </w:p>
         </w:tc>
@@ -21215,7 +21227,7 @@
               <w:rPr>
                 <w:sz w:val="14"/>
               </w:rPr>
-              <w:t>2027-05-06</w:t>
+              <w:t>2027-05-11</w:t>
             </w:r>
           </w:p>
         </w:tc>
@@ -21231,7 +21243,7 @@
               <w:rPr>
                 <w:sz w:val="14"/>
               </w:rPr>
-              <w:t>2027-11-18</w:t>
+              <w:t>2027-11-23</w:t>
             </w:r>
           </w:p>
         </w:tc>
@@ -21417,7 +21429,7 @@
               <w:rPr>
                 <w:sz w:val="14"/>
               </w:rPr>
-              <w:t>2027-07-01</w:t>
+              <w:t>2027-06-23</w:t>
             </w:r>
           </w:p>
         </w:tc>
@@ -21433,7 +21445,7 @@
               <w:rPr>
                 <w:sz w:val="14"/>
               </w:rPr>
-              <w:t>2027-07-15</w:t>
+              <w:t>2027-07-07</w:t>
             </w:r>
           </w:p>
         </w:tc>
@@ -21922,7 +21934,7 @@
               <w:rPr>
                 <w:sz w:val="14"/>
               </w:rPr>
-              <w:t>2027-04-12</w:t>
+              <w:t>2027-04-09</w:t>
             </w:r>
           </w:p>
         </w:tc>
@@ -21938,7 +21950,7 @@
               <w:rPr>
                 <w:sz w:val="14"/>
               </w:rPr>
-              <w:t>2028-01-10</w:t>
+              <w:t>2028-01-07</w:t>
             </w:r>
           </w:p>
         </w:tc>
@@ -22023,7 +22035,7 @@
               <w:rPr>
                 <w:sz w:val="14"/>
               </w:rPr>
-              <w:t>2027-04-12</w:t>
+              <w:t>2027-04-13</w:t>
             </w:r>
           </w:p>
         </w:tc>
@@ -22039,7 +22051,7 @@
               <w:rPr>
                 <w:sz w:val="14"/>
               </w:rPr>
-              <w:t>2028-01-10</w:t>
+              <w:t>2028-01-11</w:t>
             </w:r>
           </w:p>
         </w:tc>
@@ -22427,7 +22439,7 @@
               <w:rPr>
                 <w:sz w:val="14"/>
               </w:rPr>
-              <w:t>2027-06-10</w:t>
+              <w:t>2027-06-07</w:t>
             </w:r>
           </w:p>
         </w:tc>
@@ -22443,7 +22455,7 @@
               <w:rPr>
                 <w:sz w:val="14"/>
               </w:rPr>
-              <w:t>2028-01-06</w:t>
+              <w:t>2028-01-03</w:t>
             </w:r>
           </w:p>
         </w:tc>
@@ -22730,7 +22742,7 @@
               <w:rPr>
                 <w:sz w:val="14"/>
               </w:rPr>
-              <w:t>2027-06-24</w:t>
+              <w:t>2027-06-16</w:t>
             </w:r>
           </w:p>
         </w:tc>
@@ -22746,7 +22758,7 @@
               <w:rPr>
                 <w:sz w:val="14"/>
               </w:rPr>
-              <w:t>2027-10-14</w:t>
+              <w:t>2027-10-06</w:t>
             </w:r>
           </w:p>
         </w:tc>
@@ -23437,7 +23449,7 @@
               <w:rPr>
                 <w:sz w:val="14"/>
               </w:rPr>
-              <w:t>2027-04-12</w:t>
+              <w:t>2027-04-07</w:t>
             </w:r>
           </w:p>
         </w:tc>
@@ -23453,7 +23465,7 @@
               <w:rPr>
                 <w:sz w:val="14"/>
               </w:rPr>
-              <w:t>2028-01-10</w:t>
+              <w:t>2028-01-05</w:t>
             </w:r>
           </w:p>
         </w:tc>
@@ -23841,7 +23853,7 @@
               <w:rPr>
                 <w:sz w:val="14"/>
               </w:rPr>
-              <w:t>2027-05-24</w:t>
+              <w:t>2027-05-31</w:t>
             </w:r>
           </w:p>
         </w:tc>
@@ -23857,7 +23869,7 @@
               <w:rPr>
                 <w:sz w:val="14"/>
               </w:rPr>
-              <w:t>2027-12-20</w:t>
+              <w:t>2027-12-27</w:t>
             </w:r>
           </w:p>
         </w:tc>
@@ -23942,7 +23954,7 @@
               <w:rPr>
                 <w:sz w:val="14"/>
               </w:rPr>
-              <w:t>2027-05-17</w:t>
+              <w:t>2027-06-01</w:t>
             </w:r>
           </w:p>
         </w:tc>
@@ -23958,7 +23970,7 @@
               <w:rPr>
                 <w:sz w:val="14"/>
               </w:rPr>
-              <w:t>2028-01-19</w:t>
+              <w:t>2028-02-03</w:t>
             </w:r>
           </w:p>
         </w:tc>
@@ -24548,7 +24560,7 @@
               <w:rPr>
                 <w:sz w:val="14"/>
               </w:rPr>
-              <w:t>2027-04-13</w:t>
+              <w:t>2027-04-08</w:t>
             </w:r>
           </w:p>
         </w:tc>
@@ -24564,7 +24576,7 @@
               <w:rPr>
                 <w:sz w:val="14"/>
               </w:rPr>
-              <w:t>2027-04-27</w:t>
+              <w:t>2027-04-22</w:t>
             </w:r>
           </w:p>
         </w:tc>
@@ -25053,7 +25065,7 @@
               <w:rPr>
                 <w:sz w:val="14"/>
               </w:rPr>
-              <w:t>2027-07-15</w:t>
+              <w:t>2027-07-14</w:t>
             </w:r>
           </w:p>
         </w:tc>
@@ -25069,7 +25081,7 @@
               <w:rPr>
                 <w:sz w:val="14"/>
               </w:rPr>
-              <w:t>2027-07-29</w:t>
+              <w:t>2027-07-28</w:t>
             </w:r>
           </w:p>
         </w:tc>
@@ -25255,7 +25267,7 @@
               <w:rPr>
                 <w:sz w:val="14"/>
               </w:rPr>
-              <w:t>2027-09-15</w:t>
+              <w:t>2027-09-13</w:t>
             </w:r>
           </w:p>
         </w:tc>
@@ -25271,7 +25283,7 @@
               <w:rPr>
                 <w:sz w:val="14"/>
               </w:rPr>
-              <w:t>2027-09-29</w:t>
+              <w:t>2027-09-27</w:t>
             </w:r>
           </w:p>
         </w:tc>
@@ -26164,7 +26176,7 @@
               <w:rPr>
                 <w:sz w:val="14"/>
               </w:rPr>
-              <w:t>2027-05-21</w:t>
+              <w:t>2027-04-19</w:t>
             </w:r>
           </w:p>
         </w:tc>
@@ -26180,7 +26192,7 @@
               <w:rPr>
                 <w:sz w:val="14"/>
               </w:rPr>
-              <w:t>2027-10-08</w:t>
+              <w:t>2027-09-06</w:t>
             </w:r>
           </w:p>
         </w:tc>
@@ -26265,7 +26277,7 @@
               <w:rPr>
                 <w:sz w:val="14"/>
               </w:rPr>
-              <w:t>2027-04-14</w:t>
+              <w:t>2027-04-15</w:t>
             </w:r>
           </w:p>
         </w:tc>
@@ -26281,7 +26293,7 @@
               <w:rPr>
                 <w:sz w:val="14"/>
               </w:rPr>
-              <w:t>2027-09-29</w:t>
+              <w:t>2027-09-30</w:t>
             </w:r>
           </w:p>
         </w:tc>
@@ -38988,7 +39000,7 @@
               <w:rPr>
                 <w:sz w:val="14"/>
               </w:rPr>
-              <w:t>EWP-06-CV-01</w:t>
+              <w:t>EWP-07-CV-01</w:t>
             </w:r>
           </w:p>
         </w:tc>
@@ -39004,7 +39016,7 @@
               <w:rPr>
                 <w:sz w:val="14"/>
               </w:rPr>
-              <w:t>CWP-06-CV-01</w:t>
+              <w:t>CWP-07-CV-01</w:t>
             </w:r>
           </w:p>
         </w:tc>
@@ -39020,7 +39032,7 @@
               <w:rPr>
                 <w:sz w:val="14"/>
               </w:rPr>
-              <w:t>ALP-EPC-00UPA-EL-ELY-0001</w:t>
+              <w:t>ALP-EPC-00UGA-HV-GAD-0001</w:t>
             </w:r>
           </w:p>
         </w:tc>
@@ -39036,7 +39048,7 @@
               <w:rPr>
                 <w:sz w:val="14"/>
               </w:rPr>
-              <w:t>2027-09-29</w:t>
+              <w:t>2027-06-01</w:t>
             </w:r>
           </w:p>
         </w:tc>
@@ -39052,7 +39064,7 @@
               <w:rPr>
                 <w:sz w:val="14"/>
               </w:rPr>
-              <w:t>2027-09-03</w:t>
+              <w:t>2027-04-05</w:t>
             </w:r>
           </w:p>
         </w:tc>
@@ -39493,7 +39505,7 @@
               <w:rPr>
                 <w:sz w:val="14"/>
               </w:rPr>
-              <w:t>EWP-01-CV-02</w:t>
+              <w:t>EWP-02-PI-01</w:t>
             </w:r>
           </w:p>
         </w:tc>
@@ -39509,7 +39521,7 @@
               <w:rPr>
                 <w:sz w:val="14"/>
               </w:rPr>
-              <w:t>CWP-01-CV-02</w:t>
+              <w:t>CWP-02-PI-01</w:t>
             </w:r>
           </w:p>
         </w:tc>
@@ -39525,7 +39537,7 @@
               <w:rPr>
                 <w:sz w:val="14"/>
               </w:rPr>
-              <w:t>ALP-EPC-00UBF-CV-RBR-0001</w:t>
+              <w:t>ALP-EPC-20LCA-PI-SUP-0001</w:t>
             </w:r>
           </w:p>
         </w:tc>
@@ -39541,7 +39553,7 @@
               <w:rPr>
                 <w:sz w:val="14"/>
               </w:rPr>
-              <w:t>2027-06-21</w:t>
+              <w:t>2028-04-27</w:t>
             </w:r>
           </w:p>
         </w:tc>
@@ -39557,7 +39569,7 @@
               <w:rPr>
                 <w:sz w:val="14"/>
               </w:rPr>
-              <w:t>2027-04-19</w:t>
+              <w:t>2028-01-31</w:t>
             </w:r>
           </w:p>
         </w:tc>
@@ -39594,7 +39606,7 @@
               <w:rPr>
                 <w:sz w:val="14"/>
               </w:rPr>
-              <w:t>EWP-02-PI-01</w:t>
+              <w:t>EWP-05-CV-01</w:t>
             </w:r>
           </w:p>
         </w:tc>
@@ -39610,7 +39622,7 @@
               <w:rPr>
                 <w:sz w:val="14"/>
               </w:rPr>
-              <w:t>CWP-02-PI-01</w:t>
+              <w:t>CWP-05-CV-01</w:t>
             </w:r>
           </w:p>
         </w:tc>
@@ -39626,7 +39638,7 @@
               <w:rPr>
                 <w:sz w:val="14"/>
               </w:rPr>
-              <w:t>ALP-EPC-20LCA-PI-SUP-0001</w:t>
+              <w:t>ALP-EPC-00UPC-CV-RBR-0001</w:t>
             </w:r>
           </w:p>
         </w:tc>
@@ -39642,7 +39654,7 @@
               <w:rPr>
                 <w:sz w:val="14"/>
               </w:rPr>
-              <w:t>2028-04-27</w:t>
+              <w:t>2027-06-04</w:t>
             </w:r>
           </w:p>
         </w:tc>
@@ -39658,7 +39670,7 @@
               <w:rPr>
                 <w:sz w:val="14"/>
               </w:rPr>
-              <w:t>2028-01-31</w:t>
+              <w:t>2027-03-25</w:t>
             </w:r>
           </w:p>
         </w:tc>
@@ -39674,7 +39686,7 @@
               <w:rPr>
                 <w:sz w:val="14"/>
               </w:rPr>
-              <w:t>12</w:t>
+              <w:t>13</w:t>
             </w:r>
           </w:p>
         </w:tc>
@@ -39695,7 +39707,7 @@
               <w:rPr>
                 <w:sz w:val="14"/>
               </w:rPr>
-              <w:t>EWP-07-CV-01</w:t>
+              <w:t>EWP-01-CV-02</w:t>
             </w:r>
           </w:p>
         </w:tc>
@@ -39711,7 +39723,7 @@
               <w:rPr>
                 <w:sz w:val="14"/>
               </w:rPr>
-              <w:t>CWP-07-CV-01</w:t>
+              <w:t>CWP-01-CV-02</w:t>
             </w:r>
           </w:p>
         </w:tc>
@@ -39727,7 +39739,7 @@
               <w:rPr>
                 <w:sz w:val="14"/>
               </w:rPr>
-              <w:t>ALP-EPC-00UGA-CV-EFD-0001</w:t>
+              <w:t>ALP-EPC-00UBF-CV-RBR-0001</w:t>
             </w:r>
           </w:p>
         </w:tc>
@@ -39743,7 +39755,7 @@
               <w:rPr>
                 <w:sz w:val="14"/>
               </w:rPr>
-              <w:t>2027-06-03</w:t>
+              <w:t>2027-06-21</w:t>
             </w:r>
           </w:p>
         </w:tc>
@@ -39759,7 +39771,7 @@
               <w:rPr>
                 <w:sz w:val="14"/>
               </w:rPr>
-              <w:t>2027-04-05</w:t>
+              <w:t>2027-04-19</w:t>
             </w:r>
           </w:p>
         </w:tc>
@@ -39775,7 +39787,7 @@
               <w:rPr>
                 <w:sz w:val="14"/>
               </w:rPr>
-              <w:t>12</w:t>
+              <w:t>15</w:t>
             </w:r>
           </w:p>
         </w:tc>
@@ -39796,7 +39808,7 @@
               <w:rPr>
                 <w:sz w:val="14"/>
               </w:rPr>
-              <w:t>EWP-05-CV-01</w:t>
+              <w:t>EWP-04-CV-01</w:t>
             </w:r>
           </w:p>
         </w:tc>
@@ -39812,7 +39824,7 @@
               <w:rPr>
                 <w:sz w:val="14"/>
               </w:rPr>
-              <w:t>CWP-05-CV-01</w:t>
+              <w:t>CWP-04-CV-01</w:t>
             </w:r>
           </w:p>
         </w:tc>
@@ -39828,7 +39840,7 @@
               <w:rPr>
                 <w:sz w:val="14"/>
               </w:rPr>
-              <w:t>ALP-EPC-00UPC-CV-RBR-0001</w:t>
+              <w:t>ALP-EPC-00UAC-CV-RBR-0001</w:t>
             </w:r>
           </w:p>
         </w:tc>
@@ -39844,7 +39856,7 @@
               <w:rPr>
                 <w:sz w:val="14"/>
               </w:rPr>
-              <w:t>2027-06-07</w:t>
+              <w:t>2027-04-16</w:t>
             </w:r>
           </w:p>
         </w:tc>
@@ -39860,7 +39872,7 @@
               <w:rPr>
                 <w:sz w:val="14"/>
               </w:rPr>
-              <w:t>2027-03-25</w:t>
+              <w:t>2027-04-05</w:t>
             </w:r>
           </w:p>
         </w:tc>
@@ -39876,7 +39888,7 @@
               <w:rPr>
                 <w:sz w:val="14"/>
               </w:rPr>
-              <w:t>13</w:t>
+              <w:t>15</w:t>
             </w:r>
           </w:p>
         </w:tc>
@@ -39897,7 +39909,7 @@
               <w:rPr>
                 <w:sz w:val="14"/>
               </w:rPr>
-              <w:t>EWP-04-CV-01</w:t>
+              <w:t>EWP-07-PI-01</w:t>
             </w:r>
           </w:p>
         </w:tc>
@@ -39913,7 +39925,7 @@
               <w:rPr>
                 <w:sz w:val="14"/>
               </w:rPr>
-              <w:t>CWP-04-CV-01</w:t>
+              <w:t>CWP-07-PI-01</w:t>
             </w:r>
           </w:p>
         </w:tc>
@@ -39929,7 +39941,7 @@
               <w:rPr>
                 <w:sz w:val="14"/>
               </w:rPr>
-              <w:t>ALP-EPC-00UAC-CV-RBR-0001</w:t>
+              <w:t>ALP-EPC-00GUA-PI-SUP-0001</w:t>
             </w:r>
           </w:p>
         </w:tc>
@@ -39945,7 +39957,7 @@
               <w:rPr>
                 <w:sz w:val="14"/>
               </w:rPr>
-              <w:t>2027-04-16</w:t>
+              <w:t>2028-03-10</w:t>
             </w:r>
           </w:p>
         </w:tc>
@@ -39961,7 +39973,7 @@
               <w:rPr>
                 <w:sz w:val="14"/>
               </w:rPr>
-              <w:t>2027-04-05</w:t>
+              <w:t>2028-01-24</w:t>
             </w:r>
           </w:p>
         </w:tc>
@@ -39977,7 +39989,7 @@
               <w:rPr>
                 <w:sz w:val="14"/>
               </w:rPr>
-              <w:t>15</w:t>
+              <w:t>16</w:t>
             </w:r>
           </w:p>
         </w:tc>
@@ -39998,7 +40010,7 @@
               <w:rPr>
                 <w:sz w:val="14"/>
               </w:rPr>
-              <w:t>EWP-07-PI-01</w:t>
+              <w:t>EWP-01-PI-01</w:t>
             </w:r>
           </w:p>
         </w:tc>
@@ -40014,7 +40026,7 @@
               <w:rPr>
                 <w:sz w:val="14"/>
               </w:rPr>
-              <w:t>CWP-07-PI-01</w:t>
+              <w:t>CWP-01-PI-01</w:t>
             </w:r>
           </w:p>
         </w:tc>
@@ -40030,7 +40042,7 @@
               <w:rPr>
                 <w:sz w:val="14"/>
               </w:rPr>
-              <w:t>ALP-EPC-00GHA-PI-SUP-0001</w:t>
+              <w:t>ALP-EPC-10LAE-PI-SUP-0001</w:t>
             </w:r>
           </w:p>
         </w:tc>
@@ -40046,7 +40058,7 @@
               <w:rPr>
                 <w:sz w:val="14"/>
               </w:rPr>
-              <w:t>2028-03-13</w:t>
+              <w:t>2028-03-01</w:t>
             </w:r>
           </w:p>
         </w:tc>
@@ -40062,310 +40074,7 @@
               <w:rPr>
                 <w:sz w:val="14"/>
               </w:rPr>
-              <w:t>2028-01-24</w:t>
-            </w:r>
-          </w:p>
-        </w:tc>
-        <w:tc>
-          <w:tcPr>
-            <w:tcW w:type="dxa" w:w="680"/>
-          </w:tcPr>
-          <w:p>
-            <w:pPr>
-              <w:spacing w:after="0"/>
-            </w:pPr>
-            <w:r>
-              <w:rPr>
-                <w:sz w:val="14"/>
-              </w:rPr>
-              <w:t>15</w:t>
-            </w:r>
-          </w:p>
-        </w:tc>
-      </w:tr>
-      <w:tr>
-        <w:trPr>
-          <w:cantSplit w:val="true"/>
-        </w:trPr>
-        <w:tc>
-          <w:tcPr>
-            <w:tcW w:type="dxa" w:w="1587"/>
-          </w:tcPr>
-          <w:p>
-            <w:pPr>
-              <w:spacing w:after="0"/>
-            </w:pPr>
-            <w:r>
-              <w:rPr>
-                <w:sz w:val="14"/>
-              </w:rPr>
-              <w:t>EWP-01-PI-01</w:t>
-            </w:r>
-          </w:p>
-        </w:tc>
-        <w:tc>
-          <w:tcPr>
-            <w:tcW w:type="dxa" w:w="1587"/>
-          </w:tcPr>
-          <w:p>
-            <w:pPr>
-              <w:spacing w:after="0"/>
-            </w:pPr>
-            <w:r>
-              <w:rPr>
-                <w:sz w:val="14"/>
-              </w:rPr>
-              <w:t>CWP-01-PI-01</w:t>
-            </w:r>
-          </w:p>
-        </w:tc>
-        <w:tc>
-          <w:tcPr>
-            <w:tcW w:type="dxa" w:w="2948"/>
-          </w:tcPr>
-          <w:p>
-            <w:pPr>
-              <w:spacing w:after="0"/>
-            </w:pPr>
-            <w:r>
-              <w:rPr>
-                <w:sz w:val="14"/>
-              </w:rPr>
-              <w:t>ALP-EPC-10LAF-PI-SUP-0001</w:t>
-            </w:r>
-          </w:p>
-        </w:tc>
-        <w:tc>
-          <w:tcPr>
-            <w:tcW w:type="dxa" w:w="1134"/>
-          </w:tcPr>
-          <w:p>
-            <w:pPr>
-              <w:spacing w:after="0"/>
-            </w:pPr>
-            <w:r>
-              <w:rPr>
-                <w:sz w:val="14"/>
-              </w:rPr>
-              <w:t>2028-03-02</w:t>
-            </w:r>
-          </w:p>
-        </w:tc>
-        <w:tc>
-          <w:tcPr>
-            <w:tcW w:type="dxa" w:w="1134"/>
-          </w:tcPr>
-          <w:p>
-            <w:pPr>
-              <w:spacing w:after="0"/>
-            </w:pPr>
-            <w:r>
-              <w:rPr>
-                <w:sz w:val="14"/>
-              </w:rPr>
               <w:t>2027-12-13</w:t>
-            </w:r>
-          </w:p>
-        </w:tc>
-        <w:tc>
-          <w:tcPr>
-            <w:tcW w:type="dxa" w:w="680"/>
-          </w:tcPr>
-          <w:p>
-            <w:pPr>
-              <w:spacing w:after="0"/>
-            </w:pPr>
-            <w:r>
-              <w:rPr>
-                <w:sz w:val="14"/>
-              </w:rPr>
-              <w:t>17</w:t>
-            </w:r>
-          </w:p>
-        </w:tc>
-      </w:tr>
-      <w:tr>
-        <w:trPr>
-          <w:cantSplit w:val="true"/>
-        </w:trPr>
-        <w:tc>
-          <w:tcPr>
-            <w:tcW w:type="dxa" w:w="1587"/>
-          </w:tcPr>
-          <w:p>
-            <w:pPr>
-              <w:spacing w:after="0"/>
-            </w:pPr>
-            <w:r>
-              <w:rPr>
-                <w:sz w:val="14"/>
-              </w:rPr>
-              <w:t>EWP-02-CV-02</w:t>
-            </w:r>
-          </w:p>
-        </w:tc>
-        <w:tc>
-          <w:tcPr>
-            <w:tcW w:type="dxa" w:w="1587"/>
-          </w:tcPr>
-          <w:p>
-            <w:pPr>
-              <w:spacing w:after="0"/>
-            </w:pPr>
-            <w:r>
-              <w:rPr>
-                <w:sz w:val="14"/>
-              </w:rPr>
-              <w:t>CWP-02-CV-02</w:t>
-            </w:r>
-          </w:p>
-        </w:tc>
-        <w:tc>
-          <w:tcPr>
-            <w:tcW w:type="dxa" w:w="2948"/>
-          </w:tcPr>
-          <w:p>
-            <w:pPr>
-              <w:spacing w:after="0"/>
-            </w:pPr>
-            <w:r>
-              <w:rPr>
-                <w:sz w:val="14"/>
-              </w:rPr>
-              <w:t>ALP-EPC-20UMB-CV-RBR-0001</w:t>
-            </w:r>
-          </w:p>
-        </w:tc>
-        <w:tc>
-          <w:tcPr>
-            <w:tcW w:type="dxa" w:w="1134"/>
-          </w:tcPr>
-          <w:p>
-            <w:pPr>
-              <w:spacing w:after="0"/>
-            </w:pPr>
-            <w:r>
-              <w:rPr>
-                <w:sz w:val="14"/>
-              </w:rPr>
-              <w:t>2027-06-28</w:t>
-            </w:r>
-          </w:p>
-        </w:tc>
-        <w:tc>
-          <w:tcPr>
-            <w:tcW w:type="dxa" w:w="1134"/>
-          </w:tcPr>
-          <w:p>
-            <w:pPr>
-              <w:spacing w:after="0"/>
-            </w:pPr>
-            <w:r>
-              <w:rPr>
-                <w:sz w:val="14"/>
-              </w:rPr>
-              <w:t>2027-04-19</w:t>
-            </w:r>
-          </w:p>
-        </w:tc>
-        <w:tc>
-          <w:tcPr>
-            <w:tcW w:type="dxa" w:w="680"/>
-          </w:tcPr>
-          <w:p>
-            <w:pPr>
-              <w:spacing w:after="0"/>
-            </w:pPr>
-            <w:r>
-              <w:rPr>
-                <w:sz w:val="14"/>
-              </w:rPr>
-              <w:t>18</w:t>
-            </w:r>
-          </w:p>
-        </w:tc>
-      </w:tr>
-      <w:tr>
-        <w:trPr>
-          <w:cantSplit w:val="true"/>
-        </w:trPr>
-        <w:tc>
-          <w:tcPr>
-            <w:tcW w:type="dxa" w:w="1587"/>
-          </w:tcPr>
-          <w:p>
-            <w:pPr>
-              <w:spacing w:after="0"/>
-            </w:pPr>
-            <w:r>
-              <w:rPr>
-                <w:sz w:val="14"/>
-              </w:rPr>
-              <w:t>EWP-10-CV-01</w:t>
-            </w:r>
-          </w:p>
-        </w:tc>
-        <w:tc>
-          <w:tcPr>
-            <w:tcW w:type="dxa" w:w="1587"/>
-          </w:tcPr>
-          <w:p>
-            <w:pPr>
-              <w:spacing w:after="0"/>
-            </w:pPr>
-            <w:r>
-              <w:rPr>
-                <w:sz w:val="14"/>
-              </w:rPr>
-              <w:t>CWP-10-CV-01</w:t>
-            </w:r>
-          </w:p>
-        </w:tc>
-        <w:tc>
-          <w:tcPr>
-            <w:tcW w:type="dxa" w:w="2948"/>
-          </w:tcPr>
-          <w:p>
-            <w:pPr>
-              <w:spacing w:after="0"/>
-            </w:pPr>
-            <w:r>
-              <w:rPr>
-                <w:sz w:val="14"/>
-              </w:rPr>
-              <w:t>ALP-EPC-00UEG-CV-RBR-0001</w:t>
-            </w:r>
-          </w:p>
-        </w:tc>
-        <w:tc>
-          <w:tcPr>
-            <w:tcW w:type="dxa" w:w="1134"/>
-          </w:tcPr>
-          <w:p>
-            <w:pPr>
-              <w:spacing w:after="0"/>
-            </w:pPr>
-            <w:r>
-              <w:rPr>
-                <w:sz w:val="14"/>
-              </w:rPr>
-              <w:t>2027-06-25</w:t>
-            </w:r>
-          </w:p>
-        </w:tc>
-        <w:tc>
-          <w:tcPr>
-            <w:tcW w:type="dxa" w:w="1134"/>
-          </w:tcPr>
-          <w:p>
-            <w:pPr>
-              <w:spacing w:after="0"/>
-            </w:pPr>
-            <w:r>
-              <w:rPr>
-                <w:sz w:val="14"/>
-              </w:rPr>
-              <w:t>2027-06-03</w:t>
             </w:r>
           </w:p>
         </w:tc>
@@ -40780,7 +40489,7 @@
               <w:rPr>
                 <w:sz w:val="14"/>
               </w:rPr>
-              <w:t>MR-EL-001</w:t>
+              <w:t>MR-ME-011</w:t>
             </w:r>
           </w:p>
         </w:tc>
@@ -40796,7 +40505,7 @@
               <w:rPr>
                 <w:sz w:val="14"/>
               </w:rPr>
-              <w:t>380 kV GIS</w:t>
+              <w:t>Chemical dosing skid</w:t>
             </w:r>
           </w:p>
         </w:tc>
@@ -40812,7 +40521,7 @@
               <w:rPr>
                 <w:sz w:val="14"/>
               </w:rPr>
-              <w:t>2026-12-15</w:t>
+              <w:t>2027-05-13</w:t>
             </w:r>
           </w:p>
         </w:tc>
@@ -40828,7 +40537,7 @@
               <w:rPr>
                 <w:sz w:val="14"/>
               </w:rPr>
-              <w:t>2028-01-25</w:t>
+              <w:t>2027-11-25</w:t>
             </w:r>
           </w:p>
         </w:tc>
@@ -40844,7 +40553,7 @@
               <w:rPr>
                 <w:sz w:val="14"/>
               </w:rPr>
-              <w:t>2028-02-01</w:t>
+              <w:t>2027-11-29</w:t>
             </w:r>
           </w:p>
         </w:tc>
@@ -40860,7 +40569,7 @@
               <w:rPr>
                 <w:sz w:val="14"/>
               </w:rPr>
-              <w:t>CWP-04-EL-01</w:t>
+              <w:t>CWP-08-ME-01</w:t>
             </w:r>
           </w:p>
         </w:tc>
@@ -40876,7 +40585,7 @@
               <w:rPr>
                 <w:sz w:val="14"/>
               </w:rPr>
-              <w:t>5</w:t>
+              <w:t>2</w:t>
             </w:r>
           </w:p>
         </w:tc>
@@ -40897,7 +40606,7 @@
               <w:rPr>
                 <w:sz w:val="14"/>
               </w:rPr>
-              <w:t>MR-EL-011</w:t>
+              <w:t>MR-EL-001</w:t>
             </w:r>
           </w:p>
         </w:tc>
@@ -40913,7 +40622,7 @@
               <w:rPr>
                 <w:sz w:val="14"/>
               </w:rPr>
-              <w:t>Construction power supply (RMU, temporary distribution)</w:t>
+              <w:t>380 kV GIS</w:t>
             </w:r>
           </w:p>
         </w:tc>
@@ -40929,7 +40638,7 @@
               <w:rPr>
                 <w:sz w:val="14"/>
               </w:rPr>
-              <w:t>2026-11-16</w:t>
+              <w:t>2026-12-15</w:t>
             </w:r>
           </w:p>
         </w:tc>
@@ -40945,7 +40654,7 @@
               <w:rPr>
                 <w:sz w:val="14"/>
               </w:rPr>
-              <w:t>2027-01-18</w:t>
+              <w:t>2028-01-25</w:t>
             </w:r>
           </w:p>
         </w:tc>
@@ -40961,7 +40670,7 @@
               <w:rPr>
                 <w:sz w:val="14"/>
               </w:rPr>
-              <w:t>2027-01-25</w:t>
+              <w:t>2028-02-01</w:t>
             </w:r>
           </w:p>
         </w:tc>
@@ -40977,7 +40686,7 @@
               <w:rPr>
                 <w:sz w:val="14"/>
               </w:rPr>
-              <w:t>CWP-12-CV-01</w:t>
+              <w:t>CWP-04-EL-01</w:t>
             </w:r>
           </w:p>
         </w:tc>
@@ -41014,7 +40723,7 @@
               <w:rPr>
                 <w:sz w:val="14"/>
               </w:rPr>
-              <w:t>MR-EL-101</w:t>
+              <w:t>MR-EL-011</w:t>
             </w:r>
           </w:p>
         </w:tc>
@@ -41030,7 +40739,7 @@
               <w:rPr>
                 <w:sz w:val="14"/>
               </w:rPr>
-              <w:t>Generators, excitation, GCB and busducts (IEC)</w:t>
+              <w:t>Construction power supply (RMU, temporary distribution)</w:t>
             </w:r>
           </w:p>
         </w:tc>
@@ -41046,7 +40755,7 @@
               <w:rPr>
                 <w:sz w:val="14"/>
               </w:rPr>
-              <w:t>2026-11-02</w:t>
+              <w:t>2026-11-16</w:t>
             </w:r>
           </w:p>
         </w:tc>
@@ -41062,7 +40771,7 @@
               <w:rPr>
                 <w:sz w:val="14"/>
               </w:rPr>
-              <w:t>2027-11-08</w:t>
+              <w:t>2027-01-18</w:t>
             </w:r>
           </w:p>
         </w:tc>
@@ -41078,7 +40787,7 @@
               <w:rPr>
                 <w:sz w:val="14"/>
               </w:rPr>
-              <w:t>2027-11-15</w:t>
+              <w:t>2027-01-25</w:t>
             </w:r>
           </w:p>
         </w:tc>
@@ -41094,7 +40803,7 @@
               <w:rPr>
                 <w:sz w:val="14"/>
               </w:rPr>
-              <w:t>CWP-01-ME-01</w:t>
+              <w:t>CWP-12-CV-01</w:t>
             </w:r>
           </w:p>
         </w:tc>
@@ -41131,7 +40840,7 @@
               <w:rPr>
                 <w:sz w:val="14"/>
               </w:rPr>
-              <w:t>MR-ME-103</w:t>
+              <w:t>MR-EL-101</w:t>
             </w:r>
           </w:p>
         </w:tc>
@@ -41147,7 +40856,7 @@
               <w:rPr>
                 <w:sz w:val="14"/>
               </w:rPr>
-              <w:t>Steam turbine and condenser (IEC)</w:t>
+              <w:t>Generators, excitation, GCB and busducts (IEC)</w:t>
             </w:r>
           </w:p>
         </w:tc>
@@ -41179,7 +40888,7 @@
               <w:rPr>
                 <w:sz w:val="14"/>
               </w:rPr>
-              <w:t>2028-01-10</w:t>
+              <w:t>2027-11-08</w:t>
             </w:r>
           </w:p>
         </w:tc>
@@ -41195,7 +40904,7 @@
               <w:rPr>
                 <w:sz w:val="14"/>
               </w:rPr>
-              <w:t>2028-01-17</w:t>
+              <w:t>2027-11-15</w:t>
             </w:r>
           </w:p>
         </w:tc>
@@ -41211,7 +40920,7 @@
               <w:rPr>
                 <w:sz w:val="14"/>
               </w:rPr>
-              <w:t>CWP-02-ME-01</w:t>
+              <w:t>CWP-01-ME-01</w:t>
             </w:r>
           </w:p>
         </w:tc>
@@ -41248,7 +40957,7 @@
               <w:rPr>
                 <w:sz w:val="14"/>
               </w:rPr>
-              <w:t>MR-EL-009</w:t>
+              <w:t>MR-ME-103</w:t>
             </w:r>
           </w:p>
         </w:tc>
@@ -41264,7 +40973,7 @@
               <w:rPr>
                 <w:sz w:val="14"/>
               </w:rPr>
-              <w:t>Cable trays, earthing and lighting materials</w:t>
+              <w:t>Steam turbine and condenser (IEC)</w:t>
             </w:r>
           </w:p>
         </w:tc>
@@ -41280,7 +40989,7 @@
               <w:rPr>
                 <w:sz w:val="14"/>
               </w:rPr>
-              <w:t>2027-01-28</w:t>
+              <w:t>2026-11-02</w:t>
             </w:r>
           </w:p>
         </w:tc>
@@ -41296,7 +41005,7 @@
               <w:rPr>
                 <w:sz w:val="14"/>
               </w:rPr>
-              <w:t>2027-06-03</w:t>
+              <w:t>2028-01-10</w:t>
             </w:r>
           </w:p>
         </w:tc>
@@ -41312,7 +41021,7 @@
               <w:rPr>
                 <w:sz w:val="14"/>
               </w:rPr>
-              <w:t>2027-06-14</w:t>
+              <w:t>2028-01-17</w:t>
             </w:r>
           </w:p>
         </w:tc>
@@ -41328,7 +41037,7 @@
               <w:rPr>
                 <w:sz w:val="14"/>
               </w:rPr>
-              <w:t>CWP-12-EL-01</w:t>
+              <w:t>CWP-02-ME-01</w:t>
             </w:r>
           </w:p>
         </w:tc>
@@ -41344,7 +41053,7 @@
               <w:rPr>
                 <w:sz w:val="14"/>
               </w:rPr>
-              <w:t>7</w:t>
+              <w:t>5</w:t>
             </w:r>
           </w:p>
         </w:tc>
@@ -41365,7 +41074,7 @@
               <w:rPr>
                 <w:sz w:val="14"/>
               </w:rPr>
-              <w:t>MR-ME-001</w:t>
+              <w:t>MR-EL-009</w:t>
             </w:r>
           </w:p>
         </w:tc>
@@ -41381,7 +41090,7 @@
               <w:rPr>
                 <w:sz w:val="14"/>
               </w:rPr>
-              <w:t>Boiler feed pumps</w:t>
+              <w:t>Cable trays, earthing and lighting materials</w:t>
             </w:r>
           </w:p>
         </w:tc>
@@ -41397,7 +41106,7 @@
               <w:rPr>
                 <w:sz w:val="14"/>
               </w:rPr>
-              <w:t>2027-01-14</w:t>
+              <w:t>2027-01-28</w:t>
             </w:r>
           </w:p>
         </w:tc>
@@ -41413,7 +41122,7 @@
               <w:rPr>
                 <w:sz w:val="14"/>
               </w:rPr>
-              <w:t>2027-11-18</w:t>
+              <w:t>2027-06-03</w:t>
             </w:r>
           </w:p>
         </w:tc>
@@ -41429,7 +41138,7 @@
               <w:rPr>
                 <w:sz w:val="14"/>
               </w:rPr>
-              <w:t>2027-11-29</w:t>
+              <w:t>2027-06-14</w:t>
             </w:r>
           </w:p>
         </w:tc>
@@ -41445,7 +41154,7 @@
               <w:rPr>
                 <w:sz w:val="14"/>
               </w:rPr>
-              <w:t>CWP-08-ME-01</w:t>
+              <w:t>CWP-12-EL-01</w:t>
             </w:r>
           </w:p>
         </w:tc>
@@ -41482,7 +41191,7 @@
               <w:rPr>
                 <w:sz w:val="14"/>
               </w:rPr>
-              <w:t>MR-ME-009</w:t>
+              <w:t>MR-ME-001</w:t>
             </w:r>
           </w:p>
         </w:tc>
@@ -41498,7 +41207,7 @@
               <w:rPr>
                 <w:sz w:val="14"/>
               </w:rPr>
-              <w:t>Auxiliary boiler</w:t>
+              <w:t>Boiler feed pumps</w:t>
             </w:r>
           </w:p>
         </w:tc>
@@ -41599,7 +41308,7 @@
               <w:rPr>
                 <w:sz w:val="14"/>
               </w:rPr>
-              <w:t>MR-ME-012</w:t>
+              <w:t>MR-ME-009</w:t>
             </w:r>
           </w:p>
         </w:tc>
@@ -41615,7 +41324,7 @@
               <w:rPr>
                 <w:sz w:val="14"/>
               </w:rPr>
-              <w:t>Water treatment package (SWRO, demin, condensate polishing)</w:t>
+              <w:t>Auxiliary boiler</w:t>
             </w:r>
           </w:p>
         </w:tc>
@@ -41631,7 +41340,7 @@
               <w:rPr>
                 <w:sz w:val="14"/>
               </w:rPr>
-              <w:t>2027-01-28</w:t>
+              <w:t>2027-01-14</w:t>
             </w:r>
           </w:p>
         </w:tc>
@@ -41647,7 +41356,7 @@
               <w:rPr>
                 <w:sz w:val="14"/>
               </w:rPr>
-              <w:t>2028-01-13</w:t>
+              <w:t>2027-11-18</w:t>
             </w:r>
           </w:p>
         </w:tc>
@@ -41663,7 +41372,7 @@
               <w:rPr>
                 <w:sz w:val="14"/>
               </w:rPr>
-              <w:t>2028-01-24</w:t>
+              <w:t>2027-11-29</w:t>
             </w:r>
           </w:p>
         </w:tc>
@@ -41679,7 +41388,7 @@
               <w:rPr>
                 <w:sz w:val="14"/>
               </w:rPr>
-              <w:t>CWP-07-ME-01</w:t>
+              <w:t>CWP-08-ME-01</w:t>
             </w:r>
           </w:p>
         </w:tc>
@@ -41716,7 +41425,7 @@
               <w:rPr>
                 <w:sz w:val="14"/>
               </w:rPr>
-              <w:t>MR-ME-015</w:t>
+              <w:t>MR-ME-012</w:t>
             </w:r>
           </w:p>
         </w:tc>
@@ -41732,7 +41441,7 @@
               <w:rPr>
                 <w:sz w:val="14"/>
               </w:rPr>
-              <w:t>Gas receiving and metering station</w:t>
+              <w:t>Water treatment package (SWRO, demin, condensate polishing)</w:t>
             </w:r>
           </w:p>
         </w:tc>
@@ -41748,7 +41457,7 @@
               <w:rPr>
                 <w:sz w:val="14"/>
               </w:rPr>
-              <w:t>2027-01-14</w:t>
+              <w:t>2027-01-28</w:t>
             </w:r>
           </w:p>
         </w:tc>
@@ -41764,7 +41473,7 @@
               <w:rPr>
                 <w:sz w:val="14"/>
               </w:rPr>
-              <w:t>2027-11-18</w:t>
+              <w:t>2028-01-13</w:t>
             </w:r>
           </w:p>
         </w:tc>
@@ -41780,7 +41489,7 @@
               <w:rPr>
                 <w:sz w:val="14"/>
               </w:rPr>
-              <w:t>2027-11-29</w:t>
+              <w:t>2028-01-24</w:t>
             </w:r>
           </w:p>
         </w:tc>
@@ -41796,7 +41505,7 @@
               <w:rPr>
                 <w:sz w:val="14"/>
               </w:rPr>
-              <w:t>CWP-09-ME-01</w:t>
+              <w:t>CWP-07-ME-01</w:t>
             </w:r>
           </w:p>
         </w:tc>
@@ -41833,7 +41542,7 @@
               <w:rPr>
                 <w:sz w:val="14"/>
               </w:rPr>
-              <w:t>MR-ME-016</w:t>
+              <w:t>MR-ME-015</w:t>
             </w:r>
           </w:p>
         </w:tc>
@@ -41849,7 +41558,7 @@
               <w:rPr>
                 <w:sz w:val="14"/>
               </w:rPr>
-              <w:t>LDO unloading and forwarding / treatment skids</w:t>
+              <w:t>Gas receiving and metering station</w:t>
             </w:r>
           </w:p>
         </w:tc>
@@ -41881,7 +41590,7 @@
               <w:rPr>
                 <w:sz w:val="14"/>
               </w:rPr>
-              <w:t>2027-10-21</w:t>
+              <w:t>2027-11-18</w:t>
             </w:r>
           </w:p>
         </w:tc>
@@ -41897,7 +41606,7 @@
               <w:rPr>
                 <w:sz w:val="14"/>
               </w:rPr>
-              <w:t>2027-11-01</w:t>
+              <w:t>2027-11-29</w:t>
             </w:r>
           </w:p>
         </w:tc>
@@ -41913,7 +41622,7 @@
               <w:rPr>
                 <w:sz w:val="14"/>
               </w:rPr>
-              <w:t>CWP-10-ME-01</w:t>
+              <w:t>CWP-09-ME-01</w:t>
             </w:r>
           </w:p>
         </w:tc>
@@ -41950,7 +41659,7 @@
               <w:rPr>
                 <w:sz w:val="14"/>
               </w:rPr>
-              <w:t>MR-PI-002</w:t>
+              <w:t>MR-ME-016</w:t>
             </w:r>
           </w:p>
         </w:tc>
@@ -41966,7 +41675,7 @@
               <w:rPr>
                 <w:sz w:val="14"/>
               </w:rPr>
-              <w:t>Alloy piping P91 / P22 (main steam, reheat)</w:t>
+              <w:t>LDO unloading and forwarding / treatment skids</w:t>
             </w:r>
           </w:p>
         </w:tc>
@@ -41982,7 +41691,7 @@
               <w:rPr>
                 <w:sz w:val="14"/>
               </w:rPr>
-              <w:t>2027-02-11</w:t>
+              <w:t>2027-01-14</w:t>
             </w:r>
           </w:p>
         </w:tc>
@@ -41998,7 +41707,7 @@
               <w:rPr>
                 <w:sz w:val="14"/>
               </w:rPr>
-              <w:t>2027-12-30</w:t>
+              <w:t>2027-10-21</w:t>
             </w:r>
           </w:p>
         </w:tc>
@@ -42014,7 +41723,7 @@
               <w:rPr>
                 <w:sz w:val="14"/>
               </w:rPr>
-              <w:t>2028-01-10</w:t>
+              <w:t>2027-11-01</w:t>
             </w:r>
           </w:p>
         </w:tc>
@@ -42030,7 +41739,7 @@
               <w:rPr>
                 <w:sz w:val="14"/>
               </w:rPr>
-              <w:t>CWP-01-PI-01</w:t>
+              <w:t>CWP-10-ME-01</w:t>
             </w:r>
           </w:p>
         </w:tc>
@@ -42067,7 +41776,7 @@
               <w:rPr>
                 <w:sz w:val="14"/>
               </w:rPr>
-              <w:t>MR-CV-002</w:t>
+              <w:t>MR-PI-002</w:t>
             </w:r>
           </w:p>
         </w:tc>
@@ -42083,7 +41792,7 @@
               <w:rPr>
                 <w:sz w:val="14"/>
               </w:rPr>
-              <w:t>Civil and building works</w:t>
+              <w:t>Alloy piping P91 / P22 (main steam, reheat)</w:t>
             </w:r>
           </w:p>
         </w:tc>
@@ -42099,7 +41808,7 @@
               <w:rPr>
                 <w:sz w:val="14"/>
               </w:rPr>
-              <w:t>2026-12-24</w:t>
+              <w:t>2027-02-11</w:t>
             </w:r>
           </w:p>
         </w:tc>
@@ -42115,7 +41824,7 @@
               <w:rPr>
                 <w:sz w:val="14"/>
               </w:rPr>
-              <w:t>2027-01-07</w:t>
+              <w:t>2027-12-30</w:t>
             </w:r>
           </w:p>
         </w:tc>
@@ -42131,7 +41840,7 @@
               <w:rPr>
                 <w:sz w:val="14"/>
               </w:rPr>
-              <w:t>2027-01-25</w:t>
+              <w:t>2028-01-10</w:t>
             </w:r>
           </w:p>
         </w:tc>
@@ -42147,7 +41856,7 @@
               <w:rPr>
                 <w:sz w:val="14"/>
               </w:rPr>
-              <w:t>CWP-12-CV-01</w:t>
+              <w:t>CWP-01-PI-01</w:t>
             </w:r>
           </w:p>
         </w:tc>
@@ -42163,7 +41872,7 @@
               <w:rPr>
                 <w:sz w:val="14"/>
               </w:rPr>
-              <w:t>12</w:t>
+              <w:t>7</w:t>
             </w:r>
           </w:p>
         </w:tc>
@@ -42184,7 +41893,7 @@
               <w:rPr>
                 <w:sz w:val="14"/>
               </w:rPr>
-              <w:t>MR-ME-003</w:t>
+              <w:t>MR-CV-002</w:t>
             </w:r>
           </w:p>
         </w:tc>
@@ -42200,7 +41909,7 @@
               <w:rPr>
                 <w:sz w:val="14"/>
               </w:rPr>
-              <w:t>CW pumps</w:t>
+              <w:t>Civil and building works</w:t>
             </w:r>
           </w:p>
         </w:tc>
@@ -42216,7 +41925,7 @@
               <w:rPr>
                 <w:sz w:val="14"/>
               </w:rPr>
-              <w:t>2027-01-14</w:t>
+              <w:t>2026-12-24</w:t>
             </w:r>
           </w:p>
         </w:tc>
@@ -42232,7 +41941,7 @@
               <w:rPr>
                 <w:sz w:val="14"/>
               </w:rPr>
-              <w:t>2027-12-30</w:t>
+              <w:t>2027-01-07</w:t>
             </w:r>
           </w:p>
         </w:tc>
@@ -42248,7 +41957,7 @@
               <w:rPr>
                 <w:sz w:val="14"/>
               </w:rPr>
-              <w:t>2028-01-17</w:t>
+              <w:t>2027-01-25</w:t>
             </w:r>
           </w:p>
         </w:tc>
@@ -42264,7 +41973,7 @@
               <w:rPr>
                 <w:sz w:val="14"/>
               </w:rPr>
-              <w:t>CWP-05-ME-01</w:t>
+              <w:t>CWP-12-CV-01</w:t>
             </w:r>
           </w:p>
         </w:tc>
@@ -42301,7 +42010,7 @@
               <w:rPr>
                 <w:sz w:val="14"/>
               </w:rPr>
-              <w:t>MR-ME-011</w:t>
+              <w:t>MR-ME-003</w:t>
             </w:r>
           </w:p>
         </w:tc>
@@ -42317,7 +42026,7 @@
               <w:rPr>
                 <w:sz w:val="14"/>
               </w:rPr>
-              <w:t>Chemical dosing skid</w:t>
+              <w:t>CW pumps</w:t>
             </w:r>
           </w:p>
         </w:tc>
@@ -42333,7 +42042,7 @@
               <w:rPr>
                 <w:sz w:val="14"/>
               </w:rPr>
-              <w:t>2027-04-28</w:t>
+              <w:t>2027-01-14</w:t>
             </w:r>
           </w:p>
         </w:tc>
@@ -42349,7 +42058,7 @@
               <w:rPr>
                 <w:sz w:val="14"/>
               </w:rPr>
-              <w:t>2027-11-10</w:t>
+              <w:t>2027-12-30</w:t>
             </w:r>
           </w:p>
         </w:tc>
@@ -42365,7 +42074,7 @@
               <w:rPr>
                 <w:sz w:val="14"/>
               </w:rPr>
-              <w:t>2027-11-29</w:t>
+              <w:t>2028-01-17</w:t>
             </w:r>
           </w:p>
         </w:tc>
@@ -42381,7 +42090,7 @@
               <w:rPr>
                 <w:sz w:val="14"/>
               </w:rPr>
-              <w:t>CWP-08-ME-01</w:t>
+              <w:t>CWP-05-ME-01</w:t>
             </w:r>
           </w:p>
         </w:tc>
@@ -42397,7 +42106,7 @@
               <w:rPr>
                 <w:sz w:val="14"/>
               </w:rPr>
-              <w:t>13</w:t>
+              <w:t>12</w:t>
             </w:r>
           </w:p>
         </w:tc>
@@ -45554,7 +45263,7 @@
       <w:rPr>
         <w:sz w:val="14"/>
       </w:rPr>
-      <w:t>engine procedures v1.4.0 | data 13dbdbeca1a87ab1 | generated 2026-09-28 - generated from the project database; do not edit</w:t>
+      <w:t>engine procedures v1.5.0 | data 487fc4777e4a2d59 | generated 2026-09-28 - generated from the project database; do not edit</w:t>
     </w:r>
   </w:p>
 </w:ftr>
@@ -45571,7 +45280,7 @@
       <w:rPr>
         <w:sz w:val="14"/>
       </w:rPr>
-      <w:t>Alpilla 600 MW Combined Cycle Power Plant | ALP-EPC-00000-GE-PLN-0001</w:t>
+      <w:t>Alpilla 600 MW Combined Cycle Power Plant | ALP-EPC-00000-GE-PLN-0001 | Rev A</w:t>
     </w:r>
   </w:p>
 </w:hdr>

--- a/output/procedures/ALP-EPC-00000-GE-PLN-0001.docx
+++ b/output/procedures/ALP-EPC-00000-GE-PLN-0001.docx
@@ -822,7 +822,7 @@
               <w:rPr>
                 <w:sz w:val="15"/>
               </w:rPr>
-              <w:t>29,886</w:t>
+              <w:t>29,887</w:t>
             </w:r>
           </w:p>
         </w:tc>
@@ -854,7 +854,7 @@
               <w:rPr>
                 <w:sz w:val="15"/>
               </w:rPr>
-              <w:t>2027-08-26</w:t>
+              <w:t>2027-08-24</w:t>
             </w:r>
           </w:p>
         </w:tc>
@@ -1120,7 +1120,7 @@
               <w:rPr>
                 <w:sz w:val="15"/>
               </w:rPr>
-              <w:t>16,498</w:t>
+              <w:t>16,518</w:t>
             </w:r>
           </w:p>
         </w:tc>
@@ -1301,7 +1301,7 @@
               <w:rPr>
                 <w:sz w:val="15"/>
               </w:rPr>
-              <w:t>2027-10-12</w:t>
+              <w:t>2027-10-13</w:t>
             </w:r>
           </w:p>
         </w:tc>
@@ -1865,7 +1865,7 @@
               <w:rPr>
                 <w:sz w:val="15"/>
               </w:rPr>
-              <w:t>13,390</w:t>
+              <w:t>13,492</w:t>
             </w:r>
           </w:p>
         </w:tc>
@@ -2014,7 +2014,7 @@
               <w:rPr>
                 <w:sz w:val="15"/>
               </w:rPr>
-              <w:t>74,788</w:t>
+              <w:t>74,828</w:t>
             </w:r>
           </w:p>
         </w:tc>
@@ -2506,7 +2506,7 @@
     </w:p>
     <w:p>
       <w:r>
-        <w:t>Total 2237 documents, 212,261 hours: EPC document preparation incl. checking and the plant 3D model; for supplier documents the EPC review. Site support, expediting and management are budgeted separately.</w:t>
+        <w:t>Total 2237 documents, 212,424 hours: EPC document preparation incl. checking and the plant 3D model; for supplier documents the EPC review. Site support, expediting and management are budgeted separately.</w:t>
       </w:r>
     </w:p>
     <w:p>
@@ -2976,7 +2976,7 @@
               <w:rPr>
                 <w:sz w:val="15"/>
               </w:rPr>
-              <w:t>13,412</w:t>
+              <w:t>13,424</w:t>
             </w:r>
           </w:p>
         </w:tc>
@@ -3061,7 +3061,7 @@
               <w:rPr>
                 <w:sz w:val="15"/>
               </w:rPr>
-              <w:t>201,774</w:t>
+              <w:t>201,924</w:t>
             </w:r>
           </w:p>
         </w:tc>
@@ -3146,7 +3146,7 @@
               <w:rPr>
                 <w:sz w:val="15"/>
               </w:rPr>
-              <w:t>7,909</w:t>
+              <w:t>7,920</w:t>
             </w:r>
           </w:p>
         </w:tc>
@@ -3401,7 +3401,7 @@
               <w:rPr>
                 <w:sz w:val="15"/>
               </w:rPr>
-              <w:t>1,876</w:t>
+              <w:t>1,878</w:t>
             </w:r>
           </w:p>
         </w:tc>
@@ -3826,7 +3826,7 @@
               <w:rPr>
                 <w:sz w:val="15"/>
               </w:rPr>
-              <w:t>469</w:t>
+              <w:t>478</w:t>
             </w:r>
           </w:p>
         </w:tc>
@@ -3911,7 +3911,7 @@
               <w:rPr>
                 <w:sz w:val="15"/>
               </w:rPr>
-              <w:t>4,073</w:t>
+              <w:t>4,074</w:t>
             </w:r>
           </w:p>
         </w:tc>
@@ -10643,7 +10643,7 @@
               <w:rPr>
                 <w:sz w:val="14"/>
               </w:rPr>
-              <w:t>14</w:t>
+              <w:t>13</w:t>
             </w:r>
           </w:p>
         </w:tc>
@@ -10675,7 +10675,7 @@
               <w:rPr>
                 <w:sz w:val="14"/>
               </w:rPr>
-              <w:t>73</w:t>
+              <w:t>74</w:t>
             </w:r>
           </w:p>
         </w:tc>
@@ -10707,7 +10707,7 @@
               <w:rPr>
                 <w:sz w:val="14"/>
               </w:rPr>
-              <w:t>22</w:t>
+              <w:t>23</w:t>
             </w:r>
           </w:p>
         </w:tc>
@@ -10771,7 +10771,7 @@
               <w:rPr>
                 <w:sz w:val="14"/>
               </w:rPr>
-              <w:t>495</w:t>
+              <w:t>496</w:t>
             </w:r>
           </w:p>
         </w:tc>
@@ -10840,7 +10840,7 @@
               <w:rPr>
                 <w:sz w:val="14"/>
               </w:rPr>
-              <w:t>50</w:t>
+              <w:t>51</w:t>
             </w:r>
           </w:p>
         </w:tc>
@@ -10872,7 +10872,7 @@
               <w:rPr>
                 <w:sz w:val="14"/>
               </w:rPr>
-              <w:t>11</w:t>
+              <w:t>12</w:t>
             </w:r>
           </w:p>
         </w:tc>
@@ -10904,7 +10904,7 @@
               <w:rPr>
                 <w:sz w:val="14"/>
               </w:rPr>
-              <w:t>138</w:t>
+              <w:t>137</w:t>
             </w:r>
           </w:p>
         </w:tc>
@@ -10936,7 +10936,7 @@
               <w:rPr>
                 <w:sz w:val="14"/>
               </w:rPr>
-              <w:t>9</w:t>
+              <w:t>8</w:t>
             </w:r>
           </w:p>
         </w:tc>
@@ -11068,7 +11068,7 @@
               <w:rPr>
                 <w:sz w:val="14"/>
               </w:rPr>
-              <w:t>33</w:t>
+              <w:t>32</w:t>
             </w:r>
           </w:p>
         </w:tc>
@@ -11228,7 +11228,7 @@
               <w:rPr>
                 <w:sz w:val="14"/>
               </w:rPr>
-              <w:t>426</w:t>
+              <w:t>425</w:t>
             </w:r>
           </w:p>
         </w:tc>
@@ -12788,7 +12788,7 @@
     </w:p>
     <w:p>
       <w:r>
-        <w:t>Engineering load per month: hours of each EPC document as booked by the levelled timeline (spread over its preparation when not levelled); 180 tender-stage documents (10,667 h) were prepared in the bid and are excluded; FTE at 150 h / month.</w:t>
+        <w:t>Engineering load per month: hours of each EPC document as booked by the levelled timeline (spread over its preparation when not levelled); 180 tender-stage documents (10,697 h) were prepared in the bid and are excluded; FTE at 150 h / month.</w:t>
       </w:r>
     </w:p>
     <w:tbl>
@@ -13337,7 +13337,7 @@
               <w:rPr>
                 <w:sz w:val="14"/>
               </w:rPr>
-              <w:t>3,322</w:t>
+              <w:t>3,366</w:t>
             </w:r>
           </w:p>
         </w:tc>
@@ -13465,7 +13465,7 @@
               <w:rPr>
                 <w:sz w:val="14"/>
               </w:rPr>
-              <w:t>2,977</w:t>
+              <w:t>2,990</w:t>
             </w:r>
           </w:p>
         </w:tc>
@@ -13528,7 +13528,7 @@
               <w:rPr>
                 <w:sz w:val="14"/>
               </w:rPr>
-              <w:t>13,040</w:t>
+              <w:t>13,097</w:t>
             </w:r>
           </w:p>
         </w:tc>
@@ -13581,7 +13581,7 @@
               <w:rPr>
                 <w:sz w:val="14"/>
               </w:rPr>
-              <w:t>4,365</w:t>
+              <w:t>4,366</w:t>
             </w:r>
           </w:p>
         </w:tc>
@@ -13645,7 +13645,7 @@
               <w:rPr>
                 <w:sz w:val="14"/>
               </w:rPr>
-              <w:t>412</w:t>
+              <w:t>409</w:t>
             </w:r>
           </w:p>
         </w:tc>
@@ -13661,7 +13661,7 @@
               <w:rPr>
                 <w:sz w:val="14"/>
               </w:rPr>
-              <w:t>945</w:t>
+              <w:t>969</w:t>
             </w:r>
           </w:p>
         </w:tc>
@@ -13677,7 +13677,7 @@
               <w:rPr>
                 <w:sz w:val="14"/>
               </w:rPr>
-              <w:t>1,699</w:t>
+              <w:t>1,698</w:t>
             </w:r>
           </w:p>
         </w:tc>
@@ -13693,7 +13693,7 @@
               <w:rPr>
                 <w:sz w:val="14"/>
               </w:rPr>
-              <w:t>1,737</w:t>
+              <w:t>1,735</w:t>
             </w:r>
           </w:p>
         </w:tc>
@@ -13771,7 +13771,7 @@
               <w:rPr>
                 <w:sz w:val="14"/>
               </w:rPr>
-              <w:t>17,984</w:t>
+              <w:t>18,004</w:t>
             </w:r>
           </w:p>
         </w:tc>
@@ -13824,7 +13824,7 @@
               <w:rPr>
                 <w:sz w:val="14"/>
               </w:rPr>
-              <w:t>4,496</w:t>
+              <w:t>4,497</w:t>
             </w:r>
           </w:p>
         </w:tc>
@@ -13888,7 +13888,7 @@
               <w:rPr>
                 <w:sz w:val="14"/>
               </w:rPr>
-              <w:t>418</w:t>
+              <w:t>419</w:t>
             </w:r>
           </w:p>
         </w:tc>
@@ -13904,7 +13904,7 @@
               <w:rPr>
                 <w:sz w:val="14"/>
               </w:rPr>
-              <w:t>1,050</w:t>
+              <w:t>1,048</w:t>
             </w:r>
           </w:p>
         </w:tc>
@@ -13936,7 +13936,7 @@
               <w:rPr>
                 <w:sz w:val="14"/>
               </w:rPr>
-              <w:t>1,691</w:t>
+              <w:t>1,702</w:t>
             </w:r>
           </w:p>
         </w:tc>
@@ -14015,7 +14015,7 @@
               <w:rPr>
                 <w:sz w:val="14"/>
               </w:rPr>
-              <w:t>19,679</w:t>
+              <w:t>19,691</w:t>
             </w:r>
           </w:p>
         </w:tc>
@@ -14068,7 +14068,7 @@
               <w:rPr>
                 <w:sz w:val="14"/>
               </w:rPr>
-              <w:t>5,172</w:t>
+              <w:t>5,170</w:t>
             </w:r>
           </w:p>
         </w:tc>
@@ -14100,7 +14100,7 @@
               <w:rPr>
                 <w:sz w:val="14"/>
               </w:rPr>
-              <w:t>1,377</w:t>
+              <w:t>1,376</w:t>
             </w:r>
           </w:p>
         </w:tc>
@@ -14132,7 +14132,7 @@
               <w:rPr>
                 <w:sz w:val="14"/>
               </w:rPr>
-              <w:t>490</w:t>
+              <w:t>488</w:t>
             </w:r>
           </w:p>
         </w:tc>
@@ -14180,7 +14180,7 @@
               <w:rPr>
                 <w:sz w:val="14"/>
               </w:rPr>
-              <w:t>465</w:t>
+              <w:t>536</w:t>
             </w:r>
           </w:p>
         </w:tc>
@@ -14243,7 +14243,7 @@
               <w:rPr>
                 <w:sz w:val="14"/>
               </w:rPr>
-              <w:t>2,113</w:t>
+              <w:t>2,107</w:t>
             </w:r>
           </w:p>
         </w:tc>
@@ -14259,7 +14259,7 @@
               <w:rPr>
                 <w:sz w:val="14"/>
               </w:rPr>
-              <w:t>22,280</w:t>
+              <w:t>22,339</w:t>
             </w:r>
           </w:p>
         </w:tc>
@@ -14376,7 +14376,7 @@
               <w:rPr>
                 <w:sz w:val="14"/>
               </w:rPr>
-              <w:t>291</w:t>
+              <w:t>295</w:t>
             </w:r>
           </w:p>
         </w:tc>
@@ -14392,7 +14392,7 @@
               <w:rPr>
                 <w:sz w:val="14"/>
               </w:rPr>
-              <w:t>758</w:t>
+              <w:t>735</w:t>
             </w:r>
           </w:p>
         </w:tc>
@@ -14408,7 +14408,7 @@
               <w:rPr>
                 <w:sz w:val="14"/>
               </w:rPr>
-              <w:t>2,294</w:t>
+              <w:t>2,291</w:t>
             </w:r>
           </w:p>
         </w:tc>
@@ -14502,7 +14502,7 @@
               <w:rPr>
                 <w:sz w:val="14"/>
               </w:rPr>
-              <w:t>21,036</w:t>
+              <w:t>21,015</w:t>
             </w:r>
           </w:p>
         </w:tc>
@@ -14555,7 +14555,7 @@
               <w:rPr>
                 <w:sz w:val="14"/>
               </w:rPr>
-              <w:t>4,103</w:t>
+              <w:t>4,102</w:t>
             </w:r>
           </w:p>
         </w:tc>
@@ -14587,7 +14587,7 @@
               <w:rPr>
                 <w:sz w:val="14"/>
               </w:rPr>
-              <w:t>1,259</w:t>
+              <w:t>1,260</w:t>
             </w:r>
           </w:p>
         </w:tc>
@@ -14603,7 +14603,7 @@
               <w:rPr>
                 <w:sz w:val="14"/>
               </w:rPr>
-              <w:t>695</w:t>
+              <w:t>691</w:t>
             </w:r>
           </w:p>
         </w:tc>
@@ -14682,7 +14682,7 @@
               <w:rPr>
                 <w:sz w:val="14"/>
               </w:rPr>
-              <w:t>5,033</w:t>
+              <w:t>5,031</w:t>
             </w:r>
           </w:p>
         </w:tc>
@@ -14730,7 +14730,7 @@
               <w:rPr>
                 <w:sz w:val="14"/>
               </w:rPr>
-              <w:t>1,741</w:t>
+              <w:t>1,747</w:t>
             </w:r>
           </w:p>
         </w:tc>
@@ -14746,7 +14746,7 @@
               <w:rPr>
                 <w:sz w:val="14"/>
               </w:rPr>
-              <w:t>17,910</w:t>
+              <w:t>17,909</w:t>
             </w:r>
           </w:p>
         </w:tc>
@@ -14799,7 +14799,7 @@
               <w:rPr>
                 <w:sz w:val="14"/>
               </w:rPr>
-              <w:t>1,348</w:t>
+              <w:t>1,344</w:t>
             </w:r>
           </w:p>
         </w:tc>
@@ -14847,7 +14847,7 @@
               <w:rPr>
                 <w:sz w:val="14"/>
               </w:rPr>
-              <w:t>258</w:t>
+              <w:t>262</w:t>
             </w:r>
           </w:p>
         </w:tc>
@@ -14926,7 +14926,7 @@
               <w:rPr>
                 <w:sz w:val="14"/>
               </w:rPr>
-              <w:t>5,247</w:t>
+              <w:t>5,251</w:t>
             </w:r>
           </w:p>
         </w:tc>
@@ -14990,7 +14990,7 @@
               <w:rPr>
                 <w:sz w:val="14"/>
               </w:rPr>
-              <w:t>12,100</w:t>
+              <w:t>12,103</w:t>
             </w:r>
           </w:p>
         </w:tc>
@@ -15043,7 +15043,7 @@
               <w:rPr>
                 <w:sz w:val="14"/>
               </w:rPr>
-              <w:t>669</w:t>
+              <w:t>659</w:t>
             </w:r>
           </w:p>
         </w:tc>
@@ -15075,7 +15075,7 @@
               <w:rPr>
                 <w:sz w:val="14"/>
               </w:rPr>
-              <w:t>1,316</w:t>
+              <w:t>1,315</w:t>
             </w:r>
           </w:p>
         </w:tc>
@@ -15168,7 +15168,7 @@
               <w:rPr>
                 <w:sz w:val="14"/>
               </w:rPr>
-              <w:t>5,279</w:t>
+              <w:t>5,280</w:t>
             </w:r>
           </w:p>
         </w:tc>
@@ -15229,7 +15229,7 @@
               <w:rPr>
                 <w:sz w:val="14"/>
               </w:rPr>
-              <w:t>10,535</w:t>
+              <w:t>10,527</w:t>
             </w:r>
           </w:p>
         </w:tc>
@@ -15282,7 +15282,7 @@
               <w:rPr>
                 <w:sz w:val="14"/>
               </w:rPr>
-              <w:t>48</w:t>
+              <w:t>16</w:t>
             </w:r>
           </w:p>
         </w:tc>
@@ -15314,7 +15314,7 @@
               <w:rPr>
                 <w:sz w:val="14"/>
               </w:rPr>
-              <w:t>1,312</w:t>
+              <w:t>1,302</w:t>
             </w:r>
           </w:p>
         </w:tc>
@@ -15330,7 +15330,7 @@
               <w:rPr>
                 <w:sz w:val="14"/>
               </w:rPr>
-              <w:t>56</w:t>
+              <w:t>53</w:t>
             </w:r>
           </w:p>
         </w:tc>
@@ -15408,7 +15408,7 @@
               <w:rPr>
                 <w:sz w:val="14"/>
               </w:rPr>
-              <w:t>5,264</w:t>
+              <w:t>5,262</w:t>
             </w:r>
           </w:p>
         </w:tc>
@@ -15469,7 +15469,7 @@
               <w:rPr>
                 <w:sz w:val="14"/>
               </w:rPr>
-              <w:t>9,805</w:t>
+              <w:t>9,759</w:t>
             </w:r>
           </w:p>
         </w:tc>
@@ -15569,7 +15569,7 @@
               <w:rPr>
                 <w:sz w:val="14"/>
               </w:rPr>
-              <w:t>24</w:t>
+              <w:t>27</w:t>
             </w:r>
           </w:p>
         </w:tc>
@@ -15708,7 +15708,7 @@
               <w:rPr>
                 <w:sz w:val="14"/>
               </w:rPr>
-              <w:t>9,456</w:t>
+              <w:t>9,459</w:t>
             </w:r>
           </w:p>
         </w:tc>
@@ -15792,7 +15792,7 @@
               <w:rPr>
                 <w:sz w:val="14"/>
               </w:rPr>
-              <w:t>1,042</w:t>
+              <w:t>1,064</w:t>
             </w:r>
           </w:p>
         </w:tc>
@@ -15853,7 +15853,7 @@
               <w:rPr>
                 <w:sz w:val="14"/>
               </w:rPr>
-              <w:t>2,190</w:t>
+              <w:t>2,191</w:t>
             </w:r>
           </w:p>
         </w:tc>
@@ -15884,7 +15884,7 @@
               <w:rPr>
                 <w:sz w:val="14"/>
               </w:rPr>
-              <w:t>5,021</w:t>
+              <w:t>5,022</w:t>
             </w:r>
           </w:p>
         </w:tc>
@@ -15945,7 +15945,7 @@
               <w:rPr>
                 <w:sz w:val="14"/>
               </w:rPr>
-              <w:t>8,717</w:t>
+              <w:t>8,741</w:t>
             </w:r>
           </w:p>
         </w:tc>
@@ -16029,7 +16029,7 @@
               <w:rPr>
                 <w:sz w:val="14"/>
               </w:rPr>
-              <w:t>105</w:t>
+              <w:t>96</w:t>
             </w:r>
           </w:p>
         </w:tc>
@@ -16090,7 +16090,7 @@
               <w:rPr>
                 <w:sz w:val="14"/>
               </w:rPr>
-              <w:t>1,184</w:t>
+              <w:t>1,186</w:t>
             </w:r>
           </w:p>
         </w:tc>
@@ -16121,7 +16121,7 @@
               <w:rPr>
                 <w:sz w:val="14"/>
               </w:rPr>
-              <w:t>5,276</w:t>
+              <w:t>5,273</w:t>
             </w:r>
           </w:p>
         </w:tc>
@@ -16182,7 +16182,7 @@
               <w:rPr>
                 <w:sz w:val="14"/>
               </w:rPr>
-              <w:t>6,955</w:t>
+              <w:t>6,945</w:t>
             </w:r>
           </w:p>
         </w:tc>
@@ -16357,7 +16357,7 @@
               <w:rPr>
                 <w:sz w:val="14"/>
               </w:rPr>
-              <w:t>5,345</w:t>
+              <w:t>5,382</w:t>
             </w:r>
           </w:p>
         </w:tc>
@@ -16418,7 +16418,7 @@
               <w:rPr>
                 <w:sz w:val="14"/>
               </w:rPr>
-              <w:t>5,780</w:t>
+              <w:t>5,818</w:t>
             </w:r>
           </w:p>
         </w:tc>
@@ -16592,7 +16592,7 @@
               <w:rPr>
                 <w:sz w:val="14"/>
               </w:rPr>
-              <w:t>3,574</w:t>
+              <w:t>3,578</w:t>
             </w:r>
           </w:p>
         </w:tc>
@@ -16653,7 +16653,7 @@
               <w:rPr>
                 <w:sz w:val="14"/>
               </w:rPr>
-              <w:t>3,902</w:t>
+              <w:t>3,906</w:t>
             </w:r>
           </w:p>
         </w:tc>
@@ -16826,7 +16826,7 @@
               <w:rPr>
                 <w:sz w:val="14"/>
               </w:rPr>
-              <w:t>1,705</w:t>
+              <w:t>1,692</w:t>
             </w:r>
           </w:p>
         </w:tc>
@@ -16887,7 +16887,7 @@
               <w:rPr>
                 <w:sz w:val="14"/>
               </w:rPr>
-              <w:t>1,705</w:t>
+              <w:t>1,692</w:t>
             </w:r>
           </w:p>
         </w:tc>
@@ -17061,7 +17061,7 @@
               <w:rPr>
                 <w:sz w:val="14"/>
               </w:rPr>
-              <w:t>547</w:t>
+              <w:t>549</w:t>
             </w:r>
           </w:p>
         </w:tc>
@@ -17122,7 +17122,7 @@
               <w:rPr>
                 <w:sz w:val="14"/>
               </w:rPr>
-              <w:t>771</w:t>
+              <w:t>773</w:t>
             </w:r>
           </w:p>
         </w:tc>
@@ -17296,7 +17296,7 @@
               <w:rPr>
                 <w:sz w:val="14"/>
               </w:rPr>
-              <w:t>630</w:t>
+              <w:t>625</w:t>
             </w:r>
           </w:p>
         </w:tc>
@@ -17357,7 +17357,7 @@
               <w:rPr>
                 <w:sz w:val="14"/>
               </w:rPr>
-              <w:t>1,078</w:t>
+              <w:t>1,073</w:t>
             </w:r>
           </w:p>
         </w:tc>
@@ -19263,7 +19263,7 @@
     </w:p>
     <w:p>
       <w:r>
-        <w:t>Peak 2027-03: 22,280 h (about 149 FTE).</w:t>
+        <w:t>Peak 2027-03: 22,339 h (about 149 FTE).</w:t>
       </w:r>
     </w:p>
     <w:p>
@@ -20605,7 +20605,7 @@
               <w:rPr>
                 <w:sz w:val="14"/>
               </w:rPr>
-              <w:t>18</w:t>
+              <w:t>22</w:t>
             </w:r>
           </w:p>
         </w:tc>
@@ -23651,7 +23651,7 @@
               <w:rPr>
                 <w:sz w:val="14"/>
               </w:rPr>
-              <w:t>2027-03-12</w:t>
+              <w:t>2027-03-11</w:t>
             </w:r>
           </w:p>
         </w:tc>
@@ -23667,7 +23667,7 @@
               <w:rPr>
                 <w:sz w:val="14"/>
               </w:rPr>
-              <w:t>2027-12-10</w:t>
+              <w:t>2027-12-09</w:t>
             </w:r>
           </w:p>
         </w:tc>
@@ -23853,7 +23853,7 @@
               <w:rPr>
                 <w:sz w:val="14"/>
               </w:rPr>
-              <w:t>2027-05-31</w:t>
+              <w:t>2027-06-01</w:t>
             </w:r>
           </w:p>
         </w:tc>
@@ -23869,7 +23869,7 @@
               <w:rPr>
                 <w:sz w:val="14"/>
               </w:rPr>
-              <w:t>2027-12-27</w:t>
+              <w:t>2027-12-28</w:t>
             </w:r>
           </w:p>
         </w:tc>
@@ -23954,7 +23954,7 @@
               <w:rPr>
                 <w:sz w:val="14"/>
               </w:rPr>
-              <w:t>2027-06-01</w:t>
+              <w:t>2027-05-31</w:t>
             </w:r>
           </w:p>
         </w:tc>
@@ -23970,7 +23970,7 @@
               <w:rPr>
                 <w:sz w:val="14"/>
               </w:rPr>
-              <w:t>2028-02-03</w:t>
+              <w:t>2028-02-02</w:t>
             </w:r>
           </w:p>
         </w:tc>
@@ -24039,7 +24039,7 @@
               <w:rPr>
                 <w:sz w:val="14"/>
               </w:rPr>
-              <w:t>330</w:t>
+              <w:t>332</w:t>
             </w:r>
           </w:p>
         </w:tc>
@@ -24140,7 +24140,7 @@
               <w:rPr>
                 <w:sz w:val="14"/>
               </w:rPr>
-              <w:t>75</w:t>
+              <w:t>80</w:t>
             </w:r>
           </w:p>
         </w:tc>
@@ -24762,7 +24762,7 @@
               <w:rPr>
                 <w:sz w:val="14"/>
               </w:rPr>
-              <w:t>2027-03-03</w:t>
+              <w:t>2027-03-04</w:t>
             </w:r>
           </w:p>
         </w:tc>
@@ -24778,7 +24778,7 @@
               <w:rPr>
                 <w:sz w:val="14"/>
               </w:rPr>
-              <w:t>2027-11-05</w:t>
+              <w:t>2027-11-08</w:t>
             </w:r>
           </w:p>
         </w:tc>
@@ -25166,7 +25166,7 @@
               <w:rPr>
                 <w:sz w:val="14"/>
               </w:rPr>
-              <w:t>2027-09-28</w:t>
+              <w:t>2027-09-29</w:t>
             </w:r>
           </w:p>
         </w:tc>
@@ -25182,7 +25182,7 @@
               <w:rPr>
                 <w:sz w:val="14"/>
               </w:rPr>
-              <w:t>2027-10-12</w:t>
+              <w:t>2027-10-13</w:t>
             </w:r>
           </w:p>
         </w:tc>
@@ -25671,7 +25671,7 @@
               <w:rPr>
                 <w:sz w:val="14"/>
               </w:rPr>
-              <w:t>2027-02-12</w:t>
+              <w:t>2027-02-11</w:t>
             </w:r>
           </w:p>
         </w:tc>
@@ -25687,7 +25687,7 @@
               <w:rPr>
                 <w:sz w:val="14"/>
               </w:rPr>
-              <w:t>2027-07-30</w:t>
+              <w:t>2027-07-29</w:t>
             </w:r>
           </w:p>
         </w:tc>
@@ -26479,7 +26479,7 @@
               <w:rPr>
                 <w:sz w:val="14"/>
               </w:rPr>
-              <w:t>2027-02-22</w:t>
+              <w:t>2027-02-23</w:t>
             </w:r>
           </w:p>
         </w:tc>
@@ -26495,7 +26495,7 @@
               <w:rPr>
                 <w:sz w:val="14"/>
               </w:rPr>
-              <w:t>2027-03-25</w:t>
+              <w:t>2027-03-26</w:t>
             </w:r>
           </w:p>
         </w:tc>
@@ -39000,7 +39000,7 @@
               <w:rPr>
                 <w:sz w:val="14"/>
               </w:rPr>
-              <w:t>EWP-07-CV-01</w:t>
+              <w:t>EWP-12-PI-01</w:t>
             </w:r>
           </w:p>
         </w:tc>
@@ -39016,7 +39016,7 @@
               <w:rPr>
                 <w:sz w:val="14"/>
               </w:rPr>
-              <w:t>CWP-07-CV-01</w:t>
+              <w:t>CWP-12-PI-01</w:t>
             </w:r>
           </w:p>
         </w:tc>
@@ -39032,7 +39032,7 @@
               <w:rPr>
                 <w:sz w:val="14"/>
               </w:rPr>
-              <w:t>ALP-EPC-00UGA-HV-GAD-0001</w:t>
+              <w:t>ALP-EPC-00SGA-PI-ISO-0001</w:t>
             </w:r>
           </w:p>
         </w:tc>
@@ -39048,7 +39048,7 @@
               <w:rPr>
                 <w:sz w:val="14"/>
               </w:rPr>
-              <w:t>2027-06-01</w:t>
+              <w:t>2027-10-20</w:t>
             </w:r>
           </w:p>
         </w:tc>
@@ -39064,7 +39064,7 @@
               <w:rPr>
                 <w:sz w:val="14"/>
               </w:rPr>
-              <w:t>2027-04-05</w:t>
+              <w:t>2027-07-12</w:t>
             </w:r>
           </w:p>
         </w:tc>
@@ -39101,7 +39101,7 @@
               <w:rPr>
                 <w:sz w:val="14"/>
               </w:rPr>
-              <w:t>EWP-12-PI-01</w:t>
+              <w:t>EWP-08-CV-01</w:t>
             </w:r>
           </w:p>
         </w:tc>
@@ -39117,7 +39117,7 @@
               <w:rPr>
                 <w:sz w:val="14"/>
               </w:rPr>
-              <w:t>CWP-12-PI-01</w:t>
+              <w:t>CWP-08-CV-01</w:t>
             </w:r>
           </w:p>
         </w:tc>
@@ -39133,7 +39133,7 @@
               <w:rPr>
                 <w:sz w:val="14"/>
               </w:rPr>
-              <w:t>ALP-EPC-00SGA-PI-ISO-0001</w:t>
+              <w:t>ALP-EPC-00UQA-HV-GAD-0001</w:t>
             </w:r>
           </w:p>
         </w:tc>
@@ -39149,7 +39149,7 @@
               <w:rPr>
                 <w:sz w:val="14"/>
               </w:rPr>
-              <w:t>2027-10-20</w:t>
+              <w:t>2027-06-07</w:t>
             </w:r>
           </w:p>
         </w:tc>
@@ -39165,7 +39165,7 @@
               <w:rPr>
                 <w:sz w:val="14"/>
               </w:rPr>
-              <w:t>2027-07-12</w:t>
+              <w:t>2027-05-04</w:t>
             </w:r>
           </w:p>
         </w:tc>
@@ -39181,7 +39181,7 @@
               <w:rPr>
                 <w:sz w:val="14"/>
               </w:rPr>
-              <w:t>8</w:t>
+              <w:t>9</w:t>
             </w:r>
           </w:p>
         </w:tc>
@@ -39202,7 +39202,7 @@
               <w:rPr>
                 <w:sz w:val="14"/>
               </w:rPr>
-              <w:t>EWP-08-CV-01</w:t>
+              <w:t>EWP-12-CV-01</w:t>
             </w:r>
           </w:p>
         </w:tc>
@@ -39218,7 +39218,7 @@
               <w:rPr>
                 <w:sz w:val="14"/>
               </w:rPr>
-              <w:t>CWP-08-CV-01</w:t>
+              <w:t>CWP-12-CV-01</w:t>
             </w:r>
           </w:p>
         </w:tc>
@@ -39234,7 +39234,7 @@
               <w:rPr>
                 <w:sz w:val="14"/>
               </w:rPr>
-              <w:t>ALP-EPC-00UQA-HV-GAD-0001</w:t>
+              <w:t>ALP-EPC-00UZA-PI-LAY-0001</w:t>
             </w:r>
           </w:p>
         </w:tc>
@@ -39250,7 +39250,7 @@
               <w:rPr>
                 <w:sz w:val="14"/>
               </w:rPr>
-              <w:t>2027-06-08</w:t>
+              <w:t>2027-01-11</w:t>
             </w:r>
           </w:p>
         </w:tc>
@@ -39266,7 +39266,7 @@
               <w:rPr>
                 <w:sz w:val="14"/>
               </w:rPr>
-              <w:t>2027-05-04</w:t>
+              <w:t>2027-01-18</w:t>
             </w:r>
           </w:p>
         </w:tc>
@@ -39303,7 +39303,7 @@
               <w:rPr>
                 <w:sz w:val="14"/>
               </w:rPr>
-              <w:t>EWP-12-CV-01</w:t>
+              <w:t>EWP-07-CV-01</w:t>
             </w:r>
           </w:p>
         </w:tc>
@@ -39319,7 +39319,7 @@
               <w:rPr>
                 <w:sz w:val="14"/>
               </w:rPr>
-              <w:t>CWP-12-CV-01</w:t>
+              <w:t>CWP-07-CV-01</w:t>
             </w:r>
           </w:p>
         </w:tc>
@@ -39335,7 +39335,7 @@
               <w:rPr>
                 <w:sz w:val="14"/>
               </w:rPr>
-              <w:t>ALP-EPC-00UZA-PI-LAY-0001</w:t>
+              <w:t>ALP-EPC-00UGA-HV-GAD-0001</w:t>
             </w:r>
           </w:p>
         </w:tc>
@@ -39351,7 +39351,7 @@
               <w:rPr>
                 <w:sz w:val="14"/>
               </w:rPr>
-              <w:t>2027-01-11</w:t>
+              <w:t>2027-06-01</w:t>
             </w:r>
           </w:p>
         </w:tc>
@@ -39367,7 +39367,7 @@
               <w:rPr>
                 <w:sz w:val="14"/>
               </w:rPr>
-              <w:t>2027-01-18</w:t>
+              <w:t>2027-04-05</w:t>
             </w:r>
           </w:p>
         </w:tc>
@@ -39383,7 +39383,7 @@
               <w:rPr>
                 <w:sz w:val="14"/>
               </w:rPr>
-              <w:t>9</w:t>
+              <w:t>10</w:t>
             </w:r>
           </w:p>
         </w:tc>
@@ -40091,6 +40091,107 @@
                 <w:sz w:val="14"/>
               </w:rPr>
               <w:t>18</w:t>
+            </w:r>
+          </w:p>
+        </w:tc>
+      </w:tr>
+      <w:tr>
+        <w:trPr>
+          <w:cantSplit w:val="true"/>
+        </w:trPr>
+        <w:tc>
+          <w:tcPr>
+            <w:tcW w:type="dxa" w:w="1587"/>
+          </w:tcPr>
+          <w:p>
+            <w:pPr>
+              <w:spacing w:after="0"/>
+            </w:pPr>
+            <w:r>
+              <w:rPr>
+                <w:sz w:val="14"/>
+              </w:rPr>
+              <w:t>EWP-02-CV-02</w:t>
+            </w:r>
+          </w:p>
+        </w:tc>
+        <w:tc>
+          <w:tcPr>
+            <w:tcW w:type="dxa" w:w="1587"/>
+          </w:tcPr>
+          <w:p>
+            <w:pPr>
+              <w:spacing w:after="0"/>
+            </w:pPr>
+            <w:r>
+              <w:rPr>
+                <w:sz w:val="14"/>
+              </w:rPr>
+              <w:t>CWP-02-CV-02</w:t>
+            </w:r>
+          </w:p>
+        </w:tc>
+        <w:tc>
+          <w:tcPr>
+            <w:tcW w:type="dxa" w:w="2948"/>
+          </w:tcPr>
+          <w:p>
+            <w:pPr>
+              <w:spacing w:after="0"/>
+            </w:pPr>
+            <w:r>
+              <w:rPr>
+                <w:sz w:val="14"/>
+              </w:rPr>
+              <w:t>ALP-EPC-20UMB-HV-GAD-0001</w:t>
+            </w:r>
+          </w:p>
+        </w:tc>
+        <w:tc>
+          <w:tcPr>
+            <w:tcW w:type="dxa" w:w="1134"/>
+          </w:tcPr>
+          <w:p>
+            <w:pPr>
+              <w:spacing w:after="0"/>
+            </w:pPr>
+            <w:r>
+              <w:rPr>
+                <w:sz w:val="14"/>
+              </w:rPr>
+              <w:t>2027-06-28</w:t>
+            </w:r>
+          </w:p>
+        </w:tc>
+        <w:tc>
+          <w:tcPr>
+            <w:tcW w:type="dxa" w:w="1134"/>
+          </w:tcPr>
+          <w:p>
+            <w:pPr>
+              <w:spacing w:after="0"/>
+            </w:pPr>
+            <w:r>
+              <w:rPr>
+                <w:sz w:val="14"/>
+              </w:rPr>
+              <w:t>2027-04-19</w:t>
+            </w:r>
+          </w:p>
+        </w:tc>
+        <w:tc>
+          <w:tcPr>
+            <w:tcW w:type="dxa" w:w="680"/>
+          </w:tcPr>
+          <w:p>
+            <w:pPr>
+              <w:spacing w:after="0"/>
+            </w:pPr>
+            <w:r>
+              <w:rPr>
+                <w:sz w:val="14"/>
+              </w:rPr>
+              <w:t>19</w:t>
             </w:r>
           </w:p>
         </w:tc>
@@ -40521,7 +40622,7 @@
               <w:rPr>
                 <w:sz w:val="14"/>
               </w:rPr>
-              <w:t>2027-05-13</w:t>
+              <w:t>2027-05-12</w:t>
             </w:r>
           </w:p>
         </w:tc>
@@ -40537,7 +40638,7 @@
               <w:rPr>
                 <w:sz w:val="14"/>
               </w:rPr>
-              <w:t>2027-11-25</w:t>
+              <w:t>2027-11-24</w:t>
             </w:r>
           </w:p>
         </w:tc>
@@ -40585,7 +40686,7 @@
               <w:rPr>
                 <w:sz w:val="14"/>
               </w:rPr>
-              <w:t>2</w:t>
+              <w:t>3</w:t>
             </w:r>
           </w:p>
         </w:tc>
@@ -42127,7 +42228,7 @@
               <w:rPr>
                 <w:sz w:val="14"/>
               </w:rPr>
-              <w:t>MR-PI-001</w:t>
+              <w:t>MR-IC-001</w:t>
             </w:r>
           </w:p>
         </w:tc>
@@ -42143,7 +42244,7 @@
               <w:rPr>
                 <w:sz w:val="14"/>
               </w:rPr>
-              <w:t>Piping bulk materials (carbon steel, stainless)</w:t>
+              <w:t>Plant DCS</w:t>
             </w:r>
           </w:p>
         </w:tc>
@@ -42159,7 +42260,7 @@
               <w:rPr>
                 <w:sz w:val="14"/>
               </w:rPr>
-              <w:t>2027-01-29</w:t>
+              <w:t>2027-01-21</w:t>
             </w:r>
           </w:p>
         </w:tc>
@@ -42175,7 +42276,7 @@
               <w:rPr>
                 <w:sz w:val="14"/>
               </w:rPr>
-              <w:t>2027-07-16</w:t>
+              <w:t>2027-11-25</w:t>
             </w:r>
           </w:p>
         </w:tc>
@@ -42191,7 +42292,7 @@
               <w:rPr>
                 <w:sz w:val="14"/>
               </w:rPr>
-              <w:t>2027-08-09</w:t>
+              <w:t>2027-12-20</w:t>
             </w:r>
           </w:p>
         </w:tc>
@@ -42207,7 +42308,7 @@
               <w:rPr>
                 <w:sz w:val="14"/>
               </w:rPr>
-              <w:t>CWP-12-PI-01</w:t>
+              <w:t>CWP-11-IC-01</w:t>
             </w:r>
           </w:p>
         </w:tc>
@@ -42223,7 +42324,7 @@
               <w:rPr>
                 <w:sz w:val="14"/>
               </w:rPr>
-              <w:t>16</w:t>
+              <w:t>17</w:t>
             </w:r>
           </w:p>
         </w:tc>
@@ -42244,7 +42345,7 @@
               <w:rPr>
                 <w:sz w:val="14"/>
               </w:rPr>
-              <w:t>MR-IC-001</w:t>
+              <w:t>MR-ME-021</w:t>
             </w:r>
           </w:p>
         </w:tc>
@@ -42260,7 +42361,7 @@
               <w:rPr>
                 <w:sz w:val="14"/>
               </w:rPr>
-              <w:t>Plant DCS</w:t>
+              <w:t>EOT cranes</w:t>
             </w:r>
           </w:p>
         </w:tc>
@@ -42276,7 +42377,7 @@
               <w:rPr>
                 <w:sz w:val="14"/>
               </w:rPr>
-              <w:t>2027-01-21</w:t>
+              <w:t>2027-01-14</w:t>
             </w:r>
           </w:p>
         </w:tc>
@@ -42292,7 +42393,7 @@
               <w:rPr>
                 <w:sz w:val="14"/>
               </w:rPr>
-              <w:t>2027-11-25</w:t>
+              <w:t>2027-10-21</w:t>
             </w:r>
           </w:p>
         </w:tc>
@@ -42308,7 +42409,7 @@
               <w:rPr>
                 <w:sz w:val="14"/>
               </w:rPr>
-              <w:t>2027-12-20</w:t>
+              <w:t>2027-11-15</w:t>
             </w:r>
           </w:p>
         </w:tc>
@@ -42324,7 +42425,7 @@
               <w:rPr>
                 <w:sz w:val="14"/>
               </w:rPr>
-              <w:t>CWP-11-IC-01</w:t>
+              <w:t>CWP-01-ME-01</w:t>
             </w:r>
           </w:p>
         </w:tc>
@@ -42361,7 +42462,7 @@
               <w:rPr>
                 <w:sz w:val="14"/>
               </w:rPr>
-              <w:t>MR-ME-021</w:t>
+              <w:t>MR-PI-001</w:t>
             </w:r>
           </w:p>
         </w:tc>
@@ -42377,7 +42478,7 @@
               <w:rPr>
                 <w:sz w:val="14"/>
               </w:rPr>
-              <w:t>EOT cranes</w:t>
+              <w:t>Piping bulk materials (carbon steel, stainless)</w:t>
             </w:r>
           </w:p>
         </w:tc>
@@ -42393,7 +42494,7 @@
               <w:rPr>
                 <w:sz w:val="14"/>
               </w:rPr>
-              <w:t>2027-01-14</w:t>
+              <w:t>2027-01-28</w:t>
             </w:r>
           </w:p>
         </w:tc>
@@ -42409,7 +42510,7 @@
               <w:rPr>
                 <w:sz w:val="14"/>
               </w:rPr>
-              <w:t>2027-10-21</w:t>
+              <w:t>2027-07-15</w:t>
             </w:r>
           </w:p>
         </w:tc>
@@ -42425,7 +42526,7 @@
               <w:rPr>
                 <w:sz w:val="14"/>
               </w:rPr>
-              <w:t>2027-11-15</w:t>
+              <w:t>2027-08-09</w:t>
             </w:r>
           </w:p>
         </w:tc>
@@ -42441,7 +42542,7 @@
               <w:rPr>
                 <w:sz w:val="14"/>
               </w:rPr>
-              <w:t>CWP-01-ME-01</w:t>
+              <w:t>CWP-12-PI-01</w:t>
             </w:r>
           </w:p>
         </w:tc>
@@ -45263,7 +45364,7 @@
       <w:rPr>
         <w:sz w:val="14"/>
       </w:rPr>
-      <w:t>engine procedures v1.5.0 | data 487fc4777e4a2d59 | generated 2026-09-28 - generated from the project database; do not edit</w:t>
+      <w:t>engine procedures v1.5.0 | data 3e6364188c510fbc | generated 2026-09-29 - generated from the project database; do not edit</w:t>
     </w:r>
   </w:p>
 </w:ftr>

--- a/output/procedures/ALP-EPC-00000-GE-PLN-0001.docx
+++ b/output/procedures/ALP-EPC-00000-GE-PLN-0001.docx
@@ -854,7 +854,7 @@
               <w:rPr>
                 <w:sz w:val="15"/>
               </w:rPr>
-              <w:t>2027-08-24</w:t>
+              <w:t>2027-10-07</w:t>
             </w:r>
           </w:p>
         </w:tc>
@@ -971,7 +971,7 @@
               <w:rPr>
                 <w:sz w:val="15"/>
               </w:rPr>
-              <w:t>7,910</w:t>
+              <w:t>7,914</w:t>
             </w:r>
           </w:p>
         </w:tc>
@@ -987,7 +987,7 @@
               <w:rPr>
                 <w:sz w:val="15"/>
               </w:rPr>
-              <w:t>2026-11-25</w:t>
+              <w:t>2026-11-30</w:t>
             </w:r>
           </w:p>
         </w:tc>
@@ -1120,7 +1120,7 @@
               <w:rPr>
                 <w:sz w:val="15"/>
               </w:rPr>
-              <w:t>16,518</w:t>
+              <w:t>16,578</w:t>
             </w:r>
           </w:p>
         </w:tc>
@@ -1301,7 +1301,7 @@
               <w:rPr>
                 <w:sz w:val="15"/>
               </w:rPr>
-              <w:t>2027-10-13</w:t>
+              <w:t>2027-10-15</w:t>
             </w:r>
           </w:p>
         </w:tc>
@@ -1434,7 +1434,7 @@
               <w:rPr>
                 <w:sz w:val="15"/>
               </w:rPr>
-              <w:t>2026-12-07</w:t>
+              <w:t>2026-12-14</w:t>
             </w:r>
           </w:p>
         </w:tc>
@@ -1450,7 +1450,7 @@
               <w:rPr>
                 <w:sz w:val="15"/>
               </w:rPr>
-              <w:t>2027-10-19</w:t>
+              <w:t>2027-11-12</w:t>
             </w:r>
           </w:p>
         </w:tc>
@@ -1599,7 +1599,7 @@
               <w:rPr>
                 <w:sz w:val="15"/>
               </w:rPr>
-              <w:t>2027-07-20</w:t>
+              <w:t>2027-06-28</w:t>
             </w:r>
           </w:p>
         </w:tc>
@@ -1636,7 +1636,7 @@
               <w:rPr>
                 <w:sz w:val="15"/>
               </w:rPr>
-              <w:t>425</w:t>
+              <w:t>426</w:t>
             </w:r>
           </w:p>
         </w:tc>
@@ -1668,7 +1668,7 @@
               <w:rPr>
                 <w:sz w:val="15"/>
               </w:rPr>
-              <w:t>92</w:t>
+              <w:t>93</w:t>
             </w:r>
           </w:p>
         </w:tc>
@@ -1716,7 +1716,7 @@
               <w:rPr>
                 <w:sz w:val="15"/>
               </w:rPr>
-              <w:t>28,472</w:t>
+              <w:t>28,484</w:t>
             </w:r>
           </w:p>
         </w:tc>
@@ -1865,7 +1865,7 @@
               <w:rPr>
                 <w:sz w:val="15"/>
               </w:rPr>
-              <w:t>13,492</w:t>
+              <w:t>13,519</w:t>
             </w:r>
           </w:p>
         </w:tc>
@@ -2046,7 +2046,7 @@
               <w:rPr>
                 <w:sz w:val="15"/>
               </w:rPr>
-              <w:t>2028-07-06</w:t>
+              <w:t>2028-07-05</w:t>
             </w:r>
           </w:p>
         </w:tc>
@@ -2163,7 +2163,7 @@
               <w:rPr>
                 <w:sz w:val="15"/>
               </w:rPr>
-              <w:t>17,989</w:t>
+              <w:t>17,998</w:t>
             </w:r>
           </w:p>
         </w:tc>
@@ -2195,7 +2195,7 @@
               <w:rPr>
                 <w:sz w:val="15"/>
               </w:rPr>
-              <w:t>2027-07-28</w:t>
+              <w:t>2027-08-13</w:t>
             </w:r>
           </w:p>
         </w:tc>
@@ -2328,7 +2328,7 @@
               <w:rPr>
                 <w:sz w:val="15"/>
               </w:rPr>
-              <w:t>2026-12-22</w:t>
+              <w:t>2026-12-14</w:t>
             </w:r>
           </w:p>
         </w:tc>
@@ -2493,7 +2493,7 @@
               <w:rPr>
                 <w:sz w:val="15"/>
               </w:rPr>
-              <w:t>2027-07-28</w:t>
+              <w:t>2027-08-16</w:t>
             </w:r>
           </w:p>
         </w:tc>
@@ -2506,7 +2506,7 @@
     </w:p>
     <w:p>
       <w:r>
-        <w:t>Total 2237 documents, 212,424 hours: EPC document preparation incl. checking and the plant 3D model; for supplier documents the EPC review. Site support, expediting and management are budgeted separately.</w:t>
+        <w:t>Total 2238 documents, 212,536 hours: EPC document preparation incl. checking and the plant 3D model; for supplier documents the EPC review. Site support, expediting and management are budgeted separately.</w:t>
       </w:r>
     </w:p>
     <w:p>
@@ -2976,7 +2976,7 @@
               <w:rPr>
                 <w:sz w:val="15"/>
               </w:rPr>
-              <w:t>13,424</w:t>
+              <w:t>13,430</w:t>
             </w:r>
           </w:p>
         </w:tc>
@@ -3061,7 +3061,7 @@
               <w:rPr>
                 <w:sz w:val="15"/>
               </w:rPr>
-              <w:t>201,924</w:t>
+              <w:t>201,984</w:t>
             </w:r>
           </w:p>
         </w:tc>
@@ -3146,7 +3146,7 @@
               <w:rPr>
                 <w:sz w:val="15"/>
               </w:rPr>
-              <w:t>7,920</w:t>
+              <w:t>7,979</w:t>
             </w:r>
           </w:p>
         </w:tc>
@@ -3401,7 +3401,7 @@
               <w:rPr>
                 <w:sz w:val="15"/>
               </w:rPr>
-              <w:t>1,878</w:t>
+              <w:t>1,884</w:t>
             </w:r>
           </w:p>
         </w:tc>
@@ -10352,6 +10352,101 @@
               <w:rPr>
                 <w:sz w:val="14"/>
               </w:rPr>
+              <w:t>9</w:t>
+            </w:r>
+          </w:p>
+        </w:tc>
+        <w:tc>
+          <w:tcPr>
+            <w:tcW w:type="dxa" w:w="652"/>
+          </w:tcPr>
+          <w:p>
+            <w:pPr>
+              <w:spacing w:after="0"/>
+            </w:pPr>
+            <w:r>
+              <w:rPr>
+                <w:sz w:val="14"/>
+              </w:rPr>
+              <w:t>1</w:t>
+            </w:r>
+          </w:p>
+        </w:tc>
+        <w:tc>
+          <w:tcPr>
+            <w:tcW w:type="dxa" w:w="652"/>
+          </w:tcPr>
+          <w:p>
+            <w:pPr>
+              <w:spacing w:after="0"/>
+            </w:pPr>
+            <w:r>
+              <w:rPr>
+                <w:sz w:val="14"/>
+              </w:rPr>
+              <w:t>38</w:t>
+            </w:r>
+          </w:p>
+        </w:tc>
+        <w:tc>
+          <w:tcPr>
+            <w:tcW w:type="dxa" w:w="652"/>
+          </w:tcPr>
+          <w:p>
+            <w:pPr>
+              <w:spacing w:after="0"/>
+            </w:pPr>
+            <w:r>
+              <w:rPr>
+                <w:sz w:val="14"/>
+              </w:rPr>
+              <w:t>13</w:t>
+            </w:r>
+          </w:p>
+        </w:tc>
+        <w:tc>
+          <w:tcPr>
+            <w:tcW w:type="dxa" w:w="652"/>
+          </w:tcPr>
+          <w:p>
+            <w:pPr>
+              <w:spacing w:after="0"/>
+            </w:pPr>
+            <w:r>
+              <w:rPr>
+                <w:sz w:val="14"/>
+              </w:rPr>
+            </w:r>
+          </w:p>
+        </w:tc>
+        <w:tc>
+          <w:tcPr>
+            <w:tcW w:type="dxa" w:w="652"/>
+          </w:tcPr>
+          <w:p>
+            <w:pPr>
+              <w:spacing w:after="0"/>
+            </w:pPr>
+            <w:r>
+              <w:rPr>
+                <w:sz w:val="14"/>
+              </w:rPr>
+              <w:t>5</w:t>
+            </w:r>
+          </w:p>
+        </w:tc>
+        <w:tc>
+          <w:tcPr>
+            <w:tcW w:type="dxa" w:w="652"/>
+          </w:tcPr>
+          <w:p>
+            <w:pPr>
+              <w:spacing w:after="0"/>
+            </w:pPr>
+            <w:r>
+              <w:rPr>
+                <w:sz w:val="14"/>
+              </w:rPr>
               <w:t>11</w:t>
             </w:r>
           </w:p>
@@ -10368,7 +10463,7 @@
               <w:rPr>
                 <w:sz w:val="14"/>
               </w:rPr>
-              <w:t>1</w:t>
+              <w:t>109</w:t>
             </w:r>
           </w:p>
         </w:tc>
@@ -10384,7 +10479,7 @@
               <w:rPr>
                 <w:sz w:val="14"/>
               </w:rPr>
-              <w:t>38</w:t>
+              <w:t>5</w:t>
             </w:r>
           </w:p>
         </w:tc>
@@ -10400,7 +10495,7 @@
               <w:rPr>
                 <w:sz w:val="14"/>
               </w:rPr>
-              <w:t>13</w:t>
+              <w:t>48</w:t>
             </w:r>
           </w:p>
         </w:tc>
@@ -10431,101 +10526,6 @@
               <w:rPr>
                 <w:sz w:val="14"/>
               </w:rPr>
-              <w:t>6</w:t>
-            </w:r>
-          </w:p>
-        </w:tc>
-        <w:tc>
-          <w:tcPr>
-            <w:tcW w:type="dxa" w:w="652"/>
-          </w:tcPr>
-          <w:p>
-            <w:pPr>
-              <w:spacing w:after="0"/>
-            </w:pPr>
-            <w:r>
-              <w:rPr>
-                <w:sz w:val="14"/>
-              </w:rPr>
-              <w:t>16</w:t>
-            </w:r>
-          </w:p>
-        </w:tc>
-        <w:tc>
-          <w:tcPr>
-            <w:tcW w:type="dxa" w:w="652"/>
-          </w:tcPr>
-          <w:p>
-            <w:pPr>
-              <w:spacing w:after="0"/>
-            </w:pPr>
-            <w:r>
-              <w:rPr>
-                <w:sz w:val="14"/>
-              </w:rPr>
-              <w:t>111</w:t>
-            </w:r>
-          </w:p>
-        </w:tc>
-        <w:tc>
-          <w:tcPr>
-            <w:tcW w:type="dxa" w:w="652"/>
-          </w:tcPr>
-          <w:p>
-            <w:pPr>
-              <w:spacing w:after="0"/>
-            </w:pPr>
-            <w:r>
-              <w:rPr>
-                <w:sz w:val="14"/>
-              </w:rPr>
-              <w:t>6</w:t>
-            </w:r>
-          </w:p>
-        </w:tc>
-        <w:tc>
-          <w:tcPr>
-            <w:tcW w:type="dxa" w:w="652"/>
-          </w:tcPr>
-          <w:p>
-            <w:pPr>
-              <w:spacing w:after="0"/>
-            </w:pPr>
-            <w:r>
-              <w:rPr>
-                <w:sz w:val="14"/>
-              </w:rPr>
-              <w:t>50</w:t>
-            </w:r>
-          </w:p>
-        </w:tc>
-        <w:tc>
-          <w:tcPr>
-            <w:tcW w:type="dxa" w:w="652"/>
-          </w:tcPr>
-          <w:p>
-            <w:pPr>
-              <w:spacing w:after="0"/>
-            </w:pPr>
-            <w:r>
-              <w:rPr>
-                <w:sz w:val="14"/>
-              </w:rPr>
-            </w:r>
-          </w:p>
-        </w:tc>
-        <w:tc>
-          <w:tcPr>
-            <w:tcW w:type="dxa" w:w="652"/>
-          </w:tcPr>
-          <w:p>
-            <w:pPr>
-              <w:spacing w:after="0"/>
-            </w:pPr>
-            <w:r>
-              <w:rPr>
-                <w:sz w:val="14"/>
-              </w:rPr>
               <w:t>5</w:t>
             </w:r>
           </w:p>
@@ -10542,7 +10542,7 @@
               <w:rPr>
                 <w:sz w:val="14"/>
               </w:rPr>
-              <w:t>257</w:t>
+              <w:t>244</w:t>
             </w:r>
           </w:p>
         </w:tc>
@@ -10579,7 +10579,7 @@
               <w:rPr>
                 <w:sz w:val="14"/>
               </w:rPr>
-              <w:t>51</w:t>
+              <w:t>45</w:t>
             </w:r>
           </w:p>
         </w:tc>
@@ -10611,7 +10611,7 @@
               <w:rPr>
                 <w:sz w:val="14"/>
               </w:rPr>
-              <w:t>35</w:t>
+              <w:t>31</w:t>
             </w:r>
           </w:p>
         </w:tc>
@@ -10627,7 +10627,7 @@
               <w:rPr>
                 <w:sz w:val="14"/>
               </w:rPr>
-              <w:t>82</w:t>
+              <w:t>88</w:t>
             </w:r>
           </w:p>
         </w:tc>
@@ -10643,6 +10643,86 @@
               <w:rPr>
                 <w:sz w:val="14"/>
               </w:rPr>
+              <w:t>14</w:t>
+            </w:r>
+          </w:p>
+        </w:tc>
+        <w:tc>
+          <w:tcPr>
+            <w:tcW w:type="dxa" w:w="652"/>
+          </w:tcPr>
+          <w:p>
+            <w:pPr>
+              <w:spacing w:after="0"/>
+            </w:pPr>
+            <w:r>
+              <w:rPr>
+                <w:sz w:val="14"/>
+              </w:rPr>
+              <w:t>2</w:t>
+            </w:r>
+          </w:p>
+        </w:tc>
+        <w:tc>
+          <w:tcPr>
+            <w:tcW w:type="dxa" w:w="652"/>
+          </w:tcPr>
+          <w:p>
+            <w:pPr>
+              <w:spacing w:after="0"/>
+            </w:pPr>
+            <w:r>
+              <w:rPr>
+                <w:sz w:val="14"/>
+              </w:rPr>
+              <w:t>57</w:t>
+            </w:r>
+          </w:p>
+        </w:tc>
+        <w:tc>
+          <w:tcPr>
+            <w:tcW w:type="dxa" w:w="652"/>
+          </w:tcPr>
+          <w:p>
+            <w:pPr>
+              <w:spacing w:after="0"/>
+            </w:pPr>
+            <w:r>
+              <w:rPr>
+                <w:sz w:val="14"/>
+              </w:rPr>
+              <w:t>125</w:t>
+            </w:r>
+          </w:p>
+        </w:tc>
+        <w:tc>
+          <w:tcPr>
+            <w:tcW w:type="dxa" w:w="652"/>
+          </w:tcPr>
+          <w:p>
+            <w:pPr>
+              <w:spacing w:after="0"/>
+            </w:pPr>
+            <w:r>
+              <w:rPr>
+                <w:sz w:val="14"/>
+              </w:rPr>
+              <w:t>25</w:t>
+            </w:r>
+          </w:p>
+        </w:tc>
+        <w:tc>
+          <w:tcPr>
+            <w:tcW w:type="dxa" w:w="652"/>
+          </w:tcPr>
+          <w:p>
+            <w:pPr>
+              <w:spacing w:after="0"/>
+            </w:pPr>
+            <w:r>
+              <w:rPr>
+                <w:sz w:val="14"/>
+              </w:rPr>
               <w:t>13</w:t>
             </w:r>
           </w:p>
@@ -10659,7 +10739,7 @@
               <w:rPr>
                 <w:sz w:val="14"/>
               </w:rPr>
-              <w:t>3</w:t>
+              <w:t>1</w:t>
             </w:r>
           </w:p>
         </w:tc>
@@ -10675,86 +10755,6 @@
               <w:rPr>
                 <w:sz w:val="14"/>
               </w:rPr>
-              <w:t>74</w:t>
-            </w:r>
-          </w:p>
-        </w:tc>
-        <w:tc>
-          <w:tcPr>
-            <w:tcW w:type="dxa" w:w="652"/>
-          </w:tcPr>
-          <w:p>
-            <w:pPr>
-              <w:spacing w:after="0"/>
-            </w:pPr>
-            <w:r>
-              <w:rPr>
-                <w:sz w:val="14"/>
-              </w:rPr>
-              <w:t>157</w:t>
-            </w:r>
-          </w:p>
-        </w:tc>
-        <w:tc>
-          <w:tcPr>
-            <w:tcW w:type="dxa" w:w="652"/>
-          </w:tcPr>
-          <w:p>
-            <w:pPr>
-              <w:spacing w:after="0"/>
-            </w:pPr>
-            <w:r>
-              <w:rPr>
-                <w:sz w:val="14"/>
-              </w:rPr>
-              <w:t>23</w:t>
-            </w:r>
-          </w:p>
-        </w:tc>
-        <w:tc>
-          <w:tcPr>
-            <w:tcW w:type="dxa" w:w="652"/>
-          </w:tcPr>
-          <w:p>
-            <w:pPr>
-              <w:spacing w:after="0"/>
-            </w:pPr>
-            <w:r>
-              <w:rPr>
-                <w:sz w:val="14"/>
-              </w:rPr>
-              <w:t>15</w:t>
-            </w:r>
-          </w:p>
-        </w:tc>
-        <w:tc>
-          <w:tcPr>
-            <w:tcW w:type="dxa" w:w="652"/>
-          </w:tcPr>
-          <w:p>
-            <w:pPr>
-              <w:spacing w:after="0"/>
-            </w:pPr>
-            <w:r>
-              <w:rPr>
-                <w:sz w:val="14"/>
-              </w:rPr>
-              <w:t>1</w:t>
-            </w:r>
-          </w:p>
-        </w:tc>
-        <w:tc>
-          <w:tcPr>
-            <w:tcW w:type="dxa" w:w="652"/>
-          </w:tcPr>
-          <w:p>
-            <w:pPr>
-              <w:spacing w:after="0"/>
-            </w:pPr>
-            <w:r>
-              <w:rPr>
-                <w:sz w:val="14"/>
-              </w:rPr>
               <w:t>16</w:t>
             </w:r>
           </w:p>
@@ -10771,7 +10771,7 @@
               <w:rPr>
                 <w:sz w:val="14"/>
               </w:rPr>
-              <w:t>496</w:t>
+              <w:t>443</w:t>
             </w:r>
           </w:p>
         </w:tc>
@@ -10808,7 +10808,7 @@
               <w:rPr>
                 <w:sz w:val="14"/>
               </w:rPr>
-              <w:t>70</w:t>
+              <w:t>64</w:t>
             </w:r>
           </w:p>
         </w:tc>
@@ -10824,7 +10824,7 @@
               <w:rPr>
                 <w:sz w:val="14"/>
               </w:rPr>
-              <w:t>31</w:t>
+              <w:t>39</w:t>
             </w:r>
           </w:p>
         </w:tc>
@@ -10840,7 +10840,7 @@
               <w:rPr>
                 <w:sz w:val="14"/>
               </w:rPr>
-              <w:t>51</w:t>
+              <w:t>56</w:t>
             </w:r>
           </w:p>
         </w:tc>
@@ -10856,7 +10856,7 @@
               <w:rPr>
                 <w:sz w:val="14"/>
               </w:rPr>
-              <w:t>51</w:t>
+              <w:t>43</w:t>
             </w:r>
           </w:p>
         </w:tc>
@@ -10872,7 +10872,7 @@
               <w:rPr>
                 <w:sz w:val="14"/>
               </w:rPr>
-              <w:t>12</w:t>
+              <w:t>10</w:t>
             </w:r>
           </w:p>
         </w:tc>
@@ -10888,7 +10888,7 @@
               <w:rPr>
                 <w:sz w:val="14"/>
               </w:rPr>
-              <w:t>12</w:t>
+              <w:t>15</w:t>
             </w:r>
           </w:p>
         </w:tc>
@@ -10904,7 +10904,7 @@
               <w:rPr>
                 <w:sz w:val="14"/>
               </w:rPr>
-              <w:t>137</w:t>
+              <w:t>138</w:t>
             </w:r>
           </w:p>
         </w:tc>
@@ -10920,7 +10920,7 @@
               <w:rPr>
                 <w:sz w:val="14"/>
               </w:rPr>
-              <w:t>152</w:t>
+              <w:t>182</w:t>
             </w:r>
           </w:p>
         </w:tc>
@@ -10952,7 +10952,7 @@
               <w:rPr>
                 <w:sz w:val="14"/>
               </w:rPr>
-              <w:t>63</w:t>
+              <w:t>47</w:t>
             </w:r>
           </w:p>
         </w:tc>
@@ -10983,7 +10983,7 @@
               <w:rPr>
                 <w:sz w:val="14"/>
               </w:rPr>
-              <w:t>16</w:t>
+              <w:t>18</w:t>
             </w:r>
           </w:p>
         </w:tc>
@@ -10999,7 +10999,7 @@
               <w:rPr>
                 <w:sz w:val="14"/>
               </w:rPr>
-              <w:t>603</w:t>
+              <w:t>620</w:t>
             </w:r>
           </w:p>
         </w:tc>
@@ -11036,7 +11036,7 @@
               <w:rPr>
                 <w:sz w:val="14"/>
               </w:rPr>
-              <w:t>9</w:t>
+              <w:t>22</w:t>
             </w:r>
           </w:p>
         </w:tc>
@@ -11052,7 +11052,7 @@
               <w:rPr>
                 <w:sz w:val="14"/>
               </w:rPr>
-              <w:t>50</w:t>
+              <w:t>39</w:t>
             </w:r>
           </w:p>
         </w:tc>
@@ -11068,7 +11068,7 @@
               <w:rPr>
                 <w:sz w:val="14"/>
               </w:rPr>
-              <w:t>32</w:t>
+              <w:t>22</w:t>
             </w:r>
           </w:p>
         </w:tc>
@@ -11084,7 +11084,7 @@
               <w:rPr>
                 <w:sz w:val="14"/>
               </w:rPr>
-              <w:t>28</w:t>
+              <w:t>23</w:t>
             </w:r>
           </w:p>
         </w:tc>
@@ -11116,6 +11116,85 @@
               <w:rPr>
                 <w:sz w:val="14"/>
               </w:rPr>
+            </w:r>
+          </w:p>
+        </w:tc>
+        <w:tc>
+          <w:tcPr>
+            <w:tcW w:type="dxa" w:w="652"/>
+          </w:tcPr>
+          <w:p>
+            <w:pPr>
+              <w:spacing w:after="0"/>
+            </w:pPr>
+            <w:r>
+              <w:rPr>
+                <w:sz w:val="14"/>
+              </w:rPr>
+              <w:t>109</w:t>
+            </w:r>
+          </w:p>
+        </w:tc>
+        <w:tc>
+          <w:tcPr>
+            <w:tcW w:type="dxa" w:w="652"/>
+          </w:tcPr>
+          <w:p>
+            <w:pPr>
+              <w:spacing w:after="0"/>
+            </w:pPr>
+            <w:r>
+              <w:rPr>
+                <w:sz w:val="14"/>
+              </w:rPr>
+              <w:t>123</w:t>
+            </w:r>
+          </w:p>
+        </w:tc>
+        <w:tc>
+          <w:tcPr>
+            <w:tcW w:type="dxa" w:w="652"/>
+          </w:tcPr>
+          <w:p>
+            <w:pPr>
+              <w:spacing w:after="0"/>
+            </w:pPr>
+            <w:r>
+              <w:rPr>
+                <w:sz w:val="14"/>
+              </w:rPr>
+              <w:t>36</w:t>
+            </w:r>
+          </w:p>
+        </w:tc>
+        <w:tc>
+          <w:tcPr>
+            <w:tcW w:type="dxa" w:w="652"/>
+          </w:tcPr>
+          <w:p>
+            <w:pPr>
+              <w:spacing w:after="0"/>
+            </w:pPr>
+            <w:r>
+              <w:rPr>
+                <w:sz w:val="14"/>
+              </w:rPr>
+              <w:t>45</w:t>
+            </w:r>
+          </w:p>
+        </w:tc>
+        <w:tc>
+          <w:tcPr>
+            <w:tcW w:type="dxa" w:w="652"/>
+          </w:tcPr>
+          <w:p>
+            <w:pPr>
+              <w:spacing w:after="0"/>
+            </w:pPr>
+            <w:r>
+              <w:rPr>
+                <w:sz w:val="14"/>
+              </w:rPr>
               <w:t>1</w:t>
             </w:r>
           </w:p>
@@ -11132,87 +11211,7 @@
               <w:rPr>
                 <w:sz w:val="14"/>
               </w:rPr>
-              <w:t>108</w:t>
-            </w:r>
-          </w:p>
-        </w:tc>
-        <w:tc>
-          <w:tcPr>
-            <w:tcW w:type="dxa" w:w="652"/>
-          </w:tcPr>
-          <w:p>
-            <w:pPr>
-              <w:spacing w:after="0"/>
-            </w:pPr>
-            <w:r>
-              <w:rPr>
-                <w:sz w:val="14"/>
-              </w:rPr>
-              <w:t>119</w:t>
-            </w:r>
-          </w:p>
-        </w:tc>
-        <w:tc>
-          <w:tcPr>
-            <w:tcW w:type="dxa" w:w="652"/>
-          </w:tcPr>
-          <w:p>
-            <w:pPr>
-              <w:spacing w:after="0"/>
-            </w:pPr>
-            <w:r>
-              <w:rPr>
-                <w:sz w:val="14"/>
-              </w:rPr>
-              <w:t>36</w:t>
-            </w:r>
-          </w:p>
-        </w:tc>
-        <w:tc>
-          <w:tcPr>
-            <w:tcW w:type="dxa" w:w="652"/>
-          </w:tcPr>
-          <w:p>
-            <w:pPr>
-              <w:spacing w:after="0"/>
-            </w:pPr>
-            <w:r>
-              <w:rPr>
-                <w:sz w:val="14"/>
-              </w:rPr>
-              <w:t>25</w:t>
-            </w:r>
-          </w:p>
-        </w:tc>
-        <w:tc>
-          <w:tcPr>
-            <w:tcW w:type="dxa" w:w="652"/>
-          </w:tcPr>
-          <w:p>
-            <w:pPr>
-              <w:spacing w:after="0"/>
-            </w:pPr>
-            <w:r>
-              <w:rPr>
-                <w:sz w:val="14"/>
-              </w:rPr>
-              <w:t>1</w:t>
-            </w:r>
-          </w:p>
-        </w:tc>
-        <w:tc>
-          <w:tcPr>
-            <w:tcW w:type="dxa" w:w="652"/>
-          </w:tcPr>
-          <w:p>
-            <w:pPr>
-              <w:spacing w:after="0"/>
-            </w:pPr>
-            <w:r>
-              <w:rPr>
-                <w:sz w:val="14"/>
-              </w:rPr>
-              <w:t>5</w:t>
+              <w:t>3</w:t>
             </w:r>
           </w:p>
         </w:tc>
@@ -11228,7 +11227,7 @@
               <w:rPr>
                 <w:sz w:val="14"/>
               </w:rPr>
-              <w:t>425</w:t>
+              <w:t>434</w:t>
             </w:r>
           </w:p>
         </w:tc>
@@ -11265,6 +11264,7 @@
               <w:rPr>
                 <w:sz w:val="14"/>
               </w:rPr>
+              <w:t>1</w:t>
             </w:r>
           </w:p>
         </w:tc>
@@ -11280,7 +11280,7 @@
               <w:rPr>
                 <w:sz w:val="14"/>
               </w:rPr>
-              <w:t>35</w:t>
+              <w:t>36</w:t>
             </w:r>
           </w:p>
         </w:tc>
@@ -11296,7 +11296,7 @@
               <w:rPr>
                 <w:sz w:val="14"/>
               </w:rPr>
-              <w:t>27</w:t>
+              <w:t>36</w:t>
             </w:r>
           </w:p>
         </w:tc>
@@ -11312,7 +11312,7 @@
               <w:rPr>
                 <w:sz w:val="14"/>
               </w:rPr>
-              <w:t>7</w:t>
+              <w:t>14</w:t>
             </w:r>
           </w:p>
         </w:tc>
@@ -11328,7 +11328,7 @@
               <w:rPr>
                 <w:sz w:val="14"/>
               </w:rPr>
-              <w:t>2</w:t>
+              <w:t>3</w:t>
             </w:r>
           </w:p>
         </w:tc>
@@ -11375,7 +11375,7 @@
               <w:rPr>
                 <w:sz w:val="14"/>
               </w:rPr>
-              <w:t>86</w:t>
+              <w:t>85</w:t>
             </w:r>
           </w:p>
         </w:tc>
@@ -11452,7 +11452,7 @@
               <w:rPr>
                 <w:sz w:val="14"/>
               </w:rPr>
-              <w:t>268</w:t>
+              <w:t>286</w:t>
             </w:r>
           </w:p>
         </w:tc>
@@ -11504,7 +11504,7 @@
               <w:rPr>
                 <w:sz w:val="14"/>
               </w:rPr>
-              <w:t>19</w:t>
+              <w:t>21</w:t>
             </w:r>
           </w:p>
         </w:tc>
@@ -11580,7 +11580,7 @@
               <w:rPr>
                 <w:sz w:val="14"/>
               </w:rPr>
-              <w:t>3</w:t>
+              <w:t>24</w:t>
             </w:r>
           </w:p>
         </w:tc>
@@ -11612,7 +11612,7 @@
               <w:rPr>
                 <w:sz w:val="14"/>
               </w:rPr>
-              <w:t>48</w:t>
+              <w:t>47</w:t>
             </w:r>
           </w:p>
         </w:tc>
@@ -11673,7 +11673,7 @@
               <w:rPr>
                 <w:sz w:val="14"/>
               </w:rPr>
-              <w:t>98</w:t>
+              <w:t>120</w:t>
             </w:r>
           </w:p>
         </w:tc>
@@ -11816,7 +11816,7 @@
               <w:rPr>
                 <w:sz w:val="14"/>
               </w:rPr>
-              <w:t>1</w:t>
+              <w:t>2</w:t>
             </w:r>
           </w:p>
         </w:tc>
@@ -11893,7 +11893,7 @@
               <w:rPr>
                 <w:sz w:val="14"/>
               </w:rPr>
-              <w:t>78</w:t>
+              <w:t>79</w:t>
             </w:r>
           </w:p>
         </w:tc>
@@ -12788,7 +12788,7 @@
     </w:p>
     <w:p>
       <w:r>
-        <w:t>Engineering load per month: hours of each EPC document as booked by the levelled timeline (spread over its preparation when not levelled); 180 tender-stage documents (10,697 h) were prepared in the bid and are excluded; FTE at 150 h / month.</w:t>
+        <w:t>Engineering load per month: hours of each EPC document as booked by the levelled timeline (spread over its preparation when not levelled); 180 tender-stage documents (10,757 h) were prepared in the bid and are excluded; FTE at 150 h / month.</w:t>
       </w:r>
     </w:p>
     <w:tbl>
@@ -13092,7 +13092,7 @@
               <w:rPr>
                 <w:sz w:val="14"/>
               </w:rPr>
-              <w:t>613</w:t>
+              <w:t>50</w:t>
             </w:r>
           </w:p>
         </w:tc>
@@ -13108,7 +13108,7 @@
               <w:rPr>
                 <w:sz w:val="14"/>
               </w:rPr>
-              <w:t>175</w:t>
+              <w:t>183</w:t>
             </w:r>
           </w:p>
         </w:tc>
@@ -13124,7 +13124,7 @@
               <w:rPr>
                 <w:sz w:val="14"/>
               </w:rPr>
-              <w:t>511</w:t>
+              <w:t>503</w:t>
             </w:r>
           </w:p>
         </w:tc>
@@ -13140,7 +13140,7 @@
               <w:rPr>
                 <w:sz w:val="14"/>
               </w:rPr>
-              <w:t>292</w:t>
+              <w:t>291</w:t>
             </w:r>
           </w:p>
         </w:tc>
@@ -13156,7 +13156,7 @@
               <w:rPr>
                 <w:sz w:val="14"/>
               </w:rPr>
-              <w:t>172</w:t>
+              <w:t>66</w:t>
             </w:r>
           </w:p>
         </w:tc>
@@ -13188,7 +13188,7 @@
               <w:rPr>
                 <w:sz w:val="14"/>
               </w:rPr>
-              <w:t>869</w:t>
+              <w:t>48</w:t>
             </w:r>
           </w:p>
         </w:tc>
@@ -13204,7 +13204,7 @@
               <w:rPr>
                 <w:sz w:val="14"/>
               </w:rPr>
-              <w:t>676</w:t>
+              <w:t>558</w:t>
             </w:r>
           </w:p>
         </w:tc>
@@ -13220,7 +13220,7 @@
               <w:rPr>
                 <w:sz w:val="14"/>
               </w:rPr>
-              <w:t>2,070</w:t>
+              <w:t>2,068</w:t>
             </w:r>
           </w:p>
         </w:tc>
@@ -13236,7 +13236,7 @@
               <w:rPr>
                 <w:sz w:val="14"/>
               </w:rPr>
-              <w:t>821</w:t>
+              <w:t>621</w:t>
             </w:r>
           </w:p>
         </w:tc>
@@ -13252,7 +13252,6 @@
               <w:rPr>
                 <w:sz w:val="14"/>
               </w:rPr>
-              <w:t>12</w:t>
             </w:r>
           </w:p>
         </w:tc>
@@ -13284,7 +13283,7 @@
               <w:rPr>
                 <w:sz w:val="14"/>
               </w:rPr>
-              <w:t>6,275</w:t>
+              <w:t>4,450</w:t>
             </w:r>
           </w:p>
         </w:tc>
@@ -13300,7 +13299,7 @@
               <w:rPr>
                 <w:sz w:val="14"/>
               </w:rPr>
-              <w:t>42</w:t>
+              <w:t>30</w:t>
             </w:r>
           </w:p>
         </w:tc>
@@ -13337,7 +13336,7 @@
               <w:rPr>
                 <w:sz w:val="14"/>
               </w:rPr>
-              <w:t>3,366</w:t>
+              <w:t>1,540</w:t>
             </w:r>
           </w:p>
         </w:tc>
@@ -13353,7 +13352,7 @@
               <w:rPr>
                 <w:sz w:val="14"/>
               </w:rPr>
-              <w:t>328</w:t>
+              <w:t>331</w:t>
             </w:r>
           </w:p>
         </w:tc>
@@ -13369,7 +13368,7 @@
               <w:rPr>
                 <w:sz w:val="14"/>
               </w:rPr>
-              <w:t>899</w:t>
+              <w:t>897</w:t>
             </w:r>
           </w:p>
         </w:tc>
@@ -13385,7 +13384,7 @@
               <w:rPr>
                 <w:sz w:val="14"/>
               </w:rPr>
-              <w:t>550</w:t>
+              <w:t>554</w:t>
             </w:r>
           </w:p>
         </w:tc>
@@ -13401,7 +13400,7 @@
               <w:rPr>
                 <w:sz w:val="14"/>
               </w:rPr>
-              <w:t>325</w:t>
+              <w:t>276</w:t>
             </w:r>
           </w:p>
         </w:tc>
@@ -13417,7 +13416,6 @@
               <w:rPr>
                 <w:sz w:val="14"/>
               </w:rPr>
-              <w:t>462</w:t>
             </w:r>
           </w:p>
         </w:tc>
@@ -13433,7 +13431,7 @@
               <w:rPr>
                 <w:sz w:val="14"/>
               </w:rPr>
-              <w:t>1,603</w:t>
+              <w:t>551</w:t>
             </w:r>
           </w:p>
         </w:tc>
@@ -13449,7 +13447,7 @@
               <w:rPr>
                 <w:sz w:val="14"/>
               </w:rPr>
-              <w:t>1,123</w:t>
+              <w:t>310</w:t>
             </w:r>
           </w:p>
         </w:tc>
@@ -13465,7 +13463,7 @@
               <w:rPr>
                 <w:sz w:val="14"/>
               </w:rPr>
-              <w:t>2,990</w:t>
+              <w:t>3,303</w:t>
             </w:r>
           </w:p>
         </w:tc>
@@ -13481,7 +13479,7 @@
               <w:rPr>
                 <w:sz w:val="14"/>
               </w:rPr>
-              <w:t>1,382</w:t>
+              <w:t>543</w:t>
             </w:r>
           </w:p>
         </w:tc>
@@ -13497,7 +13495,6 @@
               <w:rPr>
                 <w:sz w:val="14"/>
               </w:rPr>
-              <w:t>68</w:t>
             </w:r>
           </w:p>
         </w:tc>
@@ -13528,7 +13525,7 @@
               <w:rPr>
                 <w:sz w:val="14"/>
               </w:rPr>
-              <w:t>13,097</w:t>
+              <w:t>8,305</w:t>
             </w:r>
           </w:p>
         </w:tc>
@@ -13544,7 +13541,7 @@
               <w:rPr>
                 <w:sz w:val="14"/>
               </w:rPr>
-              <w:t>87</w:t>
+              <w:t>55</w:t>
             </w:r>
           </w:p>
         </w:tc>
@@ -13581,7 +13578,7 @@
               <w:rPr>
                 <w:sz w:val="14"/>
               </w:rPr>
-              <w:t>4,366</w:t>
+              <w:t>4,306</w:t>
             </w:r>
           </w:p>
         </w:tc>
@@ -13613,7 +13610,7 @@
               <w:rPr>
                 <w:sz w:val="14"/>
               </w:rPr>
-              <w:t>1,165</w:t>
+              <w:t>1,094</w:t>
             </w:r>
           </w:p>
         </w:tc>
@@ -13645,7 +13642,7 @@
               <w:rPr>
                 <w:sz w:val="14"/>
               </w:rPr>
-              <w:t>409</w:t>
+              <w:t>433</w:t>
             </w:r>
           </w:p>
         </w:tc>
@@ -13661,7 +13658,7 @@
               <w:rPr>
                 <w:sz w:val="14"/>
               </w:rPr>
-              <w:t>969</w:t>
+              <w:t>660</w:t>
             </w:r>
           </w:p>
         </w:tc>
@@ -13677,7 +13674,7 @@
               <w:rPr>
                 <w:sz w:val="14"/>
               </w:rPr>
-              <w:t>1,698</w:t>
+              <w:t>1,961</w:t>
             </w:r>
           </w:p>
         </w:tc>
@@ -13693,7 +13690,7 @@
               <w:rPr>
                 <w:sz w:val="14"/>
               </w:rPr>
-              <w:t>1,735</w:t>
+              <w:t>1,291</w:t>
             </w:r>
           </w:p>
         </w:tc>
@@ -13709,7 +13706,7 @@
               <w:rPr>
                 <w:sz w:val="14"/>
               </w:rPr>
-              <w:t>4,658</w:t>
+              <w:t>4,657</w:t>
             </w:r>
           </w:p>
         </w:tc>
@@ -13725,7 +13722,7 @@
               <w:rPr>
                 <w:sz w:val="14"/>
               </w:rPr>
-              <w:t>1,885</w:t>
+              <w:t>1,573</w:t>
             </w:r>
           </w:p>
         </w:tc>
@@ -13771,7 +13768,7 @@
               <w:rPr>
                 <w:sz w:val="14"/>
               </w:rPr>
-              <w:t>18,004</w:t>
+              <w:t>17,093</w:t>
             </w:r>
           </w:p>
         </w:tc>
@@ -13787,7 +13784,7 @@
               <w:rPr>
                 <w:sz w:val="14"/>
               </w:rPr>
-              <w:t>120</w:t>
+              <w:t>114</w:t>
             </w:r>
           </w:p>
         </w:tc>
@@ -13824,7 +13821,7 @@
               <w:rPr>
                 <w:sz w:val="14"/>
               </w:rPr>
-              <w:t>4,497</w:t>
+              <w:t>4,498</w:t>
             </w:r>
           </w:p>
         </w:tc>
@@ -13840,7 +13837,7 @@
               <w:rPr>
                 <w:sz w:val="14"/>
               </w:rPr>
-              <w:t>435</w:t>
+              <w:t>432</w:t>
             </w:r>
           </w:p>
         </w:tc>
@@ -13856,7 +13853,7 @@
               <w:rPr>
                 <w:sz w:val="14"/>
               </w:rPr>
-              <w:t>1,182</w:t>
+              <w:t>1,175</w:t>
             </w:r>
           </w:p>
         </w:tc>
@@ -13872,7 +13869,7 @@
               <w:rPr>
                 <w:sz w:val="14"/>
               </w:rPr>
-              <w:t>725</w:t>
+              <w:t>723</w:t>
             </w:r>
           </w:p>
         </w:tc>
@@ -13888,7 +13885,7 @@
               <w:rPr>
                 <w:sz w:val="14"/>
               </w:rPr>
-              <w:t>419</w:t>
+              <w:t>417</w:t>
             </w:r>
           </w:p>
         </w:tc>
@@ -13904,7 +13901,7 @@
               <w:rPr>
                 <w:sz w:val="14"/>
               </w:rPr>
-              <w:t>1,048</w:t>
+              <w:t>1,050</w:t>
             </w:r>
           </w:p>
         </w:tc>
@@ -13920,7 +13917,7 @@
               <w:rPr>
                 <w:sz w:val="14"/>
               </w:rPr>
-              <w:t>2,079</w:t>
+              <w:t>2,012</w:t>
             </w:r>
           </w:p>
         </w:tc>
@@ -13936,7 +13933,7 @@
               <w:rPr>
                 <w:sz w:val="14"/>
               </w:rPr>
-              <w:t>1,702</w:t>
+              <w:t>1,787</w:t>
             </w:r>
           </w:p>
         </w:tc>
@@ -13999,7 +13996,7 @@
               <w:rPr>
                 <w:sz w:val="14"/>
               </w:rPr>
-              <w:t>857</w:t>
+              <w:t>1,044</w:t>
             </w:r>
           </w:p>
         </w:tc>
@@ -14015,7 +14012,7 @@
               <w:rPr>
                 <w:sz w:val="14"/>
               </w:rPr>
-              <w:t>19,691</w:t>
+              <w:t>19,886</w:t>
             </w:r>
           </w:p>
         </w:tc>
@@ -14031,7 +14028,7 @@
               <w:rPr>
                 <w:sz w:val="14"/>
               </w:rPr>
-              <w:t>131</w:t>
+              <w:t>133</w:t>
             </w:r>
           </w:p>
         </w:tc>
@@ -14068,7 +14065,7 @@
               <w:rPr>
                 <w:sz w:val="14"/>
               </w:rPr>
-              <w:t>5,170</w:t>
+              <w:t>5,166</w:t>
             </w:r>
           </w:p>
         </w:tc>
@@ -14100,7 +14097,7 @@
               <w:rPr>
                 <w:sz w:val="14"/>
               </w:rPr>
-              <w:t>1,376</w:t>
+              <w:t>1,365</w:t>
             </w:r>
           </w:p>
         </w:tc>
@@ -14116,7 +14113,7 @@
               <w:rPr>
                 <w:sz w:val="14"/>
               </w:rPr>
-              <w:t>838</w:t>
+              <w:t>833</w:t>
             </w:r>
           </w:p>
         </w:tc>
@@ -14132,7 +14129,7 @@
               <w:rPr>
                 <w:sz w:val="14"/>
               </w:rPr>
-              <w:t>488</w:t>
+              <w:t>465</w:t>
             </w:r>
           </w:p>
         </w:tc>
@@ -14148,7 +14145,7 @@
               <w:rPr>
                 <w:sz w:val="14"/>
               </w:rPr>
-              <w:t>1,194</w:t>
+              <w:t>1,200</w:t>
             </w:r>
           </w:p>
         </w:tc>
@@ -14164,7 +14161,7 @@
               <w:rPr>
                 <w:sz w:val="14"/>
               </w:rPr>
-              <w:t>2,391</w:t>
+              <w:t>2,394</w:t>
             </w:r>
           </w:p>
         </w:tc>
@@ -14180,7 +14177,7 @@
               <w:rPr>
                 <w:sz w:val="14"/>
               </w:rPr>
-              <w:t>536</w:t>
+              <w:t>1,541</w:t>
             </w:r>
           </w:p>
         </w:tc>
@@ -14212,7 +14209,7 @@
               <w:rPr>
                 <w:sz w:val="14"/>
               </w:rPr>
-              <w:t>2,223</w:t>
+              <w:t>2,230</w:t>
             </w:r>
           </w:p>
         </w:tc>
@@ -14243,7 +14240,7 @@
               <w:rPr>
                 <w:sz w:val="14"/>
               </w:rPr>
-              <w:t>2,107</w:t>
+              <w:t>2,017</w:t>
             </w:r>
           </w:p>
         </w:tc>
@@ -14259,7 +14256,7 @@
               <w:rPr>
                 <w:sz w:val="14"/>
               </w:rPr>
-              <w:t>22,339</w:t>
+              <w:t>23,226</w:t>
             </w:r>
           </w:p>
         </w:tc>
@@ -14275,7 +14272,7 @@
               <w:rPr>
                 <w:sz w:val="14"/>
               </w:rPr>
-              <w:t>149</w:t>
+              <w:t>155</w:t>
             </w:r>
           </w:p>
         </w:tc>
@@ -14312,7 +14309,7 @@
               <w:rPr>
                 <w:sz w:val="14"/>
               </w:rPr>
-              <w:t>4,945</w:t>
+              <w:t>4,935</w:t>
             </w:r>
           </w:p>
         </w:tc>
@@ -14328,7 +14325,7 @@
               <w:rPr>
                 <w:sz w:val="14"/>
               </w:rPr>
-              <w:t>475</w:t>
+              <w:t>474</w:t>
             </w:r>
           </w:p>
         </w:tc>
@@ -14344,7 +14341,7 @@
               <w:rPr>
                 <w:sz w:val="14"/>
               </w:rPr>
-              <w:t>1,319</w:t>
+              <w:t>1,315</w:t>
             </w:r>
           </w:p>
         </w:tc>
@@ -14360,7 +14357,7 @@
               <w:rPr>
                 <w:sz w:val="14"/>
               </w:rPr>
-              <w:t>712</w:t>
+              <w:t>653</w:t>
             </w:r>
           </w:p>
         </w:tc>
@@ -14376,7 +14373,7 @@
               <w:rPr>
                 <w:sz w:val="14"/>
               </w:rPr>
-              <w:t>295</w:t>
+              <w:t>56</w:t>
             </w:r>
           </w:p>
         </w:tc>
@@ -14392,7 +14389,7 @@
               <w:rPr>
                 <w:sz w:val="14"/>
               </w:rPr>
-              <w:t>735</w:t>
+              <w:t>1,101</w:t>
             </w:r>
           </w:p>
         </w:tc>
@@ -14408,7 +14405,7 @@
               <w:rPr>
                 <w:sz w:val="14"/>
               </w:rPr>
-              <w:t>2,291</w:t>
+              <w:t>2,285</w:t>
             </w:r>
           </w:p>
         </w:tc>
@@ -14424,6 +14421,7 @@
               <w:rPr>
                 <w:sz w:val="14"/>
               </w:rPr>
+              <w:t>85</w:t>
             </w:r>
           </w:p>
         </w:tc>
@@ -14455,7 +14453,7 @@
               <w:rPr>
                 <w:sz w:val="14"/>
               </w:rPr>
-              <w:t>2,142</w:t>
+              <w:t>2,145</w:t>
             </w:r>
           </w:p>
         </w:tc>
@@ -14486,7 +14484,7 @@
               <w:rPr>
                 <w:sz w:val="14"/>
               </w:rPr>
-              <w:t>2,821</w:t>
+              <w:t>2,624</w:t>
             </w:r>
           </w:p>
         </w:tc>
@@ -14502,7 +14500,7 @@
               <w:rPr>
                 <w:sz w:val="14"/>
               </w:rPr>
-              <w:t>21,015</w:t>
+              <w:t>20,953</w:t>
             </w:r>
           </w:p>
         </w:tc>
@@ -14555,7 +14553,7 @@
               <w:rPr>
                 <w:sz w:val="14"/>
               </w:rPr>
-              <w:t>4,102</w:t>
+              <w:t>4,707</w:t>
             </w:r>
           </w:p>
         </w:tc>
@@ -14571,7 +14569,7 @@
               <w:rPr>
                 <w:sz w:val="14"/>
               </w:rPr>
-              <w:t>467</w:t>
+              <w:t>464</w:t>
             </w:r>
           </w:p>
         </w:tc>
@@ -14587,7 +14585,7 @@
               <w:rPr>
                 <w:sz w:val="14"/>
               </w:rPr>
-              <w:t>1,260</w:t>
+              <w:t>1,258</w:t>
             </w:r>
           </w:p>
         </w:tc>
@@ -14603,7 +14601,7 @@
               <w:rPr>
                 <w:sz w:val="14"/>
               </w:rPr>
-              <w:t>691</w:t>
+              <w:t>683</w:t>
             </w:r>
           </w:p>
         </w:tc>
@@ -14619,7 +14617,7 @@
               <w:rPr>
                 <w:sz w:val="14"/>
               </w:rPr>
-              <w:t>360</w:t>
+              <w:t>297</w:t>
             </w:r>
           </w:p>
         </w:tc>
@@ -14635,7 +14633,7 @@
               <w:rPr>
                 <w:sz w:val="14"/>
               </w:rPr>
-              <w:t>29</w:t>
+              <w:t>463</w:t>
             </w:r>
           </w:p>
         </w:tc>
@@ -14651,7 +14649,7 @@
               <w:rPr>
                 <w:sz w:val="14"/>
               </w:rPr>
-              <w:t>2,193</w:t>
+              <w:t>2,191</w:t>
             </w:r>
           </w:p>
         </w:tc>
@@ -14682,7 +14680,7 @@
               <w:rPr>
                 <w:sz w:val="14"/>
               </w:rPr>
-              <w:t>5,031</w:t>
+              <w:t>5,020</w:t>
             </w:r>
           </w:p>
         </w:tc>
@@ -14698,7 +14696,7 @@
               <w:rPr>
                 <w:sz w:val="14"/>
               </w:rPr>
-              <w:t>2,026</w:t>
+              <w:t>2,042</w:t>
             </w:r>
           </w:p>
         </w:tc>
@@ -14730,7 +14728,7 @@
               <w:rPr>
                 <w:sz w:val="14"/>
               </w:rPr>
-              <w:t>1,747</w:t>
+              <w:t>1,725</w:t>
             </w:r>
           </w:p>
         </w:tc>
@@ -14746,7 +14744,7 @@
               <w:rPr>
                 <w:sz w:val="14"/>
               </w:rPr>
-              <w:t>17,909</w:t>
+              <w:t>18,855</w:t>
             </w:r>
           </w:p>
         </w:tc>
@@ -14762,7 +14760,7 @@
               <w:rPr>
                 <w:sz w:val="14"/>
               </w:rPr>
-              <w:t>119</w:t>
+              <w:t>126</w:t>
             </w:r>
           </w:p>
         </w:tc>
@@ -14799,7 +14797,7 @@
               <w:rPr>
                 <w:sz w:val="14"/>
               </w:rPr>
-              <w:t>1,344</w:t>
+              <w:t>2,365</w:t>
             </w:r>
           </w:p>
         </w:tc>
@@ -14815,7 +14813,7 @@
               <w:rPr>
                 <w:sz w:val="14"/>
               </w:rPr>
-              <w:t>480</w:t>
+              <w:t>487</w:t>
             </w:r>
           </w:p>
         </w:tc>
@@ -14831,7 +14829,7 @@
               <w:rPr>
                 <w:sz w:val="14"/>
               </w:rPr>
-              <w:t>1,317</w:t>
+              <w:t>1,319</w:t>
             </w:r>
           </w:p>
         </w:tc>
@@ -14847,7 +14845,7 @@
               <w:rPr>
                 <w:sz w:val="14"/>
               </w:rPr>
-              <w:t>262</w:t>
+              <w:t>293</w:t>
             </w:r>
           </w:p>
         </w:tc>
@@ -14863,7 +14861,7 @@
               <w:rPr>
                 <w:sz w:val="14"/>
               </w:rPr>
-              <w:t>473</w:t>
+              <w:t>362</w:t>
             </w:r>
           </w:p>
         </w:tc>
@@ -14879,7 +14877,6 @@
               <w:rPr>
                 <w:sz w:val="14"/>
               </w:rPr>
-              <w:t>36</w:t>
             </w:r>
           </w:p>
         </w:tc>
@@ -14895,7 +14892,7 @@
               <w:rPr>
                 <w:sz w:val="14"/>
               </w:rPr>
-              <w:t>2,304</w:t>
+              <w:t>2,293</w:t>
             </w:r>
           </w:p>
         </w:tc>
@@ -14926,7 +14923,7 @@
               <w:rPr>
                 <w:sz w:val="14"/>
               </w:rPr>
-              <w:t>5,251</w:t>
+              <w:t>5,233</w:t>
             </w:r>
           </w:p>
         </w:tc>
@@ -14942,7 +14939,7 @@
               <w:rPr>
                 <w:sz w:val="14"/>
               </w:rPr>
-              <w:t>464</w:t>
+              <w:t>1,693</w:t>
             </w:r>
           </w:p>
         </w:tc>
@@ -14974,7 +14971,7 @@
               <w:rPr>
                 <w:sz w:val="14"/>
               </w:rPr>
-              <w:t>97</w:t>
+              <w:t>176</w:t>
             </w:r>
           </w:p>
         </w:tc>
@@ -14990,7 +14987,7 @@
               <w:rPr>
                 <w:sz w:val="14"/>
               </w:rPr>
-              <w:t>12,103</w:t>
+              <w:t>14,296</w:t>
             </w:r>
           </w:p>
         </w:tc>
@@ -15006,7 +15003,7 @@
               <w:rPr>
                 <w:sz w:val="14"/>
               </w:rPr>
-              <w:t>81</w:t>
+              <w:t>95</w:t>
             </w:r>
           </w:p>
         </w:tc>
@@ -15043,7 +15040,7 @@
               <w:rPr>
                 <w:sz w:val="14"/>
               </w:rPr>
-              <w:t>659</w:t>
+              <w:t>846</w:t>
             </w:r>
           </w:p>
         </w:tc>
@@ -15059,7 +15056,7 @@
               <w:rPr>
                 <w:sz w:val="14"/>
               </w:rPr>
-              <w:t>479</w:t>
+              <w:t>485</w:t>
             </w:r>
           </w:p>
         </w:tc>
@@ -15075,7 +15072,7 @@
               <w:rPr>
                 <w:sz w:val="14"/>
               </w:rPr>
-              <w:t>1,315</w:t>
+              <w:t>1,314</w:t>
             </w:r>
           </w:p>
         </w:tc>
@@ -15091,6 +15088,7 @@
               <w:rPr>
                 <w:sz w:val="14"/>
               </w:rPr>
+              <w:t>41</w:t>
             </w:r>
           </w:p>
         </w:tc>
@@ -15137,7 +15135,7 @@
               <w:rPr>
                 <w:sz w:val="14"/>
               </w:rPr>
-              <w:t>2,299</w:t>
+              <w:t>2,305</w:t>
             </w:r>
           </w:p>
         </w:tc>
@@ -15168,7 +15166,7 @@
               <w:rPr>
                 <w:sz w:val="14"/>
               </w:rPr>
-              <w:t>5,280</w:t>
+              <w:t>5,279</w:t>
             </w:r>
           </w:p>
         </w:tc>
@@ -15184,6 +15182,7 @@
               <w:rPr>
                 <w:sz w:val="14"/>
               </w:rPr>
+              <w:t>97</w:t>
             </w:r>
           </w:p>
         </w:tc>
@@ -15214,6 +15213,7 @@
               <w:rPr>
                 <w:sz w:val="14"/>
               </w:rPr>
+              <w:t>43</w:t>
             </w:r>
           </w:p>
         </w:tc>
@@ -15229,7 +15229,7 @@
               <w:rPr>
                 <w:sz w:val="14"/>
               </w:rPr>
-              <w:t>10,527</w:t>
+              <w:t>10,903</w:t>
             </w:r>
           </w:p>
         </w:tc>
@@ -15245,7 +15245,7 @@
               <w:rPr>
                 <w:sz w:val="14"/>
               </w:rPr>
-              <w:t>70</w:t>
+              <w:t>73</w:t>
             </w:r>
           </w:p>
         </w:tc>
@@ -15282,7 +15282,7 @@
               <w:rPr>
                 <w:sz w:val="14"/>
               </w:rPr>
-              <w:t>16</w:t>
+              <w:t>492</w:t>
             </w:r>
           </w:p>
         </w:tc>
@@ -15298,7 +15298,7 @@
               <w:rPr>
                 <w:sz w:val="14"/>
               </w:rPr>
-              <w:t>478</w:t>
+              <w:t>483</w:t>
             </w:r>
           </w:p>
         </w:tc>
@@ -15314,7 +15314,7 @@
               <w:rPr>
                 <w:sz w:val="14"/>
               </w:rPr>
-              <w:t>1,302</w:t>
+              <w:t>1,313</w:t>
             </w:r>
           </w:p>
         </w:tc>
@@ -15330,7 +15330,7 @@
               <w:rPr>
                 <w:sz w:val="14"/>
               </w:rPr>
-              <w:t>53</w:t>
+              <w:t>21</w:t>
             </w:r>
           </w:p>
         </w:tc>
@@ -15346,7 +15346,7 @@
               <w:rPr>
                 <w:sz w:val="14"/>
               </w:rPr>
-              <w:t>350</w:t>
+              <w:t>485</w:t>
             </w:r>
           </w:p>
         </w:tc>
@@ -15377,7 +15377,7 @@
               <w:rPr>
                 <w:sz w:val="14"/>
               </w:rPr>
-              <w:t>2,298</w:t>
+              <w:t>2,302</w:t>
             </w:r>
           </w:p>
         </w:tc>
@@ -15408,7 +15408,7 @@
               <w:rPr>
                 <w:sz w:val="14"/>
               </w:rPr>
-              <w:t>5,262</w:t>
+              <w:t>5,252</w:t>
             </w:r>
           </w:p>
         </w:tc>
@@ -15469,7 +15469,7 @@
               <w:rPr>
                 <w:sz w:val="14"/>
               </w:rPr>
-              <w:t>9,759</w:t>
+              <w:t>10,349</w:t>
             </w:r>
           </w:p>
         </w:tc>
@@ -15485,7 +15485,7 @@
               <w:rPr>
                 <w:sz w:val="14"/>
               </w:rPr>
-              <w:t>65</w:t>
+              <w:t>69</w:t>
             </w:r>
           </w:p>
         </w:tc>
@@ -15522,6 +15522,7 @@
               <w:rPr>
                 <w:sz w:val="14"/>
               </w:rPr>
+              <w:t>175</w:t>
             </w:r>
           </w:p>
         </w:tc>
@@ -15537,7 +15538,7 @@
               <w:rPr>
                 <w:sz w:val="14"/>
               </w:rPr>
-              <w:t>475</w:t>
+              <w:t>490</w:t>
             </w:r>
           </w:p>
         </w:tc>
@@ -15553,7 +15554,7 @@
               <w:rPr>
                 <w:sz w:val="14"/>
               </w:rPr>
-              <w:t>1,298</w:t>
+              <w:t>1,304</w:t>
             </w:r>
           </w:p>
         </w:tc>
@@ -15569,7 +15570,7 @@
               <w:rPr>
                 <w:sz w:val="14"/>
               </w:rPr>
-              <w:t>27</w:t>
+              <w:t>59</w:t>
             </w:r>
           </w:p>
         </w:tc>
@@ -15585,7 +15586,7 @@
               <w:rPr>
                 <w:sz w:val="14"/>
               </w:rPr>
-              <w:t>80</w:t>
+              <w:t>234</w:t>
             </w:r>
           </w:p>
         </w:tc>
@@ -15616,7 +15617,7 @@
               <w:rPr>
                 <w:sz w:val="14"/>
               </w:rPr>
-              <w:t>2,305</w:t>
+              <w:t>2,299</w:t>
             </w:r>
           </w:p>
         </w:tc>
@@ -15647,7 +15648,7 @@
               <w:rPr>
                 <w:sz w:val="14"/>
               </w:rPr>
-              <w:t>5,275</w:t>
+              <w:t>5,271</w:t>
             </w:r>
           </w:p>
         </w:tc>
@@ -15708,7 +15709,7 @@
               <w:rPr>
                 <w:sz w:val="14"/>
               </w:rPr>
-              <w:t>9,459</w:t>
+              <w:t>9,832</w:t>
             </w:r>
           </w:p>
         </w:tc>
@@ -15724,7 +15725,7 @@
               <w:rPr>
                 <w:sz w:val="14"/>
               </w:rPr>
-              <w:t>63</w:t>
+              <w:t>66</w:t>
             </w:r>
           </w:p>
         </w:tc>
@@ -15776,7 +15777,7 @@
               <w:rPr>
                 <w:sz w:val="14"/>
               </w:rPr>
-              <w:t>463</w:t>
+              <w:t>458</w:t>
             </w:r>
           </w:p>
         </w:tc>
@@ -15792,7 +15793,7 @@
               <w:rPr>
                 <w:sz w:val="14"/>
               </w:rPr>
-              <w:t>1,064</w:t>
+              <w:t>1,080</w:t>
             </w:r>
           </w:p>
         </w:tc>
@@ -15823,6 +15824,7 @@
               <w:rPr>
                 <w:sz w:val="14"/>
               </w:rPr>
+              <w:t>20</w:t>
             </w:r>
           </w:p>
         </w:tc>
@@ -15853,7 +15855,7 @@
               <w:rPr>
                 <w:sz w:val="14"/>
               </w:rPr>
-              <w:t>2,191</w:t>
+              <w:t>2,192</w:t>
             </w:r>
           </w:p>
         </w:tc>
@@ -15884,7 +15886,7 @@
               <w:rPr>
                 <w:sz w:val="14"/>
               </w:rPr>
-              <w:t>5,022</w:t>
+              <w:t>5,025</w:t>
             </w:r>
           </w:p>
         </w:tc>
@@ -15945,7 +15947,7 @@
               <w:rPr>
                 <w:sz w:val="14"/>
               </w:rPr>
-              <w:t>8,741</w:t>
+              <w:t>8,776</w:t>
             </w:r>
           </w:p>
         </w:tc>
@@ -15961,7 +15963,7 @@
               <w:rPr>
                 <w:sz w:val="14"/>
               </w:rPr>
-              <w:t>58</w:t>
+              <w:t>59</w:t>
             </w:r>
           </w:p>
         </w:tc>
@@ -16013,7 +16015,7 @@
               <w:rPr>
                 <w:sz w:val="14"/>
               </w:rPr>
-              <w:t>391</w:t>
+              <w:t>306</w:t>
             </w:r>
           </w:p>
         </w:tc>
@@ -16029,7 +16031,7 @@
               <w:rPr>
                 <w:sz w:val="14"/>
               </w:rPr>
-              <w:t>96</w:t>
+              <w:t>165</w:t>
             </w:r>
           </w:p>
         </w:tc>
@@ -16090,7 +16092,7 @@
               <w:rPr>
                 <w:sz w:val="14"/>
               </w:rPr>
-              <w:t>1,186</w:t>
+              <w:t>2,216</w:t>
             </w:r>
           </w:p>
         </w:tc>
@@ -16121,7 +16123,7 @@
               <w:rPr>
                 <w:sz w:val="14"/>
               </w:rPr>
-              <w:t>5,273</w:t>
+              <w:t>5,267</w:t>
             </w:r>
           </w:p>
         </w:tc>
@@ -16182,7 +16184,7 @@
               <w:rPr>
                 <w:sz w:val="14"/>
               </w:rPr>
-              <w:t>6,945</w:t>
+              <w:t>7,954</w:t>
             </w:r>
           </w:p>
         </w:tc>
@@ -16198,7 +16200,7 @@
               <w:rPr>
                 <w:sz w:val="14"/>
               </w:rPr>
-              <w:t>46</w:t>
+              <w:t>53</w:t>
             </w:r>
           </w:p>
         </w:tc>
@@ -16250,7 +16252,7 @@
               <w:rPr>
                 <w:sz w:val="14"/>
               </w:rPr>
-              <w:t>309</w:t>
+              <w:t>295</w:t>
             </w:r>
           </w:p>
         </w:tc>
@@ -16326,7 +16328,7 @@
               <w:rPr>
                 <w:sz w:val="14"/>
               </w:rPr>
-              <w:t>126</w:t>
+              <w:t>735</w:t>
             </w:r>
           </w:p>
         </w:tc>
@@ -16357,7 +16359,7 @@
               <w:rPr>
                 <w:sz w:val="14"/>
               </w:rPr>
-              <w:t>5,382</w:t>
+              <w:t>5,265</w:t>
             </w:r>
           </w:p>
         </w:tc>
@@ -16418,7 +16420,7 @@
               <w:rPr>
                 <w:sz w:val="14"/>
               </w:rPr>
-              <w:t>5,818</w:t>
+              <w:t>6,296</w:t>
             </w:r>
           </w:p>
         </w:tc>
@@ -16434,7 +16436,7 @@
               <w:rPr>
                 <w:sz w:val="14"/>
               </w:rPr>
-              <w:t>39</w:t>
+              <w:t>42</w:t>
             </w:r>
           </w:p>
         </w:tc>
@@ -16486,7 +16488,7 @@
               <w:rPr>
                 <w:sz w:val="14"/>
               </w:rPr>
-              <w:t>328</w:t>
+              <w:t>395</w:t>
             </w:r>
           </w:p>
         </w:tc>
@@ -16562,6 +16564,7 @@
               <w:rPr>
                 <w:sz w:val="14"/>
               </w:rPr>
+              <w:t>49</w:t>
             </w:r>
           </w:p>
         </w:tc>
@@ -16592,7 +16595,7 @@
               <w:rPr>
                 <w:sz w:val="14"/>
               </w:rPr>
-              <w:t>3,578</w:t>
+              <w:t>3,443</w:t>
             </w:r>
           </w:p>
         </w:tc>
@@ -16653,7 +16656,7 @@
               <w:rPr>
                 <w:sz w:val="14"/>
               </w:rPr>
-              <w:t>3,906</w:t>
+              <w:t>3,887</w:t>
             </w:r>
           </w:p>
         </w:tc>
@@ -16826,7 +16829,7 @@
               <w:rPr>
                 <w:sz w:val="14"/>
               </w:rPr>
-              <w:t>1,692</w:t>
+              <w:t>1,632</w:t>
             </w:r>
           </w:p>
         </w:tc>
@@ -16887,7 +16890,7 @@
               <w:rPr>
                 <w:sz w:val="14"/>
               </w:rPr>
-              <w:t>1,692</w:t>
+              <w:t>1,632</w:t>
             </w:r>
           </w:p>
         </w:tc>
@@ -17061,7 +17064,7 @@
               <w:rPr>
                 <w:sz w:val="14"/>
               </w:rPr>
-              <w:t>549</w:t>
+              <w:t>550</w:t>
             </w:r>
           </w:p>
         </w:tc>
@@ -17122,7 +17125,7 @@
               <w:rPr>
                 <w:sz w:val="14"/>
               </w:rPr>
-              <w:t>773</w:t>
+              <w:t>774</w:t>
             </w:r>
           </w:p>
         </w:tc>
@@ -17296,7 +17299,7 @@
               <w:rPr>
                 <w:sz w:val="14"/>
               </w:rPr>
-              <w:t>625</w:t>
+              <w:t>619</w:t>
             </w:r>
           </w:p>
         </w:tc>
@@ -17357,7 +17360,7 @@
               <w:rPr>
                 <w:sz w:val="14"/>
               </w:rPr>
-              <w:t>1,073</w:t>
+              <w:t>1,067</w:t>
             </w:r>
           </w:p>
         </w:tc>
@@ -17766,7 +17769,7 @@
               <w:rPr>
                 <w:sz w:val="14"/>
               </w:rPr>
-              <w:t>250</w:t>
+              <w:t>225</w:t>
             </w:r>
           </w:p>
         </w:tc>
@@ -17827,7 +17830,7 @@
               <w:rPr>
                 <w:sz w:val="14"/>
               </w:rPr>
-              <w:t>391</w:t>
+              <w:t>366</w:t>
             </w:r>
           </w:p>
         </w:tc>
@@ -17843,7 +17846,7 @@
               <w:rPr>
                 <w:sz w:val="14"/>
               </w:rPr>
-              <w:t>3</w:t>
+              <w:t>2</w:t>
             </w:r>
           </w:p>
         </w:tc>
@@ -19263,7 +19266,7 @@
     </w:p>
     <w:p>
       <w:r>
-        <w:t>Peak 2027-03: 22,339 h (about 149 FTE).</w:t>
+        <w:t>Peak 2027-03: 23,226 h (about 155 FTE).</w:t>
       </w:r>
     </w:p>
     <w:p>
@@ -19715,7 +19718,7 @@
     </w:p>
     <w:p>
       <w:r>
-        <w:t>750 supplier documents in 66 packages. Per package:</w:t>
+        <w:t>751 supplier documents in 66 packages. Per package:</w:t>
       </w:r>
     </w:p>
     <w:tbl>
@@ -20217,7 +20220,7 @@
               <w:rPr>
                 <w:sz w:val="14"/>
               </w:rPr>
-              <w:t>2027-03-25</w:t>
+              <w:t>2027-03-16</w:t>
             </w:r>
           </w:p>
         </w:tc>
@@ -20233,7 +20236,7 @@
               <w:rPr>
                 <w:sz w:val="14"/>
               </w:rPr>
-              <w:t>2027-04-08</w:t>
+              <w:t>2027-03-30</w:t>
             </w:r>
           </w:p>
         </w:tc>
@@ -20419,7 +20422,7 @@
               <w:rPr>
                 <w:sz w:val="14"/>
               </w:rPr>
-              <w:t>2027-03-18</w:t>
+              <w:t>2027-03-09</w:t>
             </w:r>
           </w:p>
         </w:tc>
@@ -20435,7 +20438,7 @@
               <w:rPr>
                 <w:sz w:val="14"/>
               </w:rPr>
-              <w:t>2028-02-17</w:t>
+              <w:t>2028-02-08</w:t>
             </w:r>
           </w:p>
         </w:tc>
@@ -20605,7 +20608,7 @@
               <w:rPr>
                 <w:sz w:val="14"/>
               </w:rPr>
-              <w:t>22</w:t>
+              <w:t>27</w:t>
             </w:r>
           </w:p>
         </w:tc>
@@ -20621,7 +20624,7 @@
               <w:rPr>
                 <w:sz w:val="14"/>
               </w:rPr>
-              <w:t>2027-03-19</w:t>
+              <w:t>2027-03-10</w:t>
             </w:r>
           </w:p>
         </w:tc>
@@ -20637,7 +20640,7 @@
               <w:rPr>
                 <w:sz w:val="14"/>
               </w:rPr>
-              <w:t>2027-11-23</w:t>
+              <w:t>2027-11-12</w:t>
             </w:r>
           </w:p>
         </w:tc>
@@ -20706,7 +20709,7 @@
               <w:rPr>
                 <w:sz w:val="14"/>
               </w:rPr>
-              <w:t>103</w:t>
+              <w:t>113</w:t>
             </w:r>
           </w:p>
         </w:tc>
@@ -20722,7 +20725,7 @@
               <w:rPr>
                 <w:sz w:val="14"/>
               </w:rPr>
-              <w:t>2027-02-25</w:t>
+              <w:t>2027-02-18</w:t>
             </w:r>
           </w:p>
         </w:tc>
@@ -20738,7 +20741,7 @@
               <w:rPr>
                 <w:sz w:val="14"/>
               </w:rPr>
-              <w:t>2027-11-25</w:t>
+              <w:t>2027-11-18</w:t>
             </w:r>
           </w:p>
         </w:tc>
@@ -20924,7 +20927,7 @@
               <w:rPr>
                 <w:sz w:val="14"/>
               </w:rPr>
-              <w:t>2027-03-29</w:t>
+              <w:t>2027-03-19</w:t>
             </w:r>
           </w:p>
         </w:tc>
@@ -20940,7 +20943,7 @@
               <w:rPr>
                 <w:sz w:val="14"/>
               </w:rPr>
-              <w:t>2027-12-01</w:t>
+              <w:t>2027-11-23</w:t>
             </w:r>
           </w:p>
         </w:tc>
@@ -21025,7 +21028,7 @@
               <w:rPr>
                 <w:sz w:val="14"/>
               </w:rPr>
-              <w:t>2027-03-29</w:t>
+              <w:t>2027-04-22</w:t>
             </w:r>
           </w:p>
         </w:tc>
@@ -21041,7 +21044,7 @@
               <w:rPr>
                 <w:sz w:val="14"/>
               </w:rPr>
-              <w:t>2027-09-13</w:t>
+              <w:t>2027-10-07</w:t>
             </w:r>
           </w:p>
         </w:tc>
@@ -21126,7 +21129,7 @@
               <w:rPr>
                 <w:sz w:val="14"/>
               </w:rPr>
-              <w:t>2027-02-11</w:t>
+              <w:t>2027-03-25</w:t>
             </w:r>
           </w:p>
         </w:tc>
@@ -21142,7 +21145,7 @@
               <w:rPr>
                 <w:sz w:val="14"/>
               </w:rPr>
-              <w:t>2027-07-01</w:t>
+              <w:t>2027-08-12</w:t>
             </w:r>
           </w:p>
         </w:tc>
@@ -21227,7 +21230,7 @@
               <w:rPr>
                 <w:sz w:val="14"/>
               </w:rPr>
-              <w:t>2027-05-11</w:t>
+              <w:t>2027-04-27</w:t>
             </w:r>
           </w:p>
         </w:tc>
@@ -21243,7 +21246,7 @@
               <w:rPr>
                 <w:sz w:val="14"/>
               </w:rPr>
-              <w:t>2027-11-23</w:t>
+              <w:t>2027-11-09</w:t>
             </w:r>
           </w:p>
         </w:tc>
@@ -21429,7 +21432,7 @@
               <w:rPr>
                 <w:sz w:val="14"/>
               </w:rPr>
-              <w:t>2027-06-23</w:t>
+              <w:t>2027-07-19</w:t>
             </w:r>
           </w:p>
         </w:tc>
@@ -21445,7 +21448,7 @@
               <w:rPr>
                 <w:sz w:val="14"/>
               </w:rPr>
-              <w:t>2027-07-07</w:t>
+              <w:t>2027-08-02</w:t>
             </w:r>
           </w:p>
         </w:tc>
@@ -21934,7 +21937,7 @@
               <w:rPr>
                 <w:sz w:val="14"/>
               </w:rPr>
-              <w:t>2027-04-09</w:t>
+              <w:t>2027-04-05</w:t>
             </w:r>
           </w:p>
         </w:tc>
@@ -21950,7 +21953,7 @@
               <w:rPr>
                 <w:sz w:val="14"/>
               </w:rPr>
-              <w:t>2028-01-07</w:t>
+              <w:t>2028-01-03</w:t>
             </w:r>
           </w:p>
         </w:tc>
@@ -22035,7 +22038,7 @@
               <w:rPr>
                 <w:sz w:val="14"/>
               </w:rPr>
-              <w:t>2027-04-13</w:t>
+              <w:t>2027-04-05</w:t>
             </w:r>
           </w:p>
         </w:tc>
@@ -22051,7 +22054,7 @@
               <w:rPr>
                 <w:sz w:val="14"/>
               </w:rPr>
-              <w:t>2028-01-11</w:t>
+              <w:t>2028-01-03</w:t>
             </w:r>
           </w:p>
         </w:tc>
@@ -22136,7 +22139,7 @@
               <w:rPr>
                 <w:sz w:val="14"/>
               </w:rPr>
-              <w:t>2027-04-12</w:t>
+              <w:t>2027-04-13</w:t>
             </w:r>
           </w:p>
         </w:tc>
@@ -22152,7 +22155,7 @@
               <w:rPr>
                 <w:sz w:val="14"/>
               </w:rPr>
-              <w:t>2027-11-03</w:t>
+              <w:t>2027-11-04</w:t>
             </w:r>
           </w:p>
         </w:tc>
@@ -22237,7 +22240,7 @@
               <w:rPr>
                 <w:sz w:val="14"/>
               </w:rPr>
-              <w:t>2027-04-05</w:t>
+              <w:t>2027-04-15</w:t>
             </w:r>
           </w:p>
         </w:tc>
@@ -22253,7 +22256,7 @@
               <w:rPr>
                 <w:sz w:val="14"/>
               </w:rPr>
-              <w:t>2027-11-22</w:t>
+              <w:t>2027-12-02</w:t>
             </w:r>
           </w:p>
         </w:tc>
@@ -22338,7 +22341,7 @@
               <w:rPr>
                 <w:sz w:val="14"/>
               </w:rPr>
-              <w:t>2027-06-14</w:t>
+              <w:t>2027-06-11</w:t>
             </w:r>
           </w:p>
         </w:tc>
@@ -22354,7 +22357,7 @@
               <w:rPr>
                 <w:sz w:val="14"/>
               </w:rPr>
-              <w:t>2028-01-10</w:t>
+              <w:t>2028-01-07</w:t>
             </w:r>
           </w:p>
         </w:tc>
@@ -22439,7 +22442,7 @@
               <w:rPr>
                 <w:sz w:val="14"/>
               </w:rPr>
-              <w:t>2027-06-07</w:t>
+              <w:t>2027-06-08</w:t>
             </w:r>
           </w:p>
         </w:tc>
@@ -22455,7 +22458,7 @@
               <w:rPr>
                 <w:sz w:val="14"/>
               </w:rPr>
-              <w:t>2028-01-03</w:t>
+              <w:t>2028-01-04</w:t>
             </w:r>
           </w:p>
         </w:tc>
@@ -22540,7 +22543,7 @@
               <w:rPr>
                 <w:sz w:val="14"/>
               </w:rPr>
-              <w:t>2027-05-18</w:t>
+              <w:t>2027-06-08</w:t>
             </w:r>
           </w:p>
         </w:tc>
@@ -22556,7 +22559,7 @@
               <w:rPr>
                 <w:sz w:val="14"/>
               </w:rPr>
-              <w:t>2028-01-20</w:t>
+              <w:t>2028-02-10</w:t>
             </w:r>
           </w:p>
         </w:tc>
@@ -22641,7 +22644,7 @@
               <w:rPr>
                 <w:sz w:val="14"/>
               </w:rPr>
-              <w:t>2027-06-10</w:t>
+              <w:t>2027-07-01</w:t>
             </w:r>
           </w:p>
         </w:tc>
@@ -22657,7 +22660,7 @@
               <w:rPr>
                 <w:sz w:val="14"/>
               </w:rPr>
-              <w:t>2028-05-11</w:t>
+              <w:t>2028-06-01</w:t>
             </w:r>
           </w:p>
         </w:tc>
@@ -22742,7 +22745,7 @@
               <w:rPr>
                 <w:sz w:val="14"/>
               </w:rPr>
-              <w:t>2027-06-16</w:t>
+              <w:t>2027-06-28</w:t>
             </w:r>
           </w:p>
         </w:tc>
@@ -22758,7 +22761,7 @@
               <w:rPr>
                 <w:sz w:val="14"/>
               </w:rPr>
-              <w:t>2027-10-06</w:t>
+              <w:t>2027-10-18</w:t>
             </w:r>
           </w:p>
         </w:tc>
@@ -23045,7 +23048,7 @@
               <w:rPr>
                 <w:sz w:val="14"/>
               </w:rPr>
-              <w:t>2027-03-18</w:t>
+              <w:t>2027-03-16</w:t>
             </w:r>
           </w:p>
         </w:tc>
@@ -23061,7 +23064,7 @@
               <w:rPr>
                 <w:sz w:val="14"/>
               </w:rPr>
-              <w:t>2028-01-24</w:t>
+              <w:t>2028-01-20</w:t>
             </w:r>
           </w:p>
         </w:tc>
@@ -23247,7 +23250,7 @@
               <w:rPr>
                 <w:sz w:val="14"/>
               </w:rPr>
-              <w:t>2027-03-10</w:t>
+              <w:t>2027-02-26</w:t>
             </w:r>
           </w:p>
         </w:tc>
@@ -23263,7 +23266,7 @@
               <w:rPr>
                 <w:sz w:val="14"/>
               </w:rPr>
-              <w:t>2028-01-14</w:t>
+              <w:t>2028-01-04</w:t>
             </w:r>
           </w:p>
         </w:tc>
@@ -23348,7 +23351,7 @@
               <w:rPr>
                 <w:sz w:val="14"/>
               </w:rPr>
-              <w:t>2027-03-11</w:t>
+              <w:t>2027-03-01</w:t>
             </w:r>
           </w:p>
         </w:tc>
@@ -23364,7 +23367,7 @@
               <w:rPr>
                 <w:sz w:val="14"/>
               </w:rPr>
-              <w:t>2028-01-17</w:t>
+              <w:t>2028-01-05</w:t>
             </w:r>
           </w:p>
         </w:tc>
@@ -23449,7 +23452,7 @@
               <w:rPr>
                 <w:sz w:val="14"/>
               </w:rPr>
-              <w:t>2027-04-07</w:t>
+              <w:t>2027-04-02</w:t>
             </w:r>
           </w:p>
         </w:tc>
@@ -23465,7 +23468,7 @@
               <w:rPr>
                 <w:sz w:val="14"/>
               </w:rPr>
-              <w:t>2028-01-05</w:t>
+              <w:t>2027-12-31</w:t>
             </w:r>
           </w:p>
         </w:tc>
@@ -23550,7 +23553,7 @@
               <w:rPr>
                 <w:sz w:val="14"/>
               </w:rPr>
-              <w:t>2027-03-11</w:t>
+              <w:t>2027-03-02</w:t>
             </w:r>
           </w:p>
         </w:tc>
@@ -23566,7 +23569,7 @@
               <w:rPr>
                 <w:sz w:val="14"/>
               </w:rPr>
-              <w:t>2027-12-09</w:t>
+              <w:t>2027-11-30</w:t>
             </w:r>
           </w:p>
         </w:tc>
@@ -23651,7 +23654,7 @@
               <w:rPr>
                 <w:sz w:val="14"/>
               </w:rPr>
-              <w:t>2027-03-11</w:t>
+              <w:t>2027-03-08</w:t>
             </w:r>
           </w:p>
         </w:tc>
@@ -23667,7 +23670,7 @@
               <w:rPr>
                 <w:sz w:val="14"/>
               </w:rPr>
-              <w:t>2027-12-09</w:t>
+              <w:t>2027-12-06</w:t>
             </w:r>
           </w:p>
         </w:tc>
@@ -23853,7 +23856,7 @@
               <w:rPr>
                 <w:sz w:val="14"/>
               </w:rPr>
-              <w:t>2027-06-01</w:t>
+              <w:t>2027-06-17</w:t>
             </w:r>
           </w:p>
         </w:tc>
@@ -23869,7 +23872,7 @@
               <w:rPr>
                 <w:sz w:val="14"/>
               </w:rPr>
-              <w:t>2027-12-28</w:t>
+              <w:t>2028-01-13</w:t>
             </w:r>
           </w:p>
         </w:tc>
@@ -23954,7 +23957,7 @@
               <w:rPr>
                 <w:sz w:val="14"/>
               </w:rPr>
-              <w:t>2027-05-31</w:t>
+              <w:t>2027-06-16</w:t>
             </w:r>
           </w:p>
         </w:tc>
@@ -23970,7 +23973,7 @@
               <w:rPr>
                 <w:sz w:val="14"/>
               </w:rPr>
-              <w:t>2028-02-02</w:t>
+              <w:t>2028-02-18</w:t>
             </w:r>
           </w:p>
         </w:tc>
@@ -24156,7 +24159,7 @@
               <w:rPr>
                 <w:sz w:val="14"/>
               </w:rPr>
-              <w:t>2027-02-10</w:t>
+              <w:t>2027-02-02</w:t>
             </w:r>
           </w:p>
         </w:tc>
@@ -24172,7 +24175,7 @@
               <w:rPr>
                 <w:sz w:val="14"/>
               </w:rPr>
-              <w:t>2027-10-15</w:t>
+              <w:t>2027-10-07</w:t>
             </w:r>
           </w:p>
         </w:tc>
@@ -24560,7 +24563,7 @@
               <w:rPr>
                 <w:sz w:val="14"/>
               </w:rPr>
-              <w:t>2027-04-08</w:t>
+              <w:t>2027-04-07</w:t>
             </w:r>
           </w:p>
         </w:tc>
@@ -24576,7 +24579,7 @@
               <w:rPr>
                 <w:sz w:val="14"/>
               </w:rPr>
-              <w:t>2027-04-22</w:t>
+              <w:t>2027-04-21</w:t>
             </w:r>
           </w:p>
         </w:tc>
@@ -24661,7 +24664,7 @@
               <w:rPr>
                 <w:sz w:val="14"/>
               </w:rPr>
-              <w:t>2027-03-15</w:t>
+              <w:t>2027-03-11</w:t>
             </w:r>
           </w:p>
         </w:tc>
@@ -24677,7 +24680,7 @@
               <w:rPr>
                 <w:sz w:val="14"/>
               </w:rPr>
-              <w:t>2027-12-13</w:t>
+              <w:t>2027-12-09</w:t>
             </w:r>
           </w:p>
         </w:tc>
@@ -24762,7 +24765,7 @@
               <w:rPr>
                 <w:sz w:val="14"/>
               </w:rPr>
-              <w:t>2027-03-04</w:t>
+              <w:t>2027-02-24</w:t>
             </w:r>
           </w:p>
         </w:tc>
@@ -24778,7 +24781,7 @@
               <w:rPr>
                 <w:sz w:val="14"/>
               </w:rPr>
-              <w:t>2027-11-08</w:t>
+              <w:t>2027-10-29</w:t>
             </w:r>
           </w:p>
         </w:tc>
@@ -25065,7 +25068,7 @@
               <w:rPr>
                 <w:sz w:val="14"/>
               </w:rPr>
-              <w:t>2027-07-14</w:t>
+              <w:t>2027-07-13</w:t>
             </w:r>
           </w:p>
         </w:tc>
@@ -25081,7 +25084,7 @@
               <w:rPr>
                 <w:sz w:val="14"/>
               </w:rPr>
-              <w:t>2027-07-28</w:t>
+              <w:t>2027-07-27</w:t>
             </w:r>
           </w:p>
         </w:tc>
@@ -25267,7 +25270,7 @@
               <w:rPr>
                 <w:sz w:val="14"/>
               </w:rPr>
-              <w:t>2027-09-13</w:t>
+              <w:t>2027-10-01</w:t>
             </w:r>
           </w:p>
         </w:tc>
@@ -25283,7 +25286,7 @@
               <w:rPr>
                 <w:sz w:val="14"/>
               </w:rPr>
-              <w:t>2027-09-27</w:t>
+              <w:t>2027-10-15</w:t>
             </w:r>
           </w:p>
         </w:tc>
@@ -25538,7 +25541,7 @@
               <w:rPr>
                 <w:sz w:val="14"/>
               </w:rPr>
-              <w:t>17</w:t>
+              <w:t>18</w:t>
             </w:r>
           </w:p>
         </w:tc>
@@ -25554,7 +25557,7 @@
               <w:rPr>
                 <w:sz w:val="14"/>
               </w:rPr>
-              <w:t>513</w:t>
+              <w:t>557</w:t>
             </w:r>
           </w:p>
         </w:tc>
@@ -25772,7 +25775,7 @@
               <w:rPr>
                 <w:sz w:val="14"/>
               </w:rPr>
-              <w:t>2027-03-11</w:t>
+              <w:t>2027-04-22</w:t>
             </w:r>
           </w:p>
         </w:tc>
@@ -25788,7 +25791,7 @@
               <w:rPr>
                 <w:sz w:val="14"/>
               </w:rPr>
-              <w:t>2027-12-30</w:t>
+              <w:t>2028-02-10</w:t>
             </w:r>
           </w:p>
         </w:tc>
@@ -25873,7 +25876,7 @@
               <w:rPr>
                 <w:sz w:val="14"/>
               </w:rPr>
-              <w:t>2027-04-01</w:t>
+              <w:t>2027-03-25</w:t>
             </w:r>
           </w:p>
         </w:tc>
@@ -25889,7 +25892,7 @@
               <w:rPr>
                 <w:sz w:val="14"/>
               </w:rPr>
-              <w:t>2027-10-25</w:t>
+              <w:t>2027-10-18</w:t>
             </w:r>
           </w:p>
         </w:tc>
@@ -26075,7 +26078,7 @@
               <w:rPr>
                 <w:sz w:val="14"/>
               </w:rPr>
-              <w:t>2027-06-10</w:t>
+              <w:t>2027-06-08</w:t>
             </w:r>
           </w:p>
         </w:tc>
@@ -26091,7 +26094,7 @@
               <w:rPr>
                 <w:sz w:val="14"/>
               </w:rPr>
-              <w:t>2027-10-28</w:t>
+              <w:t>2027-10-26</w:t>
             </w:r>
           </w:p>
         </w:tc>
@@ -26378,7 +26381,7 @@
               <w:rPr>
                 <w:sz w:val="14"/>
               </w:rPr>
-              <w:t>2027-02-17</w:t>
+              <w:t>2027-02-11</w:t>
             </w:r>
           </w:p>
         </w:tc>
@@ -26394,7 +26397,7 @@
               <w:rPr>
                 <w:sz w:val="14"/>
               </w:rPr>
-              <w:t>2027-03-31</w:t>
+              <w:t>2027-03-25</w:t>
             </w:r>
           </w:p>
         </w:tc>
@@ -26479,7 +26482,7 @@
               <w:rPr>
                 <w:sz w:val="14"/>
               </w:rPr>
-              <w:t>2027-02-23</w:t>
+              <w:t>2027-02-18</w:t>
             </w:r>
           </w:p>
         </w:tc>
@@ -26495,7 +26498,7 @@
               <w:rPr>
                 <w:sz w:val="14"/>
               </w:rPr>
-              <w:t>2027-03-26</w:t>
+              <w:t>2027-03-23</w:t>
             </w:r>
           </w:p>
         </w:tc>
@@ -32836,7 +32839,7 @@
               <w:rPr>
                 <w:sz w:val="14"/>
               </w:rPr>
-              <w:t>Steam Turbine and Condenser - Supplier Instrument List and Datasheets, Part 1 of 2</w:t>
+              <w:t>Steam Turbine and Condenser - Supplier Instrument List and Datasheets, Part 1 of 3</w:t>
             </w:r>
           </w:p>
         </w:tc>
@@ -32937,7 +32940,108 @@
               <w:rPr>
                 <w:sz w:val="14"/>
               </w:rPr>
-              <w:t>Steam Turbine and Condenser - Supplier Instrument List and Datasheets, Part 2 of 2</w:t>
+              <w:t>Steam Turbine and Condenser - Supplier Instrument List and Datasheets, Part 2 of 3</w:t>
+            </w:r>
+          </w:p>
+        </w:tc>
+        <w:tc>
+          <w:tcPr>
+            <w:tcW w:type="dxa" w:w="1009"/>
+          </w:tcPr>
+          <w:p>
+            <w:pPr>
+              <w:spacing w:after="0"/>
+            </w:pPr>
+            <w:r>
+              <w:rPr>
+                <w:sz w:val="14"/>
+              </w:rPr>
+              <w:t>2027-01-11</w:t>
+            </w:r>
+          </w:p>
+        </w:tc>
+        <w:tc>
+          <w:tcPr>
+            <w:tcW w:type="dxa" w:w="1009"/>
+          </w:tcPr>
+          <w:p>
+            <w:pPr>
+              <w:spacing w:after="0"/>
+            </w:pPr>
+            <w:r>
+              <w:rPr>
+                <w:sz w:val="14"/>
+              </w:rPr>
+              <w:t>2027-03-08</w:t>
+            </w:r>
+          </w:p>
+        </w:tc>
+        <w:tc>
+          <w:tcPr>
+            <w:tcW w:type="dxa" w:w="673"/>
+          </w:tcPr>
+          <w:p>
+            <w:pPr>
+              <w:spacing w:after="0"/>
+            </w:pPr>
+            <w:r>
+              <w:rPr>
+                <w:sz w:val="14"/>
+              </w:rPr>
+              <w:t>0</w:t>
+            </w:r>
+          </w:p>
+        </w:tc>
+      </w:tr>
+      <w:tr>
+        <w:trPr>
+          <w:cantSplit w:val="true"/>
+        </w:trPr>
+        <w:tc>
+          <w:tcPr>
+            <w:tcW w:type="dxa" w:w="2410"/>
+          </w:tcPr>
+          <w:p>
+            <w:pPr>
+              <w:spacing w:after="0"/>
+            </w:pPr>
+            <w:r>
+              <w:rPr>
+                <w:sz w:val="14"/>
+              </w:rPr>
+              <w:t>ALP-IEC-20MAA-IC-DSH-0003</w:t>
+            </w:r>
+          </w:p>
+        </w:tc>
+        <w:tc>
+          <w:tcPr>
+            <w:tcW w:type="dxa" w:w="1457"/>
+          </w:tcPr>
+          <w:p>
+            <w:pPr>
+              <w:spacing w:after="0"/>
+            </w:pPr>
+            <w:r>
+              <w:rPr>
+                <w:sz w:val="14"/>
+              </w:rPr>
+              <w:t>-</w:t>
+            </w:r>
+          </w:p>
+        </w:tc>
+        <w:tc>
+          <w:tcPr>
+            <w:tcW w:type="dxa" w:w="3307"/>
+          </w:tcPr>
+          <w:p>
+            <w:pPr>
+              <w:spacing w:after="0"/>
+            </w:pPr>
+            <w:r>
+              <w:rPr>
+                <w:sz w:val="14"/>
+              </w:rPr>
+              <w:t>Steam Turbine and Condenser - Supplier Instrument List and Datasheets, Part 3 of 3</w:t>
             </w:r>
           </w:p>
         </w:tc>
@@ -38899,7 +39003,7 @@
               <w:rPr>
                 <w:sz w:val="14"/>
               </w:rPr>
-              <w:t>EWP-11-CV-01</w:t>
+              <w:t>EWP-12-CV-01</w:t>
             </w:r>
           </w:p>
         </w:tc>
@@ -38915,7 +39019,7 @@
               <w:rPr>
                 <w:sz w:val="14"/>
               </w:rPr>
-              <w:t>CWP-11-CV-01</w:t>
+              <w:t>CWP-12-CV-01</w:t>
             </w:r>
           </w:p>
         </w:tc>
@@ -38931,7 +39035,7 @@
               <w:rPr>
                 <w:sz w:val="14"/>
               </w:rPr>
-              <w:t>ALP-EPC-00UCA-HV-GAD-0002</w:t>
+              <w:t>ALP-EPC-00UZB-CV-CVL-0001</w:t>
             </w:r>
           </w:p>
         </w:tc>
@@ -38947,7 +39051,7 @@
               <w:rPr>
                 <w:sz w:val="14"/>
               </w:rPr>
-              <w:t>2027-04-26</w:t>
+              <w:t>2027-02-22</w:t>
             </w:r>
           </w:p>
         </w:tc>
@@ -38963,7 +39067,7 @@
               <w:rPr>
                 <w:sz w:val="14"/>
               </w:rPr>
-              <w:t>2027-03-29</w:t>
+              <w:t>2027-01-18</w:t>
             </w:r>
           </w:p>
         </w:tc>
@@ -38979,7 +39083,7 @@
               <w:rPr>
                 <w:sz w:val="14"/>
               </w:rPr>
-              <w:t>4</w:t>
+              <w:t>-13</w:t>
             </w:r>
           </w:p>
         </w:tc>
@@ -39000,7 +39104,7 @@
               <w:rPr>
                 <w:sz w:val="14"/>
               </w:rPr>
-              <w:t>EWP-12-PI-01</w:t>
+              <w:t>EWP-07-CV-01</w:t>
             </w:r>
           </w:p>
         </w:tc>
@@ -39016,7 +39120,7 @@
               <w:rPr>
                 <w:sz w:val="14"/>
               </w:rPr>
-              <w:t>CWP-12-PI-01</w:t>
+              <w:t>CWP-07-CV-01</w:t>
             </w:r>
           </w:p>
         </w:tc>
@@ -39032,7 +39136,7 @@
               <w:rPr>
                 <w:sz w:val="14"/>
               </w:rPr>
-              <w:t>ALP-EPC-00SGA-PI-ISO-0001</w:t>
+              <w:t>ALP-EPC-00UGA-HV-GAD-0001</w:t>
             </w:r>
           </w:p>
         </w:tc>
@@ -39048,7 +39152,7 @@
               <w:rPr>
                 <w:sz w:val="14"/>
               </w:rPr>
-              <w:t>2027-10-20</w:t>
+              <w:t>2027-06-07</w:t>
             </w:r>
           </w:p>
         </w:tc>
@@ -39064,7 +39168,7 @@
               <w:rPr>
                 <w:sz w:val="14"/>
               </w:rPr>
-              <w:t>2027-07-12</w:t>
+              <w:t>2027-04-05</w:t>
             </w:r>
           </w:p>
         </w:tc>
@@ -39080,7 +39184,7 @@
               <w:rPr>
                 <w:sz w:val="14"/>
               </w:rPr>
-              <w:t>8</w:t>
+              <w:t>-12</w:t>
             </w:r>
           </w:p>
         </w:tc>
@@ -39101,7 +39205,7 @@
               <w:rPr>
                 <w:sz w:val="14"/>
               </w:rPr>
-              <w:t>EWP-08-CV-01</w:t>
+              <w:t>EWP-03-CV-01</w:t>
             </w:r>
           </w:p>
         </w:tc>
@@ -39117,7 +39221,7 @@
               <w:rPr>
                 <w:sz w:val="14"/>
               </w:rPr>
-              <w:t>CWP-08-CV-01</w:t>
+              <w:t>CWP-03-CV-01</w:t>
             </w:r>
           </w:p>
         </w:tc>
@@ -39133,7 +39237,7 @@
               <w:rPr>
                 <w:sz w:val="14"/>
               </w:rPr>
-              <w:t>ALP-EPC-00UQA-HV-GAD-0001</w:t>
+              <w:t>ALP-EPC-00UBA-HV-GAD-0002</w:t>
             </w:r>
           </w:p>
         </w:tc>
@@ -39149,7 +39253,7 @@
               <w:rPr>
                 <w:sz w:val="14"/>
               </w:rPr>
-              <w:t>2027-06-07</w:t>
+              <w:t>2027-05-11</w:t>
             </w:r>
           </w:p>
         </w:tc>
@@ -39165,7 +39269,7 @@
               <w:rPr>
                 <w:sz w:val="14"/>
               </w:rPr>
-              <w:t>2027-05-04</w:t>
+              <w:t>2027-03-29</w:t>
             </w:r>
           </w:p>
         </w:tc>
@@ -39181,7 +39285,7 @@
               <w:rPr>
                 <w:sz w:val="14"/>
               </w:rPr>
-              <w:t>9</w:t>
+              <w:t>-10</w:t>
             </w:r>
           </w:p>
         </w:tc>
@@ -39202,7 +39306,7 @@
               <w:rPr>
                 <w:sz w:val="14"/>
               </w:rPr>
-              <w:t>EWP-12-CV-01</w:t>
+              <w:t>EWP-05-CV-01</w:t>
             </w:r>
           </w:p>
         </w:tc>
@@ -39218,7 +39322,7 @@
               <w:rPr>
                 <w:sz w:val="14"/>
               </w:rPr>
-              <w:t>CWP-12-CV-01</w:t>
+              <w:t>CWP-05-CV-01</w:t>
             </w:r>
           </w:p>
         </w:tc>
@@ -39234,7 +39338,7 @@
               <w:rPr>
                 <w:sz w:val="14"/>
               </w:rPr>
-              <w:t>ALP-EPC-00UZA-PI-LAY-0001</w:t>
+              <w:t>ALP-EPC-00UPC-CV-RBR-0001</w:t>
             </w:r>
           </w:p>
         </w:tc>
@@ -39250,7 +39354,7 @@
               <w:rPr>
                 <w:sz w:val="14"/>
               </w:rPr>
-              <w:t>2027-01-11</w:t>
+              <w:t>2027-06-10</w:t>
             </w:r>
           </w:p>
         </w:tc>
@@ -39266,7 +39370,7 @@
               <w:rPr>
                 <w:sz w:val="14"/>
               </w:rPr>
-              <w:t>2027-01-18</w:t>
+              <w:t>2027-03-25</w:t>
             </w:r>
           </w:p>
         </w:tc>
@@ -39282,7 +39386,7 @@
               <w:rPr>
                 <w:sz w:val="14"/>
               </w:rPr>
-              <w:t>9</w:t>
+              <w:t>-10</w:t>
             </w:r>
           </w:p>
         </w:tc>
@@ -39303,7 +39407,7 @@
               <w:rPr>
                 <w:sz w:val="14"/>
               </w:rPr>
-              <w:t>EWP-07-CV-01</w:t>
+              <w:t>EWP-01-CV-02</w:t>
             </w:r>
           </w:p>
         </w:tc>
@@ -39319,7 +39423,7 @@
               <w:rPr>
                 <w:sz w:val="14"/>
               </w:rPr>
-              <w:t>CWP-07-CV-01</w:t>
+              <w:t>CWP-01-CV-02</w:t>
             </w:r>
           </w:p>
         </w:tc>
@@ -39335,7 +39439,7 @@
               <w:rPr>
                 <w:sz w:val="14"/>
               </w:rPr>
-              <w:t>ALP-EPC-00UGA-HV-GAD-0001</w:t>
+              <w:t>ALP-EPC-10UMA-CV-RBR-0001</w:t>
             </w:r>
           </w:p>
         </w:tc>
@@ -39351,7 +39455,7 @@
               <w:rPr>
                 <w:sz w:val="14"/>
               </w:rPr>
-              <w:t>2027-06-01</w:t>
+              <w:t>2027-06-22</w:t>
             </w:r>
           </w:p>
         </w:tc>
@@ -39367,7 +39471,7 @@
               <w:rPr>
                 <w:sz w:val="14"/>
               </w:rPr>
-              <w:t>2027-04-05</w:t>
+              <w:t>2027-04-19</w:t>
             </w:r>
           </w:p>
         </w:tc>
@@ -39383,7 +39487,7 @@
               <w:rPr>
                 <w:sz w:val="14"/>
               </w:rPr>
-              <w:t>10</w:t>
+              <w:t>-7</w:t>
             </w:r>
           </w:p>
         </w:tc>
@@ -39404,7 +39508,7 @@
               <w:rPr>
                 <w:sz w:val="14"/>
               </w:rPr>
-              <w:t>EWP-03-CV-01</w:t>
+              <w:t>EWP-06-CV-01</w:t>
             </w:r>
           </w:p>
         </w:tc>
@@ -39420,7 +39524,7 @@
               <w:rPr>
                 <w:sz w:val="14"/>
               </w:rPr>
-              <w:t>CWP-03-CV-01</w:t>
+              <w:t>CWP-06-CV-01</w:t>
             </w:r>
           </w:p>
         </w:tc>
@@ -39436,7 +39540,7 @@
               <w:rPr>
                 <w:sz w:val="14"/>
               </w:rPr>
-              <w:t>ALP-EPC-00UBA-CV-RBR-0001</w:t>
+              <w:t>ALP-EPC-00UPA-EL-ELY-0001</w:t>
             </w:r>
           </w:p>
         </w:tc>
@@ -39452,7 +39556,7 @@
               <w:rPr>
                 <w:sz w:val="14"/>
               </w:rPr>
-              <w:t>2027-04-20</w:t>
+              <w:t>2027-10-20</w:t>
             </w:r>
           </w:p>
         </w:tc>
@@ -39468,7 +39572,7 @@
               <w:rPr>
                 <w:sz w:val="14"/>
               </w:rPr>
-              <w:t>2027-03-29</w:t>
+              <w:t>2027-09-03</w:t>
             </w:r>
           </w:p>
         </w:tc>
@@ -39484,7 +39588,7 @@
               <w:rPr>
                 <w:sz w:val="14"/>
               </w:rPr>
-              <w:t>11</w:t>
+              <w:t>-7</w:t>
             </w:r>
           </w:p>
         </w:tc>
@@ -39505,7 +39609,7 @@
               <w:rPr>
                 <w:sz w:val="14"/>
               </w:rPr>
-              <w:t>EWP-02-PI-01</w:t>
+              <w:t>EWP-02-CV-01</w:t>
             </w:r>
           </w:p>
         </w:tc>
@@ -39521,7 +39625,7 @@
               <w:rPr>
                 <w:sz w:val="14"/>
               </w:rPr>
-              <w:t>CWP-02-PI-01</w:t>
+              <w:t>CWP-02-CV-01</w:t>
             </w:r>
           </w:p>
         </w:tc>
@@ -39537,7 +39641,7 @@
               <w:rPr>
                 <w:sz w:val="14"/>
               </w:rPr>
-              <w:t>ALP-EPC-20LCA-PI-SUP-0001</w:t>
+              <w:t>ALP-EPC-20UMB-CV-FND-0001</w:t>
             </w:r>
           </w:p>
         </w:tc>
@@ -39553,7 +39657,7 @@
               <w:rPr>
                 <w:sz w:val="14"/>
               </w:rPr>
-              <w:t>2028-04-27</w:t>
+              <w:t>2027-04-12</w:t>
             </w:r>
           </w:p>
         </w:tc>
@@ -39569,7 +39673,7 @@
               <w:rPr>
                 <w:sz w:val="14"/>
               </w:rPr>
-              <w:t>2028-01-31</w:t>
+              <w:t>2027-03-22</w:t>
             </w:r>
           </w:p>
         </w:tc>
@@ -39585,7 +39689,7 @@
               <w:rPr>
                 <w:sz w:val="14"/>
               </w:rPr>
-              <w:t>12</w:t>
+              <w:t>-5</w:t>
             </w:r>
           </w:p>
         </w:tc>
@@ -39606,7 +39710,7 @@
               <w:rPr>
                 <w:sz w:val="14"/>
               </w:rPr>
-              <w:t>EWP-05-CV-01</w:t>
+              <w:t>EWP-02-CV-02</w:t>
             </w:r>
           </w:p>
         </w:tc>
@@ -39622,7 +39726,7 @@
               <w:rPr>
                 <w:sz w:val="14"/>
               </w:rPr>
-              <w:t>CWP-05-CV-01</w:t>
+              <w:t>CWP-02-CV-02</w:t>
             </w:r>
           </w:p>
         </w:tc>
@@ -39638,7 +39742,7 @@
               <w:rPr>
                 <w:sz w:val="14"/>
               </w:rPr>
-              <w:t>ALP-EPC-00UPC-CV-RBR-0001</w:t>
+              <w:t>ALP-EPC-20UMB-CV-RBR-0001</w:t>
             </w:r>
           </w:p>
         </w:tc>
@@ -39654,7 +39758,7 @@
               <w:rPr>
                 <w:sz w:val="14"/>
               </w:rPr>
-              <w:t>2027-06-04</w:t>
+              <w:t>2027-06-25</w:t>
             </w:r>
           </w:p>
         </w:tc>
@@ -39670,7 +39774,7 @@
               <w:rPr>
                 <w:sz w:val="14"/>
               </w:rPr>
-              <w:t>2027-03-25</w:t>
+              <w:t>2027-04-19</w:t>
             </w:r>
           </w:p>
         </w:tc>
@@ -39686,7 +39790,7 @@
               <w:rPr>
                 <w:sz w:val="14"/>
               </w:rPr>
-              <w:t>13</w:t>
+              <w:t>-4</w:t>
             </w:r>
           </w:p>
         </w:tc>
@@ -39707,7 +39811,7 @@
               <w:rPr>
                 <w:sz w:val="14"/>
               </w:rPr>
-              <w:t>EWP-01-CV-02</w:t>
+              <w:t>EWP-01-CV-01</w:t>
             </w:r>
           </w:p>
         </w:tc>
@@ -39723,7 +39827,7 @@
               <w:rPr>
                 <w:sz w:val="14"/>
               </w:rPr>
-              <w:t>CWP-01-CV-02</w:t>
+              <w:t>CWP-01-CV-01</w:t>
             </w:r>
           </w:p>
         </w:tc>
@@ -39739,7 +39843,7 @@
               <w:rPr>
                 <w:sz w:val="14"/>
               </w:rPr>
-              <w:t>ALP-EPC-00UBF-CV-RBR-0001</w:t>
+              <w:t>ALP-EPC-10UMA-CV-FND-0001</w:t>
             </w:r>
           </w:p>
         </w:tc>
@@ -39755,7 +39859,7 @@
               <w:rPr>
                 <w:sz w:val="14"/>
               </w:rPr>
-              <w:t>2027-06-21</w:t>
+              <w:t>2027-04-12</w:t>
             </w:r>
           </w:p>
         </w:tc>
@@ -39771,7 +39875,7 @@
               <w:rPr>
                 <w:sz w:val="14"/>
               </w:rPr>
-              <w:t>2027-04-19</w:t>
+              <w:t>2027-03-22</w:t>
             </w:r>
           </w:p>
         </w:tc>
@@ -39787,7 +39891,7 @@
               <w:rPr>
                 <w:sz w:val="14"/>
               </w:rPr>
-              <w:t>15</w:t>
+              <w:t>-3</w:t>
             </w:r>
           </w:p>
         </w:tc>
@@ -39840,7 +39944,7 @@
               <w:rPr>
                 <w:sz w:val="14"/>
               </w:rPr>
-              <w:t>ALP-EPC-00UAC-CV-RBR-0001</w:t>
+              <w:t>ALP-EPC-00UAC-HV-GAD-0001</w:t>
             </w:r>
           </w:p>
         </w:tc>
@@ -39856,7 +39960,7 @@
               <w:rPr>
                 <w:sz w:val="14"/>
               </w:rPr>
-              <w:t>2027-04-16</w:t>
+              <w:t>2027-05-04</w:t>
             </w:r>
           </w:p>
         </w:tc>
@@ -39888,7 +39992,7 @@
               <w:rPr>
                 <w:sz w:val="14"/>
               </w:rPr>
-              <w:t>15</w:t>
+              <w:t>-3</w:t>
             </w:r>
           </w:p>
         </w:tc>
@@ -39909,7 +40013,7 @@
               <w:rPr>
                 <w:sz w:val="14"/>
               </w:rPr>
-              <w:t>EWP-07-PI-01</w:t>
+              <w:t>EWP-11-CV-01</w:t>
             </w:r>
           </w:p>
         </w:tc>
@@ -39925,7 +40029,7 @@
               <w:rPr>
                 <w:sz w:val="14"/>
               </w:rPr>
-              <w:t>CWP-07-PI-01</w:t>
+              <w:t>CWP-11-CV-01</w:t>
             </w:r>
           </w:p>
         </w:tc>
@@ -39941,7 +40045,7 @@
               <w:rPr>
                 <w:sz w:val="14"/>
               </w:rPr>
-              <w:t>ALP-EPC-00GUA-PI-SUP-0001</w:t>
+              <w:t>ALP-EPC-00USA-HV-GAD-0001</w:t>
             </w:r>
           </w:p>
         </w:tc>
@@ -39957,7 +40061,7 @@
               <w:rPr>
                 <w:sz w:val="14"/>
               </w:rPr>
-              <w:t>2028-03-10</w:t>
+              <w:t>2027-05-03</w:t>
             </w:r>
           </w:p>
         </w:tc>
@@ -39973,7 +40077,7 @@
               <w:rPr>
                 <w:sz w:val="14"/>
               </w:rPr>
-              <w:t>2028-01-24</w:t>
+              <w:t>2027-03-29</w:t>
             </w:r>
           </w:p>
         </w:tc>
@@ -39989,7 +40093,7 @@
               <w:rPr>
                 <w:sz w:val="14"/>
               </w:rPr>
-              <w:t>16</w:t>
+              <w:t>-1</w:t>
             </w:r>
           </w:p>
         </w:tc>
@@ -40010,7 +40114,7 @@
               <w:rPr>
                 <w:sz w:val="14"/>
               </w:rPr>
-              <w:t>EWP-01-PI-01</w:t>
+              <w:t>EWP-08-CV-01</w:t>
             </w:r>
           </w:p>
         </w:tc>
@@ -40026,7 +40130,7 @@
               <w:rPr>
                 <w:sz w:val="14"/>
               </w:rPr>
-              <w:t>CWP-01-PI-01</w:t>
+              <w:t>CWP-08-CV-01</w:t>
             </w:r>
           </w:p>
         </w:tc>
@@ -40042,7 +40146,7 @@
               <w:rPr>
                 <w:sz w:val="14"/>
               </w:rPr>
-              <w:t>ALP-EPC-10LAE-PI-SUP-0001</w:t>
+              <w:t>ALP-EPC-00UQA-HV-GAD-0001</w:t>
             </w:r>
           </w:p>
         </w:tc>
@@ -40058,7 +40162,7 @@
               <w:rPr>
                 <w:sz w:val="14"/>
               </w:rPr>
-              <w:t>2028-03-01</w:t>
+              <w:t>2027-06-10</w:t>
             </w:r>
           </w:p>
         </w:tc>
@@ -40074,7 +40178,7 @@
               <w:rPr>
                 <w:sz w:val="14"/>
               </w:rPr>
-              <w:t>2027-12-13</w:t>
+              <w:t>2027-05-04</w:t>
             </w:r>
           </w:p>
         </w:tc>
@@ -40090,7 +40194,7 @@
               <w:rPr>
                 <w:sz w:val="14"/>
               </w:rPr>
-              <w:t>18</w:t>
+              <w:t>3</w:t>
             </w:r>
           </w:p>
         </w:tc>
@@ -40111,7 +40215,7 @@
               <w:rPr>
                 <w:sz w:val="14"/>
               </w:rPr>
-              <w:t>EWP-02-CV-02</w:t>
+              <w:t>EWP-12-PI-01</w:t>
             </w:r>
           </w:p>
         </w:tc>
@@ -40127,7 +40231,7 @@
               <w:rPr>
                 <w:sz w:val="14"/>
               </w:rPr>
-              <w:t>CWP-02-CV-02</w:t>
+              <w:t>CWP-12-PI-01</w:t>
             </w:r>
           </w:p>
         </w:tc>
@@ -40143,7 +40247,7 @@
               <w:rPr>
                 <w:sz w:val="14"/>
               </w:rPr>
-              <w:t>ALP-EPC-20UMB-HV-GAD-0001</w:t>
+              <w:t>ALP-EPC-00UZA-IC-ELY-0001</w:t>
             </w:r>
           </w:p>
         </w:tc>
@@ -40159,7 +40263,7 @@
               <w:rPr>
                 <w:sz w:val="14"/>
               </w:rPr>
-              <w:t>2027-06-28</w:t>
+              <w:t>2027-10-18</w:t>
             </w:r>
           </w:p>
         </w:tc>
@@ -40175,7 +40279,512 @@
               <w:rPr>
                 <w:sz w:val="14"/>
               </w:rPr>
-              <w:t>2027-04-19</w:t>
+              <w:t>2027-07-12</w:t>
+            </w:r>
+          </w:p>
+        </w:tc>
+        <w:tc>
+          <w:tcPr>
+            <w:tcW w:type="dxa" w:w="680"/>
+          </w:tcPr>
+          <w:p>
+            <w:pPr>
+              <w:spacing w:after="0"/>
+            </w:pPr>
+            <w:r>
+              <w:rPr>
+                <w:sz w:val="14"/>
+              </w:rPr>
+              <w:t>4</w:t>
+            </w:r>
+          </w:p>
+        </w:tc>
+      </w:tr>
+      <w:tr>
+        <w:trPr>
+          <w:cantSplit w:val="true"/>
+        </w:trPr>
+        <w:tc>
+          <w:tcPr>
+            <w:tcW w:type="dxa" w:w="1587"/>
+          </w:tcPr>
+          <w:p>
+            <w:pPr>
+              <w:spacing w:after="0"/>
+            </w:pPr>
+            <w:r>
+              <w:rPr>
+                <w:sz w:val="14"/>
+              </w:rPr>
+              <w:t>EWP-02-PI-01</w:t>
+            </w:r>
+          </w:p>
+        </w:tc>
+        <w:tc>
+          <w:tcPr>
+            <w:tcW w:type="dxa" w:w="1587"/>
+          </w:tcPr>
+          <w:p>
+            <w:pPr>
+              <w:spacing w:after="0"/>
+            </w:pPr>
+            <w:r>
+              <w:rPr>
+                <w:sz w:val="14"/>
+              </w:rPr>
+              <w:t>CWP-02-PI-01</w:t>
+            </w:r>
+          </w:p>
+        </w:tc>
+        <w:tc>
+          <w:tcPr>
+            <w:tcW w:type="dxa" w:w="2948"/>
+          </w:tcPr>
+          <w:p>
+            <w:pPr>
+              <w:spacing w:after="0"/>
+            </w:pPr>
+            <w:r>
+              <w:rPr>
+                <w:sz w:val="14"/>
+              </w:rPr>
+              <w:t>ALP-EPC-20LCA-PI-SUP-0001</w:t>
+            </w:r>
+          </w:p>
+        </w:tc>
+        <w:tc>
+          <w:tcPr>
+            <w:tcW w:type="dxa" w:w="1134"/>
+          </w:tcPr>
+          <w:p>
+            <w:pPr>
+              <w:spacing w:after="0"/>
+            </w:pPr>
+            <w:r>
+              <w:rPr>
+                <w:sz w:val="14"/>
+              </w:rPr>
+              <w:t>2028-04-26</w:t>
+            </w:r>
+          </w:p>
+        </w:tc>
+        <w:tc>
+          <w:tcPr>
+            <w:tcW w:type="dxa" w:w="1134"/>
+          </w:tcPr>
+          <w:p>
+            <w:pPr>
+              <w:spacing w:after="0"/>
+            </w:pPr>
+            <w:r>
+              <w:rPr>
+                <w:sz w:val="14"/>
+              </w:rPr>
+              <w:t>2028-01-31</w:t>
+            </w:r>
+          </w:p>
+        </w:tc>
+        <w:tc>
+          <w:tcPr>
+            <w:tcW w:type="dxa" w:w="680"/>
+          </w:tcPr>
+          <w:p>
+            <w:pPr>
+              <w:spacing w:after="0"/>
+            </w:pPr>
+            <w:r>
+              <w:rPr>
+                <w:sz w:val="14"/>
+              </w:rPr>
+              <w:t>13</w:t>
+            </w:r>
+          </w:p>
+        </w:tc>
+      </w:tr>
+      <w:tr>
+        <w:trPr>
+          <w:cantSplit w:val="true"/>
+        </w:trPr>
+        <w:tc>
+          <w:tcPr>
+            <w:tcW w:type="dxa" w:w="1587"/>
+          </w:tcPr>
+          <w:p>
+            <w:pPr>
+              <w:spacing w:after="0"/>
+            </w:pPr>
+            <w:r>
+              <w:rPr>
+                <w:sz w:val="14"/>
+              </w:rPr>
+              <w:t>EWP-12-CV-02</w:t>
+            </w:r>
+          </w:p>
+        </w:tc>
+        <w:tc>
+          <w:tcPr>
+            <w:tcW w:type="dxa" w:w="1587"/>
+          </w:tcPr>
+          <w:p>
+            <w:pPr>
+              <w:spacing w:after="0"/>
+            </w:pPr>
+            <w:r>
+              <w:rPr>
+                <w:sz w:val="14"/>
+              </w:rPr>
+              <w:t>CWP-12-CV-02</w:t>
+            </w:r>
+          </w:p>
+        </w:tc>
+        <w:tc>
+          <w:tcPr>
+            <w:tcW w:type="dxa" w:w="2948"/>
+          </w:tcPr>
+          <w:p>
+            <w:pPr>
+              <w:spacing w:after="0"/>
+            </w:pPr>
+            <w:r>
+              <w:rPr>
+                <w:sz w:val="14"/>
+              </w:rPr>
+              <w:t>ALP-EPC-00UZD-CV-FND-0001</w:t>
+            </w:r>
+          </w:p>
+        </w:tc>
+        <w:tc>
+          <w:tcPr>
+            <w:tcW w:type="dxa" w:w="1134"/>
+          </w:tcPr>
+          <w:p>
+            <w:pPr>
+              <w:spacing w:after="0"/>
+            </w:pPr>
+            <w:r>
+              <w:rPr>
+                <w:sz w:val="14"/>
+              </w:rPr>
+              <w:t>2027-06-21</w:t>
+            </w:r>
+          </w:p>
+        </w:tc>
+        <w:tc>
+          <w:tcPr>
+            <w:tcW w:type="dxa" w:w="1134"/>
+          </w:tcPr>
+          <w:p>
+            <w:pPr>
+              <w:spacing w:after="0"/>
+            </w:pPr>
+            <w:r>
+              <w:rPr>
+                <w:sz w:val="14"/>
+              </w:rPr>
+              <w:t>2027-03-22</w:t>
+            </w:r>
+          </w:p>
+        </w:tc>
+        <w:tc>
+          <w:tcPr>
+            <w:tcW w:type="dxa" w:w="680"/>
+          </w:tcPr>
+          <w:p>
+            <w:pPr>
+              <w:spacing w:after="0"/>
+            </w:pPr>
+            <w:r>
+              <w:rPr>
+                <w:sz w:val="14"/>
+              </w:rPr>
+              <w:t>16</w:t>
+            </w:r>
+          </w:p>
+        </w:tc>
+      </w:tr>
+      <w:tr>
+        <w:trPr>
+          <w:cantSplit w:val="true"/>
+        </w:trPr>
+        <w:tc>
+          <w:tcPr>
+            <w:tcW w:type="dxa" w:w="1587"/>
+          </w:tcPr>
+          <w:p>
+            <w:pPr>
+              <w:spacing w:after="0"/>
+            </w:pPr>
+            <w:r>
+              <w:rPr>
+                <w:sz w:val="14"/>
+              </w:rPr>
+              <w:t>EWP-07-PI-01</w:t>
+            </w:r>
+          </w:p>
+        </w:tc>
+        <w:tc>
+          <w:tcPr>
+            <w:tcW w:type="dxa" w:w="1587"/>
+          </w:tcPr>
+          <w:p>
+            <w:pPr>
+              <w:spacing w:after="0"/>
+            </w:pPr>
+            <w:r>
+              <w:rPr>
+                <w:sz w:val="14"/>
+              </w:rPr>
+              <w:t>CWP-07-PI-01</w:t>
+            </w:r>
+          </w:p>
+        </w:tc>
+        <w:tc>
+          <w:tcPr>
+            <w:tcW w:type="dxa" w:w="2948"/>
+          </w:tcPr>
+          <w:p>
+            <w:pPr>
+              <w:spacing w:after="0"/>
+            </w:pPr>
+            <w:r>
+              <w:rPr>
+                <w:sz w:val="14"/>
+              </w:rPr>
+              <w:t>ALP-EPC-00GHA-PI-SUP-0001</w:t>
+            </w:r>
+          </w:p>
+        </w:tc>
+        <w:tc>
+          <w:tcPr>
+            <w:tcW w:type="dxa" w:w="1134"/>
+          </w:tcPr>
+          <w:p>
+            <w:pPr>
+              <w:spacing w:after="0"/>
+            </w:pPr>
+            <w:r>
+              <w:rPr>
+                <w:sz w:val="14"/>
+              </w:rPr>
+              <w:t>2028-03-09</w:t>
+            </w:r>
+          </w:p>
+        </w:tc>
+        <w:tc>
+          <w:tcPr>
+            <w:tcW w:type="dxa" w:w="1134"/>
+          </w:tcPr>
+          <w:p>
+            <w:pPr>
+              <w:spacing w:after="0"/>
+            </w:pPr>
+            <w:r>
+              <w:rPr>
+                <w:sz w:val="14"/>
+              </w:rPr>
+              <w:t>2028-01-24</w:t>
+            </w:r>
+          </w:p>
+        </w:tc>
+        <w:tc>
+          <w:tcPr>
+            <w:tcW w:type="dxa" w:w="680"/>
+          </w:tcPr>
+          <w:p>
+            <w:pPr>
+              <w:spacing w:after="0"/>
+            </w:pPr>
+            <w:r>
+              <w:rPr>
+                <w:sz w:val="14"/>
+              </w:rPr>
+              <w:t>17</w:t>
+            </w:r>
+          </w:p>
+        </w:tc>
+      </w:tr>
+      <w:tr>
+        <w:trPr>
+          <w:cantSplit w:val="true"/>
+        </w:trPr>
+        <w:tc>
+          <w:tcPr>
+            <w:tcW w:type="dxa" w:w="1587"/>
+          </w:tcPr>
+          <w:p>
+            <w:pPr>
+              <w:spacing w:after="0"/>
+            </w:pPr>
+            <w:r>
+              <w:rPr>
+                <w:sz w:val="14"/>
+              </w:rPr>
+              <w:t>EWP-09-CV-01</w:t>
+            </w:r>
+          </w:p>
+        </w:tc>
+        <w:tc>
+          <w:tcPr>
+            <w:tcW w:type="dxa" w:w="1587"/>
+          </w:tcPr>
+          <w:p>
+            <w:pPr>
+              <w:spacing w:after="0"/>
+            </w:pPr>
+            <w:r>
+              <w:rPr>
+                <w:sz w:val="14"/>
+              </w:rPr>
+              <w:t>CWP-09-CV-01</w:t>
+            </w:r>
+          </w:p>
+        </w:tc>
+        <w:tc>
+          <w:tcPr>
+            <w:tcW w:type="dxa" w:w="2948"/>
+          </w:tcPr>
+          <w:p>
+            <w:pPr>
+              <w:spacing w:after="0"/>
+            </w:pPr>
+            <w:r>
+              <w:rPr>
+                <w:sz w:val="14"/>
+              </w:rPr>
+              <w:t>ALP-EPC-00UEK-CV-RBR-0001</w:t>
+            </w:r>
+          </w:p>
+        </w:tc>
+        <w:tc>
+          <w:tcPr>
+            <w:tcW w:type="dxa" w:w="1134"/>
+          </w:tcPr>
+          <w:p>
+            <w:pPr>
+              <w:spacing w:after="0"/>
+            </w:pPr>
+            <w:r>
+              <w:rPr>
+                <w:sz w:val="14"/>
+              </w:rPr>
+              <w:t>2027-08-13</w:t>
+            </w:r>
+          </w:p>
+        </w:tc>
+        <w:tc>
+          <w:tcPr>
+            <w:tcW w:type="dxa" w:w="1134"/>
+          </w:tcPr>
+          <w:p>
+            <w:pPr>
+              <w:spacing w:after="0"/>
+            </w:pPr>
+            <w:r>
+              <w:rPr>
+                <w:sz w:val="14"/>
+              </w:rPr>
+              <w:t>2027-08-04</w:t>
+            </w:r>
+          </w:p>
+        </w:tc>
+        <w:tc>
+          <w:tcPr>
+            <w:tcW w:type="dxa" w:w="680"/>
+          </w:tcPr>
+          <w:p>
+            <w:pPr>
+              <w:spacing w:after="0"/>
+            </w:pPr>
+            <w:r>
+              <w:rPr>
+                <w:sz w:val="14"/>
+              </w:rPr>
+              <w:t>18</w:t>
+            </w:r>
+          </w:p>
+        </w:tc>
+      </w:tr>
+      <w:tr>
+        <w:trPr>
+          <w:cantSplit w:val="true"/>
+        </w:trPr>
+        <w:tc>
+          <w:tcPr>
+            <w:tcW w:type="dxa" w:w="1587"/>
+          </w:tcPr>
+          <w:p>
+            <w:pPr>
+              <w:spacing w:after="0"/>
+            </w:pPr>
+            <w:r>
+              <w:rPr>
+                <w:sz w:val="14"/>
+              </w:rPr>
+              <w:t>EWP-01-PI-01</w:t>
+            </w:r>
+          </w:p>
+        </w:tc>
+        <w:tc>
+          <w:tcPr>
+            <w:tcW w:type="dxa" w:w="1587"/>
+          </w:tcPr>
+          <w:p>
+            <w:pPr>
+              <w:spacing w:after="0"/>
+            </w:pPr>
+            <w:r>
+              <w:rPr>
+                <w:sz w:val="14"/>
+              </w:rPr>
+              <w:t>CWP-01-PI-01</w:t>
+            </w:r>
+          </w:p>
+        </w:tc>
+        <w:tc>
+          <w:tcPr>
+            <w:tcW w:type="dxa" w:w="2948"/>
+          </w:tcPr>
+          <w:p>
+            <w:pPr>
+              <w:spacing w:after="0"/>
+            </w:pPr>
+            <w:r>
+              <w:rPr>
+                <w:sz w:val="14"/>
+              </w:rPr>
+              <w:t>ALP-EPC-10LAE-PI-SUP-0001</w:t>
+            </w:r>
+          </w:p>
+        </w:tc>
+        <w:tc>
+          <w:tcPr>
+            <w:tcW w:type="dxa" w:w="1134"/>
+          </w:tcPr>
+          <w:p>
+            <w:pPr>
+              <w:spacing w:after="0"/>
+            </w:pPr>
+            <w:r>
+              <w:rPr>
+                <w:sz w:val="14"/>
+              </w:rPr>
+              <w:t>2028-02-29</w:t>
+            </w:r>
+          </w:p>
+        </w:tc>
+        <w:tc>
+          <w:tcPr>
+            <w:tcW w:type="dxa" w:w="1134"/>
+          </w:tcPr>
+          <w:p>
+            <w:pPr>
+              <w:spacing w:after="0"/>
+            </w:pPr>
+            <w:r>
+              <w:rPr>
+                <w:sz w:val="14"/>
+              </w:rPr>
+              <w:t>2027-12-13</w:t>
             </w:r>
           </w:p>
         </w:tc>
@@ -40356,7 +40965,7 @@
               <w:rPr>
                 <w:sz w:val="14"/>
               </w:rPr>
-              <w:t>MR-ME-101</w:t>
+              <w:t>MR-EL-009</w:t>
             </w:r>
           </w:p>
         </w:tc>
@@ -40372,7 +40981,7 @@
               <w:rPr>
                 <w:sz w:val="14"/>
               </w:rPr>
-              <w:t>Gas turbine package incl. auxiliaries (IEC)</w:t>
+              <w:t>Cable trays, earthing and lighting materials</w:t>
             </w:r>
           </w:p>
         </w:tc>
@@ -40388,7 +40997,7 @@
               <w:rPr>
                 <w:sz w:val="14"/>
               </w:rPr>
-              <w:t>2026-11-02</w:t>
+              <w:t>2027-03-11</w:t>
             </w:r>
           </w:p>
         </w:tc>
@@ -40404,7 +41013,7 @@
               <w:rPr>
                 <w:sz w:val="14"/>
               </w:rPr>
-              <w:t>2027-11-15</w:t>
+              <w:t>2027-07-15</w:t>
             </w:r>
           </w:p>
         </w:tc>
@@ -40420,7 +41029,7 @@
               <w:rPr>
                 <w:sz w:val="14"/>
               </w:rPr>
-              <w:t>2027-11-15</w:t>
+              <w:t>2027-06-14</w:t>
             </w:r>
           </w:p>
         </w:tc>
@@ -40436,7 +41045,7 @@
               <w:rPr>
                 <w:sz w:val="14"/>
               </w:rPr>
-              <w:t>CWP-01-ME-01</w:t>
+              <w:t>CWP-12-EL-01</w:t>
             </w:r>
           </w:p>
         </w:tc>
@@ -40452,7 +41061,7 @@
               <w:rPr>
                 <w:sz w:val="14"/>
               </w:rPr>
-              <w:t>0</w:t>
+              <w:t>-23</w:t>
             </w:r>
           </w:p>
         </w:tc>
@@ -40473,7 +41082,7 @@
               <w:rPr>
                 <w:sz w:val="14"/>
               </w:rPr>
-              <w:t>MR-ME-102</w:t>
+              <w:t>MR-PI-002</w:t>
             </w:r>
           </w:p>
         </w:tc>
@@ -40489,7 +41098,7 @@
               <w:rPr>
                 <w:sz w:val="14"/>
               </w:rPr>
-              <w:t>HRSG incl. SCR (IEC)</w:t>
+              <w:t>Alloy piping P91 / P22 (main steam, reheat)</w:t>
             </w:r>
           </w:p>
         </w:tc>
@@ -40505,7 +41114,7 @@
               <w:rPr>
                 <w:sz w:val="14"/>
               </w:rPr>
-              <w:t>2026-11-02</w:t>
+              <w:t>2027-03-25</w:t>
             </w:r>
           </w:p>
         </w:tc>
@@ -40521,7 +41130,7 @@
               <w:rPr>
                 <w:sz w:val="14"/>
               </w:rPr>
-              <w:t>2027-11-15</w:t>
+              <w:t>2028-02-10</w:t>
             </w:r>
           </w:p>
         </w:tc>
@@ -40537,7 +41146,7 @@
               <w:rPr>
                 <w:sz w:val="14"/>
               </w:rPr>
-              <w:t>2027-11-15</w:t>
+              <w:t>2028-01-10</w:t>
             </w:r>
           </w:p>
         </w:tc>
@@ -40553,7 +41162,7 @@
               <w:rPr>
                 <w:sz w:val="14"/>
               </w:rPr>
-              <w:t>CWP-01-ME-01</w:t>
+              <w:t>CWP-01-PI-01</w:t>
             </w:r>
           </w:p>
         </w:tc>
@@ -40569,7 +41178,7 @@
               <w:rPr>
                 <w:sz w:val="14"/>
               </w:rPr>
-              <w:t>0</w:t>
+              <w:t>-23</w:t>
             </w:r>
           </w:p>
         </w:tc>
@@ -40622,7 +41231,7 @@
               <w:rPr>
                 <w:sz w:val="14"/>
               </w:rPr>
-              <w:t>2027-05-12</w:t>
+              <w:t>2027-05-28</w:t>
             </w:r>
           </w:p>
         </w:tc>
@@ -40638,7 +41247,7 @@
               <w:rPr>
                 <w:sz w:val="14"/>
               </w:rPr>
-              <w:t>2027-11-24</w:t>
+              <w:t>2027-12-10</w:t>
             </w:r>
           </w:p>
         </w:tc>
@@ -40686,7 +41295,7 @@
               <w:rPr>
                 <w:sz w:val="14"/>
               </w:rPr>
-              <w:t>3</w:t>
+              <w:t>-9</w:t>
             </w:r>
           </w:p>
         </w:tc>
@@ -40707,7 +41316,7 @@
               <w:rPr>
                 <w:sz w:val="14"/>
               </w:rPr>
-              <w:t>MR-EL-001</w:t>
+              <w:t>MR-ME-101</w:t>
             </w:r>
           </w:p>
         </w:tc>
@@ -40723,7 +41332,7 @@
               <w:rPr>
                 <w:sz w:val="14"/>
               </w:rPr>
-              <w:t>380 kV GIS</w:t>
+              <w:t>Gas turbine package incl. auxiliaries (IEC)</w:t>
             </w:r>
           </w:p>
         </w:tc>
@@ -40739,7 +41348,7 @@
               <w:rPr>
                 <w:sz w:val="14"/>
               </w:rPr>
-              <w:t>2026-12-15</w:t>
+              <w:t>2026-11-02</w:t>
             </w:r>
           </w:p>
         </w:tc>
@@ -40755,7 +41364,7 @@
               <w:rPr>
                 <w:sz w:val="14"/>
               </w:rPr>
-              <w:t>2028-01-25</w:t>
+              <w:t>2027-11-15</w:t>
             </w:r>
           </w:p>
         </w:tc>
@@ -40771,7 +41380,7 @@
               <w:rPr>
                 <w:sz w:val="14"/>
               </w:rPr>
-              <w:t>2028-02-01</w:t>
+              <w:t>2027-11-15</w:t>
             </w:r>
           </w:p>
         </w:tc>
@@ -40787,7 +41396,7 @@
               <w:rPr>
                 <w:sz w:val="14"/>
               </w:rPr>
-              <w:t>CWP-04-EL-01</w:t>
+              <w:t>CWP-01-ME-01</w:t>
             </w:r>
           </w:p>
         </w:tc>
@@ -40803,7 +41412,7 @@
               <w:rPr>
                 <w:sz w:val="14"/>
               </w:rPr>
-              <w:t>5</w:t>
+              <w:t>0</w:t>
             </w:r>
           </w:p>
         </w:tc>
@@ -40824,7 +41433,7 @@
               <w:rPr>
                 <w:sz w:val="14"/>
               </w:rPr>
-              <w:t>MR-EL-011</w:t>
+              <w:t>MR-ME-102</w:t>
             </w:r>
           </w:p>
         </w:tc>
@@ -40840,7 +41449,7 @@
               <w:rPr>
                 <w:sz w:val="14"/>
               </w:rPr>
-              <w:t>Construction power supply (RMU, temporary distribution)</w:t>
+              <w:t>HRSG incl. SCR (IEC)</w:t>
             </w:r>
           </w:p>
         </w:tc>
@@ -40856,7 +41465,7 @@
               <w:rPr>
                 <w:sz w:val="14"/>
               </w:rPr>
-              <w:t>2026-11-16</w:t>
+              <w:t>2026-11-02</w:t>
             </w:r>
           </w:p>
         </w:tc>
@@ -40872,7 +41481,7 @@
               <w:rPr>
                 <w:sz w:val="14"/>
               </w:rPr>
-              <w:t>2027-01-18</w:t>
+              <w:t>2027-11-15</w:t>
             </w:r>
           </w:p>
         </w:tc>
@@ -40888,7 +41497,7 @@
               <w:rPr>
                 <w:sz w:val="14"/>
               </w:rPr>
-              <w:t>2027-01-25</w:t>
+              <w:t>2027-11-15</w:t>
             </w:r>
           </w:p>
         </w:tc>
@@ -40904,7 +41513,7 @@
               <w:rPr>
                 <w:sz w:val="14"/>
               </w:rPr>
-              <w:t>CWP-12-CV-01</w:t>
+              <w:t>CWP-01-ME-01</w:t>
             </w:r>
           </w:p>
         </w:tc>
@@ -40920,7 +41529,7 @@
               <w:rPr>
                 <w:sz w:val="14"/>
               </w:rPr>
-              <w:t>5</w:t>
+              <w:t>0</w:t>
             </w:r>
           </w:p>
         </w:tc>
@@ -40941,7 +41550,7 @@
               <w:rPr>
                 <w:sz w:val="14"/>
               </w:rPr>
-              <w:t>MR-EL-101</w:t>
+              <w:t>MR-EL-001</w:t>
             </w:r>
           </w:p>
         </w:tc>
@@ -40957,7 +41566,7 @@
               <w:rPr>
                 <w:sz w:val="14"/>
               </w:rPr>
-              <w:t>Generators, excitation, GCB and busducts (IEC)</w:t>
+              <w:t>380 kV GIS</w:t>
             </w:r>
           </w:p>
         </w:tc>
@@ -40973,7 +41582,7 @@
               <w:rPr>
                 <w:sz w:val="14"/>
               </w:rPr>
-              <w:t>2026-11-02</w:t>
+              <w:t>2026-12-15</w:t>
             </w:r>
           </w:p>
         </w:tc>
@@ -40989,7 +41598,7 @@
               <w:rPr>
                 <w:sz w:val="14"/>
               </w:rPr>
-              <w:t>2027-11-08</w:t>
+              <w:t>2028-01-25</w:t>
             </w:r>
           </w:p>
         </w:tc>
@@ -41005,7 +41614,7 @@
               <w:rPr>
                 <w:sz w:val="14"/>
               </w:rPr>
-              <w:t>2027-11-15</w:t>
+              <w:t>2028-02-01</w:t>
             </w:r>
           </w:p>
         </w:tc>
@@ -41021,7 +41630,7 @@
               <w:rPr>
                 <w:sz w:val="14"/>
               </w:rPr>
-              <w:t>CWP-01-ME-01</w:t>
+              <w:t>CWP-04-EL-01</w:t>
             </w:r>
           </w:p>
         </w:tc>
@@ -41058,7 +41667,7 @@
               <w:rPr>
                 <w:sz w:val="14"/>
               </w:rPr>
-              <w:t>MR-ME-103</w:t>
+              <w:t>MR-EL-011</w:t>
             </w:r>
           </w:p>
         </w:tc>
@@ -41074,7 +41683,7 @@
               <w:rPr>
                 <w:sz w:val="14"/>
               </w:rPr>
-              <w:t>Steam turbine and condenser (IEC)</w:t>
+              <w:t>Construction power supply (RMU, temporary distribution)</w:t>
             </w:r>
           </w:p>
         </w:tc>
@@ -41090,7 +41699,7 @@
               <w:rPr>
                 <w:sz w:val="14"/>
               </w:rPr>
-              <w:t>2026-11-02</w:t>
+              <w:t>2026-11-16</w:t>
             </w:r>
           </w:p>
         </w:tc>
@@ -41106,7 +41715,7 @@
               <w:rPr>
                 <w:sz w:val="14"/>
               </w:rPr>
-              <w:t>2028-01-10</w:t>
+              <w:t>2027-01-18</w:t>
             </w:r>
           </w:p>
         </w:tc>
@@ -41122,7 +41731,7 @@
               <w:rPr>
                 <w:sz w:val="14"/>
               </w:rPr>
-              <w:t>2028-01-17</w:t>
+              <w:t>2027-01-25</w:t>
             </w:r>
           </w:p>
         </w:tc>
@@ -41138,7 +41747,7 @@
               <w:rPr>
                 <w:sz w:val="14"/>
               </w:rPr>
-              <w:t>CWP-02-ME-01</w:t>
+              <w:t>CWP-12-CV-01</w:t>
             </w:r>
           </w:p>
         </w:tc>
@@ -41175,7 +41784,7 @@
               <w:rPr>
                 <w:sz w:val="14"/>
               </w:rPr>
-              <w:t>MR-EL-009</w:t>
+              <w:t>MR-EL-101</w:t>
             </w:r>
           </w:p>
         </w:tc>
@@ -41191,7 +41800,7 @@
               <w:rPr>
                 <w:sz w:val="14"/>
               </w:rPr>
-              <w:t>Cable trays, earthing and lighting materials</w:t>
+              <w:t>Generators, excitation, GCB and busducts (IEC)</w:t>
             </w:r>
           </w:p>
         </w:tc>
@@ -41207,7 +41816,7 @@
               <w:rPr>
                 <w:sz w:val="14"/>
               </w:rPr>
-              <w:t>2027-01-28</w:t>
+              <w:t>2026-11-02</w:t>
             </w:r>
           </w:p>
         </w:tc>
@@ -41223,7 +41832,7 @@
               <w:rPr>
                 <w:sz w:val="14"/>
               </w:rPr>
-              <w:t>2027-06-03</w:t>
+              <w:t>2027-11-08</w:t>
             </w:r>
           </w:p>
         </w:tc>
@@ -41239,7 +41848,7 @@
               <w:rPr>
                 <w:sz w:val="14"/>
               </w:rPr>
-              <w:t>2027-06-14</w:t>
+              <w:t>2027-11-15</w:t>
             </w:r>
           </w:p>
         </w:tc>
@@ -41255,7 +41864,7 @@
               <w:rPr>
                 <w:sz w:val="14"/>
               </w:rPr>
-              <w:t>CWP-12-EL-01</w:t>
+              <w:t>CWP-01-ME-01</w:t>
             </w:r>
           </w:p>
         </w:tc>
@@ -41271,7 +41880,7 @@
               <w:rPr>
                 <w:sz w:val="14"/>
               </w:rPr>
-              <w:t>7</w:t>
+              <w:t>5</w:t>
             </w:r>
           </w:p>
         </w:tc>
@@ -41292,7 +41901,7 @@
               <w:rPr>
                 <w:sz w:val="14"/>
               </w:rPr>
-              <w:t>MR-ME-001</w:t>
+              <w:t>MR-ME-103</w:t>
             </w:r>
           </w:p>
         </w:tc>
@@ -41308,7 +41917,7 @@
               <w:rPr>
                 <w:sz w:val="14"/>
               </w:rPr>
-              <w:t>Boiler feed pumps</w:t>
+              <w:t>Steam turbine and condenser (IEC)</w:t>
             </w:r>
           </w:p>
         </w:tc>
@@ -41324,7 +41933,7 @@
               <w:rPr>
                 <w:sz w:val="14"/>
               </w:rPr>
-              <w:t>2027-01-14</w:t>
+              <w:t>2026-11-02</w:t>
             </w:r>
           </w:p>
         </w:tc>
@@ -41340,7 +41949,7 @@
               <w:rPr>
                 <w:sz w:val="14"/>
               </w:rPr>
-              <w:t>2027-11-18</w:t>
+              <w:t>2028-01-10</w:t>
             </w:r>
           </w:p>
         </w:tc>
@@ -41356,7 +41965,7 @@
               <w:rPr>
                 <w:sz w:val="14"/>
               </w:rPr>
-              <w:t>2027-11-29</w:t>
+              <w:t>2028-01-17</w:t>
             </w:r>
           </w:p>
         </w:tc>
@@ -41372,7 +41981,7 @@
               <w:rPr>
                 <w:sz w:val="14"/>
               </w:rPr>
-              <w:t>CWP-08-ME-01</w:t>
+              <w:t>CWP-02-ME-01</w:t>
             </w:r>
           </w:p>
         </w:tc>
@@ -41388,7 +41997,7 @@
               <w:rPr>
                 <w:sz w:val="14"/>
               </w:rPr>
-              <w:t>7</w:t>
+              <w:t>5</w:t>
             </w:r>
           </w:p>
         </w:tc>
@@ -41409,7 +42018,7 @@
               <w:rPr>
                 <w:sz w:val="14"/>
               </w:rPr>
-              <w:t>MR-ME-009</w:t>
+              <w:t>MR-ME-001</w:t>
             </w:r>
           </w:p>
         </w:tc>
@@ -41425,7 +42034,7 @@
               <w:rPr>
                 <w:sz w:val="14"/>
               </w:rPr>
-              <w:t>Auxiliary boiler</w:t>
+              <w:t>Boiler feed pumps</w:t>
             </w:r>
           </w:p>
         </w:tc>
@@ -41526,7 +42135,7 @@
               <w:rPr>
                 <w:sz w:val="14"/>
               </w:rPr>
-              <w:t>MR-ME-012</w:t>
+              <w:t>MR-ME-009</w:t>
             </w:r>
           </w:p>
         </w:tc>
@@ -41542,7 +42151,7 @@
               <w:rPr>
                 <w:sz w:val="14"/>
               </w:rPr>
-              <w:t>Water treatment package (SWRO, demin, condensate polishing)</w:t>
+              <w:t>Auxiliary boiler</w:t>
             </w:r>
           </w:p>
         </w:tc>
@@ -41558,7 +42167,7 @@
               <w:rPr>
                 <w:sz w:val="14"/>
               </w:rPr>
-              <w:t>2027-01-28</w:t>
+              <w:t>2027-01-14</w:t>
             </w:r>
           </w:p>
         </w:tc>
@@ -41574,7 +42183,7 @@
               <w:rPr>
                 <w:sz w:val="14"/>
               </w:rPr>
-              <w:t>2028-01-13</w:t>
+              <w:t>2027-11-18</w:t>
             </w:r>
           </w:p>
         </w:tc>
@@ -41590,7 +42199,7 @@
               <w:rPr>
                 <w:sz w:val="14"/>
               </w:rPr>
-              <w:t>2028-01-24</w:t>
+              <w:t>2027-11-29</w:t>
             </w:r>
           </w:p>
         </w:tc>
@@ -41606,7 +42215,7 @@
               <w:rPr>
                 <w:sz w:val="14"/>
               </w:rPr>
-              <w:t>CWP-07-ME-01</w:t>
+              <w:t>CWP-08-ME-01</w:t>
             </w:r>
           </w:p>
         </w:tc>
@@ -41643,7 +42252,7 @@
               <w:rPr>
                 <w:sz w:val="14"/>
               </w:rPr>
-              <w:t>MR-ME-015</w:t>
+              <w:t>MR-ME-012</w:t>
             </w:r>
           </w:p>
         </w:tc>
@@ -41659,7 +42268,7 @@
               <w:rPr>
                 <w:sz w:val="14"/>
               </w:rPr>
-              <w:t>Gas receiving and metering station</w:t>
+              <w:t>Water treatment package (SWRO, demin, condensate polishing)</w:t>
             </w:r>
           </w:p>
         </w:tc>
@@ -41675,7 +42284,7 @@
               <w:rPr>
                 <w:sz w:val="14"/>
               </w:rPr>
-              <w:t>2027-01-14</w:t>
+              <w:t>2027-01-28</w:t>
             </w:r>
           </w:p>
         </w:tc>
@@ -41691,7 +42300,7 @@
               <w:rPr>
                 <w:sz w:val="14"/>
               </w:rPr>
-              <w:t>2027-11-18</w:t>
+              <w:t>2028-01-13</w:t>
             </w:r>
           </w:p>
         </w:tc>
@@ -41707,7 +42316,7 @@
               <w:rPr>
                 <w:sz w:val="14"/>
               </w:rPr>
-              <w:t>2027-11-29</w:t>
+              <w:t>2028-01-24</w:t>
             </w:r>
           </w:p>
         </w:tc>
@@ -41723,7 +42332,7 @@
               <w:rPr>
                 <w:sz w:val="14"/>
               </w:rPr>
-              <w:t>CWP-09-ME-01</w:t>
+              <w:t>CWP-07-ME-01</w:t>
             </w:r>
           </w:p>
         </w:tc>
@@ -41760,7 +42369,7 @@
               <w:rPr>
                 <w:sz w:val="14"/>
               </w:rPr>
-              <w:t>MR-ME-016</w:t>
+              <w:t>MR-ME-015</w:t>
             </w:r>
           </w:p>
         </w:tc>
@@ -41776,7 +42385,7 @@
               <w:rPr>
                 <w:sz w:val="14"/>
               </w:rPr>
-              <w:t>LDO unloading and forwarding / treatment skids</w:t>
+              <w:t>Gas receiving and metering station</w:t>
             </w:r>
           </w:p>
         </w:tc>
@@ -41808,7 +42417,7 @@
               <w:rPr>
                 <w:sz w:val="14"/>
               </w:rPr>
-              <w:t>2027-10-21</w:t>
+              <w:t>2027-11-18</w:t>
             </w:r>
           </w:p>
         </w:tc>
@@ -41824,7 +42433,7 @@
               <w:rPr>
                 <w:sz w:val="14"/>
               </w:rPr>
-              <w:t>2027-11-01</w:t>
+              <w:t>2027-11-29</w:t>
             </w:r>
           </w:p>
         </w:tc>
@@ -41840,7 +42449,7 @@
               <w:rPr>
                 <w:sz w:val="14"/>
               </w:rPr>
-              <w:t>CWP-10-ME-01</w:t>
+              <w:t>CWP-09-ME-01</w:t>
             </w:r>
           </w:p>
         </w:tc>
@@ -41877,7 +42486,7 @@
               <w:rPr>
                 <w:sz w:val="14"/>
               </w:rPr>
-              <w:t>MR-PI-002</w:t>
+              <w:t>MR-ME-016</w:t>
             </w:r>
           </w:p>
         </w:tc>
@@ -41893,7 +42502,7 @@
               <w:rPr>
                 <w:sz w:val="14"/>
               </w:rPr>
-              <w:t>Alloy piping P91 / P22 (main steam, reheat)</w:t>
+              <w:t>LDO unloading and forwarding / treatment skids</w:t>
             </w:r>
           </w:p>
         </w:tc>
@@ -41909,7 +42518,7 @@
               <w:rPr>
                 <w:sz w:val="14"/>
               </w:rPr>
-              <w:t>2027-02-11</w:t>
+              <w:t>2027-01-14</w:t>
             </w:r>
           </w:p>
         </w:tc>
@@ -41925,7 +42534,7 @@
               <w:rPr>
                 <w:sz w:val="14"/>
               </w:rPr>
-              <w:t>2027-12-30</w:t>
+              <w:t>2027-10-21</w:t>
             </w:r>
           </w:p>
         </w:tc>
@@ -41941,7 +42550,7 @@
               <w:rPr>
                 <w:sz w:val="14"/>
               </w:rPr>
-              <w:t>2028-01-10</w:t>
+              <w:t>2027-11-01</w:t>
             </w:r>
           </w:p>
         </w:tc>
@@ -41957,7 +42566,7 @@
               <w:rPr>
                 <w:sz w:val="14"/>
               </w:rPr>
-              <w:t>CWP-01-PI-01</w:t>
+              <w:t>CWP-10-ME-01</w:t>
             </w:r>
           </w:p>
         </w:tc>
@@ -42111,7 +42720,7 @@
               <w:rPr>
                 <w:sz w:val="14"/>
               </w:rPr>
-              <w:t>MR-ME-003</w:t>
+              <w:t>MR-IC-008</w:t>
             </w:r>
           </w:p>
         </w:tc>
@@ -42127,7 +42736,7 @@
               <w:rPr>
                 <w:sz w:val="14"/>
               </w:rPr>
-              <w:t>CW pumps</w:t>
+              <w:t>BOP safety instrumented system (IEC 61511)</w:t>
             </w:r>
           </w:p>
         </w:tc>
@@ -42143,7 +42752,7 @@
               <w:rPr>
                 <w:sz w:val="14"/>
               </w:rPr>
-              <w:t>2027-01-14</w:t>
+              <w:t>2027-05-20</w:t>
             </w:r>
           </w:p>
         </w:tc>
@@ -42159,7 +42768,7 @@
               <w:rPr>
                 <w:sz w:val="14"/>
               </w:rPr>
-              <w:t>2027-12-30</w:t>
+              <w:t>2027-12-02</w:t>
             </w:r>
           </w:p>
         </w:tc>
@@ -42175,7 +42784,7 @@
               <w:rPr>
                 <w:sz w:val="14"/>
               </w:rPr>
-              <w:t>2028-01-17</w:t>
+              <w:t>2027-12-20</w:t>
             </w:r>
           </w:p>
         </w:tc>
@@ -42191,7 +42800,7 @@
               <w:rPr>
                 <w:sz w:val="14"/>
               </w:rPr>
-              <w:t>CWP-05-ME-01</w:t>
+              <w:t>CWP-11-IC-01</w:t>
             </w:r>
           </w:p>
         </w:tc>
@@ -42228,6 +42837,240 @@
               <w:rPr>
                 <w:sz w:val="14"/>
               </w:rPr>
+              <w:t>MR-IC-009</w:t>
+            </w:r>
+          </w:p>
+        </w:tc>
+        <w:tc>
+          <w:tcPr>
+            <w:tcW w:type="dxa" w:w="3402"/>
+          </w:tcPr>
+          <w:p>
+            <w:pPr>
+              <w:spacing w:after="0"/>
+            </w:pPr>
+            <w:r>
+              <w:rPr>
+                <w:sz w:val="14"/>
+              </w:rPr>
+              <w:t>Operator training simulator, historian and performance monitoring</w:t>
+            </w:r>
+          </w:p>
+        </w:tc>
+        <w:tc>
+          <w:tcPr>
+            <w:tcW w:type="dxa" w:w="1077"/>
+          </w:tcPr>
+          <w:p>
+            <w:pPr>
+              <w:spacing w:after="0"/>
+            </w:pPr>
+            <w:r>
+              <w:rPr>
+                <w:sz w:val="14"/>
+              </w:rPr>
+              <w:t>2027-06-03</w:t>
+            </w:r>
+          </w:p>
+        </w:tc>
+        <w:tc>
+          <w:tcPr>
+            <w:tcW w:type="dxa" w:w="1077"/>
+          </w:tcPr>
+          <w:p>
+            <w:pPr>
+              <w:spacing w:after="0"/>
+            </w:pPr>
+            <w:r>
+              <w:rPr>
+                <w:sz w:val="14"/>
+              </w:rPr>
+              <w:t>2028-03-23</w:t>
+            </w:r>
+          </w:p>
+        </w:tc>
+        <w:tc>
+          <w:tcPr>
+            <w:tcW w:type="dxa" w:w="1077"/>
+          </w:tcPr>
+          <w:p>
+            <w:pPr>
+              <w:spacing w:after="0"/>
+            </w:pPr>
+            <w:r>
+              <w:rPr>
+                <w:sz w:val="14"/>
+              </w:rPr>
+              <w:t>2028-04-10</w:t>
+            </w:r>
+          </w:p>
+        </w:tc>
+        <w:tc>
+          <w:tcPr>
+            <w:tcW w:type="dxa" w:w="1304"/>
+          </w:tcPr>
+          <w:p>
+            <w:pPr>
+              <w:spacing w:after="0"/>
+            </w:pPr>
+            <w:r>
+              <w:rPr>
+                <w:sz w:val="14"/>
+              </w:rPr>
+              <w:t>CWP-11-IC-01</w:t>
+            </w:r>
+          </w:p>
+        </w:tc>
+        <w:tc>
+          <w:tcPr>
+            <w:tcW w:type="dxa" w:w="567"/>
+          </w:tcPr>
+          <w:p>
+            <w:pPr>
+              <w:spacing w:after="0"/>
+            </w:pPr>
+            <w:r>
+              <w:rPr>
+                <w:sz w:val="14"/>
+              </w:rPr>
+              <w:t>12</w:t>
+            </w:r>
+          </w:p>
+        </w:tc>
+      </w:tr>
+      <w:tr>
+        <w:trPr>
+          <w:cantSplit w:val="true"/>
+        </w:trPr>
+        <w:tc>
+          <w:tcPr>
+            <w:tcW w:type="dxa" w:w="1134"/>
+          </w:tcPr>
+          <w:p>
+            <w:pPr>
+              <w:spacing w:after="0"/>
+            </w:pPr>
+            <w:r>
+              <w:rPr>
+                <w:sz w:val="14"/>
+              </w:rPr>
+              <w:t>MR-ME-003</w:t>
+            </w:r>
+          </w:p>
+        </w:tc>
+        <w:tc>
+          <w:tcPr>
+            <w:tcW w:type="dxa" w:w="3402"/>
+          </w:tcPr>
+          <w:p>
+            <w:pPr>
+              <w:spacing w:after="0"/>
+            </w:pPr>
+            <w:r>
+              <w:rPr>
+                <w:sz w:val="14"/>
+              </w:rPr>
+              <w:t>CW pumps</w:t>
+            </w:r>
+          </w:p>
+        </w:tc>
+        <w:tc>
+          <w:tcPr>
+            <w:tcW w:type="dxa" w:w="1077"/>
+          </w:tcPr>
+          <w:p>
+            <w:pPr>
+              <w:spacing w:after="0"/>
+            </w:pPr>
+            <w:r>
+              <w:rPr>
+                <w:sz w:val="14"/>
+              </w:rPr>
+              <w:t>2027-01-14</w:t>
+            </w:r>
+          </w:p>
+        </w:tc>
+        <w:tc>
+          <w:tcPr>
+            <w:tcW w:type="dxa" w:w="1077"/>
+          </w:tcPr>
+          <w:p>
+            <w:pPr>
+              <w:spacing w:after="0"/>
+            </w:pPr>
+            <w:r>
+              <w:rPr>
+                <w:sz w:val="14"/>
+              </w:rPr>
+              <w:t>2027-12-30</w:t>
+            </w:r>
+          </w:p>
+        </w:tc>
+        <w:tc>
+          <w:tcPr>
+            <w:tcW w:type="dxa" w:w="1077"/>
+          </w:tcPr>
+          <w:p>
+            <w:pPr>
+              <w:spacing w:after="0"/>
+            </w:pPr>
+            <w:r>
+              <w:rPr>
+                <w:sz w:val="14"/>
+              </w:rPr>
+              <w:t>2028-01-17</w:t>
+            </w:r>
+          </w:p>
+        </w:tc>
+        <w:tc>
+          <w:tcPr>
+            <w:tcW w:type="dxa" w:w="1304"/>
+          </w:tcPr>
+          <w:p>
+            <w:pPr>
+              <w:spacing w:after="0"/>
+            </w:pPr>
+            <w:r>
+              <w:rPr>
+                <w:sz w:val="14"/>
+              </w:rPr>
+              <w:t>CWP-05-ME-01</w:t>
+            </w:r>
+          </w:p>
+        </w:tc>
+        <w:tc>
+          <w:tcPr>
+            <w:tcW w:type="dxa" w:w="567"/>
+          </w:tcPr>
+          <w:p>
+            <w:pPr>
+              <w:spacing w:after="0"/>
+            </w:pPr>
+            <w:r>
+              <w:rPr>
+                <w:sz w:val="14"/>
+              </w:rPr>
+              <w:t>12</w:t>
+            </w:r>
+          </w:p>
+        </w:tc>
+      </w:tr>
+      <w:tr>
+        <w:trPr>
+          <w:cantSplit w:val="true"/>
+        </w:trPr>
+        <w:tc>
+          <w:tcPr>
+            <w:tcW w:type="dxa" w:w="1134"/>
+          </w:tcPr>
+          <w:p>
+            <w:pPr>
+              <w:spacing w:after="0"/>
+            </w:pPr>
+            <w:r>
+              <w:rPr>
+                <w:sz w:val="14"/>
+              </w:rPr>
               <w:t>MR-IC-001</w:t>
             </w:r>
           </w:p>
@@ -42309,6 +43152,123 @@
                 <w:sz w:val="14"/>
               </w:rPr>
               <w:t>CWP-11-IC-01</w:t>
+            </w:r>
+          </w:p>
+        </w:tc>
+        <w:tc>
+          <w:tcPr>
+            <w:tcW w:type="dxa" w:w="567"/>
+          </w:tcPr>
+          <w:p>
+            <w:pPr>
+              <w:spacing w:after="0"/>
+            </w:pPr>
+            <w:r>
+              <w:rPr>
+                <w:sz w:val="14"/>
+              </w:rPr>
+              <w:t>17</w:t>
+            </w:r>
+          </w:p>
+        </w:tc>
+      </w:tr>
+      <w:tr>
+        <w:trPr>
+          <w:cantSplit w:val="true"/>
+        </w:trPr>
+        <w:tc>
+          <w:tcPr>
+            <w:tcW w:type="dxa" w:w="1134"/>
+          </w:tcPr>
+          <w:p>
+            <w:pPr>
+              <w:spacing w:after="0"/>
+            </w:pPr>
+            <w:r>
+              <w:rPr>
+                <w:sz w:val="14"/>
+              </w:rPr>
+              <w:t>MR-ME-010</w:t>
+            </w:r>
+          </w:p>
+        </w:tc>
+        <w:tc>
+          <w:tcPr>
+            <w:tcW w:type="dxa" w:w="3402"/>
+          </w:tcPr>
+          <w:p>
+            <w:pPr>
+              <w:spacing w:after="0"/>
+            </w:pPr>
+            <w:r>
+              <w:rPr>
+                <w:sz w:val="14"/>
+              </w:rPr>
+              <w:t>Nitrogen, hydrogen and CO2 supply</w:t>
+            </w:r>
+          </w:p>
+        </w:tc>
+        <w:tc>
+          <w:tcPr>
+            <w:tcW w:type="dxa" w:w="1077"/>
+          </w:tcPr>
+          <w:p>
+            <w:pPr>
+              <w:spacing w:after="0"/>
+            </w:pPr>
+            <w:r>
+              <w:rPr>
+                <w:sz w:val="14"/>
+              </w:rPr>
+              <w:t>2027-06-03</w:t>
+            </w:r>
+          </w:p>
+        </w:tc>
+        <w:tc>
+          <w:tcPr>
+            <w:tcW w:type="dxa" w:w="1077"/>
+          </w:tcPr>
+          <w:p>
+            <w:pPr>
+              <w:spacing w:after="0"/>
+            </w:pPr>
+            <w:r>
+              <w:rPr>
+                <w:sz w:val="14"/>
+              </w:rPr>
+              <w:t>2027-11-04</w:t>
+            </w:r>
+          </w:p>
+        </w:tc>
+        <w:tc>
+          <w:tcPr>
+            <w:tcW w:type="dxa" w:w="1077"/>
+          </w:tcPr>
+          <w:p>
+            <w:pPr>
+              <w:spacing w:after="0"/>
+            </w:pPr>
+            <w:r>
+              <w:rPr>
+                <w:sz w:val="14"/>
+              </w:rPr>
+              <w:t>2027-11-29</w:t>
+            </w:r>
+          </w:p>
+        </w:tc>
+        <w:tc>
+          <w:tcPr>
+            <w:tcW w:type="dxa" w:w="1304"/>
+          </w:tcPr>
+          <w:p>
+            <w:pPr>
+              <w:spacing w:after="0"/>
+            </w:pPr>
+            <w:r>
+              <w:rPr>
+                <w:sz w:val="14"/>
+              </w:rPr>
+              <w:t>CWP-08-ME-01</w:t>
             </w:r>
           </w:p>
         </w:tc>
@@ -45364,7 +46324,7 @@
       <w:rPr>
         <w:sz w:val="14"/>
       </w:rPr>
-      <w:t>engine procedures v1.5.0 | data 3e6364188c510fbc | generated 2026-09-29 - generated from the project database; do not edit</w:t>
+      <w:t>engine procedures v1.5.0 | data 9d7e9332a96bd10a | generated 2026-09-29 - generated from the project database; do not edit</w:t>
     </w:r>
   </w:p>
 </w:ftr>
